--- a/wordcloud.docx
+++ b/wordcloud.docx
@@ -112,7 +112,29 @@
           <w:szCs w:val="22"/>
           <w:shd w:val="clear" w:color="auto" w:fill="FFFFFF"/>
         </w:rPr>
-        <w:t>We present our determination of the nuclear supermassive black hole (SMBH) mass function for spiral galaxies in the Local Universe, established from a volume-limited sample consisting of a statistically complete collection of the brightest spiral galaxies in the Southern Hemisphere. Our SMBH mass function agrees well at the high-mass end with previous values given in the literature. At the low-mass end, inconsistencies exist in previous works that still need to be resolved, but our work is more in line with expectations based on modeling of SMBH evolution. This low-mass end of the spectrum is critical to our understanding of the mass function and evolution of SMBHs since the epoch of maximum quasar activity. A luminosity distance </w:t>
+        <w:t xml:space="preserve">We present our determination of the nuclear supermassive black hole (SMBH) mass function for spiral galaxies in the Local Universe, established from a volume-limited sample consisting of a statistically complete collection of the brightest spiral galaxies in the Southern Hemisphere. Our SMBH mass function agrees well at the high-mass end with previous values given in the literature. At the low-mass end, inconsistencies exist in previous works that still need to be resolved, but our work is more in line with expectations based on </w:t>
+      </w:r>
+      <w:proofErr w:type="spellStart"/>
+      <w:r>
+        <w:rPr>
+          <w:rFonts w:ascii="Lucida Grande" w:eastAsia="Times New Roman" w:hAnsi="Lucida Grande" w:cs="Lucida Grande"/>
+          <w:color w:val="000000"/>
+          <w:sz w:val="22"/>
+          <w:szCs w:val="22"/>
+          <w:shd w:val="clear" w:color="auto" w:fill="FFFFFF"/>
+        </w:rPr>
+        <w:t>modeling</w:t>
+      </w:r>
+      <w:proofErr w:type="spellEnd"/>
+      <w:r>
+        <w:rPr>
+          <w:rFonts w:ascii="Lucida Grande" w:eastAsia="Times New Roman" w:hAnsi="Lucida Grande" w:cs="Lucida Grande"/>
+          <w:color w:val="000000"/>
+          <w:sz w:val="22"/>
+          <w:szCs w:val="22"/>
+          <w:shd w:val="clear" w:color="auto" w:fill="FFFFFF"/>
+        </w:rPr>
+        <w:t xml:space="preserve"> of SMBH evolution. This low-mass end of the spectrum is critical to our understanding of the mass function and evolution of SMBHs since the epoch of maximum quasar activity. A luminosity distance </w:t>
       </w:r>
       <w:r>
         <w:rPr>
@@ -134,6 +156,7 @@
         </w:rPr>
         <w:t> 25.4 </w:t>
       </w:r>
+      <w:proofErr w:type="spellStart"/>
       <w:r>
         <w:rPr>
           <w:rFonts w:ascii="STIXGeneral-Italic" w:eastAsia="Times New Roman" w:hAnsi="STIXGeneral-Italic" w:cs="Lucida Grande"/>
@@ -144,6 +167,7 @@
         </w:rPr>
         <w:t>Mpc</w:t>
       </w:r>
+      <w:proofErr w:type="spellEnd"/>
       <w:r>
         <w:rPr>
           <w:rFonts w:ascii="Lucida Grande" w:eastAsia="Times New Roman" w:hAnsi="Lucida Grande" w:cs="Lucida Grande"/>
@@ -224,6 +248,7 @@
         </w:rPr>
         <w:t> </w:t>
       </w:r>
+      <w:proofErr w:type="spellStart"/>
       <w:r>
         <w:rPr>
           <w:rFonts w:ascii="STIXGeneral-Italic" w:eastAsia="Times New Roman" w:hAnsi="STIXGeneral-Italic" w:cs="Lucida Grande"/>
@@ -234,6 +259,7 @@
         </w:rPr>
         <w:t>Myr</w:t>
       </w:r>
+      <w:proofErr w:type="spellEnd"/>
       <w:r>
         <w:rPr>
           <w:rFonts w:ascii="Lucida Grande" w:eastAsia="Times New Roman" w:hAnsi="Lucida Grande" w:cs="Lucida Grande"/>
@@ -681,7 +707,29 @@
           <w:szCs w:val="27"/>
           <w:shd w:val="clear" w:color="auto" w:fill="FFFFFF"/>
         </w:rPr>
-        <w:t>We investigate the use of spiral arm pitch angles as a probe of disk galaxy mass profiles. We confirm our previous result that spiral arm pitch angles (P) are well correlated with the rate of shear (S) in disk galaxy rotation curves. We use this correlation to argue that imaging data alone can provide a powerful probe of galactic mass distributions out to large look-back times. We then use a sample of 13 galaxies, with Spitzer 3.6 μm imaging data and observed Hα rotation curves, to demonstrate how an inferred shear rate coupled with a bulge-disk decomposition model and a Tully-Fisher-derived velocity normalization can be used to place constraints on a galaxy's baryon fraction and dark matter halo profile. Finally, we show that there appears to be a trend (albeit a weak correlation) between spiral arm pitch angle and halo concentration. We discuss implications for the suggested link between supermassive black hole (SMBH) mass and dark halo concentration, using pitch angle as a proxy for SMBH mass.</w:t>
+        <w:t xml:space="preserve">We investigate the use of spiral arm pitch angles as a probe of disk galaxy mass profiles. We confirm our previous result that spiral arm pitch angles (P) are well correlated with the rate of shear (S) in disk galaxy rotation curves. We use this correlation to argue that imaging data alone can provide a powerful probe of galactic mass distributions out to large look-back times. We then use a sample of 13 galaxies, with Spitzer 3.6 </w:t>
+      </w:r>
+      <w:proofErr w:type="spellStart"/>
+      <w:r>
+        <w:rPr>
+          <w:rFonts w:ascii="-webkit-standard" w:eastAsia="Times New Roman" w:hAnsi="-webkit-standard" w:cs="Times New Roman"/>
+          <w:color w:val="000000"/>
+          <w:sz w:val="27"/>
+          <w:szCs w:val="27"/>
+          <w:shd w:val="clear" w:color="auto" w:fill="FFFFFF"/>
+        </w:rPr>
+        <w:t>μm</w:t>
+      </w:r>
+      <w:proofErr w:type="spellEnd"/>
+      <w:r>
+        <w:rPr>
+          <w:rFonts w:ascii="-webkit-standard" w:eastAsia="Times New Roman" w:hAnsi="-webkit-standard" w:cs="Times New Roman"/>
+          <w:color w:val="000000"/>
+          <w:sz w:val="27"/>
+          <w:szCs w:val="27"/>
+          <w:shd w:val="clear" w:color="auto" w:fill="FFFFFF"/>
+        </w:rPr>
+        <w:t xml:space="preserve"> imaging data and observed Hα rotation curves, to demonstrate how an inferred shear rate coupled with a bulge-disk decomposition model and a Tully-Fisher-derived velocity normalization can be used to place constraints on a galaxy's baryon fraction and dark matter halo profile. Finally, we show that there appears to be a trend (albeit a weak correlation) between spiral arm pitch angle and halo concentration. We discuss implications for the suggested link between supermassive black hole (SMBH) mass and dark halo concentration, using pitch angle as a proxy for SMBH mass.</w:t>
       </w:r>
     </w:p>
     <w:p/>
@@ -717,7 +765,29 @@
           <w:szCs w:val="27"/>
           <w:shd w:val="clear" w:color="auto" w:fill="FFFFFF"/>
         </w:rPr>
-        <w:t xml:space="preserve">The density-wave theory of galactic spiral-arm structure makes a striking prediction that the pitch angle of spiral arms should vary with the wavelength of the galaxy’s image. The reason is that stars are born in the density wave but move out of it as they age. They move ahead of the density wave inside the co-rotation radius, and fall behind outside of it, resulting in a tighter pitch angle at wavelengths that image stars (optical and near-infrared) than those that are associated with star formation (far-infrared and ultraviolet). In this study we combined large sample size with wide range of wavelengths, from the ultraviolet to the infrared to investigate this issue. For each galaxy we used an optical wavelength image (B-band: 445 nm) and images from the Spitzer Space Telescope at two infrared wavelengths (infrared: 3.6 and 8.0 μm) and </w:t>
+        <w:t xml:space="preserve">The density-wave theory of galactic spiral-arm structure makes a striking prediction that the pitch angle of spiral arms should vary with the wavelength of the galaxy’s image. The reason is that stars are born in the density wave but move out of it as they age. They move ahead of the density wave inside the co-rotation radius, and fall behind outside of it, resulting in a tighter pitch angle at wavelengths that image stars (optical and near-infrared) than those that are associated with star formation (far-infrared and ultraviolet). In this study we combined large sample size with wide range of wavelengths, from the ultraviolet to the infrared to investigate this issue. For each galaxy we used an optical wavelength image (B-band: 445 nm) and images from the Spitzer Space Telescope at two infrared wavelengths (infrared: 3.6 and 8.0 </w:t>
+      </w:r>
+      <w:proofErr w:type="spellStart"/>
+      <w:r>
+        <w:rPr>
+          <w:rFonts w:ascii="-webkit-standard" w:eastAsia="Times New Roman" w:hAnsi="-webkit-standard" w:cs="Times New Roman"/>
+          <w:color w:val="000000"/>
+          <w:sz w:val="27"/>
+          <w:szCs w:val="27"/>
+          <w:shd w:val="clear" w:color="auto" w:fill="FFFFFF"/>
+        </w:rPr>
+        <w:t>μm</w:t>
+      </w:r>
+      <w:proofErr w:type="spellEnd"/>
+      <w:r>
+        <w:rPr>
+          <w:rFonts w:ascii="-webkit-standard" w:eastAsia="Times New Roman" w:hAnsi="-webkit-standard" w:cs="Times New Roman"/>
+          <w:color w:val="000000"/>
+          <w:sz w:val="27"/>
+          <w:szCs w:val="27"/>
+          <w:shd w:val="clear" w:color="auto" w:fill="FFFFFF"/>
+        </w:rPr>
+        <w:t xml:space="preserve">) and </w:t>
       </w:r>
       <w:r>
         <w:rPr>
@@ -728,7 +798,95 @@
           <w:shd w:val="clear" w:color="auto" w:fill="FFFFFF"/>
         </w:rPr>
         <w:lastRenderedPageBreak/>
-        <w:t>we measured the pitch angle with the 2DFFT and Spirality codes. We find that the B-band and 3.6 μm images have smaller pitch angles than the infrared 8.0 μm image in all cases, in agreement with the prediction of density-wave theory. We also used images in the ultraviolet from Galaxy Evolution Explorer, whose pitch angles agreed with the measurements made at 8 μm.</w:t>
+        <w:t xml:space="preserve">we measured the pitch angle with the 2DFFT and </w:t>
+      </w:r>
+      <w:proofErr w:type="spellStart"/>
+      <w:r>
+        <w:rPr>
+          <w:rFonts w:ascii="-webkit-standard" w:eastAsia="Times New Roman" w:hAnsi="-webkit-standard" w:cs="Times New Roman"/>
+          <w:color w:val="000000"/>
+          <w:sz w:val="27"/>
+          <w:szCs w:val="27"/>
+          <w:shd w:val="clear" w:color="auto" w:fill="FFFFFF"/>
+        </w:rPr>
+        <w:t>Spirality</w:t>
+      </w:r>
+      <w:proofErr w:type="spellEnd"/>
+      <w:r>
+        <w:rPr>
+          <w:rFonts w:ascii="-webkit-standard" w:eastAsia="Times New Roman" w:hAnsi="-webkit-standard" w:cs="Times New Roman"/>
+          <w:color w:val="000000"/>
+          <w:sz w:val="27"/>
+          <w:szCs w:val="27"/>
+          <w:shd w:val="clear" w:color="auto" w:fill="FFFFFF"/>
+        </w:rPr>
+        <w:t xml:space="preserve"> codes. We find that the B-band and 3.6 </w:t>
+      </w:r>
+      <w:proofErr w:type="spellStart"/>
+      <w:r>
+        <w:rPr>
+          <w:rFonts w:ascii="-webkit-standard" w:eastAsia="Times New Roman" w:hAnsi="-webkit-standard" w:cs="Times New Roman"/>
+          <w:color w:val="000000"/>
+          <w:sz w:val="27"/>
+          <w:szCs w:val="27"/>
+          <w:shd w:val="clear" w:color="auto" w:fill="FFFFFF"/>
+        </w:rPr>
+        <w:t>μm</w:t>
+      </w:r>
+      <w:proofErr w:type="spellEnd"/>
+      <w:r>
+        <w:rPr>
+          <w:rFonts w:ascii="-webkit-standard" w:eastAsia="Times New Roman" w:hAnsi="-webkit-standard" w:cs="Times New Roman"/>
+          <w:color w:val="000000"/>
+          <w:sz w:val="27"/>
+          <w:szCs w:val="27"/>
+          <w:shd w:val="clear" w:color="auto" w:fill="FFFFFF"/>
+        </w:rPr>
+        <w:t xml:space="preserve"> images have smaller pitch angles than the infrared 8.0 </w:t>
+      </w:r>
+      <w:proofErr w:type="spellStart"/>
+      <w:r>
+        <w:rPr>
+          <w:rFonts w:ascii="-webkit-standard" w:eastAsia="Times New Roman" w:hAnsi="-webkit-standard" w:cs="Times New Roman"/>
+          <w:color w:val="000000"/>
+          <w:sz w:val="27"/>
+          <w:szCs w:val="27"/>
+          <w:shd w:val="clear" w:color="auto" w:fill="FFFFFF"/>
+        </w:rPr>
+        <w:t>μm</w:t>
+      </w:r>
+      <w:proofErr w:type="spellEnd"/>
+      <w:r>
+        <w:rPr>
+          <w:rFonts w:ascii="-webkit-standard" w:eastAsia="Times New Roman" w:hAnsi="-webkit-standard" w:cs="Times New Roman"/>
+          <w:color w:val="000000"/>
+          <w:sz w:val="27"/>
+          <w:szCs w:val="27"/>
+          <w:shd w:val="clear" w:color="auto" w:fill="FFFFFF"/>
+        </w:rPr>
+        <w:t xml:space="preserve"> image in all cases, in agreement with the prediction of density-wave theory. We also used images in the ultraviolet from Galaxy Evolution Explorer, whose pitch angles agreed with the measurements made at 8 </w:t>
+      </w:r>
+      <w:proofErr w:type="spellStart"/>
+      <w:r>
+        <w:rPr>
+          <w:rFonts w:ascii="-webkit-standard" w:eastAsia="Times New Roman" w:hAnsi="-webkit-standard" w:cs="Times New Roman"/>
+          <w:color w:val="000000"/>
+          <w:sz w:val="27"/>
+          <w:szCs w:val="27"/>
+          <w:shd w:val="clear" w:color="auto" w:fill="FFFFFF"/>
+        </w:rPr>
+        <w:t>μm</w:t>
+      </w:r>
+      <w:proofErr w:type="spellEnd"/>
+      <w:r>
+        <w:rPr>
+          <w:rFonts w:ascii="-webkit-standard" w:eastAsia="Times New Roman" w:hAnsi="-webkit-standard" w:cs="Times New Roman"/>
+          <w:color w:val="000000"/>
+          <w:sz w:val="27"/>
+          <w:szCs w:val="27"/>
+          <w:shd w:val="clear" w:color="auto" w:fill="FFFFFF"/>
+        </w:rPr>
+        <w:t>.</w:t>
       </w:r>
     </w:p>
     <w:p/>
@@ -765,7 +923,29 @@
           <w:szCs w:val="27"/>
           <w:shd w:val="clear" w:color="auto" w:fill="FFFFFF"/>
         </w:rPr>
-        <w:t>= 25.4 Mpc, and a limiting absolute B-band magnitude, {{M</w:t>
+        <w:t xml:space="preserve">= 25.4 </w:t>
+      </w:r>
+      <w:proofErr w:type="spellStart"/>
+      <w:r>
+        <w:rPr>
+          <w:rFonts w:ascii="-webkit-standard" w:eastAsia="Times New Roman" w:hAnsi="-webkit-standard" w:cs="Times New Roman"/>
+          <w:color w:val="000000"/>
+          <w:sz w:val="27"/>
+          <w:szCs w:val="27"/>
+          <w:shd w:val="clear" w:color="auto" w:fill="FFFFFF"/>
+        </w:rPr>
+        <w:t>Mpc</w:t>
+      </w:r>
+      <w:proofErr w:type="spellEnd"/>
+      <w:r>
+        <w:rPr>
+          <w:rFonts w:ascii="-webkit-standard" w:eastAsia="Times New Roman" w:hAnsi="-webkit-standard" w:cs="Times New Roman"/>
+          <w:color w:val="000000"/>
+          <w:sz w:val="27"/>
+          <w:szCs w:val="27"/>
+          <w:shd w:val="clear" w:color="auto" w:fill="FFFFFF"/>
+        </w:rPr>
+        <w:t>, and a limiting absolute B-band magnitude, {{M</w:t>
       </w:r>
       <w:proofErr w:type="gramStart"/>
       <w:r>
@@ -796,7 +976,95 @@
           <w:szCs w:val="27"/>
           <w:shd w:val="clear" w:color="auto" w:fill="FFFFFF"/>
         </w:rPr>
-        <w:t>=-19.12. These limits define a sample of 140 spiral, 30 elliptical (E), and 38 lenticular (S0) galaxies. We established the Sérsic index distribution for early-type (E/S0) galaxies in our sample. Davis et al. established the pitch angle distribution for their sample, which is identical to our late-type (spiral) galaxy sample. We then used the pitch angle and the Sérsic index distributions in order to estimate the SMBH mass function for our volume-limited sample. The observational simplicity of our approach relies on the empirical relation between the mass of the central SMBH and the Sérsic index for an early-type galaxy or the logarithmic spiral-arm pitch angle for a spiral galaxy. Our SMBH mass function agrees well at the high-mass end with previous values in the literature. At the low-mass end, although inconsistencies exist in previous works that still need to be resolved, our work is more in line with expectations based on modeling of black hole evolution.</w:t>
+        <w:t xml:space="preserve">=-19.12. These limits define a sample of 140 spiral, 30 elliptical (E), and 38 lenticular (S0) galaxies. We established the </w:t>
+      </w:r>
+      <w:proofErr w:type="spellStart"/>
+      <w:r>
+        <w:rPr>
+          <w:rFonts w:ascii="-webkit-standard" w:eastAsia="Times New Roman" w:hAnsi="-webkit-standard" w:cs="Times New Roman"/>
+          <w:color w:val="000000"/>
+          <w:sz w:val="27"/>
+          <w:szCs w:val="27"/>
+          <w:shd w:val="clear" w:color="auto" w:fill="FFFFFF"/>
+        </w:rPr>
+        <w:t>Sérsic</w:t>
+      </w:r>
+      <w:proofErr w:type="spellEnd"/>
+      <w:r>
+        <w:rPr>
+          <w:rFonts w:ascii="-webkit-standard" w:eastAsia="Times New Roman" w:hAnsi="-webkit-standard" w:cs="Times New Roman"/>
+          <w:color w:val="000000"/>
+          <w:sz w:val="27"/>
+          <w:szCs w:val="27"/>
+          <w:shd w:val="clear" w:color="auto" w:fill="FFFFFF"/>
+        </w:rPr>
+        <w:t xml:space="preserve"> index distribution for early-type (E/S0) galaxies in our sample. Davis et al. established the pitch angle distribution for their sample, which is identical to our late-type (spiral) galaxy sample. We then used the pitch angle and the </w:t>
+      </w:r>
+      <w:proofErr w:type="spellStart"/>
+      <w:r>
+        <w:rPr>
+          <w:rFonts w:ascii="-webkit-standard" w:eastAsia="Times New Roman" w:hAnsi="-webkit-standard" w:cs="Times New Roman"/>
+          <w:color w:val="000000"/>
+          <w:sz w:val="27"/>
+          <w:szCs w:val="27"/>
+          <w:shd w:val="clear" w:color="auto" w:fill="FFFFFF"/>
+        </w:rPr>
+        <w:t>Sérsic</w:t>
+      </w:r>
+      <w:proofErr w:type="spellEnd"/>
+      <w:r>
+        <w:rPr>
+          <w:rFonts w:ascii="-webkit-standard" w:eastAsia="Times New Roman" w:hAnsi="-webkit-standard" w:cs="Times New Roman"/>
+          <w:color w:val="000000"/>
+          <w:sz w:val="27"/>
+          <w:szCs w:val="27"/>
+          <w:shd w:val="clear" w:color="auto" w:fill="FFFFFF"/>
+        </w:rPr>
+        <w:t xml:space="preserve"> index distributions in order to estimate the SMBH mass function for our volume-limited sample. The observational simplicity of our approach relies on the empirical relation between the mass of the central SMBH and the </w:t>
+      </w:r>
+      <w:proofErr w:type="spellStart"/>
+      <w:r>
+        <w:rPr>
+          <w:rFonts w:ascii="-webkit-standard" w:eastAsia="Times New Roman" w:hAnsi="-webkit-standard" w:cs="Times New Roman"/>
+          <w:color w:val="000000"/>
+          <w:sz w:val="27"/>
+          <w:szCs w:val="27"/>
+          <w:shd w:val="clear" w:color="auto" w:fill="FFFFFF"/>
+        </w:rPr>
+        <w:t>Sérsic</w:t>
+      </w:r>
+      <w:proofErr w:type="spellEnd"/>
+      <w:r>
+        <w:rPr>
+          <w:rFonts w:ascii="-webkit-standard" w:eastAsia="Times New Roman" w:hAnsi="-webkit-standard" w:cs="Times New Roman"/>
+          <w:color w:val="000000"/>
+          <w:sz w:val="27"/>
+          <w:szCs w:val="27"/>
+          <w:shd w:val="clear" w:color="auto" w:fill="FFFFFF"/>
+        </w:rPr>
+        <w:t xml:space="preserve"> index for an early-type galaxy or the logarithmic spiral-arm pitch angle for a spiral galaxy. Our SMBH mass function agrees well at the high-mass end with previous values in the literature. At the low-mass end, although inconsistencies exist in previous works that still need to be resolved, our work is more in line with expectations based on </w:t>
+      </w:r>
+      <w:proofErr w:type="spellStart"/>
+      <w:r>
+        <w:rPr>
+          <w:rFonts w:ascii="-webkit-standard" w:eastAsia="Times New Roman" w:hAnsi="-webkit-standard" w:cs="Times New Roman"/>
+          <w:color w:val="000000"/>
+          <w:sz w:val="27"/>
+          <w:szCs w:val="27"/>
+          <w:shd w:val="clear" w:color="auto" w:fill="FFFFFF"/>
+        </w:rPr>
+        <w:t>modeling</w:t>
+      </w:r>
+      <w:proofErr w:type="spellEnd"/>
+      <w:r>
+        <w:rPr>
+          <w:rFonts w:ascii="-webkit-standard" w:eastAsia="Times New Roman" w:hAnsi="-webkit-standard" w:cs="Times New Roman"/>
+          <w:color w:val="000000"/>
+          <w:sz w:val="27"/>
+          <w:szCs w:val="27"/>
+          <w:shd w:val="clear" w:color="auto" w:fill="FFFFFF"/>
+        </w:rPr>
+        <w:t xml:space="preserve"> of black hole evolution.</w:t>
       </w:r>
     </w:p>
     <w:p/>
@@ -892,6 +1160,7 @@
         </w:rPr>
         <w:t>-</w:t>
       </w:r>
+      <w:proofErr w:type="spellStart"/>
       <w:proofErr w:type="gramStart"/>
       <w:r>
         <w:rPr>
@@ -912,6 +1181,7 @@
         </w:rPr>
         <w:t>sph</w:t>
       </w:r>
+      <w:proofErr w:type="spellEnd"/>
       <w:r>
         <w:rPr>
           <w:rFonts w:ascii="-webkit-standard" w:eastAsia="Times New Roman" w:hAnsi="-webkit-standard" w:cs="Times New Roman"/>
@@ -922,6 +1192,7 @@
         </w:rPr>
         <w:t>(</w:t>
       </w:r>
+      <w:proofErr w:type="spellStart"/>
       <w:proofErr w:type="gramEnd"/>
       <w:r>
         <w:rPr>
@@ -942,15 +1213,38 @@
         </w:rPr>
         <w:t>sph</w:t>
       </w:r>
-      <w:r>
-        <w:rPr>
-          <w:rFonts w:ascii="-webkit-standard" w:eastAsia="Times New Roman" w:hAnsi="-webkit-standard" w:cs="Times New Roman"/>
-          <w:color w:val="000000"/>
-          <w:sz w:val="27"/>
-          <w:szCs w:val="27"/>
-          <w:shd w:val="clear" w:color="auto" w:fill="FFFFFF"/>
-        </w:rPr>
-        <w:t>: spheroid absolute magnitude at 3.6 μm) scaling relation for spiral galaxies, the M</w:t>
+      <w:proofErr w:type="spellEnd"/>
+      <w:r>
+        <w:rPr>
+          <w:rFonts w:ascii="-webkit-standard" w:eastAsia="Times New Roman" w:hAnsi="-webkit-standard" w:cs="Times New Roman"/>
+          <w:color w:val="000000"/>
+          <w:sz w:val="27"/>
+          <w:szCs w:val="27"/>
+          <w:shd w:val="clear" w:color="auto" w:fill="FFFFFF"/>
+        </w:rPr>
+        <w:t xml:space="preserve">: spheroid absolute magnitude at 3.6 </w:t>
+      </w:r>
+      <w:proofErr w:type="spellStart"/>
+      <w:r>
+        <w:rPr>
+          <w:rFonts w:ascii="-webkit-standard" w:eastAsia="Times New Roman" w:hAnsi="-webkit-standard" w:cs="Times New Roman"/>
+          <w:color w:val="000000"/>
+          <w:sz w:val="27"/>
+          <w:szCs w:val="27"/>
+          <w:shd w:val="clear" w:color="auto" w:fill="FFFFFF"/>
+        </w:rPr>
+        <w:t>μm</w:t>
+      </w:r>
+      <w:proofErr w:type="spellEnd"/>
+      <w:r>
+        <w:rPr>
+          <w:rFonts w:ascii="-webkit-standard" w:eastAsia="Times New Roman" w:hAnsi="-webkit-standard" w:cs="Times New Roman"/>
+          <w:color w:val="000000"/>
+          <w:sz w:val="27"/>
+          <w:szCs w:val="27"/>
+          <w:shd w:val="clear" w:color="auto" w:fill="FFFFFF"/>
+        </w:rPr>
+        <w:t>) scaling relation for spiral galaxies, the M</w:t>
       </w:r>
       <w:r>
         <w:rPr>
@@ -969,7 +1263,18 @@
           <w:szCs w:val="27"/>
           <w:shd w:val="clear" w:color="auto" w:fill="FFFFFF"/>
         </w:rPr>
-        <w:t>-n</w:t>
+        <w:t>-</w:t>
+      </w:r>
+      <w:proofErr w:type="spellStart"/>
+      <w:r>
+        <w:rPr>
+          <w:rFonts w:ascii="-webkit-standard" w:eastAsia="Times New Roman" w:hAnsi="-webkit-standard" w:cs="Times New Roman"/>
+          <w:color w:val="000000"/>
+          <w:sz w:val="27"/>
+          <w:szCs w:val="27"/>
+          <w:shd w:val="clear" w:color="auto" w:fill="FFFFFF"/>
+        </w:rPr>
+        <w:t>n</w:t>
       </w:r>
       <w:r>
         <w:rPr>
@@ -980,15 +1285,27 @@
         </w:rPr>
         <w:t>sph</w:t>
       </w:r>
-      <w:r>
-        <w:rPr>
-          <w:rFonts w:ascii="-webkit-standard" w:eastAsia="Times New Roman" w:hAnsi="-webkit-standard" w:cs="Times New Roman"/>
-          <w:color w:val="000000"/>
-          <w:sz w:val="27"/>
-          <w:szCs w:val="27"/>
-          <w:shd w:val="clear" w:color="auto" w:fill="FFFFFF"/>
-        </w:rPr>
-        <w:t> (n</w:t>
+      <w:proofErr w:type="spellEnd"/>
+      <w:r>
+        <w:rPr>
+          <w:rFonts w:ascii="-webkit-standard" w:eastAsia="Times New Roman" w:hAnsi="-webkit-standard" w:cs="Times New Roman"/>
+          <w:color w:val="000000"/>
+          <w:sz w:val="27"/>
+          <w:szCs w:val="27"/>
+          <w:shd w:val="clear" w:color="auto" w:fill="FFFFFF"/>
+        </w:rPr>
+        <w:t> (</w:t>
+      </w:r>
+      <w:proofErr w:type="spellStart"/>
+      <w:r>
+        <w:rPr>
+          <w:rFonts w:ascii="-webkit-standard" w:eastAsia="Times New Roman" w:hAnsi="-webkit-standard" w:cs="Times New Roman"/>
+          <w:color w:val="000000"/>
+          <w:sz w:val="27"/>
+          <w:szCs w:val="27"/>
+          <w:shd w:val="clear" w:color="auto" w:fill="FFFFFF"/>
+        </w:rPr>
+        <w:t>n</w:t>
       </w:r>
       <w:r>
         <w:rPr>
@@ -999,15 +1316,38 @@
         </w:rPr>
         <w:t>sph</w:t>
       </w:r>
-      <w:r>
-        <w:rPr>
-          <w:rFonts w:ascii="-webkit-standard" w:eastAsia="Times New Roman" w:hAnsi="-webkit-standard" w:cs="Times New Roman"/>
-          <w:color w:val="000000"/>
-          <w:sz w:val="27"/>
-          <w:szCs w:val="27"/>
-          <w:shd w:val="clear" w:color="auto" w:fill="FFFFFF"/>
-        </w:rPr>
-        <w:t>: major axis Sérsic index of the spheroid component) relation, the M</w:t>
+      <w:proofErr w:type="spellEnd"/>
+      <w:r>
+        <w:rPr>
+          <w:rFonts w:ascii="-webkit-standard" w:eastAsia="Times New Roman" w:hAnsi="-webkit-standard" w:cs="Times New Roman"/>
+          <w:color w:val="000000"/>
+          <w:sz w:val="27"/>
+          <w:szCs w:val="27"/>
+          <w:shd w:val="clear" w:color="auto" w:fill="FFFFFF"/>
+        </w:rPr>
+        <w:t xml:space="preserve">: major axis </w:t>
+      </w:r>
+      <w:proofErr w:type="spellStart"/>
+      <w:r>
+        <w:rPr>
+          <w:rFonts w:ascii="-webkit-standard" w:eastAsia="Times New Roman" w:hAnsi="-webkit-standard" w:cs="Times New Roman"/>
+          <w:color w:val="000000"/>
+          <w:sz w:val="27"/>
+          <w:szCs w:val="27"/>
+          <w:shd w:val="clear" w:color="auto" w:fill="FFFFFF"/>
+        </w:rPr>
+        <w:t>Sérsic</w:t>
+      </w:r>
+      <w:proofErr w:type="spellEnd"/>
+      <w:r>
+        <w:rPr>
+          <w:rFonts w:ascii="-webkit-standard" w:eastAsia="Times New Roman" w:hAnsi="-webkit-standard" w:cs="Times New Roman"/>
+          <w:color w:val="000000"/>
+          <w:sz w:val="27"/>
+          <w:szCs w:val="27"/>
+          <w:shd w:val="clear" w:color="auto" w:fill="FFFFFF"/>
+        </w:rPr>
+        <w:t xml:space="preserve"> index of the spheroid component) relation, the M</w:t>
       </w:r>
       <w:r>
         <w:rPr>
@@ -1132,7 +1472,29 @@
           <w:szCs w:val="27"/>
           <w:shd w:val="clear" w:color="auto" w:fill="FFFFFF"/>
         </w:rPr>
-        <w:t>Conclusions: We find that our latest, state-of-the-art techniques for bulge magnitude &amp; Sérsic index computations and the most recent updates of the M</w:t>
+        <w:t xml:space="preserve">Conclusions: We find that our latest, state-of-the-art techniques for bulge magnitude &amp; </w:t>
+      </w:r>
+      <w:proofErr w:type="spellStart"/>
+      <w:r>
+        <w:rPr>
+          <w:rFonts w:ascii="-webkit-standard" w:eastAsia="Times New Roman" w:hAnsi="-webkit-standard" w:cs="Times New Roman"/>
+          <w:color w:val="000000"/>
+          <w:sz w:val="27"/>
+          <w:szCs w:val="27"/>
+          <w:shd w:val="clear" w:color="auto" w:fill="FFFFFF"/>
+        </w:rPr>
+        <w:t>Sérsic</w:t>
+      </w:r>
+      <w:proofErr w:type="spellEnd"/>
+      <w:r>
+        <w:rPr>
+          <w:rFonts w:ascii="-webkit-standard" w:eastAsia="Times New Roman" w:hAnsi="-webkit-standard" w:cs="Times New Roman"/>
+          <w:color w:val="000000"/>
+          <w:sz w:val="27"/>
+          <w:szCs w:val="27"/>
+          <w:shd w:val="clear" w:color="auto" w:fill="FFFFFF"/>
+        </w:rPr>
+        <w:t xml:space="preserve"> index computations and the most recent updates of the M</w:t>
       </w:r>
       <w:r>
         <w:rPr>
@@ -1151,7 +1513,18 @@
           <w:szCs w:val="27"/>
           <w:shd w:val="clear" w:color="auto" w:fill="FFFFFF"/>
         </w:rPr>
-        <w:t>-L</w:t>
+        <w:t>-</w:t>
+      </w:r>
+      <w:proofErr w:type="spellStart"/>
+      <w:r>
+        <w:rPr>
+          <w:rFonts w:ascii="-webkit-standard" w:eastAsia="Times New Roman" w:hAnsi="-webkit-standard" w:cs="Times New Roman"/>
+          <w:color w:val="000000"/>
+          <w:sz w:val="27"/>
+          <w:szCs w:val="27"/>
+          <w:shd w:val="clear" w:color="auto" w:fill="FFFFFF"/>
+        </w:rPr>
+        <w:t>L</w:t>
       </w:r>
       <w:r>
         <w:rPr>
@@ -1162,6 +1535,7 @@
         </w:rPr>
         <w:t>sph</w:t>
       </w:r>
+      <w:proofErr w:type="spellEnd"/>
       <w:r>
         <w:rPr>
           <w:rFonts w:ascii="-webkit-standard" w:eastAsia="Times New Roman" w:hAnsi="-webkit-standard" w:cs="Times New Roman"/>
@@ -1189,7 +1563,18 @@
           <w:szCs w:val="27"/>
           <w:shd w:val="clear" w:color="auto" w:fill="FFFFFF"/>
         </w:rPr>
-        <w:t>-n</w:t>
+        <w:t>-</w:t>
+      </w:r>
+      <w:proofErr w:type="spellStart"/>
+      <w:r>
+        <w:rPr>
+          <w:rFonts w:ascii="-webkit-standard" w:eastAsia="Times New Roman" w:hAnsi="-webkit-standard" w:cs="Times New Roman"/>
+          <w:color w:val="000000"/>
+          <w:sz w:val="27"/>
+          <w:szCs w:val="27"/>
+          <w:shd w:val="clear" w:color="auto" w:fill="FFFFFF"/>
+        </w:rPr>
+        <w:t>n</w:t>
       </w:r>
       <w:r>
         <w:rPr>
@@ -1200,6 +1585,7 @@
         </w:rPr>
         <w:t>sph</w:t>
       </w:r>
+      <w:proofErr w:type="spellEnd"/>
       <w:r>
         <w:rPr>
           <w:rFonts w:ascii="-webkit-standard" w:eastAsia="Times New Roman" w:hAnsi="-webkit-standard" w:cs="Times New Roman"/>
@@ -1346,7 +1732,29 @@
           <w:szCs w:val="27"/>
           <w:shd w:val="clear" w:color="auto" w:fill="FFFFFF"/>
         </w:rPr>
-        <w:t xml:space="preserve"> square scatter associated with this relation is 0.43 dex in the log M</w:t>
+        <w:t xml:space="preserve"> square scatter associated with this relation is 0.43 </w:t>
+      </w:r>
+      <w:proofErr w:type="spellStart"/>
+      <w:r>
+        <w:rPr>
+          <w:rFonts w:ascii="-webkit-standard" w:eastAsia="Times New Roman" w:hAnsi="-webkit-standard" w:cs="Times New Roman"/>
+          <w:color w:val="000000"/>
+          <w:sz w:val="27"/>
+          <w:szCs w:val="27"/>
+          <w:shd w:val="clear" w:color="auto" w:fill="FFFFFF"/>
+        </w:rPr>
+        <w:t>dex</w:t>
+      </w:r>
+      <w:proofErr w:type="spellEnd"/>
+      <w:r>
+        <w:rPr>
+          <w:rFonts w:ascii="-webkit-standard" w:eastAsia="Times New Roman" w:hAnsi="-webkit-standard" w:cs="Times New Roman"/>
+          <w:color w:val="000000"/>
+          <w:sz w:val="27"/>
+          <w:szCs w:val="27"/>
+          <w:shd w:val="clear" w:color="auto" w:fill="FFFFFF"/>
+        </w:rPr>
+        <w:t xml:space="preserve"> in the log M</w:t>
       </w:r>
       <w:r>
         <w:rPr>
@@ -1365,7 +1773,29 @@
           <w:szCs w:val="27"/>
           <w:shd w:val="clear" w:color="auto" w:fill="FFFFFF"/>
         </w:rPr>
-        <w:t> direction, with an intrinsic scatter of 0.30 ± 0.08 dex. The M</w:t>
+        <w:t xml:space="preserve"> direction, with an intrinsic scatter of 0.30 ± 0.08 </w:t>
+      </w:r>
+      <w:proofErr w:type="spellStart"/>
+      <w:r>
+        <w:rPr>
+          <w:rFonts w:ascii="-webkit-standard" w:eastAsia="Times New Roman" w:hAnsi="-webkit-standard" w:cs="Times New Roman"/>
+          <w:color w:val="000000"/>
+          <w:sz w:val="27"/>
+          <w:szCs w:val="27"/>
+          <w:shd w:val="clear" w:color="auto" w:fill="FFFFFF"/>
+        </w:rPr>
+        <w:t>dex</w:t>
+      </w:r>
+      <w:proofErr w:type="spellEnd"/>
+      <w:r>
+        <w:rPr>
+          <w:rFonts w:ascii="-webkit-standard" w:eastAsia="Times New Roman" w:hAnsi="-webkit-standard" w:cs="Times New Roman"/>
+          <w:color w:val="000000"/>
+          <w:sz w:val="27"/>
+          <w:szCs w:val="27"/>
+          <w:shd w:val="clear" w:color="auto" w:fill="FFFFFF"/>
+        </w:rPr>
+        <w:t>. The M</w:t>
       </w:r>
       <w:r>
         <w:rPr>
@@ -1403,7 +1833,51 @@
           <w:szCs w:val="27"/>
           <w:shd w:val="clear" w:color="auto" w:fill="FFFFFF"/>
         </w:rPr>
-        <w:t>-ϕ relation demands that the SMBH mass must correlate with the galaxy discs in some manner. Moreover, with the majority of our sample (37 of 44) classified in the literature as having a pseudobulge morphology, we additionally reveal that the SMBH mass correlates with the large-scale spiral pattern and thus the discs of galaxies hosting pseudobulges. Furthermore, given that the M</w:t>
+        <w:t xml:space="preserve">-ϕ relation demands that the SMBH mass must correlate with the galaxy discs in some manner. Moreover, with the majority of our sample (37 of 44) classified in the literature as having a </w:t>
+      </w:r>
+      <w:proofErr w:type="spellStart"/>
+      <w:r>
+        <w:rPr>
+          <w:rFonts w:ascii="-webkit-standard" w:eastAsia="Times New Roman" w:hAnsi="-webkit-standard" w:cs="Times New Roman"/>
+          <w:color w:val="000000"/>
+          <w:sz w:val="27"/>
+          <w:szCs w:val="27"/>
+          <w:shd w:val="clear" w:color="auto" w:fill="FFFFFF"/>
+        </w:rPr>
+        <w:t>pseudobulge</w:t>
+      </w:r>
+      <w:proofErr w:type="spellEnd"/>
+      <w:r>
+        <w:rPr>
+          <w:rFonts w:ascii="-webkit-standard" w:eastAsia="Times New Roman" w:hAnsi="-webkit-standard" w:cs="Times New Roman"/>
+          <w:color w:val="000000"/>
+          <w:sz w:val="27"/>
+          <w:szCs w:val="27"/>
+          <w:shd w:val="clear" w:color="auto" w:fill="FFFFFF"/>
+        </w:rPr>
+        <w:t xml:space="preserve"> morphology, we additionally reveal that the SMBH mass correlates with the large-scale spiral pattern and thus the discs of galaxies hosting </w:t>
+      </w:r>
+      <w:proofErr w:type="spellStart"/>
+      <w:r>
+        <w:rPr>
+          <w:rFonts w:ascii="-webkit-standard" w:eastAsia="Times New Roman" w:hAnsi="-webkit-standard" w:cs="Times New Roman"/>
+          <w:color w:val="000000"/>
+          <w:sz w:val="27"/>
+          <w:szCs w:val="27"/>
+          <w:shd w:val="clear" w:color="auto" w:fill="FFFFFF"/>
+        </w:rPr>
+        <w:t>pseudobulges</w:t>
+      </w:r>
+      <w:proofErr w:type="spellEnd"/>
+      <w:r>
+        <w:rPr>
+          <w:rFonts w:ascii="-webkit-standard" w:eastAsia="Times New Roman" w:hAnsi="-webkit-standard" w:cs="Times New Roman"/>
+          <w:color w:val="000000"/>
+          <w:sz w:val="27"/>
+          <w:szCs w:val="27"/>
+          <w:shd w:val="clear" w:color="auto" w:fill="FFFFFF"/>
+        </w:rPr>
+        <w:t>. Furthermore, given that the M</w:t>
       </w:r>
       <w:r>
         <w:rPr>
@@ -1504,9 +1978,1546 @@
         <w:t>). Extrapolating from the current relation, we predict that galaxies with |ϕ| ≥ 26.7° should possess IMBHs.</w:t>
       </w:r>
     </w:p>
+    <w:p/>
     <w:p>
+      <w:pPr>
+        <w:rPr>
+          <w:rFonts w:ascii="Times New Roman" w:eastAsia="Times New Roman" w:hAnsi="Times New Roman" w:cs="Times New Roman"/>
+        </w:rPr>
+      </w:pPr>
+      <w:r>
+        <w:rPr>
+          <w:rFonts w:ascii="Lucida Grande" w:eastAsia="Times New Roman" w:hAnsi="Lucida Grande" w:cs="Lucida Grande"/>
+          <w:color w:val="000000"/>
+          <w:sz w:val="22"/>
+          <w:szCs w:val="22"/>
+          <w:shd w:val="clear" w:color="auto" w:fill="FFFFFF"/>
+        </w:rPr>
+        <w:t>The (black hole mass, </w:t>
+      </w:r>
+      <w:r>
+        <w:rPr>
+          <w:rFonts w:ascii="STIXGeneral-Italic" w:eastAsia="Times New Roman" w:hAnsi="STIXGeneral-Italic" w:cs="Lucida Grande"/>
+          <w:color w:val="000000"/>
+          <w:sz w:val="26"/>
+          <w:szCs w:val="26"/>
+          <w:bdr w:val="none" w:sz="0" w:space="0" w:color="auto" w:frame="1"/>
+        </w:rPr>
+        <w:t>M</w:t>
+      </w:r>
+      <w:r>
+        <w:rPr>
+          <w:rFonts w:ascii="STIXGeneral-Regular" w:eastAsia="Times New Roman" w:hAnsi="STIXGeneral-Regular" w:cs="Lucida Grande"/>
+          <w:color w:val="000000"/>
+          <w:sz w:val="18"/>
+          <w:szCs w:val="18"/>
+          <w:bdr w:val="none" w:sz="0" w:space="0" w:color="auto" w:frame="1"/>
+        </w:rPr>
+        <w:t>BH</w:t>
+      </w:r>
+      <w:r>
+        <w:rPr>
+          <w:rFonts w:ascii="Lucida Grande" w:eastAsia="Times New Roman" w:hAnsi="Lucida Grande" w:cs="Lucida Grande"/>
+          <w:color w:val="000000"/>
+          <w:sz w:val="22"/>
+          <w:szCs w:val="22"/>
+          <w:shd w:val="clear" w:color="auto" w:fill="FFFFFF"/>
+        </w:rPr>
+        <w:t>)</w:t>
+      </w:r>
+      <w:proofErr w:type="gramStart"/>
+      <w:r>
+        <w:rPr>
+          <w:rFonts w:ascii="Lucida Grande" w:eastAsia="Times New Roman" w:hAnsi="Lucida Grande" w:cs="Lucida Grande"/>
+          <w:color w:val="000000"/>
+          <w:sz w:val="22"/>
+          <w:szCs w:val="22"/>
+          <w:shd w:val="clear" w:color="auto" w:fill="FFFFFF"/>
+        </w:rPr>
+        <w:t>-(</w:t>
+      </w:r>
+      <w:proofErr w:type="gramEnd"/>
+      <w:r>
+        <w:rPr>
+          <w:rFonts w:ascii="Lucida Grande" w:eastAsia="Times New Roman" w:hAnsi="Lucida Grande" w:cs="Lucida Grande"/>
+          <w:color w:val="000000"/>
+          <w:sz w:val="22"/>
+          <w:szCs w:val="22"/>
+          <w:shd w:val="clear" w:color="auto" w:fill="FFFFFF"/>
+        </w:rPr>
+        <w:t>bulge stellar mass, </w:t>
+      </w:r>
+      <w:r>
+        <w:rPr>
+          <w:rFonts w:ascii="STIXGeneral-Italic" w:eastAsia="Times New Roman" w:hAnsi="STIXGeneral-Italic" w:cs="Lucida Grande"/>
+          <w:color w:val="000000"/>
+          <w:sz w:val="26"/>
+          <w:szCs w:val="26"/>
+          <w:bdr w:val="none" w:sz="0" w:space="0" w:color="auto" w:frame="1"/>
+        </w:rPr>
+        <w:t>M</w:t>
+      </w:r>
+      <w:r>
+        <w:rPr>
+          <w:rFonts w:ascii="STIXGeneral-Regular" w:eastAsia="Times New Roman" w:hAnsi="STIXGeneral-Regular" w:cs="Lucida Grande"/>
+          <w:color w:val="000000"/>
+          <w:sz w:val="18"/>
+          <w:szCs w:val="18"/>
+          <w:bdr w:val="none" w:sz="0" w:space="0" w:color="auto" w:frame="1"/>
+        </w:rPr>
+        <w:t>∗,</w:t>
+      </w:r>
+      <w:proofErr w:type="spellStart"/>
+      <w:r>
+        <w:rPr>
+          <w:rFonts w:ascii="STIXGeneral-Regular" w:eastAsia="Times New Roman" w:hAnsi="STIXGeneral-Regular" w:cs="Lucida Grande"/>
+          <w:color w:val="000000"/>
+          <w:sz w:val="18"/>
+          <w:szCs w:val="18"/>
+          <w:bdr w:val="none" w:sz="0" w:space="0" w:color="auto" w:frame="1"/>
+        </w:rPr>
+        <w:t>sph</w:t>
+      </w:r>
+      <w:proofErr w:type="spellEnd"/>
+      <w:r>
+        <w:rPr>
+          <w:rFonts w:ascii="Lucida Grande" w:eastAsia="Times New Roman" w:hAnsi="Lucida Grande" w:cs="Lucida Grande"/>
+          <w:color w:val="000000"/>
+          <w:sz w:val="22"/>
+          <w:szCs w:val="22"/>
+          <w:shd w:val="clear" w:color="auto" w:fill="FFFFFF"/>
+        </w:rPr>
+        <w:t xml:space="preserve">) relation is, obviously, derived using two quantities. We </w:t>
+      </w:r>
+      <w:proofErr w:type="spellStart"/>
+      <w:r>
+        <w:rPr>
+          <w:rFonts w:ascii="Lucida Grande" w:eastAsia="Times New Roman" w:hAnsi="Lucida Grande" w:cs="Lucida Grande"/>
+          <w:color w:val="000000"/>
+          <w:sz w:val="22"/>
+          <w:szCs w:val="22"/>
+          <w:shd w:val="clear" w:color="auto" w:fill="FFFFFF"/>
+        </w:rPr>
+        <w:t>endeavor</w:t>
+      </w:r>
+      <w:proofErr w:type="spellEnd"/>
+      <w:r>
+        <w:rPr>
+          <w:rFonts w:ascii="Lucida Grande" w:eastAsia="Times New Roman" w:hAnsi="Lucida Grande" w:cs="Lucida Grande"/>
+          <w:color w:val="000000"/>
+          <w:sz w:val="22"/>
+          <w:szCs w:val="22"/>
+          <w:shd w:val="clear" w:color="auto" w:fill="FFFFFF"/>
+        </w:rPr>
+        <w:t xml:space="preserve"> to provide accurate values for the latter by generating detailed multi-component galaxy decompositions for the current full sample of 43 spiral galaxies having directly measured supermassive black hole masses - 35 of these galaxies have been alleged to contain </w:t>
+      </w:r>
+      <w:proofErr w:type="spellStart"/>
+      <w:r>
+        <w:rPr>
+          <w:rFonts w:ascii="Lucida Grande" w:eastAsia="Times New Roman" w:hAnsi="Lucida Grande" w:cs="Lucida Grande"/>
+          <w:color w:val="000000"/>
+          <w:sz w:val="22"/>
+          <w:szCs w:val="22"/>
+          <w:shd w:val="clear" w:color="auto" w:fill="FFFFFF"/>
+        </w:rPr>
+        <w:t>pseudobulges</w:t>
+      </w:r>
+      <w:proofErr w:type="spellEnd"/>
+      <w:r>
+        <w:rPr>
+          <w:rFonts w:ascii="Lucida Grande" w:eastAsia="Times New Roman" w:hAnsi="Lucida Grande" w:cs="Lucida Grande"/>
+          <w:color w:val="000000"/>
+          <w:sz w:val="22"/>
+          <w:szCs w:val="22"/>
+          <w:shd w:val="clear" w:color="auto" w:fill="FFFFFF"/>
+        </w:rPr>
+        <w:t xml:space="preserve">, and another three appear </w:t>
+      </w:r>
+      <w:proofErr w:type="spellStart"/>
+      <w:r>
+        <w:rPr>
+          <w:rFonts w:ascii="Lucida Grande" w:eastAsia="Times New Roman" w:hAnsi="Lucida Grande" w:cs="Lucida Grande"/>
+          <w:color w:val="000000"/>
+          <w:sz w:val="22"/>
+          <w:szCs w:val="22"/>
+          <w:shd w:val="clear" w:color="auto" w:fill="FFFFFF"/>
+        </w:rPr>
+        <w:t>bulgeless</w:t>
+      </w:r>
+      <w:proofErr w:type="spellEnd"/>
+      <w:r>
+        <w:rPr>
+          <w:rFonts w:ascii="Lucida Grande" w:eastAsia="Times New Roman" w:hAnsi="Lucida Grande" w:cs="Lucida Grande"/>
+          <w:color w:val="000000"/>
+          <w:sz w:val="22"/>
+          <w:szCs w:val="22"/>
+          <w:shd w:val="clear" w:color="auto" w:fill="FFFFFF"/>
+        </w:rPr>
+        <w:t xml:space="preserve">. This more than doubles the previous sample size of spiral galaxies with a finessed image analysis. We have </w:t>
+      </w:r>
+      <w:proofErr w:type="spellStart"/>
+      <w:r>
+        <w:rPr>
+          <w:rFonts w:ascii="Lucida Grande" w:eastAsia="Times New Roman" w:hAnsi="Lucida Grande" w:cs="Lucida Grande"/>
+          <w:color w:val="000000"/>
+          <w:sz w:val="22"/>
+          <w:szCs w:val="22"/>
+          <w:shd w:val="clear" w:color="auto" w:fill="FFFFFF"/>
+        </w:rPr>
+        <w:t>analyzed</w:t>
+      </w:r>
+      <w:proofErr w:type="spellEnd"/>
+      <w:r>
+        <w:rPr>
+          <w:rFonts w:ascii="Lucida Grande" w:eastAsia="Times New Roman" w:hAnsi="Lucida Grande" w:cs="Lucida Grande"/>
+          <w:color w:val="000000"/>
+          <w:sz w:val="22"/>
+          <w:szCs w:val="22"/>
+          <w:shd w:val="clear" w:color="auto" w:fill="FFFFFF"/>
+        </w:rPr>
+        <w:t xml:space="preserve"> their near-infrared images with meticulous care, accounting for not only the bulge, disk (exponential, truncated, or inclined), and bar, but also for spiral arms and rings, and additional central components (active galactic nuclei, etc.), all of which can bias the bulge parameters if they are not included. A symmetric Bayesian analysis finds </w:t>
+      </w:r>
+      <w:r>
+        <w:rPr>
+          <w:rFonts w:ascii="STIXGeneral-Italic" w:eastAsia="Times New Roman" w:hAnsi="STIXGeneral-Italic" w:cs="Lucida Grande"/>
+          <w:color w:val="000000"/>
+          <w:sz w:val="26"/>
+          <w:szCs w:val="26"/>
+          <w:bdr w:val="none" w:sz="0" w:space="0" w:color="auto" w:frame="1"/>
+        </w:rPr>
+        <w:t>M</w:t>
+      </w:r>
+      <w:r>
+        <w:rPr>
+          <w:rFonts w:ascii="STIXGeneral-Regular" w:eastAsia="Times New Roman" w:hAnsi="STIXGeneral-Regular" w:cs="Lucida Grande"/>
+          <w:color w:val="000000"/>
+          <w:sz w:val="18"/>
+          <w:szCs w:val="18"/>
+          <w:bdr w:val="none" w:sz="0" w:space="0" w:color="auto" w:frame="1"/>
+        </w:rPr>
+        <w:t>BH</w:t>
+      </w:r>
+      <w:r>
+        <w:rPr>
+          <w:rFonts w:ascii="STIXGeneral-Regular" w:eastAsia="Times New Roman" w:hAnsi="STIXGeneral-Regular" w:cs="Lucida Grande"/>
+          <w:color w:val="000000"/>
+          <w:sz w:val="26"/>
+          <w:szCs w:val="26"/>
+          <w:bdr w:val="none" w:sz="0" w:space="0" w:color="auto" w:frame="1"/>
+        </w:rPr>
+        <w:t>∝</w:t>
+      </w:r>
+      <w:r>
+        <w:rPr>
+          <w:rFonts w:ascii="STIXGeneral-Italic" w:eastAsia="Times New Roman" w:hAnsi="STIXGeneral-Italic" w:cs="Lucida Grande"/>
+          <w:color w:val="000000"/>
+          <w:sz w:val="26"/>
+          <w:szCs w:val="26"/>
+          <w:bdr w:val="none" w:sz="0" w:space="0" w:color="auto" w:frame="1"/>
+        </w:rPr>
+        <w:t>M</w:t>
+      </w:r>
+      <w:r>
+        <w:rPr>
+          <w:rFonts w:ascii="STIXGeneral-Regular" w:eastAsia="Times New Roman" w:hAnsi="STIXGeneral-Regular" w:cs="Lucida Grande"/>
+          <w:color w:val="000000"/>
+          <w:sz w:val="18"/>
+          <w:szCs w:val="18"/>
+          <w:bdr w:val="none" w:sz="0" w:space="0" w:color="auto" w:frame="1"/>
+        </w:rPr>
+        <w:t>2.44±0.31∗,sph</w:t>
+      </w:r>
+      <w:r>
+        <w:rPr>
+          <w:rFonts w:ascii="Lucida Grande" w:eastAsia="Times New Roman" w:hAnsi="Lucida Grande" w:cs="Lucida Grande"/>
+          <w:color w:val="000000"/>
+          <w:sz w:val="22"/>
+          <w:szCs w:val="22"/>
+          <w:shd w:val="clear" w:color="auto" w:fill="FFFFFF"/>
+        </w:rPr>
+        <w:t>.</w:t>
+      </w:r>
       <w:bookmarkStart w:id="0" w:name="_GoBack"/>
       <w:bookmarkEnd w:id="0"/>
+      <w:r>
+        <w:rPr>
+          <w:rFonts w:ascii="Lucida Grande" w:eastAsia="Times New Roman" w:hAnsi="Lucida Grande" w:cs="Lucida Grande"/>
+          <w:color w:val="000000"/>
+          <w:sz w:val="22"/>
+          <w:szCs w:val="22"/>
+          <w:shd w:val="clear" w:color="auto" w:fill="FFFFFF"/>
+        </w:rPr>
+        <w:t xml:space="preserve"> This result corroborates previous observational studies, </w:t>
+      </w:r>
+      <w:r>
+        <w:rPr>
+          <w:rFonts w:ascii="Lucida Grande" w:eastAsia="Times New Roman" w:hAnsi="Lucida Grande" w:cs="Lucida Grande"/>
+          <w:color w:val="000000"/>
+          <w:sz w:val="22"/>
+          <w:szCs w:val="22"/>
+          <w:shd w:val="clear" w:color="auto" w:fill="FFFFFF"/>
+        </w:rPr>
+        <w:lastRenderedPageBreak/>
+        <w:t>and simulations, which have reported a near-quadratic slope at the low-mass end of the </w:t>
+      </w:r>
+      <w:r>
+        <w:rPr>
+          <w:rFonts w:ascii="STIXGeneral-Italic" w:eastAsia="Times New Roman" w:hAnsi="STIXGeneral-Italic" w:cs="Lucida Grande"/>
+          <w:color w:val="000000"/>
+          <w:sz w:val="26"/>
+          <w:szCs w:val="26"/>
+          <w:bdr w:val="none" w:sz="0" w:space="0" w:color="auto" w:frame="1"/>
+        </w:rPr>
+        <w:t>M</w:t>
+      </w:r>
+      <w:r>
+        <w:rPr>
+          <w:rFonts w:ascii="STIXGeneral-Regular" w:eastAsia="Times New Roman" w:hAnsi="STIXGeneral-Regular" w:cs="Lucida Grande"/>
+          <w:color w:val="000000"/>
+          <w:sz w:val="18"/>
+          <w:szCs w:val="18"/>
+          <w:bdr w:val="none" w:sz="0" w:space="0" w:color="auto" w:frame="1"/>
+        </w:rPr>
+        <w:t>BH</w:t>
+      </w:r>
+      <w:r>
+        <w:rPr>
+          <w:rFonts w:ascii="Lucida Grande" w:eastAsia="Times New Roman" w:hAnsi="Lucida Grande" w:cs="Lucida Grande"/>
+          <w:color w:val="000000"/>
+          <w:sz w:val="22"/>
+          <w:szCs w:val="22"/>
+          <w:shd w:val="clear" w:color="auto" w:fill="FFFFFF"/>
+        </w:rPr>
+        <w:t>-</w:t>
+      </w:r>
+      <w:r>
+        <w:rPr>
+          <w:rFonts w:ascii="STIXGeneral-Italic" w:eastAsia="Times New Roman" w:hAnsi="STIXGeneral-Italic" w:cs="Lucida Grande"/>
+          <w:color w:val="000000"/>
+          <w:sz w:val="26"/>
+          <w:szCs w:val="26"/>
+          <w:bdr w:val="none" w:sz="0" w:space="0" w:color="auto" w:frame="1"/>
+        </w:rPr>
+        <w:t>M</w:t>
+      </w:r>
+      <w:proofErr w:type="gramStart"/>
+      <w:r>
+        <w:rPr>
+          <w:rFonts w:ascii="STIXGeneral-Regular" w:eastAsia="Times New Roman" w:hAnsi="STIXGeneral-Regular" w:cs="Lucida Grande"/>
+          <w:color w:val="000000"/>
+          <w:sz w:val="18"/>
+          <w:szCs w:val="18"/>
+          <w:bdr w:val="none" w:sz="0" w:space="0" w:color="auto" w:frame="1"/>
+        </w:rPr>
+        <w:t>∗,</w:t>
+      </w:r>
+      <w:proofErr w:type="spellStart"/>
+      <w:r>
+        <w:rPr>
+          <w:rFonts w:ascii="STIXGeneral-Regular" w:eastAsia="Times New Roman" w:hAnsi="STIXGeneral-Regular" w:cs="Lucida Grande"/>
+          <w:color w:val="000000"/>
+          <w:sz w:val="18"/>
+          <w:szCs w:val="18"/>
+          <w:bdr w:val="none" w:sz="0" w:space="0" w:color="auto" w:frame="1"/>
+        </w:rPr>
+        <w:t>sph</w:t>
+      </w:r>
+      <w:proofErr w:type="spellEnd"/>
+      <w:proofErr w:type="gramEnd"/>
+      <w:r>
+        <w:rPr>
+          <w:rFonts w:ascii="Lucida Grande" w:eastAsia="Times New Roman" w:hAnsi="Lucida Grande" w:cs="Lucida Grande"/>
+          <w:color w:val="000000"/>
+          <w:sz w:val="22"/>
+          <w:szCs w:val="22"/>
+          <w:shd w:val="clear" w:color="auto" w:fill="FFFFFF"/>
+        </w:rPr>
+        <w:t> diagram. The non-linear slope additionally rules out the idea that many mergers, coupled with the central limit theorem, independently produced this scaling relation, and it has important implications for the formation pathway of supermassive black holes. Models that have invoked active galactic nuclei feedback to establish a linear </w:t>
+      </w:r>
+      <w:r>
+        <w:rPr>
+          <w:rFonts w:ascii="STIXGeneral-Italic" w:eastAsia="Times New Roman" w:hAnsi="STIXGeneral-Italic" w:cs="Lucida Grande"/>
+          <w:color w:val="000000"/>
+          <w:sz w:val="26"/>
+          <w:szCs w:val="26"/>
+          <w:bdr w:val="none" w:sz="0" w:space="0" w:color="auto" w:frame="1"/>
+        </w:rPr>
+        <w:t>M</w:t>
+      </w:r>
+      <w:r>
+        <w:rPr>
+          <w:rFonts w:ascii="STIXGeneral-Regular" w:eastAsia="Times New Roman" w:hAnsi="STIXGeneral-Regular" w:cs="Lucida Grande"/>
+          <w:color w:val="000000"/>
+          <w:sz w:val="18"/>
+          <w:szCs w:val="18"/>
+          <w:bdr w:val="none" w:sz="0" w:space="0" w:color="auto" w:frame="1"/>
+        </w:rPr>
+        <w:t>BH</w:t>
+      </w:r>
+      <w:r>
+        <w:rPr>
+          <w:rFonts w:ascii="Lucida Grande" w:eastAsia="Times New Roman" w:hAnsi="Lucida Grande" w:cs="Lucida Grande"/>
+          <w:color w:val="000000"/>
+          <w:sz w:val="22"/>
+          <w:szCs w:val="22"/>
+          <w:shd w:val="clear" w:color="auto" w:fill="FFFFFF"/>
+        </w:rPr>
+        <w:t>-</w:t>
+      </w:r>
+      <w:r>
+        <w:rPr>
+          <w:rFonts w:ascii="STIXGeneral-Italic" w:eastAsia="Times New Roman" w:hAnsi="STIXGeneral-Italic" w:cs="Lucida Grande"/>
+          <w:color w:val="000000"/>
+          <w:sz w:val="26"/>
+          <w:szCs w:val="26"/>
+          <w:bdr w:val="none" w:sz="0" w:space="0" w:color="auto" w:frame="1"/>
+        </w:rPr>
+        <w:t>M</w:t>
+      </w:r>
+      <w:proofErr w:type="gramStart"/>
+      <w:r>
+        <w:rPr>
+          <w:rFonts w:ascii="STIXGeneral-Regular" w:eastAsia="Times New Roman" w:hAnsi="STIXGeneral-Regular" w:cs="Lucida Grande"/>
+          <w:color w:val="000000"/>
+          <w:sz w:val="18"/>
+          <w:szCs w:val="18"/>
+          <w:bdr w:val="none" w:sz="0" w:space="0" w:color="auto" w:frame="1"/>
+        </w:rPr>
+        <w:t>∗,</w:t>
+      </w:r>
+      <w:proofErr w:type="spellStart"/>
+      <w:r>
+        <w:rPr>
+          <w:rFonts w:ascii="STIXGeneral-Regular" w:eastAsia="Times New Roman" w:hAnsi="STIXGeneral-Regular" w:cs="Lucida Grande"/>
+          <w:color w:val="000000"/>
+          <w:sz w:val="18"/>
+          <w:szCs w:val="18"/>
+          <w:bdr w:val="none" w:sz="0" w:space="0" w:color="auto" w:frame="1"/>
+        </w:rPr>
+        <w:t>sph</w:t>
+      </w:r>
+      <w:proofErr w:type="spellEnd"/>
+      <w:proofErr w:type="gramEnd"/>
+      <w:r>
+        <w:rPr>
+          <w:rFonts w:ascii="Lucida Grande" w:eastAsia="Times New Roman" w:hAnsi="Lucida Grande" w:cs="Lucida Grande"/>
+          <w:color w:val="000000"/>
+          <w:sz w:val="22"/>
+          <w:szCs w:val="22"/>
+          <w:shd w:val="clear" w:color="auto" w:fill="FFFFFF"/>
+        </w:rPr>
+        <w:t> relation need revisiting. We additionally present an updated </w:t>
+      </w:r>
+      <w:r>
+        <w:rPr>
+          <w:rFonts w:ascii="STIXGeneral-Italic" w:eastAsia="Times New Roman" w:hAnsi="STIXGeneral-Italic" w:cs="Lucida Grande"/>
+          <w:color w:val="000000"/>
+          <w:sz w:val="26"/>
+          <w:szCs w:val="26"/>
+          <w:bdr w:val="none" w:sz="0" w:space="0" w:color="auto" w:frame="1"/>
+        </w:rPr>
+        <w:t>M</w:t>
+      </w:r>
+      <w:r>
+        <w:rPr>
+          <w:rFonts w:ascii="STIXGeneral-Regular" w:eastAsia="Times New Roman" w:hAnsi="STIXGeneral-Regular" w:cs="Lucida Grande"/>
+          <w:color w:val="000000"/>
+          <w:sz w:val="18"/>
+          <w:szCs w:val="18"/>
+          <w:bdr w:val="none" w:sz="0" w:space="0" w:color="auto" w:frame="1"/>
+        </w:rPr>
+        <w:t>BH</w:t>
+      </w:r>
+      <w:proofErr w:type="gramStart"/>
+      <w:r>
+        <w:rPr>
+          <w:rFonts w:ascii="Lucida Grande" w:eastAsia="Times New Roman" w:hAnsi="Lucida Grande" w:cs="Lucida Grande"/>
+          <w:color w:val="000000"/>
+          <w:sz w:val="22"/>
+          <w:szCs w:val="22"/>
+          <w:shd w:val="clear" w:color="auto" w:fill="FFFFFF"/>
+        </w:rPr>
+        <w:t>-(</w:t>
+      </w:r>
+      <w:proofErr w:type="gramEnd"/>
+      <w:r>
+        <w:rPr>
+          <w:rFonts w:ascii="Lucida Grande" w:eastAsia="Times New Roman" w:hAnsi="Lucida Grande" w:cs="Lucida Grande"/>
+          <w:color w:val="000000"/>
+          <w:sz w:val="22"/>
+          <w:szCs w:val="22"/>
+          <w:shd w:val="clear" w:color="auto" w:fill="FFFFFF"/>
+        </w:rPr>
+        <w:t>S\'</w:t>
+      </w:r>
+      <w:proofErr w:type="spellStart"/>
+      <w:r>
+        <w:rPr>
+          <w:rFonts w:ascii="Lucida Grande" w:eastAsia="Times New Roman" w:hAnsi="Lucida Grande" w:cs="Lucida Grande"/>
+          <w:color w:val="000000"/>
+          <w:sz w:val="22"/>
+          <w:szCs w:val="22"/>
+          <w:shd w:val="clear" w:color="auto" w:fill="FFFFFF"/>
+        </w:rPr>
+        <w:t>ersic</w:t>
+      </w:r>
+      <w:proofErr w:type="spellEnd"/>
+      <w:r>
+        <w:rPr>
+          <w:rFonts w:ascii="Lucida Grande" w:eastAsia="Times New Roman" w:hAnsi="Lucida Grande" w:cs="Lucida Grande"/>
+          <w:color w:val="000000"/>
+          <w:sz w:val="22"/>
+          <w:szCs w:val="22"/>
+          <w:shd w:val="clear" w:color="auto" w:fill="FFFFFF"/>
+        </w:rPr>
+        <w:t xml:space="preserve"> index, </w:t>
+      </w:r>
+      <w:proofErr w:type="spellStart"/>
+      <w:r>
+        <w:rPr>
+          <w:rFonts w:ascii="STIXGeneral-Italic" w:eastAsia="Times New Roman" w:hAnsi="STIXGeneral-Italic" w:cs="Lucida Grande"/>
+          <w:color w:val="000000"/>
+          <w:sz w:val="26"/>
+          <w:szCs w:val="26"/>
+          <w:bdr w:val="none" w:sz="0" w:space="0" w:color="auto" w:frame="1"/>
+        </w:rPr>
+        <w:t>n</w:t>
+      </w:r>
+      <w:r>
+        <w:rPr>
+          <w:rFonts w:ascii="STIXGeneral-Regular" w:eastAsia="Times New Roman" w:hAnsi="STIXGeneral-Regular" w:cs="Lucida Grande"/>
+          <w:color w:val="000000"/>
+          <w:sz w:val="18"/>
+          <w:szCs w:val="18"/>
+          <w:bdr w:val="none" w:sz="0" w:space="0" w:color="auto" w:frame="1"/>
+        </w:rPr>
+        <w:t>sph</w:t>
+      </w:r>
+      <w:proofErr w:type="spellEnd"/>
+      <w:r>
+        <w:rPr>
+          <w:rFonts w:ascii="Lucida Grande" w:eastAsia="Times New Roman" w:hAnsi="Lucida Grande" w:cs="Lucida Grande"/>
+          <w:color w:val="000000"/>
+          <w:sz w:val="22"/>
+          <w:szCs w:val="22"/>
+          <w:shd w:val="clear" w:color="auto" w:fill="FFFFFF"/>
+        </w:rPr>
+        <w:t>) relation for spiral galaxy bulges, with a comparable level of scatter, and a new </w:t>
+      </w:r>
+      <w:r>
+        <w:rPr>
+          <w:rFonts w:ascii="STIXGeneral-Italic" w:eastAsia="Times New Roman" w:hAnsi="STIXGeneral-Italic" w:cs="Lucida Grande"/>
+          <w:color w:val="000000"/>
+          <w:sz w:val="26"/>
+          <w:szCs w:val="26"/>
+          <w:bdr w:val="none" w:sz="0" w:space="0" w:color="auto" w:frame="1"/>
+        </w:rPr>
+        <w:t>M</w:t>
+      </w:r>
+      <w:r>
+        <w:rPr>
+          <w:rFonts w:ascii="STIXGeneral-Regular" w:eastAsia="Times New Roman" w:hAnsi="STIXGeneral-Regular" w:cs="Lucida Grande"/>
+          <w:color w:val="000000"/>
+          <w:sz w:val="18"/>
+          <w:szCs w:val="18"/>
+          <w:bdr w:val="none" w:sz="0" w:space="0" w:color="auto" w:frame="1"/>
+        </w:rPr>
+        <w:t>∗,</w:t>
+      </w:r>
+      <w:proofErr w:type="spellStart"/>
+      <w:r>
+        <w:rPr>
+          <w:rFonts w:ascii="STIXGeneral-Regular" w:eastAsia="Times New Roman" w:hAnsi="STIXGeneral-Regular" w:cs="Lucida Grande"/>
+          <w:color w:val="000000"/>
+          <w:sz w:val="18"/>
+          <w:szCs w:val="18"/>
+          <w:bdr w:val="none" w:sz="0" w:space="0" w:color="auto" w:frame="1"/>
+        </w:rPr>
+        <w:t>sph</w:t>
+      </w:r>
+      <w:proofErr w:type="spellEnd"/>
+      <w:r>
+        <w:rPr>
+          <w:rFonts w:ascii="Lucida Grande" w:eastAsia="Times New Roman" w:hAnsi="Lucida Grande" w:cs="Lucida Grande"/>
+          <w:color w:val="000000"/>
+          <w:sz w:val="22"/>
+          <w:szCs w:val="22"/>
+          <w:shd w:val="clear" w:color="auto" w:fill="FFFFFF"/>
+        </w:rPr>
+        <w:t>-(spiral arm pitch angle, </w:t>
+      </w:r>
+      <w:r>
+        <w:rPr>
+          <w:rFonts w:ascii="STIXGeneral-Italic" w:eastAsia="Times New Roman" w:hAnsi="STIXGeneral-Italic" w:cs="Lucida Grande"/>
+          <w:color w:val="000000"/>
+          <w:sz w:val="26"/>
+          <w:szCs w:val="26"/>
+          <w:bdr w:val="none" w:sz="0" w:space="0" w:color="auto" w:frame="1"/>
+        </w:rPr>
+        <w:t>ϕ</w:t>
+      </w:r>
+      <w:r>
+        <w:rPr>
+          <w:rFonts w:ascii="Lucida Grande" w:eastAsia="Times New Roman" w:hAnsi="Lucida Grande" w:cs="Lucida Grande"/>
+          <w:color w:val="000000"/>
+          <w:sz w:val="22"/>
+          <w:szCs w:val="22"/>
+          <w:shd w:val="clear" w:color="auto" w:fill="FFFFFF"/>
+        </w:rPr>
+        <w:t>) relation.</w:t>
+      </w:r>
+    </w:p>
+    <w:p/>
+    <w:p>
+      <w:pPr>
+        <w:rPr>
+          <w:rFonts w:ascii="Times New Roman" w:eastAsia="Times New Roman" w:hAnsi="Times New Roman" w:cs="Times New Roman"/>
+        </w:rPr>
+      </w:pPr>
+      <w:r>
+        <w:rPr>
+          <w:rFonts w:ascii="Lucida Grande" w:eastAsia="Times New Roman" w:hAnsi="Lucida Grande" w:cs="Lucida Grande"/>
+          <w:color w:val="000000"/>
+          <w:sz w:val="22"/>
+          <w:szCs w:val="22"/>
+          <w:shd w:val="clear" w:color="auto" w:fill="FFFFFF"/>
+        </w:rPr>
+        <w:t>Black hole mass (</w:t>
+      </w:r>
+      <w:r>
+        <w:rPr>
+          <w:rFonts w:ascii="STIXGeneral-Italic" w:eastAsia="Times New Roman" w:hAnsi="STIXGeneral-Italic" w:cs="Lucida Grande"/>
+          <w:color w:val="000000"/>
+          <w:sz w:val="26"/>
+          <w:szCs w:val="26"/>
+          <w:bdr w:val="none" w:sz="0" w:space="0" w:color="auto" w:frame="1"/>
+        </w:rPr>
+        <w:t>M</w:t>
+      </w:r>
+      <w:r>
+        <w:rPr>
+          <w:rFonts w:ascii="STIXGeneral-Regular" w:eastAsia="Times New Roman" w:hAnsi="STIXGeneral-Regular" w:cs="Lucida Grande"/>
+          <w:color w:val="000000"/>
+          <w:sz w:val="18"/>
+          <w:szCs w:val="18"/>
+          <w:bdr w:val="none" w:sz="0" w:space="0" w:color="auto" w:frame="1"/>
+        </w:rPr>
+        <w:t>BH</w:t>
+      </w:r>
+      <w:r>
+        <w:rPr>
+          <w:rFonts w:ascii="Lucida Grande" w:eastAsia="Times New Roman" w:hAnsi="Lucida Grande" w:cs="Lucida Grande"/>
+          <w:color w:val="000000"/>
+          <w:sz w:val="22"/>
+          <w:szCs w:val="22"/>
+          <w:shd w:val="clear" w:color="auto" w:fill="FFFFFF"/>
+        </w:rPr>
+        <w:t>) scaling relations are typically derived using the properties of a galaxy's bulge and samples dominated by (high-mass) early-type galaxies. Studying late-type galaxies should provide greater insight into the mutual growth of black holes and galaxies in more gas-rich environments. We have used 40 spiral galaxies to establish how </w:t>
+      </w:r>
+      <w:r>
+        <w:rPr>
+          <w:rFonts w:ascii="STIXGeneral-Italic" w:eastAsia="Times New Roman" w:hAnsi="STIXGeneral-Italic" w:cs="Lucida Grande"/>
+          <w:color w:val="000000"/>
+          <w:sz w:val="26"/>
+          <w:szCs w:val="26"/>
+          <w:bdr w:val="none" w:sz="0" w:space="0" w:color="auto" w:frame="1"/>
+        </w:rPr>
+        <w:t>M</w:t>
+      </w:r>
+      <w:r>
+        <w:rPr>
+          <w:rFonts w:ascii="STIXGeneral-Regular" w:eastAsia="Times New Roman" w:hAnsi="STIXGeneral-Regular" w:cs="Lucida Grande"/>
+          <w:color w:val="000000"/>
+          <w:sz w:val="18"/>
+          <w:szCs w:val="18"/>
+          <w:bdr w:val="none" w:sz="0" w:space="0" w:color="auto" w:frame="1"/>
+        </w:rPr>
+        <w:t>BH</w:t>
+      </w:r>
+      <w:r>
+        <w:rPr>
+          <w:rFonts w:ascii="Lucida Grande" w:eastAsia="Times New Roman" w:hAnsi="Lucida Grande" w:cs="Lucida Grande"/>
+          <w:color w:val="000000"/>
+          <w:sz w:val="22"/>
+          <w:szCs w:val="22"/>
+          <w:shd w:val="clear" w:color="auto" w:fill="FFFFFF"/>
+        </w:rPr>
+        <w:t> scales with both the total stellar mass (</w:t>
+      </w:r>
+      <w:proofErr w:type="spellStart"/>
+      <w:r>
+        <w:rPr>
+          <w:rFonts w:ascii="STIXGeneral-Italic" w:eastAsia="Times New Roman" w:hAnsi="STIXGeneral-Italic" w:cs="Lucida Grande"/>
+          <w:color w:val="000000"/>
+          <w:sz w:val="26"/>
+          <w:szCs w:val="26"/>
+          <w:bdr w:val="none" w:sz="0" w:space="0" w:color="auto" w:frame="1"/>
+        </w:rPr>
+        <w:t>M</w:t>
+      </w:r>
+      <w:proofErr w:type="gramStart"/>
+      <w:r>
+        <w:rPr>
+          <w:rFonts w:ascii="STIXGeneral-Regular" w:eastAsia="Times New Roman" w:hAnsi="STIXGeneral-Regular" w:cs="Lucida Grande"/>
+          <w:color w:val="000000"/>
+          <w:sz w:val="18"/>
+          <w:szCs w:val="18"/>
+          <w:bdr w:val="none" w:sz="0" w:space="0" w:color="auto" w:frame="1"/>
+        </w:rPr>
+        <w:t>∗,tot</w:t>
+      </w:r>
+      <w:proofErr w:type="spellEnd"/>
+      <w:proofErr w:type="gramEnd"/>
+      <w:r>
+        <w:rPr>
+          <w:rFonts w:ascii="Lucida Grande" w:eastAsia="Times New Roman" w:hAnsi="Lucida Grande" w:cs="Lucida Grande"/>
+          <w:color w:val="000000"/>
+          <w:sz w:val="22"/>
+          <w:szCs w:val="22"/>
+          <w:shd w:val="clear" w:color="auto" w:fill="FFFFFF"/>
+        </w:rPr>
+        <w:t>), and the disk's stellar mass, having measured the spheroid (bulge) stellar mass (</w:t>
+      </w:r>
+      <w:r>
+        <w:rPr>
+          <w:rFonts w:ascii="STIXGeneral-Italic" w:eastAsia="Times New Roman" w:hAnsi="STIXGeneral-Italic" w:cs="Lucida Grande"/>
+          <w:color w:val="000000"/>
+          <w:sz w:val="26"/>
+          <w:szCs w:val="26"/>
+          <w:bdr w:val="none" w:sz="0" w:space="0" w:color="auto" w:frame="1"/>
+        </w:rPr>
+        <w:t>M</w:t>
+      </w:r>
+      <w:r>
+        <w:rPr>
+          <w:rFonts w:ascii="STIXGeneral-Regular" w:eastAsia="Times New Roman" w:hAnsi="STIXGeneral-Regular" w:cs="Lucida Grande"/>
+          <w:color w:val="000000"/>
+          <w:sz w:val="18"/>
+          <w:szCs w:val="18"/>
+          <w:bdr w:val="none" w:sz="0" w:space="0" w:color="auto" w:frame="1"/>
+        </w:rPr>
+        <w:t>∗,</w:t>
+      </w:r>
+      <w:proofErr w:type="spellStart"/>
+      <w:r>
+        <w:rPr>
+          <w:rFonts w:ascii="STIXGeneral-Regular" w:eastAsia="Times New Roman" w:hAnsi="STIXGeneral-Regular" w:cs="Lucida Grande"/>
+          <w:color w:val="000000"/>
+          <w:sz w:val="18"/>
+          <w:szCs w:val="18"/>
+          <w:bdr w:val="none" w:sz="0" w:space="0" w:color="auto" w:frame="1"/>
+        </w:rPr>
+        <w:t>sph</w:t>
+      </w:r>
+      <w:proofErr w:type="spellEnd"/>
+      <w:r>
+        <w:rPr>
+          <w:rFonts w:ascii="Lucida Grande" w:eastAsia="Times New Roman" w:hAnsi="Lucida Grande" w:cs="Lucida Grande"/>
+          <w:color w:val="000000"/>
+          <w:sz w:val="22"/>
+          <w:szCs w:val="22"/>
+          <w:shd w:val="clear" w:color="auto" w:fill="FFFFFF"/>
+        </w:rPr>
+        <w:t>) and presented the </w:t>
+      </w:r>
+      <w:r>
+        <w:rPr>
+          <w:rFonts w:ascii="STIXGeneral-Italic" w:eastAsia="Times New Roman" w:hAnsi="STIXGeneral-Italic" w:cs="Lucida Grande"/>
+          <w:color w:val="000000"/>
+          <w:sz w:val="26"/>
+          <w:szCs w:val="26"/>
+          <w:bdr w:val="none" w:sz="0" w:space="0" w:color="auto" w:frame="1"/>
+        </w:rPr>
+        <w:t>M</w:t>
+      </w:r>
+      <w:r>
+        <w:rPr>
+          <w:rFonts w:ascii="STIXGeneral-Regular" w:eastAsia="Times New Roman" w:hAnsi="STIXGeneral-Regular" w:cs="Lucida Grande"/>
+          <w:color w:val="000000"/>
+          <w:sz w:val="18"/>
+          <w:szCs w:val="18"/>
+          <w:bdr w:val="none" w:sz="0" w:space="0" w:color="auto" w:frame="1"/>
+        </w:rPr>
+        <w:t>BH</w:t>
+      </w:r>
+      <w:r>
+        <w:rPr>
+          <w:rFonts w:ascii="Lucida Grande" w:eastAsia="Times New Roman" w:hAnsi="Lucida Grande" w:cs="Lucida Grande"/>
+          <w:color w:val="000000"/>
+          <w:sz w:val="22"/>
+          <w:szCs w:val="22"/>
+          <w:shd w:val="clear" w:color="auto" w:fill="FFFFFF"/>
+        </w:rPr>
+        <w:t>-</w:t>
+      </w:r>
+      <w:r>
+        <w:rPr>
+          <w:rFonts w:ascii="STIXGeneral-Italic" w:eastAsia="Times New Roman" w:hAnsi="STIXGeneral-Italic" w:cs="Lucida Grande"/>
+          <w:color w:val="000000"/>
+          <w:sz w:val="26"/>
+          <w:szCs w:val="26"/>
+          <w:bdr w:val="none" w:sz="0" w:space="0" w:color="auto" w:frame="1"/>
+        </w:rPr>
+        <w:t>M</w:t>
+      </w:r>
+      <w:r>
+        <w:rPr>
+          <w:rFonts w:ascii="STIXGeneral-Regular" w:eastAsia="Times New Roman" w:hAnsi="STIXGeneral-Regular" w:cs="Lucida Grande"/>
+          <w:color w:val="000000"/>
+          <w:sz w:val="18"/>
+          <w:szCs w:val="18"/>
+          <w:bdr w:val="none" w:sz="0" w:space="0" w:color="auto" w:frame="1"/>
+        </w:rPr>
+        <w:t>∗,</w:t>
+      </w:r>
+      <w:proofErr w:type="spellStart"/>
+      <w:r>
+        <w:rPr>
+          <w:rFonts w:ascii="STIXGeneral-Regular" w:eastAsia="Times New Roman" w:hAnsi="STIXGeneral-Regular" w:cs="Lucida Grande"/>
+          <w:color w:val="000000"/>
+          <w:sz w:val="18"/>
+          <w:szCs w:val="18"/>
+          <w:bdr w:val="none" w:sz="0" w:space="0" w:color="auto" w:frame="1"/>
+        </w:rPr>
+        <w:t>sph</w:t>
+      </w:r>
+      <w:proofErr w:type="spellEnd"/>
+      <w:r>
+        <w:rPr>
+          <w:rFonts w:ascii="Lucida Grande" w:eastAsia="Times New Roman" w:hAnsi="Lucida Grande" w:cs="Lucida Grande"/>
+          <w:color w:val="000000"/>
+          <w:sz w:val="22"/>
+          <w:szCs w:val="22"/>
+          <w:shd w:val="clear" w:color="auto" w:fill="FFFFFF"/>
+        </w:rPr>
+        <w:t> relation in Paper I. The relation involving </w:t>
+      </w:r>
+      <w:proofErr w:type="spellStart"/>
+      <w:r>
+        <w:rPr>
+          <w:rFonts w:ascii="STIXGeneral-Italic" w:eastAsia="Times New Roman" w:hAnsi="STIXGeneral-Italic" w:cs="Lucida Grande"/>
+          <w:color w:val="000000"/>
+          <w:sz w:val="26"/>
+          <w:szCs w:val="26"/>
+          <w:bdr w:val="none" w:sz="0" w:space="0" w:color="auto" w:frame="1"/>
+        </w:rPr>
+        <w:t>M</w:t>
+      </w:r>
+      <w:proofErr w:type="gramStart"/>
+      <w:r>
+        <w:rPr>
+          <w:rFonts w:ascii="STIXGeneral-Regular" w:eastAsia="Times New Roman" w:hAnsi="STIXGeneral-Regular" w:cs="Lucida Grande"/>
+          <w:color w:val="000000"/>
+          <w:sz w:val="18"/>
+          <w:szCs w:val="18"/>
+          <w:bdr w:val="none" w:sz="0" w:space="0" w:color="auto" w:frame="1"/>
+        </w:rPr>
+        <w:t>∗,tot</w:t>
+      </w:r>
+      <w:proofErr w:type="spellEnd"/>
+      <w:proofErr w:type="gramEnd"/>
+      <w:r>
+        <w:rPr>
+          <w:rFonts w:ascii="Lucida Grande" w:eastAsia="Times New Roman" w:hAnsi="Lucida Grande" w:cs="Lucida Grande"/>
+          <w:color w:val="000000"/>
+          <w:sz w:val="22"/>
+          <w:szCs w:val="22"/>
+          <w:shd w:val="clear" w:color="auto" w:fill="FFFFFF"/>
+        </w:rPr>
+        <w:t> may be beneficial for estimating </w:t>
+      </w:r>
+      <w:r>
+        <w:rPr>
+          <w:rFonts w:ascii="STIXGeneral-Italic" w:eastAsia="Times New Roman" w:hAnsi="STIXGeneral-Italic" w:cs="Lucida Grande"/>
+          <w:color w:val="000000"/>
+          <w:sz w:val="26"/>
+          <w:szCs w:val="26"/>
+          <w:bdr w:val="none" w:sz="0" w:space="0" w:color="auto" w:frame="1"/>
+        </w:rPr>
+        <w:t>M</w:t>
+      </w:r>
+      <w:r>
+        <w:rPr>
+          <w:rFonts w:ascii="STIXGeneral-Regular" w:eastAsia="Times New Roman" w:hAnsi="STIXGeneral-Regular" w:cs="Lucida Grande"/>
+          <w:color w:val="000000"/>
+          <w:sz w:val="18"/>
+          <w:szCs w:val="18"/>
+          <w:bdr w:val="none" w:sz="0" w:space="0" w:color="auto" w:frame="1"/>
+        </w:rPr>
+        <w:t>BH</w:t>
+      </w:r>
+      <w:r>
+        <w:rPr>
+          <w:rFonts w:ascii="Lucida Grande" w:eastAsia="Times New Roman" w:hAnsi="Lucida Grande" w:cs="Lucida Grande"/>
+          <w:color w:val="000000"/>
+          <w:sz w:val="22"/>
+          <w:szCs w:val="22"/>
+          <w:shd w:val="clear" w:color="auto" w:fill="FFFFFF"/>
+        </w:rPr>
+        <w:t> from either pipeline data or at higher redshift, conditions that are not ideal for the accurate isolation of the bulge. A symmetric Bayesian analysis finds </w:t>
+      </w:r>
+      <w:r>
+        <w:rPr>
+          <w:rFonts w:ascii="STIXGeneral-Italic" w:eastAsia="Times New Roman" w:hAnsi="STIXGeneral-Italic" w:cs="Lucida Grande"/>
+          <w:color w:val="000000"/>
+          <w:sz w:val="26"/>
+          <w:szCs w:val="26"/>
+          <w:bdr w:val="none" w:sz="0" w:space="0" w:color="auto" w:frame="1"/>
+        </w:rPr>
+        <w:t>M</w:t>
+      </w:r>
+      <w:r>
+        <w:rPr>
+          <w:rFonts w:ascii="STIXGeneral-Regular" w:eastAsia="Times New Roman" w:hAnsi="STIXGeneral-Regular" w:cs="Lucida Grande"/>
+          <w:color w:val="000000"/>
+          <w:sz w:val="18"/>
+          <w:szCs w:val="18"/>
+          <w:bdr w:val="none" w:sz="0" w:space="0" w:color="auto" w:frame="1"/>
+        </w:rPr>
+        <w:t>BH</w:t>
+      </w:r>
+      <w:r>
+        <w:rPr>
+          <w:rFonts w:ascii="STIXGeneral-Regular" w:eastAsia="Times New Roman" w:hAnsi="STIXGeneral-Regular" w:cs="Lucida Grande"/>
+          <w:color w:val="000000"/>
+          <w:sz w:val="26"/>
+          <w:szCs w:val="26"/>
+          <w:bdr w:val="none" w:sz="0" w:space="0" w:color="auto" w:frame="1"/>
+        </w:rPr>
+        <w:t>∝</w:t>
+      </w:r>
+      <w:r>
+        <w:rPr>
+          <w:rFonts w:ascii="STIXGeneral-Italic" w:eastAsia="Times New Roman" w:hAnsi="STIXGeneral-Italic" w:cs="Lucida Grande"/>
+          <w:color w:val="000000"/>
+          <w:sz w:val="26"/>
+          <w:szCs w:val="26"/>
+          <w:bdr w:val="none" w:sz="0" w:space="0" w:color="auto" w:frame="1"/>
+        </w:rPr>
+        <w:t>M</w:t>
+      </w:r>
+      <w:r>
+        <w:rPr>
+          <w:rFonts w:ascii="STIXGeneral-Regular" w:eastAsia="Times New Roman" w:hAnsi="STIXGeneral-Regular" w:cs="Lucida Grande"/>
+          <w:color w:val="000000"/>
+          <w:sz w:val="18"/>
+          <w:szCs w:val="18"/>
+          <w:bdr w:val="none" w:sz="0" w:space="0" w:color="auto" w:frame="1"/>
+        </w:rPr>
+        <w:t>3.05±0.53</w:t>
+      </w:r>
+      <w:proofErr w:type="gramStart"/>
+      <w:r>
+        <w:rPr>
+          <w:rFonts w:ascii="STIXGeneral-Regular" w:eastAsia="Times New Roman" w:hAnsi="STIXGeneral-Regular" w:cs="Lucida Grande"/>
+          <w:color w:val="000000"/>
+          <w:sz w:val="18"/>
+          <w:szCs w:val="18"/>
+          <w:bdr w:val="none" w:sz="0" w:space="0" w:color="auto" w:frame="1"/>
+        </w:rPr>
+        <w:t>∗,tot</w:t>
+      </w:r>
+      <w:proofErr w:type="gramEnd"/>
+      <w:r>
+        <w:rPr>
+          <w:rFonts w:ascii="Lucida Grande" w:eastAsia="Times New Roman" w:hAnsi="Lucida Grande" w:cs="Lucida Grande"/>
+          <w:color w:val="000000"/>
+          <w:sz w:val="22"/>
+          <w:szCs w:val="22"/>
+          <w:shd w:val="clear" w:color="auto" w:fill="FFFFFF"/>
+        </w:rPr>
+        <w:t>. The scatter from the regression of </w:t>
+      </w:r>
+      <w:r>
+        <w:rPr>
+          <w:rFonts w:ascii="STIXGeneral-Italic" w:eastAsia="Times New Roman" w:hAnsi="STIXGeneral-Italic" w:cs="Lucida Grande"/>
+          <w:color w:val="000000"/>
+          <w:sz w:val="26"/>
+          <w:szCs w:val="26"/>
+          <w:bdr w:val="none" w:sz="0" w:space="0" w:color="auto" w:frame="1"/>
+        </w:rPr>
+        <w:t>M</w:t>
+      </w:r>
+      <w:r>
+        <w:rPr>
+          <w:rFonts w:ascii="STIXGeneral-Regular" w:eastAsia="Times New Roman" w:hAnsi="STIXGeneral-Regular" w:cs="Lucida Grande"/>
+          <w:color w:val="000000"/>
+          <w:sz w:val="18"/>
+          <w:szCs w:val="18"/>
+          <w:bdr w:val="none" w:sz="0" w:space="0" w:color="auto" w:frame="1"/>
+        </w:rPr>
+        <w:t>BH</w:t>
+      </w:r>
+      <w:r>
+        <w:rPr>
+          <w:rFonts w:ascii="Lucida Grande" w:eastAsia="Times New Roman" w:hAnsi="Lucida Grande" w:cs="Lucida Grande"/>
+          <w:color w:val="000000"/>
+          <w:sz w:val="22"/>
+          <w:szCs w:val="22"/>
+          <w:shd w:val="clear" w:color="auto" w:fill="FFFFFF"/>
+        </w:rPr>
+        <w:t> on </w:t>
+      </w:r>
+      <w:proofErr w:type="spellStart"/>
+      <w:r>
+        <w:rPr>
+          <w:rFonts w:ascii="STIXGeneral-Italic" w:eastAsia="Times New Roman" w:hAnsi="STIXGeneral-Italic" w:cs="Lucida Grande"/>
+          <w:color w:val="000000"/>
+          <w:sz w:val="26"/>
+          <w:szCs w:val="26"/>
+          <w:bdr w:val="none" w:sz="0" w:space="0" w:color="auto" w:frame="1"/>
+        </w:rPr>
+        <w:t>M</w:t>
+      </w:r>
+      <w:proofErr w:type="gramStart"/>
+      <w:r>
+        <w:rPr>
+          <w:rFonts w:ascii="STIXGeneral-Regular" w:eastAsia="Times New Roman" w:hAnsi="STIXGeneral-Regular" w:cs="Lucida Grande"/>
+          <w:color w:val="000000"/>
+          <w:sz w:val="18"/>
+          <w:szCs w:val="18"/>
+          <w:bdr w:val="none" w:sz="0" w:space="0" w:color="auto" w:frame="1"/>
+        </w:rPr>
+        <w:t>∗,tot</w:t>
+      </w:r>
+      <w:proofErr w:type="spellEnd"/>
+      <w:proofErr w:type="gramEnd"/>
+      <w:r>
+        <w:rPr>
+          <w:rFonts w:ascii="Lucida Grande" w:eastAsia="Times New Roman" w:hAnsi="Lucida Grande" w:cs="Lucida Grande"/>
+          <w:color w:val="000000"/>
+          <w:sz w:val="22"/>
+          <w:szCs w:val="22"/>
+          <w:shd w:val="clear" w:color="auto" w:fill="FFFFFF"/>
+        </w:rPr>
+        <w:t> is </w:t>
+      </w:r>
+      <w:r>
+        <w:rPr>
+          <w:rFonts w:ascii="STIXGeneral-Regular" w:eastAsia="Times New Roman" w:hAnsi="STIXGeneral-Regular" w:cs="Lucida Grande"/>
+          <w:color w:val="000000"/>
+          <w:sz w:val="26"/>
+          <w:szCs w:val="26"/>
+          <w:bdr w:val="none" w:sz="0" w:space="0" w:color="auto" w:frame="1"/>
+        </w:rPr>
+        <w:t>0.68</w:t>
+      </w:r>
+      <w:r>
+        <w:rPr>
+          <w:rFonts w:ascii="Lucida Grande" w:eastAsia="Times New Roman" w:hAnsi="Lucida Grande" w:cs="Lucida Grande"/>
+          <w:color w:val="000000"/>
+          <w:sz w:val="22"/>
+          <w:szCs w:val="22"/>
+          <w:shd w:val="clear" w:color="auto" w:fill="FFFFFF"/>
+        </w:rPr>
+        <w:t> </w:t>
+      </w:r>
+      <w:proofErr w:type="spellStart"/>
+      <w:r>
+        <w:rPr>
+          <w:rFonts w:ascii="Lucida Grande" w:eastAsia="Times New Roman" w:hAnsi="Lucida Grande" w:cs="Lucida Grande"/>
+          <w:color w:val="000000"/>
+          <w:sz w:val="22"/>
+          <w:szCs w:val="22"/>
+          <w:shd w:val="clear" w:color="auto" w:fill="FFFFFF"/>
+        </w:rPr>
+        <w:t>dex</w:t>
+      </w:r>
+      <w:proofErr w:type="spellEnd"/>
+      <w:r>
+        <w:rPr>
+          <w:rFonts w:ascii="Lucida Grande" w:eastAsia="Times New Roman" w:hAnsi="Lucida Grande" w:cs="Lucida Grande"/>
+          <w:color w:val="000000"/>
+          <w:sz w:val="22"/>
+          <w:szCs w:val="22"/>
+          <w:shd w:val="clear" w:color="auto" w:fill="FFFFFF"/>
+        </w:rPr>
+        <w:t>, cf. </w:t>
+      </w:r>
+      <w:r>
+        <w:rPr>
+          <w:rFonts w:ascii="STIXGeneral-Regular" w:eastAsia="Times New Roman" w:hAnsi="STIXGeneral-Regular" w:cs="Lucida Grande"/>
+          <w:color w:val="000000"/>
+          <w:sz w:val="26"/>
+          <w:szCs w:val="26"/>
+          <w:bdr w:val="none" w:sz="0" w:space="0" w:color="auto" w:frame="1"/>
+        </w:rPr>
+        <w:t>0.54</w:t>
+      </w:r>
+      <w:r>
+        <w:rPr>
+          <w:rFonts w:ascii="Lucida Grande" w:eastAsia="Times New Roman" w:hAnsi="Lucida Grande" w:cs="Lucida Grande"/>
+          <w:color w:val="000000"/>
+          <w:sz w:val="22"/>
+          <w:szCs w:val="22"/>
+          <w:shd w:val="clear" w:color="auto" w:fill="FFFFFF"/>
+        </w:rPr>
+        <w:t> </w:t>
+      </w:r>
+      <w:proofErr w:type="spellStart"/>
+      <w:r>
+        <w:rPr>
+          <w:rFonts w:ascii="Lucida Grande" w:eastAsia="Times New Roman" w:hAnsi="Lucida Grande" w:cs="Lucida Grande"/>
+          <w:color w:val="000000"/>
+          <w:sz w:val="22"/>
+          <w:szCs w:val="22"/>
+          <w:shd w:val="clear" w:color="auto" w:fill="FFFFFF"/>
+        </w:rPr>
+        <w:t>dex</w:t>
+      </w:r>
+      <w:proofErr w:type="spellEnd"/>
+      <w:r>
+        <w:rPr>
+          <w:rFonts w:ascii="Lucida Grande" w:eastAsia="Times New Roman" w:hAnsi="Lucida Grande" w:cs="Lucida Grande"/>
+          <w:color w:val="000000"/>
+          <w:sz w:val="22"/>
+          <w:szCs w:val="22"/>
+          <w:shd w:val="clear" w:color="auto" w:fill="FFFFFF"/>
+        </w:rPr>
+        <w:t xml:space="preserve"> for </w:t>
+      </w:r>
+      <w:r>
+        <w:rPr>
+          <w:rFonts w:ascii="STIXGeneral-Italic" w:eastAsia="Times New Roman" w:hAnsi="STIXGeneral-Italic" w:cs="Lucida Grande"/>
+          <w:color w:val="000000"/>
+          <w:sz w:val="26"/>
+          <w:szCs w:val="26"/>
+          <w:bdr w:val="none" w:sz="0" w:space="0" w:color="auto" w:frame="1"/>
+        </w:rPr>
+        <w:t>M</w:t>
+      </w:r>
+      <w:r>
+        <w:rPr>
+          <w:rFonts w:ascii="STIXGeneral-Regular" w:eastAsia="Times New Roman" w:hAnsi="STIXGeneral-Regular" w:cs="Lucida Grande"/>
+          <w:color w:val="000000"/>
+          <w:sz w:val="18"/>
+          <w:szCs w:val="18"/>
+          <w:bdr w:val="none" w:sz="0" w:space="0" w:color="auto" w:frame="1"/>
+        </w:rPr>
+        <w:t>BH</w:t>
+      </w:r>
+      <w:r>
+        <w:rPr>
+          <w:rFonts w:ascii="Lucida Grande" w:eastAsia="Times New Roman" w:hAnsi="Lucida Grande" w:cs="Lucida Grande"/>
+          <w:color w:val="000000"/>
+          <w:sz w:val="22"/>
+          <w:szCs w:val="22"/>
+          <w:shd w:val="clear" w:color="auto" w:fill="FFFFFF"/>
+        </w:rPr>
+        <w:t> on </w:t>
+      </w:r>
+      <w:r>
+        <w:rPr>
+          <w:rFonts w:ascii="STIXGeneral-Italic" w:eastAsia="Times New Roman" w:hAnsi="STIXGeneral-Italic" w:cs="Lucida Grande"/>
+          <w:color w:val="000000"/>
+          <w:sz w:val="26"/>
+          <w:szCs w:val="26"/>
+          <w:bdr w:val="none" w:sz="0" w:space="0" w:color="auto" w:frame="1"/>
+        </w:rPr>
+        <w:t>M</w:t>
+      </w:r>
+      <w:r>
+        <w:rPr>
+          <w:rFonts w:ascii="STIXGeneral-Regular" w:eastAsia="Times New Roman" w:hAnsi="STIXGeneral-Regular" w:cs="Lucida Grande"/>
+          <w:color w:val="000000"/>
+          <w:sz w:val="18"/>
+          <w:szCs w:val="18"/>
+          <w:bdr w:val="none" w:sz="0" w:space="0" w:color="auto" w:frame="1"/>
+        </w:rPr>
+        <w:t>∗,</w:t>
+      </w:r>
+      <w:proofErr w:type="spellStart"/>
+      <w:r>
+        <w:rPr>
+          <w:rFonts w:ascii="STIXGeneral-Regular" w:eastAsia="Times New Roman" w:hAnsi="STIXGeneral-Regular" w:cs="Lucida Grande"/>
+          <w:color w:val="000000"/>
+          <w:sz w:val="18"/>
+          <w:szCs w:val="18"/>
+          <w:bdr w:val="none" w:sz="0" w:space="0" w:color="auto" w:frame="1"/>
+        </w:rPr>
+        <w:t>sph</w:t>
+      </w:r>
+      <w:proofErr w:type="spellEnd"/>
+      <w:r>
+        <w:rPr>
+          <w:rFonts w:ascii="Lucida Grande" w:eastAsia="Times New Roman" w:hAnsi="Lucida Grande" w:cs="Lucida Grande"/>
+          <w:color w:val="000000"/>
+          <w:sz w:val="22"/>
+          <w:szCs w:val="22"/>
+          <w:shd w:val="clear" w:color="auto" w:fill="FFFFFF"/>
+        </w:rPr>
+        <w:t> and </w:t>
+      </w:r>
+      <w:r>
+        <w:rPr>
+          <w:rFonts w:ascii="STIXGeneral-Regular" w:eastAsia="Times New Roman" w:hAnsi="STIXGeneral-Regular" w:cs="Lucida Grande"/>
+          <w:color w:val="000000"/>
+          <w:sz w:val="26"/>
+          <w:szCs w:val="26"/>
+          <w:bdr w:val="none" w:sz="0" w:space="0" w:color="auto" w:frame="1"/>
+        </w:rPr>
+        <w:t>0.57</w:t>
+      </w:r>
+      <w:r>
+        <w:rPr>
+          <w:rFonts w:ascii="Lucida Grande" w:eastAsia="Times New Roman" w:hAnsi="Lucida Grande" w:cs="Lucida Grande"/>
+          <w:color w:val="000000"/>
+          <w:sz w:val="22"/>
+          <w:szCs w:val="22"/>
+          <w:shd w:val="clear" w:color="auto" w:fill="FFFFFF"/>
+        </w:rPr>
+        <w:t> </w:t>
+      </w:r>
+      <w:proofErr w:type="spellStart"/>
+      <w:r>
+        <w:rPr>
+          <w:rFonts w:ascii="Lucida Grande" w:eastAsia="Times New Roman" w:hAnsi="Lucida Grande" w:cs="Lucida Grande"/>
+          <w:color w:val="000000"/>
+          <w:sz w:val="22"/>
+          <w:szCs w:val="22"/>
+          <w:shd w:val="clear" w:color="auto" w:fill="FFFFFF"/>
+        </w:rPr>
+        <w:t>dex</w:t>
+      </w:r>
+      <w:proofErr w:type="spellEnd"/>
+      <w:r>
+        <w:rPr>
+          <w:rFonts w:ascii="Lucida Grande" w:eastAsia="Times New Roman" w:hAnsi="Lucida Grande" w:cs="Lucida Grande"/>
+          <w:color w:val="000000"/>
+          <w:sz w:val="22"/>
+          <w:szCs w:val="22"/>
+          <w:shd w:val="clear" w:color="auto" w:fill="FFFFFF"/>
+        </w:rPr>
+        <w:t xml:space="preserve"> for </w:t>
+      </w:r>
+      <w:r>
+        <w:rPr>
+          <w:rFonts w:ascii="STIXGeneral-Italic" w:eastAsia="Times New Roman" w:hAnsi="STIXGeneral-Italic" w:cs="Lucida Grande"/>
+          <w:color w:val="000000"/>
+          <w:sz w:val="26"/>
+          <w:szCs w:val="26"/>
+          <w:bdr w:val="none" w:sz="0" w:space="0" w:color="auto" w:frame="1"/>
+        </w:rPr>
+        <w:t>M</w:t>
+      </w:r>
+      <w:r>
+        <w:rPr>
+          <w:rFonts w:ascii="STIXGeneral-Regular" w:eastAsia="Times New Roman" w:hAnsi="STIXGeneral-Regular" w:cs="Lucida Grande"/>
+          <w:color w:val="000000"/>
+          <w:sz w:val="18"/>
+          <w:szCs w:val="18"/>
+          <w:bdr w:val="none" w:sz="0" w:space="0" w:color="auto" w:frame="1"/>
+        </w:rPr>
+        <w:t>BH</w:t>
+      </w:r>
+      <w:r>
+        <w:rPr>
+          <w:rFonts w:ascii="Lucida Grande" w:eastAsia="Times New Roman" w:hAnsi="Lucida Grande" w:cs="Lucida Grande"/>
+          <w:color w:val="000000"/>
+          <w:sz w:val="22"/>
+          <w:szCs w:val="22"/>
+          <w:shd w:val="clear" w:color="auto" w:fill="FFFFFF"/>
+        </w:rPr>
+        <w:t> on </w:t>
+      </w:r>
+      <w:r>
+        <w:rPr>
+          <w:rFonts w:ascii="STIXGeneral-Italic" w:eastAsia="Times New Roman" w:hAnsi="STIXGeneral-Italic" w:cs="Lucida Grande"/>
+          <w:color w:val="000000"/>
+          <w:sz w:val="26"/>
+          <w:szCs w:val="26"/>
+          <w:bdr w:val="none" w:sz="0" w:space="0" w:color="auto" w:frame="1"/>
+        </w:rPr>
+        <w:t>σ</w:t>
+      </w:r>
+      <w:r>
+        <w:rPr>
+          <w:rFonts w:ascii="STIXGeneral-Regular" w:eastAsia="Times New Roman" w:hAnsi="STIXGeneral-Regular" w:cs="Lucida Grande"/>
+          <w:color w:val="000000"/>
+          <w:sz w:val="18"/>
+          <w:szCs w:val="18"/>
+          <w:bdr w:val="none" w:sz="0" w:space="0" w:color="auto" w:frame="1"/>
+        </w:rPr>
+        <w:t>∗</w:t>
+      </w:r>
+      <w:r>
+        <w:rPr>
+          <w:rFonts w:ascii="Lucida Grande" w:eastAsia="Times New Roman" w:hAnsi="Lucida Grande" w:cs="Lucida Grande"/>
+          <w:color w:val="000000"/>
+          <w:sz w:val="22"/>
+          <w:szCs w:val="22"/>
+          <w:shd w:val="clear" w:color="auto" w:fill="FFFFFF"/>
+        </w:rPr>
+        <w:t>. The slope is </w:t>
+      </w:r>
+      <w:r>
+        <w:rPr>
+          <w:rFonts w:ascii="STIXGeneral-Regular" w:eastAsia="Times New Roman" w:hAnsi="STIXGeneral-Regular" w:cs="Lucida Grande"/>
+          <w:color w:val="000000"/>
+          <w:sz w:val="26"/>
+          <w:szCs w:val="26"/>
+          <w:bdr w:val="none" w:sz="0" w:space="0" w:color="auto" w:frame="1"/>
+        </w:rPr>
+        <w:t>&gt;2</w:t>
+      </w:r>
+      <w:r>
+        <w:rPr>
+          <w:rFonts w:ascii="Lucida Grande" w:eastAsia="Times New Roman" w:hAnsi="Lucida Grande" w:cs="Lucida Grande"/>
+          <w:color w:val="000000"/>
+          <w:sz w:val="22"/>
+          <w:szCs w:val="22"/>
+          <w:shd w:val="clear" w:color="auto" w:fill="FFFFFF"/>
+        </w:rPr>
+        <w:t> times that obtained using core-S\'</w:t>
+      </w:r>
+      <w:proofErr w:type="spellStart"/>
+      <w:r>
+        <w:rPr>
+          <w:rFonts w:ascii="Lucida Grande" w:eastAsia="Times New Roman" w:hAnsi="Lucida Grande" w:cs="Lucida Grande"/>
+          <w:color w:val="000000"/>
+          <w:sz w:val="22"/>
+          <w:szCs w:val="22"/>
+          <w:shd w:val="clear" w:color="auto" w:fill="FFFFFF"/>
+        </w:rPr>
+        <w:t>ersic</w:t>
+      </w:r>
+      <w:proofErr w:type="spellEnd"/>
+      <w:r>
+        <w:rPr>
+          <w:rFonts w:ascii="Lucida Grande" w:eastAsia="Times New Roman" w:hAnsi="Lucida Grande" w:cs="Lucida Grande"/>
+          <w:color w:val="000000"/>
+          <w:sz w:val="22"/>
+          <w:szCs w:val="22"/>
+          <w:shd w:val="clear" w:color="auto" w:fill="FFFFFF"/>
+        </w:rPr>
+        <w:t xml:space="preserve"> early-type galaxies, echoing a similar result involving </w:t>
+      </w:r>
+      <w:r>
+        <w:rPr>
+          <w:rFonts w:ascii="STIXGeneral-Italic" w:eastAsia="Times New Roman" w:hAnsi="STIXGeneral-Italic" w:cs="Lucida Grande"/>
+          <w:color w:val="000000"/>
+          <w:sz w:val="26"/>
+          <w:szCs w:val="26"/>
+          <w:bdr w:val="none" w:sz="0" w:space="0" w:color="auto" w:frame="1"/>
+        </w:rPr>
+        <w:t>M</w:t>
+      </w:r>
+      <w:proofErr w:type="gramStart"/>
+      <w:r>
+        <w:rPr>
+          <w:rFonts w:ascii="STIXGeneral-Regular" w:eastAsia="Times New Roman" w:hAnsi="STIXGeneral-Regular" w:cs="Lucida Grande"/>
+          <w:color w:val="000000"/>
+          <w:sz w:val="18"/>
+          <w:szCs w:val="18"/>
+          <w:bdr w:val="none" w:sz="0" w:space="0" w:color="auto" w:frame="1"/>
+        </w:rPr>
+        <w:t>∗,</w:t>
+      </w:r>
+      <w:proofErr w:type="spellStart"/>
+      <w:r>
+        <w:rPr>
+          <w:rFonts w:ascii="STIXGeneral-Regular" w:eastAsia="Times New Roman" w:hAnsi="STIXGeneral-Regular" w:cs="Lucida Grande"/>
+          <w:color w:val="000000"/>
+          <w:sz w:val="18"/>
+          <w:szCs w:val="18"/>
+          <w:bdr w:val="none" w:sz="0" w:space="0" w:color="auto" w:frame="1"/>
+        </w:rPr>
+        <w:t>sph</w:t>
+      </w:r>
+      <w:proofErr w:type="spellEnd"/>
+      <w:proofErr w:type="gramEnd"/>
+      <w:r>
+        <w:rPr>
+          <w:rFonts w:ascii="Lucida Grande" w:eastAsia="Times New Roman" w:hAnsi="Lucida Grande" w:cs="Lucida Grande"/>
+          <w:color w:val="000000"/>
+          <w:sz w:val="22"/>
+          <w:szCs w:val="22"/>
+          <w:shd w:val="clear" w:color="auto" w:fill="FFFFFF"/>
+        </w:rPr>
+        <w:t>, and supporting a varied growth mechanism among different morphological types. This steeper relation has consequences for galaxy/black hole formation theories, simulations, and predicting black hole masses. We caution that (</w:t>
+      </w:r>
+      <w:proofErr w:type="spellStart"/>
+      <w:r>
+        <w:rPr>
+          <w:rFonts w:ascii="Lucida Grande" w:eastAsia="Times New Roman" w:hAnsi="Lucida Grande" w:cs="Lucida Grande"/>
+          <w:color w:val="000000"/>
+          <w:sz w:val="22"/>
+          <w:szCs w:val="22"/>
+          <w:shd w:val="clear" w:color="auto" w:fill="FFFFFF"/>
+        </w:rPr>
+        <w:t>i</w:t>
+      </w:r>
+      <w:proofErr w:type="spellEnd"/>
+      <w:r>
+        <w:rPr>
+          <w:rFonts w:ascii="Lucida Grande" w:eastAsia="Times New Roman" w:hAnsi="Lucida Grande" w:cs="Lucida Grande"/>
+          <w:color w:val="000000"/>
+          <w:sz w:val="22"/>
+          <w:szCs w:val="22"/>
+          <w:shd w:val="clear" w:color="auto" w:fill="FFFFFF"/>
+        </w:rPr>
+        <w:t>) a </w:t>
+      </w:r>
+      <w:proofErr w:type="spellStart"/>
+      <w:r>
+        <w:rPr>
+          <w:rFonts w:ascii="STIXGeneral-Italic" w:eastAsia="Times New Roman" w:hAnsi="STIXGeneral-Italic" w:cs="Lucida Grande"/>
+          <w:color w:val="000000"/>
+          <w:sz w:val="26"/>
+          <w:szCs w:val="26"/>
+          <w:bdr w:val="none" w:sz="0" w:space="0" w:color="auto" w:frame="1"/>
+        </w:rPr>
+        <w:t>M</w:t>
+      </w:r>
+      <w:r>
+        <w:rPr>
+          <w:rFonts w:ascii="STIXGeneral-Regular" w:eastAsia="Times New Roman" w:hAnsi="STIXGeneral-Regular" w:cs="Lucida Grande"/>
+          <w:color w:val="000000"/>
+          <w:sz w:val="18"/>
+          <w:szCs w:val="18"/>
+          <w:bdr w:val="none" w:sz="0" w:space="0" w:color="auto" w:frame="1"/>
+        </w:rPr>
+        <w:t>BH</w:t>
+      </w:r>
+      <w:r>
+        <w:rPr>
+          <w:rFonts w:ascii="Lucida Grande" w:eastAsia="Times New Roman" w:hAnsi="Lucida Grande" w:cs="Lucida Grande"/>
+          <w:color w:val="000000"/>
+          <w:sz w:val="22"/>
+          <w:szCs w:val="22"/>
+          <w:shd w:val="clear" w:color="auto" w:fill="FFFFFF"/>
+        </w:rPr>
+        <w:t>-</w:t>
+      </w:r>
+      <w:r>
+        <w:rPr>
+          <w:rFonts w:ascii="STIXGeneral-Italic" w:eastAsia="Times New Roman" w:hAnsi="STIXGeneral-Italic" w:cs="Lucida Grande"/>
+          <w:color w:val="000000"/>
+          <w:sz w:val="26"/>
+          <w:szCs w:val="26"/>
+          <w:bdr w:val="none" w:sz="0" w:space="0" w:color="auto" w:frame="1"/>
+        </w:rPr>
+        <w:t>M</w:t>
+      </w:r>
+      <w:proofErr w:type="gramStart"/>
+      <w:r>
+        <w:rPr>
+          <w:rFonts w:ascii="STIXGeneral-Regular" w:eastAsia="Times New Roman" w:hAnsi="STIXGeneral-Regular" w:cs="Lucida Grande"/>
+          <w:color w:val="000000"/>
+          <w:sz w:val="18"/>
+          <w:szCs w:val="18"/>
+          <w:bdr w:val="none" w:sz="0" w:space="0" w:color="auto" w:frame="1"/>
+        </w:rPr>
+        <w:t>∗,tot</w:t>
+      </w:r>
+      <w:proofErr w:type="spellEnd"/>
+      <w:proofErr w:type="gramEnd"/>
+      <w:r>
+        <w:rPr>
+          <w:rFonts w:ascii="Lucida Grande" w:eastAsia="Times New Roman" w:hAnsi="Lucida Grande" w:cs="Lucida Grande"/>
+          <w:color w:val="000000"/>
+          <w:sz w:val="22"/>
+          <w:szCs w:val="22"/>
+          <w:shd w:val="clear" w:color="auto" w:fill="FFFFFF"/>
+        </w:rPr>
+        <w:t> relation built from a mixture of early- and late-type galaxies will find an arbitrary slope of approximately 1 to 3, with no physical meaning beyond one's sample selection; and (ii) evolutionary studies of the </w:t>
+      </w:r>
+      <w:proofErr w:type="spellStart"/>
+      <w:r>
+        <w:rPr>
+          <w:rFonts w:ascii="STIXGeneral-Italic" w:eastAsia="Times New Roman" w:hAnsi="STIXGeneral-Italic" w:cs="Lucida Grande"/>
+          <w:color w:val="000000"/>
+          <w:sz w:val="26"/>
+          <w:szCs w:val="26"/>
+          <w:bdr w:val="none" w:sz="0" w:space="0" w:color="auto" w:frame="1"/>
+        </w:rPr>
+        <w:t>M</w:t>
+      </w:r>
+      <w:r>
+        <w:rPr>
+          <w:rFonts w:ascii="STIXGeneral-Regular" w:eastAsia="Times New Roman" w:hAnsi="STIXGeneral-Regular" w:cs="Lucida Grande"/>
+          <w:color w:val="000000"/>
+          <w:sz w:val="18"/>
+          <w:szCs w:val="18"/>
+          <w:bdr w:val="none" w:sz="0" w:space="0" w:color="auto" w:frame="1"/>
+        </w:rPr>
+        <w:t>BH</w:t>
+      </w:r>
+      <w:r>
+        <w:rPr>
+          <w:rFonts w:ascii="Lucida Grande" w:eastAsia="Times New Roman" w:hAnsi="Lucida Grande" w:cs="Lucida Grande"/>
+          <w:color w:val="000000"/>
+          <w:sz w:val="22"/>
+          <w:szCs w:val="22"/>
+          <w:shd w:val="clear" w:color="auto" w:fill="FFFFFF"/>
+        </w:rPr>
+        <w:t>-</w:t>
+      </w:r>
+      <w:r>
+        <w:rPr>
+          <w:rFonts w:ascii="STIXGeneral-Italic" w:eastAsia="Times New Roman" w:hAnsi="STIXGeneral-Italic" w:cs="Lucida Grande"/>
+          <w:color w:val="000000"/>
+          <w:sz w:val="26"/>
+          <w:szCs w:val="26"/>
+          <w:bdr w:val="none" w:sz="0" w:space="0" w:color="auto" w:frame="1"/>
+        </w:rPr>
+        <w:t>M</w:t>
+      </w:r>
+      <w:r>
+        <w:rPr>
+          <w:rFonts w:ascii="STIXGeneral-Regular" w:eastAsia="Times New Roman" w:hAnsi="STIXGeneral-Regular" w:cs="Lucida Grande"/>
+          <w:color w:val="000000"/>
+          <w:sz w:val="18"/>
+          <w:szCs w:val="18"/>
+          <w:bdr w:val="none" w:sz="0" w:space="0" w:color="auto" w:frame="1"/>
+        </w:rPr>
+        <w:t>∗,tot</w:t>
+      </w:r>
+      <w:proofErr w:type="spellEnd"/>
+      <w:r>
+        <w:rPr>
+          <w:rFonts w:ascii="Lucida Grande" w:eastAsia="Times New Roman" w:hAnsi="Lucida Grande" w:cs="Lucida Grande"/>
+          <w:color w:val="000000"/>
+          <w:sz w:val="22"/>
+          <w:szCs w:val="22"/>
+          <w:shd w:val="clear" w:color="auto" w:fill="FFFFFF"/>
+        </w:rPr>
+        <w:t> relation need to be mindful of the galaxy types included at each epoch. We additionally update the </w:t>
+      </w:r>
+      <w:proofErr w:type="spellStart"/>
+      <w:r>
+        <w:rPr>
+          <w:rFonts w:ascii="STIXGeneral-Italic" w:eastAsia="Times New Roman" w:hAnsi="STIXGeneral-Italic" w:cs="Lucida Grande"/>
+          <w:color w:val="000000"/>
+          <w:sz w:val="26"/>
+          <w:szCs w:val="26"/>
+          <w:bdr w:val="none" w:sz="0" w:space="0" w:color="auto" w:frame="1"/>
+        </w:rPr>
+        <w:t>M</w:t>
+      </w:r>
+      <w:proofErr w:type="gramStart"/>
+      <w:r>
+        <w:rPr>
+          <w:rFonts w:ascii="STIXGeneral-Regular" w:eastAsia="Times New Roman" w:hAnsi="STIXGeneral-Regular" w:cs="Lucida Grande"/>
+          <w:color w:val="000000"/>
+          <w:sz w:val="18"/>
+          <w:szCs w:val="18"/>
+          <w:bdr w:val="none" w:sz="0" w:space="0" w:color="auto" w:frame="1"/>
+        </w:rPr>
+        <w:t>∗,tot</w:t>
+      </w:r>
+      <w:proofErr w:type="spellEnd"/>
+      <w:proofErr w:type="gramEnd"/>
+      <w:r>
+        <w:rPr>
+          <w:rFonts w:ascii="Lucida Grande" w:eastAsia="Times New Roman" w:hAnsi="Lucida Grande" w:cs="Lucida Grande"/>
+          <w:color w:val="000000"/>
+          <w:sz w:val="22"/>
+          <w:szCs w:val="22"/>
+          <w:shd w:val="clear" w:color="auto" w:fill="FFFFFF"/>
+        </w:rPr>
+        <w:t>-(face-on spiral arm pitch angle) relation.</w:t>
+      </w:r>
     </w:p>
     <w:sectPr>
       <w:pgSz w:w="11900" w:h="16840"/>
@@ -1960,6 +3971,11 @@
     <w:basedOn w:val="DefaultParagraphFont"/>
     <w:rsid w:val="00FF69DC"/>
   </w:style>
+  <w:style w:type="character" w:customStyle="1" w:styleId="mtext">
+    <w:name w:val="mtext"/>
+    <w:basedOn w:val="DefaultParagraphFont"/>
+    <w:rsid w:val="00B45213"/>
+  </w:style>
 </w:styles>
 </file>
 

--- a/wordcloud.docx
+++ b/wordcloud.docx
@@ -2235,19 +2235,7 @@
           <w:szCs w:val="22"/>
           <w:shd w:val="clear" w:color="auto" w:fill="FFFFFF"/>
         </w:rPr>
-        <w:t>.</w:t>
-      </w:r>
-      <w:bookmarkStart w:id="0" w:name="_GoBack"/>
-      <w:bookmarkEnd w:id="0"/>
-      <w:r>
-        <w:rPr>
-          <w:rFonts w:ascii="Lucida Grande" w:eastAsia="Times New Roman" w:hAnsi="Lucida Grande" w:cs="Lucida Grande"/>
-          <w:color w:val="000000"/>
-          <w:sz w:val="22"/>
-          <w:szCs w:val="22"/>
-          <w:shd w:val="clear" w:color="auto" w:fill="FFFFFF"/>
-        </w:rPr>
-        <w:t xml:space="preserve"> This result corroborates previous observational studies, </w:t>
+        <w:t xml:space="preserve">. This result corroborates previous observational studies, </w:t>
       </w:r>
       <w:r>
         <w:rPr>
@@ -2439,38 +2427,38 @@
         </w:rPr>
         <w:t>-(</w:t>
       </w:r>
+      <w:proofErr w:type="spellStart"/>
       <w:proofErr w:type="gramEnd"/>
       <w:r>
         <w:rPr>
-          <w:rFonts w:ascii="Lucida Grande" w:eastAsia="Times New Roman" w:hAnsi="Lucida Grande" w:cs="Lucida Grande"/>
-          <w:color w:val="000000"/>
-          <w:sz w:val="22"/>
-          <w:szCs w:val="22"/>
-          <w:shd w:val="clear" w:color="auto" w:fill="FFFFFF"/>
-        </w:rPr>
-        <w:t>S\'</w:t>
-      </w:r>
-      <w:proofErr w:type="spellStart"/>
-      <w:r>
-        <w:rPr>
-          <w:rFonts w:ascii="Lucida Grande" w:eastAsia="Times New Roman" w:hAnsi="Lucida Grande" w:cs="Lucida Grande"/>
-          <w:color w:val="000000"/>
-          <w:sz w:val="22"/>
-          <w:szCs w:val="22"/>
-          <w:shd w:val="clear" w:color="auto" w:fill="FFFFFF"/>
-        </w:rPr>
-        <w:t>ersic</w:t>
-      </w:r>
-      <w:proofErr w:type="spellEnd"/>
-      <w:r>
-        <w:rPr>
-          <w:rFonts w:ascii="Lucida Grande" w:eastAsia="Times New Roman" w:hAnsi="Lucida Grande" w:cs="Lucida Grande"/>
-          <w:color w:val="000000"/>
-          <w:sz w:val="22"/>
-          <w:szCs w:val="22"/>
-          <w:shd w:val="clear" w:color="auto" w:fill="FFFFFF"/>
-        </w:rPr>
-        <w:t xml:space="preserve"> index, </w:t>
+          <w:rFonts w:ascii="-webkit-standard" w:eastAsia="Times New Roman" w:hAnsi="-webkit-standard" w:cs="Times New Roman"/>
+          <w:color w:val="000000"/>
+          <w:sz w:val="27"/>
+          <w:szCs w:val="27"/>
+          <w:shd w:val="clear" w:color="auto" w:fill="FFFFFF"/>
+        </w:rPr>
+        <w:t>Sérsic</w:t>
+      </w:r>
+      <w:proofErr w:type="spellEnd"/>
+      <w:r>
+        <w:rPr>
+          <w:rFonts w:ascii="Lucida Grande" w:eastAsia="Times New Roman" w:hAnsi="Lucida Grande" w:cs="Lucida Grande"/>
+          <w:color w:val="000000"/>
+          <w:sz w:val="22"/>
+          <w:szCs w:val="22"/>
+          <w:shd w:val="clear" w:color="auto" w:fill="FFFFFF"/>
+        </w:rPr>
+        <w:t xml:space="preserve"> </w:t>
+      </w:r>
+      <w:r>
+        <w:rPr>
+          <w:rFonts w:ascii="Lucida Grande" w:eastAsia="Times New Roman" w:hAnsi="Lucida Grande" w:cs="Lucida Grande"/>
+          <w:color w:val="000000"/>
+          <w:sz w:val="22"/>
+          <w:szCs w:val="22"/>
+          <w:shd w:val="clear" w:color="auto" w:fill="FFFFFF"/>
+        </w:rPr>
+        <w:t>index, </w:t>
       </w:r>
       <w:proofErr w:type="spellStart"/>
       <w:r>
@@ -3268,29 +3256,39 @@
           <w:szCs w:val="22"/>
           <w:shd w:val="clear" w:color="auto" w:fill="FFFFFF"/>
         </w:rPr>
-        <w:t> times that obtained using core-S\'</w:t>
-      </w:r>
-      <w:proofErr w:type="spellStart"/>
-      <w:r>
-        <w:rPr>
-          <w:rFonts w:ascii="Lucida Grande" w:eastAsia="Times New Roman" w:hAnsi="Lucida Grande" w:cs="Lucida Grande"/>
-          <w:color w:val="000000"/>
-          <w:sz w:val="22"/>
-          <w:szCs w:val="22"/>
-          <w:shd w:val="clear" w:color="auto" w:fill="FFFFFF"/>
-        </w:rPr>
-        <w:t>ersic</w:t>
-      </w:r>
-      <w:proofErr w:type="spellEnd"/>
-      <w:r>
-        <w:rPr>
-          <w:rFonts w:ascii="Lucida Grande" w:eastAsia="Times New Roman" w:hAnsi="Lucida Grande" w:cs="Lucida Grande"/>
-          <w:color w:val="000000"/>
-          <w:sz w:val="22"/>
-          <w:szCs w:val="22"/>
-          <w:shd w:val="clear" w:color="auto" w:fill="FFFFFF"/>
-        </w:rPr>
-        <w:t xml:space="preserve"> early-type galaxies, echoing a similar result involving </w:t>
+        <w:t> times that obtained using core-</w:t>
+      </w:r>
+      <w:bookmarkStart w:id="0" w:name="_GoBack"/>
+      <w:bookmarkEnd w:id="0"/>
+      <w:r>
+        <w:rPr>
+          <w:rFonts w:ascii="-webkit-standard" w:eastAsia="Times New Roman" w:hAnsi="-webkit-standard" w:cs="Times New Roman"/>
+          <w:color w:val="000000"/>
+          <w:sz w:val="27"/>
+          <w:szCs w:val="27"/>
+          <w:shd w:val="clear" w:color="auto" w:fill="FFFFFF"/>
+        </w:rPr>
+        <w:t>Sérsic</w:t>
+      </w:r>
+      <w:r>
+        <w:rPr>
+          <w:rFonts w:ascii="Lucida Grande" w:eastAsia="Times New Roman" w:hAnsi="Lucida Grande" w:cs="Lucida Grande"/>
+          <w:color w:val="000000"/>
+          <w:sz w:val="22"/>
+          <w:szCs w:val="22"/>
+          <w:shd w:val="clear" w:color="auto" w:fill="FFFFFF"/>
+        </w:rPr>
+        <w:t xml:space="preserve"> </w:t>
+      </w:r>
+      <w:r>
+        <w:rPr>
+          <w:rFonts w:ascii="Lucida Grande" w:eastAsia="Times New Roman" w:hAnsi="Lucida Grande" w:cs="Lucida Grande"/>
+          <w:color w:val="000000"/>
+          <w:sz w:val="22"/>
+          <w:szCs w:val="22"/>
+          <w:shd w:val="clear" w:color="auto" w:fill="FFFFFF"/>
+        </w:rPr>
+        <w:t>early-type galaxies, echoing a similar result involving </w:t>
       </w:r>
       <w:r>
         <w:rPr>
@@ -3302,7 +3300,6 @@
         </w:rPr>
         <w:t>M</w:t>
       </w:r>
-      <w:proofErr w:type="gramStart"/>
       <w:r>
         <w:rPr>
           <w:rFonts w:ascii="STIXGeneral-Regular" w:eastAsia="Times New Roman" w:hAnsi="STIXGeneral-Regular" w:cs="Lucida Grande"/>
@@ -3325,7 +3322,6 @@
         <w:t>sph</w:t>
       </w:r>
       <w:proofErr w:type="spellEnd"/>
-      <w:proofErr w:type="gramEnd"/>
       <w:r>
         <w:rPr>
           <w:rFonts w:ascii="Lucida Grande" w:eastAsia="Times New Roman" w:hAnsi="Lucida Grande" w:cs="Lucida Grande"/>

--- a/wordcloud.docx
+++ b/wordcloud.docx
@@ -1991,9 +1991,8 @@
           <w:color w:val="000000"/>
           <w:sz w:val="22"/>
           <w:szCs w:val="22"/>
-          <w:shd w:val="clear" w:color="auto" w:fill="FFFFFF"/>
-        </w:rPr>
-        <w:t>The (black hole mass, </w:t>
+        </w:rPr>
+        <w:t>The (supermassive black hole mass, </w:t>
       </w:r>
       <w:r>
         <w:rPr>
@@ -2009,8 +2008,8 @@
         <w:rPr>
           <w:rFonts w:ascii="STIXGeneral-Regular" w:eastAsia="Times New Roman" w:hAnsi="STIXGeneral-Regular" w:cs="Lucida Grande"/>
           <w:color w:val="000000"/>
-          <w:sz w:val="18"/>
-          <w:szCs w:val="18"/>
+          <w:sz w:val="19"/>
+          <w:szCs w:val="19"/>
           <w:bdr w:val="none" w:sz="0" w:space="0" w:color="auto" w:frame="1"/>
         </w:rPr>
         <w:t>BH</w:t>
@@ -2021,7 +2020,6 @@
           <w:color w:val="000000"/>
           <w:sz w:val="22"/>
           <w:szCs w:val="22"/>
-          <w:shd w:val="clear" w:color="auto" w:fill="FFFFFF"/>
         </w:rPr>
         <w:t>)</w:t>
       </w:r>
@@ -2032,7 +2030,6 @@
           <w:color w:val="000000"/>
           <w:sz w:val="22"/>
           <w:szCs w:val="22"/>
-          <w:shd w:val="clear" w:color="auto" w:fill="FFFFFF"/>
         </w:rPr>
         <w:t>-(</w:t>
       </w:r>
@@ -2043,7 +2040,6 @@
           <w:color w:val="000000"/>
           <w:sz w:val="22"/>
           <w:szCs w:val="22"/>
-          <w:shd w:val="clear" w:color="auto" w:fill="FFFFFF"/>
         </w:rPr>
         <w:t>bulge stellar mass, </w:t>
       </w:r>
@@ -2061,8 +2057,8 @@
         <w:rPr>
           <w:rFonts w:ascii="STIXGeneral-Regular" w:eastAsia="Times New Roman" w:hAnsi="STIXGeneral-Regular" w:cs="Lucida Grande"/>
           <w:color w:val="000000"/>
-          <w:sz w:val="18"/>
-          <w:szCs w:val="18"/>
+          <w:sz w:val="19"/>
+          <w:szCs w:val="19"/>
           <w:bdr w:val="none" w:sz="0" w:space="0" w:color="auto" w:frame="1"/>
         </w:rPr>
         <w:t>∗,</w:t>
@@ -2072,8 +2068,8 @@
         <w:rPr>
           <w:rFonts w:ascii="STIXGeneral-Regular" w:eastAsia="Times New Roman" w:hAnsi="STIXGeneral-Regular" w:cs="Lucida Grande"/>
           <w:color w:val="000000"/>
-          <w:sz w:val="18"/>
-          <w:szCs w:val="18"/>
+          <w:sz w:val="19"/>
+          <w:szCs w:val="19"/>
           <w:bdr w:val="none" w:sz="0" w:space="0" w:color="auto" w:frame="1"/>
         </w:rPr>
         <w:t>sph</w:t>
@@ -2085,7 +2081,6 @@
           <w:color w:val="000000"/>
           <w:sz w:val="22"/>
           <w:szCs w:val="22"/>
-          <w:shd w:val="clear" w:color="auto" w:fill="FFFFFF"/>
         </w:rPr>
         <w:t xml:space="preserve">) relation is, obviously, derived using two quantities. We </w:t>
       </w:r>
@@ -2096,7 +2091,6 @@
           <w:color w:val="000000"/>
           <w:sz w:val="22"/>
           <w:szCs w:val="22"/>
-          <w:shd w:val="clear" w:color="auto" w:fill="FFFFFF"/>
         </w:rPr>
         <w:t>endeavor</w:t>
       </w:r>
@@ -2107,18 +2101,45 @@
           <w:color w:val="000000"/>
           <w:sz w:val="22"/>
           <w:szCs w:val="22"/>
-          <w:shd w:val="clear" w:color="auto" w:fill="FFFFFF"/>
-        </w:rPr>
-        <w:t xml:space="preserve"> to provide accurate values for the latter by generating detailed multi-component galaxy decompositions for the current full sample of 43 spiral galaxies having directly measured supermassive black hole masses - 35 of these galaxies have been alleged to contain </w:t>
-      </w:r>
-      <w:proofErr w:type="spellStart"/>
-      <w:r>
-        <w:rPr>
-          <w:rFonts w:ascii="Lucida Grande" w:eastAsia="Times New Roman" w:hAnsi="Lucida Grande" w:cs="Lucida Grande"/>
-          <w:color w:val="000000"/>
-          <w:sz w:val="22"/>
-          <w:szCs w:val="22"/>
-          <w:shd w:val="clear" w:color="auto" w:fill="FFFFFF"/>
+        </w:rPr>
+        <w:t xml:space="preserve"> to provide accurate values for the latter via detailed multi-component galaxy decompositions for the current full sample of 43 spiral galaxies having directly measured </w:t>
+      </w:r>
+      <w:r>
+        <w:rPr>
+          <w:rFonts w:ascii="STIXGeneral-Italic" w:eastAsia="Times New Roman" w:hAnsi="STIXGeneral-Italic" w:cs="Lucida Grande"/>
+          <w:color w:val="000000"/>
+          <w:sz w:val="26"/>
+          <w:szCs w:val="26"/>
+          <w:bdr w:val="none" w:sz="0" w:space="0" w:color="auto" w:frame="1"/>
+        </w:rPr>
+        <w:t>M</w:t>
+      </w:r>
+      <w:r>
+        <w:rPr>
+          <w:rFonts w:ascii="STIXGeneral-Regular" w:eastAsia="Times New Roman" w:hAnsi="STIXGeneral-Regular" w:cs="Lucida Grande"/>
+          <w:color w:val="000000"/>
+          <w:sz w:val="19"/>
+          <w:szCs w:val="19"/>
+          <w:bdr w:val="none" w:sz="0" w:space="0" w:color="auto" w:frame="1"/>
+        </w:rPr>
+        <w:t>BH</w:t>
+      </w:r>
+      <w:r>
+        <w:rPr>
+          <w:rFonts w:ascii="Lucida Grande" w:eastAsia="Times New Roman" w:hAnsi="Lucida Grande" w:cs="Lucida Grande"/>
+          <w:color w:val="000000"/>
+          <w:sz w:val="22"/>
+          <w:szCs w:val="22"/>
+        </w:rPr>
+        <w:t xml:space="preserve"> values - 35 of these galaxies have been alleged to contain </w:t>
+      </w:r>
+      <w:proofErr w:type="spellStart"/>
+      <w:r>
+        <w:rPr>
+          <w:rFonts w:ascii="Lucida Grande" w:eastAsia="Times New Roman" w:hAnsi="Lucida Grande" w:cs="Lucida Grande"/>
+          <w:color w:val="000000"/>
+          <w:sz w:val="22"/>
+          <w:szCs w:val="22"/>
         </w:rPr>
         <w:t>pseudobulges</w:t>
       </w:r>
@@ -2129,18 +2150,16 @@
           <w:color w:val="000000"/>
           <w:sz w:val="22"/>
           <w:szCs w:val="22"/>
-          <w:shd w:val="clear" w:color="auto" w:fill="FFFFFF"/>
-        </w:rPr>
-        <w:t xml:space="preserve">, and another three appear </w:t>
-      </w:r>
-      <w:proofErr w:type="spellStart"/>
-      <w:r>
-        <w:rPr>
-          <w:rFonts w:ascii="Lucida Grande" w:eastAsia="Times New Roman" w:hAnsi="Lucida Grande" w:cs="Lucida Grande"/>
-          <w:color w:val="000000"/>
-          <w:sz w:val="22"/>
-          <w:szCs w:val="22"/>
-          <w:shd w:val="clear" w:color="auto" w:fill="FFFFFF"/>
+        </w:rPr>
+        <w:t xml:space="preserve">, 21 have water maser measurements, and three appear </w:t>
+      </w:r>
+      <w:proofErr w:type="spellStart"/>
+      <w:r>
+        <w:rPr>
+          <w:rFonts w:ascii="Lucida Grande" w:eastAsia="Times New Roman" w:hAnsi="Lucida Grande" w:cs="Lucida Grande"/>
+          <w:color w:val="000000"/>
+          <w:sz w:val="22"/>
+          <w:szCs w:val="22"/>
         </w:rPr>
         <w:t>bulgeless</w:t>
       </w:r>
@@ -2151,7 +2170,6 @@
           <w:color w:val="000000"/>
           <w:sz w:val="22"/>
           <w:szCs w:val="22"/>
-          <w:shd w:val="clear" w:color="auto" w:fill="FFFFFF"/>
         </w:rPr>
         <w:t xml:space="preserve">. This more than doubles the previous sample size of spiral galaxies with a finessed image analysis. We have </w:t>
       </w:r>
@@ -2162,7 +2180,6 @@
           <w:color w:val="000000"/>
           <w:sz w:val="22"/>
           <w:szCs w:val="22"/>
-          <w:shd w:val="clear" w:color="auto" w:fill="FFFFFF"/>
         </w:rPr>
         <w:t>analyzed</w:t>
       </w:r>
@@ -2173,9 +2190,8 @@
           <w:color w:val="000000"/>
           <w:sz w:val="22"/>
           <w:szCs w:val="22"/>
-          <w:shd w:val="clear" w:color="auto" w:fill="FFFFFF"/>
-        </w:rPr>
-        <w:t xml:space="preserve"> their near-infrared images with meticulous care, accounting for not only the bulge, disk (exponential, truncated, or inclined), and bar, but also for spiral arms and rings, and additional central components (active galactic nuclei, etc.), all of which can bias the bulge parameters if they are not included. A symmetric Bayesian analysis finds </w:t>
+        </w:rPr>
+        <w:t xml:space="preserve"> near-infrared images, accounting for not only the bulge, disk (exponential, truncated, or inclined), and bar, but also for spiral arms and rings, and additional central components (active galactic nuclei, etc.). A symmetric Bayesian analysis finds </w:t>
       </w:r>
       <w:r>
         <w:rPr>
@@ -2191,8 +2207,8 @@
         <w:rPr>
           <w:rFonts w:ascii="STIXGeneral-Regular" w:eastAsia="Times New Roman" w:hAnsi="STIXGeneral-Regular" w:cs="Lucida Grande"/>
           <w:color w:val="000000"/>
-          <w:sz w:val="18"/>
-          <w:szCs w:val="18"/>
+          <w:sz w:val="19"/>
+          <w:szCs w:val="19"/>
           <w:bdr w:val="none" w:sz="0" w:space="0" w:color="auto" w:frame="1"/>
         </w:rPr>
         <w:t>BH</w:t>
@@ -2221,32 +2237,91 @@
         <w:rPr>
           <w:rFonts w:ascii="STIXGeneral-Regular" w:eastAsia="Times New Roman" w:hAnsi="STIXGeneral-Regular" w:cs="Lucida Grande"/>
           <w:color w:val="000000"/>
-          <w:sz w:val="18"/>
-          <w:szCs w:val="18"/>
-          <w:bdr w:val="none" w:sz="0" w:space="0" w:color="auto" w:frame="1"/>
-        </w:rPr>
-        <w:t>2.44±0.31∗,sph</w:t>
-      </w:r>
-      <w:r>
-        <w:rPr>
-          <w:rFonts w:ascii="Lucida Grande" w:eastAsia="Times New Roman" w:hAnsi="Lucida Grande" w:cs="Lucida Grande"/>
-          <w:color w:val="000000"/>
-          <w:sz w:val="22"/>
-          <w:szCs w:val="22"/>
-          <w:shd w:val="clear" w:color="auto" w:fill="FFFFFF"/>
-        </w:rPr>
-        <w:t xml:space="preserve">. This result corroborates previous observational studies, </w:t>
-      </w:r>
-      <w:r>
-        <w:rPr>
-          <w:rFonts w:ascii="Lucida Grande" w:eastAsia="Times New Roman" w:hAnsi="Lucida Grande" w:cs="Lucida Grande"/>
-          <w:color w:val="000000"/>
-          <w:sz w:val="22"/>
-          <w:szCs w:val="22"/>
-          <w:shd w:val="clear" w:color="auto" w:fill="FFFFFF"/>
+          <w:sz w:val="19"/>
+          <w:szCs w:val="19"/>
+          <w:bdr w:val="none" w:sz="0" w:space="0" w:color="auto" w:frame="1"/>
+        </w:rPr>
+        <w:t>2.44±0.33</w:t>
+      </w:r>
+      <w:proofErr w:type="gramStart"/>
+      <w:r>
+        <w:rPr>
+          <w:rFonts w:ascii="STIXGeneral-Regular" w:eastAsia="Times New Roman" w:hAnsi="STIXGeneral-Regular" w:cs="Lucida Grande"/>
+          <w:color w:val="000000"/>
+          <w:sz w:val="19"/>
+          <w:szCs w:val="19"/>
+          <w:bdr w:val="none" w:sz="0" w:space="0" w:color="auto" w:frame="1"/>
+        </w:rPr>
+        <w:t>∗,sph</w:t>
+      </w:r>
+      <w:proofErr w:type="gramEnd"/>
+      <w:r>
+        <w:rPr>
+          <w:rFonts w:ascii="Lucida Grande" w:eastAsia="Times New Roman" w:hAnsi="Lucida Grande" w:cs="Lucida Grande"/>
+          <w:color w:val="000000"/>
+          <w:sz w:val="22"/>
+          <w:szCs w:val="22"/>
+        </w:rPr>
+        <w:t>. The level of scatter equals that about the </w:t>
+      </w:r>
+      <w:r>
+        <w:rPr>
+          <w:rFonts w:ascii="STIXGeneral-Italic" w:eastAsia="Times New Roman" w:hAnsi="STIXGeneral-Italic" w:cs="Lucida Grande"/>
+          <w:color w:val="000000"/>
+          <w:sz w:val="26"/>
+          <w:szCs w:val="26"/>
+          <w:bdr w:val="none" w:sz="0" w:space="0" w:color="auto" w:frame="1"/>
+        </w:rPr>
+        <w:t>M</w:t>
+      </w:r>
+      <w:r>
+        <w:rPr>
+          <w:rFonts w:ascii="STIXGeneral-Regular" w:eastAsia="Times New Roman" w:hAnsi="STIXGeneral-Regular" w:cs="Lucida Grande"/>
+          <w:color w:val="000000"/>
+          <w:sz w:val="19"/>
+          <w:szCs w:val="19"/>
+          <w:bdr w:val="none" w:sz="0" w:space="0" w:color="auto" w:frame="1"/>
+        </w:rPr>
+        <w:t>BH</w:t>
+      </w:r>
+      <w:r>
+        <w:rPr>
+          <w:rFonts w:ascii="Lucida Grande" w:eastAsia="Times New Roman" w:hAnsi="Lucida Grande" w:cs="Lucida Grande"/>
+          <w:color w:val="000000"/>
+          <w:sz w:val="22"/>
+          <w:szCs w:val="22"/>
+        </w:rPr>
+        <w:t>-</w:t>
+      </w:r>
+      <w:r>
+        <w:rPr>
+          <w:rFonts w:ascii="STIXGeneral-Regular" w:eastAsia="Times New Roman" w:hAnsi="STIXGeneral-Regular" w:cs="Lucida Grande"/>
+          <w:color w:val="000000"/>
+          <w:sz w:val="26"/>
+          <w:szCs w:val="26"/>
+          <w:bdr w:val="none" w:sz="0" w:space="0" w:color="auto" w:frame="1"/>
         </w:rPr>
         <w:lastRenderedPageBreak/>
-        <w:t>and simulations, which have reported a near-quadratic slope at the low-mass end of the </w:t>
+        <w:t>σ</w:t>
+      </w:r>
+      <w:r>
+        <w:rPr>
+          <w:rFonts w:ascii="STIXGeneral-Regular" w:eastAsia="Times New Roman" w:hAnsi="STIXGeneral-Regular" w:cs="Lucida Grande"/>
+          <w:color w:val="000000"/>
+          <w:sz w:val="19"/>
+          <w:szCs w:val="19"/>
+          <w:bdr w:val="none" w:sz="0" w:space="0" w:color="auto" w:frame="1"/>
+        </w:rPr>
+        <w:t>∗</w:t>
+      </w:r>
+      <w:r>
+        <w:rPr>
+          <w:rFonts w:ascii="Lucida Grande" w:eastAsia="Times New Roman" w:hAnsi="Lucida Grande" w:cs="Lucida Grande"/>
+          <w:color w:val="000000"/>
+          <w:sz w:val="22"/>
+          <w:szCs w:val="22"/>
+        </w:rPr>
+        <w:t> relation. The non-linear slope rules out the idea that many mergers, coupled with the central limit theorem, produced this scaling relation, and it corroborates previous observational studies, and simulations, which have reported a near-quadratic slope at the low-mass end of the </w:t>
       </w:r>
       <w:r>
         <w:rPr>
@@ -2262,8 +2337,8 @@
         <w:rPr>
           <w:rFonts w:ascii="STIXGeneral-Regular" w:eastAsia="Times New Roman" w:hAnsi="STIXGeneral-Regular" w:cs="Lucida Grande"/>
           <w:color w:val="000000"/>
-          <w:sz w:val="18"/>
-          <w:szCs w:val="18"/>
+          <w:sz w:val="19"/>
+          <w:szCs w:val="19"/>
           <w:bdr w:val="none" w:sz="0" w:space="0" w:color="auto" w:frame="1"/>
         </w:rPr>
         <w:t>BH</w:t>
@@ -2274,7 +2349,6 @@
           <w:color w:val="000000"/>
           <w:sz w:val="22"/>
           <w:szCs w:val="22"/>
-          <w:shd w:val="clear" w:color="auto" w:fill="FFFFFF"/>
         </w:rPr>
         <w:t>-</w:t>
       </w:r>
@@ -2293,8 +2367,8 @@
         <w:rPr>
           <w:rFonts w:ascii="STIXGeneral-Regular" w:eastAsia="Times New Roman" w:hAnsi="STIXGeneral-Regular" w:cs="Lucida Grande"/>
           <w:color w:val="000000"/>
-          <w:sz w:val="18"/>
-          <w:szCs w:val="18"/>
+          <w:sz w:val="19"/>
+          <w:szCs w:val="19"/>
           <w:bdr w:val="none" w:sz="0" w:space="0" w:color="auto" w:frame="1"/>
         </w:rPr>
         <w:t>∗,</w:t>
@@ -2304,8 +2378,8 @@
         <w:rPr>
           <w:rFonts w:ascii="STIXGeneral-Regular" w:eastAsia="Times New Roman" w:hAnsi="STIXGeneral-Regular" w:cs="Lucida Grande"/>
           <w:color w:val="000000"/>
-          <w:sz w:val="18"/>
-          <w:szCs w:val="18"/>
+          <w:sz w:val="19"/>
+          <w:szCs w:val="19"/>
           <w:bdr w:val="none" w:sz="0" w:space="0" w:color="auto" w:frame="1"/>
         </w:rPr>
         <w:t>sph</w:t>
@@ -2318,9 +2392,8 @@
           <w:color w:val="000000"/>
           <w:sz w:val="22"/>
           <w:szCs w:val="22"/>
-          <w:shd w:val="clear" w:color="auto" w:fill="FFFFFF"/>
-        </w:rPr>
-        <w:t> diagram. The non-linear slope additionally rules out the idea that many mergers, coupled with the central limit theorem, independently produced this scaling relation, and it has important implications for the formation pathway of supermassive black holes. Models that have invoked active galactic nuclei feedback to establish a linear </w:t>
+        </w:rPr>
+        <w:t> diagram. Furthermore, bulges with active galactic nuclei follow this relation, they are not offset by an order of magnitude, and models that have invoked active galactic nuclei feedback to establish a linear </w:t>
       </w:r>
       <w:r>
         <w:rPr>
@@ -2336,8 +2409,8 @@
         <w:rPr>
           <w:rFonts w:ascii="STIXGeneral-Regular" w:eastAsia="Times New Roman" w:hAnsi="STIXGeneral-Regular" w:cs="Lucida Grande"/>
           <w:color w:val="000000"/>
-          <w:sz w:val="18"/>
-          <w:szCs w:val="18"/>
+          <w:sz w:val="19"/>
+          <w:szCs w:val="19"/>
           <w:bdr w:val="none" w:sz="0" w:space="0" w:color="auto" w:frame="1"/>
         </w:rPr>
         <w:t>BH</w:t>
@@ -2348,7 +2421,6 @@
           <w:color w:val="000000"/>
           <w:sz w:val="22"/>
           <w:szCs w:val="22"/>
-          <w:shd w:val="clear" w:color="auto" w:fill="FFFFFF"/>
         </w:rPr>
         <w:t>-</w:t>
       </w:r>
@@ -2367,8 +2439,8 @@
         <w:rPr>
           <w:rFonts w:ascii="STIXGeneral-Regular" w:eastAsia="Times New Roman" w:hAnsi="STIXGeneral-Regular" w:cs="Lucida Grande"/>
           <w:color w:val="000000"/>
-          <w:sz w:val="18"/>
-          <w:szCs w:val="18"/>
+          <w:sz w:val="19"/>
+          <w:szCs w:val="19"/>
           <w:bdr w:val="none" w:sz="0" w:space="0" w:color="auto" w:frame="1"/>
         </w:rPr>
         <w:t>∗,</w:t>
@@ -2378,8 +2450,8 @@
         <w:rPr>
           <w:rFonts w:ascii="STIXGeneral-Regular" w:eastAsia="Times New Roman" w:hAnsi="STIXGeneral-Regular" w:cs="Lucida Grande"/>
           <w:color w:val="000000"/>
-          <w:sz w:val="18"/>
-          <w:szCs w:val="18"/>
+          <w:sz w:val="19"/>
+          <w:szCs w:val="19"/>
           <w:bdr w:val="none" w:sz="0" w:space="0" w:color="auto" w:frame="1"/>
         </w:rPr>
         <w:t>sph</w:t>
@@ -2392,7 +2464,6 @@
           <w:color w:val="000000"/>
           <w:sz w:val="22"/>
           <w:szCs w:val="22"/>
-          <w:shd w:val="clear" w:color="auto" w:fill="FFFFFF"/>
         </w:rPr>
         <w:t> relation need revisiting. We additionally present an updated </w:t>
       </w:r>
@@ -2410,8 +2481,8 @@
         <w:rPr>
           <w:rFonts w:ascii="STIXGeneral-Regular" w:eastAsia="Times New Roman" w:hAnsi="STIXGeneral-Regular" w:cs="Lucida Grande"/>
           <w:color w:val="000000"/>
-          <w:sz w:val="18"/>
-          <w:szCs w:val="18"/>
+          <w:sz w:val="19"/>
+          <w:szCs w:val="19"/>
           <w:bdr w:val="none" w:sz="0" w:space="0" w:color="auto" w:frame="1"/>
         </w:rPr>
         <w:t>BH</w:t>
@@ -2423,7 +2494,6 @@
           <w:color w:val="000000"/>
           <w:sz w:val="22"/>
           <w:szCs w:val="22"/>
-          <w:shd w:val="clear" w:color="auto" w:fill="FFFFFF"/>
         </w:rPr>
         <w:t>-(</w:t>
       </w:r>
@@ -2431,11 +2501,10 @@
       <w:proofErr w:type="gramEnd"/>
       <w:r>
         <w:rPr>
-          <w:rFonts w:ascii="-webkit-standard" w:eastAsia="Times New Roman" w:hAnsi="-webkit-standard" w:cs="Times New Roman"/>
-          <w:color w:val="000000"/>
-          <w:sz w:val="27"/>
-          <w:szCs w:val="27"/>
-          <w:shd w:val="clear" w:color="auto" w:fill="FFFFFF"/>
+          <w:rFonts w:ascii="Lucida Grande" w:eastAsia="Times New Roman" w:hAnsi="Lucida Grande" w:cs="Lucida Grande"/>
+          <w:color w:val="000000"/>
+          <w:sz w:val="22"/>
+          <w:szCs w:val="22"/>
         </w:rPr>
         <w:t>Sérsic</w:t>
       </w:r>
@@ -2446,19 +2515,8 @@
           <w:color w:val="000000"/>
           <w:sz w:val="22"/>
           <w:szCs w:val="22"/>
-          <w:shd w:val="clear" w:color="auto" w:fill="FFFFFF"/>
-        </w:rPr>
-        <w:t xml:space="preserve"> </w:t>
-      </w:r>
-      <w:r>
-        <w:rPr>
-          <w:rFonts w:ascii="Lucida Grande" w:eastAsia="Times New Roman" w:hAnsi="Lucida Grande" w:cs="Lucida Grande"/>
-          <w:color w:val="000000"/>
-          <w:sz w:val="22"/>
-          <w:szCs w:val="22"/>
-          <w:shd w:val="clear" w:color="auto" w:fill="FFFFFF"/>
-        </w:rPr>
-        <w:t>index, </w:t>
+        </w:rPr>
+        <w:t xml:space="preserve"> index, </w:t>
       </w:r>
       <w:proofErr w:type="spellStart"/>
       <w:r>
@@ -2475,8 +2533,8 @@
         <w:rPr>
           <w:rFonts w:ascii="STIXGeneral-Regular" w:eastAsia="Times New Roman" w:hAnsi="STIXGeneral-Regular" w:cs="Lucida Grande"/>
           <w:color w:val="000000"/>
-          <w:sz w:val="18"/>
-          <w:szCs w:val="18"/>
+          <w:sz w:val="19"/>
+          <w:szCs w:val="19"/>
           <w:bdr w:val="none" w:sz="0" w:space="0" w:color="auto" w:frame="1"/>
         </w:rPr>
         <w:t>sph</w:t>
@@ -2488,7 +2546,6 @@
           <w:color w:val="000000"/>
           <w:sz w:val="22"/>
           <w:szCs w:val="22"/>
-          <w:shd w:val="clear" w:color="auto" w:fill="FFFFFF"/>
         </w:rPr>
         <w:t>) relation for spiral galaxy bulges, with a comparable level of scatter, and a new </w:t>
       </w:r>
@@ -2506,8 +2563,8 @@
         <w:rPr>
           <w:rFonts w:ascii="STIXGeneral-Regular" w:eastAsia="Times New Roman" w:hAnsi="STIXGeneral-Regular" w:cs="Lucida Grande"/>
           <w:color w:val="000000"/>
-          <w:sz w:val="18"/>
-          <w:szCs w:val="18"/>
+          <w:sz w:val="19"/>
+          <w:szCs w:val="19"/>
           <w:bdr w:val="none" w:sz="0" w:space="0" w:color="auto" w:frame="1"/>
         </w:rPr>
         <w:t>∗,</w:t>
@@ -2517,8 +2574,8 @@
         <w:rPr>
           <w:rFonts w:ascii="STIXGeneral-Regular" w:eastAsia="Times New Roman" w:hAnsi="STIXGeneral-Regular" w:cs="Lucida Grande"/>
           <w:color w:val="000000"/>
-          <w:sz w:val="18"/>
-          <w:szCs w:val="18"/>
+          <w:sz w:val="19"/>
+          <w:szCs w:val="19"/>
           <w:bdr w:val="none" w:sz="0" w:space="0" w:color="auto" w:frame="1"/>
         </w:rPr>
         <w:t>sph</w:t>
@@ -2530,27 +2587,25 @@
           <w:color w:val="000000"/>
           <w:sz w:val="22"/>
           <w:szCs w:val="22"/>
-          <w:shd w:val="clear" w:color="auto" w:fill="FFFFFF"/>
         </w:rPr>
         <w:t>-(spiral arm pitch angle, </w:t>
       </w:r>
       <w:r>
         <w:rPr>
-          <w:rFonts w:ascii="STIXGeneral-Italic" w:eastAsia="Times New Roman" w:hAnsi="STIXGeneral-Italic" w:cs="Lucida Grande"/>
-          <w:color w:val="000000"/>
-          <w:sz w:val="26"/>
-          <w:szCs w:val="26"/>
-          <w:bdr w:val="none" w:sz="0" w:space="0" w:color="auto" w:frame="1"/>
-        </w:rPr>
-        <w:t>ϕ</w:t>
-      </w:r>
-      <w:r>
-        <w:rPr>
-          <w:rFonts w:ascii="Lucida Grande" w:eastAsia="Times New Roman" w:hAnsi="Lucida Grande" w:cs="Lucida Grande"/>
-          <w:color w:val="000000"/>
-          <w:sz w:val="22"/>
-          <w:szCs w:val="22"/>
-          <w:shd w:val="clear" w:color="auto" w:fill="FFFFFF"/>
+          <w:rFonts w:ascii="STIXGeneral-Regular" w:eastAsia="Times New Roman" w:hAnsi="STIXGeneral-Regular" w:cs="Lucida Grande"/>
+          <w:color w:val="000000"/>
+          <w:sz w:val="26"/>
+          <w:szCs w:val="26"/>
+          <w:bdr w:val="none" w:sz="0" w:space="0" w:color="auto" w:frame="1"/>
+        </w:rPr>
+        <w:t>φ</w:t>
+      </w:r>
+      <w:r>
+        <w:rPr>
+          <w:rFonts w:ascii="Lucida Grande" w:eastAsia="Times New Roman" w:hAnsi="Lucida Grande" w:cs="Lucida Grande"/>
+          <w:color w:val="000000"/>
+          <w:sz w:val="22"/>
+          <w:szCs w:val="22"/>
         </w:rPr>
         <w:t>) relation.</w:t>
       </w:r>
@@ -2988,7 +3043,17 @@
           <w:szCs w:val="26"/>
           <w:bdr w:val="none" w:sz="0" w:space="0" w:color="auto" w:frame="1"/>
         </w:rPr>
-        <w:t>0.68</w:t>
+        <w:t>0.6</w:t>
+      </w:r>
+      <w:r>
+        <w:rPr>
+          <w:rFonts w:ascii="STIXGeneral-Regular" w:eastAsia="Times New Roman" w:hAnsi="STIXGeneral-Regular" w:cs="Lucida Grande"/>
+          <w:color w:val="000000"/>
+          <w:sz w:val="26"/>
+          <w:szCs w:val="26"/>
+          <w:bdr w:val="none" w:sz="0" w:space="0" w:color="auto" w:frame="1"/>
+        </w:rPr>
+        <w:t>6</w:t>
       </w:r>
       <w:r>
         <w:rPr>
@@ -3030,8 +3095,20 @@
           <w:szCs w:val="26"/>
           <w:bdr w:val="none" w:sz="0" w:space="0" w:color="auto" w:frame="1"/>
         </w:rPr>
-        <w:t>0.54</w:t>
-      </w:r>
+        <w:t>0.5</w:t>
+      </w:r>
+      <w:r>
+        <w:rPr>
+          <w:rFonts w:ascii="STIXGeneral-Regular" w:eastAsia="Times New Roman" w:hAnsi="STIXGeneral-Regular" w:cs="Lucida Grande"/>
+          <w:color w:val="000000"/>
+          <w:sz w:val="26"/>
+          <w:szCs w:val="26"/>
+          <w:bdr w:val="none" w:sz="0" w:space="0" w:color="auto" w:frame="1"/>
+        </w:rPr>
+        <w:t>6</w:t>
+      </w:r>
+      <w:bookmarkStart w:id="0" w:name="_GoBack"/>
+      <w:bookmarkEnd w:id="0"/>
       <w:r>
         <w:rPr>
           <w:rFonts w:ascii="Lucida Grande" w:eastAsia="Times New Roman" w:hAnsi="Lucida Grande" w:cs="Lucida Grande"/>
@@ -3258,8 +3335,6 @@
         </w:rPr>
         <w:t> times that obtained using core-</w:t>
       </w:r>
-      <w:bookmarkStart w:id="0" w:name="_GoBack"/>
-      <w:bookmarkEnd w:id="0"/>
       <w:r>
         <w:rPr>
           <w:rFonts w:ascii="-webkit-standard" w:eastAsia="Times New Roman" w:hAnsi="-webkit-standard" w:cs="Times New Roman"/>

--- a/wordcloud.docx
+++ b/wordcloud.docx
@@ -2614,7 +2614,11 @@
     <w:p>
       <w:pPr>
         <w:rPr>
-          <w:rFonts w:ascii="Times New Roman" w:eastAsia="Times New Roman" w:hAnsi="Times New Roman" w:cs="Times New Roman"/>
+          <w:rFonts w:ascii="Lucida Grande" w:eastAsia="Times New Roman" w:hAnsi="Lucida Grande" w:cs="Lucida Grande"/>
+          <w:color w:val="000000"/>
+          <w:sz w:val="22"/>
+          <w:szCs w:val="22"/>
+          <w:shd w:val="clear" w:color="auto" w:fill="FFFFFF"/>
         </w:rPr>
       </w:pPr>
       <w:r>
@@ -3107,6 +3111,837 @@
         </w:rPr>
         <w:t>6</w:t>
       </w:r>
+      <w:r>
+        <w:rPr>
+          <w:rFonts w:ascii="Lucida Grande" w:eastAsia="Times New Roman" w:hAnsi="Lucida Grande" w:cs="Lucida Grande"/>
+          <w:color w:val="000000"/>
+          <w:sz w:val="22"/>
+          <w:szCs w:val="22"/>
+          <w:shd w:val="clear" w:color="auto" w:fill="FFFFFF"/>
+        </w:rPr>
+        <w:t> </w:t>
+      </w:r>
+      <w:proofErr w:type="spellStart"/>
+      <w:r>
+        <w:rPr>
+          <w:rFonts w:ascii="Lucida Grande" w:eastAsia="Times New Roman" w:hAnsi="Lucida Grande" w:cs="Lucida Grande"/>
+          <w:color w:val="000000"/>
+          <w:sz w:val="22"/>
+          <w:szCs w:val="22"/>
+          <w:shd w:val="clear" w:color="auto" w:fill="FFFFFF"/>
+        </w:rPr>
+        <w:t>dex</w:t>
+      </w:r>
+      <w:proofErr w:type="spellEnd"/>
+      <w:r>
+        <w:rPr>
+          <w:rFonts w:ascii="Lucida Grande" w:eastAsia="Times New Roman" w:hAnsi="Lucida Grande" w:cs="Lucida Grande"/>
+          <w:color w:val="000000"/>
+          <w:sz w:val="22"/>
+          <w:szCs w:val="22"/>
+          <w:shd w:val="clear" w:color="auto" w:fill="FFFFFF"/>
+        </w:rPr>
+        <w:t xml:space="preserve"> for </w:t>
+      </w:r>
+      <w:r>
+        <w:rPr>
+          <w:rFonts w:ascii="STIXGeneral-Italic" w:eastAsia="Times New Roman" w:hAnsi="STIXGeneral-Italic" w:cs="Lucida Grande"/>
+          <w:color w:val="000000"/>
+          <w:sz w:val="26"/>
+          <w:szCs w:val="26"/>
+          <w:bdr w:val="none" w:sz="0" w:space="0" w:color="auto" w:frame="1"/>
+        </w:rPr>
+        <w:t>M</w:t>
+      </w:r>
+      <w:r>
+        <w:rPr>
+          <w:rFonts w:ascii="STIXGeneral-Regular" w:eastAsia="Times New Roman" w:hAnsi="STIXGeneral-Regular" w:cs="Lucida Grande"/>
+          <w:color w:val="000000"/>
+          <w:sz w:val="18"/>
+          <w:szCs w:val="18"/>
+          <w:bdr w:val="none" w:sz="0" w:space="0" w:color="auto" w:frame="1"/>
+        </w:rPr>
+        <w:t>BH</w:t>
+      </w:r>
+      <w:r>
+        <w:rPr>
+          <w:rFonts w:ascii="Lucida Grande" w:eastAsia="Times New Roman" w:hAnsi="Lucida Grande" w:cs="Lucida Grande"/>
+          <w:color w:val="000000"/>
+          <w:sz w:val="22"/>
+          <w:szCs w:val="22"/>
+          <w:shd w:val="clear" w:color="auto" w:fill="FFFFFF"/>
+        </w:rPr>
+        <w:t> on </w:t>
+      </w:r>
+      <w:r>
+        <w:rPr>
+          <w:rFonts w:ascii="STIXGeneral-Italic" w:eastAsia="Times New Roman" w:hAnsi="STIXGeneral-Italic" w:cs="Lucida Grande"/>
+          <w:color w:val="000000"/>
+          <w:sz w:val="26"/>
+          <w:szCs w:val="26"/>
+          <w:bdr w:val="none" w:sz="0" w:space="0" w:color="auto" w:frame="1"/>
+        </w:rPr>
+        <w:t>M</w:t>
+      </w:r>
+      <w:r>
+        <w:rPr>
+          <w:rFonts w:ascii="STIXGeneral-Regular" w:eastAsia="Times New Roman" w:hAnsi="STIXGeneral-Regular" w:cs="Lucida Grande"/>
+          <w:color w:val="000000"/>
+          <w:sz w:val="18"/>
+          <w:szCs w:val="18"/>
+          <w:bdr w:val="none" w:sz="0" w:space="0" w:color="auto" w:frame="1"/>
+        </w:rPr>
+        <w:t>∗,</w:t>
+      </w:r>
+      <w:proofErr w:type="spellStart"/>
+      <w:r>
+        <w:rPr>
+          <w:rFonts w:ascii="STIXGeneral-Regular" w:eastAsia="Times New Roman" w:hAnsi="STIXGeneral-Regular" w:cs="Lucida Grande"/>
+          <w:color w:val="000000"/>
+          <w:sz w:val="18"/>
+          <w:szCs w:val="18"/>
+          <w:bdr w:val="none" w:sz="0" w:space="0" w:color="auto" w:frame="1"/>
+        </w:rPr>
+        <w:t>sph</w:t>
+      </w:r>
+      <w:proofErr w:type="spellEnd"/>
+      <w:r>
+        <w:rPr>
+          <w:rFonts w:ascii="Lucida Grande" w:eastAsia="Times New Roman" w:hAnsi="Lucida Grande" w:cs="Lucida Grande"/>
+          <w:color w:val="000000"/>
+          <w:sz w:val="22"/>
+          <w:szCs w:val="22"/>
+          <w:shd w:val="clear" w:color="auto" w:fill="FFFFFF"/>
+        </w:rPr>
+        <w:t> and </w:t>
+      </w:r>
+      <w:r>
+        <w:rPr>
+          <w:rFonts w:ascii="STIXGeneral-Regular" w:eastAsia="Times New Roman" w:hAnsi="STIXGeneral-Regular" w:cs="Lucida Grande"/>
+          <w:color w:val="000000"/>
+          <w:sz w:val="26"/>
+          <w:szCs w:val="26"/>
+          <w:bdr w:val="none" w:sz="0" w:space="0" w:color="auto" w:frame="1"/>
+        </w:rPr>
+        <w:t>0.57</w:t>
+      </w:r>
+      <w:r>
+        <w:rPr>
+          <w:rFonts w:ascii="Lucida Grande" w:eastAsia="Times New Roman" w:hAnsi="Lucida Grande" w:cs="Lucida Grande"/>
+          <w:color w:val="000000"/>
+          <w:sz w:val="22"/>
+          <w:szCs w:val="22"/>
+          <w:shd w:val="clear" w:color="auto" w:fill="FFFFFF"/>
+        </w:rPr>
+        <w:t> </w:t>
+      </w:r>
+      <w:proofErr w:type="spellStart"/>
+      <w:r>
+        <w:rPr>
+          <w:rFonts w:ascii="Lucida Grande" w:eastAsia="Times New Roman" w:hAnsi="Lucida Grande" w:cs="Lucida Grande"/>
+          <w:color w:val="000000"/>
+          <w:sz w:val="22"/>
+          <w:szCs w:val="22"/>
+          <w:shd w:val="clear" w:color="auto" w:fill="FFFFFF"/>
+        </w:rPr>
+        <w:t>dex</w:t>
+      </w:r>
+      <w:proofErr w:type="spellEnd"/>
+      <w:r>
+        <w:rPr>
+          <w:rFonts w:ascii="Lucida Grande" w:eastAsia="Times New Roman" w:hAnsi="Lucida Grande" w:cs="Lucida Grande"/>
+          <w:color w:val="000000"/>
+          <w:sz w:val="22"/>
+          <w:szCs w:val="22"/>
+          <w:shd w:val="clear" w:color="auto" w:fill="FFFFFF"/>
+        </w:rPr>
+        <w:t xml:space="preserve"> for </w:t>
+      </w:r>
+      <w:r>
+        <w:rPr>
+          <w:rFonts w:ascii="STIXGeneral-Italic" w:eastAsia="Times New Roman" w:hAnsi="STIXGeneral-Italic" w:cs="Lucida Grande"/>
+          <w:color w:val="000000"/>
+          <w:sz w:val="26"/>
+          <w:szCs w:val="26"/>
+          <w:bdr w:val="none" w:sz="0" w:space="0" w:color="auto" w:frame="1"/>
+        </w:rPr>
+        <w:t>M</w:t>
+      </w:r>
+      <w:r>
+        <w:rPr>
+          <w:rFonts w:ascii="STIXGeneral-Regular" w:eastAsia="Times New Roman" w:hAnsi="STIXGeneral-Regular" w:cs="Lucida Grande"/>
+          <w:color w:val="000000"/>
+          <w:sz w:val="18"/>
+          <w:szCs w:val="18"/>
+          <w:bdr w:val="none" w:sz="0" w:space="0" w:color="auto" w:frame="1"/>
+        </w:rPr>
+        <w:t>BH</w:t>
+      </w:r>
+      <w:r>
+        <w:rPr>
+          <w:rFonts w:ascii="Lucida Grande" w:eastAsia="Times New Roman" w:hAnsi="Lucida Grande" w:cs="Lucida Grande"/>
+          <w:color w:val="000000"/>
+          <w:sz w:val="22"/>
+          <w:szCs w:val="22"/>
+          <w:shd w:val="clear" w:color="auto" w:fill="FFFFFF"/>
+        </w:rPr>
+        <w:t> on </w:t>
+      </w:r>
+      <w:r>
+        <w:rPr>
+          <w:rFonts w:ascii="STIXGeneral-Italic" w:eastAsia="Times New Roman" w:hAnsi="STIXGeneral-Italic" w:cs="Lucida Grande"/>
+          <w:color w:val="000000"/>
+          <w:sz w:val="26"/>
+          <w:szCs w:val="26"/>
+          <w:bdr w:val="none" w:sz="0" w:space="0" w:color="auto" w:frame="1"/>
+        </w:rPr>
+        <w:t>σ</w:t>
+      </w:r>
+      <w:r>
+        <w:rPr>
+          <w:rFonts w:ascii="STIXGeneral-Regular" w:eastAsia="Times New Roman" w:hAnsi="STIXGeneral-Regular" w:cs="Lucida Grande"/>
+          <w:color w:val="000000"/>
+          <w:sz w:val="18"/>
+          <w:szCs w:val="18"/>
+          <w:bdr w:val="none" w:sz="0" w:space="0" w:color="auto" w:frame="1"/>
+        </w:rPr>
+        <w:t>∗</w:t>
+      </w:r>
+      <w:r>
+        <w:rPr>
+          <w:rFonts w:ascii="Lucida Grande" w:eastAsia="Times New Roman" w:hAnsi="Lucida Grande" w:cs="Lucida Grande"/>
+          <w:color w:val="000000"/>
+          <w:sz w:val="22"/>
+          <w:szCs w:val="22"/>
+          <w:shd w:val="clear" w:color="auto" w:fill="FFFFFF"/>
+        </w:rPr>
+        <w:t>. The slope is </w:t>
+      </w:r>
+      <w:r>
+        <w:rPr>
+          <w:rFonts w:ascii="STIXGeneral-Regular" w:eastAsia="Times New Roman" w:hAnsi="STIXGeneral-Regular" w:cs="Lucida Grande"/>
+          <w:color w:val="000000"/>
+          <w:sz w:val="26"/>
+          <w:szCs w:val="26"/>
+          <w:bdr w:val="none" w:sz="0" w:space="0" w:color="auto" w:frame="1"/>
+        </w:rPr>
+        <w:t>&gt;2</w:t>
+      </w:r>
+      <w:r>
+        <w:rPr>
+          <w:rFonts w:ascii="Lucida Grande" w:eastAsia="Times New Roman" w:hAnsi="Lucida Grande" w:cs="Lucida Grande"/>
+          <w:color w:val="000000"/>
+          <w:sz w:val="22"/>
+          <w:szCs w:val="22"/>
+          <w:shd w:val="clear" w:color="auto" w:fill="FFFFFF"/>
+        </w:rPr>
+        <w:t> times that obtained using core-</w:t>
+      </w:r>
+      <w:r>
+        <w:rPr>
+          <w:rFonts w:ascii="-webkit-standard" w:eastAsia="Times New Roman" w:hAnsi="-webkit-standard" w:cs="Times New Roman"/>
+          <w:color w:val="000000"/>
+          <w:sz w:val="27"/>
+          <w:szCs w:val="27"/>
+          <w:shd w:val="clear" w:color="auto" w:fill="FFFFFF"/>
+        </w:rPr>
+        <w:t>Sérsic</w:t>
+      </w:r>
+      <w:r>
+        <w:rPr>
+          <w:rFonts w:ascii="Lucida Grande" w:eastAsia="Times New Roman" w:hAnsi="Lucida Grande" w:cs="Lucida Grande"/>
+          <w:color w:val="000000"/>
+          <w:sz w:val="22"/>
+          <w:szCs w:val="22"/>
+          <w:shd w:val="clear" w:color="auto" w:fill="FFFFFF"/>
+        </w:rPr>
+        <w:t xml:space="preserve"> </w:t>
+      </w:r>
+      <w:r>
+        <w:rPr>
+          <w:rFonts w:ascii="Lucida Grande" w:eastAsia="Times New Roman" w:hAnsi="Lucida Grande" w:cs="Lucida Grande"/>
+          <w:color w:val="000000"/>
+          <w:sz w:val="22"/>
+          <w:szCs w:val="22"/>
+          <w:shd w:val="clear" w:color="auto" w:fill="FFFFFF"/>
+        </w:rPr>
+        <w:t>early-type galaxies, echoing a similar result involving </w:t>
+      </w:r>
+      <w:r>
+        <w:rPr>
+          <w:rFonts w:ascii="STIXGeneral-Italic" w:eastAsia="Times New Roman" w:hAnsi="STIXGeneral-Italic" w:cs="Lucida Grande"/>
+          <w:color w:val="000000"/>
+          <w:sz w:val="26"/>
+          <w:szCs w:val="26"/>
+          <w:bdr w:val="none" w:sz="0" w:space="0" w:color="auto" w:frame="1"/>
+        </w:rPr>
+        <w:t>M</w:t>
+      </w:r>
+      <w:r>
+        <w:rPr>
+          <w:rFonts w:ascii="STIXGeneral-Regular" w:eastAsia="Times New Roman" w:hAnsi="STIXGeneral-Regular" w:cs="Lucida Grande"/>
+          <w:color w:val="000000"/>
+          <w:sz w:val="18"/>
+          <w:szCs w:val="18"/>
+          <w:bdr w:val="none" w:sz="0" w:space="0" w:color="auto" w:frame="1"/>
+        </w:rPr>
+        <w:t>∗,</w:t>
+      </w:r>
+      <w:proofErr w:type="spellStart"/>
+      <w:r>
+        <w:rPr>
+          <w:rFonts w:ascii="STIXGeneral-Regular" w:eastAsia="Times New Roman" w:hAnsi="STIXGeneral-Regular" w:cs="Lucida Grande"/>
+          <w:color w:val="000000"/>
+          <w:sz w:val="18"/>
+          <w:szCs w:val="18"/>
+          <w:bdr w:val="none" w:sz="0" w:space="0" w:color="auto" w:frame="1"/>
+        </w:rPr>
+        <w:t>sph</w:t>
+      </w:r>
+      <w:proofErr w:type="spellEnd"/>
+      <w:r>
+        <w:rPr>
+          <w:rFonts w:ascii="Lucida Grande" w:eastAsia="Times New Roman" w:hAnsi="Lucida Grande" w:cs="Lucida Grande"/>
+          <w:color w:val="000000"/>
+          <w:sz w:val="22"/>
+          <w:szCs w:val="22"/>
+          <w:shd w:val="clear" w:color="auto" w:fill="FFFFFF"/>
+        </w:rPr>
+        <w:t>, and supporting a varied growth mechanism among different morphological types. This steeper relation has consequences for galaxy/black hole formation theories, simulations, and predicting black hole masses. We caution that (</w:t>
+      </w:r>
+      <w:proofErr w:type="spellStart"/>
+      <w:r>
+        <w:rPr>
+          <w:rFonts w:ascii="Lucida Grande" w:eastAsia="Times New Roman" w:hAnsi="Lucida Grande" w:cs="Lucida Grande"/>
+          <w:color w:val="000000"/>
+          <w:sz w:val="22"/>
+          <w:szCs w:val="22"/>
+          <w:shd w:val="clear" w:color="auto" w:fill="FFFFFF"/>
+        </w:rPr>
+        <w:t>i</w:t>
+      </w:r>
+      <w:proofErr w:type="spellEnd"/>
+      <w:r>
+        <w:rPr>
+          <w:rFonts w:ascii="Lucida Grande" w:eastAsia="Times New Roman" w:hAnsi="Lucida Grande" w:cs="Lucida Grande"/>
+          <w:color w:val="000000"/>
+          <w:sz w:val="22"/>
+          <w:szCs w:val="22"/>
+          <w:shd w:val="clear" w:color="auto" w:fill="FFFFFF"/>
+        </w:rPr>
+        <w:t>) a </w:t>
+      </w:r>
+      <w:proofErr w:type="spellStart"/>
+      <w:r>
+        <w:rPr>
+          <w:rFonts w:ascii="STIXGeneral-Italic" w:eastAsia="Times New Roman" w:hAnsi="STIXGeneral-Italic" w:cs="Lucida Grande"/>
+          <w:color w:val="000000"/>
+          <w:sz w:val="26"/>
+          <w:szCs w:val="26"/>
+          <w:bdr w:val="none" w:sz="0" w:space="0" w:color="auto" w:frame="1"/>
+        </w:rPr>
+        <w:t>M</w:t>
+      </w:r>
+      <w:r>
+        <w:rPr>
+          <w:rFonts w:ascii="STIXGeneral-Regular" w:eastAsia="Times New Roman" w:hAnsi="STIXGeneral-Regular" w:cs="Lucida Grande"/>
+          <w:color w:val="000000"/>
+          <w:sz w:val="18"/>
+          <w:szCs w:val="18"/>
+          <w:bdr w:val="none" w:sz="0" w:space="0" w:color="auto" w:frame="1"/>
+        </w:rPr>
+        <w:t>BH</w:t>
+      </w:r>
+      <w:r>
+        <w:rPr>
+          <w:rFonts w:ascii="Lucida Grande" w:eastAsia="Times New Roman" w:hAnsi="Lucida Grande" w:cs="Lucida Grande"/>
+          <w:color w:val="000000"/>
+          <w:sz w:val="22"/>
+          <w:szCs w:val="22"/>
+          <w:shd w:val="clear" w:color="auto" w:fill="FFFFFF"/>
+        </w:rPr>
+        <w:t>-</w:t>
+      </w:r>
+      <w:r>
+        <w:rPr>
+          <w:rFonts w:ascii="STIXGeneral-Italic" w:eastAsia="Times New Roman" w:hAnsi="STIXGeneral-Italic" w:cs="Lucida Grande"/>
+          <w:color w:val="000000"/>
+          <w:sz w:val="26"/>
+          <w:szCs w:val="26"/>
+          <w:bdr w:val="none" w:sz="0" w:space="0" w:color="auto" w:frame="1"/>
+        </w:rPr>
+        <w:t>M</w:t>
+      </w:r>
+      <w:proofErr w:type="gramStart"/>
+      <w:r>
+        <w:rPr>
+          <w:rFonts w:ascii="STIXGeneral-Regular" w:eastAsia="Times New Roman" w:hAnsi="STIXGeneral-Regular" w:cs="Lucida Grande"/>
+          <w:color w:val="000000"/>
+          <w:sz w:val="18"/>
+          <w:szCs w:val="18"/>
+          <w:bdr w:val="none" w:sz="0" w:space="0" w:color="auto" w:frame="1"/>
+        </w:rPr>
+        <w:t>∗,tot</w:t>
+      </w:r>
+      <w:proofErr w:type="spellEnd"/>
+      <w:proofErr w:type="gramEnd"/>
+      <w:r>
+        <w:rPr>
+          <w:rFonts w:ascii="Lucida Grande" w:eastAsia="Times New Roman" w:hAnsi="Lucida Grande" w:cs="Lucida Grande"/>
+          <w:color w:val="000000"/>
+          <w:sz w:val="22"/>
+          <w:szCs w:val="22"/>
+          <w:shd w:val="clear" w:color="auto" w:fill="FFFFFF"/>
+        </w:rPr>
+        <w:t> relation built from a mixture of early- and late-type galaxies will find an arbitrary slope of approximately 1 to 3, with no physical meaning beyond one's sample selection; and (ii) evolutionary studies of the </w:t>
+      </w:r>
+      <w:proofErr w:type="spellStart"/>
+      <w:r>
+        <w:rPr>
+          <w:rFonts w:ascii="STIXGeneral-Italic" w:eastAsia="Times New Roman" w:hAnsi="STIXGeneral-Italic" w:cs="Lucida Grande"/>
+          <w:color w:val="000000"/>
+          <w:sz w:val="26"/>
+          <w:szCs w:val="26"/>
+          <w:bdr w:val="none" w:sz="0" w:space="0" w:color="auto" w:frame="1"/>
+        </w:rPr>
+        <w:t>M</w:t>
+      </w:r>
+      <w:r>
+        <w:rPr>
+          <w:rFonts w:ascii="STIXGeneral-Regular" w:eastAsia="Times New Roman" w:hAnsi="STIXGeneral-Regular" w:cs="Lucida Grande"/>
+          <w:color w:val="000000"/>
+          <w:sz w:val="18"/>
+          <w:szCs w:val="18"/>
+          <w:bdr w:val="none" w:sz="0" w:space="0" w:color="auto" w:frame="1"/>
+        </w:rPr>
+        <w:t>BH</w:t>
+      </w:r>
+      <w:r>
+        <w:rPr>
+          <w:rFonts w:ascii="Lucida Grande" w:eastAsia="Times New Roman" w:hAnsi="Lucida Grande" w:cs="Lucida Grande"/>
+          <w:color w:val="000000"/>
+          <w:sz w:val="22"/>
+          <w:szCs w:val="22"/>
+          <w:shd w:val="clear" w:color="auto" w:fill="FFFFFF"/>
+        </w:rPr>
+        <w:t>-</w:t>
+      </w:r>
+      <w:r>
+        <w:rPr>
+          <w:rFonts w:ascii="STIXGeneral-Italic" w:eastAsia="Times New Roman" w:hAnsi="STIXGeneral-Italic" w:cs="Lucida Grande"/>
+          <w:color w:val="000000"/>
+          <w:sz w:val="26"/>
+          <w:szCs w:val="26"/>
+          <w:bdr w:val="none" w:sz="0" w:space="0" w:color="auto" w:frame="1"/>
+        </w:rPr>
+        <w:t>M</w:t>
+      </w:r>
+      <w:r>
+        <w:rPr>
+          <w:rFonts w:ascii="STIXGeneral-Regular" w:eastAsia="Times New Roman" w:hAnsi="STIXGeneral-Regular" w:cs="Lucida Grande"/>
+          <w:color w:val="000000"/>
+          <w:sz w:val="18"/>
+          <w:szCs w:val="18"/>
+          <w:bdr w:val="none" w:sz="0" w:space="0" w:color="auto" w:frame="1"/>
+        </w:rPr>
+        <w:t>∗,tot</w:t>
+      </w:r>
+      <w:proofErr w:type="spellEnd"/>
+      <w:r>
+        <w:rPr>
+          <w:rFonts w:ascii="Lucida Grande" w:eastAsia="Times New Roman" w:hAnsi="Lucida Grande" w:cs="Lucida Grande"/>
+          <w:color w:val="000000"/>
+          <w:sz w:val="22"/>
+          <w:szCs w:val="22"/>
+          <w:shd w:val="clear" w:color="auto" w:fill="FFFFFF"/>
+        </w:rPr>
+        <w:t> relation need to be mindful of the galaxy types included at each epoch. We additionally update the </w:t>
+      </w:r>
+      <w:proofErr w:type="spellStart"/>
+      <w:r>
+        <w:rPr>
+          <w:rFonts w:ascii="STIXGeneral-Italic" w:eastAsia="Times New Roman" w:hAnsi="STIXGeneral-Italic" w:cs="Lucida Grande"/>
+          <w:color w:val="000000"/>
+          <w:sz w:val="26"/>
+          <w:szCs w:val="26"/>
+          <w:bdr w:val="none" w:sz="0" w:space="0" w:color="auto" w:frame="1"/>
+        </w:rPr>
+        <w:t>M</w:t>
+      </w:r>
+      <w:proofErr w:type="gramStart"/>
+      <w:r>
+        <w:rPr>
+          <w:rFonts w:ascii="STIXGeneral-Regular" w:eastAsia="Times New Roman" w:hAnsi="STIXGeneral-Regular" w:cs="Lucida Grande"/>
+          <w:color w:val="000000"/>
+          <w:sz w:val="18"/>
+          <w:szCs w:val="18"/>
+          <w:bdr w:val="none" w:sz="0" w:space="0" w:color="auto" w:frame="1"/>
+        </w:rPr>
+        <w:t>∗,tot</w:t>
+      </w:r>
+      <w:proofErr w:type="spellEnd"/>
+      <w:proofErr w:type="gramEnd"/>
+      <w:r>
+        <w:rPr>
+          <w:rFonts w:ascii="Lucida Grande" w:eastAsia="Times New Roman" w:hAnsi="Lucida Grande" w:cs="Lucida Grande"/>
+          <w:color w:val="000000"/>
+          <w:sz w:val="22"/>
+          <w:szCs w:val="22"/>
+          <w:shd w:val="clear" w:color="auto" w:fill="FFFFFF"/>
+        </w:rPr>
+        <w:t>-(face-on spiral arm pitch angle) relation.</w:t>
+      </w:r>
+    </w:p>
+    <w:p>
+      <w:pPr>
+        <w:rPr>
+          <w:rFonts w:ascii="Times New Roman" w:eastAsia="Times New Roman" w:hAnsi="Times New Roman" w:cs="Times New Roman"/>
+        </w:rPr>
+      </w:pPr>
+    </w:p>
+    <w:p>
+      <w:pPr>
+        <w:rPr>
+          <w:rFonts w:ascii="Times New Roman" w:eastAsia="Times New Roman" w:hAnsi="Times New Roman" w:cs="Times New Roman"/>
+        </w:rPr>
+      </w:pPr>
+      <w:r>
+        <w:rPr>
+          <w:rFonts w:ascii="Lucida Grande" w:eastAsia="Times New Roman" w:hAnsi="Lucida Grande" w:cs="Lucida Grande"/>
+          <w:color w:val="000000"/>
+          <w:sz w:val="22"/>
+          <w:szCs w:val="22"/>
+          <w:shd w:val="clear" w:color="auto" w:fill="FFFFFF"/>
+        </w:rPr>
+        <w:t>The Chandra X-ray Observatory's Cycle 18 Large Program titled "Spiral galaxies of the Virgo Cluster" will image 52 galaxies with the ACIS-S detector. Combined with archival data for an additional 22 galaxies, this will represent the complete sample of 74 spiral galaxies in the Virgo cluster with star-formation rates </w:t>
+      </w:r>
+      <w:r>
+        <w:rPr>
+          <w:rFonts w:ascii="STIXGeneral-Regular" w:eastAsia="Times New Roman" w:hAnsi="STIXGeneral-Regular" w:cs="Lucida Grande"/>
+          <w:color w:val="000000"/>
+          <w:sz w:val="27"/>
+          <w:szCs w:val="27"/>
+          <w:bdr w:val="none" w:sz="0" w:space="0" w:color="auto" w:frame="1"/>
+        </w:rPr>
+        <w:t>≳</w:t>
+      </w:r>
+      <w:r>
+        <w:rPr>
+          <w:rFonts w:ascii="Lucida Grande" w:eastAsia="Times New Roman" w:hAnsi="Lucida Grande" w:cs="Lucida Grande"/>
+          <w:color w:val="000000"/>
+          <w:sz w:val="22"/>
+          <w:szCs w:val="22"/>
+          <w:shd w:val="clear" w:color="auto" w:fill="FFFFFF"/>
+        </w:rPr>
+        <w:t> 0.3 </w:t>
+      </w:r>
+      <w:r>
+        <w:rPr>
+          <w:rFonts w:ascii="STIXGeneral-Italic" w:eastAsia="Times New Roman" w:hAnsi="STIXGeneral-Italic" w:cs="Lucida Grande"/>
+          <w:color w:val="000000"/>
+          <w:sz w:val="27"/>
+          <w:szCs w:val="27"/>
+          <w:bdr w:val="none" w:sz="0" w:space="0" w:color="auto" w:frame="1"/>
+        </w:rPr>
+        <w:t>M</w:t>
+      </w:r>
+      <w:r>
+        <w:rPr>
+          <w:rFonts w:ascii="STIXGeneral-Regular" w:eastAsia="Times New Roman" w:hAnsi="STIXGeneral-Regular" w:cs="Lucida Grande"/>
+          <w:color w:val="000000"/>
+          <w:sz w:val="19"/>
+          <w:szCs w:val="19"/>
+          <w:bdr w:val="none" w:sz="0" w:space="0" w:color="auto" w:frame="1"/>
+        </w:rPr>
+        <w:t>⊙</w:t>
+      </w:r>
+      <w:r>
+        <w:rPr>
+          <w:rFonts w:ascii="Lucida Grande" w:eastAsia="Times New Roman" w:hAnsi="Lucida Grande" w:cs="Lucida Grande"/>
+          <w:color w:val="000000"/>
+          <w:sz w:val="22"/>
+          <w:szCs w:val="22"/>
+          <w:shd w:val="clear" w:color="auto" w:fill="FFFFFF"/>
+        </w:rPr>
+        <w:t>/yr. Many of these galaxies are expected to have an active nucleus, signalling the presence of a central black hole. In preparation for this survey, we predict the central black hole masses using the latest black hole scaling relations based on spiral arm pitch angle </w:t>
+      </w:r>
+      <w:r>
+        <w:rPr>
+          <w:rFonts w:ascii="STIXGeneral-Regular" w:eastAsia="Times New Roman" w:hAnsi="STIXGeneral-Regular" w:cs="Lucida Grande"/>
+          <w:color w:val="000000"/>
+          <w:sz w:val="27"/>
+          <w:szCs w:val="27"/>
+          <w:bdr w:val="none" w:sz="0" w:space="0" w:color="auto" w:frame="1"/>
+        </w:rPr>
+        <w:t>φ</w:t>
+      </w:r>
+      <w:r>
+        <w:rPr>
+          <w:rFonts w:ascii="Lucida Grande" w:eastAsia="Times New Roman" w:hAnsi="Lucida Grande" w:cs="Lucida Grande"/>
+          <w:color w:val="000000"/>
+          <w:sz w:val="22"/>
+          <w:szCs w:val="22"/>
+          <w:shd w:val="clear" w:color="auto" w:fill="FFFFFF"/>
+        </w:rPr>
+        <w:t>, velocity dispersion </w:t>
+      </w:r>
+      <w:r>
+        <w:rPr>
+          <w:rFonts w:ascii="STIXGeneral-Regular" w:eastAsia="Times New Roman" w:hAnsi="STIXGeneral-Regular" w:cs="Lucida Grande"/>
+          <w:color w:val="000000"/>
+          <w:sz w:val="27"/>
+          <w:szCs w:val="27"/>
+          <w:bdr w:val="none" w:sz="0" w:space="0" w:color="auto" w:frame="1"/>
+        </w:rPr>
+        <w:t>σ</w:t>
+      </w:r>
+      <w:r>
+        <w:rPr>
+          <w:rFonts w:ascii="Lucida Grande" w:eastAsia="Times New Roman" w:hAnsi="Lucida Grande" w:cs="Lucida Grande"/>
+          <w:color w:val="000000"/>
+          <w:sz w:val="22"/>
+          <w:szCs w:val="22"/>
+          <w:shd w:val="clear" w:color="auto" w:fill="FFFFFF"/>
+        </w:rPr>
+        <w:t>, and total stellar mass </w:t>
+      </w:r>
+      <w:proofErr w:type="spellStart"/>
+      <w:r>
+        <w:rPr>
+          <w:rFonts w:ascii="STIXGeneral-Italic" w:eastAsia="Times New Roman" w:hAnsi="STIXGeneral-Italic" w:cs="Lucida Grande"/>
+          <w:color w:val="000000"/>
+          <w:sz w:val="27"/>
+          <w:szCs w:val="27"/>
+          <w:bdr w:val="none" w:sz="0" w:space="0" w:color="auto" w:frame="1"/>
+        </w:rPr>
+        <w:t>M</w:t>
+      </w:r>
+      <w:proofErr w:type="gramStart"/>
+      <w:r>
+        <w:rPr>
+          <w:rFonts w:ascii="STIXGeneral-Regular" w:eastAsia="Times New Roman" w:hAnsi="STIXGeneral-Regular" w:cs="Lucida Grande"/>
+          <w:color w:val="000000"/>
+          <w:sz w:val="19"/>
+          <w:szCs w:val="19"/>
+          <w:bdr w:val="none" w:sz="0" w:space="0" w:color="auto" w:frame="1"/>
+        </w:rPr>
+        <w:t>∗,galaxy</w:t>
+      </w:r>
+      <w:proofErr w:type="spellEnd"/>
+      <w:proofErr w:type="gramEnd"/>
+      <w:r>
+        <w:rPr>
+          <w:rFonts w:ascii="Lucida Grande" w:eastAsia="Times New Roman" w:hAnsi="Lucida Grande" w:cs="Lucida Grande"/>
+          <w:color w:val="000000"/>
+          <w:sz w:val="22"/>
+          <w:szCs w:val="22"/>
+          <w:shd w:val="clear" w:color="auto" w:fill="FFFFFF"/>
+        </w:rPr>
+        <w:t>. With a focus on intermediate mass black holes (</w:t>
+      </w:r>
+      <w:r>
+        <w:rPr>
+          <w:rFonts w:ascii="STIXGeneral-Regular" w:eastAsia="Times New Roman" w:hAnsi="STIXGeneral-Regular" w:cs="Lucida Grande"/>
+          <w:color w:val="000000"/>
+          <w:sz w:val="27"/>
+          <w:szCs w:val="27"/>
+          <w:bdr w:val="none" w:sz="0" w:space="0" w:color="auto" w:frame="1"/>
+        </w:rPr>
+        <w:t>10</w:t>
+      </w:r>
+      <w:r>
+        <w:rPr>
+          <w:rFonts w:ascii="STIXGeneral-Regular" w:eastAsia="Times New Roman" w:hAnsi="STIXGeneral-Regular" w:cs="Lucida Grande"/>
+          <w:color w:val="000000"/>
+          <w:sz w:val="19"/>
+          <w:szCs w:val="19"/>
+          <w:bdr w:val="none" w:sz="0" w:space="0" w:color="auto" w:frame="1"/>
+        </w:rPr>
+        <w:t>2</w:t>
+      </w:r>
+      <w:r>
+        <w:rPr>
+          <w:rFonts w:ascii="STIXGeneral-Regular" w:eastAsia="Times New Roman" w:hAnsi="STIXGeneral-Regular" w:cs="Lucida Grande"/>
+          <w:color w:val="000000"/>
+          <w:sz w:val="27"/>
+          <w:szCs w:val="27"/>
+          <w:bdr w:val="none" w:sz="0" w:space="0" w:color="auto" w:frame="1"/>
+        </w:rPr>
+        <w:t>&lt;</w:t>
+      </w:r>
+      <w:proofErr w:type="spellStart"/>
+      <w:r>
+        <w:rPr>
+          <w:rFonts w:ascii="STIXGeneral-Italic" w:eastAsia="Times New Roman" w:hAnsi="STIXGeneral-Italic" w:cs="Lucida Grande"/>
+          <w:color w:val="000000"/>
+          <w:sz w:val="27"/>
+          <w:szCs w:val="27"/>
+          <w:bdr w:val="none" w:sz="0" w:space="0" w:color="auto" w:frame="1"/>
+        </w:rPr>
+        <w:t>M</w:t>
+      </w:r>
+      <w:r>
+        <w:rPr>
+          <w:rFonts w:ascii="STIXGeneral-Regular" w:eastAsia="Times New Roman" w:hAnsi="STIXGeneral-Regular" w:cs="Lucida Grande"/>
+          <w:color w:val="000000"/>
+          <w:sz w:val="19"/>
+          <w:szCs w:val="19"/>
+          <w:bdr w:val="none" w:sz="0" w:space="0" w:color="auto" w:frame="1"/>
+        </w:rPr>
+        <w:t>bh</w:t>
+      </w:r>
+      <w:proofErr w:type="spellEnd"/>
+      <w:r>
+        <w:rPr>
+          <w:rFonts w:ascii="STIXGeneral-Regular" w:eastAsia="Times New Roman" w:hAnsi="STIXGeneral-Regular" w:cs="Lucida Grande"/>
+          <w:color w:val="000000"/>
+          <w:sz w:val="27"/>
+          <w:szCs w:val="27"/>
+          <w:bdr w:val="none" w:sz="0" w:space="0" w:color="auto" w:frame="1"/>
+        </w:rPr>
+        <w:t>/</w:t>
+      </w:r>
+      <w:r>
+        <w:rPr>
+          <w:rFonts w:ascii="STIXGeneral-Italic" w:eastAsia="Times New Roman" w:hAnsi="STIXGeneral-Italic" w:cs="Lucida Grande"/>
+          <w:color w:val="000000"/>
+          <w:sz w:val="27"/>
+          <w:szCs w:val="27"/>
+          <w:bdr w:val="none" w:sz="0" w:space="0" w:color="auto" w:frame="1"/>
+        </w:rPr>
+        <w:t>M</w:t>
+      </w:r>
+      <w:r>
+        <w:rPr>
+          <w:rFonts w:ascii="STIXGeneral-Regular" w:eastAsia="Times New Roman" w:hAnsi="STIXGeneral-Regular" w:cs="Lucida Grande"/>
+          <w:color w:val="000000"/>
+          <w:sz w:val="19"/>
+          <w:szCs w:val="19"/>
+          <w:bdr w:val="none" w:sz="0" w:space="0" w:color="auto" w:frame="1"/>
+        </w:rPr>
+        <w:t>⊙</w:t>
+      </w:r>
+      <w:r>
+        <w:rPr>
+          <w:rFonts w:ascii="STIXGeneral-Regular" w:eastAsia="Times New Roman" w:hAnsi="STIXGeneral-Regular" w:cs="Lucida Grande"/>
+          <w:color w:val="000000"/>
+          <w:sz w:val="27"/>
+          <w:szCs w:val="27"/>
+          <w:bdr w:val="none" w:sz="0" w:space="0" w:color="auto" w:frame="1"/>
+        </w:rPr>
+        <w:t>&lt;10</w:t>
+      </w:r>
+      <w:r>
+        <w:rPr>
+          <w:rFonts w:ascii="STIXGeneral-Regular" w:eastAsia="Times New Roman" w:hAnsi="STIXGeneral-Regular" w:cs="Lucida Grande"/>
+          <w:color w:val="000000"/>
+          <w:sz w:val="19"/>
+          <w:szCs w:val="19"/>
+          <w:bdr w:val="none" w:sz="0" w:space="0" w:color="auto" w:frame="1"/>
+        </w:rPr>
+        <w:t>5</w:t>
+      </w:r>
+      <w:r>
+        <w:rPr>
+          <w:rFonts w:ascii="Lucida Grande" w:eastAsia="Times New Roman" w:hAnsi="Lucida Grande" w:cs="Lucida Grande"/>
+          <w:color w:val="000000"/>
+          <w:sz w:val="22"/>
+          <w:szCs w:val="22"/>
+          <w:shd w:val="clear" w:color="auto" w:fill="FFFFFF"/>
+        </w:rPr>
+        <w:t>), we highlight NGC 4713 and NGC 4178, both with </w:t>
+      </w:r>
+      <w:r>
+        <w:rPr>
+          <w:rFonts w:ascii="STIXGeneral-Italic" w:eastAsia="Times New Roman" w:hAnsi="STIXGeneral-Italic" w:cs="Lucida Grande"/>
+          <w:color w:val="000000"/>
+          <w:sz w:val="27"/>
+          <w:szCs w:val="27"/>
+          <w:bdr w:val="none" w:sz="0" w:space="0" w:color="auto" w:frame="1"/>
+        </w:rPr>
+        <w:t>M</w:t>
+      </w:r>
+      <w:r>
+        <w:rPr>
+          <w:rFonts w:ascii="STIXGeneral-Regular" w:eastAsia="Times New Roman" w:hAnsi="STIXGeneral-Regular" w:cs="Lucida Grande"/>
+          <w:color w:val="000000"/>
+          <w:sz w:val="19"/>
+          <w:szCs w:val="19"/>
+          <w:bdr w:val="none" w:sz="0" w:space="0" w:color="auto" w:frame="1"/>
+        </w:rPr>
+        <w:t>bh</w:t>
+      </w:r>
+      <w:r>
+        <w:rPr>
+          <w:rFonts w:ascii="STIXGeneral-Regular" w:eastAsia="Times New Roman" w:hAnsi="STIXGeneral-Regular" w:cs="Lucida Grande"/>
+          <w:color w:val="000000"/>
+          <w:sz w:val="27"/>
+          <w:szCs w:val="27"/>
+          <w:bdr w:val="none" w:sz="0" w:space="0" w:color="auto" w:frame="1"/>
+        </w:rPr>
+        <w:t>≈10</w:t>
+      </w:r>
+      <w:r>
+        <w:rPr>
+          <w:rFonts w:ascii="STIXGeneral-Regular" w:eastAsia="Times New Roman" w:hAnsi="STIXGeneral-Regular" w:cs="Lucida Grande"/>
+          <w:color w:val="000000"/>
+          <w:sz w:val="19"/>
+          <w:szCs w:val="19"/>
+          <w:bdr w:val="none" w:sz="0" w:space="0" w:color="auto" w:frame="1"/>
+        </w:rPr>
+        <w:t>3</w:t>
+      </w:r>
+      <w:r>
+        <w:rPr>
+          <w:rFonts w:ascii="Lucida Grande" w:eastAsia="Times New Roman" w:hAnsi="Lucida Grande" w:cs="Lucida Grande"/>
+          <w:color w:val="000000"/>
+          <w:sz w:val="22"/>
+          <w:szCs w:val="22"/>
+          <w:shd w:val="clear" w:color="auto" w:fill="FFFFFF"/>
+        </w:rPr>
+        <w:t>-</w:t>
+      </w:r>
+      <w:r>
+        <w:rPr>
+          <w:rFonts w:ascii="STIXGeneral-Regular" w:eastAsia="Times New Roman" w:hAnsi="STIXGeneral-Regular" w:cs="Lucida Grande"/>
+          <w:color w:val="000000"/>
+          <w:sz w:val="27"/>
+          <w:szCs w:val="27"/>
+          <w:bdr w:val="none" w:sz="0" w:space="0" w:color="auto" w:frame="1"/>
+        </w:rPr>
+        <w:t>10</w:t>
+      </w:r>
+      <w:r>
+        <w:rPr>
+          <w:rFonts w:ascii="STIXGeneral-Regular" w:eastAsia="Times New Roman" w:hAnsi="STIXGeneral-Regular" w:cs="Lucida Grande"/>
+          <w:color w:val="000000"/>
+          <w:sz w:val="19"/>
+          <w:szCs w:val="19"/>
+          <w:bdr w:val="none" w:sz="0" w:space="0" w:color="auto" w:frame="1"/>
+        </w:rPr>
+        <w:t>4</w:t>
+      </w:r>
+      <w:r>
+        <w:rPr>
+          <w:rFonts w:ascii="Lucida Grande" w:eastAsia="Times New Roman" w:hAnsi="Lucida Grande" w:cs="Lucida Grande"/>
+          <w:color w:val="000000"/>
+          <w:sz w:val="22"/>
+          <w:szCs w:val="22"/>
+          <w:shd w:val="clear" w:color="auto" w:fill="FFFFFF"/>
+        </w:rPr>
+        <w:t xml:space="preserve"> (an estimate which is further </w:t>
+      </w:r>
+      <w:r>
+        <w:rPr>
+          <w:rFonts w:ascii="Lucida Grande" w:eastAsia="Times New Roman" w:hAnsi="Lucida Grande" w:cs="Lucida Grande"/>
+          <w:color w:val="000000"/>
+          <w:sz w:val="22"/>
+          <w:szCs w:val="22"/>
+          <w:shd w:val="clear" w:color="auto" w:fill="FFFFFF"/>
+        </w:rPr>
+        <w:lastRenderedPageBreak/>
+        <w:t>supported in NGC 4718 by its nuclear star cluster mass). From Chandra archival data, we find that both galaxies have a point-like nuclear X-ray sourc</w:t>
+      </w:r>
       <w:bookmarkStart w:id="0" w:name="_GoBack"/>
       <w:bookmarkEnd w:id="0"/>
       <w:r>
@@ -3117,36 +3952,160 @@
           <w:szCs w:val="22"/>
           <w:shd w:val="clear" w:color="auto" w:fill="FFFFFF"/>
         </w:rPr>
+        <w:t xml:space="preserve">e, with unabsorbed 0.3-10 </w:t>
+      </w:r>
+      <w:proofErr w:type="spellStart"/>
+      <w:r>
+        <w:rPr>
+          <w:rFonts w:ascii="Lucida Grande" w:eastAsia="Times New Roman" w:hAnsi="Lucida Grande" w:cs="Lucida Grande"/>
+          <w:color w:val="000000"/>
+          <w:sz w:val="22"/>
+          <w:szCs w:val="22"/>
+          <w:shd w:val="clear" w:color="auto" w:fill="FFFFFF"/>
+        </w:rPr>
+        <w:t>keV</w:t>
+      </w:r>
+      <w:proofErr w:type="spellEnd"/>
+      <w:r>
+        <w:rPr>
+          <w:rFonts w:ascii="Lucida Grande" w:eastAsia="Times New Roman" w:hAnsi="Lucida Grande" w:cs="Lucida Grande"/>
+          <w:color w:val="000000"/>
+          <w:sz w:val="22"/>
+          <w:szCs w:val="22"/>
+          <w:shd w:val="clear" w:color="auto" w:fill="FFFFFF"/>
+        </w:rPr>
+        <w:t xml:space="preserve"> luminosities of a few times 10</w:t>
+      </w:r>
+      <w:r>
+        <w:rPr>
+          <w:rFonts w:ascii="STIXGeneral-Regular" w:eastAsia="Times New Roman" w:hAnsi="STIXGeneral-Regular" w:cs="Lucida Grande"/>
+          <w:color w:val="000000"/>
+          <w:sz w:val="19"/>
+          <w:szCs w:val="19"/>
+          <w:bdr w:val="none" w:sz="0" w:space="0" w:color="auto" w:frame="1"/>
+        </w:rPr>
+        <w:t>38</w:t>
+      </w:r>
+      <w:r>
+        <w:rPr>
+          <w:rFonts w:ascii="Lucida Grande" w:eastAsia="Times New Roman" w:hAnsi="Lucida Grande" w:cs="Lucida Grande"/>
+          <w:color w:val="000000"/>
+          <w:sz w:val="22"/>
+          <w:szCs w:val="22"/>
+          <w:shd w:val="clear" w:color="auto" w:fill="FFFFFF"/>
+        </w:rPr>
+        <w:t> erg/s. In NGC 4178, the nuclear source has a soft, probably thermal, spectrum consistent with a stellar-mass black hole in the high/soft state, while no strong constraints can be derived for the nuclear emission of NGC 4713. In total, 33 of the 74 galaxies are predicted to have </w:t>
+      </w:r>
+      <w:proofErr w:type="spellStart"/>
+      <w:r>
+        <w:rPr>
+          <w:rFonts w:ascii="STIXGeneral-Italic" w:eastAsia="Times New Roman" w:hAnsi="STIXGeneral-Italic" w:cs="Lucida Grande"/>
+          <w:color w:val="000000"/>
+          <w:sz w:val="27"/>
+          <w:szCs w:val="27"/>
+          <w:bdr w:val="none" w:sz="0" w:space="0" w:color="auto" w:frame="1"/>
+        </w:rPr>
+        <w:t>M</w:t>
+      </w:r>
+      <w:r>
+        <w:rPr>
+          <w:rFonts w:ascii="STIXGeneral-Regular" w:eastAsia="Times New Roman" w:hAnsi="STIXGeneral-Regular" w:cs="Lucida Grande"/>
+          <w:color w:val="000000"/>
+          <w:sz w:val="19"/>
+          <w:szCs w:val="19"/>
+          <w:bdr w:val="none" w:sz="0" w:space="0" w:color="auto" w:frame="1"/>
+        </w:rPr>
+        <w:t>bh</w:t>
+      </w:r>
+      <w:proofErr w:type="spellEnd"/>
+      <w:proofErr w:type="gramStart"/>
+      <w:r>
+        <w:rPr>
+          <w:rFonts w:ascii="STIXGeneral-Regular" w:eastAsia="Times New Roman" w:hAnsi="STIXGeneral-Regular" w:cs="Lucida Grande"/>
+          <w:color w:val="000000"/>
+          <w:sz w:val="27"/>
+          <w:szCs w:val="27"/>
+          <w:bdr w:val="none" w:sz="0" w:space="0" w:color="auto" w:frame="1"/>
+        </w:rPr>
+        <w:t>&lt;(</w:t>
+      </w:r>
+      <w:proofErr w:type="gramEnd"/>
+      <w:r>
+        <w:rPr>
+          <w:rFonts w:ascii="STIXGeneral-Regular" w:eastAsia="Times New Roman" w:hAnsi="STIXGeneral-Regular" w:cs="Lucida Grande"/>
+          <w:color w:val="000000"/>
+          <w:sz w:val="27"/>
+          <w:szCs w:val="27"/>
+          <w:bdr w:val="none" w:sz="0" w:space="0" w:color="auto" w:frame="1"/>
+        </w:rPr>
+        <w:t>10</w:t>
+      </w:r>
+      <w:r>
+        <w:rPr>
+          <w:rFonts w:ascii="STIXGeneral-Regular" w:eastAsia="Times New Roman" w:hAnsi="STIXGeneral-Regular" w:cs="Lucida Grande"/>
+          <w:color w:val="000000"/>
+          <w:sz w:val="19"/>
+          <w:szCs w:val="19"/>
+          <w:bdr w:val="none" w:sz="0" w:space="0" w:color="auto" w:frame="1"/>
+        </w:rPr>
+        <w:t>5</w:t>
+      </w:r>
+      <w:r>
+        <w:rPr>
+          <w:rFonts w:ascii="Lucida Grande" w:eastAsia="Times New Roman" w:hAnsi="Lucida Grande" w:cs="Lucida Grande"/>
+          <w:color w:val="000000"/>
+          <w:sz w:val="22"/>
+          <w:szCs w:val="22"/>
+          <w:shd w:val="clear" w:color="auto" w:fill="FFFFFF"/>
+        </w:rPr>
+        <w:t>-</w:t>
+      </w:r>
+      <w:r>
+        <w:rPr>
+          <w:rFonts w:ascii="STIXGeneral-Regular" w:eastAsia="Times New Roman" w:hAnsi="STIXGeneral-Regular" w:cs="Lucida Grande"/>
+          <w:color w:val="000000"/>
+          <w:sz w:val="27"/>
+          <w:szCs w:val="27"/>
+          <w:bdr w:val="none" w:sz="0" w:space="0" w:color="auto" w:frame="1"/>
+        </w:rPr>
+        <w:t>10</w:t>
+      </w:r>
+      <w:r>
+        <w:rPr>
+          <w:rFonts w:ascii="STIXGeneral-Regular" w:eastAsia="Times New Roman" w:hAnsi="STIXGeneral-Regular" w:cs="Lucida Grande"/>
+          <w:color w:val="000000"/>
+          <w:sz w:val="19"/>
+          <w:szCs w:val="19"/>
+          <w:bdr w:val="none" w:sz="0" w:space="0" w:color="auto" w:frame="1"/>
+        </w:rPr>
+        <w:t>6</w:t>
+      </w:r>
+      <w:r>
+        <w:rPr>
+          <w:rFonts w:ascii="STIXGeneral-Regular" w:eastAsia="Times New Roman" w:hAnsi="STIXGeneral-Regular" w:cs="Lucida Grande"/>
+          <w:color w:val="000000"/>
+          <w:sz w:val="27"/>
+          <w:szCs w:val="27"/>
+          <w:bdr w:val="none" w:sz="0" w:space="0" w:color="auto" w:frame="1"/>
+        </w:rPr>
+        <w:t>)</w:t>
+      </w:r>
+      <w:r>
+        <w:rPr>
+          <w:rFonts w:ascii="Lucida Grande" w:eastAsia="Times New Roman" w:hAnsi="Lucida Grande" w:cs="Lucida Grande"/>
+          <w:color w:val="000000"/>
+          <w:sz w:val="22"/>
+          <w:szCs w:val="22"/>
+          <w:shd w:val="clear" w:color="auto" w:fill="FFFFFF"/>
+        </w:rPr>
         <w:t> </w:t>
       </w:r>
-      <w:proofErr w:type="spellStart"/>
-      <w:r>
-        <w:rPr>
-          <w:rFonts w:ascii="Lucida Grande" w:eastAsia="Times New Roman" w:hAnsi="Lucida Grande" w:cs="Lucida Grande"/>
-          <w:color w:val="000000"/>
-          <w:sz w:val="22"/>
-          <w:szCs w:val="22"/>
-          <w:shd w:val="clear" w:color="auto" w:fill="FFFFFF"/>
-        </w:rPr>
-        <w:t>dex</w:t>
-      </w:r>
-      <w:proofErr w:type="spellEnd"/>
-      <w:r>
-        <w:rPr>
-          <w:rFonts w:ascii="Lucida Grande" w:eastAsia="Times New Roman" w:hAnsi="Lucida Grande" w:cs="Lucida Grande"/>
-          <w:color w:val="000000"/>
-          <w:sz w:val="22"/>
-          <w:szCs w:val="22"/>
-          <w:shd w:val="clear" w:color="auto" w:fill="FFFFFF"/>
-        </w:rPr>
-        <w:t xml:space="preserve"> for </w:t>
-      </w:r>
-      <w:r>
-        <w:rPr>
-          <w:rFonts w:ascii="STIXGeneral-Italic" w:eastAsia="Times New Roman" w:hAnsi="STIXGeneral-Italic" w:cs="Lucida Grande"/>
-          <w:color w:val="000000"/>
-          <w:sz w:val="26"/>
-          <w:szCs w:val="26"/>
+      <w:r>
+        <w:rPr>
+          <w:rFonts w:ascii="STIXGeneral-Italic" w:eastAsia="Times New Roman" w:hAnsi="STIXGeneral-Italic" w:cs="Lucida Grande"/>
+          <w:color w:val="000000"/>
+          <w:sz w:val="27"/>
+          <w:szCs w:val="27"/>
           <w:bdr w:val="none" w:sz="0" w:space="0" w:color="auto" w:frame="1"/>
         </w:rPr>
         <w:t>M</w:t>
@@ -3155,28 +4114,78 @@
         <w:rPr>
           <w:rFonts w:ascii="STIXGeneral-Regular" w:eastAsia="Times New Roman" w:hAnsi="STIXGeneral-Regular" w:cs="Lucida Grande"/>
           <w:color w:val="000000"/>
-          <w:sz w:val="18"/>
-          <w:szCs w:val="18"/>
-          <w:bdr w:val="none" w:sz="0" w:space="0" w:color="auto" w:frame="1"/>
-        </w:rPr>
-        <w:t>BH</w:t>
-      </w:r>
-      <w:r>
-        <w:rPr>
-          <w:rFonts w:ascii="Lucida Grande" w:eastAsia="Times New Roman" w:hAnsi="Lucida Grande" w:cs="Lucida Grande"/>
-          <w:color w:val="000000"/>
-          <w:sz w:val="22"/>
-          <w:szCs w:val="22"/>
-          <w:shd w:val="clear" w:color="auto" w:fill="FFFFFF"/>
-        </w:rPr>
-        <w:t> on </w:t>
-      </w:r>
-      <w:r>
-        <w:rPr>
-          <w:rFonts w:ascii="STIXGeneral-Italic" w:eastAsia="Times New Roman" w:hAnsi="STIXGeneral-Italic" w:cs="Lucida Grande"/>
-          <w:color w:val="000000"/>
-          <w:sz w:val="26"/>
-          <w:szCs w:val="26"/>
+          <w:sz w:val="19"/>
+          <w:szCs w:val="19"/>
+          <w:bdr w:val="none" w:sz="0" w:space="0" w:color="auto" w:frame="1"/>
+        </w:rPr>
+        <w:t>⊙</w:t>
+      </w:r>
+      <w:r>
+        <w:rPr>
+          <w:rFonts w:ascii="Lucida Grande" w:eastAsia="Times New Roman" w:hAnsi="Lucida Grande" w:cs="Lucida Grande"/>
+          <w:color w:val="000000"/>
+          <w:sz w:val="22"/>
+          <w:szCs w:val="22"/>
+          <w:shd w:val="clear" w:color="auto" w:fill="FFFFFF"/>
+        </w:rPr>
+        <w:t>, and several are consistently predicted, via three methods, to have masses of </w:t>
+      </w:r>
+      <w:r>
+        <w:rPr>
+          <w:rFonts w:ascii="STIXGeneral-Regular" w:eastAsia="Times New Roman" w:hAnsi="STIXGeneral-Regular" w:cs="Lucida Grande"/>
+          <w:color w:val="000000"/>
+          <w:sz w:val="27"/>
+          <w:szCs w:val="27"/>
+          <w:bdr w:val="none" w:sz="0" w:space="0" w:color="auto" w:frame="1"/>
+        </w:rPr>
+        <w:t>10</w:t>
+      </w:r>
+      <w:r>
+        <w:rPr>
+          <w:rFonts w:ascii="STIXGeneral-Regular" w:eastAsia="Times New Roman" w:hAnsi="STIXGeneral-Regular" w:cs="Lucida Grande"/>
+          <w:color w:val="000000"/>
+          <w:sz w:val="19"/>
+          <w:szCs w:val="19"/>
+          <w:bdr w:val="none" w:sz="0" w:space="0" w:color="auto" w:frame="1"/>
+        </w:rPr>
+        <w:t>4</w:t>
+      </w:r>
+      <w:r>
+        <w:rPr>
+          <w:rFonts w:ascii="Lucida Grande" w:eastAsia="Times New Roman" w:hAnsi="Lucida Grande" w:cs="Lucida Grande"/>
+          <w:color w:val="000000"/>
+          <w:sz w:val="22"/>
+          <w:szCs w:val="22"/>
+          <w:shd w:val="clear" w:color="auto" w:fill="FFFFFF"/>
+        </w:rPr>
+        <w:t>-</w:t>
+      </w:r>
+      <w:r>
+        <w:rPr>
+          <w:rFonts w:ascii="STIXGeneral-Regular" w:eastAsia="Times New Roman" w:hAnsi="STIXGeneral-Regular" w:cs="Lucida Grande"/>
+          <w:color w:val="000000"/>
+          <w:sz w:val="27"/>
+          <w:szCs w:val="27"/>
+          <w:bdr w:val="none" w:sz="0" w:space="0" w:color="auto" w:frame="1"/>
+        </w:rPr>
+        <w:t>10</w:t>
+      </w:r>
+      <w:r>
+        <w:rPr>
+          <w:rFonts w:ascii="STIXGeneral-Regular" w:eastAsia="Times New Roman" w:hAnsi="STIXGeneral-Regular" w:cs="Lucida Grande"/>
+          <w:color w:val="000000"/>
+          <w:sz w:val="19"/>
+          <w:szCs w:val="19"/>
+          <w:bdr w:val="none" w:sz="0" w:space="0" w:color="auto" w:frame="1"/>
+        </w:rPr>
+        <w:t>5</w:t>
+      </w:r>
+      <w:r>
+        <w:rPr>
+          <w:rFonts w:ascii="STIXGeneral-Italic" w:eastAsia="Times New Roman" w:hAnsi="STIXGeneral-Italic" w:cs="Lucida Grande"/>
+          <w:color w:val="000000"/>
+          <w:sz w:val="27"/>
+          <w:szCs w:val="27"/>
           <w:bdr w:val="none" w:sz="0" w:space="0" w:color="auto" w:frame="1"/>
         </w:rPr>
         <w:t>M</w:t>
@@ -3185,192 +4194,70 @@
         <w:rPr>
           <w:rFonts w:ascii="STIXGeneral-Regular" w:eastAsia="Times New Roman" w:hAnsi="STIXGeneral-Regular" w:cs="Lucida Grande"/>
           <w:color w:val="000000"/>
-          <w:sz w:val="18"/>
-          <w:szCs w:val="18"/>
-          <w:bdr w:val="none" w:sz="0" w:space="0" w:color="auto" w:frame="1"/>
-        </w:rPr>
-        <w:t>∗,</w:t>
-      </w:r>
-      <w:proofErr w:type="spellStart"/>
-      <w:r>
-        <w:rPr>
-          <w:rFonts w:ascii="STIXGeneral-Regular" w:eastAsia="Times New Roman" w:hAnsi="STIXGeneral-Regular" w:cs="Lucida Grande"/>
-          <w:color w:val="000000"/>
-          <w:sz w:val="18"/>
-          <w:szCs w:val="18"/>
-          <w:bdr w:val="none" w:sz="0" w:space="0" w:color="auto" w:frame="1"/>
-        </w:rPr>
-        <w:t>sph</w:t>
-      </w:r>
-      <w:proofErr w:type="spellEnd"/>
-      <w:r>
-        <w:rPr>
-          <w:rFonts w:ascii="Lucida Grande" w:eastAsia="Times New Roman" w:hAnsi="Lucida Grande" w:cs="Lucida Grande"/>
-          <w:color w:val="000000"/>
-          <w:sz w:val="22"/>
-          <w:szCs w:val="22"/>
-          <w:shd w:val="clear" w:color="auto" w:fill="FFFFFF"/>
-        </w:rPr>
-        <w:t> and </w:t>
-      </w:r>
-      <w:r>
-        <w:rPr>
-          <w:rFonts w:ascii="STIXGeneral-Regular" w:eastAsia="Times New Roman" w:hAnsi="STIXGeneral-Regular" w:cs="Lucida Grande"/>
-          <w:color w:val="000000"/>
-          <w:sz w:val="26"/>
-          <w:szCs w:val="26"/>
-          <w:bdr w:val="none" w:sz="0" w:space="0" w:color="auto" w:frame="1"/>
-        </w:rPr>
-        <w:t>0.57</w:t>
-      </w:r>
-      <w:r>
-        <w:rPr>
-          <w:rFonts w:ascii="Lucida Grande" w:eastAsia="Times New Roman" w:hAnsi="Lucida Grande" w:cs="Lucida Grande"/>
-          <w:color w:val="000000"/>
-          <w:sz w:val="22"/>
-          <w:szCs w:val="22"/>
-          <w:shd w:val="clear" w:color="auto" w:fill="FFFFFF"/>
-        </w:rPr>
-        <w:t> </w:t>
-      </w:r>
-      <w:proofErr w:type="spellStart"/>
-      <w:r>
-        <w:rPr>
-          <w:rFonts w:ascii="Lucida Grande" w:eastAsia="Times New Roman" w:hAnsi="Lucida Grande" w:cs="Lucida Grande"/>
-          <w:color w:val="000000"/>
-          <w:sz w:val="22"/>
-          <w:szCs w:val="22"/>
-          <w:shd w:val="clear" w:color="auto" w:fill="FFFFFF"/>
-        </w:rPr>
-        <w:t>dex</w:t>
-      </w:r>
-      <w:proofErr w:type="spellEnd"/>
-      <w:r>
-        <w:rPr>
-          <w:rFonts w:ascii="Lucida Grande" w:eastAsia="Times New Roman" w:hAnsi="Lucida Grande" w:cs="Lucida Grande"/>
-          <w:color w:val="000000"/>
-          <w:sz w:val="22"/>
-          <w:szCs w:val="22"/>
-          <w:shd w:val="clear" w:color="auto" w:fill="FFFFFF"/>
-        </w:rPr>
-        <w:t xml:space="preserve"> for </w:t>
-      </w:r>
-      <w:r>
-        <w:rPr>
-          <w:rFonts w:ascii="STIXGeneral-Italic" w:eastAsia="Times New Roman" w:hAnsi="STIXGeneral-Italic" w:cs="Lucida Grande"/>
-          <w:color w:val="000000"/>
-          <w:sz w:val="26"/>
-          <w:szCs w:val="26"/>
+          <w:sz w:val="19"/>
+          <w:szCs w:val="19"/>
+          <w:bdr w:val="none" w:sz="0" w:space="0" w:color="auto" w:frame="1"/>
+        </w:rPr>
+        <w:t>⊙</w:t>
+      </w:r>
+      <w:r>
+        <w:rPr>
+          <w:rFonts w:ascii="Lucida Grande" w:eastAsia="Times New Roman" w:hAnsi="Lucida Grande" w:cs="Lucida Grande"/>
+          <w:color w:val="000000"/>
+          <w:sz w:val="22"/>
+          <w:szCs w:val="22"/>
+          <w:shd w:val="clear" w:color="auto" w:fill="FFFFFF"/>
+        </w:rPr>
+        <w:t>, such as IC 3392, NGC 4294 and NGC 4413. We speculate that a sizeable population of IMBHs may reside in late-type spiral galaxies with low stellar mass (</w:t>
+      </w:r>
+      <w:r>
+        <w:rPr>
+          <w:rFonts w:ascii="STIXGeneral-Italic" w:eastAsia="Times New Roman" w:hAnsi="STIXGeneral-Italic" w:cs="Lucida Grande"/>
+          <w:color w:val="000000"/>
+          <w:sz w:val="27"/>
+          <w:szCs w:val="27"/>
           <w:bdr w:val="none" w:sz="0" w:space="0" w:color="auto" w:frame="1"/>
         </w:rPr>
         <w:t>M</w:t>
       </w:r>
-      <w:r>
-        <w:rPr>
-          <w:rFonts w:ascii="STIXGeneral-Regular" w:eastAsia="Times New Roman" w:hAnsi="STIXGeneral-Regular" w:cs="Lucida Grande"/>
-          <w:color w:val="000000"/>
-          <w:sz w:val="18"/>
-          <w:szCs w:val="18"/>
-          <w:bdr w:val="none" w:sz="0" w:space="0" w:color="auto" w:frame="1"/>
-        </w:rPr>
-        <w:t>BH</w:t>
-      </w:r>
-      <w:r>
-        <w:rPr>
-          <w:rFonts w:ascii="Lucida Grande" w:eastAsia="Times New Roman" w:hAnsi="Lucida Grande" w:cs="Lucida Grande"/>
-          <w:color w:val="000000"/>
-          <w:sz w:val="22"/>
-          <w:szCs w:val="22"/>
-          <w:shd w:val="clear" w:color="auto" w:fill="FFFFFF"/>
-        </w:rPr>
-        <w:t> on </w:t>
-      </w:r>
-      <w:r>
-        <w:rPr>
-          <w:rFonts w:ascii="STIXGeneral-Italic" w:eastAsia="Times New Roman" w:hAnsi="STIXGeneral-Italic" w:cs="Lucida Grande"/>
-          <w:color w:val="000000"/>
-          <w:sz w:val="26"/>
-          <w:szCs w:val="26"/>
-          <w:bdr w:val="none" w:sz="0" w:space="0" w:color="auto" w:frame="1"/>
-        </w:rPr>
-        <w:t>σ</w:t>
-      </w:r>
-      <w:r>
-        <w:rPr>
-          <w:rFonts w:ascii="STIXGeneral-Regular" w:eastAsia="Times New Roman" w:hAnsi="STIXGeneral-Regular" w:cs="Lucida Grande"/>
-          <w:color w:val="000000"/>
-          <w:sz w:val="18"/>
-          <w:szCs w:val="18"/>
-          <w:bdr w:val="none" w:sz="0" w:space="0" w:color="auto" w:frame="1"/>
-        </w:rPr>
-        <w:t>∗</w:t>
-      </w:r>
-      <w:r>
-        <w:rPr>
-          <w:rFonts w:ascii="Lucida Grande" w:eastAsia="Times New Roman" w:hAnsi="Lucida Grande" w:cs="Lucida Grande"/>
-          <w:color w:val="000000"/>
-          <w:sz w:val="22"/>
-          <w:szCs w:val="22"/>
-          <w:shd w:val="clear" w:color="auto" w:fill="FFFFFF"/>
-        </w:rPr>
-        <w:t>. The slope is </w:t>
-      </w:r>
-      <w:r>
-        <w:rPr>
-          <w:rFonts w:ascii="STIXGeneral-Regular" w:eastAsia="Times New Roman" w:hAnsi="STIXGeneral-Regular" w:cs="Lucida Grande"/>
-          <w:color w:val="000000"/>
-          <w:sz w:val="26"/>
-          <w:szCs w:val="26"/>
-          <w:bdr w:val="none" w:sz="0" w:space="0" w:color="auto" w:frame="1"/>
-        </w:rPr>
-        <w:t>&gt;2</w:t>
-      </w:r>
-      <w:r>
-        <w:rPr>
-          <w:rFonts w:ascii="Lucida Grande" w:eastAsia="Times New Roman" w:hAnsi="Lucida Grande" w:cs="Lucida Grande"/>
-          <w:color w:val="000000"/>
-          <w:sz w:val="22"/>
-          <w:szCs w:val="22"/>
-          <w:shd w:val="clear" w:color="auto" w:fill="FFFFFF"/>
-        </w:rPr>
-        <w:t> times that obtained using core-</w:t>
-      </w:r>
-      <w:r>
-        <w:rPr>
-          <w:rFonts w:ascii="-webkit-standard" w:eastAsia="Times New Roman" w:hAnsi="-webkit-standard" w:cs="Times New Roman"/>
-          <w:color w:val="000000"/>
-          <w:sz w:val="27"/>
-          <w:szCs w:val="27"/>
-          <w:shd w:val="clear" w:color="auto" w:fill="FFFFFF"/>
-        </w:rPr>
-        <w:t>Sérsic</w:t>
-      </w:r>
-      <w:r>
-        <w:rPr>
-          <w:rFonts w:ascii="Lucida Grande" w:eastAsia="Times New Roman" w:hAnsi="Lucida Grande" w:cs="Lucida Grande"/>
-          <w:color w:val="000000"/>
-          <w:sz w:val="22"/>
-          <w:szCs w:val="22"/>
-          <w:shd w:val="clear" w:color="auto" w:fill="FFFFFF"/>
-        </w:rPr>
-        <w:t xml:space="preserve"> </w:t>
-      </w:r>
-      <w:r>
-        <w:rPr>
-          <w:rFonts w:ascii="Lucida Grande" w:eastAsia="Times New Roman" w:hAnsi="Lucida Grande" w:cs="Lucida Grande"/>
-          <w:color w:val="000000"/>
-          <w:sz w:val="22"/>
-          <w:szCs w:val="22"/>
-          <w:shd w:val="clear" w:color="auto" w:fill="FFFFFF"/>
-        </w:rPr>
-        <w:t>early-type galaxies, echoing a similar result involving </w:t>
-      </w:r>
-      <w:r>
-        <w:rPr>
-          <w:rFonts w:ascii="STIXGeneral-Italic" w:eastAsia="Times New Roman" w:hAnsi="STIXGeneral-Italic" w:cs="Lucida Grande"/>
-          <w:color w:val="000000"/>
-          <w:sz w:val="26"/>
-          <w:szCs w:val="26"/>
+      <w:proofErr w:type="gramStart"/>
+      <w:r>
+        <w:rPr>
+          <w:rFonts w:ascii="STIXGeneral-Regular" w:eastAsia="Times New Roman" w:hAnsi="STIXGeneral-Regular" w:cs="Lucida Grande"/>
+          <w:color w:val="000000"/>
+          <w:sz w:val="19"/>
+          <w:szCs w:val="19"/>
+          <w:bdr w:val="none" w:sz="0" w:space="0" w:color="auto" w:frame="1"/>
+        </w:rPr>
+        <w:t>∗,galaxy</w:t>
+      </w:r>
+      <w:proofErr w:type="gramEnd"/>
+      <w:r>
+        <w:rPr>
+          <w:rFonts w:ascii="STIXGeneral-Regular" w:eastAsia="Times New Roman" w:hAnsi="STIXGeneral-Regular" w:cs="Lucida Grande"/>
+          <w:color w:val="000000"/>
+          <w:sz w:val="27"/>
+          <w:szCs w:val="27"/>
+          <w:bdr w:val="none" w:sz="0" w:space="0" w:color="auto" w:frame="1"/>
+        </w:rPr>
+        <w:t>≲10</w:t>
+      </w:r>
+      <w:r>
+        <w:rPr>
+          <w:rFonts w:ascii="STIXGeneral-Regular" w:eastAsia="Times New Roman" w:hAnsi="STIXGeneral-Regular" w:cs="Lucida Grande"/>
+          <w:color w:val="000000"/>
+          <w:sz w:val="19"/>
+          <w:szCs w:val="19"/>
+          <w:bdr w:val="none" w:sz="0" w:space="0" w:color="auto" w:frame="1"/>
+        </w:rPr>
+        <w:t>10</w:t>
+      </w:r>
+      <w:r>
+        <w:rPr>
+          <w:rFonts w:ascii="STIXGeneral-Italic" w:eastAsia="Times New Roman" w:hAnsi="STIXGeneral-Italic" w:cs="Lucida Grande"/>
+          <w:color w:val="000000"/>
+          <w:sz w:val="27"/>
+          <w:szCs w:val="27"/>
           <w:bdr w:val="none" w:sz="0" w:space="0" w:color="auto" w:frame="1"/>
         </w:rPr>
         <w:t>M</w:t>
@@ -3379,216 +4266,29 @@
         <w:rPr>
           <w:rFonts w:ascii="STIXGeneral-Regular" w:eastAsia="Times New Roman" w:hAnsi="STIXGeneral-Regular" w:cs="Lucida Grande"/>
           <w:color w:val="000000"/>
-          <w:sz w:val="18"/>
-          <w:szCs w:val="18"/>
-          <w:bdr w:val="none" w:sz="0" w:space="0" w:color="auto" w:frame="1"/>
-        </w:rPr>
-        <w:t>∗,</w:t>
-      </w:r>
-      <w:proofErr w:type="spellStart"/>
-      <w:r>
-        <w:rPr>
-          <w:rFonts w:ascii="STIXGeneral-Regular" w:eastAsia="Times New Roman" w:hAnsi="STIXGeneral-Regular" w:cs="Lucida Grande"/>
-          <w:color w:val="000000"/>
-          <w:sz w:val="18"/>
-          <w:szCs w:val="18"/>
-          <w:bdr w:val="none" w:sz="0" w:space="0" w:color="auto" w:frame="1"/>
-        </w:rPr>
-        <w:t>sph</w:t>
-      </w:r>
-      <w:proofErr w:type="spellEnd"/>
-      <w:r>
-        <w:rPr>
-          <w:rFonts w:ascii="Lucida Grande" w:eastAsia="Times New Roman" w:hAnsi="Lucida Grande" w:cs="Lucida Grande"/>
-          <w:color w:val="000000"/>
-          <w:sz w:val="22"/>
-          <w:szCs w:val="22"/>
-          <w:shd w:val="clear" w:color="auto" w:fill="FFFFFF"/>
-        </w:rPr>
-        <w:t>, and supporting a varied growth mechanism among different morphological types. This steeper relation has consequences for galaxy/black hole formation theories, simulations, and predicting black hole masses. We caution that (</w:t>
-      </w:r>
-      <w:proofErr w:type="spellStart"/>
-      <w:r>
-        <w:rPr>
-          <w:rFonts w:ascii="Lucida Grande" w:eastAsia="Times New Roman" w:hAnsi="Lucida Grande" w:cs="Lucida Grande"/>
-          <w:color w:val="000000"/>
-          <w:sz w:val="22"/>
-          <w:szCs w:val="22"/>
-          <w:shd w:val="clear" w:color="auto" w:fill="FFFFFF"/>
-        </w:rPr>
-        <w:t>i</w:t>
-      </w:r>
-      <w:proofErr w:type="spellEnd"/>
-      <w:r>
-        <w:rPr>
-          <w:rFonts w:ascii="Lucida Grande" w:eastAsia="Times New Roman" w:hAnsi="Lucida Grande" w:cs="Lucida Grande"/>
-          <w:color w:val="000000"/>
-          <w:sz w:val="22"/>
-          <w:szCs w:val="22"/>
-          <w:shd w:val="clear" w:color="auto" w:fill="FFFFFF"/>
-        </w:rPr>
-        <w:t>) a </w:t>
-      </w:r>
-      <w:proofErr w:type="spellStart"/>
-      <w:r>
-        <w:rPr>
-          <w:rFonts w:ascii="STIXGeneral-Italic" w:eastAsia="Times New Roman" w:hAnsi="STIXGeneral-Italic" w:cs="Lucida Grande"/>
-          <w:color w:val="000000"/>
-          <w:sz w:val="26"/>
-          <w:szCs w:val="26"/>
-          <w:bdr w:val="none" w:sz="0" w:space="0" w:color="auto" w:frame="1"/>
-        </w:rPr>
-        <w:t>M</w:t>
-      </w:r>
-      <w:r>
-        <w:rPr>
-          <w:rFonts w:ascii="STIXGeneral-Regular" w:eastAsia="Times New Roman" w:hAnsi="STIXGeneral-Regular" w:cs="Lucida Grande"/>
-          <w:color w:val="000000"/>
-          <w:sz w:val="18"/>
-          <w:szCs w:val="18"/>
-          <w:bdr w:val="none" w:sz="0" w:space="0" w:color="auto" w:frame="1"/>
-        </w:rPr>
-        <w:t>BH</w:t>
-      </w:r>
-      <w:r>
-        <w:rPr>
-          <w:rFonts w:ascii="Lucida Grande" w:eastAsia="Times New Roman" w:hAnsi="Lucida Grande" w:cs="Lucida Grande"/>
-          <w:color w:val="000000"/>
-          <w:sz w:val="22"/>
-          <w:szCs w:val="22"/>
-          <w:shd w:val="clear" w:color="auto" w:fill="FFFFFF"/>
-        </w:rPr>
-        <w:t>-</w:t>
-      </w:r>
-      <w:r>
-        <w:rPr>
-          <w:rFonts w:ascii="STIXGeneral-Italic" w:eastAsia="Times New Roman" w:hAnsi="STIXGeneral-Italic" w:cs="Lucida Grande"/>
-          <w:color w:val="000000"/>
-          <w:sz w:val="26"/>
-          <w:szCs w:val="26"/>
-          <w:bdr w:val="none" w:sz="0" w:space="0" w:color="auto" w:frame="1"/>
-        </w:rPr>
-        <w:t>M</w:t>
-      </w:r>
-      <w:proofErr w:type="gramStart"/>
-      <w:r>
-        <w:rPr>
-          <w:rFonts w:ascii="STIXGeneral-Regular" w:eastAsia="Times New Roman" w:hAnsi="STIXGeneral-Regular" w:cs="Lucida Grande"/>
-          <w:color w:val="000000"/>
-          <w:sz w:val="18"/>
-          <w:szCs w:val="18"/>
-          <w:bdr w:val="none" w:sz="0" w:space="0" w:color="auto" w:frame="1"/>
-        </w:rPr>
-        <w:t>∗,tot</w:t>
-      </w:r>
-      <w:proofErr w:type="spellEnd"/>
-      <w:proofErr w:type="gramEnd"/>
-      <w:r>
-        <w:rPr>
-          <w:rFonts w:ascii="Lucida Grande" w:eastAsia="Times New Roman" w:hAnsi="Lucida Grande" w:cs="Lucida Grande"/>
-          <w:color w:val="000000"/>
-          <w:sz w:val="22"/>
-          <w:szCs w:val="22"/>
-          <w:shd w:val="clear" w:color="auto" w:fill="FFFFFF"/>
-        </w:rPr>
-        <w:t> relation built from a mixture of early- and late-type galaxies will find an arbitrary slope of approximately 1 to 3, with no physical meaning beyond one's sample selection; and (ii) evolutionary studies of the </w:t>
-      </w:r>
-      <w:proofErr w:type="spellStart"/>
-      <w:r>
-        <w:rPr>
-          <w:rFonts w:ascii="STIXGeneral-Italic" w:eastAsia="Times New Roman" w:hAnsi="STIXGeneral-Italic" w:cs="Lucida Grande"/>
-          <w:color w:val="000000"/>
-          <w:sz w:val="26"/>
-          <w:szCs w:val="26"/>
-          <w:bdr w:val="none" w:sz="0" w:space="0" w:color="auto" w:frame="1"/>
-        </w:rPr>
-        <w:t>M</w:t>
-      </w:r>
-      <w:r>
-        <w:rPr>
-          <w:rFonts w:ascii="STIXGeneral-Regular" w:eastAsia="Times New Roman" w:hAnsi="STIXGeneral-Regular" w:cs="Lucida Grande"/>
-          <w:color w:val="000000"/>
-          <w:sz w:val="18"/>
-          <w:szCs w:val="18"/>
-          <w:bdr w:val="none" w:sz="0" w:space="0" w:color="auto" w:frame="1"/>
-        </w:rPr>
-        <w:t>BH</w:t>
-      </w:r>
-      <w:r>
-        <w:rPr>
-          <w:rFonts w:ascii="Lucida Grande" w:eastAsia="Times New Roman" w:hAnsi="Lucida Grande" w:cs="Lucida Grande"/>
-          <w:color w:val="000000"/>
-          <w:sz w:val="22"/>
-          <w:szCs w:val="22"/>
-          <w:shd w:val="clear" w:color="auto" w:fill="FFFFFF"/>
-        </w:rPr>
-        <w:t>-</w:t>
-      </w:r>
-      <w:r>
-        <w:rPr>
-          <w:rFonts w:ascii="STIXGeneral-Italic" w:eastAsia="Times New Roman" w:hAnsi="STIXGeneral-Italic" w:cs="Lucida Grande"/>
-          <w:color w:val="000000"/>
-          <w:sz w:val="26"/>
-          <w:szCs w:val="26"/>
-          <w:bdr w:val="none" w:sz="0" w:space="0" w:color="auto" w:frame="1"/>
-        </w:rPr>
-        <w:t>M</w:t>
-      </w:r>
-      <w:r>
-        <w:rPr>
-          <w:rFonts w:ascii="STIXGeneral-Regular" w:eastAsia="Times New Roman" w:hAnsi="STIXGeneral-Regular" w:cs="Lucida Grande"/>
-          <w:color w:val="000000"/>
-          <w:sz w:val="18"/>
-          <w:szCs w:val="18"/>
-          <w:bdr w:val="none" w:sz="0" w:space="0" w:color="auto" w:frame="1"/>
-        </w:rPr>
-        <w:t>∗,tot</w:t>
-      </w:r>
-      <w:proofErr w:type="spellEnd"/>
-      <w:r>
-        <w:rPr>
-          <w:rFonts w:ascii="Lucida Grande" w:eastAsia="Times New Roman" w:hAnsi="Lucida Grande" w:cs="Lucida Grande"/>
-          <w:color w:val="000000"/>
-          <w:sz w:val="22"/>
-          <w:szCs w:val="22"/>
-          <w:shd w:val="clear" w:color="auto" w:fill="FFFFFF"/>
-        </w:rPr>
-        <w:t> relation need to be mindful of the galaxy types included at each epoch. We additionally update the </w:t>
-      </w:r>
-      <w:proofErr w:type="spellStart"/>
-      <w:r>
-        <w:rPr>
-          <w:rFonts w:ascii="STIXGeneral-Italic" w:eastAsia="Times New Roman" w:hAnsi="STIXGeneral-Italic" w:cs="Lucida Grande"/>
-          <w:color w:val="000000"/>
-          <w:sz w:val="26"/>
-          <w:szCs w:val="26"/>
-          <w:bdr w:val="none" w:sz="0" w:space="0" w:color="auto" w:frame="1"/>
-        </w:rPr>
-        <w:t>M</w:t>
-      </w:r>
-      <w:proofErr w:type="gramStart"/>
-      <w:r>
-        <w:rPr>
-          <w:rFonts w:ascii="STIXGeneral-Regular" w:eastAsia="Times New Roman" w:hAnsi="STIXGeneral-Regular" w:cs="Lucida Grande"/>
-          <w:color w:val="000000"/>
-          <w:sz w:val="18"/>
-          <w:szCs w:val="18"/>
-          <w:bdr w:val="none" w:sz="0" w:space="0" w:color="auto" w:frame="1"/>
-        </w:rPr>
-        <w:t>∗,tot</w:t>
-      </w:r>
-      <w:proofErr w:type="spellEnd"/>
-      <w:proofErr w:type="gramEnd"/>
-      <w:r>
-        <w:rPr>
-          <w:rFonts w:ascii="Lucida Grande" w:eastAsia="Times New Roman" w:hAnsi="Lucida Grande" w:cs="Lucida Grande"/>
-          <w:color w:val="000000"/>
-          <w:sz w:val="22"/>
-          <w:szCs w:val="22"/>
-          <w:shd w:val="clear" w:color="auto" w:fill="FFFFFF"/>
-        </w:rPr>
-        <w:t>-(face-on spiral arm pitch angle) relation.</w:t>
-      </w:r>
+          <w:sz w:val="19"/>
+          <w:szCs w:val="19"/>
+          <w:bdr w:val="none" w:sz="0" w:space="0" w:color="auto" w:frame="1"/>
+        </w:rPr>
+        <w:t>⊙</w:t>
+      </w:r>
+      <w:r>
+        <w:rPr>
+          <w:rFonts w:ascii="Lucida Grande" w:eastAsia="Times New Roman" w:hAnsi="Lucida Grande" w:cs="Lucida Grande"/>
+          <w:color w:val="000000"/>
+          <w:sz w:val="22"/>
+          <w:szCs w:val="22"/>
+          <w:shd w:val="clear" w:color="auto" w:fill="FFFFFF"/>
+        </w:rPr>
+        <w:t>).</w:t>
+      </w:r>
+    </w:p>
+    <w:p>
+      <w:pPr>
+        <w:rPr>
+          <w:rFonts w:ascii="Times New Roman" w:eastAsia="Times New Roman" w:hAnsi="Times New Roman" w:cs="Times New Roman"/>
+        </w:rPr>
+      </w:pPr>
     </w:p>
     <w:sectPr>
       <w:pgSz w:w="11900" w:h="16840"/>

--- a/wordcloud.docx
+++ b/wordcloud.docx
@@ -1161,7 +1161,6 @@
         <w:t>-</w:t>
       </w:r>
       <w:proofErr w:type="spellStart"/>
-      <w:proofErr w:type="gramStart"/>
       <w:r>
         <w:rPr>
           <w:rFonts w:ascii="-webkit-standard" w:eastAsia="Times New Roman" w:hAnsi="-webkit-standard" w:cs="Times New Roman"/>
@@ -1193,7 +1192,6 @@
         <w:t>(</w:t>
       </w:r>
       <w:proofErr w:type="spellStart"/>
-      <w:proofErr w:type="gramEnd"/>
       <w:r>
         <w:rPr>
           <w:rFonts w:ascii="-webkit-standard" w:eastAsia="Times New Roman" w:hAnsi="-webkit-standard" w:cs="Times New Roman"/>
@@ -3940,348 +3938,1563 @@
           <w:shd w:val="clear" w:color="auto" w:fill="FFFFFF"/>
         </w:rPr>
         <w:lastRenderedPageBreak/>
-        <w:t>supported in NGC 4718 by its nuclear star cluster mass). From Chandra archival data, we find that both galaxies have a point-like nuclear X-ray sourc</w:t>
+        <w:t xml:space="preserve">supported in NGC 4718 by its nuclear star cluster mass). From Chandra archival data, we find that both galaxies have a point-like nuclear X-ray source, with unabsorbed 0.3-10 </w:t>
+      </w:r>
+      <w:proofErr w:type="spellStart"/>
+      <w:r>
+        <w:rPr>
+          <w:rFonts w:ascii="Lucida Grande" w:eastAsia="Times New Roman" w:hAnsi="Lucida Grande" w:cs="Lucida Grande"/>
+          <w:color w:val="000000"/>
+          <w:sz w:val="22"/>
+          <w:szCs w:val="22"/>
+          <w:shd w:val="clear" w:color="auto" w:fill="FFFFFF"/>
+        </w:rPr>
+        <w:t>keV</w:t>
+      </w:r>
+      <w:proofErr w:type="spellEnd"/>
+      <w:r>
+        <w:rPr>
+          <w:rFonts w:ascii="Lucida Grande" w:eastAsia="Times New Roman" w:hAnsi="Lucida Grande" w:cs="Lucida Grande"/>
+          <w:color w:val="000000"/>
+          <w:sz w:val="22"/>
+          <w:szCs w:val="22"/>
+          <w:shd w:val="clear" w:color="auto" w:fill="FFFFFF"/>
+        </w:rPr>
+        <w:t xml:space="preserve"> luminosities of a few times 10</w:t>
+      </w:r>
+      <w:r>
+        <w:rPr>
+          <w:rFonts w:ascii="STIXGeneral-Regular" w:eastAsia="Times New Roman" w:hAnsi="STIXGeneral-Regular" w:cs="Lucida Grande"/>
+          <w:color w:val="000000"/>
+          <w:sz w:val="19"/>
+          <w:szCs w:val="19"/>
+          <w:bdr w:val="none" w:sz="0" w:space="0" w:color="auto" w:frame="1"/>
+        </w:rPr>
+        <w:t>38</w:t>
+      </w:r>
+      <w:r>
+        <w:rPr>
+          <w:rFonts w:ascii="Lucida Grande" w:eastAsia="Times New Roman" w:hAnsi="Lucida Grande" w:cs="Lucida Grande"/>
+          <w:color w:val="000000"/>
+          <w:sz w:val="22"/>
+          <w:szCs w:val="22"/>
+          <w:shd w:val="clear" w:color="auto" w:fill="FFFFFF"/>
+        </w:rPr>
+        <w:t> erg/s. In NGC 4178, the nuclear source has a soft, probably thermal, spectrum consistent with a stellar-mass black hole in the high/soft state, while no strong constraints can be derived for the nuclear emission of NGC 4713. In total, 33 of the 74 galaxies are predicted to have </w:t>
+      </w:r>
+      <w:proofErr w:type="spellStart"/>
+      <w:r>
+        <w:rPr>
+          <w:rFonts w:ascii="STIXGeneral-Italic" w:eastAsia="Times New Roman" w:hAnsi="STIXGeneral-Italic" w:cs="Lucida Grande"/>
+          <w:color w:val="000000"/>
+          <w:sz w:val="27"/>
+          <w:szCs w:val="27"/>
+          <w:bdr w:val="none" w:sz="0" w:space="0" w:color="auto" w:frame="1"/>
+        </w:rPr>
+        <w:t>M</w:t>
+      </w:r>
+      <w:r>
+        <w:rPr>
+          <w:rFonts w:ascii="STIXGeneral-Regular" w:eastAsia="Times New Roman" w:hAnsi="STIXGeneral-Regular" w:cs="Lucida Grande"/>
+          <w:color w:val="000000"/>
+          <w:sz w:val="19"/>
+          <w:szCs w:val="19"/>
+          <w:bdr w:val="none" w:sz="0" w:space="0" w:color="auto" w:frame="1"/>
+        </w:rPr>
+        <w:t>bh</w:t>
+      </w:r>
+      <w:proofErr w:type="spellEnd"/>
+      <w:proofErr w:type="gramStart"/>
+      <w:r>
+        <w:rPr>
+          <w:rFonts w:ascii="STIXGeneral-Regular" w:eastAsia="Times New Roman" w:hAnsi="STIXGeneral-Regular" w:cs="Lucida Grande"/>
+          <w:color w:val="000000"/>
+          <w:sz w:val="27"/>
+          <w:szCs w:val="27"/>
+          <w:bdr w:val="none" w:sz="0" w:space="0" w:color="auto" w:frame="1"/>
+        </w:rPr>
+        <w:t>&lt;(</w:t>
+      </w:r>
+      <w:proofErr w:type="gramEnd"/>
+      <w:r>
+        <w:rPr>
+          <w:rFonts w:ascii="STIXGeneral-Regular" w:eastAsia="Times New Roman" w:hAnsi="STIXGeneral-Regular" w:cs="Lucida Grande"/>
+          <w:color w:val="000000"/>
+          <w:sz w:val="27"/>
+          <w:szCs w:val="27"/>
+          <w:bdr w:val="none" w:sz="0" w:space="0" w:color="auto" w:frame="1"/>
+        </w:rPr>
+        <w:t>10</w:t>
+      </w:r>
+      <w:r>
+        <w:rPr>
+          <w:rFonts w:ascii="STIXGeneral-Regular" w:eastAsia="Times New Roman" w:hAnsi="STIXGeneral-Regular" w:cs="Lucida Grande"/>
+          <w:color w:val="000000"/>
+          <w:sz w:val="19"/>
+          <w:szCs w:val="19"/>
+          <w:bdr w:val="none" w:sz="0" w:space="0" w:color="auto" w:frame="1"/>
+        </w:rPr>
+        <w:t>5</w:t>
+      </w:r>
+      <w:r>
+        <w:rPr>
+          <w:rFonts w:ascii="Lucida Grande" w:eastAsia="Times New Roman" w:hAnsi="Lucida Grande" w:cs="Lucida Grande"/>
+          <w:color w:val="000000"/>
+          <w:sz w:val="22"/>
+          <w:szCs w:val="22"/>
+          <w:shd w:val="clear" w:color="auto" w:fill="FFFFFF"/>
+        </w:rPr>
+        <w:t>-</w:t>
+      </w:r>
+      <w:r>
+        <w:rPr>
+          <w:rFonts w:ascii="STIXGeneral-Regular" w:eastAsia="Times New Roman" w:hAnsi="STIXGeneral-Regular" w:cs="Lucida Grande"/>
+          <w:color w:val="000000"/>
+          <w:sz w:val="27"/>
+          <w:szCs w:val="27"/>
+          <w:bdr w:val="none" w:sz="0" w:space="0" w:color="auto" w:frame="1"/>
+        </w:rPr>
+        <w:t>10</w:t>
+      </w:r>
+      <w:r>
+        <w:rPr>
+          <w:rFonts w:ascii="STIXGeneral-Regular" w:eastAsia="Times New Roman" w:hAnsi="STIXGeneral-Regular" w:cs="Lucida Grande"/>
+          <w:color w:val="000000"/>
+          <w:sz w:val="19"/>
+          <w:szCs w:val="19"/>
+          <w:bdr w:val="none" w:sz="0" w:space="0" w:color="auto" w:frame="1"/>
+        </w:rPr>
+        <w:t>6</w:t>
+      </w:r>
+      <w:r>
+        <w:rPr>
+          <w:rFonts w:ascii="STIXGeneral-Regular" w:eastAsia="Times New Roman" w:hAnsi="STIXGeneral-Regular" w:cs="Lucida Grande"/>
+          <w:color w:val="000000"/>
+          <w:sz w:val="27"/>
+          <w:szCs w:val="27"/>
+          <w:bdr w:val="none" w:sz="0" w:space="0" w:color="auto" w:frame="1"/>
+        </w:rPr>
+        <w:t>)</w:t>
+      </w:r>
+      <w:r>
+        <w:rPr>
+          <w:rFonts w:ascii="Lucida Grande" w:eastAsia="Times New Roman" w:hAnsi="Lucida Grande" w:cs="Lucida Grande"/>
+          <w:color w:val="000000"/>
+          <w:sz w:val="22"/>
+          <w:szCs w:val="22"/>
+          <w:shd w:val="clear" w:color="auto" w:fill="FFFFFF"/>
+        </w:rPr>
+        <w:t> </w:t>
+      </w:r>
+      <w:r>
+        <w:rPr>
+          <w:rFonts w:ascii="STIXGeneral-Italic" w:eastAsia="Times New Roman" w:hAnsi="STIXGeneral-Italic" w:cs="Lucida Grande"/>
+          <w:color w:val="000000"/>
+          <w:sz w:val="27"/>
+          <w:szCs w:val="27"/>
+          <w:bdr w:val="none" w:sz="0" w:space="0" w:color="auto" w:frame="1"/>
+        </w:rPr>
+        <w:t>M</w:t>
+      </w:r>
+      <w:r>
+        <w:rPr>
+          <w:rFonts w:ascii="STIXGeneral-Regular" w:eastAsia="Times New Roman" w:hAnsi="STIXGeneral-Regular" w:cs="Lucida Grande"/>
+          <w:color w:val="000000"/>
+          <w:sz w:val="19"/>
+          <w:szCs w:val="19"/>
+          <w:bdr w:val="none" w:sz="0" w:space="0" w:color="auto" w:frame="1"/>
+        </w:rPr>
+        <w:t>⊙</w:t>
+      </w:r>
+      <w:r>
+        <w:rPr>
+          <w:rFonts w:ascii="Lucida Grande" w:eastAsia="Times New Roman" w:hAnsi="Lucida Grande" w:cs="Lucida Grande"/>
+          <w:color w:val="000000"/>
+          <w:sz w:val="22"/>
+          <w:szCs w:val="22"/>
+          <w:shd w:val="clear" w:color="auto" w:fill="FFFFFF"/>
+        </w:rPr>
+        <w:t>, and several are consistently predicted, via three methods, to have masses of </w:t>
+      </w:r>
+      <w:r>
+        <w:rPr>
+          <w:rFonts w:ascii="STIXGeneral-Regular" w:eastAsia="Times New Roman" w:hAnsi="STIXGeneral-Regular" w:cs="Lucida Grande"/>
+          <w:color w:val="000000"/>
+          <w:sz w:val="27"/>
+          <w:szCs w:val="27"/>
+          <w:bdr w:val="none" w:sz="0" w:space="0" w:color="auto" w:frame="1"/>
+        </w:rPr>
+        <w:t>10</w:t>
+      </w:r>
+      <w:r>
+        <w:rPr>
+          <w:rFonts w:ascii="STIXGeneral-Regular" w:eastAsia="Times New Roman" w:hAnsi="STIXGeneral-Regular" w:cs="Lucida Grande"/>
+          <w:color w:val="000000"/>
+          <w:sz w:val="19"/>
+          <w:szCs w:val="19"/>
+          <w:bdr w:val="none" w:sz="0" w:space="0" w:color="auto" w:frame="1"/>
+        </w:rPr>
+        <w:t>4</w:t>
+      </w:r>
+      <w:r>
+        <w:rPr>
+          <w:rFonts w:ascii="Lucida Grande" w:eastAsia="Times New Roman" w:hAnsi="Lucida Grande" w:cs="Lucida Grande"/>
+          <w:color w:val="000000"/>
+          <w:sz w:val="22"/>
+          <w:szCs w:val="22"/>
+          <w:shd w:val="clear" w:color="auto" w:fill="FFFFFF"/>
+        </w:rPr>
+        <w:t>-</w:t>
+      </w:r>
+      <w:r>
+        <w:rPr>
+          <w:rFonts w:ascii="STIXGeneral-Regular" w:eastAsia="Times New Roman" w:hAnsi="STIXGeneral-Regular" w:cs="Lucida Grande"/>
+          <w:color w:val="000000"/>
+          <w:sz w:val="27"/>
+          <w:szCs w:val="27"/>
+          <w:bdr w:val="none" w:sz="0" w:space="0" w:color="auto" w:frame="1"/>
+        </w:rPr>
+        <w:t>10</w:t>
+      </w:r>
+      <w:r>
+        <w:rPr>
+          <w:rFonts w:ascii="STIXGeneral-Regular" w:eastAsia="Times New Roman" w:hAnsi="STIXGeneral-Regular" w:cs="Lucida Grande"/>
+          <w:color w:val="000000"/>
+          <w:sz w:val="19"/>
+          <w:szCs w:val="19"/>
+          <w:bdr w:val="none" w:sz="0" w:space="0" w:color="auto" w:frame="1"/>
+        </w:rPr>
+        <w:t>5</w:t>
+      </w:r>
+      <w:r>
+        <w:rPr>
+          <w:rFonts w:ascii="STIXGeneral-Italic" w:eastAsia="Times New Roman" w:hAnsi="STIXGeneral-Italic" w:cs="Lucida Grande"/>
+          <w:color w:val="000000"/>
+          <w:sz w:val="27"/>
+          <w:szCs w:val="27"/>
+          <w:bdr w:val="none" w:sz="0" w:space="0" w:color="auto" w:frame="1"/>
+        </w:rPr>
+        <w:t>M</w:t>
+      </w:r>
+      <w:r>
+        <w:rPr>
+          <w:rFonts w:ascii="STIXGeneral-Regular" w:eastAsia="Times New Roman" w:hAnsi="STIXGeneral-Regular" w:cs="Lucida Grande"/>
+          <w:color w:val="000000"/>
+          <w:sz w:val="19"/>
+          <w:szCs w:val="19"/>
+          <w:bdr w:val="none" w:sz="0" w:space="0" w:color="auto" w:frame="1"/>
+        </w:rPr>
+        <w:t>⊙</w:t>
+      </w:r>
+      <w:r>
+        <w:rPr>
+          <w:rFonts w:ascii="Lucida Grande" w:eastAsia="Times New Roman" w:hAnsi="Lucida Grande" w:cs="Lucida Grande"/>
+          <w:color w:val="000000"/>
+          <w:sz w:val="22"/>
+          <w:szCs w:val="22"/>
+          <w:shd w:val="clear" w:color="auto" w:fill="FFFFFF"/>
+        </w:rPr>
+        <w:t>, such as IC 3392, NGC 4294 and NGC 4413. We speculate that a sizeable population of IMBHs may reside in late-type spiral galaxies with low stellar mass (</w:t>
+      </w:r>
+      <w:r>
+        <w:rPr>
+          <w:rFonts w:ascii="STIXGeneral-Italic" w:eastAsia="Times New Roman" w:hAnsi="STIXGeneral-Italic" w:cs="Lucida Grande"/>
+          <w:color w:val="000000"/>
+          <w:sz w:val="27"/>
+          <w:szCs w:val="27"/>
+          <w:bdr w:val="none" w:sz="0" w:space="0" w:color="auto" w:frame="1"/>
+        </w:rPr>
+        <w:t>M</w:t>
+      </w:r>
+      <w:proofErr w:type="gramStart"/>
+      <w:r>
+        <w:rPr>
+          <w:rFonts w:ascii="STIXGeneral-Regular" w:eastAsia="Times New Roman" w:hAnsi="STIXGeneral-Regular" w:cs="Lucida Grande"/>
+          <w:color w:val="000000"/>
+          <w:sz w:val="19"/>
+          <w:szCs w:val="19"/>
+          <w:bdr w:val="none" w:sz="0" w:space="0" w:color="auto" w:frame="1"/>
+        </w:rPr>
+        <w:t>∗,galaxy</w:t>
+      </w:r>
+      <w:proofErr w:type="gramEnd"/>
+      <w:r>
+        <w:rPr>
+          <w:rFonts w:ascii="STIXGeneral-Regular" w:eastAsia="Times New Roman" w:hAnsi="STIXGeneral-Regular" w:cs="Lucida Grande"/>
+          <w:color w:val="000000"/>
+          <w:sz w:val="27"/>
+          <w:szCs w:val="27"/>
+          <w:bdr w:val="none" w:sz="0" w:space="0" w:color="auto" w:frame="1"/>
+        </w:rPr>
+        <w:t>≲10</w:t>
+      </w:r>
+      <w:r>
+        <w:rPr>
+          <w:rFonts w:ascii="STIXGeneral-Regular" w:eastAsia="Times New Roman" w:hAnsi="STIXGeneral-Regular" w:cs="Lucida Grande"/>
+          <w:color w:val="000000"/>
+          <w:sz w:val="19"/>
+          <w:szCs w:val="19"/>
+          <w:bdr w:val="none" w:sz="0" w:space="0" w:color="auto" w:frame="1"/>
+        </w:rPr>
+        <w:t>10</w:t>
+      </w:r>
+      <w:r>
+        <w:rPr>
+          <w:rFonts w:ascii="STIXGeneral-Italic" w:eastAsia="Times New Roman" w:hAnsi="STIXGeneral-Italic" w:cs="Lucida Grande"/>
+          <w:color w:val="000000"/>
+          <w:sz w:val="27"/>
+          <w:szCs w:val="27"/>
+          <w:bdr w:val="none" w:sz="0" w:space="0" w:color="auto" w:frame="1"/>
+        </w:rPr>
+        <w:t>M</w:t>
+      </w:r>
+      <w:r>
+        <w:rPr>
+          <w:rFonts w:ascii="STIXGeneral-Regular" w:eastAsia="Times New Roman" w:hAnsi="STIXGeneral-Regular" w:cs="Lucida Grande"/>
+          <w:color w:val="000000"/>
+          <w:sz w:val="19"/>
+          <w:szCs w:val="19"/>
+          <w:bdr w:val="none" w:sz="0" w:space="0" w:color="auto" w:frame="1"/>
+        </w:rPr>
+        <w:t>⊙</w:t>
+      </w:r>
+      <w:r>
+        <w:rPr>
+          <w:rFonts w:ascii="Lucida Grande" w:eastAsia="Times New Roman" w:hAnsi="Lucida Grande" w:cs="Lucida Grande"/>
+          <w:color w:val="000000"/>
+          <w:sz w:val="22"/>
+          <w:szCs w:val="22"/>
+          <w:shd w:val="clear" w:color="auto" w:fill="FFFFFF"/>
+        </w:rPr>
+        <w:t>).</w:t>
+      </w:r>
+    </w:p>
+    <w:p>
+      <w:pPr>
+        <w:rPr>
+          <w:rFonts w:ascii="Times New Roman" w:eastAsia="Times New Roman" w:hAnsi="Times New Roman" w:cs="Times New Roman"/>
+        </w:rPr>
+      </w:pPr>
+    </w:p>
+    <w:p>
+      <w:pPr>
+        <w:rPr>
+          <w:rFonts w:ascii="Times New Roman" w:eastAsia="Times New Roman" w:hAnsi="Times New Roman" w:cs="Times New Roman"/>
+          <w:lang w:eastAsia="en-US"/>
+        </w:rPr>
+      </w:pPr>
+      <w:r>
+        <w:rPr>
+          <w:rFonts w:ascii="Lucida Grande" w:eastAsia="Times New Roman" w:hAnsi="Lucida Grande" w:cs="Lucida Grande"/>
+          <w:color w:val="000000"/>
+          <w:sz w:val="22"/>
+          <w:szCs w:val="22"/>
+          <w:shd w:val="clear" w:color="auto" w:fill="FFFFFF"/>
+          <w:lang w:eastAsia="en-US"/>
+        </w:rPr>
+        <w:t>Using the latest sample of 48 spiral galaxies having a directly-measured supermassive black hole mass, </w:t>
+      </w:r>
+      <w:r>
+        <w:rPr>
+          <w:rFonts w:ascii="STIXGeneral-Italic" w:eastAsia="Times New Roman" w:hAnsi="STIXGeneral-Italic" w:cs="Lucida Grande"/>
+          <w:color w:val="000000"/>
+          <w:sz w:val="27"/>
+          <w:szCs w:val="27"/>
+          <w:bdr w:val="none" w:sz="0" w:space="0" w:color="auto" w:frame="1"/>
+          <w:lang w:eastAsia="en-US"/>
+        </w:rPr>
+        <w:t>M</w:t>
+      </w:r>
+      <w:r>
+        <w:rPr>
+          <w:rFonts w:ascii="STIXGeneral-Italic" w:eastAsia="Times New Roman" w:hAnsi="STIXGeneral-Italic" w:cs="Lucida Grande"/>
+          <w:color w:val="000000"/>
+          <w:sz w:val="19"/>
+          <w:szCs w:val="19"/>
+          <w:bdr w:val="none" w:sz="0" w:space="0" w:color="auto" w:frame="1"/>
+          <w:lang w:eastAsia="en-US"/>
+        </w:rPr>
+        <w:t>BH</w:t>
+      </w:r>
+      <w:r>
+        <w:rPr>
+          <w:rFonts w:ascii="Lucida Grande" w:eastAsia="Times New Roman" w:hAnsi="Lucida Grande" w:cs="Lucida Grande"/>
+          <w:color w:val="000000"/>
+          <w:sz w:val="22"/>
+          <w:szCs w:val="22"/>
+          <w:shd w:val="clear" w:color="auto" w:fill="FFFFFF"/>
+          <w:lang w:eastAsia="en-US"/>
+        </w:rPr>
+        <w:t>, we determine how the maximum disk rotational velocity, </w:t>
+      </w:r>
+      <w:proofErr w:type="spellStart"/>
+      <w:r>
+        <w:rPr>
+          <w:rFonts w:ascii="STIXGeneral-Italic" w:eastAsia="Times New Roman" w:hAnsi="STIXGeneral-Italic" w:cs="Lucida Grande"/>
+          <w:color w:val="000000"/>
+          <w:sz w:val="27"/>
+          <w:szCs w:val="27"/>
+          <w:bdr w:val="none" w:sz="0" w:space="0" w:color="auto" w:frame="1"/>
+          <w:lang w:eastAsia="en-US"/>
+        </w:rPr>
+        <w:t>v</w:t>
+      </w:r>
+      <w:r>
+        <w:rPr>
+          <w:rFonts w:ascii="STIXGeneral-Italic" w:eastAsia="Times New Roman" w:hAnsi="STIXGeneral-Italic" w:cs="Lucida Grande"/>
+          <w:color w:val="000000"/>
+          <w:sz w:val="19"/>
+          <w:szCs w:val="19"/>
+          <w:bdr w:val="none" w:sz="0" w:space="0" w:color="auto" w:frame="1"/>
+          <w:lang w:eastAsia="en-US"/>
+        </w:rPr>
+        <w:t>max</w:t>
+      </w:r>
+      <w:proofErr w:type="spellEnd"/>
+      <w:r>
+        <w:rPr>
+          <w:rFonts w:ascii="Lucida Grande" w:eastAsia="Times New Roman" w:hAnsi="Lucida Grande" w:cs="Lucida Grande"/>
+          <w:color w:val="000000"/>
+          <w:sz w:val="22"/>
+          <w:szCs w:val="22"/>
+          <w:shd w:val="clear" w:color="auto" w:fill="FFFFFF"/>
+          <w:lang w:eastAsia="en-US"/>
+        </w:rPr>
+        <w:t> (and the implied dark matter halo mass, </w:t>
+      </w:r>
+      <w:r>
+        <w:rPr>
+          <w:rFonts w:ascii="STIXGeneral-Italic" w:eastAsia="Times New Roman" w:hAnsi="STIXGeneral-Italic" w:cs="Lucida Grande"/>
+          <w:color w:val="000000"/>
+          <w:sz w:val="27"/>
+          <w:szCs w:val="27"/>
+          <w:bdr w:val="none" w:sz="0" w:space="0" w:color="auto" w:frame="1"/>
+          <w:lang w:eastAsia="en-US"/>
+        </w:rPr>
+        <w:t>M</w:t>
+      </w:r>
+      <w:r>
+        <w:rPr>
+          <w:rFonts w:ascii="STIXGeneral-Italic" w:eastAsia="Times New Roman" w:hAnsi="STIXGeneral-Italic" w:cs="Lucida Grande"/>
+          <w:color w:val="000000"/>
+          <w:sz w:val="19"/>
+          <w:szCs w:val="19"/>
+          <w:bdr w:val="none" w:sz="0" w:space="0" w:color="auto" w:frame="1"/>
+          <w:lang w:eastAsia="en-US"/>
+        </w:rPr>
+        <w:t>DM</w:t>
+      </w:r>
+      <w:r>
+        <w:rPr>
+          <w:rFonts w:ascii="Lucida Grande" w:eastAsia="Times New Roman" w:hAnsi="Lucida Grande" w:cs="Lucida Grande"/>
+          <w:color w:val="000000"/>
+          <w:sz w:val="22"/>
+          <w:szCs w:val="22"/>
+          <w:shd w:val="clear" w:color="auto" w:fill="FFFFFF"/>
+          <w:lang w:eastAsia="en-US"/>
+        </w:rPr>
+        <w:t>), correlates with </w:t>
+      </w:r>
+      <w:r>
+        <w:rPr>
+          <w:rFonts w:ascii="STIXGeneral-Italic" w:eastAsia="Times New Roman" w:hAnsi="STIXGeneral-Italic" w:cs="Lucida Grande"/>
+          <w:color w:val="000000"/>
+          <w:sz w:val="27"/>
+          <w:szCs w:val="27"/>
+          <w:bdr w:val="none" w:sz="0" w:space="0" w:color="auto" w:frame="1"/>
+          <w:lang w:eastAsia="en-US"/>
+        </w:rPr>
+        <w:t>M</w:t>
+      </w:r>
+      <w:r>
+        <w:rPr>
+          <w:rFonts w:ascii="STIXGeneral-Italic" w:eastAsia="Times New Roman" w:hAnsi="STIXGeneral-Italic" w:cs="Lucida Grande"/>
+          <w:color w:val="000000"/>
+          <w:sz w:val="19"/>
+          <w:szCs w:val="19"/>
+          <w:bdr w:val="none" w:sz="0" w:space="0" w:color="auto" w:frame="1"/>
+          <w:lang w:eastAsia="en-US"/>
+        </w:rPr>
+        <w:t>BH</w:t>
+      </w:r>
+      <w:r>
+        <w:rPr>
+          <w:rFonts w:ascii="Lucida Grande" w:eastAsia="Times New Roman" w:hAnsi="Lucida Grande" w:cs="Lucida Grande"/>
+          <w:color w:val="000000"/>
+          <w:sz w:val="22"/>
+          <w:szCs w:val="22"/>
+          <w:shd w:val="clear" w:color="auto" w:fill="FFFFFF"/>
+          <w:lang w:eastAsia="en-US"/>
+        </w:rPr>
+        <w:t>, central velocity dispersion (</w:t>
+      </w:r>
+      <w:r>
+        <w:rPr>
+          <w:rFonts w:ascii="STIXGeneral-Italic" w:eastAsia="Times New Roman" w:hAnsi="STIXGeneral-Italic" w:cs="Lucida Grande"/>
+          <w:color w:val="000000"/>
+          <w:sz w:val="27"/>
+          <w:szCs w:val="27"/>
+          <w:bdr w:val="none" w:sz="0" w:space="0" w:color="auto" w:frame="1"/>
+          <w:lang w:eastAsia="en-US"/>
+        </w:rPr>
+        <w:t>σ</w:t>
+      </w:r>
+      <w:r>
+        <w:rPr>
+          <w:rFonts w:ascii="STIXGeneral-Regular" w:eastAsia="Times New Roman" w:hAnsi="STIXGeneral-Regular" w:cs="Lucida Grande"/>
+          <w:color w:val="000000"/>
+          <w:sz w:val="19"/>
+          <w:szCs w:val="19"/>
+          <w:bdr w:val="none" w:sz="0" w:space="0" w:color="auto" w:frame="1"/>
+          <w:lang w:eastAsia="en-US"/>
+        </w:rPr>
+        <w:t>0</w:t>
+      </w:r>
+      <w:r>
+        <w:rPr>
+          <w:rFonts w:ascii="Lucida Grande" w:eastAsia="Times New Roman" w:hAnsi="Lucida Grande" w:cs="Lucida Grande"/>
+          <w:color w:val="000000"/>
+          <w:sz w:val="22"/>
+          <w:szCs w:val="22"/>
+          <w:shd w:val="clear" w:color="auto" w:fill="FFFFFF"/>
+          <w:lang w:eastAsia="en-US"/>
+        </w:rPr>
+        <w:t>), and spiral arm pitch angle (</w:t>
+      </w:r>
+      <w:r>
+        <w:rPr>
+          <w:rFonts w:ascii="STIXGeneral-Italic" w:eastAsia="Times New Roman" w:hAnsi="STIXGeneral-Italic" w:cs="Lucida Grande"/>
+          <w:color w:val="000000"/>
+          <w:sz w:val="27"/>
+          <w:szCs w:val="27"/>
+          <w:bdr w:val="none" w:sz="0" w:space="0" w:color="auto" w:frame="1"/>
+          <w:lang w:eastAsia="en-US"/>
+        </w:rPr>
+        <w:t>ϕ</w:t>
+      </w:r>
+      <w:r>
+        <w:rPr>
+          <w:rFonts w:ascii="Lucida Grande" w:eastAsia="Times New Roman" w:hAnsi="Lucida Grande" w:cs="Lucida Grande"/>
+          <w:color w:val="000000"/>
+          <w:sz w:val="22"/>
+          <w:szCs w:val="22"/>
+          <w:shd w:val="clear" w:color="auto" w:fill="FFFFFF"/>
+          <w:lang w:eastAsia="en-US"/>
+        </w:rPr>
+        <w:t>). We find that </w:t>
+      </w:r>
+      <w:r>
+        <w:rPr>
+          <w:rFonts w:ascii="STIXGeneral-Italic" w:eastAsia="Times New Roman" w:hAnsi="STIXGeneral-Italic" w:cs="Lucida Grande"/>
+          <w:color w:val="000000"/>
+          <w:sz w:val="27"/>
+          <w:szCs w:val="27"/>
+          <w:bdr w:val="none" w:sz="0" w:space="0" w:color="auto" w:frame="1"/>
+          <w:lang w:eastAsia="en-US"/>
+        </w:rPr>
+        <w:t>M</w:t>
+      </w:r>
+      <w:r>
+        <w:rPr>
+          <w:rFonts w:ascii="STIXGeneral-Italic" w:eastAsia="Times New Roman" w:hAnsi="STIXGeneral-Italic" w:cs="Lucida Grande"/>
+          <w:color w:val="000000"/>
+          <w:sz w:val="19"/>
+          <w:szCs w:val="19"/>
+          <w:bdr w:val="none" w:sz="0" w:space="0" w:color="auto" w:frame="1"/>
+          <w:lang w:eastAsia="en-US"/>
+        </w:rPr>
+        <w:t>BH</w:t>
+      </w:r>
+      <w:r>
+        <w:rPr>
+          <w:rFonts w:ascii="STIXGeneral-Regular" w:eastAsia="Times New Roman" w:hAnsi="STIXGeneral-Regular" w:cs="Lucida Grande"/>
+          <w:color w:val="000000"/>
+          <w:sz w:val="27"/>
+          <w:szCs w:val="27"/>
+          <w:bdr w:val="none" w:sz="0" w:space="0" w:color="auto" w:frame="1"/>
+          <w:lang w:eastAsia="en-US"/>
+        </w:rPr>
+        <w:t>∝</w:t>
+      </w:r>
+      <w:r>
+        <w:rPr>
+          <w:rFonts w:ascii="STIXGeneral-Italic" w:eastAsia="Times New Roman" w:hAnsi="STIXGeneral-Italic" w:cs="Lucida Grande"/>
+          <w:color w:val="000000"/>
+          <w:sz w:val="27"/>
+          <w:szCs w:val="27"/>
+          <w:bdr w:val="none" w:sz="0" w:space="0" w:color="auto" w:frame="1"/>
+          <w:lang w:eastAsia="en-US"/>
+        </w:rPr>
+        <w:t>v</w:t>
+      </w:r>
+      <w:r>
+        <w:rPr>
+          <w:rFonts w:ascii="STIXGeneral-Regular" w:eastAsia="Times New Roman" w:hAnsi="STIXGeneral-Regular" w:cs="Lucida Grande"/>
+          <w:color w:val="000000"/>
+          <w:sz w:val="19"/>
+          <w:szCs w:val="19"/>
+          <w:bdr w:val="none" w:sz="0" w:space="0" w:color="auto" w:frame="1"/>
+          <w:lang w:eastAsia="en-US"/>
+        </w:rPr>
+        <w:t>10.58±1.35</w:t>
+      </w:r>
+      <w:r>
+        <w:rPr>
+          <w:rFonts w:ascii="STIXGeneral-Italic" w:eastAsia="Times New Roman" w:hAnsi="STIXGeneral-Italic" w:cs="Lucida Grande"/>
+          <w:color w:val="000000"/>
+          <w:sz w:val="19"/>
+          <w:szCs w:val="19"/>
+          <w:bdr w:val="none" w:sz="0" w:space="0" w:color="auto" w:frame="1"/>
+          <w:lang w:eastAsia="en-US"/>
+        </w:rPr>
+        <w:t>max</w:t>
+      </w:r>
+      <w:r>
+        <w:rPr>
+          <w:rFonts w:ascii="STIXGeneral-Regular" w:eastAsia="Times New Roman" w:hAnsi="STIXGeneral-Regular" w:cs="Lucida Grande"/>
+          <w:color w:val="000000"/>
+          <w:sz w:val="27"/>
+          <w:szCs w:val="27"/>
+          <w:bdr w:val="none" w:sz="0" w:space="0" w:color="auto" w:frame="1"/>
+          <w:lang w:eastAsia="en-US"/>
+        </w:rPr>
+        <w:t>∝</w:t>
+      </w:r>
+      <w:r>
+        <w:rPr>
+          <w:rFonts w:ascii="STIXGeneral-Italic" w:eastAsia="Times New Roman" w:hAnsi="STIXGeneral-Italic" w:cs="Lucida Grande"/>
+          <w:color w:val="000000"/>
+          <w:sz w:val="27"/>
+          <w:szCs w:val="27"/>
+          <w:bdr w:val="none" w:sz="0" w:space="0" w:color="auto" w:frame="1"/>
+          <w:lang w:eastAsia="en-US"/>
+        </w:rPr>
+        <w:t>M</w:t>
+      </w:r>
+      <w:r>
+        <w:rPr>
+          <w:rFonts w:ascii="STIXGeneral-Regular" w:eastAsia="Times New Roman" w:hAnsi="STIXGeneral-Regular" w:cs="Lucida Grande"/>
+          <w:color w:val="000000"/>
+          <w:sz w:val="19"/>
+          <w:szCs w:val="19"/>
+          <w:bdr w:val="none" w:sz="0" w:space="0" w:color="auto" w:frame="1"/>
+          <w:lang w:eastAsia="en-US"/>
+        </w:rPr>
+        <w:t>4.34±0.65</w:t>
+      </w:r>
+      <w:r>
+        <w:rPr>
+          <w:rFonts w:ascii="STIXGeneral-Italic" w:eastAsia="Times New Roman" w:hAnsi="STIXGeneral-Italic" w:cs="Lucida Grande"/>
+          <w:color w:val="000000"/>
+          <w:sz w:val="19"/>
+          <w:szCs w:val="19"/>
+          <w:bdr w:val="none" w:sz="0" w:space="0" w:color="auto" w:frame="1"/>
+          <w:lang w:eastAsia="en-US"/>
+        </w:rPr>
+        <w:t>DM</w:t>
+      </w:r>
+      <w:r>
+        <w:rPr>
+          <w:rFonts w:ascii="Lucida Grande" w:eastAsia="Times New Roman" w:hAnsi="Lucida Grande" w:cs="Lucida Grande"/>
+          <w:color w:val="000000"/>
+          <w:sz w:val="22"/>
+          <w:szCs w:val="22"/>
+          <w:shd w:val="clear" w:color="auto" w:fill="FFFFFF"/>
+          <w:lang w:eastAsia="en-US"/>
+        </w:rPr>
+        <w:t>, significantly steeper than previously reported, and with a total root mean square scatter (</w:t>
+      </w:r>
+      <w:r>
+        <w:rPr>
+          <w:rFonts w:ascii="STIXGeneral-Regular" w:eastAsia="Times New Roman" w:hAnsi="STIXGeneral-Regular" w:cs="Lucida Grande"/>
+          <w:color w:val="000000"/>
+          <w:sz w:val="27"/>
+          <w:szCs w:val="27"/>
+          <w:bdr w:val="none" w:sz="0" w:space="0" w:color="auto" w:frame="1"/>
+          <w:lang w:eastAsia="en-US"/>
+        </w:rPr>
+        <w:t>0.63dex</w:t>
+      </w:r>
+      <w:r>
+        <w:rPr>
+          <w:rFonts w:ascii="Lucida Grande" w:eastAsia="Times New Roman" w:hAnsi="Lucida Grande" w:cs="Lucida Grande"/>
+          <w:color w:val="000000"/>
+          <w:sz w:val="22"/>
+          <w:szCs w:val="22"/>
+          <w:shd w:val="clear" w:color="auto" w:fill="FFFFFF"/>
+          <w:lang w:eastAsia="en-US"/>
+        </w:rPr>
+        <w:t>) equal to that about the </w:t>
+      </w:r>
+      <w:r>
+        <w:rPr>
+          <w:rFonts w:ascii="STIXGeneral-Italic" w:eastAsia="Times New Roman" w:hAnsi="STIXGeneral-Italic" w:cs="Lucida Grande"/>
+          <w:color w:val="000000"/>
+          <w:sz w:val="27"/>
+          <w:szCs w:val="27"/>
+          <w:bdr w:val="none" w:sz="0" w:space="0" w:color="auto" w:frame="1"/>
+          <w:lang w:eastAsia="en-US"/>
+        </w:rPr>
+        <w:t>M</w:t>
+      </w:r>
+      <w:r>
+        <w:rPr>
+          <w:rFonts w:ascii="STIXGeneral-Italic" w:eastAsia="Times New Roman" w:hAnsi="STIXGeneral-Italic" w:cs="Lucida Grande"/>
+          <w:color w:val="000000"/>
+          <w:sz w:val="19"/>
+          <w:szCs w:val="19"/>
+          <w:bdr w:val="none" w:sz="0" w:space="0" w:color="auto" w:frame="1"/>
+          <w:lang w:eastAsia="en-US"/>
+        </w:rPr>
+        <w:t>BH</w:t>
+      </w:r>
+      <w:r>
+        <w:rPr>
+          <w:rFonts w:ascii="Lucida Grande" w:eastAsia="Times New Roman" w:hAnsi="Lucida Grande" w:cs="Lucida Grande"/>
+          <w:color w:val="000000"/>
+          <w:sz w:val="22"/>
+          <w:szCs w:val="22"/>
+          <w:shd w:val="clear" w:color="auto" w:fill="FFFFFF"/>
+          <w:lang w:eastAsia="en-US"/>
+        </w:rPr>
+        <w:t>-</w:t>
+      </w:r>
+      <w:r>
+        <w:rPr>
+          <w:rFonts w:ascii="STIXGeneral-Italic" w:eastAsia="Times New Roman" w:hAnsi="STIXGeneral-Italic" w:cs="Lucida Grande"/>
+          <w:color w:val="000000"/>
+          <w:sz w:val="27"/>
+          <w:szCs w:val="27"/>
+          <w:bdr w:val="none" w:sz="0" w:space="0" w:color="auto" w:frame="1"/>
+          <w:lang w:eastAsia="en-US"/>
+        </w:rPr>
+        <w:t>σ</w:t>
+      </w:r>
+      <w:r>
+        <w:rPr>
+          <w:rFonts w:ascii="STIXGeneral-Regular" w:eastAsia="Times New Roman" w:hAnsi="STIXGeneral-Regular" w:cs="Lucida Grande"/>
+          <w:color w:val="000000"/>
+          <w:sz w:val="19"/>
+          <w:szCs w:val="19"/>
+          <w:bdr w:val="none" w:sz="0" w:space="0" w:color="auto" w:frame="1"/>
+          <w:lang w:eastAsia="en-US"/>
+        </w:rPr>
+        <w:t>0</w:t>
+      </w:r>
+      <w:r>
+        <w:rPr>
+          <w:rFonts w:ascii="Lucida Grande" w:eastAsia="Times New Roman" w:hAnsi="Lucida Grande" w:cs="Lucida Grande"/>
+          <w:color w:val="000000"/>
+          <w:sz w:val="22"/>
+          <w:szCs w:val="22"/>
+          <w:shd w:val="clear" w:color="auto" w:fill="FFFFFF"/>
+          <w:lang w:eastAsia="en-US"/>
+        </w:rPr>
+        <w:t>relation for spiral galaxies - in stark antithesis with claims that </w:t>
+      </w:r>
+      <w:r>
+        <w:rPr>
+          <w:rFonts w:ascii="STIXGeneral-Italic" w:eastAsia="Times New Roman" w:hAnsi="STIXGeneral-Italic" w:cs="Lucida Grande"/>
+          <w:color w:val="000000"/>
+          <w:sz w:val="27"/>
+          <w:szCs w:val="27"/>
+          <w:bdr w:val="none" w:sz="0" w:space="0" w:color="auto" w:frame="1"/>
+          <w:lang w:eastAsia="en-US"/>
+        </w:rPr>
+        <w:t>M</w:t>
+      </w:r>
+      <w:r>
+        <w:rPr>
+          <w:rFonts w:ascii="STIXGeneral-Italic" w:eastAsia="Times New Roman" w:hAnsi="STIXGeneral-Italic" w:cs="Lucida Grande"/>
+          <w:color w:val="000000"/>
+          <w:sz w:val="19"/>
+          <w:szCs w:val="19"/>
+          <w:bdr w:val="none" w:sz="0" w:space="0" w:color="auto" w:frame="1"/>
+          <w:lang w:eastAsia="en-US"/>
+        </w:rPr>
+        <w:t>BH</w:t>
+      </w:r>
+      <w:r>
+        <w:rPr>
+          <w:rFonts w:ascii="Lucida Grande" w:eastAsia="Times New Roman" w:hAnsi="Lucida Grande" w:cs="Lucida Grande"/>
+          <w:color w:val="000000"/>
+          <w:sz w:val="22"/>
+          <w:szCs w:val="22"/>
+          <w:shd w:val="clear" w:color="auto" w:fill="FFFFFF"/>
+          <w:lang w:eastAsia="en-US"/>
+        </w:rPr>
+        <w:t> does not correlate with disks. Moreover, this </w:t>
+      </w:r>
+      <w:r>
+        <w:rPr>
+          <w:rFonts w:ascii="STIXGeneral-Italic" w:eastAsia="Times New Roman" w:hAnsi="STIXGeneral-Italic" w:cs="Lucida Grande"/>
+          <w:color w:val="000000"/>
+          <w:sz w:val="27"/>
+          <w:szCs w:val="27"/>
+          <w:bdr w:val="none" w:sz="0" w:space="0" w:color="auto" w:frame="1"/>
+          <w:lang w:eastAsia="en-US"/>
+        </w:rPr>
+        <w:t>M</w:t>
+      </w:r>
+      <w:r>
+        <w:rPr>
+          <w:rFonts w:ascii="STIXGeneral-Italic" w:eastAsia="Times New Roman" w:hAnsi="STIXGeneral-Italic" w:cs="Lucida Grande"/>
+          <w:color w:val="000000"/>
+          <w:sz w:val="19"/>
+          <w:szCs w:val="19"/>
+          <w:bdr w:val="none" w:sz="0" w:space="0" w:color="auto" w:frame="1"/>
+          <w:lang w:eastAsia="en-US"/>
+        </w:rPr>
+        <w:t>BH</w:t>
+      </w:r>
+      <w:r>
+        <w:rPr>
+          <w:rFonts w:ascii="Lucida Grande" w:eastAsia="Times New Roman" w:hAnsi="Lucida Grande" w:cs="Lucida Grande"/>
+          <w:color w:val="000000"/>
+          <w:sz w:val="22"/>
+          <w:szCs w:val="22"/>
+          <w:shd w:val="clear" w:color="auto" w:fill="FFFFFF"/>
+          <w:lang w:eastAsia="en-US"/>
+        </w:rPr>
+        <w:t>-</w:t>
+      </w:r>
+      <w:proofErr w:type="spellStart"/>
+      <w:r>
+        <w:rPr>
+          <w:rFonts w:ascii="STIXGeneral-Italic" w:eastAsia="Times New Roman" w:hAnsi="STIXGeneral-Italic" w:cs="Lucida Grande"/>
+          <w:color w:val="000000"/>
+          <w:sz w:val="27"/>
+          <w:szCs w:val="27"/>
+          <w:bdr w:val="none" w:sz="0" w:space="0" w:color="auto" w:frame="1"/>
+          <w:lang w:eastAsia="en-US"/>
+        </w:rPr>
+        <w:t>v</w:t>
+      </w:r>
+      <w:r>
+        <w:rPr>
+          <w:rFonts w:ascii="STIXGeneral-Italic" w:eastAsia="Times New Roman" w:hAnsi="STIXGeneral-Italic" w:cs="Lucida Grande"/>
+          <w:color w:val="000000"/>
+          <w:sz w:val="19"/>
+          <w:szCs w:val="19"/>
+          <w:bdr w:val="none" w:sz="0" w:space="0" w:color="auto" w:frame="1"/>
+          <w:lang w:eastAsia="en-US"/>
+        </w:rPr>
+        <w:t>max</w:t>
+      </w:r>
+      <w:proofErr w:type="spellEnd"/>
+      <w:r>
+        <w:rPr>
+          <w:rFonts w:ascii="Lucida Grande" w:eastAsia="Times New Roman" w:hAnsi="Lucida Grande" w:cs="Lucida Grande"/>
+          <w:color w:val="000000"/>
+          <w:sz w:val="22"/>
+          <w:szCs w:val="22"/>
+          <w:shd w:val="clear" w:color="auto" w:fill="FFFFFF"/>
+          <w:lang w:eastAsia="en-US"/>
+        </w:rPr>
+        <w:t> relation is consistent with the unification of the Tully-Fisher relation (involving the total stellar mass, </w:t>
+      </w:r>
+      <w:proofErr w:type="spellStart"/>
+      <w:r>
+        <w:rPr>
+          <w:rFonts w:ascii="STIXGeneral-Italic" w:eastAsia="Times New Roman" w:hAnsi="STIXGeneral-Italic" w:cs="Lucida Grande"/>
+          <w:color w:val="000000"/>
+          <w:sz w:val="27"/>
+          <w:szCs w:val="27"/>
+          <w:bdr w:val="none" w:sz="0" w:space="0" w:color="auto" w:frame="1"/>
+          <w:lang w:eastAsia="en-US"/>
+        </w:rPr>
+        <w:t>M</w:t>
+      </w:r>
+      <w:proofErr w:type="gramStart"/>
+      <w:r>
+        <w:rPr>
+          <w:rFonts w:ascii="STIXGeneral-Regular" w:eastAsia="Times New Roman" w:hAnsi="STIXGeneral-Regular" w:cs="Lucida Grande"/>
+          <w:color w:val="000000"/>
+          <w:sz w:val="19"/>
+          <w:szCs w:val="19"/>
+          <w:bdr w:val="none" w:sz="0" w:space="0" w:color="auto" w:frame="1"/>
+          <w:lang w:eastAsia="en-US"/>
+        </w:rPr>
+        <w:t>∗,tot</w:t>
+      </w:r>
+      <w:proofErr w:type="spellEnd"/>
+      <w:proofErr w:type="gramEnd"/>
+      <w:r>
+        <w:rPr>
+          <w:rFonts w:ascii="Lucida Grande" w:eastAsia="Times New Roman" w:hAnsi="Lucida Grande" w:cs="Lucida Grande"/>
+          <w:color w:val="000000"/>
+          <w:sz w:val="22"/>
+          <w:szCs w:val="22"/>
+          <w:shd w:val="clear" w:color="auto" w:fill="FFFFFF"/>
+          <w:lang w:eastAsia="en-US"/>
+        </w:rPr>
+        <w:t>) and the steep </w:t>
+      </w:r>
+      <w:r>
+        <w:rPr>
+          <w:rFonts w:ascii="STIXGeneral-Italic" w:eastAsia="Times New Roman" w:hAnsi="STIXGeneral-Italic" w:cs="Lucida Grande"/>
+          <w:color w:val="000000"/>
+          <w:sz w:val="27"/>
+          <w:szCs w:val="27"/>
+          <w:bdr w:val="none" w:sz="0" w:space="0" w:color="auto" w:frame="1"/>
+          <w:lang w:eastAsia="en-US"/>
+        </w:rPr>
+        <w:t>M</w:t>
+      </w:r>
+      <w:r>
+        <w:rPr>
+          <w:rFonts w:ascii="STIXGeneral-Italic" w:eastAsia="Times New Roman" w:hAnsi="STIXGeneral-Italic" w:cs="Lucida Grande"/>
+          <w:color w:val="000000"/>
+          <w:sz w:val="19"/>
+          <w:szCs w:val="19"/>
+          <w:bdr w:val="none" w:sz="0" w:space="0" w:color="auto" w:frame="1"/>
+          <w:lang w:eastAsia="en-US"/>
+        </w:rPr>
+        <w:t>BH</w:t>
+      </w:r>
+      <w:r>
+        <w:rPr>
+          <w:rFonts w:ascii="STIXGeneral-Regular" w:eastAsia="Times New Roman" w:hAnsi="STIXGeneral-Regular" w:cs="Lucida Grande"/>
+          <w:color w:val="000000"/>
+          <w:sz w:val="27"/>
+          <w:szCs w:val="27"/>
+          <w:bdr w:val="none" w:sz="0" w:space="0" w:color="auto" w:frame="1"/>
+          <w:lang w:eastAsia="en-US"/>
+        </w:rPr>
+        <w:t>∝</w:t>
+      </w:r>
+      <w:r>
+        <w:rPr>
+          <w:rFonts w:ascii="STIXGeneral-Italic" w:eastAsia="Times New Roman" w:hAnsi="STIXGeneral-Italic" w:cs="Lucida Grande"/>
+          <w:color w:val="000000"/>
+          <w:sz w:val="27"/>
+          <w:szCs w:val="27"/>
+          <w:bdr w:val="none" w:sz="0" w:space="0" w:color="auto" w:frame="1"/>
+          <w:lang w:eastAsia="en-US"/>
+        </w:rPr>
+        <w:t>M</w:t>
+      </w:r>
+      <w:r>
+        <w:rPr>
+          <w:rFonts w:ascii="STIXGeneral-Regular" w:eastAsia="Times New Roman" w:hAnsi="STIXGeneral-Regular" w:cs="Lucida Grande"/>
+          <w:color w:val="000000"/>
+          <w:sz w:val="19"/>
+          <w:szCs w:val="19"/>
+          <w:bdr w:val="none" w:sz="0" w:space="0" w:color="auto" w:frame="1"/>
+          <w:lang w:eastAsia="en-US"/>
+        </w:rPr>
+        <w:t>3.05±0.53∗,tot</w:t>
+      </w:r>
+      <w:r>
+        <w:rPr>
+          <w:rFonts w:ascii="Lucida Grande" w:eastAsia="Times New Roman" w:hAnsi="Lucida Grande" w:cs="Lucida Grande"/>
+          <w:color w:val="000000"/>
+          <w:sz w:val="22"/>
+          <w:szCs w:val="22"/>
+          <w:shd w:val="clear" w:color="auto" w:fill="FFFFFF"/>
+          <w:lang w:eastAsia="en-US"/>
+        </w:rPr>
+        <w:t> relation observed in spiral galaxies. We also find that </w:t>
+      </w:r>
+      <w:r>
+        <w:rPr>
+          <w:rFonts w:ascii="STIXGeneral-Italic" w:eastAsia="Times New Roman" w:hAnsi="STIXGeneral-Italic" w:cs="Lucida Grande"/>
+          <w:color w:val="000000"/>
+          <w:sz w:val="27"/>
+          <w:szCs w:val="27"/>
+          <w:bdr w:val="none" w:sz="0" w:space="0" w:color="auto" w:frame="1"/>
+          <w:lang w:eastAsia="en-US"/>
+        </w:rPr>
+        <w:t>σ</w:t>
+      </w:r>
+      <w:r>
+        <w:rPr>
+          <w:rFonts w:ascii="STIXGeneral-Regular" w:eastAsia="Times New Roman" w:hAnsi="STIXGeneral-Regular" w:cs="Lucida Grande"/>
+          <w:color w:val="000000"/>
+          <w:sz w:val="19"/>
+          <w:szCs w:val="19"/>
+          <w:bdr w:val="none" w:sz="0" w:space="0" w:color="auto" w:frame="1"/>
+          <w:lang w:eastAsia="en-US"/>
+        </w:rPr>
+        <w:t>0</w:t>
+      </w:r>
+      <w:r>
+        <w:rPr>
+          <w:rFonts w:ascii="STIXGeneral-Regular" w:eastAsia="Times New Roman" w:hAnsi="STIXGeneral-Regular" w:cs="Lucida Grande"/>
+          <w:color w:val="000000"/>
+          <w:sz w:val="27"/>
+          <w:szCs w:val="27"/>
+          <w:bdr w:val="none" w:sz="0" w:space="0" w:color="auto" w:frame="1"/>
+          <w:lang w:eastAsia="en-US"/>
+        </w:rPr>
+        <w:t>∝</w:t>
+      </w:r>
+      <w:r>
+        <w:rPr>
+          <w:rFonts w:ascii="STIXGeneral-Italic" w:eastAsia="Times New Roman" w:hAnsi="STIXGeneral-Italic" w:cs="Lucida Grande"/>
+          <w:color w:val="000000"/>
+          <w:sz w:val="27"/>
+          <w:szCs w:val="27"/>
+          <w:bdr w:val="none" w:sz="0" w:space="0" w:color="auto" w:frame="1"/>
+          <w:lang w:eastAsia="en-US"/>
+        </w:rPr>
+        <w:t>v</w:t>
+      </w:r>
+      <w:r>
+        <w:rPr>
+          <w:rFonts w:ascii="STIXGeneral-Regular" w:eastAsia="Times New Roman" w:hAnsi="STIXGeneral-Regular" w:cs="Lucida Grande"/>
+          <w:color w:val="000000"/>
+          <w:sz w:val="19"/>
+          <w:szCs w:val="19"/>
+          <w:bdr w:val="none" w:sz="0" w:space="0" w:color="auto" w:frame="1"/>
+          <w:lang w:eastAsia="en-US"/>
+        </w:rPr>
+        <w:t>1.54±0.25</w:t>
+      </w:r>
+      <w:r>
+        <w:rPr>
+          <w:rFonts w:ascii="STIXGeneral-Italic" w:eastAsia="Times New Roman" w:hAnsi="STIXGeneral-Italic" w:cs="Lucida Grande"/>
+          <w:color w:val="000000"/>
+          <w:sz w:val="19"/>
+          <w:szCs w:val="19"/>
+          <w:bdr w:val="none" w:sz="0" w:space="0" w:color="auto" w:frame="1"/>
+          <w:lang w:eastAsia="en-US"/>
+        </w:rPr>
+        <w:t>max</w:t>
+      </w:r>
+      <w:r>
+        <w:rPr>
+          <w:rFonts w:ascii="STIXGeneral-Regular" w:eastAsia="Times New Roman" w:hAnsi="STIXGeneral-Regular" w:cs="Lucida Grande"/>
+          <w:color w:val="000000"/>
+          <w:sz w:val="27"/>
+          <w:szCs w:val="27"/>
+          <w:bdr w:val="none" w:sz="0" w:space="0" w:color="auto" w:frame="1"/>
+          <w:lang w:eastAsia="en-US"/>
+        </w:rPr>
+        <w:t>∝</w:t>
+      </w:r>
+      <w:r>
+        <w:rPr>
+          <w:rFonts w:ascii="STIXGeneral-Italic" w:eastAsia="Times New Roman" w:hAnsi="STIXGeneral-Italic" w:cs="Lucida Grande"/>
+          <w:color w:val="000000"/>
+          <w:sz w:val="27"/>
+          <w:szCs w:val="27"/>
+          <w:bdr w:val="none" w:sz="0" w:space="0" w:color="auto" w:frame="1"/>
+          <w:lang w:eastAsia="en-US"/>
+        </w:rPr>
+        <w:t>M</w:t>
+      </w:r>
+      <w:r>
+        <w:rPr>
+          <w:rFonts w:ascii="STIXGeneral-Regular" w:eastAsia="Times New Roman" w:hAnsi="STIXGeneral-Regular" w:cs="Lucida Grande"/>
+          <w:color w:val="000000"/>
+          <w:sz w:val="19"/>
+          <w:szCs w:val="19"/>
+          <w:bdr w:val="none" w:sz="0" w:space="0" w:color="auto" w:frame="1"/>
+          <w:lang w:eastAsia="en-US"/>
+        </w:rPr>
+        <w:t>0.63±0.11</w:t>
+      </w:r>
+      <w:r>
+        <w:rPr>
+          <w:rFonts w:ascii="STIXGeneral-Italic" w:eastAsia="Times New Roman" w:hAnsi="STIXGeneral-Italic" w:cs="Lucida Grande"/>
+          <w:color w:val="000000"/>
+          <w:sz w:val="19"/>
+          <w:szCs w:val="19"/>
+          <w:bdr w:val="none" w:sz="0" w:space="0" w:color="auto" w:frame="1"/>
+          <w:lang w:eastAsia="en-US"/>
+        </w:rPr>
+        <w:t>DM</w:t>
+      </w:r>
+      <w:r>
+        <w:rPr>
+          <w:rFonts w:ascii="Lucida Grande" w:eastAsia="Times New Roman" w:hAnsi="Lucida Grande" w:cs="Lucida Grande"/>
+          <w:color w:val="000000"/>
+          <w:sz w:val="22"/>
+          <w:szCs w:val="22"/>
+          <w:shd w:val="clear" w:color="auto" w:fill="FFFFFF"/>
+          <w:lang w:eastAsia="en-US"/>
+        </w:rPr>
+        <w:t>, consistent with past studies connecting stellar bulges (with </w:t>
+      </w:r>
+      <w:r>
+        <w:rPr>
+          <w:rFonts w:ascii="STIXGeneral-Italic" w:eastAsia="Times New Roman" w:hAnsi="STIXGeneral-Italic" w:cs="Lucida Grande"/>
+          <w:color w:val="000000"/>
+          <w:sz w:val="27"/>
+          <w:szCs w:val="27"/>
+          <w:bdr w:val="none" w:sz="0" w:space="0" w:color="auto" w:frame="1"/>
+          <w:lang w:eastAsia="en-US"/>
+        </w:rPr>
+        <w:t>σ</w:t>
+      </w:r>
+      <w:r>
+        <w:rPr>
+          <w:rFonts w:ascii="STIXGeneral-Regular" w:eastAsia="Times New Roman" w:hAnsi="STIXGeneral-Regular" w:cs="Lucida Grande"/>
+          <w:color w:val="000000"/>
+          <w:sz w:val="19"/>
+          <w:szCs w:val="19"/>
+          <w:bdr w:val="none" w:sz="0" w:space="0" w:color="auto" w:frame="1"/>
+          <w:lang w:eastAsia="en-US"/>
+        </w:rPr>
+        <w:t>0</w:t>
+      </w:r>
+      <w:r>
+        <w:rPr>
+          <w:rFonts w:ascii="STIXGeneral-Regular" w:eastAsia="Times New Roman" w:hAnsi="STIXGeneral-Regular" w:cs="Lucida Grande"/>
+          <w:color w:val="000000"/>
+          <w:sz w:val="27"/>
+          <w:szCs w:val="27"/>
+          <w:bdr w:val="none" w:sz="0" w:space="0" w:color="auto" w:frame="1"/>
+          <w:lang w:eastAsia="en-US"/>
+        </w:rPr>
+        <w:t>≳100kms</w:t>
+      </w:r>
+      <w:r>
+        <w:rPr>
+          <w:rFonts w:ascii="STIXGeneral-Regular" w:eastAsia="Times New Roman" w:hAnsi="STIXGeneral-Regular" w:cs="Lucida Grande"/>
+          <w:color w:val="000000"/>
+          <w:sz w:val="19"/>
+          <w:szCs w:val="19"/>
+          <w:bdr w:val="none" w:sz="0" w:space="0" w:color="auto" w:frame="1"/>
+          <w:lang w:eastAsia="en-US"/>
+        </w:rPr>
+        <w:t>−1</w:t>
+      </w:r>
+      <w:r>
+        <w:rPr>
+          <w:rFonts w:ascii="Lucida Grande" w:eastAsia="Times New Roman" w:hAnsi="Lucida Grande" w:cs="Lucida Grande"/>
+          <w:color w:val="000000"/>
+          <w:sz w:val="22"/>
+          <w:szCs w:val="22"/>
+          <w:shd w:val="clear" w:color="auto" w:fill="FFFFFF"/>
+          <w:lang w:eastAsia="en-US"/>
+        </w:rPr>
+        <w:t>), dark matter halos, and a non-constant </w:t>
+      </w:r>
+      <w:proofErr w:type="spellStart"/>
+      <w:r>
+        <w:rPr>
+          <w:rFonts w:ascii="STIXGeneral-Italic" w:eastAsia="Times New Roman" w:hAnsi="STIXGeneral-Italic" w:cs="Lucida Grande"/>
+          <w:color w:val="000000"/>
+          <w:sz w:val="27"/>
+          <w:szCs w:val="27"/>
+          <w:bdr w:val="none" w:sz="0" w:space="0" w:color="auto" w:frame="1"/>
+          <w:lang w:eastAsia="en-US"/>
+        </w:rPr>
+        <w:t>v</w:t>
+      </w:r>
+      <w:r>
+        <w:rPr>
+          <w:rFonts w:ascii="STIXGeneral-Italic" w:eastAsia="Times New Roman" w:hAnsi="STIXGeneral-Italic" w:cs="Lucida Grande"/>
+          <w:color w:val="000000"/>
+          <w:sz w:val="19"/>
+          <w:szCs w:val="19"/>
+          <w:bdr w:val="none" w:sz="0" w:space="0" w:color="auto" w:frame="1"/>
+          <w:lang w:eastAsia="en-US"/>
+        </w:rPr>
+        <w:t>max</w:t>
+      </w:r>
+      <w:proofErr w:type="spellEnd"/>
+      <w:r>
+        <w:rPr>
+          <w:rFonts w:ascii="STIXGeneral-Regular" w:eastAsia="Times New Roman" w:hAnsi="STIXGeneral-Regular" w:cs="Lucida Grande"/>
+          <w:color w:val="000000"/>
+          <w:sz w:val="27"/>
+          <w:szCs w:val="27"/>
+          <w:bdr w:val="none" w:sz="0" w:space="0" w:color="auto" w:frame="1"/>
+          <w:lang w:eastAsia="en-US"/>
+        </w:rPr>
+        <w:t>/</w:t>
+      </w:r>
+      <w:r>
+        <w:rPr>
+          <w:rFonts w:ascii="STIXGeneral-Italic" w:eastAsia="Times New Roman" w:hAnsi="STIXGeneral-Italic" w:cs="Lucida Grande"/>
+          <w:color w:val="000000"/>
+          <w:sz w:val="27"/>
+          <w:szCs w:val="27"/>
+          <w:bdr w:val="none" w:sz="0" w:space="0" w:color="auto" w:frame="1"/>
+          <w:lang w:eastAsia="en-US"/>
+        </w:rPr>
+        <w:t>σ</w:t>
+      </w:r>
+      <w:r>
+        <w:rPr>
+          <w:rFonts w:ascii="STIXGeneral-Regular" w:eastAsia="Times New Roman" w:hAnsi="STIXGeneral-Regular" w:cs="Lucida Grande"/>
+          <w:color w:val="000000"/>
+          <w:sz w:val="19"/>
+          <w:szCs w:val="19"/>
+          <w:bdr w:val="none" w:sz="0" w:space="0" w:color="auto" w:frame="1"/>
+          <w:lang w:eastAsia="en-US"/>
+        </w:rPr>
+        <w:t>0</w:t>
+      </w:r>
+      <w:r>
+        <w:rPr>
+          <w:rFonts w:ascii="Lucida Grande" w:eastAsia="Times New Roman" w:hAnsi="Lucida Grande" w:cs="Lucida Grande"/>
+          <w:color w:val="000000"/>
+          <w:sz w:val="22"/>
+          <w:szCs w:val="22"/>
+          <w:shd w:val="clear" w:color="auto" w:fill="FFFFFF"/>
+          <w:lang w:eastAsia="en-US"/>
+        </w:rPr>
+        <w:t> ratio. Finally, we report</w:t>
+      </w:r>
+      <w:r>
+        <w:rPr>
+          <w:rFonts w:ascii="Lucida Grande" w:eastAsia="Times New Roman" w:hAnsi="Lucida Grande" w:cs="Lucida Grande"/>
+          <w:color w:val="000000"/>
+          <w:sz w:val="22"/>
+          <w:szCs w:val="22"/>
+          <w:shd w:val="clear" w:color="auto" w:fill="FFFFFF"/>
+          <w:lang w:eastAsia="en-US"/>
+        </w:rPr>
+        <w:t xml:space="preserve"> </w:t>
+      </w:r>
+      <w:r>
+        <w:rPr>
+          <w:rFonts w:ascii="Lucida Grande" w:eastAsia="Times New Roman" w:hAnsi="Lucida Grande" w:cs="Lucida Grande"/>
+          <w:color w:val="000000"/>
+          <w:sz w:val="22"/>
+          <w:szCs w:val="22"/>
+          <w:shd w:val="clear" w:color="auto" w:fill="FFFFFF"/>
+          <w:lang w:eastAsia="en-US"/>
+        </w:rPr>
+        <w:t>that </w:t>
+      </w:r>
+      <w:proofErr w:type="spellStart"/>
+      <w:r>
+        <w:rPr>
+          <w:rFonts w:ascii="STIXGeneral-Regular" w:eastAsia="Times New Roman" w:hAnsi="STIXGeneral-Regular" w:cs="Lucida Grande"/>
+          <w:color w:val="000000"/>
+          <w:sz w:val="27"/>
+          <w:szCs w:val="27"/>
+          <w:bdr w:val="none" w:sz="0" w:space="0" w:color="auto" w:frame="1"/>
+          <w:lang w:eastAsia="en-US"/>
+        </w:rPr>
+        <w:t>tan</w:t>
+      </w:r>
+      <w:r>
+        <w:rPr>
+          <w:rFonts w:ascii="STIXVariants" w:eastAsia="Times New Roman" w:hAnsi="STIXVariants" w:cs="Lucida Grande"/>
+          <w:color w:val="000000"/>
+          <w:sz w:val="27"/>
+          <w:szCs w:val="27"/>
+          <w:bdr w:val="none" w:sz="0" w:space="0" w:color="auto" w:frame="1"/>
+          <w:lang w:eastAsia="en-US"/>
+        </w:rPr>
+        <w:t>|</w:t>
+      </w:r>
+      <w:r>
+        <w:rPr>
+          <w:rFonts w:ascii="STIXGeneral-Italic" w:eastAsia="Times New Roman" w:hAnsi="STIXGeneral-Italic" w:cs="Lucida Grande"/>
+          <w:color w:val="000000"/>
+          <w:sz w:val="27"/>
+          <w:szCs w:val="27"/>
+          <w:bdr w:val="none" w:sz="0" w:space="0" w:color="auto" w:frame="1"/>
+          <w:lang w:eastAsia="en-US"/>
+        </w:rPr>
+        <w:t>ϕ</w:t>
+      </w:r>
+      <w:proofErr w:type="spellEnd"/>
+      <w:r>
+        <w:rPr>
+          <w:rFonts w:ascii="STIXVariants" w:eastAsia="Times New Roman" w:hAnsi="STIXVariants" w:cs="Lucida Grande"/>
+          <w:color w:val="000000"/>
+          <w:sz w:val="27"/>
+          <w:szCs w:val="27"/>
+          <w:bdr w:val="none" w:sz="0" w:space="0" w:color="auto" w:frame="1"/>
+          <w:lang w:eastAsia="en-US"/>
+        </w:rPr>
+        <w:t>|</w:t>
+      </w:r>
+      <w:r>
+        <w:rPr>
+          <w:rFonts w:ascii="STIXGeneral-Regular" w:eastAsia="Times New Roman" w:hAnsi="STIXGeneral-Regular" w:cs="Lucida Grande"/>
+          <w:color w:val="000000"/>
+          <w:sz w:val="27"/>
+          <w:szCs w:val="27"/>
+          <w:bdr w:val="none" w:sz="0" w:space="0" w:color="auto" w:frame="1"/>
+          <w:lang w:eastAsia="en-US"/>
+        </w:rPr>
+        <w:t>∝(−1.17±0.</w:t>
+      </w:r>
+      <w:proofErr w:type="gramStart"/>
+      <w:r>
+        <w:rPr>
+          <w:rFonts w:ascii="STIXGeneral-Regular" w:eastAsia="Times New Roman" w:hAnsi="STIXGeneral-Regular" w:cs="Lucida Grande"/>
+          <w:color w:val="000000"/>
+          <w:sz w:val="27"/>
+          <w:szCs w:val="27"/>
+          <w:bdr w:val="none" w:sz="0" w:space="0" w:color="auto" w:frame="1"/>
+          <w:lang w:eastAsia="en-US"/>
+        </w:rPr>
+        <w:t>19)</w:t>
+      </w:r>
+      <w:proofErr w:type="spellStart"/>
+      <w:r>
+        <w:rPr>
+          <w:rFonts w:ascii="STIXGeneral-Regular" w:eastAsia="Times New Roman" w:hAnsi="STIXGeneral-Regular" w:cs="Lucida Grande"/>
+          <w:color w:val="000000"/>
+          <w:sz w:val="27"/>
+          <w:szCs w:val="27"/>
+          <w:bdr w:val="none" w:sz="0" w:space="0" w:color="auto" w:frame="1"/>
+          <w:lang w:eastAsia="en-US"/>
+        </w:rPr>
+        <w:t>log</w:t>
+      </w:r>
+      <w:r>
+        <w:rPr>
+          <w:rFonts w:ascii="STIXGeneral-Italic" w:eastAsia="Times New Roman" w:hAnsi="STIXGeneral-Italic" w:cs="Lucida Grande"/>
+          <w:color w:val="000000"/>
+          <w:sz w:val="27"/>
+          <w:szCs w:val="27"/>
+          <w:bdr w:val="none" w:sz="0" w:space="0" w:color="auto" w:frame="1"/>
+          <w:lang w:eastAsia="en-US"/>
+        </w:rPr>
+        <w:t>v</w:t>
+      </w:r>
+      <w:r>
+        <w:rPr>
+          <w:rFonts w:ascii="STIXGeneral-Italic" w:eastAsia="Times New Roman" w:hAnsi="STIXGeneral-Italic" w:cs="Lucida Grande"/>
+          <w:color w:val="000000"/>
+          <w:sz w:val="19"/>
+          <w:szCs w:val="19"/>
+          <w:bdr w:val="none" w:sz="0" w:space="0" w:color="auto" w:frame="1"/>
+          <w:lang w:eastAsia="en-US"/>
+        </w:rPr>
+        <w:t>max</w:t>
+      </w:r>
+      <w:proofErr w:type="spellEnd"/>
+      <w:proofErr w:type="gramEnd"/>
+      <w:r>
+        <w:rPr>
+          <w:rFonts w:ascii="STIXGeneral-Regular" w:eastAsia="Times New Roman" w:hAnsi="STIXGeneral-Regular" w:cs="Lucida Grande"/>
+          <w:color w:val="000000"/>
+          <w:sz w:val="27"/>
+          <w:szCs w:val="27"/>
+          <w:bdr w:val="none" w:sz="0" w:space="0" w:color="auto" w:frame="1"/>
+          <w:lang w:eastAsia="en-US"/>
+        </w:rPr>
+        <w:t>∝(−0.48±0.09)</w:t>
+      </w:r>
+      <w:proofErr w:type="spellStart"/>
+      <w:r>
+        <w:rPr>
+          <w:rFonts w:ascii="STIXGeneral-Regular" w:eastAsia="Times New Roman" w:hAnsi="STIXGeneral-Regular" w:cs="Lucida Grande"/>
+          <w:color w:val="000000"/>
+          <w:sz w:val="27"/>
+          <w:szCs w:val="27"/>
+          <w:bdr w:val="none" w:sz="0" w:space="0" w:color="auto" w:frame="1"/>
+          <w:lang w:eastAsia="en-US"/>
+        </w:rPr>
+        <w:t>log</w:t>
+      </w:r>
+      <w:r>
+        <w:rPr>
+          <w:rFonts w:ascii="STIXGeneral-Italic" w:eastAsia="Times New Roman" w:hAnsi="STIXGeneral-Italic" w:cs="Lucida Grande"/>
+          <w:color w:val="000000"/>
+          <w:sz w:val="27"/>
+          <w:szCs w:val="27"/>
+          <w:bdr w:val="none" w:sz="0" w:space="0" w:color="auto" w:frame="1"/>
+          <w:lang w:eastAsia="en-US"/>
+        </w:rPr>
+        <w:t>M</w:t>
+      </w:r>
+      <w:r>
+        <w:rPr>
+          <w:rFonts w:ascii="STIXGeneral-Italic" w:eastAsia="Times New Roman" w:hAnsi="STIXGeneral-Italic" w:cs="Lucida Grande"/>
+          <w:color w:val="000000"/>
+          <w:sz w:val="19"/>
+          <w:szCs w:val="19"/>
+          <w:bdr w:val="none" w:sz="0" w:space="0" w:color="auto" w:frame="1"/>
+          <w:lang w:eastAsia="en-US"/>
+        </w:rPr>
+        <w:t>DM</w:t>
+      </w:r>
+      <w:proofErr w:type="spellEnd"/>
+      <w:r>
+        <w:rPr>
+          <w:rFonts w:ascii="Lucida Grande" w:eastAsia="Times New Roman" w:hAnsi="Lucida Grande" w:cs="Lucida Grande"/>
+          <w:color w:val="000000"/>
+          <w:sz w:val="22"/>
+          <w:szCs w:val="22"/>
+          <w:shd w:val="clear" w:color="auto" w:fill="FFFFFF"/>
+          <w:lang w:eastAsia="en-US"/>
+        </w:rPr>
+        <w:t>, providing a novel formulation between the geometry (i.e., the logarithmic spiral arm pitch angle) and kinematics of spiral galaxy disks. While the </w:t>
+      </w:r>
+      <w:proofErr w:type="spellStart"/>
+      <w:r>
+        <w:rPr>
+          <w:rFonts w:ascii="STIXGeneral-Italic" w:eastAsia="Times New Roman" w:hAnsi="STIXGeneral-Italic" w:cs="Lucida Grande"/>
+          <w:color w:val="000000"/>
+          <w:sz w:val="27"/>
+          <w:szCs w:val="27"/>
+          <w:bdr w:val="none" w:sz="0" w:space="0" w:color="auto" w:frame="1"/>
+          <w:lang w:eastAsia="en-US"/>
+        </w:rPr>
+        <w:t>v</w:t>
+      </w:r>
+      <w:r>
+        <w:rPr>
+          <w:rFonts w:ascii="STIXGeneral-Italic" w:eastAsia="Times New Roman" w:hAnsi="STIXGeneral-Italic" w:cs="Lucida Grande"/>
+          <w:color w:val="000000"/>
+          <w:sz w:val="19"/>
+          <w:szCs w:val="19"/>
+          <w:bdr w:val="none" w:sz="0" w:space="0" w:color="auto" w:frame="1"/>
+          <w:lang w:eastAsia="en-US"/>
+        </w:rPr>
+        <w:t>max</w:t>
+      </w:r>
+      <w:proofErr w:type="spellEnd"/>
+      <w:r>
+        <w:rPr>
+          <w:rFonts w:ascii="Lucida Grande" w:eastAsia="Times New Roman" w:hAnsi="Lucida Grande" w:cs="Lucida Grande"/>
+          <w:color w:val="000000"/>
+          <w:sz w:val="22"/>
+          <w:szCs w:val="22"/>
+          <w:shd w:val="clear" w:color="auto" w:fill="FFFFFF"/>
+          <w:lang w:eastAsia="en-US"/>
+        </w:rPr>
+        <w:t>-</w:t>
+      </w:r>
+      <w:r>
+        <w:rPr>
+          <w:rFonts w:ascii="STIXGeneral-Italic" w:eastAsia="Times New Roman" w:hAnsi="STIXGeneral-Italic" w:cs="Lucida Grande"/>
+          <w:color w:val="000000"/>
+          <w:sz w:val="27"/>
+          <w:szCs w:val="27"/>
+          <w:bdr w:val="none" w:sz="0" w:space="0" w:color="auto" w:frame="1"/>
+          <w:lang w:eastAsia="en-US"/>
+        </w:rPr>
+        <w:t>ϕ</w:t>
+      </w:r>
+      <w:r>
+        <w:rPr>
+          <w:rFonts w:ascii="Lucida Grande" w:eastAsia="Times New Roman" w:hAnsi="Lucida Grande" w:cs="Lucida Grande"/>
+          <w:color w:val="000000"/>
+          <w:sz w:val="22"/>
+          <w:szCs w:val="22"/>
+          <w:shd w:val="clear" w:color="auto" w:fill="FFFFFF"/>
+          <w:lang w:eastAsia="en-US"/>
+        </w:rPr>
+        <w:t> relation may facilitate distance estimations to face-on spiral galaxies, via the Tully-Fisher relation and using </w:t>
+      </w:r>
+      <w:r>
+        <w:rPr>
+          <w:rFonts w:ascii="STIXGeneral-Italic" w:eastAsia="Times New Roman" w:hAnsi="STIXGeneral-Italic" w:cs="Lucida Grande"/>
+          <w:color w:val="000000"/>
+          <w:sz w:val="27"/>
+          <w:szCs w:val="27"/>
+          <w:bdr w:val="none" w:sz="0" w:space="0" w:color="auto" w:frame="1"/>
+          <w:lang w:eastAsia="en-US"/>
+        </w:rPr>
+        <w:t>ϕ</w:t>
+      </w:r>
+      <w:r>
+        <w:rPr>
+          <w:rFonts w:ascii="Lucida Grande" w:eastAsia="Times New Roman" w:hAnsi="Lucida Grande" w:cs="Lucida Grande"/>
+          <w:color w:val="000000"/>
+          <w:sz w:val="22"/>
+          <w:szCs w:val="22"/>
+          <w:shd w:val="clear" w:color="auto" w:fill="FFFFFF"/>
+          <w:lang w:eastAsia="en-US"/>
+        </w:rPr>
+        <w:t> as a proxy for </w:t>
+      </w:r>
+      <w:proofErr w:type="spellStart"/>
+      <w:r>
+        <w:rPr>
+          <w:rFonts w:ascii="STIXGeneral-Italic" w:eastAsia="Times New Roman" w:hAnsi="STIXGeneral-Italic" w:cs="Lucida Grande"/>
+          <w:color w:val="000000"/>
+          <w:sz w:val="27"/>
+          <w:szCs w:val="27"/>
+          <w:bdr w:val="none" w:sz="0" w:space="0" w:color="auto" w:frame="1"/>
+          <w:lang w:eastAsia="en-US"/>
+        </w:rPr>
+        <w:t>v</w:t>
+      </w:r>
+      <w:r>
+        <w:rPr>
+          <w:rFonts w:ascii="STIXGeneral-Italic" w:eastAsia="Times New Roman" w:hAnsi="STIXGeneral-Italic" w:cs="Lucida Grande"/>
+          <w:color w:val="000000"/>
+          <w:sz w:val="19"/>
+          <w:szCs w:val="19"/>
+          <w:bdr w:val="none" w:sz="0" w:space="0" w:color="auto" w:frame="1"/>
+          <w:lang w:eastAsia="en-US"/>
+        </w:rPr>
+        <w:t>max</w:t>
+      </w:r>
+      <w:proofErr w:type="spellEnd"/>
+      <w:r>
+        <w:rPr>
+          <w:rFonts w:ascii="Lucida Grande" w:eastAsia="Times New Roman" w:hAnsi="Lucida Grande" w:cs="Lucida Grande"/>
+          <w:color w:val="000000"/>
+          <w:sz w:val="22"/>
+          <w:szCs w:val="22"/>
+          <w:shd w:val="clear" w:color="auto" w:fill="FFFFFF"/>
+          <w:lang w:eastAsia="en-US"/>
+        </w:rPr>
+        <w:t>, the </w:t>
+      </w:r>
+      <w:r>
+        <w:rPr>
+          <w:rFonts w:ascii="STIXGeneral-Italic" w:eastAsia="Times New Roman" w:hAnsi="STIXGeneral-Italic" w:cs="Lucida Grande"/>
+          <w:color w:val="000000"/>
+          <w:sz w:val="27"/>
+          <w:szCs w:val="27"/>
+          <w:bdr w:val="none" w:sz="0" w:space="0" w:color="auto" w:frame="1"/>
+          <w:lang w:eastAsia="en-US"/>
+        </w:rPr>
+        <w:t>M</w:t>
+      </w:r>
+      <w:r>
+        <w:rPr>
+          <w:rFonts w:ascii="STIXGeneral-Italic" w:eastAsia="Times New Roman" w:hAnsi="STIXGeneral-Italic" w:cs="Lucida Grande"/>
+          <w:color w:val="000000"/>
+          <w:sz w:val="19"/>
+          <w:szCs w:val="19"/>
+          <w:bdr w:val="none" w:sz="0" w:space="0" w:color="auto" w:frame="1"/>
+          <w:lang w:eastAsia="en-US"/>
+        </w:rPr>
+        <w:t>DM</w:t>
+      </w:r>
+      <w:r>
+        <w:rPr>
+          <w:rFonts w:ascii="Lucida Grande" w:eastAsia="Times New Roman" w:hAnsi="Lucida Grande" w:cs="Lucida Grande"/>
+          <w:color w:val="000000"/>
+          <w:sz w:val="22"/>
+          <w:szCs w:val="22"/>
+          <w:shd w:val="clear" w:color="auto" w:fill="FFFFFF"/>
+          <w:lang w:eastAsia="en-US"/>
+        </w:rPr>
+        <w:t>-</w:t>
+      </w:r>
+      <w:r>
+        <w:rPr>
+          <w:rFonts w:ascii="STIXGeneral-Italic" w:eastAsia="Times New Roman" w:hAnsi="STIXGeneral-Italic" w:cs="Lucida Grande"/>
+          <w:color w:val="000000"/>
+          <w:sz w:val="27"/>
+          <w:szCs w:val="27"/>
+          <w:bdr w:val="none" w:sz="0" w:space="0" w:color="auto" w:frame="1"/>
+          <w:lang w:eastAsia="en-US"/>
+        </w:rPr>
+        <w:t>ϕ</w:t>
+      </w:r>
+      <w:r>
+        <w:rPr>
+          <w:rFonts w:ascii="Lucida Grande" w:eastAsia="Times New Roman" w:hAnsi="Lucida Grande" w:cs="Lucida Grande"/>
+          <w:color w:val="000000"/>
+          <w:sz w:val="22"/>
+          <w:szCs w:val="22"/>
+          <w:shd w:val="clear" w:color="auto" w:fill="FFFFFF"/>
+          <w:lang w:eastAsia="en-US"/>
+        </w:rPr>
+        <w:t> relation provides a path for determining dark matter halo masses from imaging data alone. Furthermore, based on a spiral galaxy sample size which is double that used previously, the self-consistent relations presented here provide dramatically revised constraints for theory and simulations.</w:t>
       </w:r>
       <w:bookmarkStart w:id="0" w:name="_GoBack"/>
       <w:bookmarkEnd w:id="0"/>
-      <w:r>
-        <w:rPr>
-          <w:rFonts w:ascii="Lucida Grande" w:eastAsia="Times New Roman" w:hAnsi="Lucida Grande" w:cs="Lucida Grande"/>
-          <w:color w:val="000000"/>
-          <w:sz w:val="22"/>
-          <w:szCs w:val="22"/>
-          <w:shd w:val="clear" w:color="auto" w:fill="FFFFFF"/>
-        </w:rPr>
-        <w:t xml:space="preserve">e, with unabsorbed 0.3-10 </w:t>
-      </w:r>
-      <w:proofErr w:type="spellStart"/>
-      <w:r>
-        <w:rPr>
-          <w:rFonts w:ascii="Lucida Grande" w:eastAsia="Times New Roman" w:hAnsi="Lucida Grande" w:cs="Lucida Grande"/>
-          <w:color w:val="000000"/>
-          <w:sz w:val="22"/>
-          <w:szCs w:val="22"/>
-          <w:shd w:val="clear" w:color="auto" w:fill="FFFFFF"/>
-        </w:rPr>
-        <w:t>keV</w:t>
-      </w:r>
-      <w:proofErr w:type="spellEnd"/>
-      <w:r>
-        <w:rPr>
-          <w:rFonts w:ascii="Lucida Grande" w:eastAsia="Times New Roman" w:hAnsi="Lucida Grande" w:cs="Lucida Grande"/>
-          <w:color w:val="000000"/>
-          <w:sz w:val="22"/>
-          <w:szCs w:val="22"/>
-          <w:shd w:val="clear" w:color="auto" w:fill="FFFFFF"/>
-        </w:rPr>
-        <w:t xml:space="preserve"> luminosities of a few times 10</w:t>
-      </w:r>
-      <w:r>
-        <w:rPr>
-          <w:rFonts w:ascii="STIXGeneral-Regular" w:eastAsia="Times New Roman" w:hAnsi="STIXGeneral-Regular" w:cs="Lucida Grande"/>
-          <w:color w:val="000000"/>
-          <w:sz w:val="19"/>
-          <w:szCs w:val="19"/>
-          <w:bdr w:val="none" w:sz="0" w:space="0" w:color="auto" w:frame="1"/>
-        </w:rPr>
-        <w:t>38</w:t>
-      </w:r>
-      <w:r>
-        <w:rPr>
-          <w:rFonts w:ascii="Lucida Grande" w:eastAsia="Times New Roman" w:hAnsi="Lucida Grande" w:cs="Lucida Grande"/>
-          <w:color w:val="000000"/>
-          <w:sz w:val="22"/>
-          <w:szCs w:val="22"/>
-          <w:shd w:val="clear" w:color="auto" w:fill="FFFFFF"/>
-        </w:rPr>
-        <w:t> erg/s. In NGC 4178, the nuclear source has a soft, probably thermal, spectrum consistent with a stellar-mass black hole in the high/soft state, while no strong constraints can be derived for the nuclear emission of NGC 4713. In total, 33 of the 74 galaxies are predicted to have </w:t>
-      </w:r>
-      <w:proofErr w:type="spellStart"/>
-      <w:r>
-        <w:rPr>
-          <w:rFonts w:ascii="STIXGeneral-Italic" w:eastAsia="Times New Roman" w:hAnsi="STIXGeneral-Italic" w:cs="Lucida Grande"/>
-          <w:color w:val="000000"/>
-          <w:sz w:val="27"/>
-          <w:szCs w:val="27"/>
-          <w:bdr w:val="none" w:sz="0" w:space="0" w:color="auto" w:frame="1"/>
-        </w:rPr>
-        <w:t>M</w:t>
-      </w:r>
-      <w:r>
-        <w:rPr>
-          <w:rFonts w:ascii="STIXGeneral-Regular" w:eastAsia="Times New Roman" w:hAnsi="STIXGeneral-Regular" w:cs="Lucida Grande"/>
-          <w:color w:val="000000"/>
-          <w:sz w:val="19"/>
-          <w:szCs w:val="19"/>
-          <w:bdr w:val="none" w:sz="0" w:space="0" w:color="auto" w:frame="1"/>
-        </w:rPr>
-        <w:t>bh</w:t>
-      </w:r>
-      <w:proofErr w:type="spellEnd"/>
-      <w:proofErr w:type="gramStart"/>
-      <w:r>
-        <w:rPr>
-          <w:rFonts w:ascii="STIXGeneral-Regular" w:eastAsia="Times New Roman" w:hAnsi="STIXGeneral-Regular" w:cs="Lucida Grande"/>
-          <w:color w:val="000000"/>
-          <w:sz w:val="27"/>
-          <w:szCs w:val="27"/>
-          <w:bdr w:val="none" w:sz="0" w:space="0" w:color="auto" w:frame="1"/>
-        </w:rPr>
-        <w:t>&lt;(</w:t>
-      </w:r>
-      <w:proofErr w:type="gramEnd"/>
-      <w:r>
-        <w:rPr>
-          <w:rFonts w:ascii="STIXGeneral-Regular" w:eastAsia="Times New Roman" w:hAnsi="STIXGeneral-Regular" w:cs="Lucida Grande"/>
-          <w:color w:val="000000"/>
-          <w:sz w:val="27"/>
-          <w:szCs w:val="27"/>
-          <w:bdr w:val="none" w:sz="0" w:space="0" w:color="auto" w:frame="1"/>
-        </w:rPr>
-        <w:t>10</w:t>
-      </w:r>
-      <w:r>
-        <w:rPr>
-          <w:rFonts w:ascii="STIXGeneral-Regular" w:eastAsia="Times New Roman" w:hAnsi="STIXGeneral-Regular" w:cs="Lucida Grande"/>
-          <w:color w:val="000000"/>
-          <w:sz w:val="19"/>
-          <w:szCs w:val="19"/>
-          <w:bdr w:val="none" w:sz="0" w:space="0" w:color="auto" w:frame="1"/>
-        </w:rPr>
-        <w:t>5</w:t>
-      </w:r>
-      <w:r>
-        <w:rPr>
-          <w:rFonts w:ascii="Lucida Grande" w:eastAsia="Times New Roman" w:hAnsi="Lucida Grande" w:cs="Lucida Grande"/>
-          <w:color w:val="000000"/>
-          <w:sz w:val="22"/>
-          <w:szCs w:val="22"/>
-          <w:shd w:val="clear" w:color="auto" w:fill="FFFFFF"/>
-        </w:rPr>
-        <w:t>-</w:t>
-      </w:r>
-      <w:r>
-        <w:rPr>
-          <w:rFonts w:ascii="STIXGeneral-Regular" w:eastAsia="Times New Roman" w:hAnsi="STIXGeneral-Regular" w:cs="Lucida Grande"/>
-          <w:color w:val="000000"/>
-          <w:sz w:val="27"/>
-          <w:szCs w:val="27"/>
-          <w:bdr w:val="none" w:sz="0" w:space="0" w:color="auto" w:frame="1"/>
-        </w:rPr>
-        <w:t>10</w:t>
-      </w:r>
-      <w:r>
-        <w:rPr>
-          <w:rFonts w:ascii="STIXGeneral-Regular" w:eastAsia="Times New Roman" w:hAnsi="STIXGeneral-Regular" w:cs="Lucida Grande"/>
-          <w:color w:val="000000"/>
-          <w:sz w:val="19"/>
-          <w:szCs w:val="19"/>
-          <w:bdr w:val="none" w:sz="0" w:space="0" w:color="auto" w:frame="1"/>
-        </w:rPr>
-        <w:t>6</w:t>
-      </w:r>
-      <w:r>
-        <w:rPr>
-          <w:rFonts w:ascii="STIXGeneral-Regular" w:eastAsia="Times New Roman" w:hAnsi="STIXGeneral-Regular" w:cs="Lucida Grande"/>
-          <w:color w:val="000000"/>
-          <w:sz w:val="27"/>
-          <w:szCs w:val="27"/>
-          <w:bdr w:val="none" w:sz="0" w:space="0" w:color="auto" w:frame="1"/>
-        </w:rPr>
-        <w:t>)</w:t>
-      </w:r>
-      <w:r>
-        <w:rPr>
-          <w:rFonts w:ascii="Lucida Grande" w:eastAsia="Times New Roman" w:hAnsi="Lucida Grande" w:cs="Lucida Grande"/>
-          <w:color w:val="000000"/>
-          <w:sz w:val="22"/>
-          <w:szCs w:val="22"/>
-          <w:shd w:val="clear" w:color="auto" w:fill="FFFFFF"/>
-        </w:rPr>
-        <w:t> </w:t>
-      </w:r>
-      <w:r>
-        <w:rPr>
-          <w:rFonts w:ascii="STIXGeneral-Italic" w:eastAsia="Times New Roman" w:hAnsi="STIXGeneral-Italic" w:cs="Lucida Grande"/>
-          <w:color w:val="000000"/>
-          <w:sz w:val="27"/>
-          <w:szCs w:val="27"/>
-          <w:bdr w:val="none" w:sz="0" w:space="0" w:color="auto" w:frame="1"/>
-        </w:rPr>
-        <w:t>M</w:t>
-      </w:r>
-      <w:r>
-        <w:rPr>
-          <w:rFonts w:ascii="STIXGeneral-Regular" w:eastAsia="Times New Roman" w:hAnsi="STIXGeneral-Regular" w:cs="Lucida Grande"/>
-          <w:color w:val="000000"/>
-          <w:sz w:val="19"/>
-          <w:szCs w:val="19"/>
-          <w:bdr w:val="none" w:sz="0" w:space="0" w:color="auto" w:frame="1"/>
-        </w:rPr>
-        <w:t>⊙</w:t>
-      </w:r>
-      <w:r>
-        <w:rPr>
-          <w:rFonts w:ascii="Lucida Grande" w:eastAsia="Times New Roman" w:hAnsi="Lucida Grande" w:cs="Lucida Grande"/>
-          <w:color w:val="000000"/>
-          <w:sz w:val="22"/>
-          <w:szCs w:val="22"/>
-          <w:shd w:val="clear" w:color="auto" w:fill="FFFFFF"/>
-        </w:rPr>
-        <w:t>, and several are consistently predicted, via three methods, to have masses of </w:t>
-      </w:r>
-      <w:r>
-        <w:rPr>
-          <w:rFonts w:ascii="STIXGeneral-Regular" w:eastAsia="Times New Roman" w:hAnsi="STIXGeneral-Regular" w:cs="Lucida Grande"/>
-          <w:color w:val="000000"/>
-          <w:sz w:val="27"/>
-          <w:szCs w:val="27"/>
-          <w:bdr w:val="none" w:sz="0" w:space="0" w:color="auto" w:frame="1"/>
-        </w:rPr>
-        <w:t>10</w:t>
-      </w:r>
-      <w:r>
-        <w:rPr>
-          <w:rFonts w:ascii="STIXGeneral-Regular" w:eastAsia="Times New Roman" w:hAnsi="STIXGeneral-Regular" w:cs="Lucida Grande"/>
-          <w:color w:val="000000"/>
-          <w:sz w:val="19"/>
-          <w:szCs w:val="19"/>
-          <w:bdr w:val="none" w:sz="0" w:space="0" w:color="auto" w:frame="1"/>
-        </w:rPr>
-        <w:t>4</w:t>
-      </w:r>
-      <w:r>
-        <w:rPr>
-          <w:rFonts w:ascii="Lucida Grande" w:eastAsia="Times New Roman" w:hAnsi="Lucida Grande" w:cs="Lucida Grande"/>
-          <w:color w:val="000000"/>
-          <w:sz w:val="22"/>
-          <w:szCs w:val="22"/>
-          <w:shd w:val="clear" w:color="auto" w:fill="FFFFFF"/>
-        </w:rPr>
-        <w:t>-</w:t>
-      </w:r>
-      <w:r>
-        <w:rPr>
-          <w:rFonts w:ascii="STIXGeneral-Regular" w:eastAsia="Times New Roman" w:hAnsi="STIXGeneral-Regular" w:cs="Lucida Grande"/>
-          <w:color w:val="000000"/>
-          <w:sz w:val="27"/>
-          <w:szCs w:val="27"/>
-          <w:bdr w:val="none" w:sz="0" w:space="0" w:color="auto" w:frame="1"/>
-        </w:rPr>
-        <w:t>10</w:t>
-      </w:r>
-      <w:r>
-        <w:rPr>
-          <w:rFonts w:ascii="STIXGeneral-Regular" w:eastAsia="Times New Roman" w:hAnsi="STIXGeneral-Regular" w:cs="Lucida Grande"/>
-          <w:color w:val="000000"/>
-          <w:sz w:val="19"/>
-          <w:szCs w:val="19"/>
-          <w:bdr w:val="none" w:sz="0" w:space="0" w:color="auto" w:frame="1"/>
-        </w:rPr>
-        <w:t>5</w:t>
-      </w:r>
-      <w:r>
-        <w:rPr>
-          <w:rFonts w:ascii="STIXGeneral-Italic" w:eastAsia="Times New Roman" w:hAnsi="STIXGeneral-Italic" w:cs="Lucida Grande"/>
-          <w:color w:val="000000"/>
-          <w:sz w:val="27"/>
-          <w:szCs w:val="27"/>
-          <w:bdr w:val="none" w:sz="0" w:space="0" w:color="auto" w:frame="1"/>
-        </w:rPr>
-        <w:t>M</w:t>
-      </w:r>
-      <w:r>
-        <w:rPr>
-          <w:rFonts w:ascii="STIXGeneral-Regular" w:eastAsia="Times New Roman" w:hAnsi="STIXGeneral-Regular" w:cs="Lucida Grande"/>
-          <w:color w:val="000000"/>
-          <w:sz w:val="19"/>
-          <w:szCs w:val="19"/>
-          <w:bdr w:val="none" w:sz="0" w:space="0" w:color="auto" w:frame="1"/>
-        </w:rPr>
-        <w:t>⊙</w:t>
-      </w:r>
-      <w:r>
-        <w:rPr>
-          <w:rFonts w:ascii="Lucida Grande" w:eastAsia="Times New Roman" w:hAnsi="Lucida Grande" w:cs="Lucida Grande"/>
-          <w:color w:val="000000"/>
-          <w:sz w:val="22"/>
-          <w:szCs w:val="22"/>
-          <w:shd w:val="clear" w:color="auto" w:fill="FFFFFF"/>
-        </w:rPr>
-        <w:t>, such as IC 3392, NGC 4294 and NGC 4413. We speculate that a sizeable population of IMBHs may reside in late-type spiral galaxies with low stellar mass (</w:t>
-      </w:r>
-      <w:r>
-        <w:rPr>
-          <w:rFonts w:ascii="STIXGeneral-Italic" w:eastAsia="Times New Roman" w:hAnsi="STIXGeneral-Italic" w:cs="Lucida Grande"/>
-          <w:color w:val="000000"/>
-          <w:sz w:val="27"/>
-          <w:szCs w:val="27"/>
-          <w:bdr w:val="none" w:sz="0" w:space="0" w:color="auto" w:frame="1"/>
-        </w:rPr>
-        <w:t>M</w:t>
-      </w:r>
-      <w:proofErr w:type="gramStart"/>
-      <w:r>
-        <w:rPr>
-          <w:rFonts w:ascii="STIXGeneral-Regular" w:eastAsia="Times New Roman" w:hAnsi="STIXGeneral-Regular" w:cs="Lucida Grande"/>
-          <w:color w:val="000000"/>
-          <w:sz w:val="19"/>
-          <w:szCs w:val="19"/>
-          <w:bdr w:val="none" w:sz="0" w:space="0" w:color="auto" w:frame="1"/>
-        </w:rPr>
-        <w:t>∗,galaxy</w:t>
-      </w:r>
-      <w:proofErr w:type="gramEnd"/>
-      <w:r>
-        <w:rPr>
-          <w:rFonts w:ascii="STIXGeneral-Regular" w:eastAsia="Times New Roman" w:hAnsi="STIXGeneral-Regular" w:cs="Lucida Grande"/>
-          <w:color w:val="000000"/>
-          <w:sz w:val="27"/>
-          <w:szCs w:val="27"/>
-          <w:bdr w:val="none" w:sz="0" w:space="0" w:color="auto" w:frame="1"/>
-        </w:rPr>
-        <w:t>≲10</w:t>
-      </w:r>
-      <w:r>
-        <w:rPr>
-          <w:rFonts w:ascii="STIXGeneral-Regular" w:eastAsia="Times New Roman" w:hAnsi="STIXGeneral-Regular" w:cs="Lucida Grande"/>
-          <w:color w:val="000000"/>
-          <w:sz w:val="19"/>
-          <w:szCs w:val="19"/>
-          <w:bdr w:val="none" w:sz="0" w:space="0" w:color="auto" w:frame="1"/>
-        </w:rPr>
-        <w:t>10</w:t>
-      </w:r>
-      <w:r>
-        <w:rPr>
-          <w:rFonts w:ascii="STIXGeneral-Italic" w:eastAsia="Times New Roman" w:hAnsi="STIXGeneral-Italic" w:cs="Lucida Grande"/>
-          <w:color w:val="000000"/>
-          <w:sz w:val="27"/>
-          <w:szCs w:val="27"/>
-          <w:bdr w:val="none" w:sz="0" w:space="0" w:color="auto" w:frame="1"/>
-        </w:rPr>
-        <w:t>M</w:t>
-      </w:r>
-      <w:r>
-        <w:rPr>
-          <w:rFonts w:ascii="STIXGeneral-Regular" w:eastAsia="Times New Roman" w:hAnsi="STIXGeneral-Regular" w:cs="Lucida Grande"/>
-          <w:color w:val="000000"/>
-          <w:sz w:val="19"/>
-          <w:szCs w:val="19"/>
-          <w:bdr w:val="none" w:sz="0" w:space="0" w:color="auto" w:frame="1"/>
-        </w:rPr>
-        <w:t>⊙</w:t>
-      </w:r>
-      <w:r>
-        <w:rPr>
-          <w:rFonts w:ascii="Lucida Grande" w:eastAsia="Times New Roman" w:hAnsi="Lucida Grande" w:cs="Lucida Grande"/>
-          <w:color w:val="000000"/>
-          <w:sz w:val="22"/>
-          <w:szCs w:val="22"/>
-          <w:shd w:val="clear" w:color="auto" w:fill="FFFFFF"/>
-        </w:rPr>
-        <w:t>).</w:t>
-      </w:r>
     </w:p>
     <w:p>
       <w:pPr>

--- a/wordcloud.docx
+++ b/wordcloud.docx
@@ -112,9 +112,18 @@
           <w:szCs w:val="22"/>
           <w:shd w:val="clear" w:color="auto" w:fill="FFFFFF"/>
         </w:rPr>
-        <w:t xml:space="preserve">We present our determination of the nuclear supermassive black hole (SMBH) mass function for spiral galaxies in the Local Universe, established from a volume-limited sample consisting of a statistically complete collection of the brightest spiral galaxies in the Southern Hemisphere. Our SMBH mass function agrees well at the high-mass end with previous values given in the literature. At the low-mass end, inconsistencies exist in previous works that still need to be resolved, but our work is more in line with expectations based on </w:t>
-      </w:r>
-      <w:proofErr w:type="spellStart"/>
+        <w:t>We present our determination of the nuclear supermassive black hole (SMBH) mass function for spiral galaxies in the Local Universe, established from a volume-limited sample consisting of a statistically complete collection of the brightest spiral galaxies in the Southern Hemisphere. Our SMBH mass function agrees well at the high-mass end with previous values given in the literature. At the low-mass end, inconsistencies exist in previous works that still need to be resolved, but our work is more in line with expectations based on modeling of SMBH evolution. This low-mass end of the spectrum is critical to our understanding of the mass function and evolution of SMBHs since the epoch of maximum quasar activity. A luminosity distance </w:t>
+      </w:r>
+      <w:r>
+        <w:rPr>
+          <w:rFonts w:ascii="STIXGeneral-Regular" w:eastAsia="Times New Roman" w:hAnsi="STIXGeneral-Regular" w:cs="Lucida Grande"/>
+          <w:color w:val="000000"/>
+          <w:sz w:val="26"/>
+          <w:szCs w:val="26"/>
+          <w:bdr w:val="none" w:sz="0" w:space="0" w:color="auto" w:frame="1"/>
+        </w:rPr>
+        <w:t>≤</w:t>
+      </w:r>
       <w:r>
         <w:rPr>
           <w:rFonts w:ascii="Lucida Grande" w:eastAsia="Times New Roman" w:hAnsi="Lucida Grande" w:cs="Lucida Grande"/>
@@ -123,9 +132,18 @@
           <w:szCs w:val="22"/>
           <w:shd w:val="clear" w:color="auto" w:fill="FFFFFF"/>
         </w:rPr>
-        <w:t>modeling</w:t>
-      </w:r>
-      <w:proofErr w:type="spellEnd"/>
+        <w:t> 25.4 </w:t>
+      </w:r>
+      <w:r>
+        <w:rPr>
+          <w:rFonts w:ascii="STIXGeneral-Italic" w:eastAsia="Times New Roman" w:hAnsi="STIXGeneral-Italic" w:cs="Lucida Grande"/>
+          <w:color w:val="000000"/>
+          <w:sz w:val="26"/>
+          <w:szCs w:val="26"/>
+          <w:bdr w:val="none" w:sz="0" w:space="0" w:color="auto" w:frame="1"/>
+        </w:rPr>
+        <w:t>Mpc</w:t>
+      </w:r>
       <w:r>
         <w:rPr>
           <w:rFonts w:ascii="Lucida Grande" w:eastAsia="Times New Roman" w:hAnsi="Lucida Grande" w:cs="Lucida Grande"/>
@@ -134,7 +152,7 @@
           <w:szCs w:val="22"/>
           <w:shd w:val="clear" w:color="auto" w:fill="FFFFFF"/>
         </w:rPr>
-        <w:t xml:space="preserve"> of SMBH evolution. This low-mass end of the spectrum is critical to our understanding of the mass function and evolution of SMBHs since the epoch of maximum quasar activity. A luminosity distance </w:t>
+        <w:t> and an absolute B-band magnitude </w:t>
       </w:r>
       <w:r>
         <w:rPr>
@@ -154,20 +172,18 @@
           <w:szCs w:val="22"/>
           <w:shd w:val="clear" w:color="auto" w:fill="FFFFFF"/>
         </w:rPr>
-        <w:t> 25.4 </w:t>
-      </w:r>
-      <w:proofErr w:type="spellStart"/>
-      <w:r>
-        <w:rPr>
-          <w:rFonts w:ascii="STIXGeneral-Italic" w:eastAsia="Times New Roman" w:hAnsi="STIXGeneral-Italic" w:cs="Lucida Grande"/>
+        <w:t> -19.12 define the sample. These limits define a sample of 140 spiral galaxies, with 128 measurable pitch angles to establish the pitch angle distribution for this sample. This pitch angle distribution function may be useful in the study of the morphology of late-type galaxies. We then use an established relationship between the pitch angle and the mass of the central SMBH in a host galaxy in order to estimate the mass of the 128 respective SMBHs in this sample. This result effectively gives us the distribution of mass for SMBHs residing in spiral galaxies over a lookback time </w:t>
+      </w:r>
+      <w:r>
+        <w:rPr>
+          <w:rFonts w:ascii="STIXGeneral-Regular" w:eastAsia="Times New Roman" w:hAnsi="STIXGeneral-Regular" w:cs="Lucida Grande"/>
           <w:color w:val="000000"/>
           <w:sz w:val="26"/>
           <w:szCs w:val="26"/>
           <w:bdr w:val="none" w:sz="0" w:space="0" w:color="auto" w:frame="1"/>
         </w:rPr>
-        <w:t>Mpc</w:t>
-      </w:r>
-      <w:proofErr w:type="spellEnd"/>
+        <w:t>≤</w:t>
+      </w:r>
       <w:r>
         <w:rPr>
           <w:rFonts w:ascii="Lucida Grande" w:eastAsia="Times New Roman" w:hAnsi="Lucida Grande" w:cs="Lucida Grande"/>
@@ -176,17 +192,27 @@
           <w:szCs w:val="22"/>
           <w:shd w:val="clear" w:color="auto" w:fill="FFFFFF"/>
         </w:rPr>
-        <w:t> and an absolute B-band magnitude </w:t>
-      </w:r>
-      <w:r>
-        <w:rPr>
-          <w:rFonts w:ascii="STIXGeneral-Regular" w:eastAsia="Times New Roman" w:hAnsi="STIXGeneral-Regular" w:cs="Lucida Grande"/>
+        <w:t> 82.1 </w:t>
+      </w:r>
+      <w:r>
+        <w:rPr>
+          <w:rFonts w:ascii="STIXGeneral-Italic" w:eastAsia="Times New Roman" w:hAnsi="STIXGeneral-Italic" w:cs="Lucida Grande"/>
           <w:color w:val="000000"/>
           <w:sz w:val="26"/>
           <w:szCs w:val="26"/>
           <w:bdr w:val="none" w:sz="0" w:space="0" w:color="auto" w:frame="1"/>
         </w:rPr>
-        <w:t>≤</w:t>
+        <w:t>h</w:t>
+      </w:r>
+      <w:r>
+        <w:rPr>
+          <w:rFonts w:ascii="STIXGeneral-Regular" w:eastAsia="Times New Roman" w:hAnsi="STIXGeneral-Regular" w:cs="Lucida Grande"/>
+          <w:color w:val="000000"/>
+          <w:sz w:val="19"/>
+          <w:szCs w:val="19"/>
+          <w:bdr w:val="none" w:sz="0" w:space="0" w:color="auto" w:frame="1"/>
+        </w:rPr>
+        <w:t>−167.77</w:t>
       </w:r>
       <w:r>
         <w:rPr>
@@ -196,70 +222,18 @@
           <w:szCs w:val="22"/>
           <w:shd w:val="clear" w:color="auto" w:fill="FFFFFF"/>
         </w:rPr>
-        <w:t> -19.12 define the sample. These limits define a sample of 140 spiral galaxies, with 128 measurable pitch angles to establish the pitch angle distribution for this sample. This pitch angle distribution function may be useful in the study of the morphology of late-type galaxies. We then use an established relationship between the pitch angle and the mass of the central SMBH in a host galaxy in order to estimate the mass of the 128 respective SMBHs in this sample. This result effectively gives us the distribution of mass for SMBHs residing in spiral galaxies over a lookback time </w:t>
-      </w:r>
-      <w:r>
-        <w:rPr>
-          <w:rFonts w:ascii="STIXGeneral-Regular" w:eastAsia="Times New Roman" w:hAnsi="STIXGeneral-Regular" w:cs="Lucida Grande"/>
+        <w:t> </w:t>
+      </w:r>
+      <w:r>
+        <w:rPr>
+          <w:rFonts w:ascii="STIXGeneral-Italic" w:eastAsia="Times New Roman" w:hAnsi="STIXGeneral-Italic" w:cs="Lucida Grande"/>
           <w:color w:val="000000"/>
           <w:sz w:val="26"/>
           <w:szCs w:val="26"/>
           <w:bdr w:val="none" w:sz="0" w:space="0" w:color="auto" w:frame="1"/>
         </w:rPr>
-        <w:t>≤</w:t>
-      </w:r>
-      <w:r>
-        <w:rPr>
-          <w:rFonts w:ascii="Lucida Grande" w:eastAsia="Times New Roman" w:hAnsi="Lucida Grande" w:cs="Lucida Grande"/>
-          <w:color w:val="000000"/>
-          <w:sz w:val="22"/>
-          <w:szCs w:val="22"/>
-          <w:shd w:val="clear" w:color="auto" w:fill="FFFFFF"/>
-        </w:rPr>
-        <w:t> 82.1 </w:t>
-      </w:r>
-      <w:r>
-        <w:rPr>
-          <w:rFonts w:ascii="STIXGeneral-Italic" w:eastAsia="Times New Roman" w:hAnsi="STIXGeneral-Italic" w:cs="Lucida Grande"/>
-          <w:color w:val="000000"/>
-          <w:sz w:val="26"/>
-          <w:szCs w:val="26"/>
-          <w:bdr w:val="none" w:sz="0" w:space="0" w:color="auto" w:frame="1"/>
-        </w:rPr>
-        <w:t>h</w:t>
-      </w:r>
-      <w:r>
-        <w:rPr>
-          <w:rFonts w:ascii="STIXGeneral-Regular" w:eastAsia="Times New Roman" w:hAnsi="STIXGeneral-Regular" w:cs="Lucida Grande"/>
-          <w:color w:val="000000"/>
-          <w:sz w:val="19"/>
-          <w:szCs w:val="19"/>
-          <w:bdr w:val="none" w:sz="0" w:space="0" w:color="auto" w:frame="1"/>
-        </w:rPr>
-        <w:t>−167.77</w:t>
-      </w:r>
-      <w:r>
-        <w:rPr>
-          <w:rFonts w:ascii="Lucida Grande" w:eastAsia="Times New Roman" w:hAnsi="Lucida Grande" w:cs="Lucida Grande"/>
-          <w:color w:val="000000"/>
-          <w:sz w:val="22"/>
-          <w:szCs w:val="22"/>
-          <w:shd w:val="clear" w:color="auto" w:fill="FFFFFF"/>
-        </w:rPr>
-        <w:t> </w:t>
-      </w:r>
-      <w:proofErr w:type="spellStart"/>
-      <w:r>
-        <w:rPr>
-          <w:rFonts w:ascii="STIXGeneral-Italic" w:eastAsia="Times New Roman" w:hAnsi="STIXGeneral-Italic" w:cs="Lucida Grande"/>
-          <w:color w:val="000000"/>
-          <w:sz w:val="26"/>
-          <w:szCs w:val="26"/>
-          <w:bdr w:val="none" w:sz="0" w:space="0" w:color="auto" w:frame="1"/>
-        </w:rPr>
         <w:t>Myr</w:t>
       </w:r>
-      <w:proofErr w:type="spellEnd"/>
       <w:r>
         <w:rPr>
           <w:rFonts w:ascii="Lucida Grande" w:eastAsia="Times New Roman" w:hAnsi="Lucida Grande" w:cs="Lucida Grande"/>
@@ -707,29 +681,7 @@
           <w:szCs w:val="27"/>
           <w:shd w:val="clear" w:color="auto" w:fill="FFFFFF"/>
         </w:rPr>
-        <w:t xml:space="preserve">We investigate the use of spiral arm pitch angles as a probe of disk galaxy mass profiles. We confirm our previous result that spiral arm pitch angles (P) are well correlated with the rate of shear (S) in disk galaxy rotation curves. We use this correlation to argue that imaging data alone can provide a powerful probe of galactic mass distributions out to large look-back times. We then use a sample of 13 galaxies, with Spitzer 3.6 </w:t>
-      </w:r>
-      <w:proofErr w:type="spellStart"/>
-      <w:r>
-        <w:rPr>
-          <w:rFonts w:ascii="-webkit-standard" w:eastAsia="Times New Roman" w:hAnsi="-webkit-standard" w:cs="Times New Roman"/>
-          <w:color w:val="000000"/>
-          <w:sz w:val="27"/>
-          <w:szCs w:val="27"/>
-          <w:shd w:val="clear" w:color="auto" w:fill="FFFFFF"/>
-        </w:rPr>
-        <w:t>μm</w:t>
-      </w:r>
-      <w:proofErr w:type="spellEnd"/>
-      <w:r>
-        <w:rPr>
-          <w:rFonts w:ascii="-webkit-standard" w:eastAsia="Times New Roman" w:hAnsi="-webkit-standard" w:cs="Times New Roman"/>
-          <w:color w:val="000000"/>
-          <w:sz w:val="27"/>
-          <w:szCs w:val="27"/>
-          <w:shd w:val="clear" w:color="auto" w:fill="FFFFFF"/>
-        </w:rPr>
-        <w:t xml:space="preserve"> imaging data and observed Hα rotation curves, to demonstrate how an inferred shear rate coupled with a bulge-disk decomposition model and a Tully-Fisher-derived velocity normalization can be used to place constraints on a galaxy's baryon fraction and dark matter halo profile. Finally, we show that there appears to be a trend (albeit a weak correlation) between spiral arm pitch angle and halo concentration. We discuss implications for the suggested link between supermassive black hole (SMBH) mass and dark halo concentration, using pitch angle as a proxy for SMBH mass.</w:t>
+        <w:t>We investigate the use of spiral arm pitch angles as a probe of disk galaxy mass profiles. We confirm our previous result that spiral arm pitch angles (P) are well correlated with the rate of shear (S) in disk galaxy rotation curves. We use this correlation to argue that imaging data alone can provide a powerful probe of galactic mass distributions out to large look-back times. We then use a sample of 13 galaxies, with Spitzer 3.6 μm imaging data and observed Hα rotation curves, to demonstrate how an inferred shear rate coupled with a bulge-disk decomposition model and a Tully-Fisher-derived velocity normalization can be used to place constraints on a galaxy's baryon fraction and dark matter halo profile. Finally, we show that there appears to be a trend (albeit a weak correlation) between spiral arm pitch angle and halo concentration. We discuss implications for the suggested link between supermassive black hole (SMBH) mass and dark halo concentration, using pitch angle as a proxy for SMBH mass.</w:t>
       </w:r>
     </w:p>
     <w:p/>
@@ -765,29 +717,7 @@
           <w:szCs w:val="27"/>
           <w:shd w:val="clear" w:color="auto" w:fill="FFFFFF"/>
         </w:rPr>
-        <w:t xml:space="preserve">The density-wave theory of galactic spiral-arm structure makes a striking prediction that the pitch angle of spiral arms should vary with the wavelength of the galaxy’s image. The reason is that stars are born in the density wave but move out of it as they age. They move ahead of the density wave inside the co-rotation radius, and fall behind outside of it, resulting in a tighter pitch angle at wavelengths that image stars (optical and near-infrared) than those that are associated with star formation (far-infrared and ultraviolet). In this study we combined large sample size with wide range of wavelengths, from the ultraviolet to the infrared to investigate this issue. For each galaxy we used an optical wavelength image (B-band: 445 nm) and images from the Spitzer Space Telescope at two infrared wavelengths (infrared: 3.6 and 8.0 </w:t>
-      </w:r>
-      <w:proofErr w:type="spellStart"/>
-      <w:r>
-        <w:rPr>
-          <w:rFonts w:ascii="-webkit-standard" w:eastAsia="Times New Roman" w:hAnsi="-webkit-standard" w:cs="Times New Roman"/>
-          <w:color w:val="000000"/>
-          <w:sz w:val="27"/>
-          <w:szCs w:val="27"/>
-          <w:shd w:val="clear" w:color="auto" w:fill="FFFFFF"/>
-        </w:rPr>
-        <w:t>μm</w:t>
-      </w:r>
-      <w:proofErr w:type="spellEnd"/>
-      <w:r>
-        <w:rPr>
-          <w:rFonts w:ascii="-webkit-standard" w:eastAsia="Times New Roman" w:hAnsi="-webkit-standard" w:cs="Times New Roman"/>
-          <w:color w:val="000000"/>
-          <w:sz w:val="27"/>
-          <w:szCs w:val="27"/>
-          <w:shd w:val="clear" w:color="auto" w:fill="FFFFFF"/>
-        </w:rPr>
-        <w:t xml:space="preserve">) and </w:t>
+        <w:t xml:space="preserve">The density-wave theory of galactic spiral-arm structure makes a striking prediction that the pitch angle of spiral arms should vary with the wavelength of the galaxy’s image. The reason is that stars are born in the density wave but move out of it as they age. They move ahead of the density wave inside the co-rotation radius, and fall behind outside of it, resulting in a tighter pitch angle at wavelengths that image stars (optical and near-infrared) than those that are associated with star formation (far-infrared and ultraviolet). In this study we combined large sample size with wide range of wavelengths, from the ultraviolet to the infrared to investigate this issue. For each galaxy we used an optical wavelength image (B-band: 445 nm) and images from the Spitzer Space Telescope at two infrared wavelengths (infrared: 3.6 and 8.0 μm) and </w:t>
       </w:r>
       <w:r>
         <w:rPr>
@@ -798,95 +728,7 @@
           <w:shd w:val="clear" w:color="auto" w:fill="FFFFFF"/>
         </w:rPr>
         <w:lastRenderedPageBreak/>
-        <w:t xml:space="preserve">we measured the pitch angle with the 2DFFT and </w:t>
-      </w:r>
-      <w:proofErr w:type="spellStart"/>
-      <w:r>
-        <w:rPr>
-          <w:rFonts w:ascii="-webkit-standard" w:eastAsia="Times New Roman" w:hAnsi="-webkit-standard" w:cs="Times New Roman"/>
-          <w:color w:val="000000"/>
-          <w:sz w:val="27"/>
-          <w:szCs w:val="27"/>
-          <w:shd w:val="clear" w:color="auto" w:fill="FFFFFF"/>
-        </w:rPr>
-        <w:t>Spirality</w:t>
-      </w:r>
-      <w:proofErr w:type="spellEnd"/>
-      <w:r>
-        <w:rPr>
-          <w:rFonts w:ascii="-webkit-standard" w:eastAsia="Times New Roman" w:hAnsi="-webkit-standard" w:cs="Times New Roman"/>
-          <w:color w:val="000000"/>
-          <w:sz w:val="27"/>
-          <w:szCs w:val="27"/>
-          <w:shd w:val="clear" w:color="auto" w:fill="FFFFFF"/>
-        </w:rPr>
-        <w:t xml:space="preserve"> codes. We find that the B-band and 3.6 </w:t>
-      </w:r>
-      <w:proofErr w:type="spellStart"/>
-      <w:r>
-        <w:rPr>
-          <w:rFonts w:ascii="-webkit-standard" w:eastAsia="Times New Roman" w:hAnsi="-webkit-standard" w:cs="Times New Roman"/>
-          <w:color w:val="000000"/>
-          <w:sz w:val="27"/>
-          <w:szCs w:val="27"/>
-          <w:shd w:val="clear" w:color="auto" w:fill="FFFFFF"/>
-        </w:rPr>
-        <w:t>μm</w:t>
-      </w:r>
-      <w:proofErr w:type="spellEnd"/>
-      <w:r>
-        <w:rPr>
-          <w:rFonts w:ascii="-webkit-standard" w:eastAsia="Times New Roman" w:hAnsi="-webkit-standard" w:cs="Times New Roman"/>
-          <w:color w:val="000000"/>
-          <w:sz w:val="27"/>
-          <w:szCs w:val="27"/>
-          <w:shd w:val="clear" w:color="auto" w:fill="FFFFFF"/>
-        </w:rPr>
-        <w:t xml:space="preserve"> images have smaller pitch angles than the infrared 8.0 </w:t>
-      </w:r>
-      <w:proofErr w:type="spellStart"/>
-      <w:r>
-        <w:rPr>
-          <w:rFonts w:ascii="-webkit-standard" w:eastAsia="Times New Roman" w:hAnsi="-webkit-standard" w:cs="Times New Roman"/>
-          <w:color w:val="000000"/>
-          <w:sz w:val="27"/>
-          <w:szCs w:val="27"/>
-          <w:shd w:val="clear" w:color="auto" w:fill="FFFFFF"/>
-        </w:rPr>
-        <w:t>μm</w:t>
-      </w:r>
-      <w:proofErr w:type="spellEnd"/>
-      <w:r>
-        <w:rPr>
-          <w:rFonts w:ascii="-webkit-standard" w:eastAsia="Times New Roman" w:hAnsi="-webkit-standard" w:cs="Times New Roman"/>
-          <w:color w:val="000000"/>
-          <w:sz w:val="27"/>
-          <w:szCs w:val="27"/>
-          <w:shd w:val="clear" w:color="auto" w:fill="FFFFFF"/>
-        </w:rPr>
-        <w:t xml:space="preserve"> image in all cases, in agreement with the prediction of density-wave theory. We also used images in the ultraviolet from Galaxy Evolution Explorer, whose pitch angles agreed with the measurements made at 8 </w:t>
-      </w:r>
-      <w:proofErr w:type="spellStart"/>
-      <w:r>
-        <w:rPr>
-          <w:rFonts w:ascii="-webkit-standard" w:eastAsia="Times New Roman" w:hAnsi="-webkit-standard" w:cs="Times New Roman"/>
-          <w:color w:val="000000"/>
-          <w:sz w:val="27"/>
-          <w:szCs w:val="27"/>
-          <w:shd w:val="clear" w:color="auto" w:fill="FFFFFF"/>
-        </w:rPr>
-        <w:t>μm</w:t>
-      </w:r>
-      <w:proofErr w:type="spellEnd"/>
-      <w:r>
-        <w:rPr>
-          <w:rFonts w:ascii="-webkit-standard" w:eastAsia="Times New Roman" w:hAnsi="-webkit-standard" w:cs="Times New Roman"/>
-          <w:color w:val="000000"/>
-          <w:sz w:val="27"/>
-          <w:szCs w:val="27"/>
-          <w:shd w:val="clear" w:color="auto" w:fill="FFFFFF"/>
-        </w:rPr>
-        <w:t>.</w:t>
+        <w:t>we measured the pitch angle with the 2DFFT and Spirality codes. We find that the B-band and 3.6 μm images have smaller pitch angles than the infrared 8.0 μm image in all cases, in agreement with the prediction of density-wave theory. We also used images in the ultraviolet from Galaxy Evolution Explorer, whose pitch angles agreed with the measurements made at 8 μm.</w:t>
       </w:r>
     </w:p>
     <w:p/>
@@ -923,29 +765,7 @@
           <w:szCs w:val="27"/>
           <w:shd w:val="clear" w:color="auto" w:fill="FFFFFF"/>
         </w:rPr>
-        <w:t xml:space="preserve">= 25.4 </w:t>
-      </w:r>
-      <w:proofErr w:type="spellStart"/>
-      <w:r>
-        <w:rPr>
-          <w:rFonts w:ascii="-webkit-standard" w:eastAsia="Times New Roman" w:hAnsi="-webkit-standard" w:cs="Times New Roman"/>
-          <w:color w:val="000000"/>
-          <w:sz w:val="27"/>
-          <w:szCs w:val="27"/>
-          <w:shd w:val="clear" w:color="auto" w:fill="FFFFFF"/>
-        </w:rPr>
-        <w:t>Mpc</w:t>
-      </w:r>
-      <w:proofErr w:type="spellEnd"/>
-      <w:r>
-        <w:rPr>
-          <w:rFonts w:ascii="-webkit-standard" w:eastAsia="Times New Roman" w:hAnsi="-webkit-standard" w:cs="Times New Roman"/>
-          <w:color w:val="000000"/>
-          <w:sz w:val="27"/>
-          <w:szCs w:val="27"/>
-          <w:shd w:val="clear" w:color="auto" w:fill="FFFFFF"/>
-        </w:rPr>
-        <w:t>, and a limiting absolute B-band magnitude, {{M</w:t>
+        <w:t>= 25.4 Mpc, and a limiting absolute B-band magnitude, {{M</w:t>
       </w:r>
       <w:proofErr w:type="gramStart"/>
       <w:r>
@@ -976,95 +796,7 @@
           <w:szCs w:val="27"/>
           <w:shd w:val="clear" w:color="auto" w:fill="FFFFFF"/>
         </w:rPr>
-        <w:t xml:space="preserve">=-19.12. These limits define a sample of 140 spiral, 30 elliptical (E), and 38 lenticular (S0) galaxies. We established the </w:t>
-      </w:r>
-      <w:proofErr w:type="spellStart"/>
-      <w:r>
-        <w:rPr>
-          <w:rFonts w:ascii="-webkit-standard" w:eastAsia="Times New Roman" w:hAnsi="-webkit-standard" w:cs="Times New Roman"/>
-          <w:color w:val="000000"/>
-          <w:sz w:val="27"/>
-          <w:szCs w:val="27"/>
-          <w:shd w:val="clear" w:color="auto" w:fill="FFFFFF"/>
-        </w:rPr>
-        <w:t>Sérsic</w:t>
-      </w:r>
-      <w:proofErr w:type="spellEnd"/>
-      <w:r>
-        <w:rPr>
-          <w:rFonts w:ascii="-webkit-standard" w:eastAsia="Times New Roman" w:hAnsi="-webkit-standard" w:cs="Times New Roman"/>
-          <w:color w:val="000000"/>
-          <w:sz w:val="27"/>
-          <w:szCs w:val="27"/>
-          <w:shd w:val="clear" w:color="auto" w:fill="FFFFFF"/>
-        </w:rPr>
-        <w:t xml:space="preserve"> index distribution for early-type (E/S0) galaxies in our sample. Davis et al. established the pitch angle distribution for their sample, which is identical to our late-type (spiral) galaxy sample. We then used the pitch angle and the </w:t>
-      </w:r>
-      <w:proofErr w:type="spellStart"/>
-      <w:r>
-        <w:rPr>
-          <w:rFonts w:ascii="-webkit-standard" w:eastAsia="Times New Roman" w:hAnsi="-webkit-standard" w:cs="Times New Roman"/>
-          <w:color w:val="000000"/>
-          <w:sz w:val="27"/>
-          <w:szCs w:val="27"/>
-          <w:shd w:val="clear" w:color="auto" w:fill="FFFFFF"/>
-        </w:rPr>
-        <w:t>Sérsic</w:t>
-      </w:r>
-      <w:proofErr w:type="spellEnd"/>
-      <w:r>
-        <w:rPr>
-          <w:rFonts w:ascii="-webkit-standard" w:eastAsia="Times New Roman" w:hAnsi="-webkit-standard" w:cs="Times New Roman"/>
-          <w:color w:val="000000"/>
-          <w:sz w:val="27"/>
-          <w:szCs w:val="27"/>
-          <w:shd w:val="clear" w:color="auto" w:fill="FFFFFF"/>
-        </w:rPr>
-        <w:t xml:space="preserve"> index distributions in order to estimate the SMBH mass function for our volume-limited sample. The observational simplicity of our approach relies on the empirical relation between the mass of the central SMBH and the </w:t>
-      </w:r>
-      <w:proofErr w:type="spellStart"/>
-      <w:r>
-        <w:rPr>
-          <w:rFonts w:ascii="-webkit-standard" w:eastAsia="Times New Roman" w:hAnsi="-webkit-standard" w:cs="Times New Roman"/>
-          <w:color w:val="000000"/>
-          <w:sz w:val="27"/>
-          <w:szCs w:val="27"/>
-          <w:shd w:val="clear" w:color="auto" w:fill="FFFFFF"/>
-        </w:rPr>
-        <w:t>Sérsic</w:t>
-      </w:r>
-      <w:proofErr w:type="spellEnd"/>
-      <w:r>
-        <w:rPr>
-          <w:rFonts w:ascii="-webkit-standard" w:eastAsia="Times New Roman" w:hAnsi="-webkit-standard" w:cs="Times New Roman"/>
-          <w:color w:val="000000"/>
-          <w:sz w:val="27"/>
-          <w:szCs w:val="27"/>
-          <w:shd w:val="clear" w:color="auto" w:fill="FFFFFF"/>
-        </w:rPr>
-        <w:t xml:space="preserve"> index for an early-type galaxy or the logarithmic spiral-arm pitch angle for a spiral galaxy. Our SMBH mass function agrees well at the high-mass end with previous values in the literature. At the low-mass end, although inconsistencies exist in previous works that still need to be resolved, our work is more in line with expectations based on </w:t>
-      </w:r>
-      <w:proofErr w:type="spellStart"/>
-      <w:r>
-        <w:rPr>
-          <w:rFonts w:ascii="-webkit-standard" w:eastAsia="Times New Roman" w:hAnsi="-webkit-standard" w:cs="Times New Roman"/>
-          <w:color w:val="000000"/>
-          <w:sz w:val="27"/>
-          <w:szCs w:val="27"/>
-          <w:shd w:val="clear" w:color="auto" w:fill="FFFFFF"/>
-        </w:rPr>
-        <w:t>modeling</w:t>
-      </w:r>
-      <w:proofErr w:type="spellEnd"/>
-      <w:r>
-        <w:rPr>
-          <w:rFonts w:ascii="-webkit-standard" w:eastAsia="Times New Roman" w:hAnsi="-webkit-standard" w:cs="Times New Roman"/>
-          <w:color w:val="000000"/>
-          <w:sz w:val="27"/>
-          <w:szCs w:val="27"/>
-          <w:shd w:val="clear" w:color="auto" w:fill="FFFFFF"/>
-        </w:rPr>
-        <w:t xml:space="preserve"> of black hole evolution.</w:t>
+        <w:t>=-19.12. These limits define a sample of 140 spiral, 30 elliptical (E), and 38 lenticular (S0) galaxies. We established the Sérsic index distribution for early-type (E/S0) galaxies in our sample. Davis et al. established the pitch angle distribution for their sample, which is identical to our late-type (spiral) galaxy sample. We then used the pitch angle and the Sérsic index distributions in order to estimate the SMBH mass function for our volume-limited sample. The observational simplicity of our approach relies on the empirical relation between the mass of the central SMBH and the Sérsic index for an early-type galaxy or the logarithmic spiral-arm pitch angle for a spiral galaxy. Our SMBH mass function agrees well at the high-mass end with previous values in the literature. At the low-mass end, although inconsistencies exist in previous works that still need to be resolved, our work is more in line with expectations based on modeling of black hole evolution.</w:t>
       </w:r>
     </w:p>
     <w:p/>
@@ -1158,18 +890,7 @@
           <w:szCs w:val="27"/>
           <w:shd w:val="clear" w:color="auto" w:fill="FFFFFF"/>
         </w:rPr>
-        <w:t>-</w:t>
-      </w:r>
-      <w:proofErr w:type="spellStart"/>
-      <w:r>
-        <w:rPr>
-          <w:rFonts w:ascii="-webkit-standard" w:eastAsia="Times New Roman" w:hAnsi="-webkit-standard" w:cs="Times New Roman"/>
-          <w:color w:val="000000"/>
-          <w:sz w:val="27"/>
-          <w:szCs w:val="27"/>
-          <w:shd w:val="clear" w:color="auto" w:fill="FFFFFF"/>
-        </w:rPr>
-        <w:t>M</w:t>
+        <w:t>-M</w:t>
       </w:r>
       <w:r>
         <w:rPr>
@@ -1180,27 +901,15 @@
         </w:rPr>
         <w:t>sph</w:t>
       </w:r>
-      <w:proofErr w:type="spellEnd"/>
-      <w:r>
-        <w:rPr>
-          <w:rFonts w:ascii="-webkit-standard" w:eastAsia="Times New Roman" w:hAnsi="-webkit-standard" w:cs="Times New Roman"/>
-          <w:color w:val="000000"/>
-          <w:sz w:val="27"/>
-          <w:szCs w:val="27"/>
-          <w:shd w:val="clear" w:color="auto" w:fill="FFFFFF"/>
-        </w:rPr>
-        <w:t>(</w:t>
-      </w:r>
-      <w:proofErr w:type="spellStart"/>
-      <w:r>
-        <w:rPr>
-          <w:rFonts w:ascii="-webkit-standard" w:eastAsia="Times New Roman" w:hAnsi="-webkit-standard" w:cs="Times New Roman"/>
-          <w:color w:val="000000"/>
-          <w:sz w:val="27"/>
-          <w:szCs w:val="27"/>
-          <w:shd w:val="clear" w:color="auto" w:fill="FFFFFF"/>
-        </w:rPr>
-        <w:t>M</w:t>
+      <w:r>
+        <w:rPr>
+          <w:rFonts w:ascii="-webkit-standard" w:eastAsia="Times New Roman" w:hAnsi="-webkit-standard" w:cs="Times New Roman"/>
+          <w:color w:val="000000"/>
+          <w:sz w:val="27"/>
+          <w:szCs w:val="27"/>
+          <w:shd w:val="clear" w:color="auto" w:fill="FFFFFF"/>
+        </w:rPr>
+        <w:t>(M</w:t>
       </w:r>
       <w:r>
         <w:rPr>
@@ -1211,38 +920,15 @@
         </w:rPr>
         <w:t>sph</w:t>
       </w:r>
-      <w:proofErr w:type="spellEnd"/>
-      <w:r>
-        <w:rPr>
-          <w:rFonts w:ascii="-webkit-standard" w:eastAsia="Times New Roman" w:hAnsi="-webkit-standard" w:cs="Times New Roman"/>
-          <w:color w:val="000000"/>
-          <w:sz w:val="27"/>
-          <w:szCs w:val="27"/>
-          <w:shd w:val="clear" w:color="auto" w:fill="FFFFFF"/>
-        </w:rPr>
-        <w:t xml:space="preserve">: spheroid absolute magnitude at 3.6 </w:t>
-      </w:r>
-      <w:proofErr w:type="spellStart"/>
-      <w:r>
-        <w:rPr>
-          <w:rFonts w:ascii="-webkit-standard" w:eastAsia="Times New Roman" w:hAnsi="-webkit-standard" w:cs="Times New Roman"/>
-          <w:color w:val="000000"/>
-          <w:sz w:val="27"/>
-          <w:szCs w:val="27"/>
-          <w:shd w:val="clear" w:color="auto" w:fill="FFFFFF"/>
-        </w:rPr>
-        <w:t>μm</w:t>
-      </w:r>
-      <w:proofErr w:type="spellEnd"/>
-      <w:r>
-        <w:rPr>
-          <w:rFonts w:ascii="-webkit-standard" w:eastAsia="Times New Roman" w:hAnsi="-webkit-standard" w:cs="Times New Roman"/>
-          <w:color w:val="000000"/>
-          <w:sz w:val="27"/>
-          <w:szCs w:val="27"/>
-          <w:shd w:val="clear" w:color="auto" w:fill="FFFFFF"/>
-        </w:rPr>
-        <w:t>) scaling relation for spiral galaxies, the M</w:t>
+      <w:r>
+        <w:rPr>
+          <w:rFonts w:ascii="-webkit-standard" w:eastAsia="Times New Roman" w:hAnsi="-webkit-standard" w:cs="Times New Roman"/>
+          <w:color w:val="000000"/>
+          <w:sz w:val="27"/>
+          <w:szCs w:val="27"/>
+          <w:shd w:val="clear" w:color="auto" w:fill="FFFFFF"/>
+        </w:rPr>
+        <w:t>: spheroid absolute magnitude at 3.6 μm) scaling relation for spiral galaxies, the M</w:t>
       </w:r>
       <w:r>
         <w:rPr>
@@ -1261,18 +947,7 @@
           <w:szCs w:val="27"/>
           <w:shd w:val="clear" w:color="auto" w:fill="FFFFFF"/>
         </w:rPr>
-        <w:t>-</w:t>
-      </w:r>
-      <w:proofErr w:type="spellStart"/>
-      <w:r>
-        <w:rPr>
-          <w:rFonts w:ascii="-webkit-standard" w:eastAsia="Times New Roman" w:hAnsi="-webkit-standard" w:cs="Times New Roman"/>
-          <w:color w:val="000000"/>
-          <w:sz w:val="27"/>
-          <w:szCs w:val="27"/>
-          <w:shd w:val="clear" w:color="auto" w:fill="FFFFFF"/>
-        </w:rPr>
-        <w:t>n</w:t>
+        <w:t>-n</w:t>
       </w:r>
       <w:r>
         <w:rPr>
@@ -1283,27 +958,15 @@
         </w:rPr>
         <w:t>sph</w:t>
       </w:r>
-      <w:proofErr w:type="spellEnd"/>
-      <w:r>
-        <w:rPr>
-          <w:rFonts w:ascii="-webkit-standard" w:eastAsia="Times New Roman" w:hAnsi="-webkit-standard" w:cs="Times New Roman"/>
-          <w:color w:val="000000"/>
-          <w:sz w:val="27"/>
-          <w:szCs w:val="27"/>
-          <w:shd w:val="clear" w:color="auto" w:fill="FFFFFF"/>
-        </w:rPr>
-        <w:t> (</w:t>
-      </w:r>
-      <w:proofErr w:type="spellStart"/>
-      <w:r>
-        <w:rPr>
-          <w:rFonts w:ascii="-webkit-standard" w:eastAsia="Times New Roman" w:hAnsi="-webkit-standard" w:cs="Times New Roman"/>
-          <w:color w:val="000000"/>
-          <w:sz w:val="27"/>
-          <w:szCs w:val="27"/>
-          <w:shd w:val="clear" w:color="auto" w:fill="FFFFFF"/>
-        </w:rPr>
-        <w:t>n</w:t>
+      <w:r>
+        <w:rPr>
+          <w:rFonts w:ascii="-webkit-standard" w:eastAsia="Times New Roman" w:hAnsi="-webkit-standard" w:cs="Times New Roman"/>
+          <w:color w:val="000000"/>
+          <w:sz w:val="27"/>
+          <w:szCs w:val="27"/>
+          <w:shd w:val="clear" w:color="auto" w:fill="FFFFFF"/>
+        </w:rPr>
+        <w:t> (n</w:t>
       </w:r>
       <w:r>
         <w:rPr>
@@ -1314,38 +977,15 @@
         </w:rPr>
         <w:t>sph</w:t>
       </w:r>
-      <w:proofErr w:type="spellEnd"/>
-      <w:r>
-        <w:rPr>
-          <w:rFonts w:ascii="-webkit-standard" w:eastAsia="Times New Roman" w:hAnsi="-webkit-standard" w:cs="Times New Roman"/>
-          <w:color w:val="000000"/>
-          <w:sz w:val="27"/>
-          <w:szCs w:val="27"/>
-          <w:shd w:val="clear" w:color="auto" w:fill="FFFFFF"/>
-        </w:rPr>
-        <w:t xml:space="preserve">: major axis </w:t>
-      </w:r>
-      <w:proofErr w:type="spellStart"/>
-      <w:r>
-        <w:rPr>
-          <w:rFonts w:ascii="-webkit-standard" w:eastAsia="Times New Roman" w:hAnsi="-webkit-standard" w:cs="Times New Roman"/>
-          <w:color w:val="000000"/>
-          <w:sz w:val="27"/>
-          <w:szCs w:val="27"/>
-          <w:shd w:val="clear" w:color="auto" w:fill="FFFFFF"/>
-        </w:rPr>
-        <w:t>Sérsic</w:t>
-      </w:r>
-      <w:proofErr w:type="spellEnd"/>
-      <w:r>
-        <w:rPr>
-          <w:rFonts w:ascii="-webkit-standard" w:eastAsia="Times New Roman" w:hAnsi="-webkit-standard" w:cs="Times New Roman"/>
-          <w:color w:val="000000"/>
-          <w:sz w:val="27"/>
-          <w:szCs w:val="27"/>
-          <w:shd w:val="clear" w:color="auto" w:fill="FFFFFF"/>
-        </w:rPr>
-        <w:t xml:space="preserve"> index of the spheroid component) relation, the M</w:t>
+      <w:r>
+        <w:rPr>
+          <w:rFonts w:ascii="-webkit-standard" w:eastAsia="Times New Roman" w:hAnsi="-webkit-standard" w:cs="Times New Roman"/>
+          <w:color w:val="000000"/>
+          <w:sz w:val="27"/>
+          <w:szCs w:val="27"/>
+          <w:shd w:val="clear" w:color="auto" w:fill="FFFFFF"/>
+        </w:rPr>
+        <w:t>: major axis Sérsic index of the spheroid component) relation, the M</w:t>
       </w:r>
       <w:r>
         <w:rPr>
@@ -1470,29 +1110,7 @@
           <w:szCs w:val="27"/>
           <w:shd w:val="clear" w:color="auto" w:fill="FFFFFF"/>
         </w:rPr>
-        <w:t xml:space="preserve">Conclusions: We find that our latest, state-of-the-art techniques for bulge magnitude &amp; </w:t>
-      </w:r>
-      <w:proofErr w:type="spellStart"/>
-      <w:r>
-        <w:rPr>
-          <w:rFonts w:ascii="-webkit-standard" w:eastAsia="Times New Roman" w:hAnsi="-webkit-standard" w:cs="Times New Roman"/>
-          <w:color w:val="000000"/>
-          <w:sz w:val="27"/>
-          <w:szCs w:val="27"/>
-          <w:shd w:val="clear" w:color="auto" w:fill="FFFFFF"/>
-        </w:rPr>
-        <w:t>Sérsic</w:t>
-      </w:r>
-      <w:proofErr w:type="spellEnd"/>
-      <w:r>
-        <w:rPr>
-          <w:rFonts w:ascii="-webkit-standard" w:eastAsia="Times New Roman" w:hAnsi="-webkit-standard" w:cs="Times New Roman"/>
-          <w:color w:val="000000"/>
-          <w:sz w:val="27"/>
-          <w:szCs w:val="27"/>
-          <w:shd w:val="clear" w:color="auto" w:fill="FFFFFF"/>
-        </w:rPr>
-        <w:t xml:space="preserve"> index computations and the most recent updates of the M</w:t>
+        <w:t>Conclusions: We find that our latest, state-of-the-art techniques for bulge magnitude &amp; Sérsic index computations and the most recent updates of the M</w:t>
       </w:r>
       <w:r>
         <w:rPr>
@@ -1511,18 +1129,7 @@
           <w:szCs w:val="27"/>
           <w:shd w:val="clear" w:color="auto" w:fill="FFFFFF"/>
         </w:rPr>
-        <w:t>-</w:t>
-      </w:r>
-      <w:proofErr w:type="spellStart"/>
-      <w:r>
-        <w:rPr>
-          <w:rFonts w:ascii="-webkit-standard" w:eastAsia="Times New Roman" w:hAnsi="-webkit-standard" w:cs="Times New Roman"/>
-          <w:color w:val="000000"/>
-          <w:sz w:val="27"/>
-          <w:szCs w:val="27"/>
-          <w:shd w:val="clear" w:color="auto" w:fill="FFFFFF"/>
-        </w:rPr>
-        <w:t>L</w:t>
+        <w:t>-L</w:t>
       </w:r>
       <w:r>
         <w:rPr>
@@ -1533,7 +1140,6 @@
         </w:rPr>
         <w:t>sph</w:t>
       </w:r>
-      <w:proofErr w:type="spellEnd"/>
       <w:r>
         <w:rPr>
           <w:rFonts w:ascii="-webkit-standard" w:eastAsia="Times New Roman" w:hAnsi="-webkit-standard" w:cs="Times New Roman"/>
@@ -1561,18 +1167,7 @@
           <w:szCs w:val="27"/>
           <w:shd w:val="clear" w:color="auto" w:fill="FFFFFF"/>
         </w:rPr>
-        <w:t>-</w:t>
-      </w:r>
-      <w:proofErr w:type="spellStart"/>
-      <w:r>
-        <w:rPr>
-          <w:rFonts w:ascii="-webkit-standard" w:eastAsia="Times New Roman" w:hAnsi="-webkit-standard" w:cs="Times New Roman"/>
-          <w:color w:val="000000"/>
-          <w:sz w:val="27"/>
-          <w:szCs w:val="27"/>
-          <w:shd w:val="clear" w:color="auto" w:fill="FFFFFF"/>
-        </w:rPr>
-        <w:t>n</w:t>
+        <w:t>-n</w:t>
       </w:r>
       <w:r>
         <w:rPr>
@@ -1583,7 +1178,6 @@
         </w:rPr>
         <w:t>sph</w:t>
       </w:r>
-      <w:proofErr w:type="spellEnd"/>
       <w:r>
         <w:rPr>
           <w:rFonts w:ascii="-webkit-standard" w:eastAsia="Times New Roman" w:hAnsi="-webkit-standard" w:cs="Times New Roman"/>
@@ -1730,29 +1324,7 @@
           <w:szCs w:val="27"/>
           <w:shd w:val="clear" w:color="auto" w:fill="FFFFFF"/>
         </w:rPr>
-        <w:t xml:space="preserve"> square scatter associated with this relation is 0.43 </w:t>
-      </w:r>
-      <w:proofErr w:type="spellStart"/>
-      <w:r>
-        <w:rPr>
-          <w:rFonts w:ascii="-webkit-standard" w:eastAsia="Times New Roman" w:hAnsi="-webkit-standard" w:cs="Times New Roman"/>
-          <w:color w:val="000000"/>
-          <w:sz w:val="27"/>
-          <w:szCs w:val="27"/>
-          <w:shd w:val="clear" w:color="auto" w:fill="FFFFFF"/>
-        </w:rPr>
-        <w:t>dex</w:t>
-      </w:r>
-      <w:proofErr w:type="spellEnd"/>
-      <w:r>
-        <w:rPr>
-          <w:rFonts w:ascii="-webkit-standard" w:eastAsia="Times New Roman" w:hAnsi="-webkit-standard" w:cs="Times New Roman"/>
-          <w:color w:val="000000"/>
-          <w:sz w:val="27"/>
-          <w:szCs w:val="27"/>
-          <w:shd w:val="clear" w:color="auto" w:fill="FFFFFF"/>
-        </w:rPr>
-        <w:t xml:space="preserve"> in the log M</w:t>
+        <w:t xml:space="preserve"> square scatter associated with this relation is 0.43 dex in the log M</w:t>
       </w:r>
       <w:r>
         <w:rPr>
@@ -1771,29 +1343,7 @@
           <w:szCs w:val="27"/>
           <w:shd w:val="clear" w:color="auto" w:fill="FFFFFF"/>
         </w:rPr>
-        <w:t xml:space="preserve"> direction, with an intrinsic scatter of 0.30 ± 0.08 </w:t>
-      </w:r>
-      <w:proofErr w:type="spellStart"/>
-      <w:r>
-        <w:rPr>
-          <w:rFonts w:ascii="-webkit-standard" w:eastAsia="Times New Roman" w:hAnsi="-webkit-standard" w:cs="Times New Roman"/>
-          <w:color w:val="000000"/>
-          <w:sz w:val="27"/>
-          <w:szCs w:val="27"/>
-          <w:shd w:val="clear" w:color="auto" w:fill="FFFFFF"/>
-        </w:rPr>
-        <w:t>dex</w:t>
-      </w:r>
-      <w:proofErr w:type="spellEnd"/>
-      <w:r>
-        <w:rPr>
-          <w:rFonts w:ascii="-webkit-standard" w:eastAsia="Times New Roman" w:hAnsi="-webkit-standard" w:cs="Times New Roman"/>
-          <w:color w:val="000000"/>
-          <w:sz w:val="27"/>
-          <w:szCs w:val="27"/>
-          <w:shd w:val="clear" w:color="auto" w:fill="FFFFFF"/>
-        </w:rPr>
-        <w:t>. The M</w:t>
+        <w:t> direction, with an intrinsic scatter of 0.30 ± 0.08 dex. The M</w:t>
       </w:r>
       <w:r>
         <w:rPr>
@@ -1831,51 +1381,7 @@
           <w:szCs w:val="27"/>
           <w:shd w:val="clear" w:color="auto" w:fill="FFFFFF"/>
         </w:rPr>
-        <w:t xml:space="preserve">-ϕ relation demands that the SMBH mass must correlate with the galaxy discs in some manner. Moreover, with the majority of our sample (37 of 44) classified in the literature as having a </w:t>
-      </w:r>
-      <w:proofErr w:type="spellStart"/>
-      <w:r>
-        <w:rPr>
-          <w:rFonts w:ascii="-webkit-standard" w:eastAsia="Times New Roman" w:hAnsi="-webkit-standard" w:cs="Times New Roman"/>
-          <w:color w:val="000000"/>
-          <w:sz w:val="27"/>
-          <w:szCs w:val="27"/>
-          <w:shd w:val="clear" w:color="auto" w:fill="FFFFFF"/>
-        </w:rPr>
-        <w:t>pseudobulge</w:t>
-      </w:r>
-      <w:proofErr w:type="spellEnd"/>
-      <w:r>
-        <w:rPr>
-          <w:rFonts w:ascii="-webkit-standard" w:eastAsia="Times New Roman" w:hAnsi="-webkit-standard" w:cs="Times New Roman"/>
-          <w:color w:val="000000"/>
-          <w:sz w:val="27"/>
-          <w:szCs w:val="27"/>
-          <w:shd w:val="clear" w:color="auto" w:fill="FFFFFF"/>
-        </w:rPr>
-        <w:t xml:space="preserve"> morphology, we additionally reveal that the SMBH mass correlates with the large-scale spiral pattern and thus the discs of galaxies hosting </w:t>
-      </w:r>
-      <w:proofErr w:type="spellStart"/>
-      <w:r>
-        <w:rPr>
-          <w:rFonts w:ascii="-webkit-standard" w:eastAsia="Times New Roman" w:hAnsi="-webkit-standard" w:cs="Times New Roman"/>
-          <w:color w:val="000000"/>
-          <w:sz w:val="27"/>
-          <w:szCs w:val="27"/>
-          <w:shd w:val="clear" w:color="auto" w:fill="FFFFFF"/>
-        </w:rPr>
-        <w:t>pseudobulges</w:t>
-      </w:r>
-      <w:proofErr w:type="spellEnd"/>
-      <w:r>
-        <w:rPr>
-          <w:rFonts w:ascii="-webkit-standard" w:eastAsia="Times New Roman" w:hAnsi="-webkit-standard" w:cs="Times New Roman"/>
-          <w:color w:val="000000"/>
-          <w:sz w:val="27"/>
-          <w:szCs w:val="27"/>
-          <w:shd w:val="clear" w:color="auto" w:fill="FFFFFF"/>
-        </w:rPr>
-        <w:t>. Furthermore, given that the M</w:t>
+        <w:t>-ϕ relation demands that the SMBH mass must correlate with the galaxy discs in some manner. Moreover, with the majority of our sample (37 of 44) classified in the literature as having a pseudobulge morphology, we additionally reveal that the SMBH mass correlates with the large-scale spiral pattern and thus the discs of galaxies hosting pseudobulges. Furthermore, given that the M</w:t>
       </w:r>
       <w:r>
         <w:rPr>
@@ -1981,14 +1487,17 @@
       <w:pPr>
         <w:rPr>
           <w:rFonts w:ascii="Times New Roman" w:eastAsia="Times New Roman" w:hAnsi="Times New Roman" w:cs="Times New Roman"/>
+          <w:lang w:eastAsia="en-US"/>
         </w:rPr>
       </w:pPr>
       <w:r>
         <w:rPr>
           <w:rFonts w:ascii="Lucida Grande" w:eastAsia="Times New Roman" w:hAnsi="Lucida Grande" w:cs="Lucida Grande"/>
           <w:color w:val="000000"/>
-          <w:sz w:val="22"/>
-          <w:szCs w:val="22"/>
+          <w:sz w:val="23"/>
+          <w:szCs w:val="23"/>
+          <w:shd w:val="clear" w:color="auto" w:fill="FFFFFF"/>
+          <w:lang w:eastAsia="en-US"/>
         </w:rPr>
         <w:t>The (supermassive black hole mass, </w:t>
       </w:r>
@@ -1996,19 +1505,21 @@
         <w:rPr>
           <w:rFonts w:ascii="STIXGeneral-Italic" w:eastAsia="Times New Roman" w:hAnsi="STIXGeneral-Italic" w:cs="Lucida Grande"/>
           <w:color w:val="000000"/>
-          <w:sz w:val="26"/>
-          <w:szCs w:val="26"/>
-          <w:bdr w:val="none" w:sz="0" w:space="0" w:color="auto" w:frame="1"/>
-        </w:rPr>
-        <w:t>M</w:t>
-      </w:r>
-      <w:r>
-        <w:rPr>
-          <w:rFonts w:ascii="STIXGeneral-Regular" w:eastAsia="Times New Roman" w:hAnsi="STIXGeneral-Regular" w:cs="Lucida Grande"/>
-          <w:color w:val="000000"/>
-          <w:sz w:val="19"/>
-          <w:szCs w:val="19"/>
-          <w:bdr w:val="none" w:sz="0" w:space="0" w:color="auto" w:frame="1"/>
+          <w:sz w:val="27"/>
+          <w:szCs w:val="27"/>
+          <w:bdr w:val="none" w:sz="0" w:space="0" w:color="auto" w:frame="1"/>
+          <w:lang w:eastAsia="en-US"/>
+        </w:rPr>
+        <w:t>M</w:t>
+      </w:r>
+      <w:r>
+        <w:rPr>
+          <w:rFonts w:ascii="STIXGeneral-Regular" w:eastAsia="Times New Roman" w:hAnsi="STIXGeneral-Regular" w:cs="Lucida Grande"/>
+          <w:color w:val="000000"/>
+          <w:sz w:val="19"/>
+          <w:szCs w:val="19"/>
+          <w:bdr w:val="none" w:sz="0" w:space="0" w:color="auto" w:frame="1"/>
+          <w:lang w:eastAsia="en-US"/>
         </w:rPr>
         <w:t>BH</w:t>
       </w:r>
@@ -2016,8 +1527,10 @@
         <w:rPr>
           <w:rFonts w:ascii="Lucida Grande" w:eastAsia="Times New Roman" w:hAnsi="Lucida Grande" w:cs="Lucida Grande"/>
           <w:color w:val="000000"/>
-          <w:sz w:val="22"/>
-          <w:szCs w:val="22"/>
+          <w:sz w:val="23"/>
+          <w:szCs w:val="23"/>
+          <w:shd w:val="clear" w:color="auto" w:fill="FFFFFF"/>
+          <w:lang w:eastAsia="en-US"/>
         </w:rPr>
         <w:t>)</w:t>
       </w:r>
@@ -2026,8 +1539,10 @@
         <w:rPr>
           <w:rFonts w:ascii="Lucida Grande" w:eastAsia="Times New Roman" w:hAnsi="Lucida Grande" w:cs="Lucida Grande"/>
           <w:color w:val="000000"/>
-          <w:sz w:val="22"/>
-          <w:szCs w:val="22"/>
+          <w:sz w:val="23"/>
+          <w:szCs w:val="23"/>
+          <w:shd w:val="clear" w:color="auto" w:fill="FFFFFF"/>
+          <w:lang w:eastAsia="en-US"/>
         </w:rPr>
         <w:t>-(</w:t>
       </w:r>
@@ -2036,8 +1551,10 @@
         <w:rPr>
           <w:rFonts w:ascii="Lucida Grande" w:eastAsia="Times New Roman" w:hAnsi="Lucida Grande" w:cs="Lucida Grande"/>
           <w:color w:val="000000"/>
-          <w:sz w:val="22"/>
-          <w:szCs w:val="22"/>
+          <w:sz w:val="23"/>
+          <w:szCs w:val="23"/>
+          <w:shd w:val="clear" w:color="auto" w:fill="FFFFFF"/>
+          <w:lang w:eastAsia="en-US"/>
         </w:rPr>
         <w:t>bulge stellar mass, </w:t>
       </w:r>
@@ -2045,565 +1562,712 @@
         <w:rPr>
           <w:rFonts w:ascii="STIXGeneral-Italic" w:eastAsia="Times New Roman" w:hAnsi="STIXGeneral-Italic" w:cs="Lucida Grande"/>
           <w:color w:val="000000"/>
-          <w:sz w:val="26"/>
-          <w:szCs w:val="26"/>
-          <w:bdr w:val="none" w:sz="0" w:space="0" w:color="auto" w:frame="1"/>
-        </w:rPr>
-        <w:t>M</w:t>
-      </w:r>
-      <w:r>
-        <w:rPr>
-          <w:rFonts w:ascii="STIXGeneral-Regular" w:eastAsia="Times New Roman" w:hAnsi="STIXGeneral-Regular" w:cs="Lucida Grande"/>
-          <w:color w:val="000000"/>
-          <w:sz w:val="19"/>
-          <w:szCs w:val="19"/>
-          <w:bdr w:val="none" w:sz="0" w:space="0" w:color="auto" w:frame="1"/>
-        </w:rPr>
-        <w:t>∗,</w:t>
-      </w:r>
-      <w:proofErr w:type="spellStart"/>
-      <w:r>
-        <w:rPr>
-          <w:rFonts w:ascii="STIXGeneral-Regular" w:eastAsia="Times New Roman" w:hAnsi="STIXGeneral-Regular" w:cs="Lucida Grande"/>
-          <w:color w:val="000000"/>
-          <w:sz w:val="19"/>
-          <w:szCs w:val="19"/>
-          <w:bdr w:val="none" w:sz="0" w:space="0" w:color="auto" w:frame="1"/>
+          <w:sz w:val="27"/>
+          <w:szCs w:val="27"/>
+          <w:bdr w:val="none" w:sz="0" w:space="0" w:color="auto" w:frame="1"/>
+          <w:lang w:eastAsia="en-US"/>
+        </w:rPr>
+        <w:t>M</w:t>
+      </w:r>
+      <w:r>
+        <w:rPr>
+          <w:rFonts w:ascii="STIXGeneral-Regular" w:eastAsia="Times New Roman" w:hAnsi="STIXGeneral-Regular" w:cs="Lucida Grande"/>
+          <w:color w:val="000000"/>
+          <w:sz w:val="19"/>
+          <w:szCs w:val="19"/>
+          <w:bdr w:val="none" w:sz="0" w:space="0" w:color="auto" w:frame="1"/>
+          <w:lang w:eastAsia="en-US"/>
+        </w:rPr>
+        <w:t>∗,sph</w:t>
+      </w:r>
+      <w:r>
+        <w:rPr>
+          <w:rFonts w:ascii="Lucida Grande" w:eastAsia="Times New Roman" w:hAnsi="Lucida Grande" w:cs="Lucida Grande"/>
+          <w:color w:val="000000"/>
+          <w:sz w:val="23"/>
+          <w:szCs w:val="23"/>
+          <w:shd w:val="clear" w:color="auto" w:fill="FFFFFF"/>
+          <w:lang w:eastAsia="en-US"/>
+        </w:rPr>
+        <w:t>) relation is, obviously, derived using two quantities. We endeavor to provide accurate values for the latter via detailed multicomponent galaxy decompositions for the current full sample of 43 spiral galaxies having directly measured </w:t>
+      </w:r>
+      <w:r>
+        <w:rPr>
+          <w:rFonts w:ascii="STIXGeneral-Italic" w:eastAsia="Times New Roman" w:hAnsi="STIXGeneral-Italic" w:cs="Lucida Grande"/>
+          <w:color w:val="000000"/>
+          <w:sz w:val="27"/>
+          <w:szCs w:val="27"/>
+          <w:bdr w:val="none" w:sz="0" w:space="0" w:color="auto" w:frame="1"/>
+          <w:lang w:eastAsia="en-US"/>
+        </w:rPr>
+        <w:t>M</w:t>
+      </w:r>
+      <w:r>
+        <w:rPr>
+          <w:rFonts w:ascii="STIXGeneral-Regular" w:eastAsia="Times New Roman" w:hAnsi="STIXGeneral-Regular" w:cs="Lucida Grande"/>
+          <w:color w:val="000000"/>
+          <w:sz w:val="19"/>
+          <w:szCs w:val="19"/>
+          <w:bdr w:val="none" w:sz="0" w:space="0" w:color="auto" w:frame="1"/>
+          <w:lang w:eastAsia="en-US"/>
+        </w:rPr>
+        <w:t>BH</w:t>
+      </w:r>
+      <w:r>
+        <w:rPr>
+          <w:rFonts w:ascii="Lucida Grande" w:eastAsia="Times New Roman" w:hAnsi="Lucida Grande" w:cs="Lucida Grande"/>
+          <w:color w:val="000000"/>
+          <w:sz w:val="23"/>
+          <w:szCs w:val="23"/>
+          <w:shd w:val="clear" w:color="auto" w:fill="FFFFFF"/>
+          <w:lang w:eastAsia="en-US"/>
+        </w:rPr>
+        <w:t xml:space="preserve"> values; 35 of these galaxies have been alleged to contain pseudobulges, 21 have water maser measurements, and three appear bulgeless. This more than doubles the previous sample size of spiral galaxies with a finessed image analysis. We have analyzed near-infrared images, accounting for not only the bulge, disk (exponential, truncated, or inclined), and bar but also for spiral arms and rings and additional central components (active galactic nuclei (AGNs), etc.). A symmetric Bayesian analysis </w:t>
+      </w:r>
+      <w:r>
+        <w:rPr>
+          <w:rFonts w:ascii="Lucida Grande" w:eastAsia="Times New Roman" w:hAnsi="Lucida Grande" w:cs="Lucida Grande"/>
+          <w:color w:val="000000"/>
+          <w:sz w:val="23"/>
+          <w:szCs w:val="23"/>
+          <w:shd w:val="clear" w:color="auto" w:fill="FFFFFF"/>
+          <w:lang w:eastAsia="en-US"/>
+        </w:rPr>
+        <w:lastRenderedPageBreak/>
+        <w:t>finds </w:t>
+      </w:r>
+      <w:proofErr w:type="gramStart"/>
+      <w:r>
+        <w:rPr>
+          <w:rFonts w:ascii="STIXGeneral-Regular" w:eastAsia="Times New Roman" w:hAnsi="STIXGeneral-Regular" w:cs="Lucida Grande"/>
+          <w:color w:val="000000"/>
+          <w:sz w:val="27"/>
+          <w:szCs w:val="27"/>
+          <w:bdr w:val="none" w:sz="0" w:space="0" w:color="auto" w:frame="1"/>
+          <w:lang w:eastAsia="en-US"/>
+        </w:rPr>
+        <w:t>log(</w:t>
+      </w:r>
+      <w:proofErr w:type="gramEnd"/>
+      <w:r>
+        <w:rPr>
+          <w:rFonts w:ascii="STIXGeneral-Italic" w:eastAsia="Times New Roman" w:hAnsi="STIXGeneral-Italic" w:cs="Lucida Grande"/>
+          <w:color w:val="000000"/>
+          <w:sz w:val="27"/>
+          <w:szCs w:val="27"/>
+          <w:bdr w:val="none" w:sz="0" w:space="0" w:color="auto" w:frame="1"/>
+          <w:lang w:eastAsia="en-US"/>
+        </w:rPr>
+        <w:t>M</w:t>
+      </w:r>
+      <w:r>
+        <w:rPr>
+          <w:rFonts w:ascii="STIXGeneral-Regular" w:eastAsia="Times New Roman" w:hAnsi="STIXGeneral-Regular" w:cs="Lucida Grande"/>
+          <w:color w:val="000000"/>
+          <w:sz w:val="19"/>
+          <w:szCs w:val="19"/>
+          <w:bdr w:val="none" w:sz="0" w:space="0" w:color="auto" w:frame="1"/>
+          <w:lang w:eastAsia="en-US"/>
+        </w:rPr>
+        <w:t>BH</w:t>
+      </w:r>
+      <w:r>
+        <w:rPr>
+          <w:rFonts w:ascii="STIXGeneral-Regular" w:eastAsia="Times New Roman" w:hAnsi="STIXGeneral-Regular" w:cs="Lucida Grande"/>
+          <w:color w:val="000000"/>
+          <w:sz w:val="27"/>
+          <w:szCs w:val="27"/>
+          <w:bdr w:val="none" w:sz="0" w:space="0" w:color="auto" w:frame="1"/>
+          <w:lang w:eastAsia="en-US"/>
+        </w:rPr>
+        <w:t>/</w:t>
+      </w:r>
+      <w:r>
+        <w:rPr>
+          <w:rFonts w:ascii="STIXGeneral-Italic" w:eastAsia="Times New Roman" w:hAnsi="STIXGeneral-Italic" w:cs="Lucida Grande"/>
+          <w:color w:val="000000"/>
+          <w:sz w:val="27"/>
+          <w:szCs w:val="27"/>
+          <w:bdr w:val="none" w:sz="0" w:space="0" w:color="auto" w:frame="1"/>
+          <w:lang w:eastAsia="en-US"/>
+        </w:rPr>
+        <w:t>M</w:t>
+      </w:r>
+      <w:r>
+        <w:rPr>
+          <w:rFonts w:ascii="STIXGeneral-Regular" w:eastAsia="Times New Roman" w:hAnsi="STIXGeneral-Regular" w:cs="Lucida Grande"/>
+          <w:color w:val="000000"/>
+          <w:sz w:val="19"/>
+          <w:szCs w:val="19"/>
+          <w:bdr w:val="none" w:sz="0" w:space="0" w:color="auto" w:frame="1"/>
+          <w:lang w:eastAsia="en-US"/>
+        </w:rPr>
+        <w:t>⊙</w:t>
+      </w:r>
+      <w:r>
+        <w:rPr>
+          <w:rFonts w:ascii="STIXGeneral-Regular" w:eastAsia="Times New Roman" w:hAnsi="STIXGeneral-Regular" w:cs="Lucida Grande"/>
+          <w:color w:val="000000"/>
+          <w:sz w:val="27"/>
+          <w:szCs w:val="27"/>
+          <w:bdr w:val="none" w:sz="0" w:space="0" w:color="auto" w:frame="1"/>
+          <w:lang w:eastAsia="en-US"/>
+        </w:rPr>
+        <w:t>)=</w:t>
+      </w:r>
+      <w:r>
+        <w:rPr>
+          <w:rFonts w:ascii="STIXSizeOneSym" w:eastAsia="Times New Roman" w:hAnsi="STIXSizeOneSym" w:cs="Lucida Grande"/>
+          <w:color w:val="000000"/>
+          <w:sz w:val="27"/>
+          <w:szCs w:val="27"/>
+          <w:bdr w:val="none" w:sz="0" w:space="0" w:color="auto" w:frame="1"/>
+          <w:lang w:eastAsia="en-US"/>
+        </w:rPr>
+        <w:t>(</w:t>
+      </w:r>
+      <w:r>
+        <w:rPr>
+          <w:rFonts w:ascii="STIXGeneral-Regular" w:eastAsia="Times New Roman" w:hAnsi="STIXGeneral-Regular" w:cs="Lucida Grande"/>
+          <w:color w:val="000000"/>
+          <w:sz w:val="27"/>
+          <w:szCs w:val="27"/>
+          <w:bdr w:val="none" w:sz="0" w:space="0" w:color="auto" w:frame="1"/>
+          <w:lang w:eastAsia="en-US"/>
+        </w:rPr>
+        <w:t>2.44</w:t>
+      </w:r>
+      <w:r>
+        <w:rPr>
+          <w:rFonts w:ascii="STIXGeneral-Regular" w:eastAsia="Times New Roman" w:hAnsi="STIXGeneral-Regular" w:cs="Lucida Grande"/>
+          <w:color w:val="000000"/>
+          <w:sz w:val="19"/>
+          <w:szCs w:val="19"/>
+          <w:bdr w:val="none" w:sz="0" w:space="0" w:color="auto" w:frame="1"/>
+          <w:lang w:eastAsia="en-US"/>
+        </w:rPr>
+        <w:t>+0.35−0.31</w:t>
+      </w:r>
+      <w:r>
+        <w:rPr>
+          <w:rFonts w:ascii="STIXSizeOneSym" w:eastAsia="Times New Roman" w:hAnsi="STIXSizeOneSym" w:cs="Lucida Grande"/>
+          <w:color w:val="000000"/>
+          <w:sz w:val="27"/>
+          <w:szCs w:val="27"/>
+          <w:bdr w:val="none" w:sz="0" w:space="0" w:color="auto" w:frame="1"/>
+          <w:lang w:eastAsia="en-US"/>
+        </w:rPr>
+        <w:t>)</w:t>
+      </w:r>
+      <w:r>
+        <w:rPr>
+          <w:rFonts w:ascii="STIXGeneral-Regular" w:eastAsia="Times New Roman" w:hAnsi="STIXGeneral-Regular" w:cs="Lucida Grande"/>
+          <w:color w:val="000000"/>
+          <w:sz w:val="27"/>
+          <w:szCs w:val="27"/>
+          <w:bdr w:val="none" w:sz="0" w:space="0" w:color="auto" w:frame="1"/>
+          <w:lang w:eastAsia="en-US"/>
+        </w:rPr>
+        <w:t>log</w:t>
+      </w:r>
+      <w:r>
+        <w:rPr>
+          <w:rFonts w:ascii="STIXSizeOneSym" w:eastAsia="Times New Roman" w:hAnsi="STIXSizeOneSym" w:cs="Lucida Grande"/>
+          <w:color w:val="000000"/>
+          <w:sz w:val="27"/>
+          <w:szCs w:val="27"/>
+          <w:bdr w:val="none" w:sz="0" w:space="0" w:color="auto" w:frame="1"/>
+          <w:lang w:eastAsia="en-US"/>
+        </w:rPr>
+        <w:t>{</w:t>
+      </w:r>
+      <w:r>
+        <w:rPr>
+          <w:rFonts w:ascii="STIXGeneral-Italic" w:eastAsia="Times New Roman" w:hAnsi="STIXGeneral-Italic" w:cs="Lucida Grande"/>
+          <w:color w:val="000000"/>
+          <w:sz w:val="27"/>
+          <w:szCs w:val="27"/>
+          <w:bdr w:val="none" w:sz="0" w:space="0" w:color="auto" w:frame="1"/>
+          <w:lang w:eastAsia="en-US"/>
+        </w:rPr>
+        <w:t>M</w:t>
+      </w:r>
+      <w:r>
+        <w:rPr>
+          <w:rFonts w:ascii="STIXGeneral-Regular" w:eastAsia="Times New Roman" w:hAnsi="STIXGeneral-Regular" w:cs="Lucida Grande"/>
+          <w:color w:val="000000"/>
+          <w:sz w:val="19"/>
+          <w:szCs w:val="19"/>
+          <w:bdr w:val="none" w:sz="0" w:space="0" w:color="auto" w:frame="1"/>
+          <w:lang w:eastAsia="en-US"/>
+        </w:rPr>
+        <w:t>∗,sph</w:t>
+      </w:r>
+      <w:r>
+        <w:rPr>
+          <w:rFonts w:ascii="STIXGeneral-Regular" w:eastAsia="Times New Roman" w:hAnsi="STIXGeneral-Regular" w:cs="Lucida Grande"/>
+          <w:color w:val="000000"/>
+          <w:sz w:val="27"/>
+          <w:szCs w:val="27"/>
+          <w:bdr w:val="none" w:sz="0" w:space="0" w:color="auto" w:frame="1"/>
+          <w:lang w:eastAsia="en-US"/>
+        </w:rPr>
+        <w:t>/[</w:t>
+      </w:r>
+      <w:r>
+        <w:rPr>
+          <w:rFonts w:ascii="STIXGeneral-Italic" w:eastAsia="Times New Roman" w:hAnsi="STIXGeneral-Italic" w:cs="Lucida Grande"/>
+          <w:color w:val="000000"/>
+          <w:sz w:val="27"/>
+          <w:szCs w:val="27"/>
+          <w:bdr w:val="none" w:sz="0" w:space="0" w:color="auto" w:frame="1"/>
+          <w:lang w:eastAsia="en-US"/>
+        </w:rPr>
+        <w:t>υ</w:t>
+      </w:r>
+      <w:r>
+        <w:rPr>
+          <w:rFonts w:ascii="STIXGeneral-Regular" w:eastAsia="Times New Roman" w:hAnsi="STIXGeneral-Regular" w:cs="Lucida Grande"/>
+          <w:color w:val="000000"/>
+          <w:sz w:val="27"/>
+          <w:szCs w:val="27"/>
+          <w:bdr w:val="none" w:sz="0" w:space="0" w:color="auto" w:frame="1"/>
+          <w:lang w:eastAsia="en-US"/>
+        </w:rPr>
+        <w:t>(1.15×10</w:t>
+      </w:r>
+      <w:r>
+        <w:rPr>
+          <w:rFonts w:ascii="STIXGeneral-Regular" w:eastAsia="Times New Roman" w:hAnsi="STIXGeneral-Regular" w:cs="Lucida Grande"/>
+          <w:color w:val="000000"/>
+          <w:sz w:val="19"/>
+          <w:szCs w:val="19"/>
+          <w:bdr w:val="none" w:sz="0" w:space="0" w:color="auto" w:frame="1"/>
+          <w:lang w:eastAsia="en-US"/>
+        </w:rPr>
+        <w:t>10</w:t>
+      </w:r>
+      <w:r>
+        <w:rPr>
+          <w:rFonts w:ascii="STIXGeneral-Italic" w:eastAsia="Times New Roman" w:hAnsi="STIXGeneral-Italic" w:cs="Lucida Grande"/>
+          <w:color w:val="000000"/>
+          <w:sz w:val="27"/>
+          <w:szCs w:val="27"/>
+          <w:bdr w:val="none" w:sz="0" w:space="0" w:color="auto" w:frame="1"/>
+          <w:lang w:eastAsia="en-US"/>
+        </w:rPr>
+        <w:t>M</w:t>
+      </w:r>
+      <w:r>
+        <w:rPr>
+          <w:rFonts w:ascii="STIXGeneral-Regular" w:eastAsia="Times New Roman" w:hAnsi="STIXGeneral-Regular" w:cs="Lucida Grande"/>
+          <w:color w:val="000000"/>
+          <w:sz w:val="19"/>
+          <w:szCs w:val="19"/>
+          <w:bdr w:val="none" w:sz="0" w:space="0" w:color="auto" w:frame="1"/>
+          <w:lang w:eastAsia="en-US"/>
+        </w:rPr>
+        <w:t>⊙</w:t>
+      </w:r>
+      <w:r>
+        <w:rPr>
+          <w:rFonts w:ascii="STIXGeneral-Regular" w:eastAsia="Times New Roman" w:hAnsi="STIXGeneral-Regular" w:cs="Lucida Grande"/>
+          <w:color w:val="000000"/>
+          <w:sz w:val="27"/>
+          <w:szCs w:val="27"/>
+          <w:bdr w:val="none" w:sz="0" w:space="0" w:color="auto" w:frame="1"/>
+          <w:lang w:eastAsia="en-US"/>
+        </w:rPr>
+        <w:t>)]</w:t>
+      </w:r>
+      <w:r>
+        <w:rPr>
+          <w:rFonts w:ascii="STIXSizeOneSym" w:eastAsia="Times New Roman" w:hAnsi="STIXSizeOneSym" w:cs="Lucida Grande"/>
+          <w:color w:val="000000"/>
+          <w:sz w:val="27"/>
+          <w:szCs w:val="27"/>
+          <w:bdr w:val="none" w:sz="0" w:space="0" w:color="auto" w:frame="1"/>
+          <w:lang w:eastAsia="en-US"/>
+        </w:rPr>
+        <w:t>}</w:t>
+      </w:r>
+      <w:r>
+        <w:rPr>
+          <w:rFonts w:ascii="STIXGeneral-Regular" w:eastAsia="Times New Roman" w:hAnsi="STIXGeneral-Regular" w:cs="Lucida Grande"/>
+          <w:color w:val="000000"/>
+          <w:sz w:val="27"/>
+          <w:szCs w:val="27"/>
+          <w:bdr w:val="none" w:sz="0" w:space="0" w:color="auto" w:frame="1"/>
+          <w:lang w:eastAsia="en-US"/>
+        </w:rPr>
+        <w:t>+(7.24±0.12)</w:t>
+      </w:r>
+      <w:r>
+        <w:rPr>
+          <w:rFonts w:ascii="Lucida Grande" w:eastAsia="Times New Roman" w:hAnsi="Lucida Grande" w:cs="Lucida Grande"/>
+          <w:color w:val="000000"/>
+          <w:sz w:val="23"/>
+          <w:szCs w:val="23"/>
+          <w:shd w:val="clear" w:color="auto" w:fill="FFFFFF"/>
+          <w:lang w:eastAsia="en-US"/>
+        </w:rPr>
+        <w:t>, with </w:t>
+      </w:r>
+      <w:r>
+        <w:rPr>
+          <w:rFonts w:ascii="STIXGeneral-Italic" w:eastAsia="Times New Roman" w:hAnsi="STIXGeneral-Italic" w:cs="Lucida Grande"/>
+          <w:color w:val="000000"/>
+          <w:sz w:val="27"/>
+          <w:szCs w:val="27"/>
+          <w:bdr w:val="none" w:sz="0" w:space="0" w:color="auto" w:frame="1"/>
+          <w:lang w:eastAsia="en-US"/>
+        </w:rPr>
+        <w:t>υ</w:t>
+      </w:r>
+      <w:r>
+        <w:rPr>
+          <w:rFonts w:ascii="Lucida Grande" w:eastAsia="Times New Roman" w:hAnsi="Lucida Grande" w:cs="Lucida Grande"/>
+          <w:color w:val="000000"/>
+          <w:sz w:val="23"/>
+          <w:szCs w:val="23"/>
+          <w:shd w:val="clear" w:color="auto" w:fill="FFFFFF"/>
+          <w:lang w:eastAsia="en-US"/>
+        </w:rPr>
+        <w:t> a stellar mass-to-light ratio term. The level of scatter equals that about the </w:t>
+      </w:r>
+      <w:r>
+        <w:rPr>
+          <w:rFonts w:ascii="STIXGeneral-Italic" w:eastAsia="Times New Roman" w:hAnsi="STIXGeneral-Italic" w:cs="Lucida Grande"/>
+          <w:color w:val="000000"/>
+          <w:sz w:val="27"/>
+          <w:szCs w:val="27"/>
+          <w:bdr w:val="none" w:sz="0" w:space="0" w:color="auto" w:frame="1"/>
+          <w:lang w:eastAsia="en-US"/>
+        </w:rPr>
+        <w:t>M</w:t>
+      </w:r>
+      <w:r>
+        <w:rPr>
+          <w:rFonts w:ascii="STIXGeneral-Regular" w:eastAsia="Times New Roman" w:hAnsi="STIXGeneral-Regular" w:cs="Lucida Grande"/>
+          <w:color w:val="000000"/>
+          <w:sz w:val="19"/>
+          <w:szCs w:val="19"/>
+          <w:bdr w:val="none" w:sz="0" w:space="0" w:color="auto" w:frame="1"/>
+          <w:lang w:eastAsia="en-US"/>
+        </w:rPr>
+        <w:t>BH</w:t>
+      </w:r>
+      <w:r>
+        <w:rPr>
+          <w:rFonts w:ascii="Lucida Grande" w:eastAsia="Times New Roman" w:hAnsi="Lucida Grande" w:cs="Lucida Grande"/>
+          <w:color w:val="000000"/>
+          <w:sz w:val="23"/>
+          <w:szCs w:val="23"/>
+          <w:shd w:val="clear" w:color="auto" w:fill="FFFFFF"/>
+          <w:lang w:eastAsia="en-US"/>
+        </w:rPr>
+        <w:t>-</w:t>
+      </w:r>
+      <w:r>
+        <w:rPr>
+          <w:rFonts w:ascii="STIXGeneral-Italic" w:eastAsia="Times New Roman" w:hAnsi="STIXGeneral-Italic" w:cs="Lucida Grande"/>
+          <w:color w:val="000000"/>
+          <w:sz w:val="27"/>
+          <w:szCs w:val="27"/>
+          <w:bdr w:val="none" w:sz="0" w:space="0" w:color="auto" w:frame="1"/>
+          <w:lang w:eastAsia="en-US"/>
+        </w:rPr>
+        <w:t>σ</w:t>
+      </w:r>
+      <w:r>
+        <w:rPr>
+          <w:rFonts w:ascii="STIXGeneral-Regular" w:eastAsia="Times New Roman" w:hAnsi="STIXGeneral-Regular" w:cs="Lucida Grande"/>
+          <w:color w:val="000000"/>
+          <w:sz w:val="19"/>
+          <w:szCs w:val="19"/>
+          <w:bdr w:val="none" w:sz="0" w:space="0" w:color="auto" w:frame="1"/>
+          <w:lang w:eastAsia="en-US"/>
+        </w:rPr>
+        <w:t>∗</w:t>
+      </w:r>
+      <w:r>
+        <w:rPr>
+          <w:rFonts w:ascii="Lucida Grande" w:eastAsia="Times New Roman" w:hAnsi="Lucida Grande" w:cs="Lucida Grande"/>
+          <w:color w:val="000000"/>
+          <w:sz w:val="23"/>
+          <w:szCs w:val="23"/>
+          <w:shd w:val="clear" w:color="auto" w:fill="FFFFFF"/>
+          <w:lang w:eastAsia="en-US"/>
+        </w:rPr>
+        <w:t> relation. The nonlinear slope rules out the idea that many mergers, coupled with the central limit theorem, produced this scaling relation, and it corroborates previous observational studies and simulations, which have reported a near-quadratic slope at the low-mass end of the </w:t>
+      </w:r>
+      <w:r>
+        <w:rPr>
+          <w:rFonts w:ascii="STIXGeneral-Italic" w:eastAsia="Times New Roman" w:hAnsi="STIXGeneral-Italic" w:cs="Lucida Grande"/>
+          <w:color w:val="000000"/>
+          <w:sz w:val="27"/>
+          <w:szCs w:val="27"/>
+          <w:bdr w:val="none" w:sz="0" w:space="0" w:color="auto" w:frame="1"/>
+          <w:lang w:eastAsia="en-US"/>
+        </w:rPr>
+        <w:t>M</w:t>
+      </w:r>
+      <w:r>
+        <w:rPr>
+          <w:rFonts w:ascii="STIXGeneral-Regular" w:eastAsia="Times New Roman" w:hAnsi="STIXGeneral-Regular" w:cs="Lucida Grande"/>
+          <w:color w:val="000000"/>
+          <w:sz w:val="19"/>
+          <w:szCs w:val="19"/>
+          <w:bdr w:val="none" w:sz="0" w:space="0" w:color="auto" w:frame="1"/>
+          <w:lang w:eastAsia="en-US"/>
+        </w:rPr>
+        <w:t>BH</w:t>
+      </w:r>
+      <w:r>
+        <w:rPr>
+          <w:rFonts w:ascii="Lucida Grande" w:eastAsia="Times New Roman" w:hAnsi="Lucida Grande" w:cs="Lucida Grande"/>
+          <w:color w:val="000000"/>
+          <w:sz w:val="23"/>
+          <w:szCs w:val="23"/>
+          <w:shd w:val="clear" w:color="auto" w:fill="FFFFFF"/>
+          <w:lang w:eastAsia="en-US"/>
+        </w:rPr>
+        <w:t>-</w:t>
+      </w:r>
+      <w:r>
+        <w:rPr>
+          <w:rFonts w:ascii="STIXGeneral-Italic" w:eastAsia="Times New Roman" w:hAnsi="STIXGeneral-Italic" w:cs="Lucida Grande"/>
+          <w:color w:val="000000"/>
+          <w:sz w:val="27"/>
+          <w:szCs w:val="27"/>
+          <w:bdr w:val="none" w:sz="0" w:space="0" w:color="auto" w:frame="1"/>
+          <w:lang w:eastAsia="en-US"/>
+        </w:rPr>
+        <w:t>M</w:t>
+      </w:r>
+      <w:proofErr w:type="gramStart"/>
+      <w:r>
+        <w:rPr>
+          <w:rFonts w:ascii="STIXGeneral-Regular" w:eastAsia="Times New Roman" w:hAnsi="STIXGeneral-Regular" w:cs="Lucida Grande"/>
+          <w:color w:val="000000"/>
+          <w:sz w:val="19"/>
+          <w:szCs w:val="19"/>
+          <w:bdr w:val="none" w:sz="0" w:space="0" w:color="auto" w:frame="1"/>
+          <w:lang w:eastAsia="en-US"/>
+        </w:rPr>
+        <w:t>∗,sph</w:t>
+      </w:r>
+      <w:proofErr w:type="gramEnd"/>
+      <w:r>
+        <w:rPr>
+          <w:rFonts w:ascii="Lucida Grande" w:eastAsia="Times New Roman" w:hAnsi="Lucida Grande" w:cs="Lucida Grande"/>
+          <w:color w:val="000000"/>
+          <w:sz w:val="23"/>
+          <w:szCs w:val="23"/>
+          <w:shd w:val="clear" w:color="auto" w:fill="FFFFFF"/>
+          <w:lang w:eastAsia="en-US"/>
+        </w:rPr>
+        <w:t> diagram. Furthermore, bulges with AGNs follow this relation; they are not offset by an order of magnitude, and models that have invoked AGN feedback to establish a linear </w:t>
+      </w:r>
+      <w:r>
+        <w:rPr>
+          <w:rFonts w:ascii="STIXGeneral-Italic" w:eastAsia="Times New Roman" w:hAnsi="STIXGeneral-Italic" w:cs="Lucida Grande"/>
+          <w:color w:val="000000"/>
+          <w:sz w:val="27"/>
+          <w:szCs w:val="27"/>
+          <w:bdr w:val="none" w:sz="0" w:space="0" w:color="auto" w:frame="1"/>
+          <w:lang w:eastAsia="en-US"/>
+        </w:rPr>
+        <w:t>M</w:t>
+      </w:r>
+      <w:r>
+        <w:rPr>
+          <w:rFonts w:ascii="STIXGeneral-Regular" w:eastAsia="Times New Roman" w:hAnsi="STIXGeneral-Regular" w:cs="Lucida Grande"/>
+          <w:color w:val="000000"/>
+          <w:sz w:val="19"/>
+          <w:szCs w:val="19"/>
+          <w:bdr w:val="none" w:sz="0" w:space="0" w:color="auto" w:frame="1"/>
+          <w:lang w:eastAsia="en-US"/>
+        </w:rPr>
+        <w:t>BH</w:t>
+      </w:r>
+      <w:r>
+        <w:rPr>
+          <w:rFonts w:ascii="Lucida Grande" w:eastAsia="Times New Roman" w:hAnsi="Lucida Grande" w:cs="Lucida Grande"/>
+          <w:color w:val="000000"/>
+          <w:sz w:val="23"/>
+          <w:szCs w:val="23"/>
+          <w:shd w:val="clear" w:color="auto" w:fill="FFFFFF"/>
+          <w:lang w:eastAsia="en-US"/>
+        </w:rPr>
+        <w:t>-</w:t>
+      </w:r>
+      <w:r>
+        <w:rPr>
+          <w:rFonts w:ascii="STIXGeneral-Italic" w:eastAsia="Times New Roman" w:hAnsi="STIXGeneral-Italic" w:cs="Lucida Grande"/>
+          <w:color w:val="000000"/>
+          <w:sz w:val="27"/>
+          <w:szCs w:val="27"/>
+          <w:bdr w:val="none" w:sz="0" w:space="0" w:color="auto" w:frame="1"/>
+          <w:lang w:eastAsia="en-US"/>
+        </w:rPr>
+        <w:t>M</w:t>
+      </w:r>
+      <w:proofErr w:type="gramStart"/>
+      <w:r>
+        <w:rPr>
+          <w:rFonts w:ascii="STIXGeneral-Regular" w:eastAsia="Times New Roman" w:hAnsi="STIXGeneral-Regular" w:cs="Lucida Grande"/>
+          <w:color w:val="000000"/>
+          <w:sz w:val="19"/>
+          <w:szCs w:val="19"/>
+          <w:bdr w:val="none" w:sz="0" w:space="0" w:color="auto" w:frame="1"/>
+          <w:lang w:eastAsia="en-US"/>
+        </w:rPr>
+        <w:t>∗,sph</w:t>
+      </w:r>
+      <w:proofErr w:type="gramEnd"/>
+      <w:r>
+        <w:rPr>
+          <w:rFonts w:ascii="Lucida Grande" w:eastAsia="Times New Roman" w:hAnsi="Lucida Grande" w:cs="Lucida Grande"/>
+          <w:color w:val="000000"/>
+          <w:sz w:val="23"/>
+          <w:szCs w:val="23"/>
+          <w:shd w:val="clear" w:color="auto" w:fill="FFFFFF"/>
+          <w:lang w:eastAsia="en-US"/>
+        </w:rPr>
+        <w:t> relation need revisiting. We additionally present an updated </w:t>
+      </w:r>
+      <w:r>
+        <w:rPr>
+          <w:rFonts w:ascii="STIXGeneral-Italic" w:eastAsia="Times New Roman" w:hAnsi="STIXGeneral-Italic" w:cs="Lucida Grande"/>
+          <w:color w:val="000000"/>
+          <w:sz w:val="27"/>
+          <w:szCs w:val="27"/>
+          <w:bdr w:val="none" w:sz="0" w:space="0" w:color="auto" w:frame="1"/>
+          <w:lang w:eastAsia="en-US"/>
+        </w:rPr>
+        <w:t>M</w:t>
+      </w:r>
+      <w:r>
+        <w:rPr>
+          <w:rFonts w:ascii="STIXGeneral-Regular" w:eastAsia="Times New Roman" w:hAnsi="STIXGeneral-Regular" w:cs="Lucida Grande"/>
+          <w:color w:val="000000"/>
+          <w:sz w:val="19"/>
+          <w:szCs w:val="19"/>
+          <w:bdr w:val="none" w:sz="0" w:space="0" w:color="auto" w:frame="1"/>
+          <w:lang w:eastAsia="en-US"/>
+        </w:rPr>
+        <w:t>BH</w:t>
+      </w:r>
+      <w:proofErr w:type="gramStart"/>
+      <w:r>
+        <w:rPr>
+          <w:rFonts w:ascii="Lucida Grande" w:eastAsia="Times New Roman" w:hAnsi="Lucida Grande" w:cs="Lucida Grande"/>
+          <w:color w:val="000000"/>
+          <w:sz w:val="23"/>
+          <w:szCs w:val="23"/>
+          <w:shd w:val="clear" w:color="auto" w:fill="FFFFFF"/>
+          <w:lang w:eastAsia="en-US"/>
+        </w:rPr>
+        <w:t>-(</w:t>
+      </w:r>
+      <w:proofErr w:type="gramEnd"/>
+      <w:r>
+        <w:rPr>
+          <w:rFonts w:ascii="Lucida Grande" w:eastAsia="Times New Roman" w:hAnsi="Lucida Grande" w:cs="Lucida Grande"/>
+          <w:color w:val="000000"/>
+          <w:sz w:val="23"/>
+          <w:szCs w:val="23"/>
+          <w:shd w:val="clear" w:color="auto" w:fill="FFFFFF"/>
+          <w:lang w:eastAsia="en-US"/>
+        </w:rPr>
+        <w:t>Sérsic index, </w:t>
+      </w:r>
+      <w:r>
+        <w:rPr>
+          <w:rFonts w:ascii="STIXGeneral-Italic" w:eastAsia="Times New Roman" w:hAnsi="STIXGeneral-Italic" w:cs="Lucida Grande"/>
+          <w:color w:val="000000"/>
+          <w:sz w:val="27"/>
+          <w:szCs w:val="27"/>
+          <w:bdr w:val="none" w:sz="0" w:space="0" w:color="auto" w:frame="1"/>
+          <w:lang w:eastAsia="en-US"/>
+        </w:rPr>
+        <w:t>n</w:t>
+      </w:r>
+      <w:r>
+        <w:rPr>
+          <w:rFonts w:ascii="STIXGeneral-Regular" w:eastAsia="Times New Roman" w:hAnsi="STIXGeneral-Regular" w:cs="Lucida Grande"/>
+          <w:color w:val="000000"/>
+          <w:sz w:val="19"/>
+          <w:szCs w:val="19"/>
+          <w:bdr w:val="none" w:sz="0" w:space="0" w:color="auto" w:frame="1"/>
+          <w:lang w:eastAsia="en-US"/>
         </w:rPr>
         <w:t>sph</w:t>
       </w:r>
-      <w:proofErr w:type="spellEnd"/>
-      <w:r>
-        <w:rPr>
-          <w:rFonts w:ascii="Lucida Grande" w:eastAsia="Times New Roman" w:hAnsi="Lucida Grande" w:cs="Lucida Grande"/>
-          <w:color w:val="000000"/>
-          <w:sz w:val="22"/>
-          <w:szCs w:val="22"/>
-        </w:rPr>
-        <w:t xml:space="preserve">) relation is, obviously, derived using two quantities. We </w:t>
-      </w:r>
-      <w:proofErr w:type="spellStart"/>
-      <w:r>
-        <w:rPr>
-          <w:rFonts w:ascii="Lucida Grande" w:eastAsia="Times New Roman" w:hAnsi="Lucida Grande" w:cs="Lucida Grande"/>
-          <w:color w:val="000000"/>
-          <w:sz w:val="22"/>
-          <w:szCs w:val="22"/>
-        </w:rPr>
-        <w:t>endeavor</w:t>
-      </w:r>
-      <w:proofErr w:type="spellEnd"/>
-      <w:r>
-        <w:rPr>
-          <w:rFonts w:ascii="Lucida Grande" w:eastAsia="Times New Roman" w:hAnsi="Lucida Grande" w:cs="Lucida Grande"/>
-          <w:color w:val="000000"/>
-          <w:sz w:val="22"/>
-          <w:szCs w:val="22"/>
-        </w:rPr>
-        <w:t xml:space="preserve"> to provide accurate values for the latter via detailed multi-component galaxy decompositions for the current full sample of 43 spiral galaxies having directly measured </w:t>
-      </w:r>
-      <w:r>
-        <w:rPr>
-          <w:rFonts w:ascii="STIXGeneral-Italic" w:eastAsia="Times New Roman" w:hAnsi="STIXGeneral-Italic" w:cs="Lucida Grande"/>
-          <w:color w:val="000000"/>
-          <w:sz w:val="26"/>
-          <w:szCs w:val="26"/>
-          <w:bdr w:val="none" w:sz="0" w:space="0" w:color="auto" w:frame="1"/>
-        </w:rPr>
-        <w:t>M</w:t>
-      </w:r>
-      <w:r>
-        <w:rPr>
-          <w:rFonts w:ascii="STIXGeneral-Regular" w:eastAsia="Times New Roman" w:hAnsi="STIXGeneral-Regular" w:cs="Lucida Grande"/>
-          <w:color w:val="000000"/>
-          <w:sz w:val="19"/>
-          <w:szCs w:val="19"/>
-          <w:bdr w:val="none" w:sz="0" w:space="0" w:color="auto" w:frame="1"/>
-        </w:rPr>
-        <w:t>BH</w:t>
-      </w:r>
-      <w:r>
-        <w:rPr>
-          <w:rFonts w:ascii="Lucida Grande" w:eastAsia="Times New Roman" w:hAnsi="Lucida Grande" w:cs="Lucida Grande"/>
-          <w:color w:val="000000"/>
-          <w:sz w:val="22"/>
-          <w:szCs w:val="22"/>
-        </w:rPr>
-        <w:t xml:space="preserve"> values - 35 of these galaxies have been alleged to contain </w:t>
-      </w:r>
-      <w:proofErr w:type="spellStart"/>
-      <w:r>
-        <w:rPr>
-          <w:rFonts w:ascii="Lucida Grande" w:eastAsia="Times New Roman" w:hAnsi="Lucida Grande" w:cs="Lucida Grande"/>
-          <w:color w:val="000000"/>
-          <w:sz w:val="22"/>
-          <w:szCs w:val="22"/>
-        </w:rPr>
-        <w:t>pseudobulges</w:t>
-      </w:r>
-      <w:proofErr w:type="spellEnd"/>
-      <w:r>
-        <w:rPr>
-          <w:rFonts w:ascii="Lucida Grande" w:eastAsia="Times New Roman" w:hAnsi="Lucida Grande" w:cs="Lucida Grande"/>
-          <w:color w:val="000000"/>
-          <w:sz w:val="22"/>
-          <w:szCs w:val="22"/>
-        </w:rPr>
-        <w:t xml:space="preserve">, 21 have water maser measurements, and three appear </w:t>
-      </w:r>
-      <w:proofErr w:type="spellStart"/>
-      <w:r>
-        <w:rPr>
-          <w:rFonts w:ascii="Lucida Grande" w:eastAsia="Times New Roman" w:hAnsi="Lucida Grande" w:cs="Lucida Grande"/>
-          <w:color w:val="000000"/>
-          <w:sz w:val="22"/>
-          <w:szCs w:val="22"/>
-        </w:rPr>
-        <w:t>bulgeless</w:t>
-      </w:r>
-      <w:proofErr w:type="spellEnd"/>
-      <w:r>
-        <w:rPr>
-          <w:rFonts w:ascii="Lucida Grande" w:eastAsia="Times New Roman" w:hAnsi="Lucida Grande" w:cs="Lucida Grande"/>
-          <w:color w:val="000000"/>
-          <w:sz w:val="22"/>
-          <w:szCs w:val="22"/>
-        </w:rPr>
-        <w:t xml:space="preserve">. This more than doubles the previous sample size of spiral galaxies with a finessed image analysis. We have </w:t>
-      </w:r>
-      <w:proofErr w:type="spellStart"/>
-      <w:r>
-        <w:rPr>
-          <w:rFonts w:ascii="Lucida Grande" w:eastAsia="Times New Roman" w:hAnsi="Lucida Grande" w:cs="Lucida Grande"/>
-          <w:color w:val="000000"/>
-          <w:sz w:val="22"/>
-          <w:szCs w:val="22"/>
-        </w:rPr>
-        <w:t>analyzed</w:t>
-      </w:r>
-      <w:proofErr w:type="spellEnd"/>
-      <w:r>
-        <w:rPr>
-          <w:rFonts w:ascii="Lucida Grande" w:eastAsia="Times New Roman" w:hAnsi="Lucida Grande" w:cs="Lucida Grande"/>
-          <w:color w:val="000000"/>
-          <w:sz w:val="22"/>
-          <w:szCs w:val="22"/>
-        </w:rPr>
-        <w:t xml:space="preserve"> near-infrared images, accounting for not only the bulge, disk (exponential, truncated, or inclined), and bar, but also for spiral arms and rings, and additional central components (active galactic nuclei, etc.). A symmetric Bayesian analysis finds </w:t>
-      </w:r>
-      <w:r>
-        <w:rPr>
-          <w:rFonts w:ascii="STIXGeneral-Italic" w:eastAsia="Times New Roman" w:hAnsi="STIXGeneral-Italic" w:cs="Lucida Grande"/>
-          <w:color w:val="000000"/>
-          <w:sz w:val="26"/>
-          <w:szCs w:val="26"/>
-          <w:bdr w:val="none" w:sz="0" w:space="0" w:color="auto" w:frame="1"/>
-        </w:rPr>
-        <w:t>M</w:t>
-      </w:r>
-      <w:r>
-        <w:rPr>
-          <w:rFonts w:ascii="STIXGeneral-Regular" w:eastAsia="Times New Roman" w:hAnsi="STIXGeneral-Regular" w:cs="Lucida Grande"/>
-          <w:color w:val="000000"/>
-          <w:sz w:val="19"/>
-          <w:szCs w:val="19"/>
-          <w:bdr w:val="none" w:sz="0" w:space="0" w:color="auto" w:frame="1"/>
-        </w:rPr>
-        <w:t>BH</w:t>
-      </w:r>
-      <w:r>
-        <w:rPr>
-          <w:rFonts w:ascii="STIXGeneral-Regular" w:eastAsia="Times New Roman" w:hAnsi="STIXGeneral-Regular" w:cs="Lucida Grande"/>
-          <w:color w:val="000000"/>
-          <w:sz w:val="26"/>
-          <w:szCs w:val="26"/>
-          <w:bdr w:val="none" w:sz="0" w:space="0" w:color="auto" w:frame="1"/>
-        </w:rPr>
-        <w:t>∝</w:t>
-      </w:r>
-      <w:r>
-        <w:rPr>
-          <w:rFonts w:ascii="STIXGeneral-Italic" w:eastAsia="Times New Roman" w:hAnsi="STIXGeneral-Italic" w:cs="Lucida Grande"/>
-          <w:color w:val="000000"/>
-          <w:sz w:val="26"/>
-          <w:szCs w:val="26"/>
-          <w:bdr w:val="none" w:sz="0" w:space="0" w:color="auto" w:frame="1"/>
-        </w:rPr>
-        <w:t>M</w:t>
-      </w:r>
-      <w:r>
-        <w:rPr>
-          <w:rFonts w:ascii="STIXGeneral-Regular" w:eastAsia="Times New Roman" w:hAnsi="STIXGeneral-Regular" w:cs="Lucida Grande"/>
-          <w:color w:val="000000"/>
-          <w:sz w:val="19"/>
-          <w:szCs w:val="19"/>
-          <w:bdr w:val="none" w:sz="0" w:space="0" w:color="auto" w:frame="1"/>
-        </w:rPr>
-        <w:t>2.44±0.33</w:t>
-      </w:r>
-      <w:proofErr w:type="gramStart"/>
-      <w:r>
-        <w:rPr>
-          <w:rFonts w:ascii="STIXGeneral-Regular" w:eastAsia="Times New Roman" w:hAnsi="STIXGeneral-Regular" w:cs="Lucida Grande"/>
-          <w:color w:val="000000"/>
-          <w:sz w:val="19"/>
-          <w:szCs w:val="19"/>
-          <w:bdr w:val="none" w:sz="0" w:space="0" w:color="auto" w:frame="1"/>
+      <w:r>
+        <w:rPr>
+          <w:rFonts w:ascii="Lucida Grande" w:eastAsia="Times New Roman" w:hAnsi="Lucida Grande" w:cs="Lucida Grande"/>
+          <w:color w:val="000000"/>
+          <w:sz w:val="23"/>
+          <w:szCs w:val="23"/>
+          <w:shd w:val="clear" w:color="auto" w:fill="FFFFFF"/>
+          <w:lang w:eastAsia="en-US"/>
+        </w:rPr>
+        <w:t>) relation for spiral galaxy bulges with a comparable level of scatter and a new </w:t>
+      </w:r>
+      <w:r>
+        <w:rPr>
+          <w:rFonts w:ascii="STIXGeneral-Italic" w:eastAsia="Times New Roman" w:hAnsi="STIXGeneral-Italic" w:cs="Lucida Grande"/>
+          <w:color w:val="000000"/>
+          <w:sz w:val="27"/>
+          <w:szCs w:val="27"/>
+          <w:bdr w:val="none" w:sz="0" w:space="0" w:color="auto" w:frame="1"/>
+          <w:lang w:eastAsia="en-US"/>
+        </w:rPr>
+        <w:t>M</w:t>
+      </w:r>
+      <w:r>
+        <w:rPr>
+          <w:rFonts w:ascii="STIXGeneral-Regular" w:eastAsia="Times New Roman" w:hAnsi="STIXGeneral-Regular" w:cs="Lucida Grande"/>
+          <w:color w:val="000000"/>
+          <w:sz w:val="19"/>
+          <w:szCs w:val="19"/>
+          <w:bdr w:val="none" w:sz="0" w:space="0" w:color="auto" w:frame="1"/>
+          <w:lang w:eastAsia="en-US"/>
         </w:rPr>
         <w:t>∗,sph</w:t>
       </w:r>
-      <w:proofErr w:type="gramEnd"/>
-      <w:r>
-        <w:rPr>
-          <w:rFonts w:ascii="Lucida Grande" w:eastAsia="Times New Roman" w:hAnsi="Lucida Grande" w:cs="Lucida Grande"/>
-          <w:color w:val="000000"/>
-          <w:sz w:val="22"/>
-          <w:szCs w:val="22"/>
-        </w:rPr>
-        <w:t>. The level of scatter equals that about the </w:t>
-      </w:r>
-      <w:r>
-        <w:rPr>
-          <w:rFonts w:ascii="STIXGeneral-Italic" w:eastAsia="Times New Roman" w:hAnsi="STIXGeneral-Italic" w:cs="Lucida Grande"/>
-          <w:color w:val="000000"/>
-          <w:sz w:val="26"/>
-          <w:szCs w:val="26"/>
-          <w:bdr w:val="none" w:sz="0" w:space="0" w:color="auto" w:frame="1"/>
-        </w:rPr>
-        <w:t>M</w:t>
-      </w:r>
-      <w:r>
-        <w:rPr>
-          <w:rFonts w:ascii="STIXGeneral-Regular" w:eastAsia="Times New Roman" w:hAnsi="STIXGeneral-Regular" w:cs="Lucida Grande"/>
-          <w:color w:val="000000"/>
-          <w:sz w:val="19"/>
-          <w:szCs w:val="19"/>
-          <w:bdr w:val="none" w:sz="0" w:space="0" w:color="auto" w:frame="1"/>
-        </w:rPr>
-        <w:t>BH</w:t>
-      </w:r>
-      <w:r>
-        <w:rPr>
-          <w:rFonts w:ascii="Lucida Grande" w:eastAsia="Times New Roman" w:hAnsi="Lucida Grande" w:cs="Lucida Grande"/>
-          <w:color w:val="000000"/>
-          <w:sz w:val="22"/>
-          <w:szCs w:val="22"/>
-        </w:rPr>
-        <w:t>-</w:t>
-      </w:r>
-      <w:r>
-        <w:rPr>
-          <w:rFonts w:ascii="STIXGeneral-Regular" w:eastAsia="Times New Roman" w:hAnsi="STIXGeneral-Regular" w:cs="Lucida Grande"/>
-          <w:color w:val="000000"/>
-          <w:sz w:val="26"/>
-          <w:szCs w:val="26"/>
-          <w:bdr w:val="none" w:sz="0" w:space="0" w:color="auto" w:frame="1"/>
-        </w:rPr>
-        <w:lastRenderedPageBreak/>
-        <w:t>σ</w:t>
-      </w:r>
-      <w:r>
-        <w:rPr>
-          <w:rFonts w:ascii="STIXGeneral-Regular" w:eastAsia="Times New Roman" w:hAnsi="STIXGeneral-Regular" w:cs="Lucida Grande"/>
-          <w:color w:val="000000"/>
-          <w:sz w:val="19"/>
-          <w:szCs w:val="19"/>
-          <w:bdr w:val="none" w:sz="0" w:space="0" w:color="auto" w:frame="1"/>
-        </w:rPr>
-        <w:t>∗</w:t>
-      </w:r>
-      <w:r>
-        <w:rPr>
-          <w:rFonts w:ascii="Lucida Grande" w:eastAsia="Times New Roman" w:hAnsi="Lucida Grande" w:cs="Lucida Grande"/>
-          <w:color w:val="000000"/>
-          <w:sz w:val="22"/>
-          <w:szCs w:val="22"/>
-        </w:rPr>
-        <w:t> relation. The non-linear slope rules out the idea that many mergers, coupled with the central limit theorem, produced this scaling relation, and it corroborates previous observational studies, and simulations, which have reported a near-quadratic slope at the low-mass end of the </w:t>
-      </w:r>
-      <w:r>
-        <w:rPr>
-          <w:rFonts w:ascii="STIXGeneral-Italic" w:eastAsia="Times New Roman" w:hAnsi="STIXGeneral-Italic" w:cs="Lucida Grande"/>
-          <w:color w:val="000000"/>
-          <w:sz w:val="26"/>
-          <w:szCs w:val="26"/>
-          <w:bdr w:val="none" w:sz="0" w:space="0" w:color="auto" w:frame="1"/>
-        </w:rPr>
-        <w:t>M</w:t>
-      </w:r>
-      <w:r>
-        <w:rPr>
-          <w:rFonts w:ascii="STIXGeneral-Regular" w:eastAsia="Times New Roman" w:hAnsi="STIXGeneral-Regular" w:cs="Lucida Grande"/>
-          <w:color w:val="000000"/>
-          <w:sz w:val="19"/>
-          <w:szCs w:val="19"/>
-          <w:bdr w:val="none" w:sz="0" w:space="0" w:color="auto" w:frame="1"/>
-        </w:rPr>
-        <w:t>BH</w:t>
-      </w:r>
-      <w:r>
-        <w:rPr>
-          <w:rFonts w:ascii="Lucida Grande" w:eastAsia="Times New Roman" w:hAnsi="Lucida Grande" w:cs="Lucida Grande"/>
-          <w:color w:val="000000"/>
-          <w:sz w:val="22"/>
-          <w:szCs w:val="22"/>
-        </w:rPr>
-        <w:t>-</w:t>
-      </w:r>
-      <w:r>
-        <w:rPr>
-          <w:rFonts w:ascii="STIXGeneral-Italic" w:eastAsia="Times New Roman" w:hAnsi="STIXGeneral-Italic" w:cs="Lucida Grande"/>
-          <w:color w:val="000000"/>
-          <w:sz w:val="26"/>
-          <w:szCs w:val="26"/>
-          <w:bdr w:val="none" w:sz="0" w:space="0" w:color="auto" w:frame="1"/>
-        </w:rPr>
-        <w:t>M</w:t>
-      </w:r>
-      <w:proofErr w:type="gramStart"/>
-      <w:r>
-        <w:rPr>
-          <w:rFonts w:ascii="STIXGeneral-Regular" w:eastAsia="Times New Roman" w:hAnsi="STIXGeneral-Regular" w:cs="Lucida Grande"/>
-          <w:color w:val="000000"/>
-          <w:sz w:val="19"/>
-          <w:szCs w:val="19"/>
-          <w:bdr w:val="none" w:sz="0" w:space="0" w:color="auto" w:frame="1"/>
-        </w:rPr>
-        <w:t>∗,</w:t>
-      </w:r>
-      <w:proofErr w:type="spellStart"/>
-      <w:r>
-        <w:rPr>
-          <w:rFonts w:ascii="STIXGeneral-Regular" w:eastAsia="Times New Roman" w:hAnsi="STIXGeneral-Regular" w:cs="Lucida Grande"/>
-          <w:color w:val="000000"/>
-          <w:sz w:val="19"/>
-          <w:szCs w:val="19"/>
-          <w:bdr w:val="none" w:sz="0" w:space="0" w:color="auto" w:frame="1"/>
-        </w:rPr>
-        <w:t>sph</w:t>
-      </w:r>
-      <w:proofErr w:type="spellEnd"/>
-      <w:proofErr w:type="gramEnd"/>
-      <w:r>
-        <w:rPr>
-          <w:rFonts w:ascii="Lucida Grande" w:eastAsia="Times New Roman" w:hAnsi="Lucida Grande" w:cs="Lucida Grande"/>
-          <w:color w:val="000000"/>
-          <w:sz w:val="22"/>
-          <w:szCs w:val="22"/>
-        </w:rPr>
-        <w:t> diagram. Furthermore, bulges with active galactic nuclei follow this relation, they are not offset by an order of magnitude, and models that have invoked active galactic nuclei feedback to establish a linear </w:t>
-      </w:r>
-      <w:r>
-        <w:rPr>
-          <w:rFonts w:ascii="STIXGeneral-Italic" w:eastAsia="Times New Roman" w:hAnsi="STIXGeneral-Italic" w:cs="Lucida Grande"/>
-          <w:color w:val="000000"/>
-          <w:sz w:val="26"/>
-          <w:szCs w:val="26"/>
-          <w:bdr w:val="none" w:sz="0" w:space="0" w:color="auto" w:frame="1"/>
-        </w:rPr>
-        <w:t>M</w:t>
-      </w:r>
-      <w:r>
-        <w:rPr>
-          <w:rFonts w:ascii="STIXGeneral-Regular" w:eastAsia="Times New Roman" w:hAnsi="STIXGeneral-Regular" w:cs="Lucida Grande"/>
-          <w:color w:val="000000"/>
-          <w:sz w:val="19"/>
-          <w:szCs w:val="19"/>
-          <w:bdr w:val="none" w:sz="0" w:space="0" w:color="auto" w:frame="1"/>
-        </w:rPr>
-        <w:t>BH</w:t>
-      </w:r>
-      <w:r>
-        <w:rPr>
-          <w:rFonts w:ascii="Lucida Grande" w:eastAsia="Times New Roman" w:hAnsi="Lucida Grande" w:cs="Lucida Grande"/>
-          <w:color w:val="000000"/>
-          <w:sz w:val="22"/>
-          <w:szCs w:val="22"/>
-        </w:rPr>
-        <w:t>-</w:t>
-      </w:r>
-      <w:r>
-        <w:rPr>
-          <w:rFonts w:ascii="STIXGeneral-Italic" w:eastAsia="Times New Roman" w:hAnsi="STIXGeneral-Italic" w:cs="Lucida Grande"/>
-          <w:color w:val="000000"/>
-          <w:sz w:val="26"/>
-          <w:szCs w:val="26"/>
-          <w:bdr w:val="none" w:sz="0" w:space="0" w:color="auto" w:frame="1"/>
-        </w:rPr>
-        <w:t>M</w:t>
-      </w:r>
-      <w:proofErr w:type="gramStart"/>
-      <w:r>
-        <w:rPr>
-          <w:rFonts w:ascii="STIXGeneral-Regular" w:eastAsia="Times New Roman" w:hAnsi="STIXGeneral-Regular" w:cs="Lucida Grande"/>
-          <w:color w:val="000000"/>
-          <w:sz w:val="19"/>
-          <w:szCs w:val="19"/>
-          <w:bdr w:val="none" w:sz="0" w:space="0" w:color="auto" w:frame="1"/>
-        </w:rPr>
-        <w:t>∗,</w:t>
-      </w:r>
-      <w:proofErr w:type="spellStart"/>
-      <w:r>
-        <w:rPr>
-          <w:rFonts w:ascii="STIXGeneral-Regular" w:eastAsia="Times New Roman" w:hAnsi="STIXGeneral-Regular" w:cs="Lucida Grande"/>
-          <w:color w:val="000000"/>
-          <w:sz w:val="19"/>
-          <w:szCs w:val="19"/>
-          <w:bdr w:val="none" w:sz="0" w:space="0" w:color="auto" w:frame="1"/>
-        </w:rPr>
-        <w:t>sph</w:t>
-      </w:r>
-      <w:proofErr w:type="spellEnd"/>
-      <w:proofErr w:type="gramEnd"/>
-      <w:r>
-        <w:rPr>
-          <w:rFonts w:ascii="Lucida Grande" w:eastAsia="Times New Roman" w:hAnsi="Lucida Grande" w:cs="Lucida Grande"/>
-          <w:color w:val="000000"/>
-          <w:sz w:val="22"/>
-          <w:szCs w:val="22"/>
-        </w:rPr>
-        <w:t> relation need revisiting. We additionally present an updated </w:t>
-      </w:r>
-      <w:r>
-        <w:rPr>
-          <w:rFonts w:ascii="STIXGeneral-Italic" w:eastAsia="Times New Roman" w:hAnsi="STIXGeneral-Italic" w:cs="Lucida Grande"/>
-          <w:color w:val="000000"/>
-          <w:sz w:val="26"/>
-          <w:szCs w:val="26"/>
-          <w:bdr w:val="none" w:sz="0" w:space="0" w:color="auto" w:frame="1"/>
-        </w:rPr>
-        <w:t>M</w:t>
-      </w:r>
-      <w:r>
-        <w:rPr>
-          <w:rFonts w:ascii="STIXGeneral-Regular" w:eastAsia="Times New Roman" w:hAnsi="STIXGeneral-Regular" w:cs="Lucida Grande"/>
-          <w:color w:val="000000"/>
-          <w:sz w:val="19"/>
-          <w:szCs w:val="19"/>
-          <w:bdr w:val="none" w:sz="0" w:space="0" w:color="auto" w:frame="1"/>
-        </w:rPr>
-        <w:t>BH</w:t>
-      </w:r>
-      <w:proofErr w:type="gramStart"/>
-      <w:r>
-        <w:rPr>
-          <w:rFonts w:ascii="Lucida Grande" w:eastAsia="Times New Roman" w:hAnsi="Lucida Grande" w:cs="Lucida Grande"/>
-          <w:color w:val="000000"/>
-          <w:sz w:val="22"/>
-          <w:szCs w:val="22"/>
-        </w:rPr>
-        <w:t>-(</w:t>
-      </w:r>
-      <w:proofErr w:type="spellStart"/>
-      <w:proofErr w:type="gramEnd"/>
-      <w:r>
-        <w:rPr>
-          <w:rFonts w:ascii="Lucida Grande" w:eastAsia="Times New Roman" w:hAnsi="Lucida Grande" w:cs="Lucida Grande"/>
-          <w:color w:val="000000"/>
-          <w:sz w:val="22"/>
-          <w:szCs w:val="22"/>
-        </w:rPr>
-        <w:t>Sérsic</w:t>
-      </w:r>
-      <w:proofErr w:type="spellEnd"/>
-      <w:r>
-        <w:rPr>
-          <w:rFonts w:ascii="Lucida Grande" w:eastAsia="Times New Roman" w:hAnsi="Lucida Grande" w:cs="Lucida Grande"/>
-          <w:color w:val="000000"/>
-          <w:sz w:val="22"/>
-          <w:szCs w:val="22"/>
-        </w:rPr>
-        <w:t xml:space="preserve"> index, </w:t>
-      </w:r>
-      <w:proofErr w:type="spellStart"/>
-      <w:r>
-        <w:rPr>
-          <w:rFonts w:ascii="STIXGeneral-Italic" w:eastAsia="Times New Roman" w:hAnsi="STIXGeneral-Italic" w:cs="Lucida Grande"/>
-          <w:color w:val="000000"/>
-          <w:sz w:val="26"/>
-          <w:szCs w:val="26"/>
-          <w:bdr w:val="none" w:sz="0" w:space="0" w:color="auto" w:frame="1"/>
-        </w:rPr>
-        <w:t>n</w:t>
-      </w:r>
-      <w:r>
-        <w:rPr>
-          <w:rFonts w:ascii="STIXGeneral-Regular" w:eastAsia="Times New Roman" w:hAnsi="STIXGeneral-Regular" w:cs="Lucida Grande"/>
-          <w:color w:val="000000"/>
-          <w:sz w:val="19"/>
-          <w:szCs w:val="19"/>
-          <w:bdr w:val="none" w:sz="0" w:space="0" w:color="auto" w:frame="1"/>
-        </w:rPr>
-        <w:t>sph</w:t>
-      </w:r>
-      <w:proofErr w:type="spellEnd"/>
-      <w:r>
-        <w:rPr>
-          <w:rFonts w:ascii="Lucida Grande" w:eastAsia="Times New Roman" w:hAnsi="Lucida Grande" w:cs="Lucida Grande"/>
-          <w:color w:val="000000"/>
-          <w:sz w:val="22"/>
-          <w:szCs w:val="22"/>
-        </w:rPr>
-        <w:t>) relation for spiral galaxy bulges, with a comparable level of scatter, and a new </w:t>
-      </w:r>
-      <w:r>
-        <w:rPr>
-          <w:rFonts w:ascii="STIXGeneral-Italic" w:eastAsia="Times New Roman" w:hAnsi="STIXGeneral-Italic" w:cs="Lucida Grande"/>
-          <w:color w:val="000000"/>
-          <w:sz w:val="26"/>
-          <w:szCs w:val="26"/>
-          <w:bdr w:val="none" w:sz="0" w:space="0" w:color="auto" w:frame="1"/>
-        </w:rPr>
-        <w:t>M</w:t>
-      </w:r>
-      <w:r>
-        <w:rPr>
-          <w:rFonts w:ascii="STIXGeneral-Regular" w:eastAsia="Times New Roman" w:hAnsi="STIXGeneral-Regular" w:cs="Lucida Grande"/>
-          <w:color w:val="000000"/>
-          <w:sz w:val="19"/>
-          <w:szCs w:val="19"/>
-          <w:bdr w:val="none" w:sz="0" w:space="0" w:color="auto" w:frame="1"/>
-        </w:rPr>
-        <w:t>∗,</w:t>
-      </w:r>
-      <w:proofErr w:type="spellStart"/>
-      <w:r>
-        <w:rPr>
-          <w:rFonts w:ascii="STIXGeneral-Regular" w:eastAsia="Times New Roman" w:hAnsi="STIXGeneral-Regular" w:cs="Lucida Grande"/>
-          <w:color w:val="000000"/>
-          <w:sz w:val="19"/>
-          <w:szCs w:val="19"/>
-          <w:bdr w:val="none" w:sz="0" w:space="0" w:color="auto" w:frame="1"/>
-        </w:rPr>
-        <w:t>sph</w:t>
-      </w:r>
-      <w:proofErr w:type="spellEnd"/>
-      <w:r>
-        <w:rPr>
-          <w:rFonts w:ascii="Lucida Grande" w:eastAsia="Times New Roman" w:hAnsi="Lucida Grande" w:cs="Lucida Grande"/>
-          <w:color w:val="000000"/>
-          <w:sz w:val="22"/>
-          <w:szCs w:val="22"/>
-        </w:rPr>
-        <w:t>-(spiral arm pitch angle, </w:t>
-      </w:r>
-      <w:r>
-        <w:rPr>
-          <w:rFonts w:ascii="STIXGeneral-Regular" w:eastAsia="Times New Roman" w:hAnsi="STIXGeneral-Regular" w:cs="Lucida Grande"/>
-          <w:color w:val="000000"/>
-          <w:sz w:val="26"/>
-          <w:szCs w:val="26"/>
-          <w:bdr w:val="none" w:sz="0" w:space="0" w:color="auto" w:frame="1"/>
-        </w:rPr>
-        <w:t>φ</w:t>
-      </w:r>
-      <w:r>
-        <w:rPr>
-          <w:rFonts w:ascii="Lucida Grande" w:eastAsia="Times New Roman" w:hAnsi="Lucida Grande" w:cs="Lucida Grande"/>
-          <w:color w:val="000000"/>
-          <w:sz w:val="22"/>
-          <w:szCs w:val="22"/>
+      <w:r>
+        <w:rPr>
+          <w:rFonts w:ascii="Lucida Grande" w:eastAsia="Times New Roman" w:hAnsi="Lucida Grande" w:cs="Lucida Grande"/>
+          <w:color w:val="000000"/>
+          <w:sz w:val="23"/>
+          <w:szCs w:val="23"/>
+          <w:shd w:val="clear" w:color="auto" w:fill="FFFFFF"/>
+          <w:lang w:eastAsia="en-US"/>
+        </w:rPr>
+        <w:t>-(spiral-arm pitch angle, </w:t>
+      </w:r>
+      <w:r>
+        <w:rPr>
+          <w:rFonts w:ascii="STIXGeneral-Italic" w:eastAsia="Times New Roman" w:hAnsi="STIXGeneral-Italic" w:cs="Lucida Grande"/>
+          <w:color w:val="000000"/>
+          <w:sz w:val="27"/>
+          <w:szCs w:val="27"/>
+          <w:bdr w:val="none" w:sz="0" w:space="0" w:color="auto" w:frame="1"/>
+          <w:lang w:eastAsia="en-US"/>
+        </w:rPr>
+        <w:t>ϕ</w:t>
+      </w:r>
+      <w:r>
+        <w:rPr>
+          <w:rFonts w:ascii="Lucida Grande" w:eastAsia="Times New Roman" w:hAnsi="Lucida Grande" w:cs="Lucida Grande"/>
+          <w:color w:val="000000"/>
+          <w:sz w:val="23"/>
+          <w:szCs w:val="23"/>
+          <w:shd w:val="clear" w:color="auto" w:fill="FFFFFF"/>
+          <w:lang w:eastAsia="en-US"/>
         </w:rPr>
         <w:t>) relation.</w:t>
       </w:r>
@@ -2612,20 +2276,18 @@
     <w:p>
       <w:pPr>
         <w:rPr>
-          <w:rFonts w:ascii="Lucida Grande" w:eastAsia="Times New Roman" w:hAnsi="Lucida Grande" w:cs="Lucida Grande"/>
-          <w:color w:val="000000"/>
-          <w:sz w:val="22"/>
-          <w:szCs w:val="22"/>
-          <w:shd w:val="clear" w:color="auto" w:fill="FFFFFF"/>
+          <w:rFonts w:ascii="Times New Roman" w:eastAsia="Times New Roman" w:hAnsi="Times New Roman" w:cs="Times New Roman"/>
+          <w:lang w:eastAsia="en-US"/>
         </w:rPr>
       </w:pPr>
       <w:r>
         <w:rPr>
           <w:rFonts w:ascii="Lucida Grande" w:eastAsia="Times New Roman" w:hAnsi="Lucida Grande" w:cs="Lucida Grande"/>
           <w:color w:val="000000"/>
-          <w:sz w:val="22"/>
-          <w:szCs w:val="22"/>
-          <w:shd w:val="clear" w:color="auto" w:fill="FFFFFF"/>
+          <w:sz w:val="23"/>
+          <w:szCs w:val="23"/>
+          <w:shd w:val="clear" w:color="auto" w:fill="FFFFFF"/>
+          <w:lang w:eastAsia="en-US"/>
         </w:rPr>
         <w:t>Black hole mass (</w:t>
       </w:r>
@@ -2633,19 +2295,21 @@
         <w:rPr>
           <w:rFonts w:ascii="STIXGeneral-Italic" w:eastAsia="Times New Roman" w:hAnsi="STIXGeneral-Italic" w:cs="Lucida Grande"/>
           <w:color w:val="000000"/>
-          <w:sz w:val="26"/>
-          <w:szCs w:val="26"/>
-          <w:bdr w:val="none" w:sz="0" w:space="0" w:color="auto" w:frame="1"/>
-        </w:rPr>
-        <w:t>M</w:t>
-      </w:r>
-      <w:r>
-        <w:rPr>
-          <w:rFonts w:ascii="STIXGeneral-Regular" w:eastAsia="Times New Roman" w:hAnsi="STIXGeneral-Regular" w:cs="Lucida Grande"/>
-          <w:color w:val="000000"/>
-          <w:sz w:val="18"/>
-          <w:szCs w:val="18"/>
-          <w:bdr w:val="none" w:sz="0" w:space="0" w:color="auto" w:frame="1"/>
+          <w:sz w:val="27"/>
+          <w:szCs w:val="27"/>
+          <w:bdr w:val="none" w:sz="0" w:space="0" w:color="auto" w:frame="1"/>
+          <w:lang w:eastAsia="en-US"/>
+        </w:rPr>
+        <w:t>M</w:t>
+      </w:r>
+      <w:r>
+        <w:rPr>
+          <w:rFonts w:ascii="STIXGeneral-Italic" w:eastAsia="Times New Roman" w:hAnsi="STIXGeneral-Italic" w:cs="Lucida Grande"/>
+          <w:color w:val="000000"/>
+          <w:sz w:val="19"/>
+          <w:szCs w:val="19"/>
+          <w:bdr w:val="none" w:sz="0" w:space="0" w:color="auto" w:frame="1"/>
+          <w:lang w:eastAsia="en-US"/>
         </w:rPr>
         <w:t>BH</w:t>
       </w:r>
@@ -2653,9 +2317,10 @@
         <w:rPr>
           <w:rFonts w:ascii="Lucida Grande" w:eastAsia="Times New Roman" w:hAnsi="Lucida Grande" w:cs="Lucida Grande"/>
           <w:color w:val="000000"/>
-          <w:sz w:val="22"/>
-          <w:szCs w:val="22"/>
-          <w:shd w:val="clear" w:color="auto" w:fill="FFFFFF"/>
+          <w:sz w:val="23"/>
+          <w:szCs w:val="23"/>
+          <w:shd w:val="clear" w:color="auto" w:fill="FFFFFF"/>
+          <w:lang w:eastAsia="en-US"/>
         </w:rPr>
         <w:t>) scaling relations are typically derived using the properties of a galaxy's bulge and samples dominated by (high-mass) early-type galaxies. Studying late-type galaxies should provide greater insight into the mutual growth of black holes and galaxies in more gas-rich environments. We have used 40 spiral galaxies to establish how </w:t>
       </w:r>
@@ -2663,19 +2328,21 @@
         <w:rPr>
           <w:rFonts w:ascii="STIXGeneral-Italic" w:eastAsia="Times New Roman" w:hAnsi="STIXGeneral-Italic" w:cs="Lucida Grande"/>
           <w:color w:val="000000"/>
-          <w:sz w:val="26"/>
-          <w:szCs w:val="26"/>
-          <w:bdr w:val="none" w:sz="0" w:space="0" w:color="auto" w:frame="1"/>
-        </w:rPr>
-        <w:t>M</w:t>
-      </w:r>
-      <w:r>
-        <w:rPr>
-          <w:rFonts w:ascii="STIXGeneral-Regular" w:eastAsia="Times New Roman" w:hAnsi="STIXGeneral-Regular" w:cs="Lucida Grande"/>
-          <w:color w:val="000000"/>
-          <w:sz w:val="18"/>
-          <w:szCs w:val="18"/>
-          <w:bdr w:val="none" w:sz="0" w:space="0" w:color="auto" w:frame="1"/>
+          <w:sz w:val="27"/>
+          <w:szCs w:val="27"/>
+          <w:bdr w:val="none" w:sz="0" w:space="0" w:color="auto" w:frame="1"/>
+          <w:lang w:eastAsia="en-US"/>
+        </w:rPr>
+        <w:t>M</w:t>
+      </w:r>
+      <w:r>
+        <w:rPr>
+          <w:rFonts w:ascii="STIXGeneral-Italic" w:eastAsia="Times New Roman" w:hAnsi="STIXGeneral-Italic" w:cs="Lucida Grande"/>
+          <w:color w:val="000000"/>
+          <w:sz w:val="19"/>
+          <w:szCs w:val="19"/>
+          <w:bdr w:val="none" w:sz="0" w:space="0" w:color="auto" w:frame="1"/>
+          <w:lang w:eastAsia="en-US"/>
         </w:rPr>
         <w:t>BH</w:t>
       </w:r>
@@ -2683,20 +2350,21 @@
         <w:rPr>
           <w:rFonts w:ascii="Lucida Grande" w:eastAsia="Times New Roman" w:hAnsi="Lucida Grande" w:cs="Lucida Grande"/>
           <w:color w:val="000000"/>
-          <w:sz w:val="22"/>
-          <w:szCs w:val="22"/>
-          <w:shd w:val="clear" w:color="auto" w:fill="FFFFFF"/>
+          <w:sz w:val="23"/>
+          <w:szCs w:val="23"/>
+          <w:shd w:val="clear" w:color="auto" w:fill="FFFFFF"/>
+          <w:lang w:eastAsia="en-US"/>
         </w:rPr>
         <w:t> scales with both the total stellar mass (</w:t>
       </w:r>
-      <w:proofErr w:type="spellStart"/>
-      <w:r>
-        <w:rPr>
-          <w:rFonts w:ascii="STIXGeneral-Italic" w:eastAsia="Times New Roman" w:hAnsi="STIXGeneral-Italic" w:cs="Lucida Grande"/>
-          <w:color w:val="000000"/>
-          <w:sz w:val="26"/>
-          <w:szCs w:val="26"/>
-          <w:bdr w:val="none" w:sz="0" w:space="0" w:color="auto" w:frame="1"/>
+      <w:r>
+        <w:rPr>
+          <w:rFonts w:ascii="STIXGeneral-Italic" w:eastAsia="Times New Roman" w:hAnsi="STIXGeneral-Italic" w:cs="Lucida Grande"/>
+          <w:color w:val="000000"/>
+          <w:sz w:val="27"/>
+          <w:szCs w:val="27"/>
+          <w:bdr w:val="none" w:sz="0" w:space="0" w:color="auto" w:frame="1"/>
+          <w:lang w:eastAsia="en-US"/>
         </w:rPr>
         <w:t>M</w:t>
       </w:r>
@@ -2705,63 +2373,77 @@
         <w:rPr>
           <w:rFonts w:ascii="STIXGeneral-Regular" w:eastAsia="Times New Roman" w:hAnsi="STIXGeneral-Regular" w:cs="Lucida Grande"/>
           <w:color w:val="000000"/>
-          <w:sz w:val="18"/>
-          <w:szCs w:val="18"/>
-          <w:bdr w:val="none" w:sz="0" w:space="0" w:color="auto" w:frame="1"/>
-        </w:rPr>
-        <w:t>∗,tot</w:t>
-      </w:r>
-      <w:proofErr w:type="spellEnd"/>
+          <w:sz w:val="19"/>
+          <w:szCs w:val="19"/>
+          <w:bdr w:val="none" w:sz="0" w:space="0" w:color="auto" w:frame="1"/>
+          <w:lang w:eastAsia="en-US"/>
+        </w:rPr>
+        <w:t>∗,</w:t>
+      </w:r>
+      <w:r>
+        <w:rPr>
+          <w:rFonts w:ascii="STIXGeneral-Italic" w:eastAsia="Times New Roman" w:hAnsi="STIXGeneral-Italic" w:cs="Lucida Grande"/>
+          <w:color w:val="000000"/>
+          <w:sz w:val="19"/>
+          <w:szCs w:val="19"/>
+          <w:bdr w:val="none" w:sz="0" w:space="0" w:color="auto" w:frame="1"/>
+          <w:lang w:eastAsia="en-US"/>
+        </w:rPr>
+        <w:t>tot</w:t>
+      </w:r>
       <w:proofErr w:type="gramEnd"/>
       <w:r>
         <w:rPr>
           <w:rFonts w:ascii="Lucida Grande" w:eastAsia="Times New Roman" w:hAnsi="Lucida Grande" w:cs="Lucida Grande"/>
           <w:color w:val="000000"/>
-          <w:sz w:val="22"/>
-          <w:szCs w:val="22"/>
-          <w:shd w:val="clear" w:color="auto" w:fill="FFFFFF"/>
-        </w:rPr>
-        <w:t>), and the disk's stellar mass, having measured the spheroid (bulge) stellar mass (</w:t>
-      </w:r>
-      <w:r>
-        <w:rPr>
-          <w:rFonts w:ascii="STIXGeneral-Italic" w:eastAsia="Times New Roman" w:hAnsi="STIXGeneral-Italic" w:cs="Lucida Grande"/>
-          <w:color w:val="000000"/>
-          <w:sz w:val="26"/>
-          <w:szCs w:val="26"/>
-          <w:bdr w:val="none" w:sz="0" w:space="0" w:color="auto" w:frame="1"/>
-        </w:rPr>
-        <w:t>M</w:t>
-      </w:r>
-      <w:r>
-        <w:rPr>
-          <w:rFonts w:ascii="STIXGeneral-Regular" w:eastAsia="Times New Roman" w:hAnsi="STIXGeneral-Regular" w:cs="Lucida Grande"/>
-          <w:color w:val="000000"/>
-          <w:sz w:val="18"/>
-          <w:szCs w:val="18"/>
-          <w:bdr w:val="none" w:sz="0" w:space="0" w:color="auto" w:frame="1"/>
+          <w:sz w:val="23"/>
+          <w:szCs w:val="23"/>
+          <w:shd w:val="clear" w:color="auto" w:fill="FFFFFF"/>
+          <w:lang w:eastAsia="en-US"/>
+        </w:rPr>
+        <w:t>) and the disk's stellar mass, having measured the spheroid (bulge) stellar mass (</w:t>
+      </w:r>
+      <w:r>
+        <w:rPr>
+          <w:rFonts w:ascii="STIXGeneral-Italic" w:eastAsia="Times New Roman" w:hAnsi="STIXGeneral-Italic" w:cs="Lucida Grande"/>
+          <w:color w:val="000000"/>
+          <w:sz w:val="27"/>
+          <w:szCs w:val="27"/>
+          <w:bdr w:val="none" w:sz="0" w:space="0" w:color="auto" w:frame="1"/>
+          <w:lang w:eastAsia="en-US"/>
+        </w:rPr>
+        <w:t>M</w:t>
+      </w:r>
+      <w:r>
+        <w:rPr>
+          <w:rFonts w:ascii="STIXGeneral-Regular" w:eastAsia="Times New Roman" w:hAnsi="STIXGeneral-Regular" w:cs="Lucida Grande"/>
+          <w:color w:val="000000"/>
+          <w:sz w:val="19"/>
+          <w:szCs w:val="19"/>
+          <w:bdr w:val="none" w:sz="0" w:space="0" w:color="auto" w:frame="1"/>
+          <w:lang w:eastAsia="en-US"/>
         </w:rPr>
         <w:t>∗,</w:t>
       </w:r>
-      <w:proofErr w:type="spellStart"/>
-      <w:r>
-        <w:rPr>
-          <w:rFonts w:ascii="STIXGeneral-Regular" w:eastAsia="Times New Roman" w:hAnsi="STIXGeneral-Regular" w:cs="Lucida Grande"/>
-          <w:color w:val="000000"/>
-          <w:sz w:val="18"/>
-          <w:szCs w:val="18"/>
-          <w:bdr w:val="none" w:sz="0" w:space="0" w:color="auto" w:frame="1"/>
+      <w:r>
+        <w:rPr>
+          <w:rFonts w:ascii="STIXGeneral-Italic" w:eastAsia="Times New Roman" w:hAnsi="STIXGeneral-Italic" w:cs="Lucida Grande"/>
+          <w:color w:val="000000"/>
+          <w:sz w:val="19"/>
+          <w:szCs w:val="19"/>
+          <w:bdr w:val="none" w:sz="0" w:space="0" w:color="auto" w:frame="1"/>
+          <w:lang w:eastAsia="en-US"/>
         </w:rPr>
         <w:t>sph</w:t>
       </w:r>
-      <w:proofErr w:type="spellEnd"/>
-      <w:r>
-        <w:rPr>
-          <w:rFonts w:ascii="Lucida Grande" w:eastAsia="Times New Roman" w:hAnsi="Lucida Grande" w:cs="Lucida Grande"/>
-          <w:color w:val="000000"/>
-          <w:sz w:val="22"/>
-          <w:szCs w:val="22"/>
-          <w:shd w:val="clear" w:color="auto" w:fill="FFFFFF"/>
+      <w:r>
+        <w:rPr>
+          <w:rFonts w:ascii="Lucida Grande" w:eastAsia="Times New Roman" w:hAnsi="Lucida Grande" w:cs="Lucida Grande"/>
+          <w:color w:val="000000"/>
+          <w:sz w:val="23"/>
+          <w:szCs w:val="23"/>
+          <w:shd w:val="clear" w:color="auto" w:fill="FFFFFF"/>
+          <w:lang w:eastAsia="en-US"/>
         </w:rPr>
         <w:t>) and presented the </w:t>
       </w:r>
@@ -2769,19 +2451,21 @@
         <w:rPr>
           <w:rFonts w:ascii="STIXGeneral-Italic" w:eastAsia="Times New Roman" w:hAnsi="STIXGeneral-Italic" w:cs="Lucida Grande"/>
           <w:color w:val="000000"/>
-          <w:sz w:val="26"/>
-          <w:szCs w:val="26"/>
-          <w:bdr w:val="none" w:sz="0" w:space="0" w:color="auto" w:frame="1"/>
-        </w:rPr>
-        <w:t>M</w:t>
-      </w:r>
-      <w:r>
-        <w:rPr>
-          <w:rFonts w:ascii="STIXGeneral-Regular" w:eastAsia="Times New Roman" w:hAnsi="STIXGeneral-Regular" w:cs="Lucida Grande"/>
-          <w:color w:val="000000"/>
-          <w:sz w:val="18"/>
-          <w:szCs w:val="18"/>
-          <w:bdr w:val="none" w:sz="0" w:space="0" w:color="auto" w:frame="1"/>
+          <w:sz w:val="27"/>
+          <w:szCs w:val="27"/>
+          <w:bdr w:val="none" w:sz="0" w:space="0" w:color="auto" w:frame="1"/>
+          <w:lang w:eastAsia="en-US"/>
+        </w:rPr>
+        <w:t>M</w:t>
+      </w:r>
+      <w:r>
+        <w:rPr>
+          <w:rFonts w:ascii="STIXGeneral-Italic" w:eastAsia="Times New Roman" w:hAnsi="STIXGeneral-Italic" w:cs="Lucida Grande"/>
+          <w:color w:val="000000"/>
+          <w:sz w:val="19"/>
+          <w:szCs w:val="19"/>
+          <w:bdr w:val="none" w:sz="0" w:space="0" w:color="auto" w:frame="1"/>
+          <w:lang w:eastAsia="en-US"/>
         </w:rPr>
         <w:t>BH</w:t>
       </w:r>
@@ -2789,9 +2473,10 @@
         <w:rPr>
           <w:rFonts w:ascii="Lucida Grande" w:eastAsia="Times New Roman" w:hAnsi="Lucida Grande" w:cs="Lucida Grande"/>
           <w:color w:val="000000"/>
-          <w:sz w:val="22"/>
-          <w:szCs w:val="22"/>
-          <w:shd w:val="clear" w:color="auto" w:fill="FFFFFF"/>
+          <w:sz w:val="23"/>
+          <w:szCs w:val="23"/>
+          <w:shd w:val="clear" w:color="auto" w:fill="FFFFFF"/>
+          <w:lang w:eastAsia="en-US"/>
         </w:rPr>
         <w:t>-</w:t>
       </w:r>
@@ -2799,52 +2484,54 @@
         <w:rPr>
           <w:rFonts w:ascii="STIXGeneral-Italic" w:eastAsia="Times New Roman" w:hAnsi="STIXGeneral-Italic" w:cs="Lucida Grande"/>
           <w:color w:val="000000"/>
-          <w:sz w:val="26"/>
-          <w:szCs w:val="26"/>
-          <w:bdr w:val="none" w:sz="0" w:space="0" w:color="auto" w:frame="1"/>
-        </w:rPr>
-        <w:t>M</w:t>
-      </w:r>
-      <w:r>
-        <w:rPr>
-          <w:rFonts w:ascii="STIXGeneral-Regular" w:eastAsia="Times New Roman" w:hAnsi="STIXGeneral-Regular" w:cs="Lucida Grande"/>
-          <w:color w:val="000000"/>
-          <w:sz w:val="18"/>
-          <w:szCs w:val="18"/>
-          <w:bdr w:val="none" w:sz="0" w:space="0" w:color="auto" w:frame="1"/>
+          <w:sz w:val="27"/>
+          <w:szCs w:val="27"/>
+          <w:bdr w:val="none" w:sz="0" w:space="0" w:color="auto" w:frame="1"/>
+          <w:lang w:eastAsia="en-US"/>
+        </w:rPr>
+        <w:t>M</w:t>
+      </w:r>
+      <w:r>
+        <w:rPr>
+          <w:rFonts w:ascii="STIXGeneral-Regular" w:eastAsia="Times New Roman" w:hAnsi="STIXGeneral-Regular" w:cs="Lucida Grande"/>
+          <w:color w:val="000000"/>
+          <w:sz w:val="19"/>
+          <w:szCs w:val="19"/>
+          <w:bdr w:val="none" w:sz="0" w:space="0" w:color="auto" w:frame="1"/>
+          <w:lang w:eastAsia="en-US"/>
         </w:rPr>
         <w:t>∗,</w:t>
       </w:r>
-      <w:proofErr w:type="spellStart"/>
-      <w:r>
-        <w:rPr>
-          <w:rFonts w:ascii="STIXGeneral-Regular" w:eastAsia="Times New Roman" w:hAnsi="STIXGeneral-Regular" w:cs="Lucida Grande"/>
-          <w:color w:val="000000"/>
-          <w:sz w:val="18"/>
-          <w:szCs w:val="18"/>
-          <w:bdr w:val="none" w:sz="0" w:space="0" w:color="auto" w:frame="1"/>
+      <w:r>
+        <w:rPr>
+          <w:rFonts w:ascii="STIXGeneral-Italic" w:eastAsia="Times New Roman" w:hAnsi="STIXGeneral-Italic" w:cs="Lucida Grande"/>
+          <w:color w:val="000000"/>
+          <w:sz w:val="19"/>
+          <w:szCs w:val="19"/>
+          <w:bdr w:val="none" w:sz="0" w:space="0" w:color="auto" w:frame="1"/>
+          <w:lang w:eastAsia="en-US"/>
         </w:rPr>
         <w:t>sph</w:t>
       </w:r>
-      <w:proofErr w:type="spellEnd"/>
-      <w:r>
-        <w:rPr>
-          <w:rFonts w:ascii="Lucida Grande" w:eastAsia="Times New Roman" w:hAnsi="Lucida Grande" w:cs="Lucida Grande"/>
-          <w:color w:val="000000"/>
-          <w:sz w:val="22"/>
-          <w:szCs w:val="22"/>
-          <w:shd w:val="clear" w:color="auto" w:fill="FFFFFF"/>
+      <w:r>
+        <w:rPr>
+          <w:rFonts w:ascii="Lucida Grande" w:eastAsia="Times New Roman" w:hAnsi="Lucida Grande" w:cs="Lucida Grande"/>
+          <w:color w:val="000000"/>
+          <w:sz w:val="23"/>
+          <w:szCs w:val="23"/>
+          <w:shd w:val="clear" w:color="auto" w:fill="FFFFFF"/>
+          <w:lang w:eastAsia="en-US"/>
         </w:rPr>
         <w:t> relation in Paper I. The relation involving </w:t>
       </w:r>
-      <w:proofErr w:type="spellStart"/>
-      <w:r>
-        <w:rPr>
-          <w:rFonts w:ascii="STIXGeneral-Italic" w:eastAsia="Times New Roman" w:hAnsi="STIXGeneral-Italic" w:cs="Lucida Grande"/>
-          <w:color w:val="000000"/>
-          <w:sz w:val="26"/>
-          <w:szCs w:val="26"/>
-          <w:bdr w:val="none" w:sz="0" w:space="0" w:color="auto" w:frame="1"/>
+      <w:r>
+        <w:rPr>
+          <w:rFonts w:ascii="STIXGeneral-Italic" w:eastAsia="Times New Roman" w:hAnsi="STIXGeneral-Italic" w:cs="Lucida Grande"/>
+          <w:color w:val="000000"/>
+          <w:sz w:val="27"/>
+          <w:szCs w:val="27"/>
+          <w:bdr w:val="none" w:sz="0" w:space="0" w:color="auto" w:frame="1"/>
+          <w:lang w:eastAsia="en-US"/>
         </w:rPr>
         <w:t>M</w:t>
       </w:r>
@@ -2853,41 +2540,66 @@
         <w:rPr>
           <w:rFonts w:ascii="STIXGeneral-Regular" w:eastAsia="Times New Roman" w:hAnsi="STIXGeneral-Regular" w:cs="Lucida Grande"/>
           <w:color w:val="000000"/>
-          <w:sz w:val="18"/>
-          <w:szCs w:val="18"/>
-          <w:bdr w:val="none" w:sz="0" w:space="0" w:color="auto" w:frame="1"/>
-        </w:rPr>
-        <w:t>∗,tot</w:t>
-      </w:r>
-      <w:proofErr w:type="spellEnd"/>
+          <w:sz w:val="19"/>
+          <w:szCs w:val="19"/>
+          <w:bdr w:val="none" w:sz="0" w:space="0" w:color="auto" w:frame="1"/>
+          <w:lang w:eastAsia="en-US"/>
+        </w:rPr>
+        <w:t>∗,</w:t>
+      </w:r>
+      <w:r>
+        <w:rPr>
+          <w:rFonts w:ascii="STIXGeneral-Italic" w:eastAsia="Times New Roman" w:hAnsi="STIXGeneral-Italic" w:cs="Lucida Grande"/>
+          <w:color w:val="000000"/>
+          <w:sz w:val="19"/>
+          <w:szCs w:val="19"/>
+          <w:bdr w:val="none" w:sz="0" w:space="0" w:color="auto" w:frame="1"/>
+          <w:lang w:eastAsia="en-US"/>
+        </w:rPr>
+        <w:t>tot</w:t>
+      </w:r>
+      <w:r>
+        <w:rPr>
+          <w:rFonts w:ascii="Lucida Grande" w:eastAsia="Times New Roman" w:hAnsi="Lucida Grande" w:cs="Lucida Grande"/>
+          <w:color w:val="000000"/>
+          <w:sz w:val="23"/>
+          <w:szCs w:val="23"/>
+          <w:shd w:val="clear" w:color="auto" w:fill="FFFFFF"/>
+          <w:lang w:eastAsia="en-US"/>
+        </w:rPr>
+        <w:t>may</w:t>
+      </w:r>
       <w:proofErr w:type="gramEnd"/>
       <w:r>
         <w:rPr>
           <w:rFonts w:ascii="Lucida Grande" w:eastAsia="Times New Roman" w:hAnsi="Lucida Grande" w:cs="Lucida Grande"/>
           <w:color w:val="000000"/>
-          <w:sz w:val="22"/>
-          <w:szCs w:val="22"/>
-          <w:shd w:val="clear" w:color="auto" w:fill="FFFFFF"/>
-        </w:rPr>
-        <w:t> may be beneficial for estimating </w:t>
-      </w:r>
-      <w:r>
-        <w:rPr>
-          <w:rFonts w:ascii="STIXGeneral-Italic" w:eastAsia="Times New Roman" w:hAnsi="STIXGeneral-Italic" w:cs="Lucida Grande"/>
-          <w:color w:val="000000"/>
-          <w:sz w:val="26"/>
-          <w:szCs w:val="26"/>
-          <w:bdr w:val="none" w:sz="0" w:space="0" w:color="auto" w:frame="1"/>
-        </w:rPr>
-        <w:t>M</w:t>
-      </w:r>
-      <w:r>
-        <w:rPr>
-          <w:rFonts w:ascii="STIXGeneral-Regular" w:eastAsia="Times New Roman" w:hAnsi="STIXGeneral-Regular" w:cs="Lucida Grande"/>
-          <w:color w:val="000000"/>
-          <w:sz w:val="18"/>
-          <w:szCs w:val="18"/>
-          <w:bdr w:val="none" w:sz="0" w:space="0" w:color="auto" w:frame="1"/>
+          <w:sz w:val="23"/>
+          <w:szCs w:val="23"/>
+          <w:shd w:val="clear" w:color="auto" w:fill="FFFFFF"/>
+          <w:lang w:eastAsia="en-US"/>
+        </w:rPr>
+        <w:t xml:space="preserve"> be beneficial for estimating </w:t>
+      </w:r>
+      <w:r>
+        <w:rPr>
+          <w:rFonts w:ascii="STIXGeneral-Italic" w:eastAsia="Times New Roman" w:hAnsi="STIXGeneral-Italic" w:cs="Lucida Grande"/>
+          <w:color w:val="000000"/>
+          <w:sz w:val="27"/>
+          <w:szCs w:val="27"/>
+          <w:bdr w:val="none" w:sz="0" w:space="0" w:color="auto" w:frame="1"/>
+          <w:lang w:eastAsia="en-US"/>
+        </w:rPr>
+        <w:t>M</w:t>
+      </w:r>
+      <w:r>
+        <w:rPr>
+          <w:rFonts w:ascii="STIXGeneral-Italic" w:eastAsia="Times New Roman" w:hAnsi="STIXGeneral-Italic" w:cs="Lucida Grande"/>
+          <w:color w:val="000000"/>
+          <w:sz w:val="19"/>
+          <w:szCs w:val="19"/>
+          <w:bdr w:val="none" w:sz="0" w:space="0" w:color="auto" w:frame="1"/>
+          <w:lang w:eastAsia="en-US"/>
         </w:rPr>
         <w:t>BH</w:t>
       </w:r>
@@ -2895,29 +2607,45 @@
         <w:rPr>
           <w:rFonts w:ascii="Lucida Grande" w:eastAsia="Times New Roman" w:hAnsi="Lucida Grande" w:cs="Lucida Grande"/>
           <w:color w:val="000000"/>
-          <w:sz w:val="22"/>
-          <w:szCs w:val="22"/>
-          <w:shd w:val="clear" w:color="auto" w:fill="FFFFFF"/>
-        </w:rPr>
-        <w:t> from either pipeline data or at higher redshift, conditions that are not ideal for the accurate isolation of the bulge. A symmetric Bayesian analysis finds </w:t>
-      </w:r>
-      <w:r>
-        <w:rPr>
-          <w:rFonts w:ascii="STIXGeneral-Italic" w:eastAsia="Times New Roman" w:hAnsi="STIXGeneral-Italic" w:cs="Lucida Grande"/>
-          <w:color w:val="000000"/>
-          <w:sz w:val="26"/>
-          <w:szCs w:val="26"/>
-          <w:bdr w:val="none" w:sz="0" w:space="0" w:color="auto" w:frame="1"/>
-        </w:rPr>
-        <w:t>M</w:t>
-      </w:r>
-      <w:r>
-        <w:rPr>
-          <w:rFonts w:ascii="STIXGeneral-Regular" w:eastAsia="Times New Roman" w:hAnsi="STIXGeneral-Regular" w:cs="Lucida Grande"/>
-          <w:color w:val="000000"/>
-          <w:sz w:val="18"/>
-          <w:szCs w:val="18"/>
-          <w:bdr w:val="none" w:sz="0" w:space="0" w:color="auto" w:frame="1"/>
+          <w:sz w:val="23"/>
+          <w:szCs w:val="23"/>
+          <w:shd w:val="clear" w:color="auto" w:fill="FFFFFF"/>
+          <w:lang w:eastAsia="en-US"/>
+        </w:rPr>
+        <w:t> either from pipeline data or at higher redshift, conditions that are not ideal for the accurate isolation of the bulge. A symmetric Bayesian analysis finds </w:t>
+      </w:r>
+      <w:proofErr w:type="gramStart"/>
+      <w:r>
+        <w:rPr>
+          <w:rFonts w:ascii="STIXGeneral-Regular" w:eastAsia="Times New Roman" w:hAnsi="STIXGeneral-Regular" w:cs="Lucida Grande"/>
+          <w:color w:val="000000"/>
+          <w:sz w:val="27"/>
+          <w:szCs w:val="27"/>
+          <w:bdr w:val="none" w:sz="0" w:space="0" w:color="auto" w:frame="1"/>
+          <w:lang w:eastAsia="en-US"/>
+        </w:rPr>
+        <w:t>log(</w:t>
+      </w:r>
+      <w:proofErr w:type="gramEnd"/>
+      <w:r>
+        <w:rPr>
+          <w:rFonts w:ascii="STIXGeneral-Italic" w:eastAsia="Times New Roman" w:hAnsi="STIXGeneral-Italic" w:cs="Lucida Grande"/>
+          <w:color w:val="000000"/>
+          <w:sz w:val="27"/>
+          <w:szCs w:val="27"/>
+          <w:bdr w:val="none" w:sz="0" w:space="0" w:color="auto" w:frame="1"/>
+          <w:lang w:eastAsia="en-US"/>
+        </w:rPr>
+        <w:t>M</w:t>
+      </w:r>
+      <w:r>
+        <w:rPr>
+          <w:rFonts w:ascii="STIXGeneral-Italic" w:eastAsia="Times New Roman" w:hAnsi="STIXGeneral-Italic" w:cs="Lucida Grande"/>
+          <w:color w:val="000000"/>
+          <w:sz w:val="19"/>
+          <w:szCs w:val="19"/>
+          <w:bdr w:val="none" w:sz="0" w:space="0" w:color="auto" w:frame="1"/>
+          <w:lang w:eastAsia="en-US"/>
         </w:rPr>
         <w:t>BH</w:t>
       </w:r>
@@ -2925,71 +2653,375 @@
         <w:rPr>
           <w:rFonts w:ascii="STIXGeneral-Regular" w:eastAsia="Times New Roman" w:hAnsi="STIXGeneral-Regular" w:cs="Lucida Grande"/>
           <w:color w:val="000000"/>
-          <w:sz w:val="26"/>
-          <w:szCs w:val="26"/>
-          <w:bdr w:val="none" w:sz="0" w:space="0" w:color="auto" w:frame="1"/>
-        </w:rPr>
-        <w:t>∝</w:t>
-      </w:r>
-      <w:r>
-        <w:rPr>
-          <w:rFonts w:ascii="STIXGeneral-Italic" w:eastAsia="Times New Roman" w:hAnsi="STIXGeneral-Italic" w:cs="Lucida Grande"/>
-          <w:color w:val="000000"/>
-          <w:sz w:val="26"/>
-          <w:szCs w:val="26"/>
-          <w:bdr w:val="none" w:sz="0" w:space="0" w:color="auto" w:frame="1"/>
-        </w:rPr>
-        <w:t>M</w:t>
-      </w:r>
-      <w:r>
-        <w:rPr>
-          <w:rFonts w:ascii="STIXGeneral-Regular" w:eastAsia="Times New Roman" w:hAnsi="STIXGeneral-Regular" w:cs="Lucida Grande"/>
-          <w:color w:val="000000"/>
-          <w:sz w:val="18"/>
-          <w:szCs w:val="18"/>
-          <w:bdr w:val="none" w:sz="0" w:space="0" w:color="auto" w:frame="1"/>
-        </w:rPr>
-        <w:t>3.05±0.53</w:t>
+          <w:sz w:val="27"/>
+          <w:szCs w:val="27"/>
+          <w:bdr w:val="none" w:sz="0" w:space="0" w:color="auto" w:frame="1"/>
+          <w:lang w:eastAsia="en-US"/>
+        </w:rPr>
+        <w:t>/</w:t>
+      </w:r>
+      <w:r>
+        <w:rPr>
+          <w:rFonts w:ascii="STIXGeneral-Italic" w:eastAsia="Times New Roman" w:hAnsi="STIXGeneral-Italic" w:cs="Lucida Grande"/>
+          <w:color w:val="000000"/>
+          <w:sz w:val="27"/>
+          <w:szCs w:val="27"/>
+          <w:bdr w:val="none" w:sz="0" w:space="0" w:color="auto" w:frame="1"/>
+          <w:lang w:eastAsia="en-US"/>
+        </w:rPr>
+        <w:t>M</w:t>
+      </w:r>
+      <w:r>
+        <w:rPr>
+          <w:rFonts w:ascii="STIXGeneral-Regular" w:eastAsia="Times New Roman" w:hAnsi="STIXGeneral-Regular" w:cs="Lucida Grande"/>
+          <w:color w:val="000000"/>
+          <w:sz w:val="19"/>
+          <w:szCs w:val="19"/>
+          <w:bdr w:val="none" w:sz="0" w:space="0" w:color="auto" w:frame="1"/>
+          <w:lang w:eastAsia="en-US"/>
+        </w:rPr>
+        <w:t>⊙</w:t>
+      </w:r>
+      <w:r>
+        <w:rPr>
+          <w:rFonts w:ascii="STIXGeneral-Regular" w:eastAsia="Times New Roman" w:hAnsi="STIXGeneral-Regular" w:cs="Lucida Grande"/>
+          <w:color w:val="000000"/>
+          <w:sz w:val="27"/>
+          <w:szCs w:val="27"/>
+          <w:bdr w:val="none" w:sz="0" w:space="0" w:color="auto" w:frame="1"/>
+          <w:lang w:eastAsia="en-US"/>
+        </w:rPr>
+        <w:t>)=</w:t>
+      </w:r>
+      <w:r>
+        <w:rPr>
+          <w:rFonts w:ascii="STIXSizeOneSym" w:eastAsia="Times New Roman" w:hAnsi="STIXSizeOneSym" w:cs="Lucida Grande"/>
+          <w:color w:val="000000"/>
+          <w:sz w:val="27"/>
+          <w:szCs w:val="27"/>
+          <w:bdr w:val="none" w:sz="0" w:space="0" w:color="auto" w:frame="1"/>
+          <w:lang w:eastAsia="en-US"/>
+        </w:rPr>
+        <w:t>(</w:t>
+      </w:r>
+      <w:r>
+        <w:rPr>
+          <w:rFonts w:ascii="STIXGeneral-Regular" w:eastAsia="Times New Roman" w:hAnsi="STIXGeneral-Regular" w:cs="Lucida Grande"/>
+          <w:color w:val="000000"/>
+          <w:sz w:val="27"/>
+          <w:szCs w:val="27"/>
+          <w:bdr w:val="none" w:sz="0" w:space="0" w:color="auto" w:frame="1"/>
+          <w:lang w:eastAsia="en-US"/>
+        </w:rPr>
+        <w:t>3.05</w:t>
+      </w:r>
+      <w:r>
+        <w:rPr>
+          <w:rFonts w:ascii="STIXGeneral-Regular" w:eastAsia="Times New Roman" w:hAnsi="STIXGeneral-Regular" w:cs="Lucida Grande"/>
+          <w:color w:val="000000"/>
+          <w:sz w:val="19"/>
+          <w:szCs w:val="19"/>
+          <w:bdr w:val="none" w:sz="0" w:space="0" w:color="auto" w:frame="1"/>
+          <w:lang w:eastAsia="en-US"/>
+        </w:rPr>
+        <w:t>+0.57−0.49</w:t>
+      </w:r>
+      <w:r>
+        <w:rPr>
+          <w:rFonts w:ascii="STIXSizeOneSym" w:eastAsia="Times New Roman" w:hAnsi="STIXSizeOneSym" w:cs="Lucida Grande"/>
+          <w:color w:val="000000"/>
+          <w:sz w:val="27"/>
+          <w:szCs w:val="27"/>
+          <w:bdr w:val="none" w:sz="0" w:space="0" w:color="auto" w:frame="1"/>
+          <w:lang w:eastAsia="en-US"/>
+        </w:rPr>
+        <w:t>)</w:t>
+      </w:r>
+      <w:r>
+        <w:rPr>
+          <w:rFonts w:ascii="STIXGeneral-Regular" w:eastAsia="Times New Roman" w:hAnsi="STIXGeneral-Regular" w:cs="Lucida Grande"/>
+          <w:color w:val="000000"/>
+          <w:sz w:val="27"/>
+          <w:szCs w:val="27"/>
+          <w:bdr w:val="none" w:sz="0" w:space="0" w:color="auto" w:frame="1"/>
+          <w:lang w:eastAsia="en-US"/>
+        </w:rPr>
+        <w:t>log</w:t>
+      </w:r>
+      <w:r>
+        <w:rPr>
+          <w:rFonts w:ascii="STIXSizeOneSym" w:eastAsia="Times New Roman" w:hAnsi="STIXSizeOneSym" w:cs="Lucida Grande"/>
+          <w:color w:val="000000"/>
+          <w:sz w:val="27"/>
+          <w:szCs w:val="27"/>
+          <w:bdr w:val="none" w:sz="0" w:space="0" w:color="auto" w:frame="1"/>
+          <w:lang w:eastAsia="en-US"/>
+        </w:rPr>
+        <w:t>{</w:t>
+      </w:r>
+      <w:r>
+        <w:rPr>
+          <w:rFonts w:ascii="STIXGeneral-Italic" w:eastAsia="Times New Roman" w:hAnsi="STIXGeneral-Italic" w:cs="Lucida Grande"/>
+          <w:color w:val="000000"/>
+          <w:sz w:val="27"/>
+          <w:szCs w:val="27"/>
+          <w:bdr w:val="none" w:sz="0" w:space="0" w:color="auto" w:frame="1"/>
+          <w:lang w:eastAsia="en-US"/>
+        </w:rPr>
+        <w:t>M</w:t>
+      </w:r>
+      <w:r>
+        <w:rPr>
+          <w:rFonts w:ascii="STIXGeneral-Regular" w:eastAsia="Times New Roman" w:hAnsi="STIXGeneral-Regular" w:cs="Lucida Grande"/>
+          <w:color w:val="000000"/>
+          <w:sz w:val="19"/>
+          <w:szCs w:val="19"/>
+          <w:bdr w:val="none" w:sz="0" w:space="0" w:color="auto" w:frame="1"/>
+          <w:lang w:eastAsia="en-US"/>
+        </w:rPr>
+        <w:t>∗,</w:t>
+      </w:r>
+      <w:r>
+        <w:rPr>
+          <w:rFonts w:ascii="STIXGeneral-Italic" w:eastAsia="Times New Roman" w:hAnsi="STIXGeneral-Italic" w:cs="Lucida Grande"/>
+          <w:color w:val="000000"/>
+          <w:sz w:val="19"/>
+          <w:szCs w:val="19"/>
+          <w:bdr w:val="none" w:sz="0" w:space="0" w:color="auto" w:frame="1"/>
+          <w:lang w:eastAsia="en-US"/>
+        </w:rPr>
+        <w:t>tot</w:t>
+      </w:r>
+      <w:r>
+        <w:rPr>
+          <w:rFonts w:ascii="STIXGeneral-Regular" w:eastAsia="Times New Roman" w:hAnsi="STIXGeneral-Regular" w:cs="Lucida Grande"/>
+          <w:color w:val="000000"/>
+          <w:sz w:val="27"/>
+          <w:szCs w:val="27"/>
+          <w:bdr w:val="none" w:sz="0" w:space="0" w:color="auto" w:frame="1"/>
+          <w:lang w:eastAsia="en-US"/>
+        </w:rPr>
+        <w:t>/[</w:t>
+      </w:r>
+      <w:r>
+        <w:rPr>
+          <w:rFonts w:ascii="STIXGeneral-Italic" w:eastAsia="Times New Roman" w:hAnsi="STIXGeneral-Italic" w:cs="Lucida Grande"/>
+          <w:color w:val="000000"/>
+          <w:sz w:val="27"/>
+          <w:szCs w:val="27"/>
+          <w:bdr w:val="none" w:sz="0" w:space="0" w:color="auto" w:frame="1"/>
+          <w:lang w:eastAsia="en-US"/>
+        </w:rPr>
+        <w:t>υ</w:t>
+      </w:r>
+      <w:r>
+        <w:rPr>
+          <w:rFonts w:ascii="STIXGeneral-Regular" w:eastAsia="Times New Roman" w:hAnsi="STIXGeneral-Regular" w:cs="Lucida Grande"/>
+          <w:color w:val="000000"/>
+          <w:sz w:val="27"/>
+          <w:szCs w:val="27"/>
+          <w:bdr w:val="none" w:sz="0" w:space="0" w:color="auto" w:frame="1"/>
+          <w:lang w:eastAsia="en-US"/>
+        </w:rPr>
+        <w:t>(6.37×10</w:t>
+      </w:r>
+      <w:r>
+        <w:rPr>
+          <w:rFonts w:ascii="STIXGeneral-Regular" w:eastAsia="Times New Roman" w:hAnsi="STIXGeneral-Regular" w:cs="Lucida Grande"/>
+          <w:color w:val="000000"/>
+          <w:sz w:val="19"/>
+          <w:szCs w:val="19"/>
+          <w:bdr w:val="none" w:sz="0" w:space="0" w:color="auto" w:frame="1"/>
+          <w:lang w:eastAsia="en-US"/>
+        </w:rPr>
+        <w:t>10</w:t>
+      </w:r>
+      <w:r>
+        <w:rPr>
+          <w:rFonts w:ascii="STIXGeneral-Italic" w:eastAsia="Times New Roman" w:hAnsi="STIXGeneral-Italic" w:cs="Lucida Grande"/>
+          <w:color w:val="000000"/>
+          <w:sz w:val="27"/>
+          <w:szCs w:val="27"/>
+          <w:bdr w:val="none" w:sz="0" w:space="0" w:color="auto" w:frame="1"/>
+          <w:lang w:eastAsia="en-US"/>
+        </w:rPr>
+        <w:t>M</w:t>
+      </w:r>
+      <w:r>
+        <w:rPr>
+          <w:rFonts w:ascii="STIXGeneral-Regular" w:eastAsia="Times New Roman" w:hAnsi="STIXGeneral-Regular" w:cs="Lucida Grande"/>
+          <w:color w:val="000000"/>
+          <w:sz w:val="19"/>
+          <w:szCs w:val="19"/>
+          <w:bdr w:val="none" w:sz="0" w:space="0" w:color="auto" w:frame="1"/>
+          <w:lang w:eastAsia="en-US"/>
+        </w:rPr>
+        <w:t>⊙</w:t>
+      </w:r>
+      <w:r>
+        <w:rPr>
+          <w:rFonts w:ascii="STIXGeneral-Regular" w:eastAsia="Times New Roman" w:hAnsi="STIXGeneral-Regular" w:cs="Lucida Grande"/>
+          <w:color w:val="000000"/>
+          <w:sz w:val="27"/>
+          <w:szCs w:val="27"/>
+          <w:bdr w:val="none" w:sz="0" w:space="0" w:color="auto" w:frame="1"/>
+          <w:lang w:eastAsia="en-US"/>
+        </w:rPr>
+        <w:t>)]</w:t>
+      </w:r>
+      <w:r>
+        <w:rPr>
+          <w:rFonts w:ascii="STIXSizeOneSym" w:eastAsia="Times New Roman" w:hAnsi="STIXSizeOneSym" w:cs="Lucida Grande"/>
+          <w:color w:val="000000"/>
+          <w:sz w:val="27"/>
+          <w:szCs w:val="27"/>
+          <w:bdr w:val="none" w:sz="0" w:space="0" w:color="auto" w:frame="1"/>
+          <w:lang w:eastAsia="en-US"/>
+        </w:rPr>
+        <w:t>}</w:t>
+      </w:r>
+      <w:r>
+        <w:rPr>
+          <w:rFonts w:ascii="STIXGeneral-Regular" w:eastAsia="Times New Roman" w:hAnsi="STIXGeneral-Regular" w:cs="Lucida Grande"/>
+          <w:color w:val="000000"/>
+          <w:sz w:val="27"/>
+          <w:szCs w:val="27"/>
+          <w:bdr w:val="none" w:sz="0" w:space="0" w:color="auto" w:frame="1"/>
+          <w:lang w:eastAsia="en-US"/>
+        </w:rPr>
+        <w:t>+(7.25</w:t>
+      </w:r>
+      <w:r>
+        <w:rPr>
+          <w:rFonts w:ascii="STIXGeneral-Regular" w:eastAsia="Times New Roman" w:hAnsi="STIXGeneral-Regular" w:cs="Lucida Grande"/>
+          <w:color w:val="000000"/>
+          <w:sz w:val="19"/>
+          <w:szCs w:val="19"/>
+          <w:bdr w:val="none" w:sz="0" w:space="0" w:color="auto" w:frame="1"/>
+          <w:lang w:eastAsia="en-US"/>
+        </w:rPr>
+        <w:t>+0.13−0.14</w:t>
+      </w:r>
+      <w:r>
+        <w:rPr>
+          <w:rFonts w:ascii="STIXGeneral-Regular" w:eastAsia="Times New Roman" w:hAnsi="STIXGeneral-Regular" w:cs="Lucida Grande"/>
+          <w:color w:val="000000"/>
+          <w:sz w:val="27"/>
+          <w:szCs w:val="27"/>
+          <w:bdr w:val="none" w:sz="0" w:space="0" w:color="auto" w:frame="1"/>
+          <w:lang w:eastAsia="en-US"/>
+        </w:rPr>
+        <w:t>)</w:t>
+      </w:r>
+      <w:r>
+        <w:rPr>
+          <w:rFonts w:ascii="Lucida Grande" w:eastAsia="Times New Roman" w:hAnsi="Lucida Grande" w:cs="Lucida Grande"/>
+          <w:color w:val="000000"/>
+          <w:sz w:val="23"/>
+          <w:szCs w:val="23"/>
+          <w:shd w:val="clear" w:color="auto" w:fill="FFFFFF"/>
+          <w:lang w:eastAsia="en-US"/>
+        </w:rPr>
+        <w:t>. The scatter from the regression of </w:t>
+      </w:r>
+      <w:r>
+        <w:rPr>
+          <w:rFonts w:ascii="STIXGeneral-Italic" w:eastAsia="Times New Roman" w:hAnsi="STIXGeneral-Italic" w:cs="Lucida Grande"/>
+          <w:color w:val="000000"/>
+          <w:sz w:val="27"/>
+          <w:szCs w:val="27"/>
+          <w:bdr w:val="none" w:sz="0" w:space="0" w:color="auto" w:frame="1"/>
+          <w:lang w:eastAsia="en-US"/>
+        </w:rPr>
+        <w:t>M</w:t>
+      </w:r>
+      <w:r>
+        <w:rPr>
+          <w:rFonts w:ascii="STIXGeneral-Italic" w:eastAsia="Times New Roman" w:hAnsi="STIXGeneral-Italic" w:cs="Lucida Grande"/>
+          <w:color w:val="000000"/>
+          <w:sz w:val="19"/>
+          <w:szCs w:val="19"/>
+          <w:bdr w:val="none" w:sz="0" w:space="0" w:color="auto" w:frame="1"/>
+          <w:lang w:eastAsia="en-US"/>
+        </w:rPr>
+        <w:t>BH</w:t>
+      </w:r>
+      <w:r>
+        <w:rPr>
+          <w:rFonts w:ascii="Lucida Grande" w:eastAsia="Times New Roman" w:hAnsi="Lucida Grande" w:cs="Lucida Grande"/>
+          <w:color w:val="000000"/>
+          <w:sz w:val="23"/>
+          <w:szCs w:val="23"/>
+          <w:shd w:val="clear" w:color="auto" w:fill="FFFFFF"/>
+          <w:lang w:eastAsia="en-US"/>
+        </w:rPr>
+        <w:t>on </w:t>
+      </w:r>
+      <w:r>
+        <w:rPr>
+          <w:rFonts w:ascii="STIXGeneral-Italic" w:eastAsia="Times New Roman" w:hAnsi="STIXGeneral-Italic" w:cs="Lucida Grande"/>
+          <w:color w:val="000000"/>
+          <w:sz w:val="27"/>
+          <w:szCs w:val="27"/>
+          <w:bdr w:val="none" w:sz="0" w:space="0" w:color="auto" w:frame="1"/>
+          <w:lang w:eastAsia="en-US"/>
+        </w:rPr>
+        <w:t>M</w:t>
       </w:r>
       <w:proofErr w:type="gramStart"/>
       <w:r>
         <w:rPr>
           <w:rFonts w:ascii="STIXGeneral-Regular" w:eastAsia="Times New Roman" w:hAnsi="STIXGeneral-Regular" w:cs="Lucida Grande"/>
           <w:color w:val="000000"/>
-          <w:sz w:val="18"/>
-          <w:szCs w:val="18"/>
-          <w:bdr w:val="none" w:sz="0" w:space="0" w:color="auto" w:frame="1"/>
-        </w:rPr>
-        <w:t>∗,tot</w:t>
+          <w:sz w:val="19"/>
+          <w:szCs w:val="19"/>
+          <w:bdr w:val="none" w:sz="0" w:space="0" w:color="auto" w:frame="1"/>
+          <w:lang w:eastAsia="en-US"/>
+        </w:rPr>
+        <w:t>∗,</w:t>
+      </w:r>
+      <w:r>
+        <w:rPr>
+          <w:rFonts w:ascii="STIXGeneral-Italic" w:eastAsia="Times New Roman" w:hAnsi="STIXGeneral-Italic" w:cs="Lucida Grande"/>
+          <w:color w:val="000000"/>
+          <w:sz w:val="19"/>
+          <w:szCs w:val="19"/>
+          <w:bdr w:val="none" w:sz="0" w:space="0" w:color="auto" w:frame="1"/>
+          <w:lang w:eastAsia="en-US"/>
+        </w:rPr>
+        <w:t>tot</w:t>
       </w:r>
       <w:proofErr w:type="gramEnd"/>
       <w:r>
         <w:rPr>
           <w:rFonts w:ascii="Lucida Grande" w:eastAsia="Times New Roman" w:hAnsi="Lucida Grande" w:cs="Lucida Grande"/>
           <w:color w:val="000000"/>
-          <w:sz w:val="22"/>
-          <w:szCs w:val="22"/>
-          <w:shd w:val="clear" w:color="auto" w:fill="FFFFFF"/>
-        </w:rPr>
-        <w:t>. The scatter from the regression of </w:t>
-      </w:r>
-      <w:r>
-        <w:rPr>
-          <w:rFonts w:ascii="STIXGeneral-Italic" w:eastAsia="Times New Roman" w:hAnsi="STIXGeneral-Italic" w:cs="Lucida Grande"/>
-          <w:color w:val="000000"/>
-          <w:sz w:val="26"/>
-          <w:szCs w:val="26"/>
-          <w:bdr w:val="none" w:sz="0" w:space="0" w:color="auto" w:frame="1"/>
-        </w:rPr>
-        <w:t>M</w:t>
-      </w:r>
-      <w:r>
-        <w:rPr>
-          <w:rFonts w:ascii="STIXGeneral-Regular" w:eastAsia="Times New Roman" w:hAnsi="STIXGeneral-Regular" w:cs="Lucida Grande"/>
-          <w:color w:val="000000"/>
-          <w:sz w:val="18"/>
-          <w:szCs w:val="18"/>
-          <w:bdr w:val="none" w:sz="0" w:space="0" w:color="auto" w:frame="1"/>
+          <w:sz w:val="23"/>
+          <w:szCs w:val="23"/>
+          <w:shd w:val="clear" w:color="auto" w:fill="FFFFFF"/>
+          <w:lang w:eastAsia="en-US"/>
+        </w:rPr>
+        <w:t> is 0.66 dex; compare 0.56 dex for </w:t>
+      </w:r>
+      <w:r>
+        <w:rPr>
+          <w:rFonts w:ascii="STIXGeneral-Italic" w:eastAsia="Times New Roman" w:hAnsi="STIXGeneral-Italic" w:cs="Lucida Grande"/>
+          <w:color w:val="000000"/>
+          <w:sz w:val="27"/>
+          <w:szCs w:val="27"/>
+          <w:bdr w:val="none" w:sz="0" w:space="0" w:color="auto" w:frame="1"/>
+          <w:lang w:eastAsia="en-US"/>
+        </w:rPr>
+        <w:t>M</w:t>
+      </w:r>
+      <w:r>
+        <w:rPr>
+          <w:rFonts w:ascii="STIXGeneral-Italic" w:eastAsia="Times New Roman" w:hAnsi="STIXGeneral-Italic" w:cs="Lucida Grande"/>
+          <w:color w:val="000000"/>
+          <w:sz w:val="19"/>
+          <w:szCs w:val="19"/>
+          <w:bdr w:val="none" w:sz="0" w:space="0" w:color="auto" w:frame="1"/>
+          <w:lang w:eastAsia="en-US"/>
         </w:rPr>
         <w:t>BH</w:t>
       </w:r>
@@ -2997,20 +3029,175 @@
         <w:rPr>
           <w:rFonts w:ascii="Lucida Grande" w:eastAsia="Times New Roman" w:hAnsi="Lucida Grande" w:cs="Lucida Grande"/>
           <w:color w:val="000000"/>
-          <w:sz w:val="22"/>
-          <w:szCs w:val="22"/>
-          <w:shd w:val="clear" w:color="auto" w:fill="FFFFFF"/>
+          <w:sz w:val="23"/>
+          <w:szCs w:val="23"/>
+          <w:shd w:val="clear" w:color="auto" w:fill="FFFFFF"/>
+          <w:lang w:eastAsia="en-US"/>
         </w:rPr>
         <w:t> on </w:t>
       </w:r>
-      <w:proofErr w:type="spellStart"/>
-      <w:r>
-        <w:rPr>
-          <w:rFonts w:ascii="STIXGeneral-Italic" w:eastAsia="Times New Roman" w:hAnsi="STIXGeneral-Italic" w:cs="Lucida Grande"/>
-          <w:color w:val="000000"/>
-          <w:sz w:val="26"/>
-          <w:szCs w:val="26"/>
-          <w:bdr w:val="none" w:sz="0" w:space="0" w:color="auto" w:frame="1"/>
+      <w:r>
+        <w:rPr>
+          <w:rFonts w:ascii="STIXGeneral-Italic" w:eastAsia="Times New Roman" w:hAnsi="STIXGeneral-Italic" w:cs="Lucida Grande"/>
+          <w:color w:val="000000"/>
+          <w:sz w:val="27"/>
+          <w:szCs w:val="27"/>
+          <w:bdr w:val="none" w:sz="0" w:space="0" w:color="auto" w:frame="1"/>
+          <w:lang w:eastAsia="en-US"/>
+        </w:rPr>
+        <w:t>M</w:t>
+      </w:r>
+      <w:r>
+        <w:rPr>
+          <w:rFonts w:ascii="STIXGeneral-Regular" w:eastAsia="Times New Roman" w:hAnsi="STIXGeneral-Regular" w:cs="Lucida Grande"/>
+          <w:color w:val="000000"/>
+          <w:sz w:val="19"/>
+          <w:szCs w:val="19"/>
+          <w:bdr w:val="none" w:sz="0" w:space="0" w:color="auto" w:frame="1"/>
+          <w:lang w:eastAsia="en-US"/>
+        </w:rPr>
+        <w:t>∗,</w:t>
+      </w:r>
+      <w:r>
+        <w:rPr>
+          <w:rFonts w:ascii="STIXGeneral-Italic" w:eastAsia="Times New Roman" w:hAnsi="STIXGeneral-Italic" w:cs="Lucida Grande"/>
+          <w:color w:val="000000"/>
+          <w:sz w:val="19"/>
+          <w:szCs w:val="19"/>
+          <w:bdr w:val="none" w:sz="0" w:space="0" w:color="auto" w:frame="1"/>
+          <w:lang w:eastAsia="en-US"/>
+        </w:rPr>
+        <w:t>sph</w:t>
+      </w:r>
+      <w:r>
+        <w:rPr>
+          <w:rFonts w:ascii="Lucida Grande" w:eastAsia="Times New Roman" w:hAnsi="Lucida Grande" w:cs="Lucida Grande"/>
+          <w:color w:val="000000"/>
+          <w:sz w:val="23"/>
+          <w:szCs w:val="23"/>
+          <w:shd w:val="clear" w:color="auto" w:fill="FFFFFF"/>
+          <w:lang w:eastAsia="en-US"/>
+        </w:rPr>
+        <w:t> and </w:t>
+      </w:r>
+      <w:r>
+        <w:rPr>
+          <w:rFonts w:ascii="STIXGeneral-Regular" w:eastAsia="Times New Roman" w:hAnsi="STIXGeneral-Regular" w:cs="Lucida Grande"/>
+          <w:color w:val="000000"/>
+          <w:sz w:val="27"/>
+          <w:szCs w:val="27"/>
+          <w:bdr w:val="none" w:sz="0" w:space="0" w:color="auto" w:frame="1"/>
+          <w:lang w:eastAsia="en-US"/>
+        </w:rPr>
+        <w:t>0.57</w:t>
+      </w:r>
+      <w:r>
+        <w:rPr>
+          <w:rFonts w:ascii="Lucida Grande" w:eastAsia="Times New Roman" w:hAnsi="Lucida Grande" w:cs="Lucida Grande"/>
+          <w:color w:val="000000"/>
+          <w:sz w:val="23"/>
+          <w:szCs w:val="23"/>
+          <w:shd w:val="clear" w:color="auto" w:fill="FFFFFF"/>
+          <w:lang w:eastAsia="en-US"/>
+        </w:rPr>
+        <w:t> dex for </w:t>
+      </w:r>
+      <w:r>
+        <w:rPr>
+          <w:rFonts w:ascii="STIXGeneral-Italic" w:eastAsia="Times New Roman" w:hAnsi="STIXGeneral-Italic" w:cs="Lucida Grande"/>
+          <w:color w:val="000000"/>
+          <w:sz w:val="27"/>
+          <w:szCs w:val="27"/>
+          <w:bdr w:val="none" w:sz="0" w:space="0" w:color="auto" w:frame="1"/>
+          <w:lang w:eastAsia="en-US"/>
+        </w:rPr>
+        <w:t>M</w:t>
+      </w:r>
+      <w:r>
+        <w:rPr>
+          <w:rFonts w:ascii="STIXGeneral-Italic" w:eastAsia="Times New Roman" w:hAnsi="STIXGeneral-Italic" w:cs="Lucida Grande"/>
+          <w:color w:val="000000"/>
+          <w:sz w:val="19"/>
+          <w:szCs w:val="19"/>
+          <w:bdr w:val="none" w:sz="0" w:space="0" w:color="auto" w:frame="1"/>
+          <w:lang w:eastAsia="en-US"/>
+        </w:rPr>
+        <w:t>BH</w:t>
+      </w:r>
+      <w:r>
+        <w:rPr>
+          <w:rFonts w:ascii="Lucida Grande" w:eastAsia="Times New Roman" w:hAnsi="Lucida Grande" w:cs="Lucida Grande"/>
+          <w:color w:val="000000"/>
+          <w:sz w:val="23"/>
+          <w:szCs w:val="23"/>
+          <w:shd w:val="clear" w:color="auto" w:fill="FFFFFF"/>
+          <w:lang w:eastAsia="en-US"/>
+        </w:rPr>
+        <w:t> on </w:t>
+      </w:r>
+      <w:r>
+        <w:rPr>
+          <w:rFonts w:ascii="STIXGeneral-Italic" w:eastAsia="Times New Roman" w:hAnsi="STIXGeneral-Italic" w:cs="Lucida Grande"/>
+          <w:color w:val="000000"/>
+          <w:sz w:val="27"/>
+          <w:szCs w:val="27"/>
+          <w:bdr w:val="none" w:sz="0" w:space="0" w:color="auto" w:frame="1"/>
+          <w:lang w:eastAsia="en-US"/>
+        </w:rPr>
+        <w:t>σ</w:t>
+      </w:r>
+      <w:r>
+        <w:rPr>
+          <w:rFonts w:ascii="STIXGeneral-Regular" w:eastAsia="Times New Roman" w:hAnsi="STIXGeneral-Regular" w:cs="Lucida Grande"/>
+          <w:color w:val="000000"/>
+          <w:sz w:val="19"/>
+          <w:szCs w:val="19"/>
+          <w:bdr w:val="none" w:sz="0" w:space="0" w:color="auto" w:frame="1"/>
+          <w:lang w:eastAsia="en-US"/>
+        </w:rPr>
+        <w:t>∗</w:t>
+      </w:r>
+      <w:r>
+        <w:rPr>
+          <w:rFonts w:ascii="Lucida Grande" w:eastAsia="Times New Roman" w:hAnsi="Lucida Grande" w:cs="Lucida Grande"/>
+          <w:color w:val="000000"/>
+          <w:sz w:val="23"/>
+          <w:szCs w:val="23"/>
+          <w:shd w:val="clear" w:color="auto" w:fill="FFFFFF"/>
+          <w:lang w:eastAsia="en-US"/>
+        </w:rPr>
+        <w:t>. The slope is </w:t>
+      </w:r>
+      <w:r>
+        <w:rPr>
+          <w:rFonts w:ascii="STIXGeneral-Regular" w:eastAsia="Times New Roman" w:hAnsi="STIXGeneral-Regular" w:cs="Lucida Grande"/>
+          <w:color w:val="000000"/>
+          <w:sz w:val="27"/>
+          <w:szCs w:val="27"/>
+          <w:bdr w:val="none" w:sz="0" w:space="0" w:color="auto" w:frame="1"/>
+          <w:lang w:eastAsia="en-US"/>
+        </w:rPr>
+        <w:t>&gt;2</w:t>
+      </w:r>
+      <w:r>
+        <w:rPr>
+          <w:rFonts w:ascii="Lucida Grande" w:eastAsia="Times New Roman" w:hAnsi="Lucida Grande" w:cs="Lucida Grande"/>
+          <w:color w:val="000000"/>
+          <w:sz w:val="23"/>
+          <w:szCs w:val="23"/>
+          <w:shd w:val="clear" w:color="auto" w:fill="FFFFFF"/>
+          <w:lang w:eastAsia="en-US"/>
+        </w:rPr>
+        <w:t> times that obtained using core-Sérsic early-type galaxies, echoing a similar result involving </w:t>
+      </w:r>
+      <w:r>
+        <w:rPr>
+          <w:rFonts w:ascii="STIXGeneral-Italic" w:eastAsia="Times New Roman" w:hAnsi="STIXGeneral-Italic" w:cs="Lucida Grande"/>
+          <w:color w:val="000000"/>
+          <w:sz w:val="27"/>
+          <w:szCs w:val="27"/>
+          <w:bdr w:val="none" w:sz="0" w:space="0" w:color="auto" w:frame="1"/>
+          <w:lang w:eastAsia="en-US"/>
         </w:rPr>
         <w:t>M</w:t>
       </w:r>
@@ -3019,145 +3206,55 @@
         <w:rPr>
           <w:rFonts w:ascii="STIXGeneral-Regular" w:eastAsia="Times New Roman" w:hAnsi="STIXGeneral-Regular" w:cs="Lucida Grande"/>
           <w:color w:val="000000"/>
-          <w:sz w:val="18"/>
-          <w:szCs w:val="18"/>
-          <w:bdr w:val="none" w:sz="0" w:space="0" w:color="auto" w:frame="1"/>
-        </w:rPr>
-        <w:t>∗,tot</w:t>
-      </w:r>
-      <w:proofErr w:type="spellEnd"/>
+          <w:sz w:val="19"/>
+          <w:szCs w:val="19"/>
+          <w:bdr w:val="none" w:sz="0" w:space="0" w:color="auto" w:frame="1"/>
+          <w:lang w:eastAsia="en-US"/>
+        </w:rPr>
+        <w:t>∗,</w:t>
+      </w:r>
+      <w:r>
+        <w:rPr>
+          <w:rFonts w:ascii="STIXGeneral-Italic" w:eastAsia="Times New Roman" w:hAnsi="STIXGeneral-Italic" w:cs="Lucida Grande"/>
+          <w:color w:val="000000"/>
+          <w:sz w:val="19"/>
+          <w:szCs w:val="19"/>
+          <w:bdr w:val="none" w:sz="0" w:space="0" w:color="auto" w:frame="1"/>
+          <w:lang w:eastAsia="en-US"/>
+        </w:rPr>
+        <w:t>sph</w:t>
+      </w:r>
       <w:proofErr w:type="gramEnd"/>
       <w:r>
         <w:rPr>
           <w:rFonts w:ascii="Lucida Grande" w:eastAsia="Times New Roman" w:hAnsi="Lucida Grande" w:cs="Lucida Grande"/>
           <w:color w:val="000000"/>
-          <w:sz w:val="22"/>
-          <w:szCs w:val="22"/>
-          <w:shd w:val="clear" w:color="auto" w:fill="FFFFFF"/>
-        </w:rPr>
-        <w:t> is </w:t>
-      </w:r>
-      <w:r>
-        <w:rPr>
-          <w:rFonts w:ascii="STIXGeneral-Regular" w:eastAsia="Times New Roman" w:hAnsi="STIXGeneral-Regular" w:cs="Lucida Grande"/>
-          <w:color w:val="000000"/>
-          <w:sz w:val="26"/>
-          <w:szCs w:val="26"/>
-          <w:bdr w:val="none" w:sz="0" w:space="0" w:color="auto" w:frame="1"/>
-        </w:rPr>
-        <w:t>0.6</w:t>
-      </w:r>
-      <w:r>
-        <w:rPr>
-          <w:rFonts w:ascii="STIXGeneral-Regular" w:eastAsia="Times New Roman" w:hAnsi="STIXGeneral-Regular" w:cs="Lucida Grande"/>
-          <w:color w:val="000000"/>
-          <w:sz w:val="26"/>
-          <w:szCs w:val="26"/>
-          <w:bdr w:val="none" w:sz="0" w:space="0" w:color="auto" w:frame="1"/>
-        </w:rPr>
-        <w:t>6</w:t>
-      </w:r>
-      <w:r>
-        <w:rPr>
-          <w:rFonts w:ascii="Lucida Grande" w:eastAsia="Times New Roman" w:hAnsi="Lucida Grande" w:cs="Lucida Grande"/>
-          <w:color w:val="000000"/>
-          <w:sz w:val="22"/>
-          <w:szCs w:val="22"/>
-          <w:shd w:val="clear" w:color="auto" w:fill="FFFFFF"/>
-        </w:rPr>
-        <w:t> </w:t>
-      </w:r>
-      <w:proofErr w:type="spellStart"/>
-      <w:r>
-        <w:rPr>
-          <w:rFonts w:ascii="Lucida Grande" w:eastAsia="Times New Roman" w:hAnsi="Lucida Grande" w:cs="Lucida Grande"/>
-          <w:color w:val="000000"/>
-          <w:sz w:val="22"/>
-          <w:szCs w:val="22"/>
-          <w:shd w:val="clear" w:color="auto" w:fill="FFFFFF"/>
-        </w:rPr>
-        <w:t>dex</w:t>
-      </w:r>
-      <w:proofErr w:type="spellEnd"/>
-      <w:r>
-        <w:rPr>
-          <w:rFonts w:ascii="Lucida Grande" w:eastAsia="Times New Roman" w:hAnsi="Lucida Grande" w:cs="Lucida Grande"/>
-          <w:color w:val="000000"/>
-          <w:sz w:val="22"/>
-          <w:szCs w:val="22"/>
-          <w:shd w:val="clear" w:color="auto" w:fill="FFFFFF"/>
-        </w:rPr>
-        <w:t>, cf. </w:t>
-      </w:r>
-      <w:r>
-        <w:rPr>
-          <w:rFonts w:ascii="STIXGeneral-Regular" w:eastAsia="Times New Roman" w:hAnsi="STIXGeneral-Regular" w:cs="Lucida Grande"/>
-          <w:color w:val="000000"/>
-          <w:sz w:val="26"/>
-          <w:szCs w:val="26"/>
-          <w:bdr w:val="none" w:sz="0" w:space="0" w:color="auto" w:frame="1"/>
-        </w:rPr>
-        <w:t>0.5</w:t>
-      </w:r>
-      <w:r>
-        <w:rPr>
-          <w:rFonts w:ascii="STIXGeneral-Regular" w:eastAsia="Times New Roman" w:hAnsi="STIXGeneral-Regular" w:cs="Lucida Grande"/>
-          <w:color w:val="000000"/>
-          <w:sz w:val="26"/>
-          <w:szCs w:val="26"/>
-          <w:bdr w:val="none" w:sz="0" w:space="0" w:color="auto" w:frame="1"/>
-        </w:rPr>
-        <w:t>6</w:t>
-      </w:r>
-      <w:r>
-        <w:rPr>
-          <w:rFonts w:ascii="Lucida Grande" w:eastAsia="Times New Roman" w:hAnsi="Lucida Grande" w:cs="Lucida Grande"/>
-          <w:color w:val="000000"/>
-          <w:sz w:val="22"/>
-          <w:szCs w:val="22"/>
-          <w:shd w:val="clear" w:color="auto" w:fill="FFFFFF"/>
-        </w:rPr>
-        <w:t> </w:t>
-      </w:r>
-      <w:proofErr w:type="spellStart"/>
-      <w:r>
-        <w:rPr>
-          <w:rFonts w:ascii="Lucida Grande" w:eastAsia="Times New Roman" w:hAnsi="Lucida Grande" w:cs="Lucida Grande"/>
-          <w:color w:val="000000"/>
-          <w:sz w:val="22"/>
-          <w:szCs w:val="22"/>
-          <w:shd w:val="clear" w:color="auto" w:fill="FFFFFF"/>
-        </w:rPr>
-        <w:t>dex</w:t>
-      </w:r>
-      <w:proofErr w:type="spellEnd"/>
-      <w:r>
-        <w:rPr>
-          <w:rFonts w:ascii="Lucida Grande" w:eastAsia="Times New Roman" w:hAnsi="Lucida Grande" w:cs="Lucida Grande"/>
-          <w:color w:val="000000"/>
-          <w:sz w:val="22"/>
-          <w:szCs w:val="22"/>
-          <w:shd w:val="clear" w:color="auto" w:fill="FFFFFF"/>
-        </w:rPr>
-        <w:t xml:space="preserve"> for </w:t>
-      </w:r>
-      <w:r>
-        <w:rPr>
-          <w:rFonts w:ascii="STIXGeneral-Italic" w:eastAsia="Times New Roman" w:hAnsi="STIXGeneral-Italic" w:cs="Lucida Grande"/>
-          <w:color w:val="000000"/>
-          <w:sz w:val="26"/>
-          <w:szCs w:val="26"/>
-          <w:bdr w:val="none" w:sz="0" w:space="0" w:color="auto" w:frame="1"/>
-        </w:rPr>
-        <w:t>M</w:t>
-      </w:r>
-      <w:r>
-        <w:rPr>
-          <w:rFonts w:ascii="STIXGeneral-Regular" w:eastAsia="Times New Roman" w:hAnsi="STIXGeneral-Regular" w:cs="Lucida Grande"/>
-          <w:color w:val="000000"/>
-          <w:sz w:val="18"/>
-          <w:szCs w:val="18"/>
-          <w:bdr w:val="none" w:sz="0" w:space="0" w:color="auto" w:frame="1"/>
+          <w:sz w:val="23"/>
+          <w:szCs w:val="23"/>
+          <w:shd w:val="clear" w:color="auto" w:fill="FFFFFF"/>
+          <w:lang w:eastAsia="en-US"/>
+        </w:rPr>
+        <w:t>, and supporting a varied growth mechanism among different morphological types. This steeper relation has consequences for galaxy/black hole formation theories, simulations, and predicting black hole masses. We caution that (i) an </w:t>
+      </w:r>
+      <w:r>
+        <w:rPr>
+          <w:rFonts w:ascii="STIXGeneral-Italic" w:eastAsia="Times New Roman" w:hAnsi="STIXGeneral-Italic" w:cs="Lucida Grande"/>
+          <w:color w:val="000000"/>
+          <w:sz w:val="27"/>
+          <w:szCs w:val="27"/>
+          <w:bdr w:val="none" w:sz="0" w:space="0" w:color="auto" w:frame="1"/>
+          <w:lang w:eastAsia="en-US"/>
+        </w:rPr>
+        <w:t>M</w:t>
+      </w:r>
+      <w:r>
+        <w:rPr>
+          <w:rFonts w:ascii="STIXGeneral-Italic" w:eastAsia="Times New Roman" w:hAnsi="STIXGeneral-Italic" w:cs="Lucida Grande"/>
+          <w:color w:val="000000"/>
+          <w:sz w:val="19"/>
+          <w:szCs w:val="19"/>
+          <w:bdr w:val="none" w:sz="0" w:space="0" w:color="auto" w:frame="1"/>
+          <w:lang w:eastAsia="en-US"/>
         </w:rPr>
         <w:t>BH</w:t>
       </w:r>
@@ -3165,113 +3262,76 @@
         <w:rPr>
           <w:rFonts w:ascii="Lucida Grande" w:eastAsia="Times New Roman" w:hAnsi="Lucida Grande" w:cs="Lucida Grande"/>
           <w:color w:val="000000"/>
-          <w:sz w:val="22"/>
-          <w:szCs w:val="22"/>
-          <w:shd w:val="clear" w:color="auto" w:fill="FFFFFF"/>
-        </w:rPr>
-        <w:t> on </w:t>
-      </w:r>
-      <w:r>
-        <w:rPr>
-          <w:rFonts w:ascii="STIXGeneral-Italic" w:eastAsia="Times New Roman" w:hAnsi="STIXGeneral-Italic" w:cs="Lucida Grande"/>
-          <w:color w:val="000000"/>
-          <w:sz w:val="26"/>
-          <w:szCs w:val="26"/>
-          <w:bdr w:val="none" w:sz="0" w:space="0" w:color="auto" w:frame="1"/>
-        </w:rPr>
-        <w:t>M</w:t>
-      </w:r>
-      <w:r>
-        <w:rPr>
-          <w:rFonts w:ascii="STIXGeneral-Regular" w:eastAsia="Times New Roman" w:hAnsi="STIXGeneral-Regular" w:cs="Lucida Grande"/>
-          <w:color w:val="000000"/>
-          <w:sz w:val="18"/>
-          <w:szCs w:val="18"/>
-          <w:bdr w:val="none" w:sz="0" w:space="0" w:color="auto" w:frame="1"/>
+          <w:sz w:val="23"/>
+          <w:szCs w:val="23"/>
+          <w:shd w:val="clear" w:color="auto" w:fill="FFFFFF"/>
+          <w:lang w:eastAsia="en-US"/>
+        </w:rPr>
+        <w:t>-</w:t>
+      </w:r>
+      <w:r>
+        <w:rPr>
+          <w:rFonts w:ascii="STIXGeneral-Italic" w:eastAsia="Times New Roman" w:hAnsi="STIXGeneral-Italic" w:cs="Lucida Grande"/>
+          <w:color w:val="000000"/>
+          <w:sz w:val="27"/>
+          <w:szCs w:val="27"/>
+          <w:bdr w:val="none" w:sz="0" w:space="0" w:color="auto" w:frame="1"/>
+          <w:lang w:eastAsia="en-US"/>
+        </w:rPr>
+        <w:t>M</w:t>
+      </w:r>
+      <w:r>
+        <w:rPr>
+          <w:rFonts w:ascii="STIXGeneral-Regular" w:eastAsia="Times New Roman" w:hAnsi="STIXGeneral-Regular" w:cs="Lucida Grande"/>
+          <w:color w:val="000000"/>
+          <w:sz w:val="19"/>
+          <w:szCs w:val="19"/>
+          <w:bdr w:val="none" w:sz="0" w:space="0" w:color="auto" w:frame="1"/>
+          <w:lang w:eastAsia="en-US"/>
         </w:rPr>
         <w:t>∗,</w:t>
       </w:r>
-      <w:proofErr w:type="spellStart"/>
-      <w:r>
-        <w:rPr>
-          <w:rFonts w:ascii="STIXGeneral-Regular" w:eastAsia="Times New Roman" w:hAnsi="STIXGeneral-Regular" w:cs="Lucida Grande"/>
-          <w:color w:val="000000"/>
-          <w:sz w:val="18"/>
-          <w:szCs w:val="18"/>
-          <w:bdr w:val="none" w:sz="0" w:space="0" w:color="auto" w:frame="1"/>
-        </w:rPr>
-        <w:t>sph</w:t>
-      </w:r>
-      <w:proofErr w:type="spellEnd"/>
-      <w:r>
-        <w:rPr>
-          <w:rFonts w:ascii="Lucida Grande" w:eastAsia="Times New Roman" w:hAnsi="Lucida Grande" w:cs="Lucida Grande"/>
-          <w:color w:val="000000"/>
-          <w:sz w:val="22"/>
-          <w:szCs w:val="22"/>
-          <w:shd w:val="clear" w:color="auto" w:fill="FFFFFF"/>
-        </w:rPr>
-        <w:t> and </w:t>
-      </w:r>
-      <w:r>
-        <w:rPr>
-          <w:rFonts w:ascii="STIXGeneral-Regular" w:eastAsia="Times New Roman" w:hAnsi="STIXGeneral-Regular" w:cs="Lucida Grande"/>
-          <w:color w:val="000000"/>
-          <w:sz w:val="26"/>
-          <w:szCs w:val="26"/>
-          <w:bdr w:val="none" w:sz="0" w:space="0" w:color="auto" w:frame="1"/>
-        </w:rPr>
-        <w:t>0.57</w:t>
-      </w:r>
-      <w:r>
-        <w:rPr>
-          <w:rFonts w:ascii="Lucida Grande" w:eastAsia="Times New Roman" w:hAnsi="Lucida Grande" w:cs="Lucida Grande"/>
-          <w:color w:val="000000"/>
-          <w:sz w:val="22"/>
-          <w:szCs w:val="22"/>
-          <w:shd w:val="clear" w:color="auto" w:fill="FFFFFF"/>
-        </w:rPr>
-        <w:t> </w:t>
-      </w:r>
-      <w:proofErr w:type="spellStart"/>
-      <w:r>
-        <w:rPr>
-          <w:rFonts w:ascii="Lucida Grande" w:eastAsia="Times New Roman" w:hAnsi="Lucida Grande" w:cs="Lucida Grande"/>
-          <w:color w:val="000000"/>
-          <w:sz w:val="22"/>
-          <w:szCs w:val="22"/>
-          <w:shd w:val="clear" w:color="auto" w:fill="FFFFFF"/>
-        </w:rPr>
-        <w:t>dex</w:t>
-      </w:r>
-      <w:proofErr w:type="spellEnd"/>
-      <w:r>
-        <w:rPr>
-          <w:rFonts w:ascii="Lucida Grande" w:eastAsia="Times New Roman" w:hAnsi="Lucida Grande" w:cs="Lucida Grande"/>
-          <w:color w:val="000000"/>
-          <w:sz w:val="22"/>
-          <w:szCs w:val="22"/>
-          <w:shd w:val="clear" w:color="auto" w:fill="FFFFFF"/>
-        </w:rPr>
-        <w:t xml:space="preserve"> for </w:t>
-      </w:r>
-      <w:r>
-        <w:rPr>
-          <w:rFonts w:ascii="STIXGeneral-Italic" w:eastAsia="Times New Roman" w:hAnsi="STIXGeneral-Italic" w:cs="Lucida Grande"/>
-          <w:color w:val="000000"/>
-          <w:sz w:val="26"/>
-          <w:szCs w:val="26"/>
-          <w:bdr w:val="none" w:sz="0" w:space="0" w:color="auto" w:frame="1"/>
-        </w:rPr>
-        <w:t>M</w:t>
-      </w:r>
-      <w:r>
-        <w:rPr>
-          <w:rFonts w:ascii="STIXGeneral-Regular" w:eastAsia="Times New Roman" w:hAnsi="STIXGeneral-Regular" w:cs="Lucida Grande"/>
-          <w:color w:val="000000"/>
-          <w:sz w:val="18"/>
-          <w:szCs w:val="18"/>
-          <w:bdr w:val="none" w:sz="0" w:space="0" w:color="auto" w:frame="1"/>
+      <w:r>
+        <w:rPr>
+          <w:rFonts w:ascii="STIXGeneral-Italic" w:eastAsia="Times New Roman" w:hAnsi="STIXGeneral-Italic" w:cs="Lucida Grande"/>
+          <w:color w:val="000000"/>
+          <w:sz w:val="19"/>
+          <w:szCs w:val="19"/>
+          <w:bdr w:val="none" w:sz="0" w:space="0" w:color="auto" w:frame="1"/>
+          <w:lang w:eastAsia="en-US"/>
+        </w:rPr>
+        <w:t>tot</w:t>
+      </w:r>
+      <w:r>
+        <w:rPr>
+          <w:rFonts w:ascii="Lucida Grande" w:eastAsia="Times New Roman" w:hAnsi="Lucida Grande" w:cs="Lucida Grande"/>
+          <w:color w:val="000000"/>
+          <w:sz w:val="23"/>
+          <w:szCs w:val="23"/>
+          <w:shd w:val="clear" w:color="auto" w:fill="FFFFFF"/>
+          <w:lang w:eastAsia="en-US"/>
+        </w:rPr>
+        <w:t> relation built from a mixture of early- and late-type galaxies will find an arbitrary slope of approximately 1-3, with no physical meaning beyond one's sample selection, and (ii) evolutionary studies of the </w:t>
+      </w:r>
+      <w:r>
+        <w:rPr>
+          <w:rFonts w:ascii="STIXGeneral-Italic" w:eastAsia="Times New Roman" w:hAnsi="STIXGeneral-Italic" w:cs="Lucida Grande"/>
+          <w:color w:val="000000"/>
+          <w:sz w:val="27"/>
+          <w:szCs w:val="27"/>
+          <w:bdr w:val="none" w:sz="0" w:space="0" w:color="auto" w:frame="1"/>
+          <w:lang w:eastAsia="en-US"/>
+        </w:rPr>
+        <w:t>M</w:t>
+      </w:r>
+      <w:r>
+        <w:rPr>
+          <w:rFonts w:ascii="STIXGeneral-Italic" w:eastAsia="Times New Roman" w:hAnsi="STIXGeneral-Italic" w:cs="Lucida Grande"/>
+          <w:color w:val="000000"/>
+          <w:sz w:val="19"/>
+          <w:szCs w:val="19"/>
+          <w:bdr w:val="none" w:sz="0" w:space="0" w:color="auto" w:frame="1"/>
+          <w:lang w:eastAsia="en-US"/>
         </w:rPr>
         <w:t>BH</w:t>
       </w:r>
@@ -3279,194 +3339,65 @@
         <w:rPr>
           <w:rFonts w:ascii="Lucida Grande" w:eastAsia="Times New Roman" w:hAnsi="Lucida Grande" w:cs="Lucida Grande"/>
           <w:color w:val="000000"/>
-          <w:sz w:val="22"/>
-          <w:szCs w:val="22"/>
-          <w:shd w:val="clear" w:color="auto" w:fill="FFFFFF"/>
-        </w:rPr>
-        <w:t> on </w:t>
-      </w:r>
-      <w:r>
-        <w:rPr>
-          <w:rFonts w:ascii="STIXGeneral-Italic" w:eastAsia="Times New Roman" w:hAnsi="STIXGeneral-Italic" w:cs="Lucida Grande"/>
-          <w:color w:val="000000"/>
-          <w:sz w:val="26"/>
-          <w:szCs w:val="26"/>
-          <w:bdr w:val="none" w:sz="0" w:space="0" w:color="auto" w:frame="1"/>
-        </w:rPr>
-        <w:t>σ</w:t>
-      </w:r>
-      <w:r>
-        <w:rPr>
-          <w:rFonts w:ascii="STIXGeneral-Regular" w:eastAsia="Times New Roman" w:hAnsi="STIXGeneral-Regular" w:cs="Lucida Grande"/>
-          <w:color w:val="000000"/>
-          <w:sz w:val="18"/>
-          <w:szCs w:val="18"/>
-          <w:bdr w:val="none" w:sz="0" w:space="0" w:color="auto" w:frame="1"/>
-        </w:rPr>
-        <w:t>∗</w:t>
-      </w:r>
-      <w:r>
-        <w:rPr>
-          <w:rFonts w:ascii="Lucida Grande" w:eastAsia="Times New Roman" w:hAnsi="Lucida Grande" w:cs="Lucida Grande"/>
-          <w:color w:val="000000"/>
-          <w:sz w:val="22"/>
-          <w:szCs w:val="22"/>
-          <w:shd w:val="clear" w:color="auto" w:fill="FFFFFF"/>
-        </w:rPr>
-        <w:t>. The slope is </w:t>
-      </w:r>
-      <w:r>
-        <w:rPr>
-          <w:rFonts w:ascii="STIXGeneral-Regular" w:eastAsia="Times New Roman" w:hAnsi="STIXGeneral-Regular" w:cs="Lucida Grande"/>
-          <w:color w:val="000000"/>
-          <w:sz w:val="26"/>
-          <w:szCs w:val="26"/>
-          <w:bdr w:val="none" w:sz="0" w:space="0" w:color="auto" w:frame="1"/>
-        </w:rPr>
-        <w:t>&gt;2</w:t>
-      </w:r>
-      <w:r>
-        <w:rPr>
-          <w:rFonts w:ascii="Lucida Grande" w:eastAsia="Times New Roman" w:hAnsi="Lucida Grande" w:cs="Lucida Grande"/>
-          <w:color w:val="000000"/>
-          <w:sz w:val="22"/>
-          <w:szCs w:val="22"/>
-          <w:shd w:val="clear" w:color="auto" w:fill="FFFFFF"/>
-        </w:rPr>
-        <w:t> times that obtained using core-</w:t>
-      </w:r>
-      <w:r>
-        <w:rPr>
-          <w:rFonts w:ascii="-webkit-standard" w:eastAsia="Times New Roman" w:hAnsi="-webkit-standard" w:cs="Times New Roman"/>
-          <w:color w:val="000000"/>
-          <w:sz w:val="27"/>
-          <w:szCs w:val="27"/>
-          <w:shd w:val="clear" w:color="auto" w:fill="FFFFFF"/>
-        </w:rPr>
-        <w:t>Sérsic</w:t>
-      </w:r>
-      <w:r>
-        <w:rPr>
-          <w:rFonts w:ascii="Lucida Grande" w:eastAsia="Times New Roman" w:hAnsi="Lucida Grande" w:cs="Lucida Grande"/>
-          <w:color w:val="000000"/>
-          <w:sz w:val="22"/>
-          <w:szCs w:val="22"/>
-          <w:shd w:val="clear" w:color="auto" w:fill="FFFFFF"/>
-        </w:rPr>
-        <w:t xml:space="preserve"> </w:t>
-      </w:r>
-      <w:r>
-        <w:rPr>
-          <w:rFonts w:ascii="Lucida Grande" w:eastAsia="Times New Roman" w:hAnsi="Lucida Grande" w:cs="Lucida Grande"/>
-          <w:color w:val="000000"/>
-          <w:sz w:val="22"/>
-          <w:szCs w:val="22"/>
-          <w:shd w:val="clear" w:color="auto" w:fill="FFFFFF"/>
-        </w:rPr>
-        <w:t>early-type galaxies, echoing a similar result involving </w:t>
-      </w:r>
-      <w:r>
-        <w:rPr>
-          <w:rFonts w:ascii="STIXGeneral-Italic" w:eastAsia="Times New Roman" w:hAnsi="STIXGeneral-Italic" w:cs="Lucida Grande"/>
-          <w:color w:val="000000"/>
-          <w:sz w:val="26"/>
-          <w:szCs w:val="26"/>
-          <w:bdr w:val="none" w:sz="0" w:space="0" w:color="auto" w:frame="1"/>
-        </w:rPr>
-        <w:t>M</w:t>
-      </w:r>
-      <w:r>
-        <w:rPr>
-          <w:rFonts w:ascii="STIXGeneral-Regular" w:eastAsia="Times New Roman" w:hAnsi="STIXGeneral-Regular" w:cs="Lucida Grande"/>
-          <w:color w:val="000000"/>
-          <w:sz w:val="18"/>
-          <w:szCs w:val="18"/>
-          <w:bdr w:val="none" w:sz="0" w:space="0" w:color="auto" w:frame="1"/>
+          <w:sz w:val="23"/>
+          <w:szCs w:val="23"/>
+          <w:shd w:val="clear" w:color="auto" w:fill="FFFFFF"/>
+          <w:lang w:eastAsia="en-US"/>
+        </w:rPr>
+        <w:t>-</w:t>
+      </w:r>
+      <w:r>
+        <w:rPr>
+          <w:rFonts w:ascii="STIXGeneral-Italic" w:eastAsia="Times New Roman" w:hAnsi="STIXGeneral-Italic" w:cs="Lucida Grande"/>
+          <w:color w:val="000000"/>
+          <w:sz w:val="27"/>
+          <w:szCs w:val="27"/>
+          <w:bdr w:val="none" w:sz="0" w:space="0" w:color="auto" w:frame="1"/>
+          <w:lang w:eastAsia="en-US"/>
+        </w:rPr>
+        <w:t>M</w:t>
+      </w:r>
+      <w:r>
+        <w:rPr>
+          <w:rFonts w:ascii="STIXGeneral-Regular" w:eastAsia="Times New Roman" w:hAnsi="STIXGeneral-Regular" w:cs="Lucida Grande"/>
+          <w:color w:val="000000"/>
+          <w:sz w:val="19"/>
+          <w:szCs w:val="19"/>
+          <w:bdr w:val="none" w:sz="0" w:space="0" w:color="auto" w:frame="1"/>
+          <w:lang w:eastAsia="en-US"/>
         </w:rPr>
         <w:t>∗,</w:t>
       </w:r>
-      <w:proofErr w:type="spellStart"/>
-      <w:r>
-        <w:rPr>
-          <w:rFonts w:ascii="STIXGeneral-Regular" w:eastAsia="Times New Roman" w:hAnsi="STIXGeneral-Regular" w:cs="Lucida Grande"/>
-          <w:color w:val="000000"/>
-          <w:sz w:val="18"/>
-          <w:szCs w:val="18"/>
-          <w:bdr w:val="none" w:sz="0" w:space="0" w:color="auto" w:frame="1"/>
-        </w:rPr>
-        <w:t>sph</w:t>
-      </w:r>
-      <w:proofErr w:type="spellEnd"/>
-      <w:r>
-        <w:rPr>
-          <w:rFonts w:ascii="Lucida Grande" w:eastAsia="Times New Roman" w:hAnsi="Lucida Grande" w:cs="Lucida Grande"/>
-          <w:color w:val="000000"/>
-          <w:sz w:val="22"/>
-          <w:szCs w:val="22"/>
-          <w:shd w:val="clear" w:color="auto" w:fill="FFFFFF"/>
-        </w:rPr>
-        <w:t>, and supporting a varied growth mechanism among different morphological types. This steeper relation has consequences for galaxy/black hole formation theories, simulations, and predicting black hole masses. We caution that (</w:t>
-      </w:r>
-      <w:proofErr w:type="spellStart"/>
-      <w:r>
-        <w:rPr>
-          <w:rFonts w:ascii="Lucida Grande" w:eastAsia="Times New Roman" w:hAnsi="Lucida Grande" w:cs="Lucida Grande"/>
-          <w:color w:val="000000"/>
-          <w:sz w:val="22"/>
-          <w:szCs w:val="22"/>
-          <w:shd w:val="clear" w:color="auto" w:fill="FFFFFF"/>
-        </w:rPr>
-        <w:t>i</w:t>
-      </w:r>
-      <w:proofErr w:type="spellEnd"/>
-      <w:r>
-        <w:rPr>
-          <w:rFonts w:ascii="Lucida Grande" w:eastAsia="Times New Roman" w:hAnsi="Lucida Grande" w:cs="Lucida Grande"/>
-          <w:color w:val="000000"/>
-          <w:sz w:val="22"/>
-          <w:szCs w:val="22"/>
-          <w:shd w:val="clear" w:color="auto" w:fill="FFFFFF"/>
-        </w:rPr>
-        <w:t>) a </w:t>
-      </w:r>
-      <w:proofErr w:type="spellStart"/>
-      <w:r>
-        <w:rPr>
-          <w:rFonts w:ascii="STIXGeneral-Italic" w:eastAsia="Times New Roman" w:hAnsi="STIXGeneral-Italic" w:cs="Lucida Grande"/>
-          <w:color w:val="000000"/>
-          <w:sz w:val="26"/>
-          <w:szCs w:val="26"/>
-          <w:bdr w:val="none" w:sz="0" w:space="0" w:color="auto" w:frame="1"/>
-        </w:rPr>
-        <w:t>M</w:t>
-      </w:r>
-      <w:r>
-        <w:rPr>
-          <w:rFonts w:ascii="STIXGeneral-Regular" w:eastAsia="Times New Roman" w:hAnsi="STIXGeneral-Regular" w:cs="Lucida Grande"/>
-          <w:color w:val="000000"/>
-          <w:sz w:val="18"/>
-          <w:szCs w:val="18"/>
-          <w:bdr w:val="none" w:sz="0" w:space="0" w:color="auto" w:frame="1"/>
-        </w:rPr>
-        <w:t>BH</w:t>
-      </w:r>
-      <w:r>
-        <w:rPr>
-          <w:rFonts w:ascii="Lucida Grande" w:eastAsia="Times New Roman" w:hAnsi="Lucida Grande" w:cs="Lucida Grande"/>
-          <w:color w:val="000000"/>
-          <w:sz w:val="22"/>
-          <w:szCs w:val="22"/>
-          <w:shd w:val="clear" w:color="auto" w:fill="FFFFFF"/>
-        </w:rPr>
-        <w:t>-</w:t>
-      </w:r>
-      <w:r>
-        <w:rPr>
-          <w:rFonts w:ascii="STIXGeneral-Italic" w:eastAsia="Times New Roman" w:hAnsi="STIXGeneral-Italic" w:cs="Lucida Grande"/>
-          <w:color w:val="000000"/>
-          <w:sz w:val="26"/>
-          <w:szCs w:val="26"/>
-          <w:bdr w:val="none" w:sz="0" w:space="0" w:color="auto" w:frame="1"/>
+      <w:r>
+        <w:rPr>
+          <w:rFonts w:ascii="STIXGeneral-Italic" w:eastAsia="Times New Roman" w:hAnsi="STIXGeneral-Italic" w:cs="Lucida Grande"/>
+          <w:color w:val="000000"/>
+          <w:sz w:val="19"/>
+          <w:szCs w:val="19"/>
+          <w:bdr w:val="none" w:sz="0" w:space="0" w:color="auto" w:frame="1"/>
+          <w:lang w:eastAsia="en-US"/>
+        </w:rPr>
+        <w:t>tot</w:t>
+      </w:r>
+      <w:r>
+        <w:rPr>
+          <w:rFonts w:ascii="Lucida Grande" w:eastAsia="Times New Roman" w:hAnsi="Lucida Grande" w:cs="Lucida Grande"/>
+          <w:color w:val="000000"/>
+          <w:sz w:val="23"/>
+          <w:szCs w:val="23"/>
+          <w:shd w:val="clear" w:color="auto" w:fill="FFFFFF"/>
+          <w:lang w:eastAsia="en-US"/>
+        </w:rPr>
+        <w:t> relation need to be mindful of the galaxy types included at each epoch. We additionally update the </w:t>
+      </w:r>
+      <w:r>
+        <w:rPr>
+          <w:rFonts w:ascii="STIXGeneral-Italic" w:eastAsia="Times New Roman" w:hAnsi="STIXGeneral-Italic" w:cs="Lucida Grande"/>
+          <w:color w:val="000000"/>
+          <w:sz w:val="27"/>
+          <w:szCs w:val="27"/>
+          <w:bdr w:val="none" w:sz="0" w:space="0" w:color="auto" w:frame="1"/>
+          <w:lang w:eastAsia="en-US"/>
         </w:rPr>
         <w:t>M</w:t>
       </w:r>
@@ -3475,119 +3406,57 @@
         <w:rPr>
           <w:rFonts w:ascii="STIXGeneral-Regular" w:eastAsia="Times New Roman" w:hAnsi="STIXGeneral-Regular" w:cs="Lucida Grande"/>
           <w:color w:val="000000"/>
-          <w:sz w:val="18"/>
-          <w:szCs w:val="18"/>
-          <w:bdr w:val="none" w:sz="0" w:space="0" w:color="auto" w:frame="1"/>
-        </w:rPr>
-        <w:t>∗,tot</w:t>
-      </w:r>
-      <w:proofErr w:type="spellEnd"/>
+          <w:sz w:val="19"/>
+          <w:szCs w:val="19"/>
+          <w:bdr w:val="none" w:sz="0" w:space="0" w:color="auto" w:frame="1"/>
+          <w:lang w:eastAsia="en-US"/>
+        </w:rPr>
+        <w:t>∗,</w:t>
+      </w:r>
+      <w:r>
+        <w:rPr>
+          <w:rFonts w:ascii="STIXGeneral-Italic" w:eastAsia="Times New Roman" w:hAnsi="STIXGeneral-Italic" w:cs="Lucida Grande"/>
+          <w:color w:val="000000"/>
+          <w:sz w:val="19"/>
+          <w:szCs w:val="19"/>
+          <w:bdr w:val="none" w:sz="0" w:space="0" w:color="auto" w:frame="1"/>
+          <w:lang w:eastAsia="en-US"/>
+        </w:rPr>
+        <w:t>tot</w:t>
+      </w:r>
       <w:proofErr w:type="gramEnd"/>
       <w:r>
         <w:rPr>
           <w:rFonts w:ascii="Lucida Grande" w:eastAsia="Times New Roman" w:hAnsi="Lucida Grande" w:cs="Lucida Grande"/>
           <w:color w:val="000000"/>
-          <w:sz w:val="22"/>
-          <w:szCs w:val="22"/>
-          <w:shd w:val="clear" w:color="auto" w:fill="FFFFFF"/>
-        </w:rPr>
-        <w:t> relation built from a mixture of early- and late-type galaxies will find an arbitrary slope of approximately 1 to 3, with no physical meaning beyond one's sample selection; and (ii) evolutionary studies of the </w:t>
-      </w:r>
-      <w:proofErr w:type="spellStart"/>
-      <w:r>
-        <w:rPr>
-          <w:rFonts w:ascii="STIXGeneral-Italic" w:eastAsia="Times New Roman" w:hAnsi="STIXGeneral-Italic" w:cs="Lucida Grande"/>
-          <w:color w:val="000000"/>
-          <w:sz w:val="26"/>
-          <w:szCs w:val="26"/>
-          <w:bdr w:val="none" w:sz="0" w:space="0" w:color="auto" w:frame="1"/>
-        </w:rPr>
-        <w:t>M</w:t>
-      </w:r>
-      <w:r>
-        <w:rPr>
-          <w:rFonts w:ascii="STIXGeneral-Regular" w:eastAsia="Times New Roman" w:hAnsi="STIXGeneral-Regular" w:cs="Lucida Grande"/>
-          <w:color w:val="000000"/>
-          <w:sz w:val="18"/>
-          <w:szCs w:val="18"/>
-          <w:bdr w:val="none" w:sz="0" w:space="0" w:color="auto" w:frame="1"/>
-        </w:rPr>
-        <w:t>BH</w:t>
-      </w:r>
-      <w:r>
-        <w:rPr>
-          <w:rFonts w:ascii="Lucida Grande" w:eastAsia="Times New Roman" w:hAnsi="Lucida Grande" w:cs="Lucida Grande"/>
-          <w:color w:val="000000"/>
-          <w:sz w:val="22"/>
-          <w:szCs w:val="22"/>
-          <w:shd w:val="clear" w:color="auto" w:fill="FFFFFF"/>
-        </w:rPr>
-        <w:t>-</w:t>
-      </w:r>
-      <w:r>
-        <w:rPr>
-          <w:rFonts w:ascii="STIXGeneral-Italic" w:eastAsia="Times New Roman" w:hAnsi="STIXGeneral-Italic" w:cs="Lucida Grande"/>
-          <w:color w:val="000000"/>
-          <w:sz w:val="26"/>
-          <w:szCs w:val="26"/>
-          <w:bdr w:val="none" w:sz="0" w:space="0" w:color="auto" w:frame="1"/>
-        </w:rPr>
-        <w:t>M</w:t>
-      </w:r>
-      <w:r>
-        <w:rPr>
-          <w:rFonts w:ascii="STIXGeneral-Regular" w:eastAsia="Times New Roman" w:hAnsi="STIXGeneral-Regular" w:cs="Lucida Grande"/>
-          <w:color w:val="000000"/>
-          <w:sz w:val="18"/>
-          <w:szCs w:val="18"/>
-          <w:bdr w:val="none" w:sz="0" w:space="0" w:color="auto" w:frame="1"/>
-        </w:rPr>
-        <w:t>∗,tot</w:t>
-      </w:r>
-      <w:proofErr w:type="spellEnd"/>
-      <w:r>
-        <w:rPr>
-          <w:rFonts w:ascii="Lucida Grande" w:eastAsia="Times New Roman" w:hAnsi="Lucida Grande" w:cs="Lucida Grande"/>
-          <w:color w:val="000000"/>
-          <w:sz w:val="22"/>
-          <w:szCs w:val="22"/>
-          <w:shd w:val="clear" w:color="auto" w:fill="FFFFFF"/>
-        </w:rPr>
-        <w:t> relation need to be mindful of the galaxy types included at each epoch. We additionally update the </w:t>
-      </w:r>
-      <w:proofErr w:type="spellStart"/>
-      <w:r>
-        <w:rPr>
-          <w:rFonts w:ascii="STIXGeneral-Italic" w:eastAsia="Times New Roman" w:hAnsi="STIXGeneral-Italic" w:cs="Lucida Grande"/>
-          <w:color w:val="000000"/>
-          <w:sz w:val="26"/>
-          <w:szCs w:val="26"/>
-          <w:bdr w:val="none" w:sz="0" w:space="0" w:color="auto" w:frame="1"/>
-        </w:rPr>
-        <w:t>M</w:t>
-      </w:r>
-      <w:proofErr w:type="gramStart"/>
-      <w:r>
-        <w:rPr>
-          <w:rFonts w:ascii="STIXGeneral-Regular" w:eastAsia="Times New Roman" w:hAnsi="STIXGeneral-Regular" w:cs="Lucida Grande"/>
-          <w:color w:val="000000"/>
-          <w:sz w:val="18"/>
-          <w:szCs w:val="18"/>
-          <w:bdr w:val="none" w:sz="0" w:space="0" w:color="auto" w:frame="1"/>
-        </w:rPr>
-        <w:t>∗,tot</w:t>
-      </w:r>
-      <w:proofErr w:type="spellEnd"/>
-      <w:proofErr w:type="gramEnd"/>
-      <w:r>
-        <w:rPr>
-          <w:rFonts w:ascii="Lucida Grande" w:eastAsia="Times New Roman" w:hAnsi="Lucida Grande" w:cs="Lucida Grande"/>
-          <w:color w:val="000000"/>
-          <w:sz w:val="22"/>
-          <w:szCs w:val="22"/>
-          <w:shd w:val="clear" w:color="auto" w:fill="FFFFFF"/>
-        </w:rPr>
-        <w:t>-(face-on spiral arm pitch angle) relation.</w:t>
+          <w:sz w:val="23"/>
+          <w:szCs w:val="23"/>
+          <w:shd w:val="clear" w:color="auto" w:fill="FFFFFF"/>
+          <w:lang w:eastAsia="en-US"/>
+        </w:rPr>
+        <w:t>-(</w:t>
+      </w:r>
+      <w:r>
+        <w:rPr>
+          <w:rFonts w:ascii="STIXGeneral-Italic" w:eastAsia="Times New Roman" w:hAnsi="STIXGeneral-Italic" w:cs="Lucida Grande"/>
+          <w:color w:val="000000"/>
+          <w:sz w:val="27"/>
+          <w:szCs w:val="27"/>
+          <w:bdr w:val="none" w:sz="0" w:space="0" w:color="auto" w:frame="1"/>
+          <w:lang w:eastAsia="en-US"/>
+        </w:rPr>
+        <w:t>face-on</w:t>
+      </w:r>
+      <w:r>
+        <w:rPr>
+          <w:rFonts w:ascii="Lucida Grande" w:eastAsia="Times New Roman" w:hAnsi="Lucida Grande" w:cs="Lucida Grande"/>
+          <w:color w:val="000000"/>
+          <w:sz w:val="23"/>
+          <w:szCs w:val="23"/>
+          <w:shd w:val="clear" w:color="auto" w:fill="FFFFFF"/>
+          <w:lang w:eastAsia="en-US"/>
+        </w:rPr>
+        <w:t> spiral arm pitch angle) relation.</w:t>
       </w:r>
     </w:p>
     <w:p>
@@ -3611,17 +3480,7 @@
           <w:szCs w:val="22"/>
           <w:shd w:val="clear" w:color="auto" w:fill="FFFFFF"/>
         </w:rPr>
-        <w:t>The Chandra X-ray Observatory's Cycle 18 Large Program titled "Spiral galaxies of the Virgo Cluster" will image 52 galaxies with the ACIS-S detector. Combined with archival data for an additional 22 galaxies, this will represent the complete sample of 74 spiral galaxies in the Virgo cluster with star-formation rates </w:t>
-      </w:r>
-      <w:r>
-        <w:rPr>
-          <w:rFonts w:ascii="STIXGeneral-Regular" w:eastAsia="Times New Roman" w:hAnsi="STIXGeneral-Regular" w:cs="Lucida Grande"/>
-          <w:color w:val="000000"/>
-          <w:sz w:val="27"/>
-          <w:szCs w:val="27"/>
-          <w:bdr w:val="none" w:sz="0" w:space="0" w:color="auto" w:frame="1"/>
-        </w:rPr>
-        <w:t>≳</w:t>
+        <w:t xml:space="preserve">The Chandra X-ray Observatory's Cycle 18 Large Program titled "Spiral galaxies of the Virgo Cluster" will image 52 galaxies with the ACIS-S detector. Combined with archival data for an additional 22 galaxies, this will represent the complete sample </w:t>
       </w:r>
       <w:r>
         <w:rPr>
@@ -3631,27 +3490,18 @@
           <w:szCs w:val="22"/>
           <w:shd w:val="clear" w:color="auto" w:fill="FFFFFF"/>
         </w:rPr>
-        <w:t> 0.3 </w:t>
-      </w:r>
-      <w:r>
-        <w:rPr>
-          <w:rFonts w:ascii="STIXGeneral-Italic" w:eastAsia="Times New Roman" w:hAnsi="STIXGeneral-Italic" w:cs="Lucida Grande"/>
-          <w:color w:val="000000"/>
-          <w:sz w:val="27"/>
-          <w:szCs w:val="27"/>
-          <w:bdr w:val="none" w:sz="0" w:space="0" w:color="auto" w:frame="1"/>
-        </w:rPr>
-        <w:t>M</w:t>
-      </w:r>
-      <w:r>
-        <w:rPr>
-          <w:rFonts w:ascii="STIXGeneral-Regular" w:eastAsia="Times New Roman" w:hAnsi="STIXGeneral-Regular" w:cs="Lucida Grande"/>
-          <w:color w:val="000000"/>
-          <w:sz w:val="19"/>
-          <w:szCs w:val="19"/>
-          <w:bdr w:val="none" w:sz="0" w:space="0" w:color="auto" w:frame="1"/>
-        </w:rPr>
-        <w:t>⊙</w:t>
+        <w:lastRenderedPageBreak/>
+        <w:t>of 74 spiral galaxies in the Virgo cluster with star-formation rates </w:t>
+      </w:r>
+      <w:r>
+        <w:rPr>
+          <w:rFonts w:ascii="STIXGeneral-Regular" w:eastAsia="Times New Roman" w:hAnsi="STIXGeneral-Regular" w:cs="Lucida Grande"/>
+          <w:color w:val="000000"/>
+          <w:sz w:val="27"/>
+          <w:szCs w:val="27"/>
+          <w:bdr w:val="none" w:sz="0" w:space="0" w:color="auto" w:frame="1"/>
+        </w:rPr>
+        <w:t>≳</w:t>
       </w:r>
       <w:r>
         <w:rPr>
@@ -3661,17 +3511,27 @@
           <w:szCs w:val="22"/>
           <w:shd w:val="clear" w:color="auto" w:fill="FFFFFF"/>
         </w:rPr>
-        <w:t>/yr. Many of these galaxies are expected to have an active nucleus, signalling the presence of a central black hole. In preparation for this survey, we predict the central black hole masses using the latest black hole scaling relations based on spiral arm pitch angle </w:t>
-      </w:r>
-      <w:r>
-        <w:rPr>
-          <w:rFonts w:ascii="STIXGeneral-Regular" w:eastAsia="Times New Roman" w:hAnsi="STIXGeneral-Regular" w:cs="Lucida Grande"/>
-          <w:color w:val="000000"/>
-          <w:sz w:val="27"/>
-          <w:szCs w:val="27"/>
-          <w:bdr w:val="none" w:sz="0" w:space="0" w:color="auto" w:frame="1"/>
-        </w:rPr>
-        <w:t>φ</w:t>
+        <w:t> 0.3 </w:t>
+      </w:r>
+      <w:r>
+        <w:rPr>
+          <w:rFonts w:ascii="STIXGeneral-Italic" w:eastAsia="Times New Roman" w:hAnsi="STIXGeneral-Italic" w:cs="Lucida Grande"/>
+          <w:color w:val="000000"/>
+          <w:sz w:val="27"/>
+          <w:szCs w:val="27"/>
+          <w:bdr w:val="none" w:sz="0" w:space="0" w:color="auto" w:frame="1"/>
+        </w:rPr>
+        <w:t>M</w:t>
+      </w:r>
+      <w:r>
+        <w:rPr>
+          <w:rFonts w:ascii="STIXGeneral-Regular" w:eastAsia="Times New Roman" w:hAnsi="STIXGeneral-Regular" w:cs="Lucida Grande"/>
+          <w:color w:val="000000"/>
+          <w:sz w:val="19"/>
+          <w:szCs w:val="19"/>
+          <w:bdr w:val="none" w:sz="0" w:space="0" w:color="auto" w:frame="1"/>
+        </w:rPr>
+        <w:t>⊙</w:t>
       </w:r>
       <w:r>
         <w:rPr>
@@ -3681,17 +3541,17 @@
           <w:szCs w:val="22"/>
           <w:shd w:val="clear" w:color="auto" w:fill="FFFFFF"/>
         </w:rPr>
-        <w:t>, velocity dispersion </w:t>
-      </w:r>
-      <w:r>
-        <w:rPr>
-          <w:rFonts w:ascii="STIXGeneral-Regular" w:eastAsia="Times New Roman" w:hAnsi="STIXGeneral-Regular" w:cs="Lucida Grande"/>
-          <w:color w:val="000000"/>
-          <w:sz w:val="27"/>
-          <w:szCs w:val="27"/>
-          <w:bdr w:val="none" w:sz="0" w:space="0" w:color="auto" w:frame="1"/>
-        </w:rPr>
-        <w:t>σ</w:t>
+        <w:t>/yr. Many of these galaxies are expected to have an active nucleus, signalling the presence of a central black hole. In preparation for this survey, we predict the central black hole masses using the latest black hole scaling relations based on spiral arm pitch angle </w:t>
+      </w:r>
+      <w:r>
+        <w:rPr>
+          <w:rFonts w:ascii="STIXGeneral-Regular" w:eastAsia="Times New Roman" w:hAnsi="STIXGeneral-Regular" w:cs="Lucida Grande"/>
+          <w:color w:val="000000"/>
+          <w:sz w:val="27"/>
+          <w:szCs w:val="27"/>
+          <w:bdr w:val="none" w:sz="0" w:space="0" w:color="auto" w:frame="1"/>
+        </w:rPr>
+        <w:t>φ</w:t>
       </w:r>
       <w:r>
         <w:rPr>
@@ -3701,32 +3561,18 @@
           <w:szCs w:val="22"/>
           <w:shd w:val="clear" w:color="auto" w:fill="FFFFFF"/>
         </w:rPr>
-        <w:t>, and total stellar mass </w:t>
-      </w:r>
-      <w:proofErr w:type="spellStart"/>
-      <w:r>
-        <w:rPr>
-          <w:rFonts w:ascii="STIXGeneral-Italic" w:eastAsia="Times New Roman" w:hAnsi="STIXGeneral-Italic" w:cs="Lucida Grande"/>
-          <w:color w:val="000000"/>
-          <w:sz w:val="27"/>
-          <w:szCs w:val="27"/>
-          <w:bdr w:val="none" w:sz="0" w:space="0" w:color="auto" w:frame="1"/>
-        </w:rPr>
-        <w:t>M</w:t>
-      </w:r>
-      <w:proofErr w:type="gramStart"/>
-      <w:r>
-        <w:rPr>
-          <w:rFonts w:ascii="STIXGeneral-Regular" w:eastAsia="Times New Roman" w:hAnsi="STIXGeneral-Regular" w:cs="Lucida Grande"/>
-          <w:color w:val="000000"/>
-          <w:sz w:val="19"/>
-          <w:szCs w:val="19"/>
-          <w:bdr w:val="none" w:sz="0" w:space="0" w:color="auto" w:frame="1"/>
-        </w:rPr>
-        <w:t>∗,galaxy</w:t>
-      </w:r>
-      <w:proofErr w:type="spellEnd"/>
-      <w:proofErr w:type="gramEnd"/>
+        <w:t>, velocity dispersion </w:t>
+      </w:r>
+      <w:r>
+        <w:rPr>
+          <w:rFonts w:ascii="STIXGeneral-Regular" w:eastAsia="Times New Roman" w:hAnsi="STIXGeneral-Regular" w:cs="Lucida Grande"/>
+          <w:color w:val="000000"/>
+          <w:sz w:val="27"/>
+          <w:szCs w:val="27"/>
+          <w:bdr w:val="none" w:sz="0" w:space="0" w:color="auto" w:frame="1"/>
+        </w:rPr>
+        <w:t>σ</w:t>
+      </w:r>
       <w:r>
         <w:rPr>
           <w:rFonts w:ascii="Lucida Grande" w:eastAsia="Times New Roman" w:hAnsi="Lucida Grande" w:cs="Lucida Grande"/>
@@ -3735,110 +3581,30 @@
           <w:szCs w:val="22"/>
           <w:shd w:val="clear" w:color="auto" w:fill="FFFFFF"/>
         </w:rPr>
-        <w:t>. With a focus on intermediate mass black holes (</w:t>
-      </w:r>
-      <w:r>
-        <w:rPr>
-          <w:rFonts w:ascii="STIXGeneral-Regular" w:eastAsia="Times New Roman" w:hAnsi="STIXGeneral-Regular" w:cs="Lucida Grande"/>
-          <w:color w:val="000000"/>
-          <w:sz w:val="27"/>
-          <w:szCs w:val="27"/>
-          <w:bdr w:val="none" w:sz="0" w:space="0" w:color="auto" w:frame="1"/>
-        </w:rPr>
-        <w:t>10</w:t>
-      </w:r>
-      <w:r>
-        <w:rPr>
-          <w:rFonts w:ascii="STIXGeneral-Regular" w:eastAsia="Times New Roman" w:hAnsi="STIXGeneral-Regular" w:cs="Lucida Grande"/>
-          <w:color w:val="000000"/>
-          <w:sz w:val="19"/>
-          <w:szCs w:val="19"/>
-          <w:bdr w:val="none" w:sz="0" w:space="0" w:color="auto" w:frame="1"/>
-        </w:rPr>
-        <w:t>2</w:t>
-      </w:r>
-      <w:r>
-        <w:rPr>
-          <w:rFonts w:ascii="STIXGeneral-Regular" w:eastAsia="Times New Roman" w:hAnsi="STIXGeneral-Regular" w:cs="Lucida Grande"/>
-          <w:color w:val="000000"/>
-          <w:sz w:val="27"/>
-          <w:szCs w:val="27"/>
-          <w:bdr w:val="none" w:sz="0" w:space="0" w:color="auto" w:frame="1"/>
-        </w:rPr>
-        <w:t>&lt;</w:t>
-      </w:r>
-      <w:proofErr w:type="spellStart"/>
-      <w:r>
-        <w:rPr>
-          <w:rFonts w:ascii="STIXGeneral-Italic" w:eastAsia="Times New Roman" w:hAnsi="STIXGeneral-Italic" w:cs="Lucida Grande"/>
-          <w:color w:val="000000"/>
-          <w:sz w:val="27"/>
-          <w:szCs w:val="27"/>
-          <w:bdr w:val="none" w:sz="0" w:space="0" w:color="auto" w:frame="1"/>
-        </w:rPr>
-        <w:t>M</w:t>
-      </w:r>
-      <w:r>
-        <w:rPr>
-          <w:rFonts w:ascii="STIXGeneral-Regular" w:eastAsia="Times New Roman" w:hAnsi="STIXGeneral-Regular" w:cs="Lucida Grande"/>
-          <w:color w:val="000000"/>
-          <w:sz w:val="19"/>
-          <w:szCs w:val="19"/>
-          <w:bdr w:val="none" w:sz="0" w:space="0" w:color="auto" w:frame="1"/>
-        </w:rPr>
-        <w:t>bh</w:t>
-      </w:r>
-      <w:proofErr w:type="spellEnd"/>
-      <w:r>
-        <w:rPr>
-          <w:rFonts w:ascii="STIXGeneral-Regular" w:eastAsia="Times New Roman" w:hAnsi="STIXGeneral-Regular" w:cs="Lucida Grande"/>
-          <w:color w:val="000000"/>
-          <w:sz w:val="27"/>
-          <w:szCs w:val="27"/>
-          <w:bdr w:val="none" w:sz="0" w:space="0" w:color="auto" w:frame="1"/>
-        </w:rPr>
-        <w:t>/</w:t>
-      </w:r>
-      <w:r>
-        <w:rPr>
-          <w:rFonts w:ascii="STIXGeneral-Italic" w:eastAsia="Times New Roman" w:hAnsi="STIXGeneral-Italic" w:cs="Lucida Grande"/>
-          <w:color w:val="000000"/>
-          <w:sz w:val="27"/>
-          <w:szCs w:val="27"/>
-          <w:bdr w:val="none" w:sz="0" w:space="0" w:color="auto" w:frame="1"/>
-        </w:rPr>
-        <w:t>M</w:t>
-      </w:r>
-      <w:r>
-        <w:rPr>
-          <w:rFonts w:ascii="STIXGeneral-Regular" w:eastAsia="Times New Roman" w:hAnsi="STIXGeneral-Regular" w:cs="Lucida Grande"/>
-          <w:color w:val="000000"/>
-          <w:sz w:val="19"/>
-          <w:szCs w:val="19"/>
-          <w:bdr w:val="none" w:sz="0" w:space="0" w:color="auto" w:frame="1"/>
-        </w:rPr>
-        <w:t>⊙</w:t>
-      </w:r>
-      <w:r>
-        <w:rPr>
-          <w:rFonts w:ascii="STIXGeneral-Regular" w:eastAsia="Times New Roman" w:hAnsi="STIXGeneral-Regular" w:cs="Lucida Grande"/>
-          <w:color w:val="000000"/>
-          <w:sz w:val="27"/>
-          <w:szCs w:val="27"/>
-          <w:bdr w:val="none" w:sz="0" w:space="0" w:color="auto" w:frame="1"/>
-        </w:rPr>
-        <w:t>&lt;10</w:t>
-      </w:r>
-      <w:r>
-        <w:rPr>
-          <w:rFonts w:ascii="STIXGeneral-Regular" w:eastAsia="Times New Roman" w:hAnsi="STIXGeneral-Regular" w:cs="Lucida Grande"/>
-          <w:color w:val="000000"/>
-          <w:sz w:val="19"/>
-          <w:szCs w:val="19"/>
-          <w:bdr w:val="none" w:sz="0" w:space="0" w:color="auto" w:frame="1"/>
-        </w:rPr>
-        <w:t>5</w:t>
-      </w:r>
+        <w:t>, and total stellar mass </w:t>
+      </w:r>
+      <w:r>
+        <w:rPr>
+          <w:rFonts w:ascii="STIXGeneral-Italic" w:eastAsia="Times New Roman" w:hAnsi="STIXGeneral-Italic" w:cs="Lucida Grande"/>
+          <w:color w:val="000000"/>
+          <w:sz w:val="27"/>
+          <w:szCs w:val="27"/>
+          <w:bdr w:val="none" w:sz="0" w:space="0" w:color="auto" w:frame="1"/>
+        </w:rPr>
+        <w:t>M</w:t>
+      </w:r>
+      <w:proofErr w:type="gramStart"/>
+      <w:r>
+        <w:rPr>
+          <w:rFonts w:ascii="STIXGeneral-Regular" w:eastAsia="Times New Roman" w:hAnsi="STIXGeneral-Regular" w:cs="Lucida Grande"/>
+          <w:color w:val="000000"/>
+          <w:sz w:val="19"/>
+          <w:szCs w:val="19"/>
+          <w:bdr w:val="none" w:sz="0" w:space="0" w:color="auto" w:frame="1"/>
+        </w:rPr>
+        <w:t>∗,galaxy</w:t>
+      </w:r>
+      <w:proofErr w:type="gramEnd"/>
       <w:r>
         <w:rPr>
           <w:rFonts w:ascii="Lucida Grande" w:eastAsia="Times New Roman" w:hAnsi="Lucida Grande" w:cs="Lucida Grande"/>
@@ -3847,7 +3613,37 @@
           <w:szCs w:val="22"/>
           <w:shd w:val="clear" w:color="auto" w:fill="FFFFFF"/>
         </w:rPr>
-        <w:t>), we highlight NGC 4713 and NGC 4178, both with </w:t>
+        <w:t>. With a focus on intermediate mass black holes (</w:t>
+      </w:r>
+      <w:r>
+        <w:rPr>
+          <w:rFonts w:ascii="STIXGeneral-Regular" w:eastAsia="Times New Roman" w:hAnsi="STIXGeneral-Regular" w:cs="Lucida Grande"/>
+          <w:color w:val="000000"/>
+          <w:sz w:val="27"/>
+          <w:szCs w:val="27"/>
+          <w:bdr w:val="none" w:sz="0" w:space="0" w:color="auto" w:frame="1"/>
+        </w:rPr>
+        <w:t>10</w:t>
+      </w:r>
+      <w:r>
+        <w:rPr>
+          <w:rFonts w:ascii="STIXGeneral-Regular" w:eastAsia="Times New Roman" w:hAnsi="STIXGeneral-Regular" w:cs="Lucida Grande"/>
+          <w:color w:val="000000"/>
+          <w:sz w:val="19"/>
+          <w:szCs w:val="19"/>
+          <w:bdr w:val="none" w:sz="0" w:space="0" w:color="auto" w:frame="1"/>
+        </w:rPr>
+        <w:t>2</w:t>
+      </w:r>
+      <w:r>
+        <w:rPr>
+          <w:rFonts w:ascii="STIXGeneral-Regular" w:eastAsia="Times New Roman" w:hAnsi="STIXGeneral-Regular" w:cs="Lucida Grande"/>
+          <w:color w:val="000000"/>
+          <w:sz w:val="27"/>
+          <w:szCs w:val="27"/>
+          <w:bdr w:val="none" w:sz="0" w:space="0" w:color="auto" w:frame="1"/>
+        </w:rPr>
+        <w:t>&lt;</w:t>
       </w:r>
       <w:r>
         <w:rPr>
@@ -3877,17 +3673,47 @@
           <w:szCs w:val="27"/>
           <w:bdr w:val="none" w:sz="0" w:space="0" w:color="auto" w:frame="1"/>
         </w:rPr>
-        <w:t>≈10</w:t>
-      </w:r>
-      <w:r>
-        <w:rPr>
-          <w:rFonts w:ascii="STIXGeneral-Regular" w:eastAsia="Times New Roman" w:hAnsi="STIXGeneral-Regular" w:cs="Lucida Grande"/>
-          <w:color w:val="000000"/>
-          <w:sz w:val="19"/>
-          <w:szCs w:val="19"/>
-          <w:bdr w:val="none" w:sz="0" w:space="0" w:color="auto" w:frame="1"/>
-        </w:rPr>
-        <w:t>3</w:t>
+        <w:t>/</w:t>
+      </w:r>
+      <w:r>
+        <w:rPr>
+          <w:rFonts w:ascii="STIXGeneral-Italic" w:eastAsia="Times New Roman" w:hAnsi="STIXGeneral-Italic" w:cs="Lucida Grande"/>
+          <w:color w:val="000000"/>
+          <w:sz w:val="27"/>
+          <w:szCs w:val="27"/>
+          <w:bdr w:val="none" w:sz="0" w:space="0" w:color="auto" w:frame="1"/>
+        </w:rPr>
+        <w:t>M</w:t>
+      </w:r>
+      <w:r>
+        <w:rPr>
+          <w:rFonts w:ascii="STIXGeneral-Regular" w:eastAsia="Times New Roman" w:hAnsi="STIXGeneral-Regular" w:cs="Lucida Grande"/>
+          <w:color w:val="000000"/>
+          <w:sz w:val="19"/>
+          <w:szCs w:val="19"/>
+          <w:bdr w:val="none" w:sz="0" w:space="0" w:color="auto" w:frame="1"/>
+        </w:rPr>
+        <w:t>⊙</w:t>
+      </w:r>
+      <w:r>
+        <w:rPr>
+          <w:rFonts w:ascii="STIXGeneral-Regular" w:eastAsia="Times New Roman" w:hAnsi="STIXGeneral-Regular" w:cs="Lucida Grande"/>
+          <w:color w:val="000000"/>
+          <w:sz w:val="27"/>
+          <w:szCs w:val="27"/>
+          <w:bdr w:val="none" w:sz="0" w:space="0" w:color="auto" w:frame="1"/>
+        </w:rPr>
+        <w:t>&lt;10</w:t>
+      </w:r>
+      <w:r>
+        <w:rPr>
+          <w:rFonts w:ascii="STIXGeneral-Regular" w:eastAsia="Times New Roman" w:hAnsi="STIXGeneral-Regular" w:cs="Lucida Grande"/>
+          <w:color w:val="000000"/>
+          <w:sz w:val="19"/>
+          <w:szCs w:val="19"/>
+          <w:bdr w:val="none" w:sz="0" w:space="0" w:color="auto" w:frame="1"/>
+        </w:rPr>
+        <w:t>5</w:t>
       </w:r>
       <w:r>
         <w:rPr>
@@ -3897,27 +3723,47 @@
           <w:szCs w:val="22"/>
           <w:shd w:val="clear" w:color="auto" w:fill="FFFFFF"/>
         </w:rPr>
-        <w:t>-</w:t>
-      </w:r>
-      <w:r>
-        <w:rPr>
-          <w:rFonts w:ascii="STIXGeneral-Regular" w:eastAsia="Times New Roman" w:hAnsi="STIXGeneral-Regular" w:cs="Lucida Grande"/>
-          <w:color w:val="000000"/>
-          <w:sz w:val="27"/>
-          <w:szCs w:val="27"/>
-          <w:bdr w:val="none" w:sz="0" w:space="0" w:color="auto" w:frame="1"/>
-        </w:rPr>
-        <w:t>10</w:t>
-      </w:r>
-      <w:r>
-        <w:rPr>
-          <w:rFonts w:ascii="STIXGeneral-Regular" w:eastAsia="Times New Roman" w:hAnsi="STIXGeneral-Regular" w:cs="Lucida Grande"/>
-          <w:color w:val="000000"/>
-          <w:sz w:val="19"/>
-          <w:szCs w:val="19"/>
-          <w:bdr w:val="none" w:sz="0" w:space="0" w:color="auto" w:frame="1"/>
-        </w:rPr>
-        <w:t>4</w:t>
+        <w:t>), we highlight NGC 4713 and NGC 4178, both with </w:t>
+      </w:r>
+      <w:r>
+        <w:rPr>
+          <w:rFonts w:ascii="STIXGeneral-Italic" w:eastAsia="Times New Roman" w:hAnsi="STIXGeneral-Italic" w:cs="Lucida Grande"/>
+          <w:color w:val="000000"/>
+          <w:sz w:val="27"/>
+          <w:szCs w:val="27"/>
+          <w:bdr w:val="none" w:sz="0" w:space="0" w:color="auto" w:frame="1"/>
+        </w:rPr>
+        <w:t>M</w:t>
+      </w:r>
+      <w:r>
+        <w:rPr>
+          <w:rFonts w:ascii="STIXGeneral-Regular" w:eastAsia="Times New Roman" w:hAnsi="STIXGeneral-Regular" w:cs="Lucida Grande"/>
+          <w:color w:val="000000"/>
+          <w:sz w:val="19"/>
+          <w:szCs w:val="19"/>
+          <w:bdr w:val="none" w:sz="0" w:space="0" w:color="auto" w:frame="1"/>
+        </w:rPr>
+        <w:t>bh</w:t>
+      </w:r>
+      <w:r>
+        <w:rPr>
+          <w:rFonts w:ascii="STIXGeneral-Regular" w:eastAsia="Times New Roman" w:hAnsi="STIXGeneral-Regular" w:cs="Lucida Grande"/>
+          <w:color w:val="000000"/>
+          <w:sz w:val="27"/>
+          <w:szCs w:val="27"/>
+          <w:bdr w:val="none" w:sz="0" w:space="0" w:color="auto" w:frame="1"/>
+        </w:rPr>
+        <w:t>≈10</w:t>
+      </w:r>
+      <w:r>
+        <w:rPr>
+          <w:rFonts w:ascii="STIXGeneral-Regular" w:eastAsia="Times New Roman" w:hAnsi="STIXGeneral-Regular" w:cs="Lucida Grande"/>
+          <w:color w:val="000000"/>
+          <w:sz w:val="19"/>
+          <w:szCs w:val="19"/>
+          <w:bdr w:val="none" w:sz="0" w:space="0" w:color="auto" w:frame="1"/>
+        </w:rPr>
+        <w:t>3</w:t>
       </w:r>
       <w:r>
         <w:rPr>
@@ -3927,7 +3773,27 @@
           <w:szCs w:val="22"/>
           <w:shd w:val="clear" w:color="auto" w:fill="FFFFFF"/>
         </w:rPr>
-        <w:t xml:space="preserve"> (an estimate which is further </w:t>
+        <w:t>-</w:t>
+      </w:r>
+      <w:r>
+        <w:rPr>
+          <w:rFonts w:ascii="STIXGeneral-Regular" w:eastAsia="Times New Roman" w:hAnsi="STIXGeneral-Regular" w:cs="Lucida Grande"/>
+          <w:color w:val="000000"/>
+          <w:sz w:val="27"/>
+          <w:szCs w:val="27"/>
+          <w:bdr w:val="none" w:sz="0" w:space="0" w:color="auto" w:frame="1"/>
+        </w:rPr>
+        <w:t>10</w:t>
+      </w:r>
+      <w:r>
+        <w:rPr>
+          <w:rFonts w:ascii="STIXGeneral-Regular" w:eastAsia="Times New Roman" w:hAnsi="STIXGeneral-Regular" w:cs="Lucida Grande"/>
+          <w:color w:val="000000"/>
+          <w:sz w:val="19"/>
+          <w:szCs w:val="19"/>
+          <w:bdr w:val="none" w:sz="0" w:space="0" w:color="auto" w:frame="1"/>
+        </w:rPr>
+        <w:t>4</w:t>
       </w:r>
       <w:r>
         <w:rPr>
@@ -3937,10 +3803,18 @@
           <w:szCs w:val="22"/>
           <w:shd w:val="clear" w:color="auto" w:fill="FFFFFF"/>
         </w:rPr>
-        <w:lastRenderedPageBreak/>
-        <w:t xml:space="preserve">supported in NGC 4718 by its nuclear star cluster mass). From Chandra archival data, we find that both galaxies have a point-like nuclear X-ray source, with unabsorbed 0.3-10 </w:t>
-      </w:r>
-      <w:proofErr w:type="spellStart"/>
+        <w:t> (an estimate which is further supported in NGC 4718 by its nuclear star cluster mass). From Chandra archival data, we find that both galaxies have a point-like nuclear X-ray source, with unabsorbed 0.3-10 keV luminosities of a few times 10</w:t>
+      </w:r>
+      <w:r>
+        <w:rPr>
+          <w:rFonts w:ascii="STIXGeneral-Regular" w:eastAsia="Times New Roman" w:hAnsi="STIXGeneral-Regular" w:cs="Lucida Grande"/>
+          <w:color w:val="000000"/>
+          <w:sz w:val="19"/>
+          <w:szCs w:val="19"/>
+          <w:bdr w:val="none" w:sz="0" w:space="0" w:color="auto" w:frame="1"/>
+        </w:rPr>
+        <w:t>38</w:t>
+      </w:r>
       <w:r>
         <w:rPr>
           <w:rFonts w:ascii="Lucida Grande" w:eastAsia="Times New Roman" w:hAnsi="Lucida Grande" w:cs="Lucida Grande"/>
@@ -3949,40 +3823,8 @@
           <w:szCs w:val="22"/>
           <w:shd w:val="clear" w:color="auto" w:fill="FFFFFF"/>
         </w:rPr>
-        <w:t>keV</w:t>
-      </w:r>
-      <w:proofErr w:type="spellEnd"/>
-      <w:r>
-        <w:rPr>
-          <w:rFonts w:ascii="Lucida Grande" w:eastAsia="Times New Roman" w:hAnsi="Lucida Grande" w:cs="Lucida Grande"/>
-          <w:color w:val="000000"/>
-          <w:sz w:val="22"/>
-          <w:szCs w:val="22"/>
-          <w:shd w:val="clear" w:color="auto" w:fill="FFFFFF"/>
-        </w:rPr>
-        <w:t xml:space="preserve"> luminosities of a few times 10</w:t>
-      </w:r>
-      <w:r>
-        <w:rPr>
-          <w:rFonts w:ascii="STIXGeneral-Regular" w:eastAsia="Times New Roman" w:hAnsi="STIXGeneral-Regular" w:cs="Lucida Grande"/>
-          <w:color w:val="000000"/>
-          <w:sz w:val="19"/>
-          <w:szCs w:val="19"/>
-          <w:bdr w:val="none" w:sz="0" w:space="0" w:color="auto" w:frame="1"/>
-        </w:rPr>
-        <w:t>38</w:t>
-      </w:r>
-      <w:r>
-        <w:rPr>
-          <w:rFonts w:ascii="Lucida Grande" w:eastAsia="Times New Roman" w:hAnsi="Lucida Grande" w:cs="Lucida Grande"/>
-          <w:color w:val="000000"/>
-          <w:sz w:val="22"/>
-          <w:szCs w:val="22"/>
-          <w:shd w:val="clear" w:color="auto" w:fill="FFFFFF"/>
-        </w:rPr>
         <w:t> erg/s. In NGC 4178, the nuclear source has a soft, probably thermal, spectrum consistent with a stellar-mass black hole in the high/soft state, while no strong constraints can be derived for the nuclear emission of NGC 4713. In total, 33 of the 74 galaxies are predicted to have </w:t>
       </w:r>
-      <w:proofErr w:type="spellStart"/>
       <w:r>
         <w:rPr>
           <w:rFonts w:ascii="STIXGeneral-Italic" w:eastAsia="Times New Roman" w:hAnsi="STIXGeneral-Italic" w:cs="Lucida Grande"/>
@@ -4003,7 +3845,6 @@
         </w:rPr>
         <w:t>bh</w:t>
       </w:r>
-      <w:proofErr w:type="spellEnd"/>
       <w:proofErr w:type="gramStart"/>
       <w:r>
         <w:rPr>
@@ -4327,7 +4168,6 @@
         </w:rPr>
         <w:t>, we determine how the maximum disk rotational velocity, </w:t>
       </w:r>
-      <w:proofErr w:type="spellStart"/>
       <w:r>
         <w:rPr>
           <w:rFonts w:ascii="STIXGeneral-Italic" w:eastAsia="Times New Roman" w:hAnsi="STIXGeneral-Italic" w:cs="Lucida Grande"/>
@@ -4350,7 +4190,6 @@
         </w:rPr>
         <w:t>max</w:t>
       </w:r>
-      <w:proofErr w:type="spellEnd"/>
       <w:r>
         <w:rPr>
           <w:rFonts w:ascii="Lucida Grande" w:eastAsia="Times New Roman" w:hAnsi="Lucida Grande" w:cs="Lucida Grande"/>
@@ -4758,7 +4597,6 @@
         </w:rPr>
         <w:t>-</w:t>
       </w:r>
-      <w:proofErr w:type="spellStart"/>
       <w:r>
         <w:rPr>
           <w:rFonts w:ascii="STIXGeneral-Italic" w:eastAsia="Times New Roman" w:hAnsi="STIXGeneral-Italic" w:cs="Lucida Grande"/>
@@ -4781,7 +4619,6 @@
         </w:rPr>
         <w:t>max</w:t>
       </w:r>
-      <w:proofErr w:type="spellEnd"/>
       <w:r>
         <w:rPr>
           <w:rFonts w:ascii="Lucida Grande" w:eastAsia="Times New Roman" w:hAnsi="Lucida Grande" w:cs="Lucida Grande"/>
@@ -4793,7 +4630,6 @@
         </w:rPr>
         <w:t> relation is consistent with the unification of the Tully-Fisher relation (involving the total stellar mass, </w:t>
       </w:r>
-      <w:proofErr w:type="spellStart"/>
       <w:r>
         <w:rPr>
           <w:rFonts w:ascii="STIXGeneral-Italic" w:eastAsia="Times New Roman" w:hAnsi="STIXGeneral-Italic" w:cs="Lucida Grande"/>
@@ -4817,7 +4653,6 @@
         </w:rPr>
         <w:t>∗,tot</w:t>
       </w:r>
-      <w:proofErr w:type="spellEnd"/>
       <w:proofErr w:type="gramEnd"/>
       <w:r>
         <w:rPr>
@@ -5072,7 +4907,6 @@
         </w:rPr>
         <w:t>), dark matter halos, and a non-constant </w:t>
       </w:r>
-      <w:proofErr w:type="spellStart"/>
       <w:r>
         <w:rPr>
           <w:rFonts w:ascii="STIXGeneral-Italic" w:eastAsia="Times New Roman" w:hAnsi="STIXGeneral-Italic" w:cs="Lucida Grande"/>
@@ -5095,7 +4929,6 @@
         </w:rPr>
         <w:t>max</w:t>
       </w:r>
-      <w:proofErr w:type="spellEnd"/>
       <w:r>
         <w:rPr>
           <w:rFonts w:ascii="STIXGeneral-Regular" w:eastAsia="Times New Roman" w:hAnsi="STIXGeneral-Regular" w:cs="Lucida Grande"/>
@@ -5162,7 +4995,6 @@
         </w:rPr>
         <w:t>that </w:t>
       </w:r>
-      <w:proofErr w:type="spellStart"/>
       <w:r>
         <w:rPr>
           <w:rFonts w:ascii="STIXGeneral-Regular" w:eastAsia="Times New Roman" w:hAnsi="STIXGeneral-Regular" w:cs="Lucida Grande"/>
@@ -5196,7 +5028,6 @@
         </w:rPr>
         <w:t>ϕ</w:t>
       </w:r>
-      <w:proofErr w:type="spellEnd"/>
       <w:r>
         <w:rPr>
           <w:rFonts w:ascii="STIXVariants" w:eastAsia="Times New Roman" w:hAnsi="STIXVariants" w:cs="Lucida Grande"/>
@@ -5229,19 +5060,7 @@
           <w:bdr w:val="none" w:sz="0" w:space="0" w:color="auto" w:frame="1"/>
           <w:lang w:eastAsia="en-US"/>
         </w:rPr>
-        <w:t>19)</w:t>
-      </w:r>
-      <w:proofErr w:type="spellStart"/>
-      <w:r>
-        <w:rPr>
-          <w:rFonts w:ascii="STIXGeneral-Regular" w:eastAsia="Times New Roman" w:hAnsi="STIXGeneral-Regular" w:cs="Lucida Grande"/>
-          <w:color w:val="000000"/>
-          <w:sz w:val="27"/>
-          <w:szCs w:val="27"/>
-          <w:bdr w:val="none" w:sz="0" w:space="0" w:color="auto" w:frame="1"/>
-          <w:lang w:eastAsia="en-US"/>
-        </w:rPr>
-        <w:t>log</w:t>
+        <w:t>19)log</w:t>
       </w:r>
       <w:r>
         <w:rPr>
@@ -5265,7 +5084,6 @@
         </w:rPr>
         <w:t>max</w:t>
       </w:r>
-      <w:proofErr w:type="spellEnd"/>
       <w:proofErr w:type="gramEnd"/>
       <w:r>
         <w:rPr>
@@ -5276,19 +5094,7 @@
           <w:bdr w:val="none" w:sz="0" w:space="0" w:color="auto" w:frame="1"/>
           <w:lang w:eastAsia="en-US"/>
         </w:rPr>
-        <w:t>∝(−0.48±0.09)</w:t>
-      </w:r>
-      <w:proofErr w:type="spellStart"/>
-      <w:r>
-        <w:rPr>
-          <w:rFonts w:ascii="STIXGeneral-Regular" w:eastAsia="Times New Roman" w:hAnsi="STIXGeneral-Regular" w:cs="Lucida Grande"/>
-          <w:color w:val="000000"/>
-          <w:sz w:val="27"/>
-          <w:szCs w:val="27"/>
-          <w:bdr w:val="none" w:sz="0" w:space="0" w:color="auto" w:frame="1"/>
-          <w:lang w:eastAsia="en-US"/>
-        </w:rPr>
-        <w:t>log</w:t>
+        <w:t>∝(−0.48±0.09)log</w:t>
       </w:r>
       <w:r>
         <w:rPr>
@@ -5312,7 +5118,6 @@
         </w:rPr>
         <w:t>DM</w:t>
       </w:r>
-      <w:proofErr w:type="spellEnd"/>
       <w:r>
         <w:rPr>
           <w:rFonts w:ascii="Lucida Grande" w:eastAsia="Times New Roman" w:hAnsi="Lucida Grande" w:cs="Lucida Grande"/>
@@ -5324,7 +5129,6 @@
         </w:rPr>
         <w:t>, providing a novel formulation between the geometry (i.e., the logarithmic spiral arm pitch angle) and kinematics of spiral galaxy disks. While the </w:t>
       </w:r>
-      <w:proofErr w:type="spellStart"/>
       <w:r>
         <w:rPr>
           <w:rFonts w:ascii="STIXGeneral-Italic" w:eastAsia="Times New Roman" w:hAnsi="STIXGeneral-Italic" w:cs="Lucida Grande"/>
@@ -5347,7 +5151,6 @@
         </w:rPr>
         <w:t>max</w:t>
       </w:r>
-      <w:proofErr w:type="spellEnd"/>
       <w:r>
         <w:rPr>
           <w:rFonts w:ascii="Lucida Grande" w:eastAsia="Times New Roman" w:hAnsi="Lucida Grande" w:cs="Lucida Grande"/>
@@ -5403,7 +5206,6 @@
         </w:rPr>
         <w:t> as a proxy for </w:t>
       </w:r>
-      <w:proofErr w:type="spellStart"/>
       <w:r>
         <w:rPr>
           <w:rFonts w:ascii="STIXGeneral-Italic" w:eastAsia="Times New Roman" w:hAnsi="STIXGeneral-Italic" w:cs="Lucida Grande"/>
@@ -5426,7 +5228,6 @@
         </w:rPr>
         <w:t>max</w:t>
       </w:r>
-      <w:proofErr w:type="spellEnd"/>
       <w:r>
         <w:rPr>
           <w:rFonts w:ascii="Lucida Grande" w:eastAsia="Times New Roman" w:hAnsi="Lucida Grande" w:cs="Lucida Grande"/>
@@ -5493,8 +5294,6 @@
         </w:rPr>
         <w:t> relation provides a path for determining dark matter halo masses from imaging data alone. Furthermore, based on a spiral galaxy sample size which is double that used previously, the self-consistent relations presented here provide dramatically revised constraints for theory and simulations.</w:t>
       </w:r>
-      <w:bookmarkStart w:id="0" w:name="_GoBack"/>
-      <w:bookmarkEnd w:id="0"/>
     </w:p>
     <w:p>
       <w:pPr>
@@ -5502,6 +5301,1095 @@
           <w:rFonts w:ascii="Times New Roman" w:eastAsia="Times New Roman" w:hAnsi="Times New Roman" w:cs="Times New Roman"/>
         </w:rPr>
       </w:pPr>
+    </w:p>
+    <w:p>
+      <w:pPr>
+        <w:rPr>
+          <w:rFonts w:ascii="Times New Roman" w:eastAsia="Times New Roman" w:hAnsi="Times New Roman" w:cs="Times New Roman"/>
+          <w:lang w:eastAsia="en-US"/>
+        </w:rPr>
+      </w:pPr>
+      <w:r>
+        <w:rPr>
+          <w:rFonts w:ascii="Lucida Grande" w:eastAsia="Times New Roman" w:hAnsi="Lucida Grande" w:cs="Lucida Grande"/>
+          <w:color w:val="000000"/>
+          <w:sz w:val="23"/>
+          <w:szCs w:val="23"/>
+          <w:shd w:val="clear" w:color="auto" w:fill="FFFFFF"/>
+          <w:lang w:eastAsia="en-US"/>
+        </w:rPr>
+        <w:lastRenderedPageBreak/>
+        <w:t>Analyzing a sample of 84 early-type galaxies with directly-measured super-massive black hole masses---nearly doubling the sample size of such galaxies with multi-component decompositions---a symmetric linear regression on the reduced (merger-free) sample of 76 galaxies reveals </w:t>
+      </w:r>
+      <w:r>
+        <w:rPr>
+          <w:rFonts w:ascii="STIXGeneral-Italic" w:eastAsia="Times New Roman" w:hAnsi="STIXGeneral-Italic" w:cs="Lucida Grande"/>
+          <w:color w:val="000000"/>
+          <w:sz w:val="27"/>
+          <w:szCs w:val="27"/>
+          <w:bdr w:val="none" w:sz="0" w:space="0" w:color="auto" w:frame="1"/>
+          <w:lang w:eastAsia="en-US"/>
+        </w:rPr>
+        <w:t>M</w:t>
+      </w:r>
+      <w:r>
+        <w:rPr>
+          <w:rFonts w:ascii="STIXGeneral-Italic" w:eastAsia="Times New Roman" w:hAnsi="STIXGeneral-Italic" w:cs="Lucida Grande"/>
+          <w:color w:val="000000"/>
+          <w:sz w:val="19"/>
+          <w:szCs w:val="19"/>
+          <w:bdr w:val="none" w:sz="0" w:space="0" w:color="auto" w:frame="1"/>
+          <w:lang w:eastAsia="en-US"/>
+        </w:rPr>
+        <w:t>BH</w:t>
+      </w:r>
+      <w:r>
+        <w:rPr>
+          <w:rFonts w:ascii="STIXGeneral-Regular" w:eastAsia="Times New Roman" w:hAnsi="STIXGeneral-Regular" w:cs="Lucida Grande"/>
+          <w:color w:val="000000"/>
+          <w:sz w:val="27"/>
+          <w:szCs w:val="27"/>
+          <w:bdr w:val="none" w:sz="0" w:space="0" w:color="auto" w:frame="1"/>
+          <w:lang w:eastAsia="en-US"/>
+        </w:rPr>
+        <w:t>∝</w:t>
+      </w:r>
+      <w:r>
+        <w:rPr>
+          <w:rFonts w:ascii="STIXGeneral-Italic" w:eastAsia="Times New Roman" w:hAnsi="STIXGeneral-Italic" w:cs="Lucida Grande"/>
+          <w:color w:val="000000"/>
+          <w:sz w:val="27"/>
+          <w:szCs w:val="27"/>
+          <w:bdr w:val="none" w:sz="0" w:space="0" w:color="auto" w:frame="1"/>
+          <w:lang w:eastAsia="en-US"/>
+        </w:rPr>
+        <w:t>M</w:t>
+      </w:r>
+      <w:r>
+        <w:rPr>
+          <w:rFonts w:ascii="STIXGeneral-Regular" w:eastAsia="Times New Roman" w:hAnsi="STIXGeneral-Regular" w:cs="Lucida Grande"/>
+          <w:color w:val="000000"/>
+          <w:sz w:val="19"/>
+          <w:szCs w:val="19"/>
+          <w:bdr w:val="none" w:sz="0" w:space="0" w:color="auto" w:frame="1"/>
+          <w:lang w:eastAsia="en-US"/>
+        </w:rPr>
+        <w:t>1.27±0.07∗,</w:t>
+      </w:r>
+      <w:r>
+        <w:rPr>
+          <w:rFonts w:ascii="STIXGeneral-Italic" w:eastAsia="Times New Roman" w:hAnsi="STIXGeneral-Italic" w:cs="Lucida Grande"/>
+          <w:color w:val="000000"/>
+          <w:sz w:val="19"/>
+          <w:szCs w:val="19"/>
+          <w:bdr w:val="none" w:sz="0" w:space="0" w:color="auto" w:frame="1"/>
+          <w:lang w:eastAsia="en-US"/>
+        </w:rPr>
+        <w:t>sph</w:t>
+      </w:r>
+      <w:r>
+        <w:rPr>
+          <w:rFonts w:ascii="Lucida Grande" w:eastAsia="Times New Roman" w:hAnsi="Lucida Grande" w:cs="Lucida Grande"/>
+          <w:color w:val="000000"/>
+          <w:sz w:val="23"/>
+          <w:szCs w:val="23"/>
+          <w:shd w:val="clear" w:color="auto" w:fill="FFFFFF"/>
+          <w:lang w:eastAsia="en-US"/>
+        </w:rPr>
+        <w:t> with a total scatter of </w:t>
+      </w:r>
+      <w:r>
+        <w:rPr>
+          <w:rFonts w:ascii="STIXGeneral-Regular" w:eastAsia="Times New Roman" w:hAnsi="STIXGeneral-Regular" w:cs="Lucida Grande"/>
+          <w:color w:val="000000"/>
+          <w:sz w:val="27"/>
+          <w:szCs w:val="27"/>
+          <w:bdr w:val="none" w:sz="0" w:space="0" w:color="auto" w:frame="1"/>
+          <w:lang w:eastAsia="en-US"/>
+        </w:rPr>
+        <w:t>Δ</w:t>
+      </w:r>
+      <w:r>
+        <w:rPr>
+          <w:rFonts w:ascii="STIXGeneral-Italic" w:eastAsia="Times New Roman" w:hAnsi="STIXGeneral-Italic" w:cs="Lucida Grande"/>
+          <w:color w:val="000000"/>
+          <w:sz w:val="19"/>
+          <w:szCs w:val="19"/>
+          <w:bdr w:val="none" w:sz="0" w:space="0" w:color="auto" w:frame="1"/>
+          <w:lang w:eastAsia="en-US"/>
+        </w:rPr>
+        <w:t>rms</w:t>
+      </w:r>
+      <w:r>
+        <w:rPr>
+          <w:rFonts w:ascii="STIXGeneral-Regular" w:eastAsia="Times New Roman" w:hAnsi="STIXGeneral-Regular" w:cs="Lucida Grande"/>
+          <w:color w:val="000000"/>
+          <w:sz w:val="27"/>
+          <w:szCs w:val="27"/>
+          <w:bdr w:val="none" w:sz="0" w:space="0" w:color="auto" w:frame="1"/>
+          <w:lang w:eastAsia="en-US"/>
+        </w:rPr>
+        <w:t>=</w:t>
+      </w:r>
+      <w:r>
+        <w:rPr>
+          <w:rFonts w:ascii="Lucida Grande" w:eastAsia="Times New Roman" w:hAnsi="Lucida Grande" w:cs="Lucida Grande"/>
+          <w:color w:val="000000"/>
+          <w:sz w:val="23"/>
+          <w:szCs w:val="23"/>
+          <w:shd w:val="clear" w:color="auto" w:fill="FFFFFF"/>
+          <w:lang w:eastAsia="en-US"/>
+        </w:rPr>
+        <w:t> 0.52 dex in the </w:t>
+      </w:r>
+      <w:r>
+        <w:rPr>
+          <w:rFonts w:ascii="STIXGeneral-Regular" w:eastAsia="Times New Roman" w:hAnsi="STIXGeneral-Regular" w:cs="Lucida Grande"/>
+          <w:color w:val="000000"/>
+          <w:sz w:val="27"/>
+          <w:szCs w:val="27"/>
+          <w:bdr w:val="none" w:sz="0" w:space="0" w:color="auto" w:frame="1"/>
+          <w:lang w:eastAsia="en-US"/>
+        </w:rPr>
+        <w:t>log(</w:t>
+      </w:r>
+      <w:r>
+        <w:rPr>
+          <w:rFonts w:ascii="STIXGeneral-Italic" w:eastAsia="Times New Roman" w:hAnsi="STIXGeneral-Italic" w:cs="Lucida Grande"/>
+          <w:color w:val="000000"/>
+          <w:sz w:val="27"/>
+          <w:szCs w:val="27"/>
+          <w:bdr w:val="none" w:sz="0" w:space="0" w:color="auto" w:frame="1"/>
+          <w:lang w:eastAsia="en-US"/>
+        </w:rPr>
+        <w:t>M</w:t>
+      </w:r>
+      <w:r>
+        <w:rPr>
+          <w:rFonts w:ascii="STIXGeneral-Italic" w:eastAsia="Times New Roman" w:hAnsi="STIXGeneral-Italic" w:cs="Lucida Grande"/>
+          <w:color w:val="000000"/>
+          <w:sz w:val="19"/>
+          <w:szCs w:val="19"/>
+          <w:bdr w:val="none" w:sz="0" w:space="0" w:color="auto" w:frame="1"/>
+          <w:lang w:eastAsia="en-US"/>
+        </w:rPr>
+        <w:t>BH</w:t>
+      </w:r>
+      <w:r>
+        <w:rPr>
+          <w:rFonts w:ascii="STIXGeneral-Regular" w:eastAsia="Times New Roman" w:hAnsi="STIXGeneral-Regular" w:cs="Lucida Grande"/>
+          <w:color w:val="000000"/>
+          <w:sz w:val="27"/>
+          <w:szCs w:val="27"/>
+          <w:bdr w:val="none" w:sz="0" w:space="0" w:color="auto" w:frame="1"/>
+          <w:lang w:eastAsia="en-US"/>
+        </w:rPr>
+        <w:t>)</w:t>
+      </w:r>
+      <w:r>
+        <w:rPr>
+          <w:rFonts w:ascii="Lucida Grande" w:eastAsia="Times New Roman" w:hAnsi="Lucida Grande" w:cs="Lucida Grande"/>
+          <w:color w:val="000000"/>
+          <w:sz w:val="23"/>
+          <w:szCs w:val="23"/>
+          <w:shd w:val="clear" w:color="auto" w:fill="FFFFFF"/>
+          <w:lang w:eastAsia="en-US"/>
+        </w:rPr>
+        <w:t> direction. However, and importantly, we discover that the ES/S0-type galaxies with disks are offset from the E-type galaxies by more than a factor of ten in their </w:t>
+      </w:r>
+      <w:r>
+        <w:rPr>
+          <w:rFonts w:ascii="STIXGeneral-Italic" w:eastAsia="Times New Roman" w:hAnsi="STIXGeneral-Italic" w:cs="Lucida Grande"/>
+          <w:color w:val="000000"/>
+          <w:sz w:val="27"/>
+          <w:szCs w:val="27"/>
+          <w:bdr w:val="none" w:sz="0" w:space="0" w:color="auto" w:frame="1"/>
+          <w:lang w:eastAsia="en-US"/>
+        </w:rPr>
+        <w:t>M</w:t>
+      </w:r>
+      <w:r>
+        <w:rPr>
+          <w:rFonts w:ascii="STIXGeneral-Italic" w:eastAsia="Times New Roman" w:hAnsi="STIXGeneral-Italic" w:cs="Lucida Grande"/>
+          <w:color w:val="000000"/>
+          <w:sz w:val="19"/>
+          <w:szCs w:val="19"/>
+          <w:bdr w:val="none" w:sz="0" w:space="0" w:color="auto" w:frame="1"/>
+          <w:lang w:eastAsia="en-US"/>
+        </w:rPr>
+        <w:t>BH</w:t>
+      </w:r>
+      <w:r>
+        <w:rPr>
+          <w:rFonts w:ascii="STIXGeneral-Regular" w:eastAsia="Times New Roman" w:hAnsi="STIXGeneral-Regular" w:cs="Lucida Grande"/>
+          <w:color w:val="000000"/>
+          <w:sz w:val="27"/>
+          <w:szCs w:val="27"/>
+          <w:bdr w:val="none" w:sz="0" w:space="0" w:color="auto" w:frame="1"/>
+          <w:lang w:eastAsia="en-US"/>
+        </w:rPr>
+        <w:t>/</w:t>
+      </w:r>
+      <w:r>
+        <w:rPr>
+          <w:rFonts w:ascii="STIXGeneral-Italic" w:eastAsia="Times New Roman" w:hAnsi="STIXGeneral-Italic" w:cs="Lucida Grande"/>
+          <w:color w:val="000000"/>
+          <w:sz w:val="27"/>
+          <w:szCs w:val="27"/>
+          <w:bdr w:val="none" w:sz="0" w:space="0" w:color="auto" w:frame="1"/>
+          <w:lang w:eastAsia="en-US"/>
+        </w:rPr>
+        <w:t>M</w:t>
+      </w:r>
+      <w:r>
+        <w:rPr>
+          <w:rFonts w:ascii="STIXGeneral-Regular" w:eastAsia="Times New Roman" w:hAnsi="STIXGeneral-Regular" w:cs="Lucida Grande"/>
+          <w:color w:val="000000"/>
+          <w:sz w:val="19"/>
+          <w:szCs w:val="19"/>
+          <w:bdr w:val="none" w:sz="0" w:space="0" w:color="auto" w:frame="1"/>
+          <w:lang w:eastAsia="en-US"/>
+        </w:rPr>
+        <w:t>∗,</w:t>
+      </w:r>
+      <w:r>
+        <w:rPr>
+          <w:rFonts w:ascii="STIXGeneral-Italic" w:eastAsia="Times New Roman" w:hAnsi="STIXGeneral-Italic" w:cs="Lucida Grande"/>
+          <w:color w:val="000000"/>
+          <w:sz w:val="19"/>
+          <w:szCs w:val="19"/>
+          <w:bdr w:val="none" w:sz="0" w:space="0" w:color="auto" w:frame="1"/>
+          <w:lang w:eastAsia="en-US"/>
+        </w:rPr>
+        <w:t>sph</w:t>
+      </w:r>
+      <w:r>
+        <w:rPr>
+          <w:rFonts w:ascii="Lucida Grande" w:eastAsia="Times New Roman" w:hAnsi="Lucida Grande" w:cs="Lucida Grande"/>
+          <w:color w:val="000000"/>
+          <w:sz w:val="23"/>
+          <w:szCs w:val="23"/>
+          <w:shd w:val="clear" w:color="auto" w:fill="FFFFFF"/>
+          <w:lang w:eastAsia="en-US"/>
+        </w:rPr>
+        <w:t> ratio, with ramifications for formation theories, simulations, and some virial factor measurements used to convert AGN virial masses into </w:t>
+      </w:r>
+      <w:r>
+        <w:rPr>
+          <w:rFonts w:ascii="STIXGeneral-Italic" w:eastAsia="Times New Roman" w:hAnsi="STIXGeneral-Italic" w:cs="Lucida Grande"/>
+          <w:color w:val="000000"/>
+          <w:sz w:val="27"/>
+          <w:szCs w:val="27"/>
+          <w:bdr w:val="none" w:sz="0" w:space="0" w:color="auto" w:frame="1"/>
+          <w:lang w:eastAsia="en-US"/>
+        </w:rPr>
+        <w:t>M</w:t>
+      </w:r>
+      <w:r>
+        <w:rPr>
+          <w:rFonts w:ascii="STIXGeneral-Italic" w:eastAsia="Times New Roman" w:hAnsi="STIXGeneral-Italic" w:cs="Lucida Grande"/>
+          <w:color w:val="000000"/>
+          <w:sz w:val="19"/>
+          <w:szCs w:val="19"/>
+          <w:bdr w:val="none" w:sz="0" w:space="0" w:color="auto" w:frame="1"/>
+          <w:lang w:eastAsia="en-US"/>
+        </w:rPr>
+        <w:t>BH</w:t>
+      </w:r>
+      <w:r>
+        <w:rPr>
+          <w:rFonts w:ascii="Lucida Grande" w:eastAsia="Times New Roman" w:hAnsi="Lucida Grande" w:cs="Lucida Grande"/>
+          <w:color w:val="000000"/>
+          <w:sz w:val="23"/>
+          <w:szCs w:val="23"/>
+          <w:shd w:val="clear" w:color="auto" w:fill="FFFFFF"/>
+          <w:lang w:eastAsia="en-US"/>
+        </w:rPr>
+        <w:t>. Separately, each population follows a steeper relation with slopes of </w:t>
+      </w:r>
+      <w:r>
+        <w:rPr>
+          <w:rFonts w:ascii="STIXGeneral-Regular" w:eastAsia="Times New Roman" w:hAnsi="STIXGeneral-Regular" w:cs="Lucida Grande"/>
+          <w:color w:val="000000"/>
+          <w:sz w:val="27"/>
+          <w:szCs w:val="27"/>
+          <w:bdr w:val="none" w:sz="0" w:space="0" w:color="auto" w:frame="1"/>
+          <w:lang w:eastAsia="en-US"/>
+        </w:rPr>
+        <w:t>1.86±0.20</w:t>
+      </w:r>
+      <w:r>
+        <w:rPr>
+          <w:rFonts w:ascii="Lucida Grande" w:eastAsia="Times New Roman" w:hAnsi="Lucida Grande" w:cs="Lucida Grande"/>
+          <w:color w:val="000000"/>
+          <w:sz w:val="23"/>
+          <w:szCs w:val="23"/>
+          <w:shd w:val="clear" w:color="auto" w:fill="FFFFFF"/>
+          <w:lang w:eastAsia="en-US"/>
+        </w:rPr>
+        <w:t> and </w:t>
+      </w:r>
+      <w:r>
+        <w:rPr>
+          <w:rFonts w:ascii="STIXGeneral-Regular" w:eastAsia="Times New Roman" w:hAnsi="STIXGeneral-Regular" w:cs="Lucida Grande"/>
+          <w:color w:val="000000"/>
+          <w:sz w:val="27"/>
+          <w:szCs w:val="27"/>
+          <w:bdr w:val="none" w:sz="0" w:space="0" w:color="auto" w:frame="1"/>
+          <w:lang w:eastAsia="en-US"/>
+        </w:rPr>
+        <w:t>1.90±0.20</w:t>
+      </w:r>
+      <w:r>
+        <w:rPr>
+          <w:rFonts w:ascii="Lucida Grande" w:eastAsia="Times New Roman" w:hAnsi="Lucida Grande" w:cs="Lucida Grande"/>
+          <w:color w:val="000000"/>
+          <w:sz w:val="23"/>
+          <w:szCs w:val="23"/>
+          <w:shd w:val="clear" w:color="auto" w:fill="FFFFFF"/>
+          <w:lang w:eastAsia="en-US"/>
+        </w:rPr>
+        <w:t>, respectively. The offset mass ratio is mainly due to the exclusion of the disk mass, with the two populations offset by only a factor of two in their </w:t>
+      </w:r>
+      <w:r>
+        <w:rPr>
+          <w:rFonts w:ascii="STIXGeneral-Italic" w:eastAsia="Times New Roman" w:hAnsi="STIXGeneral-Italic" w:cs="Lucida Grande"/>
+          <w:color w:val="000000"/>
+          <w:sz w:val="27"/>
+          <w:szCs w:val="27"/>
+          <w:bdr w:val="none" w:sz="0" w:space="0" w:color="auto" w:frame="1"/>
+          <w:lang w:eastAsia="en-US"/>
+        </w:rPr>
+        <w:t>M</w:t>
+      </w:r>
+      <w:r>
+        <w:rPr>
+          <w:rFonts w:ascii="STIXGeneral-Italic" w:eastAsia="Times New Roman" w:hAnsi="STIXGeneral-Italic" w:cs="Lucida Grande"/>
+          <w:color w:val="000000"/>
+          <w:sz w:val="19"/>
+          <w:szCs w:val="19"/>
+          <w:bdr w:val="none" w:sz="0" w:space="0" w:color="auto" w:frame="1"/>
+          <w:lang w:eastAsia="en-US"/>
+        </w:rPr>
+        <w:t>BH</w:t>
+      </w:r>
+      <w:r>
+        <w:rPr>
+          <w:rFonts w:ascii="STIXGeneral-Regular" w:eastAsia="Times New Roman" w:hAnsi="STIXGeneral-Regular" w:cs="Lucida Grande"/>
+          <w:color w:val="000000"/>
+          <w:sz w:val="27"/>
+          <w:szCs w:val="27"/>
+          <w:bdr w:val="none" w:sz="0" w:space="0" w:color="auto" w:frame="1"/>
+          <w:lang w:eastAsia="en-US"/>
+        </w:rPr>
+        <w:t>/</w:t>
+      </w:r>
+      <w:r>
+        <w:rPr>
+          <w:rFonts w:ascii="STIXGeneral-Italic" w:eastAsia="Times New Roman" w:hAnsi="STIXGeneral-Italic" w:cs="Lucida Grande"/>
+          <w:color w:val="000000"/>
+          <w:sz w:val="27"/>
+          <w:szCs w:val="27"/>
+          <w:bdr w:val="none" w:sz="0" w:space="0" w:color="auto" w:frame="1"/>
+          <w:lang w:eastAsia="en-US"/>
+        </w:rPr>
+        <w:t>M</w:t>
+      </w:r>
+      <w:r>
+        <w:rPr>
+          <w:rFonts w:ascii="STIXGeneral-Regular" w:eastAsia="Times New Roman" w:hAnsi="STIXGeneral-Regular" w:cs="Lucida Grande"/>
+          <w:color w:val="000000"/>
+          <w:sz w:val="19"/>
+          <w:szCs w:val="19"/>
+          <w:bdr w:val="none" w:sz="0" w:space="0" w:color="auto" w:frame="1"/>
+          <w:lang w:eastAsia="en-US"/>
+        </w:rPr>
+        <w:t>∗,</w:t>
+      </w:r>
+      <w:r>
+        <w:rPr>
+          <w:rFonts w:ascii="STIXGeneral-Italic" w:eastAsia="Times New Roman" w:hAnsi="STIXGeneral-Italic" w:cs="Lucida Grande"/>
+          <w:color w:val="000000"/>
+          <w:sz w:val="19"/>
+          <w:szCs w:val="19"/>
+          <w:bdr w:val="none" w:sz="0" w:space="0" w:color="auto" w:frame="1"/>
+          <w:lang w:eastAsia="en-US"/>
+        </w:rPr>
+        <w:t>gal</w:t>
+      </w:r>
+      <w:r>
+        <w:rPr>
+          <w:rFonts w:ascii="Lucida Grande" w:eastAsia="Times New Roman" w:hAnsi="Lucida Grande" w:cs="Lucida Grande"/>
+          <w:color w:val="000000"/>
+          <w:sz w:val="23"/>
+          <w:szCs w:val="23"/>
+          <w:shd w:val="clear" w:color="auto" w:fill="FFFFFF"/>
+          <w:lang w:eastAsia="en-US"/>
+        </w:rPr>
+        <w:t> ratio in the </w:t>
+      </w:r>
+      <w:r>
+        <w:rPr>
+          <w:rFonts w:ascii="STIXGeneral-Italic" w:eastAsia="Times New Roman" w:hAnsi="STIXGeneral-Italic" w:cs="Lucida Grande"/>
+          <w:color w:val="000000"/>
+          <w:sz w:val="27"/>
+          <w:szCs w:val="27"/>
+          <w:bdr w:val="none" w:sz="0" w:space="0" w:color="auto" w:frame="1"/>
+          <w:lang w:eastAsia="en-US"/>
+        </w:rPr>
+        <w:t>M</w:t>
+      </w:r>
+      <w:r>
+        <w:rPr>
+          <w:rFonts w:ascii="STIXGeneral-Italic" w:eastAsia="Times New Roman" w:hAnsi="STIXGeneral-Italic" w:cs="Lucida Grande"/>
+          <w:color w:val="000000"/>
+          <w:sz w:val="19"/>
+          <w:szCs w:val="19"/>
+          <w:bdr w:val="none" w:sz="0" w:space="0" w:color="auto" w:frame="1"/>
+          <w:lang w:eastAsia="en-US"/>
+        </w:rPr>
+        <w:t>BH</w:t>
+      </w:r>
+      <w:r>
+        <w:rPr>
+          <w:rFonts w:ascii="Lucida Grande" w:eastAsia="Times New Roman" w:hAnsi="Lucida Grande" w:cs="Lucida Grande"/>
+          <w:color w:val="000000"/>
+          <w:sz w:val="23"/>
+          <w:szCs w:val="23"/>
+          <w:shd w:val="clear" w:color="auto" w:fill="FFFFFF"/>
+          <w:lang w:eastAsia="en-US"/>
+        </w:rPr>
+        <w:t>-</w:t>
+      </w:r>
+      <w:r>
+        <w:rPr>
+          <w:rFonts w:ascii="STIXGeneral-Italic" w:eastAsia="Times New Roman" w:hAnsi="STIXGeneral-Italic" w:cs="Lucida Grande"/>
+          <w:color w:val="000000"/>
+          <w:sz w:val="27"/>
+          <w:szCs w:val="27"/>
+          <w:bdr w:val="none" w:sz="0" w:space="0" w:color="auto" w:frame="1"/>
+          <w:lang w:eastAsia="en-US"/>
+        </w:rPr>
+        <w:t>M</w:t>
+      </w:r>
+      <w:r>
+        <w:rPr>
+          <w:rFonts w:ascii="STIXGeneral-Regular" w:eastAsia="Times New Roman" w:hAnsi="STIXGeneral-Regular" w:cs="Lucida Grande"/>
+          <w:color w:val="000000"/>
+          <w:sz w:val="19"/>
+          <w:szCs w:val="19"/>
+          <w:bdr w:val="none" w:sz="0" w:space="0" w:color="auto" w:frame="1"/>
+          <w:lang w:eastAsia="en-US"/>
+        </w:rPr>
+        <w:t>∗,</w:t>
+      </w:r>
+      <w:r>
+        <w:rPr>
+          <w:rFonts w:ascii="STIXGeneral-Italic" w:eastAsia="Times New Roman" w:hAnsi="STIXGeneral-Italic" w:cs="Lucida Grande"/>
+          <w:color w:val="000000"/>
+          <w:sz w:val="19"/>
+          <w:szCs w:val="19"/>
+          <w:bdr w:val="none" w:sz="0" w:space="0" w:color="auto" w:frame="1"/>
+          <w:lang w:eastAsia="en-US"/>
+        </w:rPr>
+        <w:t>gal</w:t>
+      </w:r>
+      <w:r>
+        <w:rPr>
+          <w:rFonts w:ascii="Lucida Grande" w:eastAsia="Times New Roman" w:hAnsi="Lucida Grande" w:cs="Lucida Grande"/>
+          <w:color w:val="000000"/>
+          <w:sz w:val="23"/>
+          <w:szCs w:val="23"/>
+          <w:shd w:val="clear" w:color="auto" w:fill="FFFFFF"/>
+          <w:lang w:eastAsia="en-US"/>
+        </w:rPr>
+        <w:t> diagram where </w:t>
+      </w:r>
+      <w:r>
+        <w:rPr>
+          <w:rFonts w:ascii="STIXGeneral-Italic" w:eastAsia="Times New Roman" w:hAnsi="STIXGeneral-Italic" w:cs="Lucida Grande"/>
+          <w:color w:val="000000"/>
+          <w:sz w:val="27"/>
+          <w:szCs w:val="27"/>
+          <w:bdr w:val="none" w:sz="0" w:space="0" w:color="auto" w:frame="1"/>
+          <w:lang w:eastAsia="en-US"/>
+        </w:rPr>
+        <w:t>M</w:t>
+      </w:r>
+      <w:r>
+        <w:rPr>
+          <w:rFonts w:ascii="STIXGeneral-Italic" w:eastAsia="Times New Roman" w:hAnsi="STIXGeneral-Italic" w:cs="Lucida Grande"/>
+          <w:color w:val="000000"/>
+          <w:sz w:val="19"/>
+          <w:szCs w:val="19"/>
+          <w:bdr w:val="none" w:sz="0" w:space="0" w:color="auto" w:frame="1"/>
+          <w:lang w:eastAsia="en-US"/>
+        </w:rPr>
+        <w:t>BH</w:t>
+      </w:r>
+      <w:r>
+        <w:rPr>
+          <w:rFonts w:ascii="STIXGeneral-Regular" w:eastAsia="Times New Roman" w:hAnsi="STIXGeneral-Regular" w:cs="Lucida Grande"/>
+          <w:color w:val="000000"/>
+          <w:sz w:val="27"/>
+          <w:szCs w:val="27"/>
+          <w:bdr w:val="none" w:sz="0" w:space="0" w:color="auto" w:frame="1"/>
+          <w:lang w:eastAsia="en-US"/>
+        </w:rPr>
+        <w:t>∝</w:t>
+      </w:r>
+      <w:r>
+        <w:rPr>
+          <w:rFonts w:ascii="STIXGeneral-Italic" w:eastAsia="Times New Roman" w:hAnsi="STIXGeneral-Italic" w:cs="Lucida Grande"/>
+          <w:color w:val="000000"/>
+          <w:sz w:val="27"/>
+          <w:szCs w:val="27"/>
+          <w:bdr w:val="none" w:sz="0" w:space="0" w:color="auto" w:frame="1"/>
+          <w:lang w:eastAsia="en-US"/>
+        </w:rPr>
+        <w:t>M</w:t>
+      </w:r>
+      <w:r>
+        <w:rPr>
+          <w:rFonts w:ascii="STIXGeneral-Regular" w:eastAsia="Times New Roman" w:hAnsi="STIXGeneral-Regular" w:cs="Lucida Grande"/>
+          <w:color w:val="000000"/>
+          <w:sz w:val="19"/>
+          <w:szCs w:val="19"/>
+          <w:bdr w:val="none" w:sz="0" w:space="0" w:color="auto" w:frame="1"/>
+          <w:lang w:eastAsia="en-US"/>
+        </w:rPr>
+        <w:t>1.8±0.2∗,</w:t>
+      </w:r>
+      <w:r>
+        <w:rPr>
+          <w:rFonts w:ascii="STIXGeneral-Italic" w:eastAsia="Times New Roman" w:hAnsi="STIXGeneral-Italic" w:cs="Lucida Grande"/>
+          <w:color w:val="000000"/>
+          <w:sz w:val="19"/>
+          <w:szCs w:val="19"/>
+          <w:bdr w:val="none" w:sz="0" w:space="0" w:color="auto" w:frame="1"/>
+          <w:lang w:eastAsia="en-US"/>
+        </w:rPr>
+        <w:t>gal</w:t>
+      </w:r>
+      <w:r>
+        <w:rPr>
+          <w:rFonts w:ascii="Lucida Grande" w:eastAsia="Times New Roman" w:hAnsi="Lucida Grande" w:cs="Lucida Grande"/>
+          <w:color w:val="000000"/>
+          <w:sz w:val="23"/>
+          <w:szCs w:val="23"/>
+          <w:shd w:val="clear" w:color="auto" w:fill="FFFFFF"/>
+          <w:lang w:eastAsia="en-US"/>
+        </w:rPr>
+        <w:t> and </w:t>
+      </w:r>
+      <w:r>
+        <w:rPr>
+          <w:rFonts w:ascii="STIXGeneral-Regular" w:eastAsia="Times New Roman" w:hAnsi="STIXGeneral-Regular" w:cs="Lucida Grande"/>
+          <w:color w:val="000000"/>
+          <w:sz w:val="27"/>
+          <w:szCs w:val="27"/>
+          <w:bdr w:val="none" w:sz="0" w:space="0" w:color="auto" w:frame="1"/>
+          <w:lang w:eastAsia="en-US"/>
+        </w:rPr>
+        <w:t>Δ</w:t>
+      </w:r>
+      <w:r>
+        <w:rPr>
+          <w:rFonts w:ascii="STIXGeneral-Italic" w:eastAsia="Times New Roman" w:hAnsi="STIXGeneral-Italic" w:cs="Lucida Grande"/>
+          <w:color w:val="000000"/>
+          <w:sz w:val="19"/>
+          <w:szCs w:val="19"/>
+          <w:bdr w:val="none" w:sz="0" w:space="0" w:color="auto" w:frame="1"/>
+          <w:lang w:eastAsia="en-US"/>
+        </w:rPr>
+        <w:t>rms</w:t>
+      </w:r>
+      <w:r>
+        <w:rPr>
+          <w:rFonts w:ascii="STIXGeneral-Regular" w:eastAsia="Times New Roman" w:hAnsi="STIXGeneral-Regular" w:cs="Lucida Grande"/>
+          <w:color w:val="000000"/>
+          <w:sz w:val="27"/>
+          <w:szCs w:val="27"/>
+          <w:bdr w:val="none" w:sz="0" w:space="0" w:color="auto" w:frame="1"/>
+          <w:lang w:eastAsia="en-US"/>
+        </w:rPr>
+        <w:t>=0.6±0.1</w:t>
+      </w:r>
+      <w:r>
+        <w:rPr>
+          <w:rFonts w:ascii="Lucida Grande" w:eastAsia="Times New Roman" w:hAnsi="Lucida Grande" w:cs="Lucida Grande"/>
+          <w:color w:val="000000"/>
+          <w:sz w:val="23"/>
+          <w:szCs w:val="23"/>
+          <w:shd w:val="clear" w:color="auto" w:fill="FFFFFF"/>
+          <w:lang w:eastAsia="en-US"/>
+        </w:rPr>
+        <w:t> dex depending on the sample. For </w:t>
+      </w:r>
+      <w:r>
+        <w:rPr>
+          <w:rFonts w:ascii="STIXGeneral-Italic" w:eastAsia="Times New Roman" w:hAnsi="STIXGeneral-Italic" w:cs="Lucida Grande"/>
+          <w:color w:val="000000"/>
+          <w:sz w:val="27"/>
+          <w:szCs w:val="27"/>
+          <w:bdr w:val="none" w:sz="0" w:space="0" w:color="auto" w:frame="1"/>
+          <w:lang w:eastAsia="en-US"/>
+        </w:rPr>
+        <w:t>M</w:t>
+      </w:r>
+      <w:r>
+        <w:rPr>
+          <w:rFonts w:ascii="STIXGeneral-Italic" w:eastAsia="Times New Roman" w:hAnsi="STIXGeneral-Italic" w:cs="Lucida Grande"/>
+          <w:color w:val="000000"/>
+          <w:sz w:val="19"/>
+          <w:szCs w:val="19"/>
+          <w:bdr w:val="none" w:sz="0" w:space="0" w:color="auto" w:frame="1"/>
+          <w:lang w:eastAsia="en-US"/>
+        </w:rPr>
+        <w:t>BH</w:t>
+      </w:r>
+      <w:r>
+        <w:rPr>
+          <w:rFonts w:ascii="STIXGeneral-Regular" w:eastAsia="Times New Roman" w:hAnsi="STIXGeneral-Regular" w:cs="Lucida Grande"/>
+          <w:color w:val="000000"/>
+          <w:sz w:val="27"/>
+          <w:szCs w:val="27"/>
+          <w:bdr w:val="none" w:sz="0" w:space="0" w:color="auto" w:frame="1"/>
+          <w:lang w:eastAsia="en-US"/>
+        </w:rPr>
+        <w:t>≳10</w:t>
+      </w:r>
+      <w:r>
+        <w:rPr>
+          <w:rFonts w:ascii="STIXGeneral-Regular" w:eastAsia="Times New Roman" w:hAnsi="STIXGeneral-Regular" w:cs="Lucida Grande"/>
+          <w:color w:val="000000"/>
+          <w:sz w:val="19"/>
+          <w:szCs w:val="19"/>
+          <w:bdr w:val="none" w:sz="0" w:space="0" w:color="auto" w:frame="1"/>
+          <w:lang w:eastAsia="en-US"/>
+        </w:rPr>
+        <w:t>7</w:t>
+      </w:r>
+      <w:r>
+        <w:rPr>
+          <w:rFonts w:ascii="STIXGeneral-Italic" w:eastAsia="Times New Roman" w:hAnsi="STIXGeneral-Italic" w:cs="Lucida Grande"/>
+          <w:color w:val="000000"/>
+          <w:sz w:val="27"/>
+          <w:szCs w:val="27"/>
+          <w:bdr w:val="none" w:sz="0" w:space="0" w:color="auto" w:frame="1"/>
+          <w:lang w:eastAsia="en-US"/>
+        </w:rPr>
+        <w:t>M</w:t>
+      </w:r>
+      <w:r>
+        <w:rPr>
+          <w:rFonts w:ascii="STIXGeneral-Regular" w:eastAsia="Times New Roman" w:hAnsi="STIXGeneral-Regular" w:cs="Lucida Grande"/>
+          <w:color w:val="000000"/>
+          <w:sz w:val="19"/>
+          <w:szCs w:val="19"/>
+          <w:bdr w:val="none" w:sz="0" w:space="0" w:color="auto" w:frame="1"/>
+          <w:lang w:eastAsia="en-US"/>
+        </w:rPr>
+        <w:t>⊙</w:t>
+      </w:r>
+      <w:r>
+        <w:rPr>
+          <w:rFonts w:ascii="Lucida Grande" w:eastAsia="Times New Roman" w:hAnsi="Lucida Grande" w:cs="Lucida Grande"/>
+          <w:color w:val="000000"/>
+          <w:sz w:val="23"/>
+          <w:szCs w:val="23"/>
+          <w:shd w:val="clear" w:color="auto" w:fill="FFFFFF"/>
+          <w:lang w:eastAsia="en-US"/>
+        </w:rPr>
+        <w:t>, we detect no significant bend nor offset in either the </w:t>
+      </w:r>
+      <w:r>
+        <w:rPr>
+          <w:rFonts w:ascii="STIXGeneral-Italic" w:eastAsia="Times New Roman" w:hAnsi="STIXGeneral-Italic" w:cs="Lucida Grande"/>
+          <w:color w:val="000000"/>
+          <w:sz w:val="27"/>
+          <w:szCs w:val="27"/>
+          <w:bdr w:val="none" w:sz="0" w:space="0" w:color="auto" w:frame="1"/>
+          <w:lang w:eastAsia="en-US"/>
+        </w:rPr>
+        <w:t>M</w:t>
+      </w:r>
+      <w:r>
+        <w:rPr>
+          <w:rFonts w:ascii="STIXGeneral-Italic" w:eastAsia="Times New Roman" w:hAnsi="STIXGeneral-Italic" w:cs="Lucida Grande"/>
+          <w:color w:val="000000"/>
+          <w:sz w:val="19"/>
+          <w:szCs w:val="19"/>
+          <w:bdr w:val="none" w:sz="0" w:space="0" w:color="auto" w:frame="1"/>
+          <w:lang w:eastAsia="en-US"/>
+        </w:rPr>
+        <w:t>BH</w:t>
+      </w:r>
+      <w:r>
+        <w:rPr>
+          <w:rFonts w:ascii="Lucida Grande" w:eastAsia="Times New Roman" w:hAnsi="Lucida Grande" w:cs="Lucida Grande"/>
+          <w:color w:val="000000"/>
+          <w:sz w:val="23"/>
+          <w:szCs w:val="23"/>
+          <w:shd w:val="clear" w:color="auto" w:fill="FFFFFF"/>
+          <w:lang w:eastAsia="en-US"/>
+        </w:rPr>
+        <w:t>-</w:t>
+      </w:r>
+      <w:r>
+        <w:rPr>
+          <w:rFonts w:ascii="STIXGeneral-Italic" w:eastAsia="Times New Roman" w:hAnsi="STIXGeneral-Italic" w:cs="Lucida Grande"/>
+          <w:color w:val="000000"/>
+          <w:sz w:val="27"/>
+          <w:szCs w:val="27"/>
+          <w:bdr w:val="none" w:sz="0" w:space="0" w:color="auto" w:frame="1"/>
+          <w:lang w:eastAsia="en-US"/>
+        </w:rPr>
+        <w:t>M</w:t>
+      </w:r>
+      <w:proofErr w:type="gramStart"/>
+      <w:r>
+        <w:rPr>
+          <w:rFonts w:ascii="STIXGeneral-Regular" w:eastAsia="Times New Roman" w:hAnsi="STIXGeneral-Regular" w:cs="Lucida Grande"/>
+          <w:color w:val="000000"/>
+          <w:sz w:val="19"/>
+          <w:szCs w:val="19"/>
+          <w:bdr w:val="none" w:sz="0" w:space="0" w:color="auto" w:frame="1"/>
+          <w:lang w:eastAsia="en-US"/>
+        </w:rPr>
+        <w:t>∗,</w:t>
+      </w:r>
+      <w:r>
+        <w:rPr>
+          <w:rFonts w:ascii="STIXGeneral-Italic" w:eastAsia="Times New Roman" w:hAnsi="STIXGeneral-Italic" w:cs="Lucida Grande"/>
+          <w:color w:val="000000"/>
+          <w:sz w:val="19"/>
+          <w:szCs w:val="19"/>
+          <w:bdr w:val="none" w:sz="0" w:space="0" w:color="auto" w:frame="1"/>
+          <w:lang w:eastAsia="en-US"/>
+        </w:rPr>
+        <w:t>sph</w:t>
+      </w:r>
+      <w:proofErr w:type="gramEnd"/>
+      <w:r>
+        <w:rPr>
+          <w:rFonts w:ascii="Lucida Grande" w:eastAsia="Times New Roman" w:hAnsi="Lucida Grande" w:cs="Lucida Grande"/>
+          <w:color w:val="000000"/>
+          <w:sz w:val="23"/>
+          <w:szCs w:val="23"/>
+          <w:shd w:val="clear" w:color="auto" w:fill="FFFFFF"/>
+          <w:lang w:eastAsia="en-US"/>
+        </w:rPr>
+        <w:t> or </w:t>
+      </w:r>
+      <w:r>
+        <w:rPr>
+          <w:rFonts w:ascii="STIXGeneral-Italic" w:eastAsia="Times New Roman" w:hAnsi="STIXGeneral-Italic" w:cs="Lucida Grande"/>
+          <w:color w:val="000000"/>
+          <w:sz w:val="27"/>
+          <w:szCs w:val="27"/>
+          <w:bdr w:val="none" w:sz="0" w:space="0" w:color="auto" w:frame="1"/>
+          <w:lang w:eastAsia="en-US"/>
+        </w:rPr>
+        <w:t>M</w:t>
+      </w:r>
+      <w:r>
+        <w:rPr>
+          <w:rFonts w:ascii="STIXGeneral-Italic" w:eastAsia="Times New Roman" w:hAnsi="STIXGeneral-Italic" w:cs="Lucida Grande"/>
+          <w:color w:val="000000"/>
+          <w:sz w:val="19"/>
+          <w:szCs w:val="19"/>
+          <w:bdr w:val="none" w:sz="0" w:space="0" w:color="auto" w:frame="1"/>
+          <w:lang w:eastAsia="en-US"/>
+        </w:rPr>
+        <w:t>BH</w:t>
+      </w:r>
+      <w:r>
+        <w:rPr>
+          <w:rFonts w:ascii="Lucida Grande" w:eastAsia="Times New Roman" w:hAnsi="Lucida Grande" w:cs="Lucida Grande"/>
+          <w:color w:val="000000"/>
+          <w:sz w:val="23"/>
+          <w:szCs w:val="23"/>
+          <w:shd w:val="clear" w:color="auto" w:fill="FFFFFF"/>
+          <w:lang w:eastAsia="en-US"/>
+        </w:rPr>
+        <w:t>-</w:t>
+      </w:r>
+      <w:r>
+        <w:rPr>
+          <w:rFonts w:ascii="STIXGeneral-Italic" w:eastAsia="Times New Roman" w:hAnsi="STIXGeneral-Italic" w:cs="Lucida Grande"/>
+          <w:color w:val="000000"/>
+          <w:sz w:val="27"/>
+          <w:szCs w:val="27"/>
+          <w:bdr w:val="none" w:sz="0" w:space="0" w:color="auto" w:frame="1"/>
+          <w:lang w:eastAsia="en-US"/>
+        </w:rPr>
+        <w:t>M</w:t>
+      </w:r>
+      <w:r>
+        <w:rPr>
+          <w:rFonts w:ascii="STIXGeneral-Regular" w:eastAsia="Times New Roman" w:hAnsi="STIXGeneral-Regular" w:cs="Lucida Grande"/>
+          <w:color w:val="000000"/>
+          <w:sz w:val="19"/>
+          <w:szCs w:val="19"/>
+          <w:bdr w:val="none" w:sz="0" w:space="0" w:color="auto" w:frame="1"/>
+          <w:lang w:eastAsia="en-US"/>
+        </w:rPr>
+        <w:t>∗,</w:t>
+      </w:r>
+      <w:r>
+        <w:rPr>
+          <w:rFonts w:ascii="STIXGeneral-Italic" w:eastAsia="Times New Roman" w:hAnsi="STIXGeneral-Italic" w:cs="Lucida Grande"/>
+          <w:color w:val="000000"/>
+          <w:sz w:val="19"/>
+          <w:szCs w:val="19"/>
+          <w:bdr w:val="none" w:sz="0" w:space="0" w:color="auto" w:frame="1"/>
+          <w:lang w:eastAsia="en-US"/>
+        </w:rPr>
+        <w:t>gal</w:t>
+      </w:r>
+      <w:r>
+        <w:rPr>
+          <w:rFonts w:ascii="Lucida Grande" w:eastAsia="Times New Roman" w:hAnsi="Lucida Grande" w:cs="Lucida Grande"/>
+          <w:color w:val="000000"/>
+          <w:sz w:val="23"/>
+          <w:szCs w:val="23"/>
+          <w:shd w:val="clear" w:color="auto" w:fill="FFFFFF"/>
+          <w:lang w:eastAsia="en-US"/>
+        </w:rPr>
+        <w:t>relations due to barred versus non-barred, or core-Sérsic versus Sérsic, early-type galaxies. For reference, the ensemble of late-type galaxies (which invariably are Sérsic galaxies) follow </w:t>
+      </w:r>
+      <w:r>
+        <w:rPr>
+          <w:rFonts w:ascii="STIXGeneral-Italic" w:eastAsia="Times New Roman" w:hAnsi="STIXGeneral-Italic" w:cs="Lucida Grande"/>
+          <w:color w:val="000000"/>
+          <w:sz w:val="27"/>
+          <w:szCs w:val="27"/>
+          <w:bdr w:val="none" w:sz="0" w:space="0" w:color="auto" w:frame="1"/>
+          <w:lang w:eastAsia="en-US"/>
+        </w:rPr>
+        <w:t>M</w:t>
+      </w:r>
+      <w:r>
+        <w:rPr>
+          <w:rFonts w:ascii="STIXGeneral-Italic" w:eastAsia="Times New Roman" w:hAnsi="STIXGeneral-Italic" w:cs="Lucida Grande"/>
+          <w:color w:val="000000"/>
+          <w:sz w:val="19"/>
+          <w:szCs w:val="19"/>
+          <w:bdr w:val="none" w:sz="0" w:space="0" w:color="auto" w:frame="1"/>
+          <w:lang w:eastAsia="en-US"/>
+        </w:rPr>
+        <w:t>BH</w:t>
+      </w:r>
+      <w:r>
+        <w:rPr>
+          <w:rFonts w:ascii="Lucida Grande" w:eastAsia="Times New Roman" w:hAnsi="Lucida Grande" w:cs="Lucida Grande"/>
+          <w:color w:val="000000"/>
+          <w:sz w:val="23"/>
+          <w:szCs w:val="23"/>
+          <w:shd w:val="clear" w:color="auto" w:fill="FFFFFF"/>
+          <w:lang w:eastAsia="en-US"/>
+        </w:rPr>
+        <w:t>-</w:t>
+      </w:r>
+      <w:r>
+        <w:rPr>
+          <w:rFonts w:ascii="STIXGeneral-Italic" w:eastAsia="Times New Roman" w:hAnsi="STIXGeneral-Italic" w:cs="Lucida Grande"/>
+          <w:color w:val="000000"/>
+          <w:sz w:val="27"/>
+          <w:szCs w:val="27"/>
+          <w:bdr w:val="none" w:sz="0" w:space="0" w:color="auto" w:frame="1"/>
+          <w:lang w:eastAsia="en-US"/>
+        </w:rPr>
+        <w:t>M</w:t>
+      </w:r>
+      <w:proofErr w:type="gramStart"/>
+      <w:r>
+        <w:rPr>
+          <w:rFonts w:ascii="STIXGeneral-Regular" w:eastAsia="Times New Roman" w:hAnsi="STIXGeneral-Regular" w:cs="Lucida Grande"/>
+          <w:color w:val="000000"/>
+          <w:sz w:val="19"/>
+          <w:szCs w:val="19"/>
+          <w:bdr w:val="none" w:sz="0" w:space="0" w:color="auto" w:frame="1"/>
+          <w:lang w:eastAsia="en-US"/>
+        </w:rPr>
+        <w:t>∗,</w:t>
+      </w:r>
+      <w:r>
+        <w:rPr>
+          <w:rFonts w:ascii="STIXGeneral-Italic" w:eastAsia="Times New Roman" w:hAnsi="STIXGeneral-Italic" w:cs="Lucida Grande"/>
+          <w:color w:val="000000"/>
+          <w:sz w:val="19"/>
+          <w:szCs w:val="19"/>
+          <w:bdr w:val="none" w:sz="0" w:space="0" w:color="auto" w:frame="1"/>
+          <w:lang w:eastAsia="en-US"/>
+        </w:rPr>
+        <w:t>sph</w:t>
+      </w:r>
+      <w:proofErr w:type="gramEnd"/>
+      <w:r>
+        <w:rPr>
+          <w:rFonts w:ascii="Lucida Grande" w:eastAsia="Times New Roman" w:hAnsi="Lucida Grande" w:cs="Lucida Grande"/>
+          <w:color w:val="000000"/>
+          <w:sz w:val="23"/>
+          <w:szCs w:val="23"/>
+          <w:shd w:val="clear" w:color="auto" w:fill="FFFFFF"/>
+          <w:lang w:eastAsia="en-US"/>
+        </w:rPr>
+        <w:t> and </w:t>
+      </w:r>
+      <w:r>
+        <w:rPr>
+          <w:rFonts w:ascii="STIXGeneral-Italic" w:eastAsia="Times New Roman" w:hAnsi="STIXGeneral-Italic" w:cs="Lucida Grande"/>
+          <w:color w:val="000000"/>
+          <w:sz w:val="27"/>
+          <w:szCs w:val="27"/>
+          <w:bdr w:val="none" w:sz="0" w:space="0" w:color="auto" w:frame="1"/>
+          <w:lang w:eastAsia="en-US"/>
+        </w:rPr>
+        <w:t>M</w:t>
+      </w:r>
+      <w:r>
+        <w:rPr>
+          <w:rFonts w:ascii="STIXGeneral-Italic" w:eastAsia="Times New Roman" w:hAnsi="STIXGeneral-Italic" w:cs="Lucida Grande"/>
+          <w:color w:val="000000"/>
+          <w:sz w:val="19"/>
+          <w:szCs w:val="19"/>
+          <w:bdr w:val="none" w:sz="0" w:space="0" w:color="auto" w:frame="1"/>
+          <w:lang w:eastAsia="en-US"/>
+        </w:rPr>
+        <w:t>BH</w:t>
+      </w:r>
+      <w:r>
+        <w:rPr>
+          <w:rFonts w:ascii="Lucida Grande" w:eastAsia="Times New Roman" w:hAnsi="Lucida Grande" w:cs="Lucida Grande"/>
+          <w:color w:val="000000"/>
+          <w:sz w:val="23"/>
+          <w:szCs w:val="23"/>
+          <w:shd w:val="clear" w:color="auto" w:fill="FFFFFF"/>
+          <w:lang w:eastAsia="en-US"/>
+        </w:rPr>
+        <w:t>-</w:t>
+      </w:r>
+      <w:r>
+        <w:rPr>
+          <w:rFonts w:ascii="STIXGeneral-Italic" w:eastAsia="Times New Roman" w:hAnsi="STIXGeneral-Italic" w:cs="Lucida Grande"/>
+          <w:color w:val="000000"/>
+          <w:sz w:val="27"/>
+          <w:szCs w:val="27"/>
+          <w:bdr w:val="none" w:sz="0" w:space="0" w:color="auto" w:frame="1"/>
+          <w:lang w:eastAsia="en-US"/>
+        </w:rPr>
+        <w:t>M</w:t>
+      </w:r>
+      <w:r>
+        <w:rPr>
+          <w:rFonts w:ascii="STIXGeneral-Regular" w:eastAsia="Times New Roman" w:hAnsi="STIXGeneral-Regular" w:cs="Lucida Grande"/>
+          <w:color w:val="000000"/>
+          <w:sz w:val="19"/>
+          <w:szCs w:val="19"/>
+          <w:bdr w:val="none" w:sz="0" w:space="0" w:color="auto" w:frame="1"/>
+          <w:lang w:eastAsia="en-US"/>
+        </w:rPr>
+        <w:t>∗,</w:t>
+      </w:r>
+      <w:r>
+        <w:rPr>
+          <w:rFonts w:ascii="STIXGeneral-Italic" w:eastAsia="Times New Roman" w:hAnsi="STIXGeneral-Italic" w:cs="Lucida Grande"/>
+          <w:color w:val="000000"/>
+          <w:sz w:val="19"/>
+          <w:szCs w:val="19"/>
+          <w:bdr w:val="none" w:sz="0" w:space="0" w:color="auto" w:frame="1"/>
+          <w:lang w:eastAsia="en-US"/>
+        </w:rPr>
+        <w:t>gal</w:t>
+      </w:r>
+      <w:r>
+        <w:rPr>
+          <w:rFonts w:ascii="Lucida Grande" w:eastAsia="Times New Roman" w:hAnsi="Lucida Grande" w:cs="Lucida Grande"/>
+          <w:color w:val="000000"/>
+          <w:sz w:val="23"/>
+          <w:szCs w:val="23"/>
+          <w:shd w:val="clear" w:color="auto" w:fill="FFFFFF"/>
+          <w:lang w:eastAsia="en-US"/>
+        </w:rPr>
+        <w:t> relations with slopes equal to </w:t>
+      </w:r>
+      <w:r>
+        <w:rPr>
+          <w:rFonts w:ascii="STIXGeneral-Regular" w:eastAsia="Times New Roman" w:hAnsi="STIXGeneral-Regular" w:cs="Lucida Grande"/>
+          <w:color w:val="000000"/>
+          <w:sz w:val="27"/>
+          <w:szCs w:val="27"/>
+          <w:bdr w:val="none" w:sz="0" w:space="0" w:color="auto" w:frame="1"/>
+          <w:lang w:eastAsia="en-US"/>
+        </w:rPr>
+        <w:t>2.16±0.32</w:t>
+      </w:r>
+      <w:r>
+        <w:rPr>
+          <w:rFonts w:ascii="Lucida Grande" w:eastAsia="Times New Roman" w:hAnsi="Lucida Grande" w:cs="Lucida Grande"/>
+          <w:color w:val="000000"/>
+          <w:sz w:val="23"/>
+          <w:szCs w:val="23"/>
+          <w:shd w:val="clear" w:color="auto" w:fill="FFFFFF"/>
+          <w:lang w:eastAsia="en-US"/>
+        </w:rPr>
+        <w:t> and </w:t>
+      </w:r>
+      <w:r>
+        <w:rPr>
+          <w:rFonts w:ascii="STIXGeneral-Regular" w:eastAsia="Times New Roman" w:hAnsi="STIXGeneral-Regular" w:cs="Lucida Grande"/>
+          <w:color w:val="000000"/>
+          <w:sz w:val="27"/>
+          <w:szCs w:val="27"/>
+          <w:bdr w:val="none" w:sz="0" w:space="0" w:color="auto" w:frame="1"/>
+          <w:lang w:eastAsia="en-US"/>
+        </w:rPr>
+        <w:t>3.05±0.70</w:t>
+      </w:r>
+      <w:r>
+        <w:rPr>
+          <w:rFonts w:ascii="Lucida Grande" w:eastAsia="Times New Roman" w:hAnsi="Lucida Grande" w:cs="Lucida Grande"/>
+          <w:color w:val="000000"/>
+          <w:sz w:val="23"/>
+          <w:szCs w:val="23"/>
+          <w:shd w:val="clear" w:color="auto" w:fill="FFFFFF"/>
+          <w:lang w:eastAsia="en-US"/>
+        </w:rPr>
+        <w:t>, respectively. Finally, we provide some useful conversion coefficients, </w:t>
+      </w:r>
+      <w:r>
+        <w:rPr>
+          <w:rFonts w:ascii="STIXGeneral-Italic" w:eastAsia="Times New Roman" w:hAnsi="STIXGeneral-Italic" w:cs="Lucida Grande"/>
+          <w:color w:val="000000"/>
+          <w:sz w:val="27"/>
+          <w:szCs w:val="27"/>
+          <w:bdr w:val="none" w:sz="0" w:space="0" w:color="auto" w:frame="1"/>
+          <w:lang w:eastAsia="en-US"/>
+        </w:rPr>
+        <w:t>υ</w:t>
+      </w:r>
+      <w:r>
+        <w:rPr>
+          <w:rFonts w:ascii="Lucida Grande" w:eastAsia="Times New Roman" w:hAnsi="Lucida Grande" w:cs="Lucida Grande"/>
+          <w:color w:val="000000"/>
+          <w:sz w:val="23"/>
+          <w:szCs w:val="23"/>
+          <w:shd w:val="clear" w:color="auto" w:fill="FFFFFF"/>
+          <w:lang w:eastAsia="en-US"/>
+        </w:rPr>
+        <w:t>, accounting for the different stellar mass-to-light ratios used in the literature, and we report the discovery of a local, compact massive spheroid in NGC 5252.</w:t>
+      </w:r>
+    </w:p>
+    <w:p>
+      <w:pPr>
+        <w:rPr>
+          <w:rFonts w:ascii="Times New Roman" w:eastAsia="Times New Roman" w:hAnsi="Times New Roman" w:cs="Times New Roman"/>
+        </w:rPr>
+      </w:pPr>
+      <w:bookmarkStart w:id="0" w:name="_GoBack"/>
+      <w:bookmarkEnd w:id="0"/>
     </w:p>
     <w:sectPr>
       <w:pgSz w:w="11900" w:h="16840"/>
@@ -5526,7 +6414,7 @@
     </w:rPrDefault>
     <w:pPrDefault/>
   </w:docDefaults>
-  <w:latentStyles w:defLockedState="0" w:defUIPriority="99" w:defSemiHidden="0" w:defUnhideWhenUsed="0" w:defQFormat="0" w:count="375">
+  <w:latentStyles w:defLockedState="0" w:defUIPriority="99" w:defSemiHidden="0" w:defUnhideWhenUsed="0" w:defQFormat="0" w:count="376">
     <w:lsdException w:name="Normal" w:uiPriority="0" w:qFormat="1"/>
     <w:lsdException w:name="heading 1" w:uiPriority="9" w:qFormat="1"/>
     <w:lsdException w:name="heading 2" w:semiHidden="1" w:uiPriority="9" w:unhideWhenUsed="1" w:qFormat="1"/>
@@ -5632,7 +6520,6 @@
     <w:lsdException w:name="HTML Sample" w:semiHidden="1" w:unhideWhenUsed="1"/>
     <w:lsdException w:name="HTML Typewriter" w:semiHidden="1" w:unhideWhenUsed="1"/>
     <w:lsdException w:name="HTML Variable" w:semiHidden="1" w:unhideWhenUsed="1"/>
-    <w:lsdException w:name="Normal Table" w:semiHidden="1" w:unhideWhenUsed="1"/>
     <w:lsdException w:name="annotation subject" w:semiHidden="1" w:unhideWhenUsed="1"/>
     <w:lsdException w:name="No List" w:semiHidden="1" w:unhideWhenUsed="1"/>
     <w:lsdException w:name="Outline List 1" w:semiHidden="1" w:unhideWhenUsed="1"/>
@@ -5679,10 +6566,8 @@
     <w:lsdException w:name="Table Subtle 2" w:semiHidden="1" w:unhideWhenUsed="1"/>
     <w:lsdException w:name="Table Web 1" w:semiHidden="1" w:unhideWhenUsed="1"/>
     <w:lsdException w:name="Table Web 2" w:semiHidden="1" w:unhideWhenUsed="1"/>
-    <w:lsdException w:name="Table Web 3" w:semiHidden="1" w:unhideWhenUsed="1"/>
     <w:lsdException w:name="Balloon Text" w:semiHidden="1" w:unhideWhenUsed="1"/>
     <w:lsdException w:name="Table Grid" w:uiPriority="39"/>
-    <w:lsdException w:name="Table Theme" w:semiHidden="1" w:unhideWhenUsed="1"/>
     <w:lsdException w:name="Placeholder Text" w:semiHidden="1"/>
     <w:lsdException w:name="No Spacing" w:uiPriority="1" w:qFormat="1"/>
     <w:lsdException w:name="Light Shading" w:uiPriority="60"/>
@@ -5900,6 +6785,7 @@
     <w:lsdException w:name="List Table 7 Colorful Accent 6" w:uiPriority="52"/>
     <w:lsdException w:name="Mention" w:semiHidden="1" w:unhideWhenUsed="1"/>
     <w:lsdException w:name="Smart Hyperlink" w:semiHidden="1" w:unhideWhenUsed="1"/>
+    <w:lsdException w:name="Smart Link" w:semiHidden="1" w:unhideWhenUsed="1"/>
   </w:latentStyles>
   <w:style w:type="paragraph" w:default="1" w:styleId="Normal">
     <w:name w:val="Normal"/>

--- a/wordcloud.docx
+++ b/wordcloud.docx
@@ -112,7 +112,29 @@
           <w:szCs w:val="22"/>
           <w:shd w:val="clear" w:color="auto" w:fill="FFFFFF"/>
         </w:rPr>
-        <w:t>We present our determination of the nuclear supermassive black hole (SMBH) mass function for spiral galaxies in the Local Universe, established from a volume-limited sample consisting of a statistically complete collection of the brightest spiral galaxies in the Southern Hemisphere. Our SMBH mass function agrees well at the high-mass end with previous values given in the literature. At the low-mass end, inconsistencies exist in previous works that still need to be resolved, but our work is more in line with expectations based on modeling of SMBH evolution. This low-mass end of the spectrum is critical to our understanding of the mass function and evolution of SMBHs since the epoch of maximum quasar activity. A luminosity distance </w:t>
+        <w:t xml:space="preserve">We present our determination of the nuclear supermassive black hole (SMBH) mass function for spiral galaxies in the Local Universe, established from a volume-limited sample consisting of a statistically complete collection of the brightest spiral galaxies in the Southern Hemisphere. Our SMBH mass function agrees well at the high-mass end with previous values given in the literature. At the low-mass end, inconsistencies exist in previous works that still need to be resolved, but our work is more in line with expectations based on </w:t>
+      </w:r>
+      <w:proofErr w:type="spellStart"/>
+      <w:r>
+        <w:rPr>
+          <w:rFonts w:ascii="Lucida Grande" w:eastAsia="Times New Roman" w:hAnsi="Lucida Grande" w:cs="Lucida Grande"/>
+          <w:color w:val="000000"/>
+          <w:sz w:val="22"/>
+          <w:szCs w:val="22"/>
+          <w:shd w:val="clear" w:color="auto" w:fill="FFFFFF"/>
+        </w:rPr>
+        <w:t>modeling</w:t>
+      </w:r>
+      <w:proofErr w:type="spellEnd"/>
+      <w:r>
+        <w:rPr>
+          <w:rFonts w:ascii="Lucida Grande" w:eastAsia="Times New Roman" w:hAnsi="Lucida Grande" w:cs="Lucida Grande"/>
+          <w:color w:val="000000"/>
+          <w:sz w:val="22"/>
+          <w:szCs w:val="22"/>
+          <w:shd w:val="clear" w:color="auto" w:fill="FFFFFF"/>
+        </w:rPr>
+        <w:t xml:space="preserve"> of SMBH evolution. This low-mass end of the spectrum is critical to our understanding of the mass function and evolution of SMBHs since the epoch of maximum quasar activity. A luminosity distance </w:t>
       </w:r>
       <w:r>
         <w:rPr>
@@ -134,6 +156,7 @@
         </w:rPr>
         <w:t> 25.4 </w:t>
       </w:r>
+      <w:proofErr w:type="spellStart"/>
       <w:r>
         <w:rPr>
           <w:rFonts w:ascii="STIXGeneral-Italic" w:eastAsia="Times New Roman" w:hAnsi="STIXGeneral-Italic" w:cs="Lucida Grande"/>
@@ -144,6 +167,7 @@
         </w:rPr>
         <w:t>Mpc</w:t>
       </w:r>
+      <w:proofErr w:type="spellEnd"/>
       <w:r>
         <w:rPr>
           <w:rFonts w:ascii="Lucida Grande" w:eastAsia="Times New Roman" w:hAnsi="Lucida Grande" w:cs="Lucida Grande"/>
@@ -224,6 +248,7 @@
         </w:rPr>
         <w:t> </w:t>
       </w:r>
+      <w:proofErr w:type="spellStart"/>
       <w:r>
         <w:rPr>
           <w:rFonts w:ascii="STIXGeneral-Italic" w:eastAsia="Times New Roman" w:hAnsi="STIXGeneral-Italic" w:cs="Lucida Grande"/>
@@ -234,6 +259,7 @@
         </w:rPr>
         <w:t>Myr</w:t>
       </w:r>
+      <w:proofErr w:type="spellEnd"/>
       <w:r>
         <w:rPr>
           <w:rFonts w:ascii="Lucida Grande" w:eastAsia="Times New Roman" w:hAnsi="Lucida Grande" w:cs="Lucida Grande"/>
@@ -681,7 +707,29 @@
           <w:szCs w:val="27"/>
           <w:shd w:val="clear" w:color="auto" w:fill="FFFFFF"/>
         </w:rPr>
-        <w:t>We investigate the use of spiral arm pitch angles as a probe of disk galaxy mass profiles. We confirm our previous result that spiral arm pitch angles (P) are well correlated with the rate of shear (S) in disk galaxy rotation curves. We use this correlation to argue that imaging data alone can provide a powerful probe of galactic mass distributions out to large look-back times. We then use a sample of 13 galaxies, with Spitzer 3.6 μm imaging data and observed Hα rotation curves, to demonstrate how an inferred shear rate coupled with a bulge-disk decomposition model and a Tully-Fisher-derived velocity normalization can be used to place constraints on a galaxy's baryon fraction and dark matter halo profile. Finally, we show that there appears to be a trend (albeit a weak correlation) between spiral arm pitch angle and halo concentration. We discuss implications for the suggested link between supermassive black hole (SMBH) mass and dark halo concentration, using pitch angle as a proxy for SMBH mass.</w:t>
+        <w:t xml:space="preserve">We investigate the use of spiral arm pitch angles as a probe of disk galaxy mass profiles. We confirm our previous result that spiral arm pitch angles (P) are well correlated with the rate of shear (S) in disk galaxy rotation curves. We use this correlation to argue that imaging data alone can provide a powerful probe of galactic mass distributions out to large look-back times. We then use a sample of 13 galaxies, with Spitzer 3.6 </w:t>
+      </w:r>
+      <w:proofErr w:type="spellStart"/>
+      <w:r>
+        <w:rPr>
+          <w:rFonts w:ascii="-webkit-standard" w:eastAsia="Times New Roman" w:hAnsi="-webkit-standard" w:cs="Times New Roman"/>
+          <w:color w:val="000000"/>
+          <w:sz w:val="27"/>
+          <w:szCs w:val="27"/>
+          <w:shd w:val="clear" w:color="auto" w:fill="FFFFFF"/>
+        </w:rPr>
+        <w:t>μm</w:t>
+      </w:r>
+      <w:proofErr w:type="spellEnd"/>
+      <w:r>
+        <w:rPr>
+          <w:rFonts w:ascii="-webkit-standard" w:eastAsia="Times New Roman" w:hAnsi="-webkit-standard" w:cs="Times New Roman"/>
+          <w:color w:val="000000"/>
+          <w:sz w:val="27"/>
+          <w:szCs w:val="27"/>
+          <w:shd w:val="clear" w:color="auto" w:fill="FFFFFF"/>
+        </w:rPr>
+        <w:t xml:space="preserve"> imaging data and observed Hα rotation curves, to demonstrate how an inferred shear rate coupled with a bulge-disk decomposition model and a Tully-Fisher-derived velocity normalization can be used to place constraints on a galaxy's baryon fraction and dark matter halo profile. Finally, we show that there appears to be a trend (albeit a weak correlation) between spiral arm pitch angle and halo concentration. We discuss implications for the suggested link between supermassive black hole (SMBH) mass and dark halo concentration, using pitch angle as a proxy for SMBH mass.</w:t>
       </w:r>
     </w:p>
     <w:p/>
@@ -717,7 +765,29 @@
           <w:szCs w:val="27"/>
           <w:shd w:val="clear" w:color="auto" w:fill="FFFFFF"/>
         </w:rPr>
-        <w:t xml:space="preserve">The density-wave theory of galactic spiral-arm structure makes a striking prediction that the pitch angle of spiral arms should vary with the wavelength of the galaxy’s image. The reason is that stars are born in the density wave but move out of it as they age. They move ahead of the density wave inside the co-rotation radius, and fall behind outside of it, resulting in a tighter pitch angle at wavelengths that image stars (optical and near-infrared) than those that are associated with star formation (far-infrared and ultraviolet). In this study we combined large sample size with wide range of wavelengths, from the ultraviolet to the infrared to investigate this issue. For each galaxy we used an optical wavelength image (B-band: 445 nm) and images from the Spitzer Space Telescope at two infrared wavelengths (infrared: 3.6 and 8.0 μm) and </w:t>
+        <w:t xml:space="preserve">The density-wave theory of galactic spiral-arm structure makes a striking prediction that the pitch angle of spiral arms should vary with the wavelength of the galaxy’s image. The reason is that stars are born in the density wave but move out of it as they age. They move ahead of the density wave inside the co-rotation radius, and fall behind outside of it, resulting in a tighter pitch angle at wavelengths that image stars (optical and near-infrared) than those that are associated with star formation (far-infrared and ultraviolet). In this study we combined large sample size with wide range of wavelengths, from the ultraviolet to the infrared to investigate this issue. For each galaxy we used an optical wavelength image (B-band: 445 nm) and images from the Spitzer Space Telescope at two infrared wavelengths (infrared: 3.6 and 8.0 </w:t>
+      </w:r>
+      <w:proofErr w:type="spellStart"/>
+      <w:r>
+        <w:rPr>
+          <w:rFonts w:ascii="-webkit-standard" w:eastAsia="Times New Roman" w:hAnsi="-webkit-standard" w:cs="Times New Roman"/>
+          <w:color w:val="000000"/>
+          <w:sz w:val="27"/>
+          <w:szCs w:val="27"/>
+          <w:shd w:val="clear" w:color="auto" w:fill="FFFFFF"/>
+        </w:rPr>
+        <w:t>μm</w:t>
+      </w:r>
+      <w:proofErr w:type="spellEnd"/>
+      <w:r>
+        <w:rPr>
+          <w:rFonts w:ascii="-webkit-standard" w:eastAsia="Times New Roman" w:hAnsi="-webkit-standard" w:cs="Times New Roman"/>
+          <w:color w:val="000000"/>
+          <w:sz w:val="27"/>
+          <w:szCs w:val="27"/>
+          <w:shd w:val="clear" w:color="auto" w:fill="FFFFFF"/>
+        </w:rPr>
+        <w:t xml:space="preserve">) and </w:t>
       </w:r>
       <w:r>
         <w:rPr>
@@ -728,7 +798,95 @@
           <w:shd w:val="clear" w:color="auto" w:fill="FFFFFF"/>
         </w:rPr>
         <w:lastRenderedPageBreak/>
-        <w:t>we measured the pitch angle with the 2DFFT and Spirality codes. We find that the B-band and 3.6 μm images have smaller pitch angles than the infrared 8.0 μm image in all cases, in agreement with the prediction of density-wave theory. We also used images in the ultraviolet from Galaxy Evolution Explorer, whose pitch angles agreed with the measurements made at 8 μm.</w:t>
+        <w:t xml:space="preserve">we measured the pitch angle with the 2DFFT and </w:t>
+      </w:r>
+      <w:proofErr w:type="spellStart"/>
+      <w:r>
+        <w:rPr>
+          <w:rFonts w:ascii="-webkit-standard" w:eastAsia="Times New Roman" w:hAnsi="-webkit-standard" w:cs="Times New Roman"/>
+          <w:color w:val="000000"/>
+          <w:sz w:val="27"/>
+          <w:szCs w:val="27"/>
+          <w:shd w:val="clear" w:color="auto" w:fill="FFFFFF"/>
+        </w:rPr>
+        <w:t>Spirality</w:t>
+      </w:r>
+      <w:proofErr w:type="spellEnd"/>
+      <w:r>
+        <w:rPr>
+          <w:rFonts w:ascii="-webkit-standard" w:eastAsia="Times New Roman" w:hAnsi="-webkit-standard" w:cs="Times New Roman"/>
+          <w:color w:val="000000"/>
+          <w:sz w:val="27"/>
+          <w:szCs w:val="27"/>
+          <w:shd w:val="clear" w:color="auto" w:fill="FFFFFF"/>
+        </w:rPr>
+        <w:t xml:space="preserve"> codes. We find that the B-band and 3.6 </w:t>
+      </w:r>
+      <w:proofErr w:type="spellStart"/>
+      <w:r>
+        <w:rPr>
+          <w:rFonts w:ascii="-webkit-standard" w:eastAsia="Times New Roman" w:hAnsi="-webkit-standard" w:cs="Times New Roman"/>
+          <w:color w:val="000000"/>
+          <w:sz w:val="27"/>
+          <w:szCs w:val="27"/>
+          <w:shd w:val="clear" w:color="auto" w:fill="FFFFFF"/>
+        </w:rPr>
+        <w:t>μm</w:t>
+      </w:r>
+      <w:proofErr w:type="spellEnd"/>
+      <w:r>
+        <w:rPr>
+          <w:rFonts w:ascii="-webkit-standard" w:eastAsia="Times New Roman" w:hAnsi="-webkit-standard" w:cs="Times New Roman"/>
+          <w:color w:val="000000"/>
+          <w:sz w:val="27"/>
+          <w:szCs w:val="27"/>
+          <w:shd w:val="clear" w:color="auto" w:fill="FFFFFF"/>
+        </w:rPr>
+        <w:t xml:space="preserve"> images have smaller pitch angles than the infrared 8.0 </w:t>
+      </w:r>
+      <w:proofErr w:type="spellStart"/>
+      <w:r>
+        <w:rPr>
+          <w:rFonts w:ascii="-webkit-standard" w:eastAsia="Times New Roman" w:hAnsi="-webkit-standard" w:cs="Times New Roman"/>
+          <w:color w:val="000000"/>
+          <w:sz w:val="27"/>
+          <w:szCs w:val="27"/>
+          <w:shd w:val="clear" w:color="auto" w:fill="FFFFFF"/>
+        </w:rPr>
+        <w:t>μm</w:t>
+      </w:r>
+      <w:proofErr w:type="spellEnd"/>
+      <w:r>
+        <w:rPr>
+          <w:rFonts w:ascii="-webkit-standard" w:eastAsia="Times New Roman" w:hAnsi="-webkit-standard" w:cs="Times New Roman"/>
+          <w:color w:val="000000"/>
+          <w:sz w:val="27"/>
+          <w:szCs w:val="27"/>
+          <w:shd w:val="clear" w:color="auto" w:fill="FFFFFF"/>
+        </w:rPr>
+        <w:t xml:space="preserve"> image in all cases, in agreement with the prediction of density-wave theory. We also used images in the ultraviolet from Galaxy Evolution Explorer, whose pitch angles agreed with the measurements made at 8 </w:t>
+      </w:r>
+      <w:proofErr w:type="spellStart"/>
+      <w:r>
+        <w:rPr>
+          <w:rFonts w:ascii="-webkit-standard" w:eastAsia="Times New Roman" w:hAnsi="-webkit-standard" w:cs="Times New Roman"/>
+          <w:color w:val="000000"/>
+          <w:sz w:val="27"/>
+          <w:szCs w:val="27"/>
+          <w:shd w:val="clear" w:color="auto" w:fill="FFFFFF"/>
+        </w:rPr>
+        <w:t>μm</w:t>
+      </w:r>
+      <w:proofErr w:type="spellEnd"/>
+      <w:r>
+        <w:rPr>
+          <w:rFonts w:ascii="-webkit-standard" w:eastAsia="Times New Roman" w:hAnsi="-webkit-standard" w:cs="Times New Roman"/>
+          <w:color w:val="000000"/>
+          <w:sz w:val="27"/>
+          <w:szCs w:val="27"/>
+          <w:shd w:val="clear" w:color="auto" w:fill="FFFFFF"/>
+        </w:rPr>
+        <w:t>.</w:t>
       </w:r>
     </w:p>
     <w:p/>
@@ -765,7 +923,29 @@
           <w:szCs w:val="27"/>
           <w:shd w:val="clear" w:color="auto" w:fill="FFFFFF"/>
         </w:rPr>
-        <w:t>= 25.4 Mpc, and a limiting absolute B-band magnitude, {{M</w:t>
+        <w:t xml:space="preserve">= 25.4 </w:t>
+      </w:r>
+      <w:proofErr w:type="spellStart"/>
+      <w:r>
+        <w:rPr>
+          <w:rFonts w:ascii="-webkit-standard" w:eastAsia="Times New Roman" w:hAnsi="-webkit-standard" w:cs="Times New Roman"/>
+          <w:color w:val="000000"/>
+          <w:sz w:val="27"/>
+          <w:szCs w:val="27"/>
+          <w:shd w:val="clear" w:color="auto" w:fill="FFFFFF"/>
+        </w:rPr>
+        <w:t>Mpc</w:t>
+      </w:r>
+      <w:proofErr w:type="spellEnd"/>
+      <w:r>
+        <w:rPr>
+          <w:rFonts w:ascii="-webkit-standard" w:eastAsia="Times New Roman" w:hAnsi="-webkit-standard" w:cs="Times New Roman"/>
+          <w:color w:val="000000"/>
+          <w:sz w:val="27"/>
+          <w:szCs w:val="27"/>
+          <w:shd w:val="clear" w:color="auto" w:fill="FFFFFF"/>
+        </w:rPr>
+        <w:t>, and a limiting absolute B-band magnitude, {{M</w:t>
       </w:r>
       <w:proofErr w:type="gramStart"/>
       <w:r>
@@ -796,7 +976,95 @@
           <w:szCs w:val="27"/>
           <w:shd w:val="clear" w:color="auto" w:fill="FFFFFF"/>
         </w:rPr>
-        <w:t>=-19.12. These limits define a sample of 140 spiral, 30 elliptical (E), and 38 lenticular (S0) galaxies. We established the Sérsic index distribution for early-type (E/S0) galaxies in our sample. Davis et al. established the pitch angle distribution for their sample, which is identical to our late-type (spiral) galaxy sample. We then used the pitch angle and the Sérsic index distributions in order to estimate the SMBH mass function for our volume-limited sample. The observational simplicity of our approach relies on the empirical relation between the mass of the central SMBH and the Sérsic index for an early-type galaxy or the logarithmic spiral-arm pitch angle for a spiral galaxy. Our SMBH mass function agrees well at the high-mass end with previous values in the literature. At the low-mass end, although inconsistencies exist in previous works that still need to be resolved, our work is more in line with expectations based on modeling of black hole evolution.</w:t>
+        <w:t xml:space="preserve">=-19.12. These limits define a sample of 140 spiral, 30 elliptical (E), and 38 lenticular (S0) galaxies. We established the </w:t>
+      </w:r>
+      <w:proofErr w:type="spellStart"/>
+      <w:r>
+        <w:rPr>
+          <w:rFonts w:ascii="-webkit-standard" w:eastAsia="Times New Roman" w:hAnsi="-webkit-standard" w:cs="Times New Roman"/>
+          <w:color w:val="000000"/>
+          <w:sz w:val="27"/>
+          <w:szCs w:val="27"/>
+          <w:shd w:val="clear" w:color="auto" w:fill="FFFFFF"/>
+        </w:rPr>
+        <w:t>Sérsic</w:t>
+      </w:r>
+      <w:proofErr w:type="spellEnd"/>
+      <w:r>
+        <w:rPr>
+          <w:rFonts w:ascii="-webkit-standard" w:eastAsia="Times New Roman" w:hAnsi="-webkit-standard" w:cs="Times New Roman"/>
+          <w:color w:val="000000"/>
+          <w:sz w:val="27"/>
+          <w:szCs w:val="27"/>
+          <w:shd w:val="clear" w:color="auto" w:fill="FFFFFF"/>
+        </w:rPr>
+        <w:t xml:space="preserve"> index distribution for early-type (E/S0) galaxies in our sample. Davis et al. established the pitch angle distribution for their sample, which is identical to our late-type (spiral) galaxy sample. We then used the pitch angle and the </w:t>
+      </w:r>
+      <w:proofErr w:type="spellStart"/>
+      <w:r>
+        <w:rPr>
+          <w:rFonts w:ascii="-webkit-standard" w:eastAsia="Times New Roman" w:hAnsi="-webkit-standard" w:cs="Times New Roman"/>
+          <w:color w:val="000000"/>
+          <w:sz w:val="27"/>
+          <w:szCs w:val="27"/>
+          <w:shd w:val="clear" w:color="auto" w:fill="FFFFFF"/>
+        </w:rPr>
+        <w:t>Sérsic</w:t>
+      </w:r>
+      <w:proofErr w:type="spellEnd"/>
+      <w:r>
+        <w:rPr>
+          <w:rFonts w:ascii="-webkit-standard" w:eastAsia="Times New Roman" w:hAnsi="-webkit-standard" w:cs="Times New Roman"/>
+          <w:color w:val="000000"/>
+          <w:sz w:val="27"/>
+          <w:szCs w:val="27"/>
+          <w:shd w:val="clear" w:color="auto" w:fill="FFFFFF"/>
+        </w:rPr>
+        <w:t xml:space="preserve"> index distributions in order to estimate the SMBH mass function for our volume-limited sample. The observational simplicity of our approach relies on the empirical relation between the mass of the central SMBH and the </w:t>
+      </w:r>
+      <w:proofErr w:type="spellStart"/>
+      <w:r>
+        <w:rPr>
+          <w:rFonts w:ascii="-webkit-standard" w:eastAsia="Times New Roman" w:hAnsi="-webkit-standard" w:cs="Times New Roman"/>
+          <w:color w:val="000000"/>
+          <w:sz w:val="27"/>
+          <w:szCs w:val="27"/>
+          <w:shd w:val="clear" w:color="auto" w:fill="FFFFFF"/>
+        </w:rPr>
+        <w:t>Sérsic</w:t>
+      </w:r>
+      <w:proofErr w:type="spellEnd"/>
+      <w:r>
+        <w:rPr>
+          <w:rFonts w:ascii="-webkit-standard" w:eastAsia="Times New Roman" w:hAnsi="-webkit-standard" w:cs="Times New Roman"/>
+          <w:color w:val="000000"/>
+          <w:sz w:val="27"/>
+          <w:szCs w:val="27"/>
+          <w:shd w:val="clear" w:color="auto" w:fill="FFFFFF"/>
+        </w:rPr>
+        <w:t xml:space="preserve"> index for an early-type galaxy or the logarithmic spiral-arm pitch angle for a spiral galaxy. Our SMBH mass function agrees well at the high-mass end with previous values in the literature. At the low-mass end, although inconsistencies exist in previous works that still need to be resolved, our work is more in line with expectations based on </w:t>
+      </w:r>
+      <w:proofErr w:type="spellStart"/>
+      <w:r>
+        <w:rPr>
+          <w:rFonts w:ascii="-webkit-standard" w:eastAsia="Times New Roman" w:hAnsi="-webkit-standard" w:cs="Times New Roman"/>
+          <w:color w:val="000000"/>
+          <w:sz w:val="27"/>
+          <w:szCs w:val="27"/>
+          <w:shd w:val="clear" w:color="auto" w:fill="FFFFFF"/>
+        </w:rPr>
+        <w:t>modeling</w:t>
+      </w:r>
+      <w:proofErr w:type="spellEnd"/>
+      <w:r>
+        <w:rPr>
+          <w:rFonts w:ascii="-webkit-standard" w:eastAsia="Times New Roman" w:hAnsi="-webkit-standard" w:cs="Times New Roman"/>
+          <w:color w:val="000000"/>
+          <w:sz w:val="27"/>
+          <w:szCs w:val="27"/>
+          <w:shd w:val="clear" w:color="auto" w:fill="FFFFFF"/>
+        </w:rPr>
+        <w:t xml:space="preserve"> of black hole evolution.</w:t>
       </w:r>
     </w:p>
     <w:p/>
@@ -890,7 +1158,18 @@
           <w:szCs w:val="27"/>
           <w:shd w:val="clear" w:color="auto" w:fill="FFFFFF"/>
         </w:rPr>
-        <w:t>-M</w:t>
+        <w:t>-</w:t>
+      </w:r>
+      <w:proofErr w:type="spellStart"/>
+      <w:r>
+        <w:rPr>
+          <w:rFonts w:ascii="-webkit-standard" w:eastAsia="Times New Roman" w:hAnsi="-webkit-standard" w:cs="Times New Roman"/>
+          <w:color w:val="000000"/>
+          <w:sz w:val="27"/>
+          <w:szCs w:val="27"/>
+          <w:shd w:val="clear" w:color="auto" w:fill="FFFFFF"/>
+        </w:rPr>
+        <w:t>M</w:t>
       </w:r>
       <w:r>
         <w:rPr>
@@ -901,15 +1180,27 @@
         </w:rPr>
         <w:t>sph</w:t>
       </w:r>
-      <w:r>
-        <w:rPr>
-          <w:rFonts w:ascii="-webkit-standard" w:eastAsia="Times New Roman" w:hAnsi="-webkit-standard" w:cs="Times New Roman"/>
-          <w:color w:val="000000"/>
-          <w:sz w:val="27"/>
-          <w:szCs w:val="27"/>
-          <w:shd w:val="clear" w:color="auto" w:fill="FFFFFF"/>
-        </w:rPr>
-        <w:t>(M</w:t>
+      <w:proofErr w:type="spellEnd"/>
+      <w:r>
+        <w:rPr>
+          <w:rFonts w:ascii="-webkit-standard" w:eastAsia="Times New Roman" w:hAnsi="-webkit-standard" w:cs="Times New Roman"/>
+          <w:color w:val="000000"/>
+          <w:sz w:val="27"/>
+          <w:szCs w:val="27"/>
+          <w:shd w:val="clear" w:color="auto" w:fill="FFFFFF"/>
+        </w:rPr>
+        <w:t>(</w:t>
+      </w:r>
+      <w:proofErr w:type="spellStart"/>
+      <w:r>
+        <w:rPr>
+          <w:rFonts w:ascii="-webkit-standard" w:eastAsia="Times New Roman" w:hAnsi="-webkit-standard" w:cs="Times New Roman"/>
+          <w:color w:val="000000"/>
+          <w:sz w:val="27"/>
+          <w:szCs w:val="27"/>
+          <w:shd w:val="clear" w:color="auto" w:fill="FFFFFF"/>
+        </w:rPr>
+        <w:t>M</w:t>
       </w:r>
       <w:r>
         <w:rPr>
@@ -920,15 +1211,38 @@
         </w:rPr>
         <w:t>sph</w:t>
       </w:r>
-      <w:r>
-        <w:rPr>
-          <w:rFonts w:ascii="-webkit-standard" w:eastAsia="Times New Roman" w:hAnsi="-webkit-standard" w:cs="Times New Roman"/>
-          <w:color w:val="000000"/>
-          <w:sz w:val="27"/>
-          <w:szCs w:val="27"/>
-          <w:shd w:val="clear" w:color="auto" w:fill="FFFFFF"/>
-        </w:rPr>
-        <w:t>: spheroid absolute magnitude at 3.6 μm) scaling relation for spiral galaxies, the M</w:t>
+      <w:proofErr w:type="spellEnd"/>
+      <w:r>
+        <w:rPr>
+          <w:rFonts w:ascii="-webkit-standard" w:eastAsia="Times New Roman" w:hAnsi="-webkit-standard" w:cs="Times New Roman"/>
+          <w:color w:val="000000"/>
+          <w:sz w:val="27"/>
+          <w:szCs w:val="27"/>
+          <w:shd w:val="clear" w:color="auto" w:fill="FFFFFF"/>
+        </w:rPr>
+        <w:t xml:space="preserve">: spheroid absolute magnitude at 3.6 </w:t>
+      </w:r>
+      <w:proofErr w:type="spellStart"/>
+      <w:r>
+        <w:rPr>
+          <w:rFonts w:ascii="-webkit-standard" w:eastAsia="Times New Roman" w:hAnsi="-webkit-standard" w:cs="Times New Roman"/>
+          <w:color w:val="000000"/>
+          <w:sz w:val="27"/>
+          <w:szCs w:val="27"/>
+          <w:shd w:val="clear" w:color="auto" w:fill="FFFFFF"/>
+        </w:rPr>
+        <w:t>μm</w:t>
+      </w:r>
+      <w:proofErr w:type="spellEnd"/>
+      <w:r>
+        <w:rPr>
+          <w:rFonts w:ascii="-webkit-standard" w:eastAsia="Times New Roman" w:hAnsi="-webkit-standard" w:cs="Times New Roman"/>
+          <w:color w:val="000000"/>
+          <w:sz w:val="27"/>
+          <w:szCs w:val="27"/>
+          <w:shd w:val="clear" w:color="auto" w:fill="FFFFFF"/>
+        </w:rPr>
+        <w:t>) scaling relation for spiral galaxies, the M</w:t>
       </w:r>
       <w:r>
         <w:rPr>
@@ -947,7 +1261,18 @@
           <w:szCs w:val="27"/>
           <w:shd w:val="clear" w:color="auto" w:fill="FFFFFF"/>
         </w:rPr>
-        <w:t>-n</w:t>
+        <w:t>-</w:t>
+      </w:r>
+      <w:proofErr w:type="spellStart"/>
+      <w:r>
+        <w:rPr>
+          <w:rFonts w:ascii="-webkit-standard" w:eastAsia="Times New Roman" w:hAnsi="-webkit-standard" w:cs="Times New Roman"/>
+          <w:color w:val="000000"/>
+          <w:sz w:val="27"/>
+          <w:szCs w:val="27"/>
+          <w:shd w:val="clear" w:color="auto" w:fill="FFFFFF"/>
+        </w:rPr>
+        <w:t>n</w:t>
       </w:r>
       <w:r>
         <w:rPr>
@@ -958,15 +1283,27 @@
         </w:rPr>
         <w:t>sph</w:t>
       </w:r>
-      <w:r>
-        <w:rPr>
-          <w:rFonts w:ascii="-webkit-standard" w:eastAsia="Times New Roman" w:hAnsi="-webkit-standard" w:cs="Times New Roman"/>
-          <w:color w:val="000000"/>
-          <w:sz w:val="27"/>
-          <w:szCs w:val="27"/>
-          <w:shd w:val="clear" w:color="auto" w:fill="FFFFFF"/>
-        </w:rPr>
-        <w:t> (n</w:t>
+      <w:proofErr w:type="spellEnd"/>
+      <w:r>
+        <w:rPr>
+          <w:rFonts w:ascii="-webkit-standard" w:eastAsia="Times New Roman" w:hAnsi="-webkit-standard" w:cs="Times New Roman"/>
+          <w:color w:val="000000"/>
+          <w:sz w:val="27"/>
+          <w:szCs w:val="27"/>
+          <w:shd w:val="clear" w:color="auto" w:fill="FFFFFF"/>
+        </w:rPr>
+        <w:t> (</w:t>
+      </w:r>
+      <w:proofErr w:type="spellStart"/>
+      <w:r>
+        <w:rPr>
+          <w:rFonts w:ascii="-webkit-standard" w:eastAsia="Times New Roman" w:hAnsi="-webkit-standard" w:cs="Times New Roman"/>
+          <w:color w:val="000000"/>
+          <w:sz w:val="27"/>
+          <w:szCs w:val="27"/>
+          <w:shd w:val="clear" w:color="auto" w:fill="FFFFFF"/>
+        </w:rPr>
+        <w:t>n</w:t>
       </w:r>
       <w:r>
         <w:rPr>
@@ -977,15 +1314,38 @@
         </w:rPr>
         <w:t>sph</w:t>
       </w:r>
-      <w:r>
-        <w:rPr>
-          <w:rFonts w:ascii="-webkit-standard" w:eastAsia="Times New Roman" w:hAnsi="-webkit-standard" w:cs="Times New Roman"/>
-          <w:color w:val="000000"/>
-          <w:sz w:val="27"/>
-          <w:szCs w:val="27"/>
-          <w:shd w:val="clear" w:color="auto" w:fill="FFFFFF"/>
-        </w:rPr>
-        <w:t>: major axis Sérsic index of the spheroid component) relation, the M</w:t>
+      <w:proofErr w:type="spellEnd"/>
+      <w:r>
+        <w:rPr>
+          <w:rFonts w:ascii="-webkit-standard" w:eastAsia="Times New Roman" w:hAnsi="-webkit-standard" w:cs="Times New Roman"/>
+          <w:color w:val="000000"/>
+          <w:sz w:val="27"/>
+          <w:szCs w:val="27"/>
+          <w:shd w:val="clear" w:color="auto" w:fill="FFFFFF"/>
+        </w:rPr>
+        <w:t xml:space="preserve">: major axis </w:t>
+      </w:r>
+      <w:proofErr w:type="spellStart"/>
+      <w:r>
+        <w:rPr>
+          <w:rFonts w:ascii="-webkit-standard" w:eastAsia="Times New Roman" w:hAnsi="-webkit-standard" w:cs="Times New Roman"/>
+          <w:color w:val="000000"/>
+          <w:sz w:val="27"/>
+          <w:szCs w:val="27"/>
+          <w:shd w:val="clear" w:color="auto" w:fill="FFFFFF"/>
+        </w:rPr>
+        <w:t>Sérsic</w:t>
+      </w:r>
+      <w:proofErr w:type="spellEnd"/>
+      <w:r>
+        <w:rPr>
+          <w:rFonts w:ascii="-webkit-standard" w:eastAsia="Times New Roman" w:hAnsi="-webkit-standard" w:cs="Times New Roman"/>
+          <w:color w:val="000000"/>
+          <w:sz w:val="27"/>
+          <w:szCs w:val="27"/>
+          <w:shd w:val="clear" w:color="auto" w:fill="FFFFFF"/>
+        </w:rPr>
+        <w:t xml:space="preserve"> index of the spheroid component) relation, the M</w:t>
       </w:r>
       <w:r>
         <w:rPr>
@@ -1110,7 +1470,29 @@
           <w:szCs w:val="27"/>
           <w:shd w:val="clear" w:color="auto" w:fill="FFFFFF"/>
         </w:rPr>
-        <w:t>Conclusions: We find that our latest, state-of-the-art techniques for bulge magnitude &amp; Sérsic index computations and the most recent updates of the M</w:t>
+        <w:t xml:space="preserve">Conclusions: We find that our latest, state-of-the-art techniques for bulge magnitude &amp; </w:t>
+      </w:r>
+      <w:proofErr w:type="spellStart"/>
+      <w:r>
+        <w:rPr>
+          <w:rFonts w:ascii="-webkit-standard" w:eastAsia="Times New Roman" w:hAnsi="-webkit-standard" w:cs="Times New Roman"/>
+          <w:color w:val="000000"/>
+          <w:sz w:val="27"/>
+          <w:szCs w:val="27"/>
+          <w:shd w:val="clear" w:color="auto" w:fill="FFFFFF"/>
+        </w:rPr>
+        <w:t>Sérsic</w:t>
+      </w:r>
+      <w:proofErr w:type="spellEnd"/>
+      <w:r>
+        <w:rPr>
+          <w:rFonts w:ascii="-webkit-standard" w:eastAsia="Times New Roman" w:hAnsi="-webkit-standard" w:cs="Times New Roman"/>
+          <w:color w:val="000000"/>
+          <w:sz w:val="27"/>
+          <w:szCs w:val="27"/>
+          <w:shd w:val="clear" w:color="auto" w:fill="FFFFFF"/>
+        </w:rPr>
+        <w:t xml:space="preserve"> index computations and the most recent updates of the M</w:t>
       </w:r>
       <w:r>
         <w:rPr>
@@ -1129,7 +1511,18 @@
           <w:szCs w:val="27"/>
           <w:shd w:val="clear" w:color="auto" w:fill="FFFFFF"/>
         </w:rPr>
-        <w:t>-L</w:t>
+        <w:t>-</w:t>
+      </w:r>
+      <w:proofErr w:type="spellStart"/>
+      <w:r>
+        <w:rPr>
+          <w:rFonts w:ascii="-webkit-standard" w:eastAsia="Times New Roman" w:hAnsi="-webkit-standard" w:cs="Times New Roman"/>
+          <w:color w:val="000000"/>
+          <w:sz w:val="27"/>
+          <w:szCs w:val="27"/>
+          <w:shd w:val="clear" w:color="auto" w:fill="FFFFFF"/>
+        </w:rPr>
+        <w:t>L</w:t>
       </w:r>
       <w:r>
         <w:rPr>
@@ -1140,6 +1533,7 @@
         </w:rPr>
         <w:t>sph</w:t>
       </w:r>
+      <w:proofErr w:type="spellEnd"/>
       <w:r>
         <w:rPr>
           <w:rFonts w:ascii="-webkit-standard" w:eastAsia="Times New Roman" w:hAnsi="-webkit-standard" w:cs="Times New Roman"/>
@@ -1167,7 +1561,18 @@
           <w:szCs w:val="27"/>
           <w:shd w:val="clear" w:color="auto" w:fill="FFFFFF"/>
         </w:rPr>
-        <w:t>-n</w:t>
+        <w:t>-</w:t>
+      </w:r>
+      <w:proofErr w:type="spellStart"/>
+      <w:r>
+        <w:rPr>
+          <w:rFonts w:ascii="-webkit-standard" w:eastAsia="Times New Roman" w:hAnsi="-webkit-standard" w:cs="Times New Roman"/>
+          <w:color w:val="000000"/>
+          <w:sz w:val="27"/>
+          <w:szCs w:val="27"/>
+          <w:shd w:val="clear" w:color="auto" w:fill="FFFFFF"/>
+        </w:rPr>
+        <w:t>n</w:t>
       </w:r>
       <w:r>
         <w:rPr>
@@ -1178,6 +1583,7 @@
         </w:rPr>
         <w:t>sph</w:t>
       </w:r>
+      <w:proofErr w:type="spellEnd"/>
       <w:r>
         <w:rPr>
           <w:rFonts w:ascii="-webkit-standard" w:eastAsia="Times New Roman" w:hAnsi="-webkit-standard" w:cs="Times New Roman"/>
@@ -1324,7 +1730,29 @@
           <w:szCs w:val="27"/>
           <w:shd w:val="clear" w:color="auto" w:fill="FFFFFF"/>
         </w:rPr>
-        <w:t xml:space="preserve"> square scatter associated with this relation is 0.43 dex in the log M</w:t>
+        <w:t xml:space="preserve"> square scatter associated with this relation is 0.43 </w:t>
+      </w:r>
+      <w:proofErr w:type="spellStart"/>
+      <w:r>
+        <w:rPr>
+          <w:rFonts w:ascii="-webkit-standard" w:eastAsia="Times New Roman" w:hAnsi="-webkit-standard" w:cs="Times New Roman"/>
+          <w:color w:val="000000"/>
+          <w:sz w:val="27"/>
+          <w:szCs w:val="27"/>
+          <w:shd w:val="clear" w:color="auto" w:fill="FFFFFF"/>
+        </w:rPr>
+        <w:t>dex</w:t>
+      </w:r>
+      <w:proofErr w:type="spellEnd"/>
+      <w:r>
+        <w:rPr>
+          <w:rFonts w:ascii="-webkit-standard" w:eastAsia="Times New Roman" w:hAnsi="-webkit-standard" w:cs="Times New Roman"/>
+          <w:color w:val="000000"/>
+          <w:sz w:val="27"/>
+          <w:szCs w:val="27"/>
+          <w:shd w:val="clear" w:color="auto" w:fill="FFFFFF"/>
+        </w:rPr>
+        <w:t xml:space="preserve"> in the log M</w:t>
       </w:r>
       <w:r>
         <w:rPr>
@@ -1343,7 +1771,29 @@
           <w:szCs w:val="27"/>
           <w:shd w:val="clear" w:color="auto" w:fill="FFFFFF"/>
         </w:rPr>
-        <w:t> direction, with an intrinsic scatter of 0.30 ± 0.08 dex. The M</w:t>
+        <w:t xml:space="preserve"> direction, with an intrinsic scatter of 0.30 ± 0.08 </w:t>
+      </w:r>
+      <w:proofErr w:type="spellStart"/>
+      <w:r>
+        <w:rPr>
+          <w:rFonts w:ascii="-webkit-standard" w:eastAsia="Times New Roman" w:hAnsi="-webkit-standard" w:cs="Times New Roman"/>
+          <w:color w:val="000000"/>
+          <w:sz w:val="27"/>
+          <w:szCs w:val="27"/>
+          <w:shd w:val="clear" w:color="auto" w:fill="FFFFFF"/>
+        </w:rPr>
+        <w:t>dex</w:t>
+      </w:r>
+      <w:proofErr w:type="spellEnd"/>
+      <w:r>
+        <w:rPr>
+          <w:rFonts w:ascii="-webkit-standard" w:eastAsia="Times New Roman" w:hAnsi="-webkit-standard" w:cs="Times New Roman"/>
+          <w:color w:val="000000"/>
+          <w:sz w:val="27"/>
+          <w:szCs w:val="27"/>
+          <w:shd w:val="clear" w:color="auto" w:fill="FFFFFF"/>
+        </w:rPr>
+        <w:t>. The M</w:t>
       </w:r>
       <w:r>
         <w:rPr>
@@ -1381,7 +1831,51 @@
           <w:szCs w:val="27"/>
           <w:shd w:val="clear" w:color="auto" w:fill="FFFFFF"/>
         </w:rPr>
-        <w:t>-ϕ relation demands that the SMBH mass must correlate with the galaxy discs in some manner. Moreover, with the majority of our sample (37 of 44) classified in the literature as having a pseudobulge morphology, we additionally reveal that the SMBH mass correlates with the large-scale spiral pattern and thus the discs of galaxies hosting pseudobulges. Furthermore, given that the M</w:t>
+        <w:t xml:space="preserve">-ϕ relation demands that the SMBH mass must correlate with the galaxy discs in some manner. Moreover, with the majority of our sample (37 of 44) classified in the literature as having a </w:t>
+      </w:r>
+      <w:proofErr w:type="spellStart"/>
+      <w:r>
+        <w:rPr>
+          <w:rFonts w:ascii="-webkit-standard" w:eastAsia="Times New Roman" w:hAnsi="-webkit-standard" w:cs="Times New Roman"/>
+          <w:color w:val="000000"/>
+          <w:sz w:val="27"/>
+          <w:szCs w:val="27"/>
+          <w:shd w:val="clear" w:color="auto" w:fill="FFFFFF"/>
+        </w:rPr>
+        <w:t>pseudobulge</w:t>
+      </w:r>
+      <w:proofErr w:type="spellEnd"/>
+      <w:r>
+        <w:rPr>
+          <w:rFonts w:ascii="-webkit-standard" w:eastAsia="Times New Roman" w:hAnsi="-webkit-standard" w:cs="Times New Roman"/>
+          <w:color w:val="000000"/>
+          <w:sz w:val="27"/>
+          <w:szCs w:val="27"/>
+          <w:shd w:val="clear" w:color="auto" w:fill="FFFFFF"/>
+        </w:rPr>
+        <w:t xml:space="preserve"> morphology, we additionally reveal that the SMBH mass correlates with the large-scale spiral pattern and thus the discs of galaxies hosting </w:t>
+      </w:r>
+      <w:proofErr w:type="spellStart"/>
+      <w:r>
+        <w:rPr>
+          <w:rFonts w:ascii="-webkit-standard" w:eastAsia="Times New Roman" w:hAnsi="-webkit-standard" w:cs="Times New Roman"/>
+          <w:color w:val="000000"/>
+          <w:sz w:val="27"/>
+          <w:szCs w:val="27"/>
+          <w:shd w:val="clear" w:color="auto" w:fill="FFFFFF"/>
+        </w:rPr>
+        <w:t>pseudobulges</w:t>
+      </w:r>
+      <w:proofErr w:type="spellEnd"/>
+      <w:r>
+        <w:rPr>
+          <w:rFonts w:ascii="-webkit-standard" w:eastAsia="Times New Roman" w:hAnsi="-webkit-standard" w:cs="Times New Roman"/>
+          <w:color w:val="000000"/>
+          <w:sz w:val="27"/>
+          <w:szCs w:val="27"/>
+          <w:shd w:val="clear" w:color="auto" w:fill="FFFFFF"/>
+        </w:rPr>
+        <w:t>. Furthermore, given that the M</w:t>
       </w:r>
       <w:r>
         <w:rPr>
@@ -1578,18 +2072,55 @@
           <w:bdr w:val="none" w:sz="0" w:space="0" w:color="auto" w:frame="1"/>
           <w:lang w:eastAsia="en-US"/>
         </w:rPr>
-        <w:t>∗,sph</w:t>
-      </w:r>
-      <w:r>
-        <w:rPr>
-          <w:rFonts w:ascii="Lucida Grande" w:eastAsia="Times New Roman" w:hAnsi="Lucida Grande" w:cs="Lucida Grande"/>
-          <w:color w:val="000000"/>
-          <w:sz w:val="23"/>
-          <w:szCs w:val="23"/>
-          <w:shd w:val="clear" w:color="auto" w:fill="FFFFFF"/>
-          <w:lang w:eastAsia="en-US"/>
-        </w:rPr>
-        <w:t>) relation is, obviously, derived using two quantities. We endeavor to provide accurate values for the latter via detailed multicomponent galaxy decompositions for the current full sample of 43 spiral galaxies having directly measured </w:t>
+        <w:t>∗,</w:t>
+      </w:r>
+      <w:proofErr w:type="spellStart"/>
+      <w:r>
+        <w:rPr>
+          <w:rFonts w:ascii="STIXGeneral-Regular" w:eastAsia="Times New Roman" w:hAnsi="STIXGeneral-Regular" w:cs="Lucida Grande"/>
+          <w:color w:val="000000"/>
+          <w:sz w:val="19"/>
+          <w:szCs w:val="19"/>
+          <w:bdr w:val="none" w:sz="0" w:space="0" w:color="auto" w:frame="1"/>
+          <w:lang w:eastAsia="en-US"/>
+        </w:rPr>
+        <w:t>sph</w:t>
+      </w:r>
+      <w:proofErr w:type="spellEnd"/>
+      <w:r>
+        <w:rPr>
+          <w:rFonts w:ascii="Lucida Grande" w:eastAsia="Times New Roman" w:hAnsi="Lucida Grande" w:cs="Lucida Grande"/>
+          <w:color w:val="000000"/>
+          <w:sz w:val="23"/>
+          <w:szCs w:val="23"/>
+          <w:shd w:val="clear" w:color="auto" w:fill="FFFFFF"/>
+          <w:lang w:eastAsia="en-US"/>
+        </w:rPr>
+        <w:t xml:space="preserve">) relation is, obviously, derived using two quantities. We </w:t>
+      </w:r>
+      <w:proofErr w:type="spellStart"/>
+      <w:r>
+        <w:rPr>
+          <w:rFonts w:ascii="Lucida Grande" w:eastAsia="Times New Roman" w:hAnsi="Lucida Grande" w:cs="Lucida Grande"/>
+          <w:color w:val="000000"/>
+          <w:sz w:val="23"/>
+          <w:szCs w:val="23"/>
+          <w:shd w:val="clear" w:color="auto" w:fill="FFFFFF"/>
+          <w:lang w:eastAsia="en-US"/>
+        </w:rPr>
+        <w:t>endeavor</w:t>
+      </w:r>
+      <w:proofErr w:type="spellEnd"/>
+      <w:r>
+        <w:rPr>
+          <w:rFonts w:ascii="Lucida Grande" w:eastAsia="Times New Roman" w:hAnsi="Lucida Grande" w:cs="Lucida Grande"/>
+          <w:color w:val="000000"/>
+          <w:sz w:val="23"/>
+          <w:szCs w:val="23"/>
+          <w:shd w:val="clear" w:color="auto" w:fill="FFFFFF"/>
+          <w:lang w:eastAsia="en-US"/>
+        </w:rPr>
+        <w:t xml:space="preserve"> to provide accurate values for the latter via detailed multicomponent galaxy decompositions for the current full sample of 43 spiral galaxies having directly measured </w:t>
       </w:r>
       <w:r>
         <w:rPr>
@@ -1622,7 +2153,79 @@
           <w:shd w:val="clear" w:color="auto" w:fill="FFFFFF"/>
           <w:lang w:eastAsia="en-US"/>
         </w:rPr>
-        <w:t xml:space="preserve"> values; 35 of these galaxies have been alleged to contain pseudobulges, 21 have water maser measurements, and three appear bulgeless. This more than doubles the previous sample size of spiral galaxies with a finessed image analysis. We have analyzed near-infrared images, accounting for not only the bulge, disk (exponential, truncated, or inclined), and bar but also for spiral arms and rings and additional central components (active galactic nuclei (AGNs), etc.). A symmetric Bayesian analysis </w:t>
+        <w:t xml:space="preserve"> values; 35 of these galaxies have been alleged to contain </w:t>
+      </w:r>
+      <w:proofErr w:type="spellStart"/>
+      <w:r>
+        <w:rPr>
+          <w:rFonts w:ascii="Lucida Grande" w:eastAsia="Times New Roman" w:hAnsi="Lucida Grande" w:cs="Lucida Grande"/>
+          <w:color w:val="000000"/>
+          <w:sz w:val="23"/>
+          <w:szCs w:val="23"/>
+          <w:shd w:val="clear" w:color="auto" w:fill="FFFFFF"/>
+          <w:lang w:eastAsia="en-US"/>
+        </w:rPr>
+        <w:t>pseudobulges</w:t>
+      </w:r>
+      <w:proofErr w:type="spellEnd"/>
+      <w:r>
+        <w:rPr>
+          <w:rFonts w:ascii="Lucida Grande" w:eastAsia="Times New Roman" w:hAnsi="Lucida Grande" w:cs="Lucida Grande"/>
+          <w:color w:val="000000"/>
+          <w:sz w:val="23"/>
+          <w:szCs w:val="23"/>
+          <w:shd w:val="clear" w:color="auto" w:fill="FFFFFF"/>
+          <w:lang w:eastAsia="en-US"/>
+        </w:rPr>
+        <w:t xml:space="preserve">, 21 have water maser measurements, and three appear </w:t>
+      </w:r>
+      <w:proofErr w:type="spellStart"/>
+      <w:r>
+        <w:rPr>
+          <w:rFonts w:ascii="Lucida Grande" w:eastAsia="Times New Roman" w:hAnsi="Lucida Grande" w:cs="Lucida Grande"/>
+          <w:color w:val="000000"/>
+          <w:sz w:val="23"/>
+          <w:szCs w:val="23"/>
+          <w:shd w:val="clear" w:color="auto" w:fill="FFFFFF"/>
+          <w:lang w:eastAsia="en-US"/>
+        </w:rPr>
+        <w:t>bulgeless</w:t>
+      </w:r>
+      <w:proofErr w:type="spellEnd"/>
+      <w:r>
+        <w:rPr>
+          <w:rFonts w:ascii="Lucida Grande" w:eastAsia="Times New Roman" w:hAnsi="Lucida Grande" w:cs="Lucida Grande"/>
+          <w:color w:val="000000"/>
+          <w:sz w:val="23"/>
+          <w:szCs w:val="23"/>
+          <w:shd w:val="clear" w:color="auto" w:fill="FFFFFF"/>
+          <w:lang w:eastAsia="en-US"/>
+        </w:rPr>
+        <w:t xml:space="preserve">. This more than doubles the previous sample size of spiral galaxies with a finessed image analysis. We have </w:t>
+      </w:r>
+      <w:proofErr w:type="spellStart"/>
+      <w:r>
+        <w:rPr>
+          <w:rFonts w:ascii="Lucida Grande" w:eastAsia="Times New Roman" w:hAnsi="Lucida Grande" w:cs="Lucida Grande"/>
+          <w:color w:val="000000"/>
+          <w:sz w:val="23"/>
+          <w:szCs w:val="23"/>
+          <w:shd w:val="clear" w:color="auto" w:fill="FFFFFF"/>
+          <w:lang w:eastAsia="en-US"/>
+        </w:rPr>
+        <w:t>analyzed</w:t>
+      </w:r>
+      <w:proofErr w:type="spellEnd"/>
+      <w:r>
+        <w:rPr>
+          <w:rFonts w:ascii="Lucida Grande" w:eastAsia="Times New Roman" w:hAnsi="Lucida Grande" w:cs="Lucida Grande"/>
+          <w:color w:val="000000"/>
+          <w:sz w:val="23"/>
+          <w:szCs w:val="23"/>
+          <w:shd w:val="clear" w:color="auto" w:fill="FFFFFF"/>
+          <w:lang w:eastAsia="en-US"/>
+        </w:rPr>
+        <w:t xml:space="preserve"> near-infrared images, accounting for not only the bulge, disk (exponential, truncated, or inclined), and bar but also for spiral arms and rings and additional central components (active galactic nuclei (AGNs), etc.). A symmetric Bayesian analysis </w:t>
       </w:r>
       <w:r>
         <w:rPr>
@@ -2055,8 +2658,21 @@
           <w:bdr w:val="none" w:sz="0" w:space="0" w:color="auto" w:frame="1"/>
           <w:lang w:eastAsia="en-US"/>
         </w:rPr>
-        <w:t>∗,sph</w:t>
-      </w:r>
+        <w:t>∗,</w:t>
+      </w:r>
+      <w:proofErr w:type="spellStart"/>
+      <w:r>
+        <w:rPr>
+          <w:rFonts w:ascii="STIXGeneral-Regular" w:eastAsia="Times New Roman" w:hAnsi="STIXGeneral-Regular" w:cs="Lucida Grande"/>
+          <w:color w:val="000000"/>
+          <w:sz w:val="19"/>
+          <w:szCs w:val="19"/>
+          <w:bdr w:val="none" w:sz="0" w:space="0" w:color="auto" w:frame="1"/>
+          <w:lang w:eastAsia="en-US"/>
+        </w:rPr>
+        <w:t>sph</w:t>
+      </w:r>
+      <w:proofErr w:type="spellEnd"/>
       <w:proofErr w:type="gramEnd"/>
       <w:r>
         <w:rPr>
@@ -2123,8 +2739,21 @@
           <w:bdr w:val="none" w:sz="0" w:space="0" w:color="auto" w:frame="1"/>
           <w:lang w:eastAsia="en-US"/>
         </w:rPr>
-        <w:t>∗,sph</w:t>
-      </w:r>
+        <w:t>∗,</w:t>
+      </w:r>
+      <w:proofErr w:type="spellStart"/>
+      <w:r>
+        <w:rPr>
+          <w:rFonts w:ascii="STIXGeneral-Regular" w:eastAsia="Times New Roman" w:hAnsi="STIXGeneral-Regular" w:cs="Lucida Grande"/>
+          <w:color w:val="000000"/>
+          <w:sz w:val="19"/>
+          <w:szCs w:val="19"/>
+          <w:bdr w:val="none" w:sz="0" w:space="0" w:color="auto" w:frame="1"/>
+          <w:lang w:eastAsia="en-US"/>
+        </w:rPr>
+        <w:t>sph</w:t>
+      </w:r>
+      <w:proofErr w:type="spellEnd"/>
       <w:proofErr w:type="gramEnd"/>
       <w:r>
         <w:rPr>
@@ -2171,6 +2800,7 @@
         </w:rPr>
         <w:t>-(</w:t>
       </w:r>
+      <w:proofErr w:type="spellStart"/>
       <w:proofErr w:type="gramEnd"/>
       <w:r>
         <w:rPr>
@@ -2181,8 +2811,21 @@
           <w:shd w:val="clear" w:color="auto" w:fill="FFFFFF"/>
           <w:lang w:eastAsia="en-US"/>
         </w:rPr>
-        <w:t>Sérsic index, </w:t>
-      </w:r>
+        <w:t>Sérsic</w:t>
+      </w:r>
+      <w:proofErr w:type="spellEnd"/>
+      <w:r>
+        <w:rPr>
+          <w:rFonts w:ascii="Lucida Grande" w:eastAsia="Times New Roman" w:hAnsi="Lucida Grande" w:cs="Lucida Grande"/>
+          <w:color w:val="000000"/>
+          <w:sz w:val="23"/>
+          <w:szCs w:val="23"/>
+          <w:shd w:val="clear" w:color="auto" w:fill="FFFFFF"/>
+          <w:lang w:eastAsia="en-US"/>
+        </w:rPr>
+        <w:t xml:space="preserve"> index, </w:t>
+      </w:r>
+      <w:proofErr w:type="spellStart"/>
       <w:r>
         <w:rPr>
           <w:rFonts w:ascii="STIXGeneral-Italic" w:eastAsia="Times New Roman" w:hAnsi="STIXGeneral-Italic" w:cs="Lucida Grande"/>
@@ -2205,6 +2848,7 @@
         </w:rPr>
         <w:t>sph</w:t>
       </w:r>
+      <w:proofErr w:type="spellEnd"/>
       <w:r>
         <w:rPr>
           <w:rFonts w:ascii="Lucida Grande" w:eastAsia="Times New Roman" w:hAnsi="Lucida Grande" w:cs="Lucida Grande"/>
@@ -2236,8 +2880,21 @@
           <w:bdr w:val="none" w:sz="0" w:space="0" w:color="auto" w:frame="1"/>
           <w:lang w:eastAsia="en-US"/>
         </w:rPr>
-        <w:t>∗,sph</w:t>
-      </w:r>
+        <w:t>∗,</w:t>
+      </w:r>
+      <w:proofErr w:type="spellStart"/>
+      <w:r>
+        <w:rPr>
+          <w:rFonts w:ascii="STIXGeneral-Regular" w:eastAsia="Times New Roman" w:hAnsi="STIXGeneral-Regular" w:cs="Lucida Grande"/>
+          <w:color w:val="000000"/>
+          <w:sz w:val="19"/>
+          <w:szCs w:val="19"/>
+          <w:bdr w:val="none" w:sz="0" w:space="0" w:color="auto" w:frame="1"/>
+          <w:lang w:eastAsia="en-US"/>
+        </w:rPr>
+        <w:t>sph</w:t>
+      </w:r>
+      <w:proofErr w:type="spellEnd"/>
       <w:r>
         <w:rPr>
           <w:rFonts w:ascii="Lucida Grande" w:eastAsia="Times New Roman" w:hAnsi="Lucida Grande" w:cs="Lucida Grande"/>
@@ -2357,6 +3014,7 @@
         </w:rPr>
         <w:t> scales with both the total stellar mass (</w:t>
       </w:r>
+      <w:proofErr w:type="spellStart"/>
       <w:r>
         <w:rPr>
           <w:rFonts w:ascii="STIXGeneral-Italic" w:eastAsia="Times New Roman" w:hAnsi="STIXGeneral-Italic" w:cs="Lucida Grande"/>
@@ -2391,6 +3049,7 @@
         </w:rPr>
         <w:t>tot</w:t>
       </w:r>
+      <w:proofErr w:type="spellEnd"/>
       <w:proofErr w:type="gramEnd"/>
       <w:r>
         <w:rPr>
@@ -2425,6 +3084,7 @@
         </w:rPr>
         <w:t>∗,</w:t>
       </w:r>
+      <w:proofErr w:type="spellStart"/>
       <w:r>
         <w:rPr>
           <w:rFonts w:ascii="STIXGeneral-Italic" w:eastAsia="Times New Roman" w:hAnsi="STIXGeneral-Italic" w:cs="Lucida Grande"/>
@@ -2436,6 +3096,7 @@
         </w:rPr>
         <w:t>sph</w:t>
       </w:r>
+      <w:proofErr w:type="spellEnd"/>
       <w:r>
         <w:rPr>
           <w:rFonts w:ascii="Lucida Grande" w:eastAsia="Times New Roman" w:hAnsi="Lucida Grande" w:cs="Lucida Grande"/>
@@ -2502,6 +3163,7 @@
         </w:rPr>
         <w:t>∗,</w:t>
       </w:r>
+      <w:proofErr w:type="spellStart"/>
       <w:r>
         <w:rPr>
           <w:rFonts w:ascii="STIXGeneral-Italic" w:eastAsia="Times New Roman" w:hAnsi="STIXGeneral-Italic" w:cs="Lucida Grande"/>
@@ -2513,6 +3175,7 @@
         </w:rPr>
         <w:t>sph</w:t>
       </w:r>
+      <w:proofErr w:type="spellEnd"/>
       <w:r>
         <w:rPr>
           <w:rFonts w:ascii="Lucida Grande" w:eastAsia="Times New Roman" w:hAnsi="Lucida Grande" w:cs="Lucida Grande"/>
@@ -2547,6 +3210,7 @@
         </w:rPr>
         <w:t>∗,</w:t>
       </w:r>
+      <w:proofErr w:type="spellStart"/>
       <w:r>
         <w:rPr>
           <w:rFonts w:ascii="STIXGeneral-Italic" w:eastAsia="Times New Roman" w:hAnsi="STIXGeneral-Italic" w:cs="Lucida Grande"/>
@@ -2569,6 +3233,7 @@
         </w:rPr>
         <w:t>may</w:t>
       </w:r>
+      <w:proofErr w:type="spellEnd"/>
       <w:proofErr w:type="gramEnd"/>
       <w:r>
         <w:rPr>
@@ -2924,6 +3589,7 @@
         </w:rPr>
         <w:t>. The scatter from the regression of </w:t>
       </w:r>
+      <w:proofErr w:type="spellStart"/>
       <w:r>
         <w:rPr>
           <w:rFonts w:ascii="STIXGeneral-Italic" w:eastAsia="Times New Roman" w:hAnsi="STIXGeneral-Italic" w:cs="Lucida Grande"/>
@@ -2955,8 +3621,21 @@
           <w:shd w:val="clear" w:color="auto" w:fill="FFFFFF"/>
           <w:lang w:eastAsia="en-US"/>
         </w:rPr>
-        <w:t>on </w:t>
-      </w:r>
+        <w:t>on</w:t>
+      </w:r>
+      <w:proofErr w:type="spellEnd"/>
+      <w:r>
+        <w:rPr>
+          <w:rFonts w:ascii="Lucida Grande" w:eastAsia="Times New Roman" w:hAnsi="Lucida Grande" w:cs="Lucida Grande"/>
+          <w:color w:val="000000"/>
+          <w:sz w:val="23"/>
+          <w:szCs w:val="23"/>
+          <w:shd w:val="clear" w:color="auto" w:fill="FFFFFF"/>
+          <w:lang w:eastAsia="en-US"/>
+        </w:rPr>
+        <w:t> </w:t>
+      </w:r>
+      <w:proofErr w:type="spellStart"/>
       <w:r>
         <w:rPr>
           <w:rFonts w:ascii="STIXGeneral-Italic" w:eastAsia="Times New Roman" w:hAnsi="STIXGeneral-Italic" w:cs="Lucida Grande"/>
@@ -2991,6 +3670,7 @@
         </w:rPr>
         <w:t>tot</w:t>
       </w:r>
+      <w:proofErr w:type="spellEnd"/>
       <w:proofErr w:type="gramEnd"/>
       <w:r>
         <w:rPr>
@@ -3001,7 +3681,55 @@
           <w:shd w:val="clear" w:color="auto" w:fill="FFFFFF"/>
           <w:lang w:eastAsia="en-US"/>
         </w:rPr>
-        <w:t> is 0.66 dex; compare 0.56 dex for </w:t>
+        <w:t xml:space="preserve"> is 0.66 </w:t>
+      </w:r>
+      <w:proofErr w:type="spellStart"/>
+      <w:r>
+        <w:rPr>
+          <w:rFonts w:ascii="Lucida Grande" w:eastAsia="Times New Roman" w:hAnsi="Lucida Grande" w:cs="Lucida Grande"/>
+          <w:color w:val="000000"/>
+          <w:sz w:val="23"/>
+          <w:szCs w:val="23"/>
+          <w:shd w:val="clear" w:color="auto" w:fill="FFFFFF"/>
+          <w:lang w:eastAsia="en-US"/>
+        </w:rPr>
+        <w:t>dex</w:t>
+      </w:r>
+      <w:proofErr w:type="spellEnd"/>
+      <w:r>
+        <w:rPr>
+          <w:rFonts w:ascii="Lucida Grande" w:eastAsia="Times New Roman" w:hAnsi="Lucida Grande" w:cs="Lucida Grande"/>
+          <w:color w:val="000000"/>
+          <w:sz w:val="23"/>
+          <w:szCs w:val="23"/>
+          <w:shd w:val="clear" w:color="auto" w:fill="FFFFFF"/>
+          <w:lang w:eastAsia="en-US"/>
+        </w:rPr>
+        <w:t xml:space="preserve">; compare 0.56 </w:t>
+      </w:r>
+      <w:proofErr w:type="spellStart"/>
+      <w:r>
+        <w:rPr>
+          <w:rFonts w:ascii="Lucida Grande" w:eastAsia="Times New Roman" w:hAnsi="Lucida Grande" w:cs="Lucida Grande"/>
+          <w:color w:val="000000"/>
+          <w:sz w:val="23"/>
+          <w:szCs w:val="23"/>
+          <w:shd w:val="clear" w:color="auto" w:fill="FFFFFF"/>
+          <w:lang w:eastAsia="en-US"/>
+        </w:rPr>
+        <w:t>dex</w:t>
+      </w:r>
+      <w:proofErr w:type="spellEnd"/>
+      <w:r>
+        <w:rPr>
+          <w:rFonts w:ascii="Lucida Grande" w:eastAsia="Times New Roman" w:hAnsi="Lucida Grande" w:cs="Lucida Grande"/>
+          <w:color w:val="000000"/>
+          <w:sz w:val="23"/>
+          <w:szCs w:val="23"/>
+          <w:shd w:val="clear" w:color="auto" w:fill="FFFFFF"/>
+          <w:lang w:eastAsia="en-US"/>
+        </w:rPr>
+        <w:t xml:space="preserve"> for </w:t>
       </w:r>
       <w:r>
         <w:rPr>
@@ -3058,6 +3786,7 @@
         </w:rPr>
         <w:t>∗,</w:t>
       </w:r>
+      <w:proofErr w:type="spellStart"/>
       <w:r>
         <w:rPr>
           <w:rFonts w:ascii="STIXGeneral-Italic" w:eastAsia="Times New Roman" w:hAnsi="STIXGeneral-Italic" w:cs="Lucida Grande"/>
@@ -3069,6 +3798,7 @@
         </w:rPr>
         <w:t>sph</w:t>
       </w:r>
+      <w:proofErr w:type="spellEnd"/>
       <w:r>
         <w:rPr>
           <w:rFonts w:ascii="Lucida Grande" w:eastAsia="Times New Roman" w:hAnsi="Lucida Grande" w:cs="Lucida Grande"/>
@@ -3100,7 +3830,31 @@
           <w:shd w:val="clear" w:color="auto" w:fill="FFFFFF"/>
           <w:lang w:eastAsia="en-US"/>
         </w:rPr>
-        <w:t> dex for </w:t>
+        <w:t> </w:t>
+      </w:r>
+      <w:proofErr w:type="spellStart"/>
+      <w:r>
+        <w:rPr>
+          <w:rFonts w:ascii="Lucida Grande" w:eastAsia="Times New Roman" w:hAnsi="Lucida Grande" w:cs="Lucida Grande"/>
+          <w:color w:val="000000"/>
+          <w:sz w:val="23"/>
+          <w:szCs w:val="23"/>
+          <w:shd w:val="clear" w:color="auto" w:fill="FFFFFF"/>
+          <w:lang w:eastAsia="en-US"/>
+        </w:rPr>
+        <w:t>dex</w:t>
+      </w:r>
+      <w:proofErr w:type="spellEnd"/>
+      <w:r>
+        <w:rPr>
+          <w:rFonts w:ascii="Lucida Grande" w:eastAsia="Times New Roman" w:hAnsi="Lucida Grande" w:cs="Lucida Grande"/>
+          <w:color w:val="000000"/>
+          <w:sz w:val="23"/>
+          <w:szCs w:val="23"/>
+          <w:shd w:val="clear" w:color="auto" w:fill="FFFFFF"/>
+          <w:lang w:eastAsia="en-US"/>
+        </w:rPr>
+        <w:t xml:space="preserve"> for </w:t>
       </w:r>
       <w:r>
         <w:rPr>
@@ -3188,7 +3942,31 @@
           <w:shd w:val="clear" w:color="auto" w:fill="FFFFFF"/>
           <w:lang w:eastAsia="en-US"/>
         </w:rPr>
-        <w:t> times that obtained using core-Sérsic early-type galaxies, echoing a similar result involving </w:t>
+        <w:t> times that obtained using core-</w:t>
+      </w:r>
+      <w:proofErr w:type="spellStart"/>
+      <w:r>
+        <w:rPr>
+          <w:rFonts w:ascii="Lucida Grande" w:eastAsia="Times New Roman" w:hAnsi="Lucida Grande" w:cs="Lucida Grande"/>
+          <w:color w:val="000000"/>
+          <w:sz w:val="23"/>
+          <w:szCs w:val="23"/>
+          <w:shd w:val="clear" w:color="auto" w:fill="FFFFFF"/>
+          <w:lang w:eastAsia="en-US"/>
+        </w:rPr>
+        <w:t>Sérsic</w:t>
+      </w:r>
+      <w:proofErr w:type="spellEnd"/>
+      <w:r>
+        <w:rPr>
+          <w:rFonts w:ascii="Lucida Grande" w:eastAsia="Times New Roman" w:hAnsi="Lucida Grande" w:cs="Lucida Grande"/>
+          <w:color w:val="000000"/>
+          <w:sz w:val="23"/>
+          <w:szCs w:val="23"/>
+          <w:shd w:val="clear" w:color="auto" w:fill="FFFFFF"/>
+          <w:lang w:eastAsia="en-US"/>
+        </w:rPr>
+        <w:t xml:space="preserve"> early-type galaxies, echoing a similar result involving </w:t>
       </w:r>
       <w:r>
         <w:rPr>
@@ -3213,6 +3991,7 @@
         </w:rPr>
         <w:t>∗,</w:t>
       </w:r>
+      <w:proofErr w:type="spellStart"/>
       <w:r>
         <w:rPr>
           <w:rFonts w:ascii="STIXGeneral-Italic" w:eastAsia="Times New Roman" w:hAnsi="STIXGeneral-Italic" w:cs="Lucida Grande"/>
@@ -3224,6 +4003,7 @@
         </w:rPr>
         <w:t>sph</w:t>
       </w:r>
+      <w:proofErr w:type="spellEnd"/>
       <w:proofErr w:type="gramEnd"/>
       <w:r>
         <w:rPr>
@@ -3234,8 +4014,33 @@
           <w:shd w:val="clear" w:color="auto" w:fill="FFFFFF"/>
           <w:lang w:eastAsia="en-US"/>
         </w:rPr>
-        <w:t>, and supporting a varied growth mechanism among different morphological types. This steeper relation has consequences for galaxy/black hole formation theories, simulations, and predicting black hole masses. We caution that (i) an </w:t>
-      </w:r>
+        <w:t>, and supporting a varied growth mechanism among different morphological types. This steeper relation has consequences for galaxy/black hole formation theories, simulations, and predicting black hole masses. We caution that (</w:t>
+      </w:r>
+      <w:proofErr w:type="spellStart"/>
+      <w:r>
+        <w:rPr>
+          <w:rFonts w:ascii="Lucida Grande" w:eastAsia="Times New Roman" w:hAnsi="Lucida Grande" w:cs="Lucida Grande"/>
+          <w:color w:val="000000"/>
+          <w:sz w:val="23"/>
+          <w:szCs w:val="23"/>
+          <w:shd w:val="clear" w:color="auto" w:fill="FFFFFF"/>
+          <w:lang w:eastAsia="en-US"/>
+        </w:rPr>
+        <w:t>i</w:t>
+      </w:r>
+      <w:proofErr w:type="spellEnd"/>
+      <w:r>
+        <w:rPr>
+          <w:rFonts w:ascii="Lucida Grande" w:eastAsia="Times New Roman" w:hAnsi="Lucida Grande" w:cs="Lucida Grande"/>
+          <w:color w:val="000000"/>
+          <w:sz w:val="23"/>
+          <w:szCs w:val="23"/>
+          <w:shd w:val="clear" w:color="auto" w:fill="FFFFFF"/>
+          <w:lang w:eastAsia="en-US"/>
+        </w:rPr>
+        <w:t>) an </w:t>
+      </w:r>
+      <w:proofErr w:type="spellStart"/>
       <w:r>
         <w:rPr>
           <w:rFonts w:ascii="STIXGeneral-Italic" w:eastAsia="Times New Roman" w:hAnsi="STIXGeneral-Italic" w:cs="Lucida Grande"/>
@@ -3302,6 +4107,7 @@
         </w:rPr>
         <w:t>tot</w:t>
       </w:r>
+      <w:proofErr w:type="spellEnd"/>
       <w:r>
         <w:rPr>
           <w:rFonts w:ascii="Lucida Grande" w:eastAsia="Times New Roman" w:hAnsi="Lucida Grande" w:cs="Lucida Grande"/>
@@ -3313,6 +4119,7 @@
         </w:rPr>
         <w:t> relation built from a mixture of early- and late-type galaxies will find an arbitrary slope of approximately 1-3, with no physical meaning beyond one's sample selection, and (ii) evolutionary studies of the </w:t>
       </w:r>
+      <w:proofErr w:type="spellStart"/>
       <w:r>
         <w:rPr>
           <w:rFonts w:ascii="STIXGeneral-Italic" w:eastAsia="Times New Roman" w:hAnsi="STIXGeneral-Italic" w:cs="Lucida Grande"/>
@@ -3379,6 +4186,7 @@
         </w:rPr>
         <w:t>tot</w:t>
       </w:r>
+      <w:proofErr w:type="spellEnd"/>
       <w:r>
         <w:rPr>
           <w:rFonts w:ascii="Lucida Grande" w:eastAsia="Times New Roman" w:hAnsi="Lucida Grande" w:cs="Lucida Grande"/>
@@ -3390,6 +4198,7 @@
         </w:rPr>
         <w:t> relation need to be mindful of the galaxy types included at each epoch. We additionally update the </w:t>
       </w:r>
+      <w:proofErr w:type="spellStart"/>
       <w:r>
         <w:rPr>
           <w:rFonts w:ascii="STIXGeneral-Italic" w:eastAsia="Times New Roman" w:hAnsi="STIXGeneral-Italic" w:cs="Lucida Grande"/>
@@ -3424,6 +4233,7 @@
         </w:rPr>
         <w:t>tot</w:t>
       </w:r>
+      <w:proofErr w:type="spellEnd"/>
       <w:proofErr w:type="gramEnd"/>
       <w:r>
         <w:rPr>
@@ -3472,6 +4282,7 @@
           <w:rFonts w:ascii="Times New Roman" w:eastAsia="Times New Roman" w:hAnsi="Times New Roman" w:cs="Times New Roman"/>
         </w:rPr>
       </w:pPr>
+      <w:bookmarkStart w:id="0" w:name="_GoBack"/>
       <w:r>
         <w:rPr>
           <w:rFonts w:ascii="Lucida Grande" w:eastAsia="Times New Roman" w:hAnsi="Lucida Grande" w:cs="Lucida Grande"/>
@@ -3583,6 +4394,7 @@
         </w:rPr>
         <w:t>, and total stellar mass </w:t>
       </w:r>
+      <w:proofErr w:type="spellStart"/>
       <w:r>
         <w:rPr>
           <w:rFonts w:ascii="STIXGeneral-Italic" w:eastAsia="Times New Roman" w:hAnsi="STIXGeneral-Italic" w:cs="Lucida Grande"/>
@@ -3604,6 +4416,7 @@
         </w:rPr>
         <w:t>∗,galaxy</w:t>
       </w:r>
+      <w:proofErr w:type="spellEnd"/>
       <w:proofErr w:type="gramEnd"/>
       <w:r>
         <w:rPr>
@@ -3645,6 +4458,7 @@
         </w:rPr>
         <w:t>&lt;</w:t>
       </w:r>
+      <w:proofErr w:type="spellStart"/>
       <w:r>
         <w:rPr>
           <w:rFonts w:ascii="STIXGeneral-Italic" w:eastAsia="Times New Roman" w:hAnsi="STIXGeneral-Italic" w:cs="Lucida Grande"/>
@@ -3665,6 +4479,7 @@
         </w:rPr>
         <w:t>bh</w:t>
       </w:r>
+      <w:proofErr w:type="spellEnd"/>
       <w:r>
         <w:rPr>
           <w:rFonts w:ascii="STIXGeneral-Regular" w:eastAsia="Times New Roman" w:hAnsi="STIXGeneral-Regular" w:cs="Lucida Grande"/>
@@ -3803,18 +4618,9 @@
           <w:szCs w:val="22"/>
           <w:shd w:val="clear" w:color="auto" w:fill="FFFFFF"/>
         </w:rPr>
-        <w:t> (an estimate which is further supported in NGC 4718 by its nuclear star cluster mass). From Chandra archival data, we find that both galaxies have a point-like nuclear X-ray source, with unabsorbed 0.3-10 keV luminosities of a few times 10</w:t>
-      </w:r>
-      <w:r>
-        <w:rPr>
-          <w:rFonts w:ascii="STIXGeneral-Regular" w:eastAsia="Times New Roman" w:hAnsi="STIXGeneral-Regular" w:cs="Lucida Grande"/>
-          <w:color w:val="000000"/>
-          <w:sz w:val="19"/>
-          <w:szCs w:val="19"/>
-          <w:bdr w:val="none" w:sz="0" w:space="0" w:color="auto" w:frame="1"/>
-        </w:rPr>
-        <w:t>38</w:t>
-      </w:r>
+        <w:t xml:space="preserve"> (an estimate which is further supported in NGC 4718 by its nuclear star cluster mass). From Chandra archival data, we find that both galaxies have a point-like nuclear X-ray source, with unabsorbed 0.3-10 </w:t>
+      </w:r>
+      <w:proofErr w:type="spellStart"/>
       <w:r>
         <w:rPr>
           <w:rFonts w:ascii="Lucida Grande" w:eastAsia="Times New Roman" w:hAnsi="Lucida Grande" w:cs="Lucida Grande"/>
@@ -3823,60 +4629,9 @@
           <w:szCs w:val="22"/>
           <w:shd w:val="clear" w:color="auto" w:fill="FFFFFF"/>
         </w:rPr>
-        <w:t> erg/s. In NGC 4178, the nuclear source has a soft, probably thermal, spectrum consistent with a stellar-mass black hole in the high/soft state, while no strong constraints can be derived for the nuclear emission of NGC 4713. In total, 33 of the 74 galaxies are predicted to have </w:t>
-      </w:r>
-      <w:r>
-        <w:rPr>
-          <w:rFonts w:ascii="STIXGeneral-Italic" w:eastAsia="Times New Roman" w:hAnsi="STIXGeneral-Italic" w:cs="Lucida Grande"/>
-          <w:color w:val="000000"/>
-          <w:sz w:val="27"/>
-          <w:szCs w:val="27"/>
-          <w:bdr w:val="none" w:sz="0" w:space="0" w:color="auto" w:frame="1"/>
-        </w:rPr>
-        <w:t>M</w:t>
-      </w:r>
-      <w:r>
-        <w:rPr>
-          <w:rFonts w:ascii="STIXGeneral-Regular" w:eastAsia="Times New Roman" w:hAnsi="STIXGeneral-Regular" w:cs="Lucida Grande"/>
-          <w:color w:val="000000"/>
-          <w:sz w:val="19"/>
-          <w:szCs w:val="19"/>
-          <w:bdr w:val="none" w:sz="0" w:space="0" w:color="auto" w:frame="1"/>
-        </w:rPr>
-        <w:t>bh</w:t>
-      </w:r>
-      <w:proofErr w:type="gramStart"/>
-      <w:r>
-        <w:rPr>
-          <w:rFonts w:ascii="STIXGeneral-Regular" w:eastAsia="Times New Roman" w:hAnsi="STIXGeneral-Regular" w:cs="Lucida Grande"/>
-          <w:color w:val="000000"/>
-          <w:sz w:val="27"/>
-          <w:szCs w:val="27"/>
-          <w:bdr w:val="none" w:sz="0" w:space="0" w:color="auto" w:frame="1"/>
-        </w:rPr>
-        <w:t>&lt;(</w:t>
-      </w:r>
-      <w:proofErr w:type="gramEnd"/>
-      <w:r>
-        <w:rPr>
-          <w:rFonts w:ascii="STIXGeneral-Regular" w:eastAsia="Times New Roman" w:hAnsi="STIXGeneral-Regular" w:cs="Lucida Grande"/>
-          <w:color w:val="000000"/>
-          <w:sz w:val="27"/>
-          <w:szCs w:val="27"/>
-          <w:bdr w:val="none" w:sz="0" w:space="0" w:color="auto" w:frame="1"/>
-        </w:rPr>
-        <w:t>10</w:t>
-      </w:r>
-      <w:r>
-        <w:rPr>
-          <w:rFonts w:ascii="STIXGeneral-Regular" w:eastAsia="Times New Roman" w:hAnsi="STIXGeneral-Regular" w:cs="Lucida Grande"/>
-          <w:color w:val="000000"/>
-          <w:sz w:val="19"/>
-          <w:szCs w:val="19"/>
-          <w:bdr w:val="none" w:sz="0" w:space="0" w:color="auto" w:frame="1"/>
-        </w:rPr>
-        <w:t>5</w:t>
-      </w:r>
+        <w:t>keV</w:t>
+      </w:r>
+      <w:proofErr w:type="spellEnd"/>
       <w:r>
         <w:rPr>
           <w:rFonts w:ascii="Lucida Grande" w:eastAsia="Times New Roman" w:hAnsi="Lucida Grande" w:cs="Lucida Grande"/>
@@ -3885,37 +4640,17 @@
           <w:szCs w:val="22"/>
           <w:shd w:val="clear" w:color="auto" w:fill="FFFFFF"/>
         </w:rPr>
-        <w:t>-</w:t>
-      </w:r>
-      <w:r>
-        <w:rPr>
-          <w:rFonts w:ascii="STIXGeneral-Regular" w:eastAsia="Times New Roman" w:hAnsi="STIXGeneral-Regular" w:cs="Lucida Grande"/>
-          <w:color w:val="000000"/>
-          <w:sz w:val="27"/>
-          <w:szCs w:val="27"/>
-          <w:bdr w:val="none" w:sz="0" w:space="0" w:color="auto" w:frame="1"/>
-        </w:rPr>
-        <w:t>10</w:t>
-      </w:r>
-      <w:r>
-        <w:rPr>
-          <w:rFonts w:ascii="STIXGeneral-Regular" w:eastAsia="Times New Roman" w:hAnsi="STIXGeneral-Regular" w:cs="Lucida Grande"/>
-          <w:color w:val="000000"/>
-          <w:sz w:val="19"/>
-          <w:szCs w:val="19"/>
-          <w:bdr w:val="none" w:sz="0" w:space="0" w:color="auto" w:frame="1"/>
-        </w:rPr>
-        <w:t>6</w:t>
-      </w:r>
-      <w:r>
-        <w:rPr>
-          <w:rFonts w:ascii="STIXGeneral-Regular" w:eastAsia="Times New Roman" w:hAnsi="STIXGeneral-Regular" w:cs="Lucida Grande"/>
-          <w:color w:val="000000"/>
-          <w:sz w:val="27"/>
-          <w:szCs w:val="27"/>
-          <w:bdr w:val="none" w:sz="0" w:space="0" w:color="auto" w:frame="1"/>
-        </w:rPr>
-        <w:t>)</w:t>
+        <w:t xml:space="preserve"> luminosities of a few times 10</w:t>
+      </w:r>
+      <w:r>
+        <w:rPr>
+          <w:rFonts w:ascii="STIXGeneral-Regular" w:eastAsia="Times New Roman" w:hAnsi="STIXGeneral-Regular" w:cs="Lucida Grande"/>
+          <w:color w:val="000000"/>
+          <w:sz w:val="19"/>
+          <w:szCs w:val="19"/>
+          <w:bdr w:val="none" w:sz="0" w:space="0" w:color="auto" w:frame="1"/>
+        </w:rPr>
+        <w:t>38</w:t>
       </w:r>
       <w:r>
         <w:rPr>
@@ -3925,27 +4660,61 @@
           <w:szCs w:val="22"/>
           <w:shd w:val="clear" w:color="auto" w:fill="FFFFFF"/>
         </w:rPr>
-        <w:t> </w:t>
-      </w:r>
-      <w:r>
-        <w:rPr>
-          <w:rFonts w:ascii="STIXGeneral-Italic" w:eastAsia="Times New Roman" w:hAnsi="STIXGeneral-Italic" w:cs="Lucida Grande"/>
-          <w:color w:val="000000"/>
-          <w:sz w:val="27"/>
-          <w:szCs w:val="27"/>
-          <w:bdr w:val="none" w:sz="0" w:space="0" w:color="auto" w:frame="1"/>
-        </w:rPr>
-        <w:t>M</w:t>
-      </w:r>
-      <w:r>
-        <w:rPr>
-          <w:rFonts w:ascii="STIXGeneral-Regular" w:eastAsia="Times New Roman" w:hAnsi="STIXGeneral-Regular" w:cs="Lucida Grande"/>
-          <w:color w:val="000000"/>
-          <w:sz w:val="19"/>
-          <w:szCs w:val="19"/>
-          <w:bdr w:val="none" w:sz="0" w:space="0" w:color="auto" w:frame="1"/>
-        </w:rPr>
-        <w:t>⊙</w:t>
+        <w:t> erg/s. In NGC 4178, the nuclear source has a soft, probably thermal, spectrum consistent with a stellar-mass black hole in the high/soft state, while no strong constraints can be derived for the nuclear emission of NGC 4713. In total, 33 of the 74 galaxies are predicted to have </w:t>
+      </w:r>
+      <w:proofErr w:type="spellStart"/>
+      <w:r>
+        <w:rPr>
+          <w:rFonts w:ascii="STIXGeneral-Italic" w:eastAsia="Times New Roman" w:hAnsi="STIXGeneral-Italic" w:cs="Lucida Grande"/>
+          <w:color w:val="000000"/>
+          <w:sz w:val="27"/>
+          <w:szCs w:val="27"/>
+          <w:bdr w:val="none" w:sz="0" w:space="0" w:color="auto" w:frame="1"/>
+        </w:rPr>
+        <w:t>M</w:t>
+      </w:r>
+      <w:r>
+        <w:rPr>
+          <w:rFonts w:ascii="STIXGeneral-Regular" w:eastAsia="Times New Roman" w:hAnsi="STIXGeneral-Regular" w:cs="Lucida Grande"/>
+          <w:color w:val="000000"/>
+          <w:sz w:val="19"/>
+          <w:szCs w:val="19"/>
+          <w:bdr w:val="none" w:sz="0" w:space="0" w:color="auto" w:frame="1"/>
+        </w:rPr>
+        <w:t>bh</w:t>
+      </w:r>
+      <w:proofErr w:type="spellEnd"/>
+      <w:proofErr w:type="gramStart"/>
+      <w:r>
+        <w:rPr>
+          <w:rFonts w:ascii="STIXGeneral-Regular" w:eastAsia="Times New Roman" w:hAnsi="STIXGeneral-Regular" w:cs="Lucida Grande"/>
+          <w:color w:val="000000"/>
+          <w:sz w:val="27"/>
+          <w:szCs w:val="27"/>
+          <w:bdr w:val="none" w:sz="0" w:space="0" w:color="auto" w:frame="1"/>
+        </w:rPr>
+        <w:t>&lt;(</w:t>
+      </w:r>
+      <w:proofErr w:type="gramEnd"/>
+      <w:r>
+        <w:rPr>
+          <w:rFonts w:ascii="STIXGeneral-Regular" w:eastAsia="Times New Roman" w:hAnsi="STIXGeneral-Regular" w:cs="Lucida Grande"/>
+          <w:color w:val="000000"/>
+          <w:sz w:val="27"/>
+          <w:szCs w:val="27"/>
+          <w:bdr w:val="none" w:sz="0" w:space="0" w:color="auto" w:frame="1"/>
+        </w:rPr>
+        <w:t>10</w:t>
+      </w:r>
+      <w:r>
+        <w:rPr>
+          <w:rFonts w:ascii="STIXGeneral-Regular" w:eastAsia="Times New Roman" w:hAnsi="STIXGeneral-Regular" w:cs="Lucida Grande"/>
+          <w:color w:val="000000"/>
+          <w:sz w:val="19"/>
+          <w:szCs w:val="19"/>
+          <w:bdr w:val="none" w:sz="0" w:space="0" w:color="auto" w:frame="1"/>
+        </w:rPr>
+        <w:t>5</w:t>
       </w:r>
       <w:r>
         <w:rPr>
@@ -3955,7 +4724,7 @@
           <w:szCs w:val="22"/>
           <w:shd w:val="clear" w:color="auto" w:fill="FFFFFF"/>
         </w:rPr>
-        <w:t>, and several are consistently predicted, via three methods, to have masses of </w:t>
+        <w:t>-</w:t>
       </w:r>
       <w:r>
         <w:rPr>
@@ -3975,7 +4744,17 @@
           <w:szCs w:val="19"/>
           <w:bdr w:val="none" w:sz="0" w:space="0" w:color="auto" w:frame="1"/>
         </w:rPr>
-        <w:t>4</w:t>
+        <w:t>6</w:t>
+      </w:r>
+      <w:r>
+        <w:rPr>
+          <w:rFonts w:ascii="STIXGeneral-Regular" w:eastAsia="Times New Roman" w:hAnsi="STIXGeneral-Regular" w:cs="Lucida Grande"/>
+          <w:color w:val="000000"/>
+          <w:sz w:val="27"/>
+          <w:szCs w:val="27"/>
+          <w:bdr w:val="none" w:sz="0" w:space="0" w:color="auto" w:frame="1"/>
+        </w:rPr>
+        <w:t>)</w:t>
       </w:r>
       <w:r>
         <w:rPr>
@@ -3985,27 +4764,7 @@
           <w:szCs w:val="22"/>
           <w:shd w:val="clear" w:color="auto" w:fill="FFFFFF"/>
         </w:rPr>
-        <w:t>-</w:t>
-      </w:r>
-      <w:r>
-        <w:rPr>
-          <w:rFonts w:ascii="STIXGeneral-Regular" w:eastAsia="Times New Roman" w:hAnsi="STIXGeneral-Regular" w:cs="Lucida Grande"/>
-          <w:color w:val="000000"/>
-          <w:sz w:val="27"/>
-          <w:szCs w:val="27"/>
-          <w:bdr w:val="none" w:sz="0" w:space="0" w:color="auto" w:frame="1"/>
-        </w:rPr>
-        <w:t>10</w:t>
-      </w:r>
-      <w:r>
-        <w:rPr>
-          <w:rFonts w:ascii="STIXGeneral-Regular" w:eastAsia="Times New Roman" w:hAnsi="STIXGeneral-Regular" w:cs="Lucida Grande"/>
-          <w:color w:val="000000"/>
-          <w:sz w:val="19"/>
-          <w:szCs w:val="19"/>
-          <w:bdr w:val="none" w:sz="0" w:space="0" w:color="auto" w:frame="1"/>
-        </w:rPr>
-        <w:t>5</w:t>
+        <w:t> </w:t>
       </w:r>
       <w:r>
         <w:rPr>
@@ -4035,69 +4794,27 @@
           <w:szCs w:val="22"/>
           <w:shd w:val="clear" w:color="auto" w:fill="FFFFFF"/>
         </w:rPr>
-        <w:t>, such as IC 3392, NGC 4294 and NGC 4413. We speculate that a sizeable population of IMBHs may reside in late-type spiral galaxies with low stellar mass (</w:t>
-      </w:r>
-      <w:r>
-        <w:rPr>
-          <w:rFonts w:ascii="STIXGeneral-Italic" w:eastAsia="Times New Roman" w:hAnsi="STIXGeneral-Italic" w:cs="Lucida Grande"/>
-          <w:color w:val="000000"/>
-          <w:sz w:val="27"/>
-          <w:szCs w:val="27"/>
-          <w:bdr w:val="none" w:sz="0" w:space="0" w:color="auto" w:frame="1"/>
-        </w:rPr>
-        <w:t>M</w:t>
-      </w:r>
-      <w:proofErr w:type="gramStart"/>
-      <w:r>
-        <w:rPr>
-          <w:rFonts w:ascii="STIXGeneral-Regular" w:eastAsia="Times New Roman" w:hAnsi="STIXGeneral-Regular" w:cs="Lucida Grande"/>
-          <w:color w:val="000000"/>
-          <w:sz w:val="19"/>
-          <w:szCs w:val="19"/>
-          <w:bdr w:val="none" w:sz="0" w:space="0" w:color="auto" w:frame="1"/>
-        </w:rPr>
-        <w:t>∗,galaxy</w:t>
-      </w:r>
-      <w:proofErr w:type="gramEnd"/>
-      <w:r>
-        <w:rPr>
-          <w:rFonts w:ascii="STIXGeneral-Regular" w:eastAsia="Times New Roman" w:hAnsi="STIXGeneral-Regular" w:cs="Lucida Grande"/>
-          <w:color w:val="000000"/>
-          <w:sz w:val="27"/>
-          <w:szCs w:val="27"/>
-          <w:bdr w:val="none" w:sz="0" w:space="0" w:color="auto" w:frame="1"/>
-        </w:rPr>
-        <w:t>≲10</w:t>
-      </w:r>
-      <w:r>
-        <w:rPr>
-          <w:rFonts w:ascii="STIXGeneral-Regular" w:eastAsia="Times New Roman" w:hAnsi="STIXGeneral-Regular" w:cs="Lucida Grande"/>
-          <w:color w:val="000000"/>
-          <w:sz w:val="19"/>
-          <w:szCs w:val="19"/>
+        <w:t>, and several are consistently predicted, via three methods, to have masses of </w:t>
+      </w:r>
+      <w:r>
+        <w:rPr>
+          <w:rFonts w:ascii="STIXGeneral-Regular" w:eastAsia="Times New Roman" w:hAnsi="STIXGeneral-Regular" w:cs="Lucida Grande"/>
+          <w:color w:val="000000"/>
+          <w:sz w:val="27"/>
+          <w:szCs w:val="27"/>
           <w:bdr w:val="none" w:sz="0" w:space="0" w:color="auto" w:frame="1"/>
         </w:rPr>
         <w:t>10</w:t>
       </w:r>
       <w:r>
         <w:rPr>
-          <w:rFonts w:ascii="STIXGeneral-Italic" w:eastAsia="Times New Roman" w:hAnsi="STIXGeneral-Italic" w:cs="Lucida Grande"/>
-          <w:color w:val="000000"/>
-          <w:sz w:val="27"/>
-          <w:szCs w:val="27"/>
-          <w:bdr w:val="none" w:sz="0" w:space="0" w:color="auto" w:frame="1"/>
-        </w:rPr>
-        <w:t>M</w:t>
-      </w:r>
-      <w:r>
-        <w:rPr>
-          <w:rFonts w:ascii="STIXGeneral-Regular" w:eastAsia="Times New Roman" w:hAnsi="STIXGeneral-Regular" w:cs="Lucida Grande"/>
-          <w:color w:val="000000"/>
-          <w:sz w:val="19"/>
-          <w:szCs w:val="19"/>
-          <w:bdr w:val="none" w:sz="0" w:space="0" w:color="auto" w:frame="1"/>
-        </w:rPr>
-        <w:t>⊙</w:t>
+          <w:rFonts w:ascii="STIXGeneral-Regular" w:eastAsia="Times New Roman" w:hAnsi="STIXGeneral-Regular" w:cs="Lucida Grande"/>
+          <w:color w:val="000000"/>
+          <w:sz w:val="19"/>
+          <w:szCs w:val="19"/>
+          <w:bdr w:val="none" w:sz="0" w:space="0" w:color="auto" w:frame="1"/>
+        </w:rPr>
+        <w:t>4</w:t>
       </w:r>
       <w:r>
         <w:rPr>
@@ -4107,9 +4824,132 @@
           <w:szCs w:val="22"/>
           <w:shd w:val="clear" w:color="auto" w:fill="FFFFFF"/>
         </w:rPr>
+        <w:t>-</w:t>
+      </w:r>
+      <w:r>
+        <w:rPr>
+          <w:rFonts w:ascii="STIXGeneral-Regular" w:eastAsia="Times New Roman" w:hAnsi="STIXGeneral-Regular" w:cs="Lucida Grande"/>
+          <w:color w:val="000000"/>
+          <w:sz w:val="27"/>
+          <w:szCs w:val="27"/>
+          <w:bdr w:val="none" w:sz="0" w:space="0" w:color="auto" w:frame="1"/>
+        </w:rPr>
+        <w:t>10</w:t>
+      </w:r>
+      <w:r>
+        <w:rPr>
+          <w:rFonts w:ascii="STIXGeneral-Regular" w:eastAsia="Times New Roman" w:hAnsi="STIXGeneral-Regular" w:cs="Lucida Grande"/>
+          <w:color w:val="000000"/>
+          <w:sz w:val="19"/>
+          <w:szCs w:val="19"/>
+          <w:bdr w:val="none" w:sz="0" w:space="0" w:color="auto" w:frame="1"/>
+        </w:rPr>
+        <w:t>5</w:t>
+      </w:r>
+      <w:r>
+        <w:rPr>
+          <w:rFonts w:ascii="STIXGeneral-Italic" w:eastAsia="Times New Roman" w:hAnsi="STIXGeneral-Italic" w:cs="Lucida Grande"/>
+          <w:color w:val="000000"/>
+          <w:sz w:val="27"/>
+          <w:szCs w:val="27"/>
+          <w:bdr w:val="none" w:sz="0" w:space="0" w:color="auto" w:frame="1"/>
+        </w:rPr>
+        <w:t>M</w:t>
+      </w:r>
+      <w:r>
+        <w:rPr>
+          <w:rFonts w:ascii="STIXGeneral-Regular" w:eastAsia="Times New Roman" w:hAnsi="STIXGeneral-Regular" w:cs="Lucida Grande"/>
+          <w:color w:val="000000"/>
+          <w:sz w:val="19"/>
+          <w:szCs w:val="19"/>
+          <w:bdr w:val="none" w:sz="0" w:space="0" w:color="auto" w:frame="1"/>
+        </w:rPr>
+        <w:t>⊙</w:t>
+      </w:r>
+      <w:r>
+        <w:rPr>
+          <w:rFonts w:ascii="Lucida Grande" w:eastAsia="Times New Roman" w:hAnsi="Lucida Grande" w:cs="Lucida Grande"/>
+          <w:color w:val="000000"/>
+          <w:sz w:val="22"/>
+          <w:szCs w:val="22"/>
+          <w:shd w:val="clear" w:color="auto" w:fill="FFFFFF"/>
+        </w:rPr>
+        <w:t>, such as IC 3392, NGC 4294 and NGC 4413. We speculate that a sizeable population of IMBHs may reside in late-type spiral galaxies with low stellar mass (</w:t>
+      </w:r>
+      <w:r>
+        <w:rPr>
+          <w:rFonts w:ascii="STIXGeneral-Italic" w:eastAsia="Times New Roman" w:hAnsi="STIXGeneral-Italic" w:cs="Lucida Grande"/>
+          <w:color w:val="000000"/>
+          <w:sz w:val="27"/>
+          <w:szCs w:val="27"/>
+          <w:bdr w:val="none" w:sz="0" w:space="0" w:color="auto" w:frame="1"/>
+        </w:rPr>
+        <w:t>M</w:t>
+      </w:r>
+      <w:proofErr w:type="gramStart"/>
+      <w:r>
+        <w:rPr>
+          <w:rFonts w:ascii="STIXGeneral-Regular" w:eastAsia="Times New Roman" w:hAnsi="STIXGeneral-Regular" w:cs="Lucida Grande"/>
+          <w:color w:val="000000"/>
+          <w:sz w:val="19"/>
+          <w:szCs w:val="19"/>
+          <w:bdr w:val="none" w:sz="0" w:space="0" w:color="auto" w:frame="1"/>
+        </w:rPr>
+        <w:t>∗,galaxy</w:t>
+      </w:r>
+      <w:proofErr w:type="gramEnd"/>
+      <w:r>
+        <w:rPr>
+          <w:rFonts w:ascii="STIXGeneral-Regular" w:eastAsia="Times New Roman" w:hAnsi="STIXGeneral-Regular" w:cs="Lucida Grande"/>
+          <w:color w:val="000000"/>
+          <w:sz w:val="27"/>
+          <w:szCs w:val="27"/>
+          <w:bdr w:val="none" w:sz="0" w:space="0" w:color="auto" w:frame="1"/>
+        </w:rPr>
+        <w:t>≲10</w:t>
+      </w:r>
+      <w:r>
+        <w:rPr>
+          <w:rFonts w:ascii="STIXGeneral-Regular" w:eastAsia="Times New Roman" w:hAnsi="STIXGeneral-Regular" w:cs="Lucida Grande"/>
+          <w:color w:val="000000"/>
+          <w:sz w:val="19"/>
+          <w:szCs w:val="19"/>
+          <w:bdr w:val="none" w:sz="0" w:space="0" w:color="auto" w:frame="1"/>
+        </w:rPr>
+        <w:t>10</w:t>
+      </w:r>
+      <w:r>
+        <w:rPr>
+          <w:rFonts w:ascii="STIXGeneral-Italic" w:eastAsia="Times New Roman" w:hAnsi="STIXGeneral-Italic" w:cs="Lucida Grande"/>
+          <w:color w:val="000000"/>
+          <w:sz w:val="27"/>
+          <w:szCs w:val="27"/>
+          <w:bdr w:val="none" w:sz="0" w:space="0" w:color="auto" w:frame="1"/>
+        </w:rPr>
+        <w:t>M</w:t>
+      </w:r>
+      <w:r>
+        <w:rPr>
+          <w:rFonts w:ascii="STIXGeneral-Regular" w:eastAsia="Times New Roman" w:hAnsi="STIXGeneral-Regular" w:cs="Lucida Grande"/>
+          <w:color w:val="000000"/>
+          <w:sz w:val="19"/>
+          <w:szCs w:val="19"/>
+          <w:bdr w:val="none" w:sz="0" w:space="0" w:color="auto" w:frame="1"/>
+        </w:rPr>
+        <w:t>⊙</w:t>
+      </w:r>
+      <w:r>
+        <w:rPr>
+          <w:rFonts w:ascii="Lucida Grande" w:eastAsia="Times New Roman" w:hAnsi="Lucida Grande" w:cs="Lucida Grande"/>
+          <w:color w:val="000000"/>
+          <w:sz w:val="22"/>
+          <w:szCs w:val="22"/>
+          <w:shd w:val="clear" w:color="auto" w:fill="FFFFFF"/>
+        </w:rPr>
         <w:t>).</w:t>
       </w:r>
     </w:p>
+    <w:bookmarkEnd w:id="0"/>
     <w:p>
       <w:pPr>
         <w:rPr>
@@ -4168,6 +5008,7 @@
         </w:rPr>
         <w:t>, we determine how the maximum disk rotational velocity, </w:t>
       </w:r>
+      <w:proofErr w:type="spellStart"/>
       <w:r>
         <w:rPr>
           <w:rFonts w:ascii="STIXGeneral-Italic" w:eastAsia="Times New Roman" w:hAnsi="STIXGeneral-Italic" w:cs="Lucida Grande"/>
@@ -4190,6 +5031,7 @@
         </w:rPr>
         <w:t>max</w:t>
       </w:r>
+      <w:proofErr w:type="spellEnd"/>
       <w:r>
         <w:rPr>
           <w:rFonts w:ascii="Lucida Grande" w:eastAsia="Times New Roman" w:hAnsi="Lucida Grande" w:cs="Lucida Grande"/>
@@ -4597,6 +5439,7 @@
         </w:rPr>
         <w:t>-</w:t>
       </w:r>
+      <w:proofErr w:type="spellStart"/>
       <w:r>
         <w:rPr>
           <w:rFonts w:ascii="STIXGeneral-Italic" w:eastAsia="Times New Roman" w:hAnsi="STIXGeneral-Italic" w:cs="Lucida Grande"/>
@@ -4619,6 +5462,7 @@
         </w:rPr>
         <w:t>max</w:t>
       </w:r>
+      <w:proofErr w:type="spellEnd"/>
       <w:r>
         <w:rPr>
           <w:rFonts w:ascii="Lucida Grande" w:eastAsia="Times New Roman" w:hAnsi="Lucida Grande" w:cs="Lucida Grande"/>
@@ -4630,6 +5474,7 @@
         </w:rPr>
         <w:t> relation is consistent with the unification of the Tully-Fisher relation (involving the total stellar mass, </w:t>
       </w:r>
+      <w:proofErr w:type="spellStart"/>
       <w:r>
         <w:rPr>
           <w:rFonts w:ascii="STIXGeneral-Italic" w:eastAsia="Times New Roman" w:hAnsi="STIXGeneral-Italic" w:cs="Lucida Grande"/>
@@ -4653,6 +5498,7 @@
         </w:rPr>
         <w:t>∗,tot</w:t>
       </w:r>
+      <w:proofErr w:type="spellEnd"/>
       <w:proofErr w:type="gramEnd"/>
       <w:r>
         <w:rPr>
@@ -4907,6 +5753,7 @@
         </w:rPr>
         <w:t>), dark matter halos, and a non-constant </w:t>
       </w:r>
+      <w:proofErr w:type="spellStart"/>
       <w:r>
         <w:rPr>
           <w:rFonts w:ascii="STIXGeneral-Italic" w:eastAsia="Times New Roman" w:hAnsi="STIXGeneral-Italic" w:cs="Lucida Grande"/>
@@ -4929,6 +5776,7 @@
         </w:rPr>
         <w:t>max</w:t>
       </w:r>
+      <w:proofErr w:type="spellEnd"/>
       <w:r>
         <w:rPr>
           <w:rFonts w:ascii="STIXGeneral-Regular" w:eastAsia="Times New Roman" w:hAnsi="STIXGeneral-Regular" w:cs="Lucida Grande"/>
@@ -4995,6 +5843,7 @@
         </w:rPr>
         <w:t>that </w:t>
       </w:r>
+      <w:proofErr w:type="spellStart"/>
       <w:r>
         <w:rPr>
           <w:rFonts w:ascii="STIXGeneral-Regular" w:eastAsia="Times New Roman" w:hAnsi="STIXGeneral-Regular" w:cs="Lucida Grande"/>
@@ -5028,6 +5877,7 @@
         </w:rPr>
         <w:t>ϕ</w:t>
       </w:r>
+      <w:proofErr w:type="spellEnd"/>
       <w:r>
         <w:rPr>
           <w:rFonts w:ascii="STIXVariants" w:eastAsia="Times New Roman" w:hAnsi="STIXVariants" w:cs="Lucida Grande"/>
@@ -5060,7 +5910,19 @@
           <w:bdr w:val="none" w:sz="0" w:space="0" w:color="auto" w:frame="1"/>
           <w:lang w:eastAsia="en-US"/>
         </w:rPr>
-        <w:t>19)log</w:t>
+        <w:t>19)</w:t>
+      </w:r>
+      <w:proofErr w:type="spellStart"/>
+      <w:r>
+        <w:rPr>
+          <w:rFonts w:ascii="STIXGeneral-Regular" w:eastAsia="Times New Roman" w:hAnsi="STIXGeneral-Regular" w:cs="Lucida Grande"/>
+          <w:color w:val="000000"/>
+          <w:sz w:val="27"/>
+          <w:szCs w:val="27"/>
+          <w:bdr w:val="none" w:sz="0" w:space="0" w:color="auto" w:frame="1"/>
+          <w:lang w:eastAsia="en-US"/>
+        </w:rPr>
+        <w:t>log</w:t>
       </w:r>
       <w:r>
         <w:rPr>
@@ -5084,6 +5946,7 @@
         </w:rPr>
         <w:t>max</w:t>
       </w:r>
+      <w:proofErr w:type="spellEnd"/>
       <w:proofErr w:type="gramEnd"/>
       <w:r>
         <w:rPr>
@@ -5094,7 +5957,19 @@
           <w:bdr w:val="none" w:sz="0" w:space="0" w:color="auto" w:frame="1"/>
           <w:lang w:eastAsia="en-US"/>
         </w:rPr>
-        <w:t>∝(−0.48±0.09)log</w:t>
+        <w:t>∝(−0.48±0.09)</w:t>
+      </w:r>
+      <w:proofErr w:type="spellStart"/>
+      <w:r>
+        <w:rPr>
+          <w:rFonts w:ascii="STIXGeneral-Regular" w:eastAsia="Times New Roman" w:hAnsi="STIXGeneral-Regular" w:cs="Lucida Grande"/>
+          <w:color w:val="000000"/>
+          <w:sz w:val="27"/>
+          <w:szCs w:val="27"/>
+          <w:bdr w:val="none" w:sz="0" w:space="0" w:color="auto" w:frame="1"/>
+          <w:lang w:eastAsia="en-US"/>
+        </w:rPr>
+        <w:t>log</w:t>
       </w:r>
       <w:r>
         <w:rPr>
@@ -5118,6 +5993,7 @@
         </w:rPr>
         <w:t>DM</w:t>
       </w:r>
+      <w:proofErr w:type="spellEnd"/>
       <w:r>
         <w:rPr>
           <w:rFonts w:ascii="Lucida Grande" w:eastAsia="Times New Roman" w:hAnsi="Lucida Grande" w:cs="Lucida Grande"/>
@@ -5129,6 +6005,7 @@
         </w:rPr>
         <w:t>, providing a novel formulation between the geometry (i.e., the logarithmic spiral arm pitch angle) and kinematics of spiral galaxy disks. While the </w:t>
       </w:r>
+      <w:proofErr w:type="spellStart"/>
       <w:r>
         <w:rPr>
           <w:rFonts w:ascii="STIXGeneral-Italic" w:eastAsia="Times New Roman" w:hAnsi="STIXGeneral-Italic" w:cs="Lucida Grande"/>
@@ -5151,6 +6028,7 @@
         </w:rPr>
         <w:t>max</w:t>
       </w:r>
+      <w:proofErr w:type="spellEnd"/>
       <w:r>
         <w:rPr>
           <w:rFonts w:ascii="Lucida Grande" w:eastAsia="Times New Roman" w:hAnsi="Lucida Grande" w:cs="Lucida Grande"/>
@@ -5206,6 +6084,7 @@
         </w:rPr>
         <w:t> as a proxy for </w:t>
       </w:r>
+      <w:proofErr w:type="spellStart"/>
       <w:r>
         <w:rPr>
           <w:rFonts w:ascii="STIXGeneral-Italic" w:eastAsia="Times New Roman" w:hAnsi="STIXGeneral-Italic" w:cs="Lucida Grande"/>
@@ -5228,6 +6107,7 @@
         </w:rPr>
         <w:t>max</w:t>
       </w:r>
+      <w:proofErr w:type="spellEnd"/>
       <w:r>
         <w:rPr>
           <w:rFonts w:ascii="Lucida Grande" w:eastAsia="Times New Roman" w:hAnsi="Lucida Grande" w:cs="Lucida Grande"/>
@@ -5309,6 +6189,7 @@
           <w:lang w:eastAsia="en-US"/>
         </w:rPr>
       </w:pPr>
+      <w:proofErr w:type="spellStart"/>
       <w:r>
         <w:rPr>
           <w:rFonts w:ascii="Lucida Grande" w:eastAsia="Times New Roman" w:hAnsi="Lucida Grande" w:cs="Lucida Grande"/>
@@ -5319,7 +6200,19 @@
           <w:lang w:eastAsia="en-US"/>
         </w:rPr>
         <w:lastRenderedPageBreak/>
-        <w:t>Analyzing a sample of 84 early-type galaxies with directly-measured super-massive black hole masses---nearly doubling the sample size of such galaxies with multi-component decompositions---a symmetric linear regression on the reduced (merger-free) sample of 76 galaxies reveals </w:t>
+        <w:t>Analyzing</w:t>
+      </w:r>
+      <w:proofErr w:type="spellEnd"/>
+      <w:r>
+        <w:rPr>
+          <w:rFonts w:ascii="Lucida Grande" w:eastAsia="Times New Roman" w:hAnsi="Lucida Grande" w:cs="Lucida Grande"/>
+          <w:color w:val="000000"/>
+          <w:sz w:val="23"/>
+          <w:szCs w:val="23"/>
+          <w:shd w:val="clear" w:color="auto" w:fill="FFFFFF"/>
+          <w:lang w:eastAsia="en-US"/>
+        </w:rPr>
+        <w:t xml:space="preserve"> a sample of 84 early-type galaxies with directly-measured super-massive black hole masses---nearly doubling the sample size of such galaxies with multi-component decompositions---a symmetric linear regression on the reduced (merger-free) sample of 76 galaxies reveals </w:t>
       </w:r>
       <w:r>
         <w:rPr>
@@ -5398,6 +6291,7 @@
         </w:rPr>
         <w:t> with a total scatter of </w:t>
       </w:r>
+      <w:proofErr w:type="spellStart"/>
       <w:r>
         <w:rPr>
           <w:rFonts w:ascii="STIXGeneral-Regular" w:eastAsia="Times New Roman" w:hAnsi="STIXGeneral-Regular" w:cs="Lucida Grande"/>
@@ -5420,6 +6314,7 @@
         </w:rPr>
         <w:t>rms</w:t>
       </w:r>
+      <w:proofErr w:type="spellEnd"/>
       <w:r>
         <w:rPr>
           <w:rFonts w:ascii="STIXGeneral-Regular" w:eastAsia="Times New Roman" w:hAnsi="STIXGeneral-Regular" w:cs="Lucida Grande"/>
@@ -5440,7 +6335,31 @@
           <w:shd w:val="clear" w:color="auto" w:fill="FFFFFF"/>
           <w:lang w:eastAsia="en-US"/>
         </w:rPr>
-        <w:t> 0.52 dex in the </w:t>
+        <w:t xml:space="preserve"> 0.52 </w:t>
+      </w:r>
+      <w:proofErr w:type="spellStart"/>
+      <w:r>
+        <w:rPr>
+          <w:rFonts w:ascii="Lucida Grande" w:eastAsia="Times New Roman" w:hAnsi="Lucida Grande" w:cs="Lucida Grande"/>
+          <w:color w:val="000000"/>
+          <w:sz w:val="23"/>
+          <w:szCs w:val="23"/>
+          <w:shd w:val="clear" w:color="auto" w:fill="FFFFFF"/>
+          <w:lang w:eastAsia="en-US"/>
+        </w:rPr>
+        <w:t>dex</w:t>
+      </w:r>
+      <w:proofErr w:type="spellEnd"/>
+      <w:r>
+        <w:rPr>
+          <w:rFonts w:ascii="Lucida Grande" w:eastAsia="Times New Roman" w:hAnsi="Lucida Grande" w:cs="Lucida Grande"/>
+          <w:color w:val="000000"/>
+          <w:sz w:val="23"/>
+          <w:szCs w:val="23"/>
+          <w:shd w:val="clear" w:color="auto" w:fill="FFFFFF"/>
+          <w:lang w:eastAsia="en-US"/>
+        </w:rPr>
+        <w:t xml:space="preserve"> in the </w:t>
       </w:r>
       <w:r>
         <w:rPr>
@@ -5552,6 +6471,7 @@
         </w:rPr>
         <w:t>∗,</w:t>
       </w:r>
+      <w:proofErr w:type="spellStart"/>
       <w:r>
         <w:rPr>
           <w:rFonts w:ascii="STIXGeneral-Italic" w:eastAsia="Times New Roman" w:hAnsi="STIXGeneral-Italic" w:cs="Lucida Grande"/>
@@ -5563,6 +6483,7 @@
         </w:rPr>
         <w:t>sph</w:t>
       </w:r>
+      <w:proofErr w:type="spellEnd"/>
       <w:r>
         <w:rPr>
           <w:rFonts w:ascii="Lucida Grande" w:eastAsia="Times New Roman" w:hAnsi="Lucida Grande" w:cs="Lucida Grande"/>
@@ -5684,6 +6605,7 @@
         </w:rPr>
         <w:t>/</w:t>
       </w:r>
+      <w:proofErr w:type="spellStart"/>
       <w:r>
         <w:rPr>
           <w:rFonts w:ascii="STIXGeneral-Italic" w:eastAsia="Times New Roman" w:hAnsi="STIXGeneral-Italic" w:cs="Lucida Grande"/>
@@ -5717,6 +6639,7 @@
         </w:rPr>
         <w:t>gal</w:t>
       </w:r>
+      <w:proofErr w:type="spellEnd"/>
       <w:r>
         <w:rPr>
           <w:rFonts w:ascii="Lucida Grande" w:eastAsia="Times New Roman" w:hAnsi="Lucida Grande" w:cs="Lucida Grande"/>
@@ -5728,6 +6651,7 @@
         </w:rPr>
         <w:t> ratio in the </w:t>
       </w:r>
+      <w:proofErr w:type="spellStart"/>
       <w:r>
         <w:rPr>
           <w:rFonts w:ascii="STIXGeneral-Italic" w:eastAsia="Times New Roman" w:hAnsi="STIXGeneral-Italic" w:cs="Lucida Grande"/>
@@ -5794,6 +6718,7 @@
         </w:rPr>
         <w:t>gal</w:t>
       </w:r>
+      <w:proofErr w:type="spellEnd"/>
       <w:r>
         <w:rPr>
           <w:rFonts w:ascii="Lucida Grande" w:eastAsia="Times New Roman" w:hAnsi="Lucida Grande" w:cs="Lucida Grande"/>
@@ -5882,6 +6807,7 @@
         </w:rPr>
         <w:t> and </w:t>
       </w:r>
+      <w:proofErr w:type="spellStart"/>
       <w:r>
         <w:rPr>
           <w:rFonts w:ascii="STIXGeneral-Regular" w:eastAsia="Times New Roman" w:hAnsi="STIXGeneral-Regular" w:cs="Lucida Grande"/>
@@ -5904,6 +6830,7 @@
         </w:rPr>
         <w:t>rms</w:t>
       </w:r>
+      <w:proofErr w:type="spellEnd"/>
       <w:r>
         <w:rPr>
           <w:rFonts w:ascii="STIXGeneral-Regular" w:eastAsia="Times New Roman" w:hAnsi="STIXGeneral-Regular" w:cs="Lucida Grande"/>
@@ -5924,7 +6851,31 @@
           <w:shd w:val="clear" w:color="auto" w:fill="FFFFFF"/>
           <w:lang w:eastAsia="en-US"/>
         </w:rPr>
-        <w:t> dex depending on the sample. For </w:t>
+        <w:t> </w:t>
+      </w:r>
+      <w:proofErr w:type="spellStart"/>
+      <w:r>
+        <w:rPr>
+          <w:rFonts w:ascii="Lucida Grande" w:eastAsia="Times New Roman" w:hAnsi="Lucida Grande" w:cs="Lucida Grande"/>
+          <w:color w:val="000000"/>
+          <w:sz w:val="23"/>
+          <w:szCs w:val="23"/>
+          <w:shd w:val="clear" w:color="auto" w:fill="FFFFFF"/>
+          <w:lang w:eastAsia="en-US"/>
+        </w:rPr>
+        <w:t>dex</w:t>
+      </w:r>
+      <w:proofErr w:type="spellEnd"/>
+      <w:r>
+        <w:rPr>
+          <w:rFonts w:ascii="Lucida Grande" w:eastAsia="Times New Roman" w:hAnsi="Lucida Grande" w:cs="Lucida Grande"/>
+          <w:color w:val="000000"/>
+          <w:sz w:val="23"/>
+          <w:szCs w:val="23"/>
+          <w:shd w:val="clear" w:color="auto" w:fill="FFFFFF"/>
+          <w:lang w:eastAsia="en-US"/>
+        </w:rPr>
+        <w:t xml:space="preserve"> depending on the sample. For </w:t>
       </w:r>
       <w:r>
         <w:rPr>
@@ -6059,6 +7010,7 @@
         </w:rPr>
         <w:t>∗,</w:t>
       </w:r>
+      <w:proofErr w:type="spellStart"/>
       <w:r>
         <w:rPr>
           <w:rFonts w:ascii="STIXGeneral-Italic" w:eastAsia="Times New Roman" w:hAnsi="STIXGeneral-Italic" w:cs="Lucida Grande"/>
@@ -6070,6 +7022,7 @@
         </w:rPr>
         <w:t>sph</w:t>
       </w:r>
+      <w:proofErr w:type="spellEnd"/>
       <w:proofErr w:type="gramEnd"/>
       <w:r>
         <w:rPr>
@@ -6137,6 +7090,7 @@
         </w:rPr>
         <w:t>∗,</w:t>
       </w:r>
+      <w:proofErr w:type="spellStart"/>
       <w:r>
         <w:rPr>
           <w:rFonts w:ascii="STIXGeneral-Italic" w:eastAsia="Times New Roman" w:hAnsi="STIXGeneral-Italic" w:cs="Lucida Grande"/>
@@ -6157,7 +7111,91 @@
           <w:shd w:val="clear" w:color="auto" w:fill="FFFFFF"/>
           <w:lang w:eastAsia="en-US"/>
         </w:rPr>
-        <w:t>relations due to barred versus non-barred, or core-Sérsic versus Sérsic, early-type galaxies. For reference, the ensemble of late-type galaxies (which invariably are Sérsic galaxies) follow </w:t>
+        <w:t>relations</w:t>
+      </w:r>
+      <w:proofErr w:type="spellEnd"/>
+      <w:r>
+        <w:rPr>
+          <w:rFonts w:ascii="Lucida Grande" w:eastAsia="Times New Roman" w:hAnsi="Lucida Grande" w:cs="Lucida Grande"/>
+          <w:color w:val="000000"/>
+          <w:sz w:val="23"/>
+          <w:szCs w:val="23"/>
+          <w:shd w:val="clear" w:color="auto" w:fill="FFFFFF"/>
+          <w:lang w:eastAsia="en-US"/>
+        </w:rPr>
+        <w:t xml:space="preserve"> due to barred versus non-barred, or core-</w:t>
+      </w:r>
+      <w:proofErr w:type="spellStart"/>
+      <w:r>
+        <w:rPr>
+          <w:rFonts w:ascii="Lucida Grande" w:eastAsia="Times New Roman" w:hAnsi="Lucida Grande" w:cs="Lucida Grande"/>
+          <w:color w:val="000000"/>
+          <w:sz w:val="23"/>
+          <w:szCs w:val="23"/>
+          <w:shd w:val="clear" w:color="auto" w:fill="FFFFFF"/>
+          <w:lang w:eastAsia="en-US"/>
+        </w:rPr>
+        <w:t>Sérsic</w:t>
+      </w:r>
+      <w:proofErr w:type="spellEnd"/>
+      <w:r>
+        <w:rPr>
+          <w:rFonts w:ascii="Lucida Grande" w:eastAsia="Times New Roman" w:hAnsi="Lucida Grande" w:cs="Lucida Grande"/>
+          <w:color w:val="000000"/>
+          <w:sz w:val="23"/>
+          <w:szCs w:val="23"/>
+          <w:shd w:val="clear" w:color="auto" w:fill="FFFFFF"/>
+          <w:lang w:eastAsia="en-US"/>
+        </w:rPr>
+        <w:t xml:space="preserve"> versus </w:t>
+      </w:r>
+      <w:proofErr w:type="spellStart"/>
+      <w:r>
+        <w:rPr>
+          <w:rFonts w:ascii="Lucida Grande" w:eastAsia="Times New Roman" w:hAnsi="Lucida Grande" w:cs="Lucida Grande"/>
+          <w:color w:val="000000"/>
+          <w:sz w:val="23"/>
+          <w:szCs w:val="23"/>
+          <w:shd w:val="clear" w:color="auto" w:fill="FFFFFF"/>
+          <w:lang w:eastAsia="en-US"/>
+        </w:rPr>
+        <w:t>Sérsic</w:t>
+      </w:r>
+      <w:proofErr w:type="spellEnd"/>
+      <w:r>
+        <w:rPr>
+          <w:rFonts w:ascii="Lucida Grande" w:eastAsia="Times New Roman" w:hAnsi="Lucida Grande" w:cs="Lucida Grande"/>
+          <w:color w:val="000000"/>
+          <w:sz w:val="23"/>
+          <w:szCs w:val="23"/>
+          <w:shd w:val="clear" w:color="auto" w:fill="FFFFFF"/>
+          <w:lang w:eastAsia="en-US"/>
+        </w:rPr>
+        <w:t xml:space="preserve">, early-type galaxies. For reference, the ensemble of late-type galaxies (which invariably are </w:t>
+      </w:r>
+      <w:proofErr w:type="spellStart"/>
+      <w:r>
+        <w:rPr>
+          <w:rFonts w:ascii="Lucida Grande" w:eastAsia="Times New Roman" w:hAnsi="Lucida Grande" w:cs="Lucida Grande"/>
+          <w:color w:val="000000"/>
+          <w:sz w:val="23"/>
+          <w:szCs w:val="23"/>
+          <w:shd w:val="clear" w:color="auto" w:fill="FFFFFF"/>
+          <w:lang w:eastAsia="en-US"/>
+        </w:rPr>
+        <w:t>Sérsic</w:t>
+      </w:r>
+      <w:proofErr w:type="spellEnd"/>
+      <w:r>
+        <w:rPr>
+          <w:rFonts w:ascii="Lucida Grande" w:eastAsia="Times New Roman" w:hAnsi="Lucida Grande" w:cs="Lucida Grande"/>
+          <w:color w:val="000000"/>
+          <w:sz w:val="23"/>
+          <w:szCs w:val="23"/>
+          <w:shd w:val="clear" w:color="auto" w:fill="FFFFFF"/>
+          <w:lang w:eastAsia="en-US"/>
+        </w:rPr>
+        <w:t xml:space="preserve"> galaxies) follow </w:t>
       </w:r>
       <w:r>
         <w:rPr>
@@ -6215,6 +7253,7 @@
         </w:rPr>
         <w:t>∗,</w:t>
       </w:r>
+      <w:proofErr w:type="spellStart"/>
       <w:r>
         <w:rPr>
           <w:rFonts w:ascii="STIXGeneral-Italic" w:eastAsia="Times New Roman" w:hAnsi="STIXGeneral-Italic" w:cs="Lucida Grande"/>
@@ -6226,6 +7265,7 @@
         </w:rPr>
         <w:t>sph</w:t>
       </w:r>
+      <w:proofErr w:type="spellEnd"/>
       <w:proofErr w:type="gramEnd"/>
       <w:r>
         <w:rPr>
@@ -6238,6 +7278,7 @@
         </w:rPr>
         <w:t> and </w:t>
       </w:r>
+      <w:proofErr w:type="spellStart"/>
       <w:r>
         <w:rPr>
           <w:rFonts w:ascii="STIXGeneral-Italic" w:eastAsia="Times New Roman" w:hAnsi="STIXGeneral-Italic" w:cs="Lucida Grande"/>
@@ -6304,6 +7345,7 @@
         </w:rPr>
         <w:t>gal</w:t>
       </w:r>
+      <w:proofErr w:type="spellEnd"/>
       <w:r>
         <w:rPr>
           <w:rFonts w:ascii="Lucida Grande" w:eastAsia="Times New Roman" w:hAnsi="Lucida Grande" w:cs="Lucida Grande"/>
@@ -6388,8 +7430,192 @@
           <w:rFonts w:ascii="Times New Roman" w:eastAsia="Times New Roman" w:hAnsi="Times New Roman" w:cs="Times New Roman"/>
         </w:rPr>
       </w:pPr>
-      <w:bookmarkStart w:id="0" w:name="_GoBack"/>
-      <w:bookmarkEnd w:id="0"/>
+    </w:p>
+    <w:p>
+      <w:pPr>
+        <w:rPr>
+          <w:rFonts w:ascii="Times New Roman" w:eastAsia="Times New Roman" w:hAnsi="Times New Roman" w:cs="Times New Roman"/>
+          <w:lang w:eastAsia="en-US"/>
+        </w:rPr>
+      </w:pPr>
+      <w:r>
+        <w:rPr>
+          <w:rFonts w:ascii="Georgia" w:eastAsia="Times New Roman" w:hAnsi="Georgia" w:cs="Times New Roman"/>
+          <w:color w:val="333333"/>
+          <w:sz w:val="27"/>
+          <w:szCs w:val="27"/>
+          <w:lang w:eastAsia="en-US"/>
+        </w:rPr>
+        <w:t>The density-wave theory of spiral structure proposes that star formation occurs in or near a spiral-shaped region of higher density that rotates rigidly within the galactic disk at a fixed pattern speed. In most interpretations of this theory, newborn stars move downstream of this position as they come into view, forming a downstream spiral which is tighter, with a smaller pitch angle than that of the density wave itself. Rival theories, including theories which see spiral arms as essentially transient structures, may demand that pitch angle should not depend on wavelength. We measure the pitch angle of a large sample of galaxies at several wavelengths associated with star formation or very young stars (8.0 </w:t>
+      </w:r>
+      <w:proofErr w:type="spellStart"/>
+      <w:r>
+        <w:rPr>
+          <w:rFonts w:ascii="Georgia" w:eastAsia="Times New Roman" w:hAnsi="Georgia" w:cs="Times New Roman"/>
+          <w:i/>
+          <w:iCs/>
+          <w:color w:val="333333"/>
+          <w:sz w:val="27"/>
+          <w:szCs w:val="27"/>
+          <w:bdr w:val="none" w:sz="0" w:space="0" w:color="auto" w:frame="1"/>
+          <w:lang w:eastAsia="en-US"/>
+        </w:rPr>
+        <w:t>μ</w:t>
+      </w:r>
+      <w:r>
+        <w:rPr>
+          <w:rFonts w:ascii="Georgia" w:eastAsia="Times New Roman" w:hAnsi="Georgia" w:cs="Times New Roman"/>
+          <w:color w:val="333333"/>
+          <w:sz w:val="27"/>
+          <w:szCs w:val="27"/>
+          <w:lang w:eastAsia="en-US"/>
+        </w:rPr>
+        <w:t>m</w:t>
+      </w:r>
+      <w:proofErr w:type="spellEnd"/>
+      <w:r>
+        <w:rPr>
+          <w:rFonts w:ascii="Georgia" w:eastAsia="Times New Roman" w:hAnsi="Georgia" w:cs="Times New Roman"/>
+          <w:color w:val="333333"/>
+          <w:sz w:val="27"/>
+          <w:szCs w:val="27"/>
+          <w:lang w:eastAsia="en-US"/>
+        </w:rPr>
+        <w:t>, H-</w:t>
+      </w:r>
+      <w:r>
+        <w:rPr>
+          <w:rFonts w:ascii="Georgia" w:eastAsia="Times New Roman" w:hAnsi="Georgia" w:cs="Times New Roman"/>
+          <w:i/>
+          <w:iCs/>
+          <w:color w:val="333333"/>
+          <w:sz w:val="27"/>
+          <w:szCs w:val="27"/>
+          <w:bdr w:val="none" w:sz="0" w:space="0" w:color="auto" w:frame="1"/>
+          <w:lang w:eastAsia="en-US"/>
+        </w:rPr>
+        <w:t>α</w:t>
+      </w:r>
+      <w:r>
+        <w:rPr>
+          <w:rFonts w:ascii="Georgia" w:eastAsia="Times New Roman" w:hAnsi="Georgia" w:cs="Times New Roman"/>
+          <w:color w:val="333333"/>
+          <w:sz w:val="27"/>
+          <w:szCs w:val="27"/>
+          <w:lang w:eastAsia="en-US"/>
+        </w:rPr>
+        <w:t> line and 151 nm in the far-UV) and show that they all have the same pitch angle, which is larger than the pitch angle measured for the same galaxies at optical and near-infrared wavelengths. Our measurements in the </w:t>
+      </w:r>
+      <w:r>
+        <w:rPr>
+          <w:rFonts w:ascii="Georgia" w:eastAsia="Times New Roman" w:hAnsi="Georgia" w:cs="Times New Roman"/>
+          <w:i/>
+          <w:iCs/>
+          <w:color w:val="333333"/>
+          <w:sz w:val="27"/>
+          <w:szCs w:val="27"/>
+          <w:bdr w:val="none" w:sz="0" w:space="0" w:color="auto" w:frame="1"/>
+          <w:lang w:eastAsia="en-US"/>
+        </w:rPr>
+        <w:t>B</w:t>
+      </w:r>
+      <w:r>
+        <w:rPr>
+          <w:rFonts w:ascii="Georgia" w:eastAsia="Times New Roman" w:hAnsi="Georgia" w:cs="Times New Roman"/>
+          <w:color w:val="333333"/>
+          <w:sz w:val="27"/>
+          <w:szCs w:val="27"/>
+          <w:lang w:eastAsia="en-US"/>
+        </w:rPr>
+        <w:t> band and at 3.6 </w:t>
+      </w:r>
+      <w:proofErr w:type="spellStart"/>
+      <w:r>
+        <w:rPr>
+          <w:rFonts w:ascii="Georgia" w:eastAsia="Times New Roman" w:hAnsi="Georgia" w:cs="Times New Roman"/>
+          <w:i/>
+          <w:iCs/>
+          <w:color w:val="333333"/>
+          <w:sz w:val="27"/>
+          <w:szCs w:val="27"/>
+          <w:bdr w:val="none" w:sz="0" w:space="0" w:color="auto" w:frame="1"/>
+          <w:lang w:eastAsia="en-US"/>
+        </w:rPr>
+        <w:t>μ</w:t>
+      </w:r>
+      <w:r>
+        <w:rPr>
+          <w:rFonts w:ascii="Georgia" w:eastAsia="Times New Roman" w:hAnsi="Georgia" w:cs="Times New Roman"/>
+          <w:color w:val="333333"/>
+          <w:sz w:val="27"/>
+          <w:szCs w:val="27"/>
+          <w:lang w:eastAsia="en-US"/>
+        </w:rPr>
+        <w:t>m</w:t>
+      </w:r>
+      <w:proofErr w:type="spellEnd"/>
+      <w:r>
+        <w:rPr>
+          <w:rFonts w:ascii="Georgia" w:eastAsia="Times New Roman" w:hAnsi="Georgia" w:cs="Times New Roman"/>
+          <w:color w:val="333333"/>
+          <w:sz w:val="27"/>
+          <w:szCs w:val="27"/>
+          <w:lang w:eastAsia="en-US"/>
+        </w:rPr>
+        <w:t xml:space="preserve"> have unambiguously tighter spirals than the star-forming wavelengths. In </w:t>
+      </w:r>
+      <w:proofErr w:type="gramStart"/>
+      <w:r>
+        <w:rPr>
+          <w:rFonts w:ascii="Georgia" w:eastAsia="Times New Roman" w:hAnsi="Georgia" w:cs="Times New Roman"/>
+          <w:color w:val="333333"/>
+          <w:sz w:val="27"/>
+          <w:szCs w:val="27"/>
+          <w:lang w:eastAsia="en-US"/>
+        </w:rPr>
+        <w:t>addition</w:t>
+      </w:r>
+      <w:proofErr w:type="gramEnd"/>
+      <w:r>
+        <w:rPr>
+          <w:rFonts w:ascii="Georgia" w:eastAsia="Times New Roman" w:hAnsi="Georgia" w:cs="Times New Roman"/>
+          <w:color w:val="333333"/>
+          <w:sz w:val="27"/>
+          <w:szCs w:val="27"/>
+          <w:lang w:eastAsia="en-US"/>
+        </w:rPr>
+        <w:t xml:space="preserve"> we have measured in the </w:t>
+      </w:r>
+      <w:r>
+        <w:rPr>
+          <w:rFonts w:ascii="Georgia" w:eastAsia="Times New Roman" w:hAnsi="Georgia" w:cs="Times New Roman"/>
+          <w:i/>
+          <w:iCs/>
+          <w:color w:val="333333"/>
+          <w:sz w:val="27"/>
+          <w:szCs w:val="27"/>
+          <w:bdr w:val="none" w:sz="0" w:space="0" w:color="auto" w:frame="1"/>
+          <w:lang w:eastAsia="en-US"/>
+        </w:rPr>
+        <w:t>u</w:t>
+      </w:r>
+      <w:r>
+        <w:rPr>
+          <w:rFonts w:ascii="Georgia" w:eastAsia="Times New Roman" w:hAnsi="Georgia" w:cs="Times New Roman"/>
+          <w:color w:val="333333"/>
+          <w:sz w:val="27"/>
+          <w:szCs w:val="27"/>
+          <w:lang w:eastAsia="en-US"/>
+        </w:rPr>
+        <w:t> band, which seems to fall midway between these two extremes. Thus, our results are consistent with a region of enhanced stellar light situated downstream of a star-forming region.</w:t>
+      </w:r>
+    </w:p>
+    <w:p>
+      <w:pPr>
+        <w:rPr>
+          <w:rFonts w:ascii="Times New Roman" w:eastAsia="Times New Roman" w:hAnsi="Times New Roman" w:cs="Times New Roman"/>
+        </w:rPr>
+      </w:pPr>
     </w:p>
     <w:sectPr>
       <w:pgSz w:w="11900" w:h="16840"/>
@@ -6520,6 +7746,7 @@
     <w:lsdException w:name="HTML Sample" w:semiHidden="1" w:unhideWhenUsed="1"/>
     <w:lsdException w:name="HTML Typewriter" w:semiHidden="1" w:unhideWhenUsed="1"/>
     <w:lsdException w:name="HTML Variable" w:semiHidden="1" w:unhideWhenUsed="1"/>
+    <w:lsdException w:name="Normal Table" w:semiHidden="1" w:unhideWhenUsed="1"/>
     <w:lsdException w:name="annotation subject" w:semiHidden="1" w:unhideWhenUsed="1"/>
     <w:lsdException w:name="No List" w:semiHidden="1" w:unhideWhenUsed="1"/>
     <w:lsdException w:name="Outline List 1" w:semiHidden="1" w:unhideWhenUsed="1"/>
@@ -6566,8 +7793,10 @@
     <w:lsdException w:name="Table Subtle 2" w:semiHidden="1" w:unhideWhenUsed="1"/>
     <w:lsdException w:name="Table Web 1" w:semiHidden="1" w:unhideWhenUsed="1"/>
     <w:lsdException w:name="Table Web 2" w:semiHidden="1" w:unhideWhenUsed="1"/>
+    <w:lsdException w:name="Table Web 3" w:semiHidden="1" w:unhideWhenUsed="1"/>
     <w:lsdException w:name="Balloon Text" w:semiHidden="1" w:unhideWhenUsed="1"/>
     <w:lsdException w:name="Table Grid" w:uiPriority="39"/>
+    <w:lsdException w:name="Table Theme" w:semiHidden="1" w:unhideWhenUsed="1"/>
     <w:lsdException w:name="Placeholder Text" w:semiHidden="1"/>
     <w:lsdException w:name="No Spacing" w:uiPriority="1" w:qFormat="1"/>
     <w:lsdException w:name="Light Shading" w:uiPriority="60"/>

--- a/wordcloud.docx
+++ b/wordcloud.docx
@@ -268,18 +268,7 @@
           <w:szCs w:val="22"/>
           <w:shd w:val="clear" w:color="auto" w:fill="FFFFFF"/>
         </w:rPr>
-        <w:t xml:space="preserve"> and contained within a comoving volume of </w:t>
-      </w:r>
-      <w:r>
-        <w:rPr>
-          <w:rFonts w:ascii="Lucida Grande" w:eastAsia="Times New Roman" w:hAnsi="Lucida Grande" w:cs="Lucida Grande"/>
-          <w:color w:val="000000"/>
-          <w:sz w:val="22"/>
-          <w:szCs w:val="22"/>
-          <w:shd w:val="clear" w:color="auto" w:fill="FFFFFF"/>
-        </w:rPr>
-        <w:lastRenderedPageBreak/>
-        <w:t>3.37 </w:t>
+        <w:t> and contained within a comoving volume of 3.37 </w:t>
       </w:r>
       <w:r>
         <w:rPr>
@@ -707,7 +696,18 @@
           <w:szCs w:val="27"/>
           <w:shd w:val="clear" w:color="auto" w:fill="FFFFFF"/>
         </w:rPr>
-        <w:t xml:space="preserve">We investigate the use of spiral arm pitch angles as a probe of disk galaxy mass profiles. We confirm our previous result that spiral arm pitch angles (P) are well correlated with the rate of shear (S) in disk galaxy rotation curves. We use this correlation to argue that imaging data alone can provide a powerful probe of galactic mass distributions out to large look-back times. We then use a sample of 13 galaxies, with Spitzer 3.6 </w:t>
+        <w:t xml:space="preserve">We investigate the use of spiral arm pitch angles as a probe of disk galaxy mass profiles. We confirm our previous result that spiral arm pitch angles (P) are well correlated with the rate of shear (S) in disk galaxy rotation curves. We use this correlation to argue that imaging data </w:t>
+      </w:r>
+      <w:r>
+        <w:rPr>
+          <w:rFonts w:ascii="-webkit-standard" w:eastAsia="Times New Roman" w:hAnsi="-webkit-standard" w:cs="Times New Roman"/>
+          <w:color w:val="000000"/>
+          <w:sz w:val="27"/>
+          <w:szCs w:val="27"/>
+          <w:shd w:val="clear" w:color="auto" w:fill="FFFFFF"/>
+        </w:rPr>
+        <w:lastRenderedPageBreak/>
+        <w:t xml:space="preserve">alone can provide a powerful probe of galactic mass distributions out to large look-back times. We then use a sample of 13 galaxies, with Spitzer 3.6 </w:t>
       </w:r>
       <w:proofErr w:type="spellStart"/>
       <w:r>
@@ -787,40 +787,7 @@
           <w:szCs w:val="27"/>
           <w:shd w:val="clear" w:color="auto" w:fill="FFFFFF"/>
         </w:rPr>
-        <w:t xml:space="preserve">) and </w:t>
-      </w:r>
-      <w:r>
-        <w:rPr>
-          <w:rFonts w:ascii="-webkit-standard" w:eastAsia="Times New Roman" w:hAnsi="-webkit-standard" w:cs="Times New Roman"/>
-          <w:color w:val="000000"/>
-          <w:sz w:val="27"/>
-          <w:szCs w:val="27"/>
-          <w:shd w:val="clear" w:color="auto" w:fill="FFFFFF"/>
-        </w:rPr>
-        <w:lastRenderedPageBreak/>
-        <w:t xml:space="preserve">we measured the pitch angle with the 2DFFT and </w:t>
-      </w:r>
-      <w:proofErr w:type="spellStart"/>
-      <w:r>
-        <w:rPr>
-          <w:rFonts w:ascii="-webkit-standard" w:eastAsia="Times New Roman" w:hAnsi="-webkit-standard" w:cs="Times New Roman"/>
-          <w:color w:val="000000"/>
-          <w:sz w:val="27"/>
-          <w:szCs w:val="27"/>
-          <w:shd w:val="clear" w:color="auto" w:fill="FFFFFF"/>
-        </w:rPr>
-        <w:t>Spirality</w:t>
-      </w:r>
-      <w:proofErr w:type="spellEnd"/>
-      <w:r>
-        <w:rPr>
-          <w:rFonts w:ascii="-webkit-standard" w:eastAsia="Times New Roman" w:hAnsi="-webkit-standard" w:cs="Times New Roman"/>
-          <w:color w:val="000000"/>
-          <w:sz w:val="27"/>
-          <w:szCs w:val="27"/>
-          <w:shd w:val="clear" w:color="auto" w:fill="FFFFFF"/>
-        </w:rPr>
-        <w:t xml:space="preserve"> codes. We find that the B-band and 3.6 </w:t>
+        <w:t xml:space="preserve">) and we measured the pitch angle with the 2DFFT and Spirality codes. We find that the B-band and 3.6 </w:t>
       </w:r>
       <w:proofErr w:type="spellStart"/>
       <w:r>
@@ -1020,7 +987,18 @@
           <w:szCs w:val="27"/>
           <w:shd w:val="clear" w:color="auto" w:fill="FFFFFF"/>
         </w:rPr>
-        <w:t xml:space="preserve"> index distributions in order to estimate the SMBH mass function for our volume-limited sample. The observational simplicity of our approach relies on the empirical relation between the mass of the central SMBH and the </w:t>
+        <w:t xml:space="preserve"> index distributions in order to estimate the SMBH mass function for our volume-limited sample. The </w:t>
+      </w:r>
+      <w:r>
+        <w:rPr>
+          <w:rFonts w:ascii="-webkit-standard" w:eastAsia="Times New Roman" w:hAnsi="-webkit-standard" w:cs="Times New Roman"/>
+          <w:color w:val="000000"/>
+          <w:sz w:val="27"/>
+          <w:szCs w:val="27"/>
+          <w:shd w:val="clear" w:color="auto" w:fill="FFFFFF"/>
+        </w:rPr>
+        <w:lastRenderedPageBreak/>
+        <w:t xml:space="preserve">observational simplicity of our approach relies on the empirical relation between the mass of the central SMBH and the </w:t>
       </w:r>
       <w:proofErr w:type="spellStart"/>
       <w:r>
@@ -1440,18 +1418,7 @@
           <w:szCs w:val="27"/>
           <w:shd w:val="clear" w:color="auto" w:fill="FFFFFF"/>
         </w:rPr>
-        <w:t xml:space="preserve"> ≈ 6.5 on average, but that they are, most likely, not IMBHs. </w:t>
-      </w:r>
-      <w:r>
-        <w:rPr>
-          <w:rFonts w:ascii="-webkit-standard" w:eastAsia="Times New Roman" w:hAnsi="-webkit-standard" w:cs="Times New Roman"/>
-          <w:color w:val="000000"/>
-          <w:sz w:val="27"/>
-          <w:szCs w:val="27"/>
-          <w:shd w:val="clear" w:color="auto" w:fill="FFFFFF"/>
-        </w:rPr>
-        <w:lastRenderedPageBreak/>
-        <w:t>All four methods used predicted consistent BH masses in the 1σ range. Furthermore, we report that, in contrast to previous classification, galaxy NGC 4470 is bulge-less, and we also cast doubts on the AGN classification of NGC 3507. </w:t>
+        <w:t> ≈ 6.5 on average, but that they are, most likely, not IMBHs. All four methods used predicted consistent BH masses in the 1σ range. Furthermore, we report that, in contrast to previous classification, galaxy NGC 4470 is bulge-less, and we also cast doubts on the AGN classification of NGC 3507. </w:t>
       </w:r>
       <w:r>
         <w:rPr>
@@ -1894,7 +1861,18 @@
           <w:szCs w:val="27"/>
           <w:shd w:val="clear" w:color="auto" w:fill="FFFFFF"/>
         </w:rPr>
-        <w:t>-ϕ relation is capable of estimating black hole masses in bulge-</w:t>
+        <w:t xml:space="preserve">-ϕ relation is capable of estimating black hole </w:t>
+      </w:r>
+      <w:r>
+        <w:rPr>
+          <w:rFonts w:ascii="-webkit-standard" w:eastAsia="Times New Roman" w:hAnsi="-webkit-standard" w:cs="Times New Roman"/>
+          <w:color w:val="000000"/>
+          <w:sz w:val="27"/>
+          <w:szCs w:val="27"/>
+          <w:shd w:val="clear" w:color="auto" w:fill="FFFFFF"/>
+        </w:rPr>
+        <w:lastRenderedPageBreak/>
+        <w:t>masses in bulge-</w:t>
       </w:r>
       <w:proofErr w:type="gramStart"/>
       <w:r>
@@ -2225,19 +2203,7 @@
           <w:shd w:val="clear" w:color="auto" w:fill="FFFFFF"/>
           <w:lang w:eastAsia="en-US"/>
         </w:rPr>
-        <w:t xml:space="preserve"> near-infrared images, accounting for not only the bulge, disk (exponential, truncated, or inclined), and bar but also for spiral arms and rings and additional central components (active galactic nuclei (AGNs), etc.). A symmetric Bayesian analysis </w:t>
-      </w:r>
-      <w:r>
-        <w:rPr>
-          <w:rFonts w:ascii="Lucida Grande" w:eastAsia="Times New Roman" w:hAnsi="Lucida Grande" w:cs="Lucida Grande"/>
-          <w:color w:val="000000"/>
-          <w:sz w:val="23"/>
-          <w:szCs w:val="23"/>
-          <w:shd w:val="clear" w:color="auto" w:fill="FFFFFF"/>
-          <w:lang w:eastAsia="en-US"/>
-        </w:rPr>
-        <w:lastRenderedPageBreak/>
-        <w:t>finds </w:t>
+        <w:t xml:space="preserve"> near-infrared images, accounting for not only the bulge, disk (exponential, truncated, or inclined), and bar but also for spiral arms and rings and additional central components (active galactic nuclei (AGNs), etc.). A symmetric Bayesian analysis finds </w:t>
       </w:r>
       <w:proofErr w:type="gramStart"/>
       <w:r>
@@ -4117,7 +4083,19 @@
           <w:shd w:val="clear" w:color="auto" w:fill="FFFFFF"/>
           <w:lang w:eastAsia="en-US"/>
         </w:rPr>
-        <w:t> relation built from a mixture of early- and late-type galaxies will find an arbitrary slope of approximately 1-3, with no physical meaning beyond one's sample selection, and (ii) evolutionary studies of the </w:t>
+        <w:t xml:space="preserve"> relation built from a mixture of early- and late-type galaxies will find an arbitrary slope of approximately 1-3, with no physical meaning beyond </w:t>
+      </w:r>
+      <w:r>
+        <w:rPr>
+          <w:rFonts w:ascii="Lucida Grande" w:eastAsia="Times New Roman" w:hAnsi="Lucida Grande" w:cs="Lucida Grande"/>
+          <w:color w:val="000000"/>
+          <w:sz w:val="23"/>
+          <w:szCs w:val="23"/>
+          <w:shd w:val="clear" w:color="auto" w:fill="FFFFFF"/>
+          <w:lang w:eastAsia="en-US"/>
+        </w:rPr>
+        <w:lastRenderedPageBreak/>
+        <w:t>one's sample selection, and (ii) evolutionary studies of the </w:t>
       </w:r>
       <w:proofErr w:type="spellStart"/>
       <w:r>
@@ -4282,7 +4260,6 @@
           <w:rFonts w:ascii="Times New Roman" w:eastAsia="Times New Roman" w:hAnsi="Times New Roman" w:cs="Times New Roman"/>
         </w:rPr>
       </w:pPr>
-      <w:bookmarkStart w:id="0" w:name="_GoBack"/>
       <w:r>
         <w:rPr>
           <w:rFonts w:ascii="Lucida Grande" w:eastAsia="Times New Roman" w:hAnsi="Lucida Grande" w:cs="Lucida Grande"/>
@@ -4291,7 +4268,17 @@
           <w:szCs w:val="22"/>
           <w:shd w:val="clear" w:color="auto" w:fill="FFFFFF"/>
         </w:rPr>
-        <w:t xml:space="preserve">The Chandra X-ray Observatory's Cycle 18 Large Program titled "Spiral galaxies of the Virgo Cluster" will image 52 galaxies with the ACIS-S detector. Combined with archival data for an additional 22 galaxies, this will represent the complete sample </w:t>
+        <w:t>The Chandra X-ray Observatory's Cycle 18 Large Program titled "Spiral galaxies of the Virgo Cluster" will image 52 galaxies with the ACIS-S detector. Combined with archival data for an additional 22 galaxies, this will represent the complete sample of 74 spiral galaxies in the Virgo cluster with star-formation rates </w:t>
+      </w:r>
+      <w:r>
+        <w:rPr>
+          <w:rFonts w:ascii="STIXGeneral-Regular" w:eastAsia="Times New Roman" w:hAnsi="STIXGeneral-Regular" w:cs="Lucida Grande"/>
+          <w:color w:val="000000"/>
+          <w:sz w:val="27"/>
+          <w:szCs w:val="27"/>
+          <w:bdr w:val="none" w:sz="0" w:space="0" w:color="auto" w:frame="1"/>
+        </w:rPr>
+        <w:t>≳</w:t>
       </w:r>
       <w:r>
         <w:rPr>
@@ -4301,18 +4288,27 @@
           <w:szCs w:val="22"/>
           <w:shd w:val="clear" w:color="auto" w:fill="FFFFFF"/>
         </w:rPr>
-        <w:lastRenderedPageBreak/>
-        <w:t>of 74 spiral galaxies in the Virgo cluster with star-formation rates </w:t>
-      </w:r>
-      <w:r>
-        <w:rPr>
-          <w:rFonts w:ascii="STIXGeneral-Regular" w:eastAsia="Times New Roman" w:hAnsi="STIXGeneral-Regular" w:cs="Lucida Grande"/>
-          <w:color w:val="000000"/>
-          <w:sz w:val="27"/>
-          <w:szCs w:val="27"/>
-          <w:bdr w:val="none" w:sz="0" w:space="0" w:color="auto" w:frame="1"/>
-        </w:rPr>
-        <w:t>≳</w:t>
+        <w:t> 0.3 </w:t>
+      </w:r>
+      <w:r>
+        <w:rPr>
+          <w:rFonts w:ascii="STIXGeneral-Italic" w:eastAsia="Times New Roman" w:hAnsi="STIXGeneral-Italic" w:cs="Lucida Grande"/>
+          <w:color w:val="000000"/>
+          <w:sz w:val="27"/>
+          <w:szCs w:val="27"/>
+          <w:bdr w:val="none" w:sz="0" w:space="0" w:color="auto" w:frame="1"/>
+        </w:rPr>
+        <w:t>M</w:t>
+      </w:r>
+      <w:r>
+        <w:rPr>
+          <w:rFonts w:ascii="STIXGeneral-Regular" w:eastAsia="Times New Roman" w:hAnsi="STIXGeneral-Regular" w:cs="Lucida Grande"/>
+          <w:color w:val="000000"/>
+          <w:sz w:val="19"/>
+          <w:szCs w:val="19"/>
+          <w:bdr w:val="none" w:sz="0" w:space="0" w:color="auto" w:frame="1"/>
+        </w:rPr>
+        <w:t>⊙</w:t>
       </w:r>
       <w:r>
         <w:rPr>
@@ -4322,27 +4318,17 @@
           <w:szCs w:val="22"/>
           <w:shd w:val="clear" w:color="auto" w:fill="FFFFFF"/>
         </w:rPr>
-        <w:t> 0.3 </w:t>
-      </w:r>
-      <w:r>
-        <w:rPr>
-          <w:rFonts w:ascii="STIXGeneral-Italic" w:eastAsia="Times New Roman" w:hAnsi="STIXGeneral-Italic" w:cs="Lucida Grande"/>
-          <w:color w:val="000000"/>
-          <w:sz w:val="27"/>
-          <w:szCs w:val="27"/>
-          <w:bdr w:val="none" w:sz="0" w:space="0" w:color="auto" w:frame="1"/>
-        </w:rPr>
-        <w:t>M</w:t>
-      </w:r>
-      <w:r>
-        <w:rPr>
-          <w:rFonts w:ascii="STIXGeneral-Regular" w:eastAsia="Times New Roman" w:hAnsi="STIXGeneral-Regular" w:cs="Lucida Grande"/>
-          <w:color w:val="000000"/>
-          <w:sz w:val="19"/>
-          <w:szCs w:val="19"/>
-          <w:bdr w:val="none" w:sz="0" w:space="0" w:color="auto" w:frame="1"/>
-        </w:rPr>
-        <w:t>⊙</w:t>
+        <w:t>/yr. Many of these galaxies are expected to have an active nucleus, signalling the presence of a central black hole. In preparation for this survey, we predict the central black hole masses using the latest black hole scaling relations based on spiral arm pitch angle </w:t>
+      </w:r>
+      <w:r>
+        <w:rPr>
+          <w:rFonts w:ascii="STIXGeneral-Regular" w:eastAsia="Times New Roman" w:hAnsi="STIXGeneral-Regular" w:cs="Lucida Grande"/>
+          <w:color w:val="000000"/>
+          <w:sz w:val="27"/>
+          <w:szCs w:val="27"/>
+          <w:bdr w:val="none" w:sz="0" w:space="0" w:color="auto" w:frame="1"/>
+        </w:rPr>
+        <w:t>φ</w:t>
       </w:r>
       <w:r>
         <w:rPr>
@@ -4352,17 +4338,17 @@
           <w:szCs w:val="22"/>
           <w:shd w:val="clear" w:color="auto" w:fill="FFFFFF"/>
         </w:rPr>
-        <w:t>/yr. Many of these galaxies are expected to have an active nucleus, signalling the presence of a central black hole. In preparation for this survey, we predict the central black hole masses using the latest black hole scaling relations based on spiral arm pitch angle </w:t>
-      </w:r>
-      <w:r>
-        <w:rPr>
-          <w:rFonts w:ascii="STIXGeneral-Regular" w:eastAsia="Times New Roman" w:hAnsi="STIXGeneral-Regular" w:cs="Lucida Grande"/>
-          <w:color w:val="000000"/>
-          <w:sz w:val="27"/>
-          <w:szCs w:val="27"/>
-          <w:bdr w:val="none" w:sz="0" w:space="0" w:color="auto" w:frame="1"/>
-        </w:rPr>
-        <w:t>φ</w:t>
+        <w:t>, velocity dispersion </w:t>
+      </w:r>
+      <w:r>
+        <w:rPr>
+          <w:rFonts w:ascii="STIXGeneral-Regular" w:eastAsia="Times New Roman" w:hAnsi="STIXGeneral-Regular" w:cs="Lucida Grande"/>
+          <w:color w:val="000000"/>
+          <w:sz w:val="27"/>
+          <w:szCs w:val="27"/>
+          <w:bdr w:val="none" w:sz="0" w:space="0" w:color="auto" w:frame="1"/>
+        </w:rPr>
+        <w:t>σ</w:t>
       </w:r>
       <w:r>
         <w:rPr>
@@ -4372,18 +4358,32 @@
           <w:szCs w:val="22"/>
           <w:shd w:val="clear" w:color="auto" w:fill="FFFFFF"/>
         </w:rPr>
-        <w:t>, velocity dispersion </w:t>
-      </w:r>
-      <w:r>
-        <w:rPr>
-          <w:rFonts w:ascii="STIXGeneral-Regular" w:eastAsia="Times New Roman" w:hAnsi="STIXGeneral-Regular" w:cs="Lucida Grande"/>
-          <w:color w:val="000000"/>
-          <w:sz w:val="27"/>
-          <w:szCs w:val="27"/>
-          <w:bdr w:val="none" w:sz="0" w:space="0" w:color="auto" w:frame="1"/>
-        </w:rPr>
-        <w:t>σ</w:t>
-      </w:r>
+        <w:t>, and total stellar mass </w:t>
+      </w:r>
+      <w:proofErr w:type="spellStart"/>
+      <w:r>
+        <w:rPr>
+          <w:rFonts w:ascii="STIXGeneral-Italic" w:eastAsia="Times New Roman" w:hAnsi="STIXGeneral-Italic" w:cs="Lucida Grande"/>
+          <w:color w:val="000000"/>
+          <w:sz w:val="27"/>
+          <w:szCs w:val="27"/>
+          <w:bdr w:val="none" w:sz="0" w:space="0" w:color="auto" w:frame="1"/>
+        </w:rPr>
+        <w:t>M</w:t>
+      </w:r>
+      <w:proofErr w:type="gramStart"/>
+      <w:r>
+        <w:rPr>
+          <w:rFonts w:ascii="STIXGeneral-Regular" w:eastAsia="Times New Roman" w:hAnsi="STIXGeneral-Regular" w:cs="Lucida Grande"/>
+          <w:color w:val="000000"/>
+          <w:sz w:val="19"/>
+          <w:szCs w:val="19"/>
+          <w:bdr w:val="none" w:sz="0" w:space="0" w:color="auto" w:frame="1"/>
+        </w:rPr>
+        <w:t>∗,galaxy</w:t>
+      </w:r>
+      <w:proofErr w:type="spellEnd"/>
+      <w:proofErr w:type="gramEnd"/>
       <w:r>
         <w:rPr>
           <w:rFonts w:ascii="Lucida Grande" w:eastAsia="Times New Roman" w:hAnsi="Lucida Grande" w:cs="Lucida Grande"/>
@@ -4392,7 +4392,37 @@
           <w:szCs w:val="22"/>
           <w:shd w:val="clear" w:color="auto" w:fill="FFFFFF"/>
         </w:rPr>
-        <w:t>, and total stellar mass </w:t>
+        <w:t>. With a focus on intermediate mass black holes (</w:t>
+      </w:r>
+      <w:r>
+        <w:rPr>
+          <w:rFonts w:ascii="STIXGeneral-Regular" w:eastAsia="Times New Roman" w:hAnsi="STIXGeneral-Regular" w:cs="Lucida Grande"/>
+          <w:color w:val="000000"/>
+          <w:sz w:val="27"/>
+          <w:szCs w:val="27"/>
+          <w:bdr w:val="none" w:sz="0" w:space="0" w:color="auto" w:frame="1"/>
+        </w:rPr>
+        <w:t>10</w:t>
+      </w:r>
+      <w:r>
+        <w:rPr>
+          <w:rFonts w:ascii="STIXGeneral-Regular" w:eastAsia="Times New Roman" w:hAnsi="STIXGeneral-Regular" w:cs="Lucida Grande"/>
+          <w:color w:val="000000"/>
+          <w:sz w:val="19"/>
+          <w:szCs w:val="19"/>
+          <w:bdr w:val="none" w:sz="0" w:space="0" w:color="auto" w:frame="1"/>
+        </w:rPr>
+        <w:t>2</w:t>
+      </w:r>
+      <w:r>
+        <w:rPr>
+          <w:rFonts w:ascii="STIXGeneral-Regular" w:eastAsia="Times New Roman" w:hAnsi="STIXGeneral-Regular" w:cs="Lucida Grande"/>
+          <w:color w:val="000000"/>
+          <w:sz w:val="27"/>
+          <w:szCs w:val="27"/>
+          <w:bdr w:val="none" w:sz="0" w:space="0" w:color="auto" w:frame="1"/>
+        </w:rPr>
+        <w:t>&lt;</w:t>
       </w:r>
       <w:proofErr w:type="spellStart"/>
       <w:r>
@@ -4405,19 +4435,67 @@
         </w:rPr>
         <w:t>M</w:t>
       </w:r>
-      <w:proofErr w:type="gramStart"/>
-      <w:r>
-        <w:rPr>
-          <w:rFonts w:ascii="STIXGeneral-Regular" w:eastAsia="Times New Roman" w:hAnsi="STIXGeneral-Regular" w:cs="Lucida Grande"/>
-          <w:color w:val="000000"/>
-          <w:sz w:val="19"/>
-          <w:szCs w:val="19"/>
-          <w:bdr w:val="none" w:sz="0" w:space="0" w:color="auto" w:frame="1"/>
-        </w:rPr>
-        <w:t>∗,galaxy</w:t>
+      <w:r>
+        <w:rPr>
+          <w:rFonts w:ascii="STIXGeneral-Regular" w:eastAsia="Times New Roman" w:hAnsi="STIXGeneral-Regular" w:cs="Lucida Grande"/>
+          <w:color w:val="000000"/>
+          <w:sz w:val="19"/>
+          <w:szCs w:val="19"/>
+          <w:bdr w:val="none" w:sz="0" w:space="0" w:color="auto" w:frame="1"/>
+        </w:rPr>
+        <w:t>bh</w:t>
       </w:r>
       <w:proofErr w:type="spellEnd"/>
-      <w:proofErr w:type="gramEnd"/>
+      <w:r>
+        <w:rPr>
+          <w:rFonts w:ascii="STIXGeneral-Regular" w:eastAsia="Times New Roman" w:hAnsi="STIXGeneral-Regular" w:cs="Lucida Grande"/>
+          <w:color w:val="000000"/>
+          <w:sz w:val="27"/>
+          <w:szCs w:val="27"/>
+          <w:bdr w:val="none" w:sz="0" w:space="0" w:color="auto" w:frame="1"/>
+        </w:rPr>
+        <w:t>/</w:t>
+      </w:r>
+      <w:r>
+        <w:rPr>
+          <w:rFonts w:ascii="STIXGeneral-Italic" w:eastAsia="Times New Roman" w:hAnsi="STIXGeneral-Italic" w:cs="Lucida Grande"/>
+          <w:color w:val="000000"/>
+          <w:sz w:val="27"/>
+          <w:szCs w:val="27"/>
+          <w:bdr w:val="none" w:sz="0" w:space="0" w:color="auto" w:frame="1"/>
+        </w:rPr>
+        <w:t>M</w:t>
+      </w:r>
+      <w:r>
+        <w:rPr>
+          <w:rFonts w:ascii="STIXGeneral-Regular" w:eastAsia="Times New Roman" w:hAnsi="STIXGeneral-Regular" w:cs="Lucida Grande"/>
+          <w:color w:val="000000"/>
+          <w:sz w:val="19"/>
+          <w:szCs w:val="19"/>
+          <w:bdr w:val="none" w:sz="0" w:space="0" w:color="auto" w:frame="1"/>
+        </w:rPr>
+        <w:t>⊙</w:t>
+      </w:r>
+      <w:r>
+        <w:rPr>
+          <w:rFonts w:ascii="STIXGeneral-Regular" w:eastAsia="Times New Roman" w:hAnsi="STIXGeneral-Regular" w:cs="Lucida Grande"/>
+          <w:color w:val="000000"/>
+          <w:sz w:val="27"/>
+          <w:szCs w:val="27"/>
+          <w:bdr w:val="none" w:sz="0" w:space="0" w:color="auto" w:frame="1"/>
+        </w:rPr>
+        <w:t>&lt;10</w:t>
+      </w:r>
+      <w:r>
+        <w:rPr>
+          <w:rFonts w:ascii="STIXGeneral-Regular" w:eastAsia="Times New Roman" w:hAnsi="STIXGeneral-Regular" w:cs="Lucida Grande"/>
+          <w:color w:val="000000"/>
+          <w:sz w:val="19"/>
+          <w:szCs w:val="19"/>
+          <w:bdr w:val="none" w:sz="0" w:space="0" w:color="auto" w:frame="1"/>
+        </w:rPr>
+        <w:t>5</w:t>
+      </w:r>
       <w:r>
         <w:rPr>
           <w:rFonts w:ascii="Lucida Grande" w:eastAsia="Times New Roman" w:hAnsi="Lucida Grande" w:cs="Lucida Grande"/>
@@ -4426,39 +4504,8 @@
           <w:szCs w:val="22"/>
           <w:shd w:val="clear" w:color="auto" w:fill="FFFFFF"/>
         </w:rPr>
-        <w:t>. With a focus on intermediate mass black holes (</w:t>
-      </w:r>
-      <w:r>
-        <w:rPr>
-          <w:rFonts w:ascii="STIXGeneral-Regular" w:eastAsia="Times New Roman" w:hAnsi="STIXGeneral-Regular" w:cs="Lucida Grande"/>
-          <w:color w:val="000000"/>
-          <w:sz w:val="27"/>
-          <w:szCs w:val="27"/>
-          <w:bdr w:val="none" w:sz="0" w:space="0" w:color="auto" w:frame="1"/>
-        </w:rPr>
-        <w:t>10</w:t>
-      </w:r>
-      <w:r>
-        <w:rPr>
-          <w:rFonts w:ascii="STIXGeneral-Regular" w:eastAsia="Times New Roman" w:hAnsi="STIXGeneral-Regular" w:cs="Lucida Grande"/>
-          <w:color w:val="000000"/>
-          <w:sz w:val="19"/>
-          <w:szCs w:val="19"/>
-          <w:bdr w:val="none" w:sz="0" w:space="0" w:color="auto" w:frame="1"/>
-        </w:rPr>
-        <w:t>2</w:t>
-      </w:r>
-      <w:r>
-        <w:rPr>
-          <w:rFonts w:ascii="STIXGeneral-Regular" w:eastAsia="Times New Roman" w:hAnsi="STIXGeneral-Regular" w:cs="Lucida Grande"/>
-          <w:color w:val="000000"/>
-          <w:sz w:val="27"/>
-          <w:szCs w:val="27"/>
-          <w:bdr w:val="none" w:sz="0" w:space="0" w:color="auto" w:frame="1"/>
-        </w:rPr>
-        <w:t>&lt;</w:t>
-      </w:r>
-      <w:proofErr w:type="spellStart"/>
+        <w:t>), we highlight NGC 4713 and NGC 4178, both with </w:t>
+      </w:r>
       <w:r>
         <w:rPr>
           <w:rFonts w:ascii="STIXGeneral-Italic" w:eastAsia="Times New Roman" w:hAnsi="STIXGeneral-Italic" w:cs="Lucida Grande"/>
@@ -4479,56 +4526,25 @@
         </w:rPr>
         <w:t>bh</w:t>
       </w:r>
-      <w:proofErr w:type="spellEnd"/>
-      <w:r>
-        <w:rPr>
-          <w:rFonts w:ascii="STIXGeneral-Regular" w:eastAsia="Times New Roman" w:hAnsi="STIXGeneral-Regular" w:cs="Lucida Grande"/>
-          <w:color w:val="000000"/>
-          <w:sz w:val="27"/>
-          <w:szCs w:val="27"/>
-          <w:bdr w:val="none" w:sz="0" w:space="0" w:color="auto" w:frame="1"/>
-        </w:rPr>
-        <w:t>/</w:t>
-      </w:r>
-      <w:r>
-        <w:rPr>
-          <w:rFonts w:ascii="STIXGeneral-Italic" w:eastAsia="Times New Roman" w:hAnsi="STIXGeneral-Italic" w:cs="Lucida Grande"/>
-          <w:color w:val="000000"/>
-          <w:sz w:val="27"/>
-          <w:szCs w:val="27"/>
-          <w:bdr w:val="none" w:sz="0" w:space="0" w:color="auto" w:frame="1"/>
-        </w:rPr>
-        <w:t>M</w:t>
-      </w:r>
-      <w:r>
-        <w:rPr>
-          <w:rFonts w:ascii="STIXGeneral-Regular" w:eastAsia="Times New Roman" w:hAnsi="STIXGeneral-Regular" w:cs="Lucida Grande"/>
-          <w:color w:val="000000"/>
-          <w:sz w:val="19"/>
-          <w:szCs w:val="19"/>
-          <w:bdr w:val="none" w:sz="0" w:space="0" w:color="auto" w:frame="1"/>
-        </w:rPr>
-        <w:t>⊙</w:t>
-      </w:r>
-      <w:r>
-        <w:rPr>
-          <w:rFonts w:ascii="STIXGeneral-Regular" w:eastAsia="Times New Roman" w:hAnsi="STIXGeneral-Regular" w:cs="Lucida Grande"/>
-          <w:color w:val="000000"/>
-          <w:sz w:val="27"/>
-          <w:szCs w:val="27"/>
-          <w:bdr w:val="none" w:sz="0" w:space="0" w:color="auto" w:frame="1"/>
-        </w:rPr>
-        <w:t>&lt;10</w:t>
-      </w:r>
-      <w:r>
-        <w:rPr>
-          <w:rFonts w:ascii="STIXGeneral-Regular" w:eastAsia="Times New Roman" w:hAnsi="STIXGeneral-Regular" w:cs="Lucida Grande"/>
-          <w:color w:val="000000"/>
-          <w:sz w:val="19"/>
-          <w:szCs w:val="19"/>
-          <w:bdr w:val="none" w:sz="0" w:space="0" w:color="auto" w:frame="1"/>
-        </w:rPr>
-        <w:t>5</w:t>
+      <w:r>
+        <w:rPr>
+          <w:rFonts w:ascii="STIXGeneral-Regular" w:eastAsia="Times New Roman" w:hAnsi="STIXGeneral-Regular" w:cs="Lucida Grande"/>
+          <w:color w:val="000000"/>
+          <w:sz w:val="27"/>
+          <w:szCs w:val="27"/>
+          <w:bdr w:val="none" w:sz="0" w:space="0" w:color="auto" w:frame="1"/>
+        </w:rPr>
+        <w:t>≈10</w:t>
+      </w:r>
+      <w:r>
+        <w:rPr>
+          <w:rFonts w:ascii="STIXGeneral-Regular" w:eastAsia="Times New Roman" w:hAnsi="STIXGeneral-Regular" w:cs="Lucida Grande"/>
+          <w:color w:val="000000"/>
+          <w:sz w:val="19"/>
+          <w:szCs w:val="19"/>
+          <w:bdr w:val="none" w:sz="0" w:space="0" w:color="auto" w:frame="1"/>
+        </w:rPr>
+        <w:t>3</w:t>
       </w:r>
       <w:r>
         <w:rPr>
@@ -4538,47 +4554,27 @@
           <w:szCs w:val="22"/>
           <w:shd w:val="clear" w:color="auto" w:fill="FFFFFF"/>
         </w:rPr>
-        <w:t>), we highlight NGC 4713 and NGC 4178, both with </w:t>
-      </w:r>
-      <w:r>
-        <w:rPr>
-          <w:rFonts w:ascii="STIXGeneral-Italic" w:eastAsia="Times New Roman" w:hAnsi="STIXGeneral-Italic" w:cs="Lucida Grande"/>
-          <w:color w:val="000000"/>
-          <w:sz w:val="27"/>
-          <w:szCs w:val="27"/>
-          <w:bdr w:val="none" w:sz="0" w:space="0" w:color="auto" w:frame="1"/>
-        </w:rPr>
-        <w:t>M</w:t>
-      </w:r>
-      <w:r>
-        <w:rPr>
-          <w:rFonts w:ascii="STIXGeneral-Regular" w:eastAsia="Times New Roman" w:hAnsi="STIXGeneral-Regular" w:cs="Lucida Grande"/>
-          <w:color w:val="000000"/>
-          <w:sz w:val="19"/>
-          <w:szCs w:val="19"/>
-          <w:bdr w:val="none" w:sz="0" w:space="0" w:color="auto" w:frame="1"/>
-        </w:rPr>
-        <w:t>bh</w:t>
-      </w:r>
-      <w:r>
-        <w:rPr>
-          <w:rFonts w:ascii="STIXGeneral-Regular" w:eastAsia="Times New Roman" w:hAnsi="STIXGeneral-Regular" w:cs="Lucida Grande"/>
-          <w:color w:val="000000"/>
-          <w:sz w:val="27"/>
-          <w:szCs w:val="27"/>
-          <w:bdr w:val="none" w:sz="0" w:space="0" w:color="auto" w:frame="1"/>
-        </w:rPr>
-        <w:t>≈10</w:t>
-      </w:r>
-      <w:r>
-        <w:rPr>
-          <w:rFonts w:ascii="STIXGeneral-Regular" w:eastAsia="Times New Roman" w:hAnsi="STIXGeneral-Regular" w:cs="Lucida Grande"/>
-          <w:color w:val="000000"/>
-          <w:sz w:val="19"/>
-          <w:szCs w:val="19"/>
-          <w:bdr w:val="none" w:sz="0" w:space="0" w:color="auto" w:frame="1"/>
-        </w:rPr>
-        <w:t>3</w:t>
+        <w:t>-</w:t>
+      </w:r>
+      <w:r>
+        <w:rPr>
+          <w:rFonts w:ascii="STIXGeneral-Regular" w:eastAsia="Times New Roman" w:hAnsi="STIXGeneral-Regular" w:cs="Lucida Grande"/>
+          <w:color w:val="000000"/>
+          <w:sz w:val="27"/>
+          <w:szCs w:val="27"/>
+          <w:bdr w:val="none" w:sz="0" w:space="0" w:color="auto" w:frame="1"/>
+        </w:rPr>
+        <w:t>10</w:t>
+      </w:r>
+      <w:r>
+        <w:rPr>
+          <w:rFonts w:ascii="STIXGeneral-Regular" w:eastAsia="Times New Roman" w:hAnsi="STIXGeneral-Regular" w:cs="Lucida Grande"/>
+          <w:color w:val="000000"/>
+          <w:sz w:val="19"/>
+          <w:szCs w:val="19"/>
+          <w:bdr w:val="none" w:sz="0" w:space="0" w:color="auto" w:frame="1"/>
+        </w:rPr>
+        <w:t>4</w:t>
       </w:r>
       <w:r>
         <w:rPr>
@@ -4588,27 +4584,17 @@
           <w:szCs w:val="22"/>
           <w:shd w:val="clear" w:color="auto" w:fill="FFFFFF"/>
         </w:rPr>
-        <w:t>-</w:t>
-      </w:r>
-      <w:r>
-        <w:rPr>
-          <w:rFonts w:ascii="STIXGeneral-Regular" w:eastAsia="Times New Roman" w:hAnsi="STIXGeneral-Regular" w:cs="Lucida Grande"/>
-          <w:color w:val="000000"/>
-          <w:sz w:val="27"/>
-          <w:szCs w:val="27"/>
-          <w:bdr w:val="none" w:sz="0" w:space="0" w:color="auto" w:frame="1"/>
-        </w:rPr>
-        <w:t>10</w:t>
-      </w:r>
-      <w:r>
-        <w:rPr>
-          <w:rFonts w:ascii="STIXGeneral-Regular" w:eastAsia="Times New Roman" w:hAnsi="STIXGeneral-Regular" w:cs="Lucida Grande"/>
-          <w:color w:val="000000"/>
-          <w:sz w:val="19"/>
-          <w:szCs w:val="19"/>
-          <w:bdr w:val="none" w:sz="0" w:space="0" w:color="auto" w:frame="1"/>
-        </w:rPr>
-        <w:t>4</w:t>
+        <w:t> (an estimate which is further supported in NGC 4718 by its nuclear star cluster mass). From Chandra archival data, we find that both galaxies have a point-like nuclear X-ray source, with unabsorbed 0.3-10 keV luminosities of a few times 10</w:t>
+      </w:r>
+      <w:r>
+        <w:rPr>
+          <w:rFonts w:ascii="STIXGeneral-Regular" w:eastAsia="Times New Roman" w:hAnsi="STIXGeneral-Regular" w:cs="Lucida Grande"/>
+          <w:color w:val="000000"/>
+          <w:sz w:val="19"/>
+          <w:szCs w:val="19"/>
+          <w:bdr w:val="none" w:sz="0" w:space="0" w:color="auto" w:frame="1"/>
+        </w:rPr>
+        <w:t>38</w:t>
       </w:r>
       <w:r>
         <w:rPr>
@@ -4618,9 +4604,62 @@
           <w:szCs w:val="22"/>
           <w:shd w:val="clear" w:color="auto" w:fill="FFFFFF"/>
         </w:rPr>
-        <w:t xml:space="preserve"> (an estimate which is further supported in NGC 4718 by its nuclear star cluster mass). From Chandra archival data, we find that both galaxies have a point-like nuclear X-ray source, with unabsorbed 0.3-10 </w:t>
+        <w:t> erg/s. In NGC 4178, the nuclear source has a soft, probably thermal, spectrum consistent with a stellar-mass black hole in the high/soft state, while no strong constraints can be derived for the nuclear emission of NGC 4713. In total, 33 of the 74 galaxies are predicted to have </w:t>
       </w:r>
       <w:proofErr w:type="spellStart"/>
+      <w:r>
+        <w:rPr>
+          <w:rFonts w:ascii="STIXGeneral-Italic" w:eastAsia="Times New Roman" w:hAnsi="STIXGeneral-Italic" w:cs="Lucida Grande"/>
+          <w:color w:val="000000"/>
+          <w:sz w:val="27"/>
+          <w:szCs w:val="27"/>
+          <w:bdr w:val="none" w:sz="0" w:space="0" w:color="auto" w:frame="1"/>
+        </w:rPr>
+        <w:t>M</w:t>
+      </w:r>
+      <w:r>
+        <w:rPr>
+          <w:rFonts w:ascii="STIXGeneral-Regular" w:eastAsia="Times New Roman" w:hAnsi="STIXGeneral-Regular" w:cs="Lucida Grande"/>
+          <w:color w:val="000000"/>
+          <w:sz w:val="19"/>
+          <w:szCs w:val="19"/>
+          <w:bdr w:val="none" w:sz="0" w:space="0" w:color="auto" w:frame="1"/>
+        </w:rPr>
+        <w:t>bh</w:t>
+      </w:r>
+      <w:proofErr w:type="spellEnd"/>
+      <w:proofErr w:type="gramStart"/>
+      <w:r>
+        <w:rPr>
+          <w:rFonts w:ascii="STIXGeneral-Regular" w:eastAsia="Times New Roman" w:hAnsi="STIXGeneral-Regular" w:cs="Lucida Grande"/>
+          <w:color w:val="000000"/>
+          <w:sz w:val="27"/>
+          <w:szCs w:val="27"/>
+          <w:bdr w:val="none" w:sz="0" w:space="0" w:color="auto" w:frame="1"/>
+        </w:rPr>
+        <w:t>&lt;(</w:t>
+      </w:r>
+      <w:proofErr w:type="gramEnd"/>
+      <w:r>
+        <w:rPr>
+          <w:rFonts w:ascii="STIXGeneral-Regular" w:eastAsia="Times New Roman" w:hAnsi="STIXGeneral-Regular" w:cs="Lucida Grande"/>
+          <w:color w:val="000000"/>
+          <w:sz w:val="27"/>
+          <w:szCs w:val="27"/>
+          <w:bdr w:val="none" w:sz="0" w:space="0" w:color="auto" w:frame="1"/>
+        </w:rPr>
+        <w:t>10</w:t>
+      </w:r>
+      <w:r>
+        <w:rPr>
+          <w:rFonts w:ascii="STIXGeneral-Regular" w:eastAsia="Times New Roman" w:hAnsi="STIXGeneral-Regular" w:cs="Lucida Grande"/>
+          <w:color w:val="000000"/>
+          <w:sz w:val="19"/>
+          <w:szCs w:val="19"/>
+          <w:bdr w:val="none" w:sz="0" w:space="0" w:color="auto" w:frame="1"/>
+        </w:rPr>
+        <w:t>5</w:t>
+      </w:r>
       <w:r>
         <w:rPr>
           <w:rFonts w:ascii="Lucida Grande" w:eastAsia="Times New Roman" w:hAnsi="Lucida Grande" w:cs="Lucida Grande"/>
@@ -4629,9 +4668,38 @@
           <w:szCs w:val="22"/>
           <w:shd w:val="clear" w:color="auto" w:fill="FFFFFF"/>
         </w:rPr>
-        <w:t>keV</w:t>
-      </w:r>
-      <w:proofErr w:type="spellEnd"/>
+        <w:t>-</w:t>
+      </w:r>
+      <w:r>
+        <w:rPr>
+          <w:rFonts w:ascii="STIXGeneral-Regular" w:eastAsia="Times New Roman" w:hAnsi="STIXGeneral-Regular" w:cs="Lucida Grande"/>
+          <w:color w:val="000000"/>
+          <w:sz w:val="27"/>
+          <w:szCs w:val="27"/>
+          <w:bdr w:val="none" w:sz="0" w:space="0" w:color="auto" w:frame="1"/>
+        </w:rPr>
+        <w:t>10</w:t>
+      </w:r>
+      <w:r>
+        <w:rPr>
+          <w:rFonts w:ascii="STIXGeneral-Regular" w:eastAsia="Times New Roman" w:hAnsi="STIXGeneral-Regular" w:cs="Lucida Grande"/>
+          <w:color w:val="000000"/>
+          <w:sz w:val="19"/>
+          <w:szCs w:val="19"/>
+          <w:bdr w:val="none" w:sz="0" w:space="0" w:color="auto" w:frame="1"/>
+        </w:rPr>
+        <w:t>6</w:t>
+      </w:r>
+      <w:r>
+        <w:rPr>
+          <w:rFonts w:ascii="STIXGeneral-Regular" w:eastAsia="Times New Roman" w:hAnsi="STIXGeneral-Regular" w:cs="Lucida Grande"/>
+          <w:color w:val="000000"/>
+          <w:sz w:val="27"/>
+          <w:szCs w:val="27"/>
+          <w:bdr w:val="none" w:sz="0" w:space="0" w:color="auto" w:frame="1"/>
+        </w:rPr>
+        <w:t>)</w:t>
+      </w:r>
       <w:r>
         <w:rPr>
           <w:rFonts w:ascii="Lucida Grande" w:eastAsia="Times New Roman" w:hAnsi="Lucida Grande" w:cs="Lucida Grande"/>
@@ -4640,17 +4708,27 @@
           <w:szCs w:val="22"/>
           <w:shd w:val="clear" w:color="auto" w:fill="FFFFFF"/>
         </w:rPr>
-        <w:t xml:space="preserve"> luminosities of a few times 10</w:t>
-      </w:r>
-      <w:r>
-        <w:rPr>
-          <w:rFonts w:ascii="STIXGeneral-Regular" w:eastAsia="Times New Roman" w:hAnsi="STIXGeneral-Regular" w:cs="Lucida Grande"/>
-          <w:color w:val="000000"/>
-          <w:sz w:val="19"/>
-          <w:szCs w:val="19"/>
-          <w:bdr w:val="none" w:sz="0" w:space="0" w:color="auto" w:frame="1"/>
-        </w:rPr>
-        <w:t>38</w:t>
+        <w:t> </w:t>
+      </w:r>
+      <w:r>
+        <w:rPr>
+          <w:rFonts w:ascii="STIXGeneral-Italic" w:eastAsia="Times New Roman" w:hAnsi="STIXGeneral-Italic" w:cs="Lucida Grande"/>
+          <w:color w:val="000000"/>
+          <w:sz w:val="27"/>
+          <w:szCs w:val="27"/>
+          <w:bdr w:val="none" w:sz="0" w:space="0" w:color="auto" w:frame="1"/>
+        </w:rPr>
+        <w:t>M</w:t>
+      </w:r>
+      <w:r>
+        <w:rPr>
+          <w:rFonts w:ascii="STIXGeneral-Regular" w:eastAsia="Times New Roman" w:hAnsi="STIXGeneral-Regular" w:cs="Lucida Grande"/>
+          <w:color w:val="000000"/>
+          <w:sz w:val="19"/>
+          <w:szCs w:val="19"/>
+          <w:bdr w:val="none" w:sz="0" w:space="0" w:color="auto" w:frame="1"/>
+        </w:rPr>
+        <w:t>⊙</w:t>
       </w:r>
       <w:r>
         <w:rPr>
@@ -4660,42 +4738,8 @@
           <w:szCs w:val="22"/>
           <w:shd w:val="clear" w:color="auto" w:fill="FFFFFF"/>
         </w:rPr>
-        <w:t> erg/s. In NGC 4178, the nuclear source has a soft, probably thermal, spectrum consistent with a stellar-mass black hole in the high/soft state, while no strong constraints can be derived for the nuclear emission of NGC 4713. In total, 33 of the 74 galaxies are predicted to have </w:t>
-      </w:r>
-      <w:proofErr w:type="spellStart"/>
-      <w:r>
-        <w:rPr>
-          <w:rFonts w:ascii="STIXGeneral-Italic" w:eastAsia="Times New Roman" w:hAnsi="STIXGeneral-Italic" w:cs="Lucida Grande"/>
-          <w:color w:val="000000"/>
-          <w:sz w:val="27"/>
-          <w:szCs w:val="27"/>
-          <w:bdr w:val="none" w:sz="0" w:space="0" w:color="auto" w:frame="1"/>
-        </w:rPr>
-        <w:t>M</w:t>
-      </w:r>
-      <w:r>
-        <w:rPr>
-          <w:rFonts w:ascii="STIXGeneral-Regular" w:eastAsia="Times New Roman" w:hAnsi="STIXGeneral-Regular" w:cs="Lucida Grande"/>
-          <w:color w:val="000000"/>
-          <w:sz w:val="19"/>
-          <w:szCs w:val="19"/>
-          <w:bdr w:val="none" w:sz="0" w:space="0" w:color="auto" w:frame="1"/>
-        </w:rPr>
-        <w:t>bh</w:t>
-      </w:r>
-      <w:proofErr w:type="spellEnd"/>
-      <w:proofErr w:type="gramStart"/>
-      <w:r>
-        <w:rPr>
-          <w:rFonts w:ascii="STIXGeneral-Regular" w:eastAsia="Times New Roman" w:hAnsi="STIXGeneral-Regular" w:cs="Lucida Grande"/>
-          <w:color w:val="000000"/>
-          <w:sz w:val="27"/>
-          <w:szCs w:val="27"/>
-          <w:bdr w:val="none" w:sz="0" w:space="0" w:color="auto" w:frame="1"/>
-        </w:rPr>
-        <w:t>&lt;(</w:t>
-      </w:r>
-      <w:proofErr w:type="gramEnd"/>
+        <w:t>, and several are consistently predicted, via three methods, to have masses of </w:t>
+      </w:r>
       <w:r>
         <w:rPr>
           <w:rFonts w:ascii="STIXGeneral-Regular" w:eastAsia="Times New Roman" w:hAnsi="STIXGeneral-Regular" w:cs="Lucida Grande"/>
@@ -4714,7 +4758,7 @@
           <w:szCs w:val="19"/>
           <w:bdr w:val="none" w:sz="0" w:space="0" w:color="auto" w:frame="1"/>
         </w:rPr>
-        <w:t>5</w:t>
+        <w:t>4</w:t>
       </w:r>
       <w:r>
         <w:rPr>
@@ -4744,17 +4788,27 @@
           <w:szCs w:val="19"/>
           <w:bdr w:val="none" w:sz="0" w:space="0" w:color="auto" w:frame="1"/>
         </w:rPr>
-        <w:t>6</w:t>
-      </w:r>
-      <w:r>
-        <w:rPr>
-          <w:rFonts w:ascii="STIXGeneral-Regular" w:eastAsia="Times New Roman" w:hAnsi="STIXGeneral-Regular" w:cs="Lucida Grande"/>
-          <w:color w:val="000000"/>
-          <w:sz w:val="27"/>
-          <w:szCs w:val="27"/>
-          <w:bdr w:val="none" w:sz="0" w:space="0" w:color="auto" w:frame="1"/>
-        </w:rPr>
-        <w:t>)</w:t>
+        <w:t>5</w:t>
+      </w:r>
+      <w:r>
+        <w:rPr>
+          <w:rFonts w:ascii="STIXGeneral-Italic" w:eastAsia="Times New Roman" w:hAnsi="STIXGeneral-Italic" w:cs="Lucida Grande"/>
+          <w:color w:val="000000"/>
+          <w:sz w:val="27"/>
+          <w:szCs w:val="27"/>
+          <w:bdr w:val="none" w:sz="0" w:space="0" w:color="auto" w:frame="1"/>
+        </w:rPr>
+        <w:t>M</w:t>
+      </w:r>
+      <w:r>
+        <w:rPr>
+          <w:rFonts w:ascii="STIXGeneral-Regular" w:eastAsia="Times New Roman" w:hAnsi="STIXGeneral-Regular" w:cs="Lucida Grande"/>
+          <w:color w:val="000000"/>
+          <w:sz w:val="19"/>
+          <w:szCs w:val="19"/>
+          <w:bdr w:val="none" w:sz="0" w:space="0" w:color="auto" w:frame="1"/>
+        </w:rPr>
+        <w:t>⊙</w:t>
       </w:r>
       <w:r>
         <w:rPr>
@@ -4764,7 +4818,49 @@
           <w:szCs w:val="22"/>
           <w:shd w:val="clear" w:color="auto" w:fill="FFFFFF"/>
         </w:rPr>
-        <w:t> </w:t>
+        <w:t>, such as IC 3392, NGC 4294 and NGC 4413. We speculate that a sizeable population of IMBHs may reside in late-type spiral galaxies with low stellar mass (</w:t>
+      </w:r>
+      <w:r>
+        <w:rPr>
+          <w:rFonts w:ascii="STIXGeneral-Italic" w:eastAsia="Times New Roman" w:hAnsi="STIXGeneral-Italic" w:cs="Lucida Grande"/>
+          <w:color w:val="000000"/>
+          <w:sz w:val="27"/>
+          <w:szCs w:val="27"/>
+          <w:bdr w:val="none" w:sz="0" w:space="0" w:color="auto" w:frame="1"/>
+        </w:rPr>
+        <w:t>M</w:t>
+      </w:r>
+      <w:proofErr w:type="gramStart"/>
+      <w:r>
+        <w:rPr>
+          <w:rFonts w:ascii="STIXGeneral-Regular" w:eastAsia="Times New Roman" w:hAnsi="STIXGeneral-Regular" w:cs="Lucida Grande"/>
+          <w:color w:val="000000"/>
+          <w:sz w:val="19"/>
+          <w:szCs w:val="19"/>
+          <w:bdr w:val="none" w:sz="0" w:space="0" w:color="auto" w:frame="1"/>
+        </w:rPr>
+        <w:t>∗,galaxy</w:t>
+      </w:r>
+      <w:proofErr w:type="gramEnd"/>
+      <w:r>
+        <w:rPr>
+          <w:rFonts w:ascii="STIXGeneral-Regular" w:eastAsia="Times New Roman" w:hAnsi="STIXGeneral-Regular" w:cs="Lucida Grande"/>
+          <w:color w:val="000000"/>
+          <w:sz w:val="27"/>
+          <w:szCs w:val="27"/>
+          <w:bdr w:val="none" w:sz="0" w:space="0" w:color="auto" w:frame="1"/>
+        </w:rPr>
+        <w:t>≲10</w:t>
+      </w:r>
+      <w:r>
+        <w:rPr>
+          <w:rFonts w:ascii="STIXGeneral-Regular" w:eastAsia="Times New Roman" w:hAnsi="STIXGeneral-Regular" w:cs="Lucida Grande"/>
+          <w:color w:val="000000"/>
+          <w:sz w:val="19"/>
+          <w:szCs w:val="19"/>
+          <w:bdr w:val="none" w:sz="0" w:space="0" w:color="auto" w:frame="1"/>
+        </w:rPr>
+        <w:t>10</w:t>
       </w:r>
       <w:r>
         <w:rPr>
@@ -4794,162 +4890,9 @@
           <w:szCs w:val="22"/>
           <w:shd w:val="clear" w:color="auto" w:fill="FFFFFF"/>
         </w:rPr>
-        <w:t>, and several are consistently predicted, via three methods, to have masses of </w:t>
-      </w:r>
-      <w:r>
-        <w:rPr>
-          <w:rFonts w:ascii="STIXGeneral-Regular" w:eastAsia="Times New Roman" w:hAnsi="STIXGeneral-Regular" w:cs="Lucida Grande"/>
-          <w:color w:val="000000"/>
-          <w:sz w:val="27"/>
-          <w:szCs w:val="27"/>
-          <w:bdr w:val="none" w:sz="0" w:space="0" w:color="auto" w:frame="1"/>
-        </w:rPr>
-        <w:t>10</w:t>
-      </w:r>
-      <w:r>
-        <w:rPr>
-          <w:rFonts w:ascii="STIXGeneral-Regular" w:eastAsia="Times New Roman" w:hAnsi="STIXGeneral-Regular" w:cs="Lucida Grande"/>
-          <w:color w:val="000000"/>
-          <w:sz w:val="19"/>
-          <w:szCs w:val="19"/>
-          <w:bdr w:val="none" w:sz="0" w:space="0" w:color="auto" w:frame="1"/>
-        </w:rPr>
-        <w:t>4</w:t>
-      </w:r>
-      <w:r>
-        <w:rPr>
-          <w:rFonts w:ascii="Lucida Grande" w:eastAsia="Times New Roman" w:hAnsi="Lucida Grande" w:cs="Lucida Grande"/>
-          <w:color w:val="000000"/>
-          <w:sz w:val="22"/>
-          <w:szCs w:val="22"/>
-          <w:shd w:val="clear" w:color="auto" w:fill="FFFFFF"/>
-        </w:rPr>
-        <w:t>-</w:t>
-      </w:r>
-      <w:r>
-        <w:rPr>
-          <w:rFonts w:ascii="STIXGeneral-Regular" w:eastAsia="Times New Roman" w:hAnsi="STIXGeneral-Regular" w:cs="Lucida Grande"/>
-          <w:color w:val="000000"/>
-          <w:sz w:val="27"/>
-          <w:szCs w:val="27"/>
-          <w:bdr w:val="none" w:sz="0" w:space="0" w:color="auto" w:frame="1"/>
-        </w:rPr>
-        <w:t>10</w:t>
-      </w:r>
-      <w:r>
-        <w:rPr>
-          <w:rFonts w:ascii="STIXGeneral-Regular" w:eastAsia="Times New Roman" w:hAnsi="STIXGeneral-Regular" w:cs="Lucida Grande"/>
-          <w:color w:val="000000"/>
-          <w:sz w:val="19"/>
-          <w:szCs w:val="19"/>
-          <w:bdr w:val="none" w:sz="0" w:space="0" w:color="auto" w:frame="1"/>
-        </w:rPr>
-        <w:t>5</w:t>
-      </w:r>
-      <w:r>
-        <w:rPr>
-          <w:rFonts w:ascii="STIXGeneral-Italic" w:eastAsia="Times New Roman" w:hAnsi="STIXGeneral-Italic" w:cs="Lucida Grande"/>
-          <w:color w:val="000000"/>
-          <w:sz w:val="27"/>
-          <w:szCs w:val="27"/>
-          <w:bdr w:val="none" w:sz="0" w:space="0" w:color="auto" w:frame="1"/>
-        </w:rPr>
-        <w:t>M</w:t>
-      </w:r>
-      <w:r>
-        <w:rPr>
-          <w:rFonts w:ascii="STIXGeneral-Regular" w:eastAsia="Times New Roman" w:hAnsi="STIXGeneral-Regular" w:cs="Lucida Grande"/>
-          <w:color w:val="000000"/>
-          <w:sz w:val="19"/>
-          <w:szCs w:val="19"/>
-          <w:bdr w:val="none" w:sz="0" w:space="0" w:color="auto" w:frame="1"/>
-        </w:rPr>
-        <w:t>⊙</w:t>
-      </w:r>
-      <w:r>
-        <w:rPr>
-          <w:rFonts w:ascii="Lucida Grande" w:eastAsia="Times New Roman" w:hAnsi="Lucida Grande" w:cs="Lucida Grande"/>
-          <w:color w:val="000000"/>
-          <w:sz w:val="22"/>
-          <w:szCs w:val="22"/>
-          <w:shd w:val="clear" w:color="auto" w:fill="FFFFFF"/>
-        </w:rPr>
-        <w:t>, such as IC 3392, NGC 4294 and NGC 4413. We speculate that a sizeable population of IMBHs may reside in late-type spiral galaxies with low stellar mass (</w:t>
-      </w:r>
-      <w:r>
-        <w:rPr>
-          <w:rFonts w:ascii="STIXGeneral-Italic" w:eastAsia="Times New Roman" w:hAnsi="STIXGeneral-Italic" w:cs="Lucida Grande"/>
-          <w:color w:val="000000"/>
-          <w:sz w:val="27"/>
-          <w:szCs w:val="27"/>
-          <w:bdr w:val="none" w:sz="0" w:space="0" w:color="auto" w:frame="1"/>
-        </w:rPr>
-        <w:t>M</w:t>
-      </w:r>
-      <w:proofErr w:type="gramStart"/>
-      <w:r>
-        <w:rPr>
-          <w:rFonts w:ascii="STIXGeneral-Regular" w:eastAsia="Times New Roman" w:hAnsi="STIXGeneral-Regular" w:cs="Lucida Grande"/>
-          <w:color w:val="000000"/>
-          <w:sz w:val="19"/>
-          <w:szCs w:val="19"/>
-          <w:bdr w:val="none" w:sz="0" w:space="0" w:color="auto" w:frame="1"/>
-        </w:rPr>
-        <w:t>∗,galaxy</w:t>
-      </w:r>
-      <w:proofErr w:type="gramEnd"/>
-      <w:r>
-        <w:rPr>
-          <w:rFonts w:ascii="STIXGeneral-Regular" w:eastAsia="Times New Roman" w:hAnsi="STIXGeneral-Regular" w:cs="Lucida Grande"/>
-          <w:color w:val="000000"/>
-          <w:sz w:val="27"/>
-          <w:szCs w:val="27"/>
-          <w:bdr w:val="none" w:sz="0" w:space="0" w:color="auto" w:frame="1"/>
-        </w:rPr>
-        <w:t>≲10</w:t>
-      </w:r>
-      <w:r>
-        <w:rPr>
-          <w:rFonts w:ascii="STIXGeneral-Regular" w:eastAsia="Times New Roman" w:hAnsi="STIXGeneral-Regular" w:cs="Lucida Grande"/>
-          <w:color w:val="000000"/>
-          <w:sz w:val="19"/>
-          <w:szCs w:val="19"/>
-          <w:bdr w:val="none" w:sz="0" w:space="0" w:color="auto" w:frame="1"/>
-        </w:rPr>
-        <w:t>10</w:t>
-      </w:r>
-      <w:r>
-        <w:rPr>
-          <w:rFonts w:ascii="STIXGeneral-Italic" w:eastAsia="Times New Roman" w:hAnsi="STIXGeneral-Italic" w:cs="Lucida Grande"/>
-          <w:color w:val="000000"/>
-          <w:sz w:val="27"/>
-          <w:szCs w:val="27"/>
-          <w:bdr w:val="none" w:sz="0" w:space="0" w:color="auto" w:frame="1"/>
-        </w:rPr>
-        <w:t>M</w:t>
-      </w:r>
-      <w:r>
-        <w:rPr>
-          <w:rFonts w:ascii="STIXGeneral-Regular" w:eastAsia="Times New Roman" w:hAnsi="STIXGeneral-Regular" w:cs="Lucida Grande"/>
-          <w:color w:val="000000"/>
-          <w:sz w:val="19"/>
-          <w:szCs w:val="19"/>
-          <w:bdr w:val="none" w:sz="0" w:space="0" w:color="auto" w:frame="1"/>
-        </w:rPr>
-        <w:t>⊙</w:t>
-      </w:r>
-      <w:r>
-        <w:rPr>
-          <w:rFonts w:ascii="Lucida Grande" w:eastAsia="Times New Roman" w:hAnsi="Lucida Grande" w:cs="Lucida Grande"/>
-          <w:color w:val="000000"/>
-          <w:sz w:val="22"/>
-          <w:szCs w:val="22"/>
-          <w:shd w:val="clear" w:color="auto" w:fill="FFFFFF"/>
-        </w:rPr>
         <w:t>).</w:t>
       </w:r>
     </w:p>
-    <w:bookmarkEnd w:id="0"/>
     <w:p>
       <w:pPr>
         <w:rPr>
@@ -7434,7 +7377,10 @@
     <w:p>
       <w:pPr>
         <w:rPr>
-          <w:rFonts w:ascii="Times New Roman" w:eastAsia="Times New Roman" w:hAnsi="Times New Roman" w:cs="Times New Roman"/>
+          <w:rFonts w:ascii="Georgia" w:eastAsia="Times New Roman" w:hAnsi="Georgia" w:cs="Times New Roman"/>
+          <w:color w:val="333333"/>
+          <w:sz w:val="27"/>
+          <w:szCs w:val="27"/>
           <w:lang w:eastAsia="en-US"/>
         </w:rPr>
       </w:pPr>
@@ -7613,15 +7559,1470 @@
     <w:p>
       <w:pPr>
         <w:rPr>
-          <w:rFonts w:ascii="Times New Roman" w:eastAsia="Times New Roman" w:hAnsi="Times New Roman" w:cs="Times New Roman"/>
+          <w:rFonts w:ascii="Georgia" w:eastAsia="Times New Roman" w:hAnsi="Georgia" w:cs="Times New Roman"/>
+          <w:color w:val="333333"/>
+          <w:sz w:val="27"/>
+          <w:szCs w:val="27"/>
+          <w:lang w:eastAsia="en-US"/>
         </w:rPr>
       </w:pPr>
     </w:p>
+    <w:p>
+      <w:pPr>
+        <w:rPr>
+          <w:rFonts w:ascii="Times New Roman" w:eastAsia="Times New Roman" w:hAnsi="Times New Roman" w:cs="Times New Roman"/>
+        </w:rPr>
+      </w:pPr>
+      <w:r>
+        <w:rPr>
+          <w:rFonts w:ascii="Lucida Grande" w:eastAsia="Times New Roman" w:hAnsi="Lucida Grande" w:cs="Lucida Grande"/>
+          <w:color w:val="000000"/>
+          <w:sz w:val="20"/>
+          <w:szCs w:val="20"/>
+          <w:shd w:val="clear" w:color="auto" w:fill="FFFFFF"/>
+          <w:lang w:eastAsia="en-GB"/>
+        </w:rPr>
+        <w:t>Using 143 early- and late-type galaxies (ETGs and LTGs) with directly-measured super-massive black hole masses (</w:t>
+      </w:r>
+      <w:r>
+        <w:rPr>
+          <w:rFonts w:ascii="STIXGeneral-Italic" w:eastAsia="Times New Roman" w:hAnsi="STIXGeneral-Italic" w:cs="Lucida Grande"/>
+          <w:color w:val="000000"/>
+          <w:sz w:val="25"/>
+          <w:szCs w:val="25"/>
+          <w:bdr w:val="none" w:sz="0" w:space="0" w:color="auto" w:frame="1"/>
+          <w:lang w:eastAsia="en-GB"/>
+        </w:rPr>
+        <w:t>M</w:t>
+      </w:r>
+      <w:r>
+        <w:rPr>
+          <w:rFonts w:ascii="STIXGeneral-Italic" w:eastAsia="Times New Roman" w:hAnsi="STIXGeneral-Italic" w:cs="Lucida Grande"/>
+          <w:color w:val="000000"/>
+          <w:sz w:val="18"/>
+          <w:szCs w:val="18"/>
+          <w:bdr w:val="none" w:sz="0" w:space="0" w:color="auto" w:frame="1"/>
+          <w:lang w:eastAsia="en-GB"/>
+        </w:rPr>
+        <w:t>BH</w:t>
+      </w:r>
+      <w:r>
+        <w:rPr>
+          <w:rFonts w:ascii="Lucida Grande" w:eastAsia="Times New Roman" w:hAnsi="Lucida Grande" w:cs="Lucida Grande"/>
+          <w:color w:val="000000"/>
+          <w:sz w:val="20"/>
+          <w:szCs w:val="20"/>
+          <w:shd w:val="clear" w:color="auto" w:fill="FFFFFF"/>
+          <w:lang w:eastAsia="en-GB"/>
+        </w:rPr>
+        <w:t>), we build upon our previous discoveries that: (</w:t>
+      </w:r>
+      <w:proofErr w:type="spellStart"/>
+      <w:r>
+        <w:rPr>
+          <w:rFonts w:ascii="Lucida Grande" w:eastAsia="Times New Roman" w:hAnsi="Lucida Grande" w:cs="Lucida Grande"/>
+          <w:color w:val="000000"/>
+          <w:sz w:val="20"/>
+          <w:szCs w:val="20"/>
+          <w:shd w:val="clear" w:color="auto" w:fill="FFFFFF"/>
+          <w:lang w:eastAsia="en-GB"/>
+        </w:rPr>
+        <w:t>i</w:t>
+      </w:r>
+      <w:proofErr w:type="spellEnd"/>
+      <w:r>
+        <w:rPr>
+          <w:rFonts w:ascii="Lucida Grande" w:eastAsia="Times New Roman" w:hAnsi="Lucida Grande" w:cs="Lucida Grande"/>
+          <w:color w:val="000000"/>
+          <w:sz w:val="20"/>
+          <w:szCs w:val="20"/>
+          <w:shd w:val="clear" w:color="auto" w:fill="FFFFFF"/>
+          <w:lang w:eastAsia="en-GB"/>
+        </w:rPr>
+        <w:t xml:space="preserve">) LTGs, most of which have been alleged to contain a </w:t>
+      </w:r>
+      <w:proofErr w:type="spellStart"/>
+      <w:r>
+        <w:rPr>
+          <w:rFonts w:ascii="Lucida Grande" w:eastAsia="Times New Roman" w:hAnsi="Lucida Grande" w:cs="Lucida Grande"/>
+          <w:color w:val="000000"/>
+          <w:sz w:val="20"/>
+          <w:szCs w:val="20"/>
+          <w:shd w:val="clear" w:color="auto" w:fill="FFFFFF"/>
+          <w:lang w:eastAsia="en-GB"/>
+        </w:rPr>
+        <w:t>pseudobulge</w:t>
+      </w:r>
+      <w:proofErr w:type="spellEnd"/>
+      <w:r>
+        <w:rPr>
+          <w:rFonts w:ascii="Lucida Grande" w:eastAsia="Times New Roman" w:hAnsi="Lucida Grande" w:cs="Lucida Grande"/>
+          <w:color w:val="000000"/>
+          <w:sz w:val="20"/>
+          <w:szCs w:val="20"/>
+          <w:shd w:val="clear" w:color="auto" w:fill="FFFFFF"/>
+          <w:lang w:eastAsia="en-GB"/>
+        </w:rPr>
+        <w:t>, follow the relation </w:t>
+      </w:r>
+      <w:r>
+        <w:rPr>
+          <w:rFonts w:ascii="STIXGeneral-Italic" w:eastAsia="Times New Roman" w:hAnsi="STIXGeneral-Italic" w:cs="Lucida Grande"/>
+          <w:color w:val="000000"/>
+          <w:sz w:val="25"/>
+          <w:szCs w:val="25"/>
+          <w:bdr w:val="none" w:sz="0" w:space="0" w:color="auto" w:frame="1"/>
+          <w:lang w:eastAsia="en-GB"/>
+        </w:rPr>
+        <w:t>M</w:t>
+      </w:r>
+      <w:r>
+        <w:rPr>
+          <w:rFonts w:ascii="STIXGeneral-Italic" w:eastAsia="Times New Roman" w:hAnsi="STIXGeneral-Italic" w:cs="Lucida Grande"/>
+          <w:color w:val="000000"/>
+          <w:sz w:val="18"/>
+          <w:szCs w:val="18"/>
+          <w:bdr w:val="none" w:sz="0" w:space="0" w:color="auto" w:frame="1"/>
+          <w:lang w:eastAsia="en-GB"/>
+        </w:rPr>
+        <w:t>BH</w:t>
+      </w:r>
+      <w:r>
+        <w:rPr>
+          <w:rFonts w:ascii="STIXGeneral-Regular" w:eastAsia="Times New Roman" w:hAnsi="STIXGeneral-Regular" w:cs="Lucida Grande"/>
+          <w:color w:val="000000"/>
+          <w:sz w:val="25"/>
+          <w:szCs w:val="25"/>
+          <w:bdr w:val="none" w:sz="0" w:space="0" w:color="auto" w:frame="1"/>
+          <w:lang w:eastAsia="en-GB"/>
+        </w:rPr>
+        <w:t>∝</w:t>
+      </w:r>
+      <w:r>
+        <w:rPr>
+          <w:rFonts w:ascii="STIXGeneral-Italic" w:eastAsia="Times New Roman" w:hAnsi="STIXGeneral-Italic" w:cs="Lucida Grande"/>
+          <w:color w:val="000000"/>
+          <w:sz w:val="25"/>
+          <w:szCs w:val="25"/>
+          <w:bdr w:val="none" w:sz="0" w:space="0" w:color="auto" w:frame="1"/>
+          <w:lang w:eastAsia="en-GB"/>
+        </w:rPr>
+        <w:t>M</w:t>
+      </w:r>
+      <w:r>
+        <w:rPr>
+          <w:rFonts w:ascii="STIXGeneral-Regular" w:eastAsia="Times New Roman" w:hAnsi="STIXGeneral-Regular" w:cs="Lucida Grande"/>
+          <w:color w:val="000000"/>
+          <w:sz w:val="18"/>
+          <w:szCs w:val="18"/>
+          <w:bdr w:val="none" w:sz="0" w:space="0" w:color="auto" w:frame="1"/>
+          <w:lang w:eastAsia="en-GB"/>
+        </w:rPr>
+        <w:t>2.16±0.32∗,</w:t>
+      </w:r>
+      <w:r>
+        <w:rPr>
+          <w:rFonts w:ascii="STIXGeneral-Italic" w:eastAsia="Times New Roman" w:hAnsi="STIXGeneral-Italic" w:cs="Lucida Grande"/>
+          <w:color w:val="000000"/>
+          <w:sz w:val="18"/>
+          <w:szCs w:val="18"/>
+          <w:bdr w:val="none" w:sz="0" w:space="0" w:color="auto" w:frame="1"/>
+          <w:lang w:eastAsia="en-GB"/>
+        </w:rPr>
+        <w:t>sph</w:t>
+      </w:r>
+      <w:r>
+        <w:rPr>
+          <w:rFonts w:ascii="Lucida Grande" w:eastAsia="Times New Roman" w:hAnsi="Lucida Grande" w:cs="Lucida Grande"/>
+          <w:color w:val="000000"/>
+          <w:sz w:val="20"/>
+          <w:szCs w:val="20"/>
+          <w:shd w:val="clear" w:color="auto" w:fill="FFFFFF"/>
+          <w:lang w:eastAsia="en-GB"/>
+        </w:rPr>
+        <w:t>; and (ii) the ETG relation </w:t>
+      </w:r>
+      <w:r>
+        <w:rPr>
+          <w:rFonts w:ascii="STIXGeneral-Italic" w:eastAsia="Times New Roman" w:hAnsi="STIXGeneral-Italic" w:cs="Lucida Grande"/>
+          <w:color w:val="000000"/>
+          <w:sz w:val="25"/>
+          <w:szCs w:val="25"/>
+          <w:bdr w:val="none" w:sz="0" w:space="0" w:color="auto" w:frame="1"/>
+          <w:lang w:eastAsia="en-GB"/>
+        </w:rPr>
+        <w:t>M</w:t>
+      </w:r>
+      <w:r>
+        <w:rPr>
+          <w:rFonts w:ascii="STIXGeneral-Italic" w:eastAsia="Times New Roman" w:hAnsi="STIXGeneral-Italic" w:cs="Lucida Grande"/>
+          <w:color w:val="000000"/>
+          <w:sz w:val="18"/>
+          <w:szCs w:val="18"/>
+          <w:bdr w:val="none" w:sz="0" w:space="0" w:color="auto" w:frame="1"/>
+          <w:lang w:eastAsia="en-GB"/>
+        </w:rPr>
+        <w:t>BH</w:t>
+      </w:r>
+      <w:r>
+        <w:rPr>
+          <w:rFonts w:ascii="STIXGeneral-Regular" w:eastAsia="Times New Roman" w:hAnsi="STIXGeneral-Regular" w:cs="Lucida Grande"/>
+          <w:color w:val="000000"/>
+          <w:sz w:val="25"/>
+          <w:szCs w:val="25"/>
+          <w:bdr w:val="none" w:sz="0" w:space="0" w:color="auto" w:frame="1"/>
+          <w:lang w:eastAsia="en-GB"/>
+        </w:rPr>
+        <w:t>∝</w:t>
+      </w:r>
+      <w:r>
+        <w:rPr>
+          <w:rFonts w:ascii="STIXGeneral-Italic" w:eastAsia="Times New Roman" w:hAnsi="STIXGeneral-Italic" w:cs="Lucida Grande"/>
+          <w:color w:val="000000"/>
+          <w:sz w:val="25"/>
+          <w:szCs w:val="25"/>
+          <w:bdr w:val="none" w:sz="0" w:space="0" w:color="auto" w:frame="1"/>
+          <w:lang w:eastAsia="en-GB"/>
+        </w:rPr>
+        <w:t>M</w:t>
+      </w:r>
+      <w:r>
+        <w:rPr>
+          <w:rFonts w:ascii="STIXGeneral-Regular" w:eastAsia="Times New Roman" w:hAnsi="STIXGeneral-Regular" w:cs="Lucida Grande"/>
+          <w:color w:val="000000"/>
+          <w:sz w:val="18"/>
+          <w:szCs w:val="18"/>
+          <w:bdr w:val="none" w:sz="0" w:space="0" w:color="auto" w:frame="1"/>
+          <w:lang w:eastAsia="en-GB"/>
+        </w:rPr>
+        <w:t>1.27±0.07∗,</w:t>
+      </w:r>
+      <w:r>
+        <w:rPr>
+          <w:rFonts w:ascii="STIXGeneral-Italic" w:eastAsia="Times New Roman" w:hAnsi="STIXGeneral-Italic" w:cs="Lucida Grande"/>
+          <w:color w:val="000000"/>
+          <w:sz w:val="18"/>
+          <w:szCs w:val="18"/>
+          <w:bdr w:val="none" w:sz="0" w:space="0" w:color="auto" w:frame="1"/>
+          <w:lang w:eastAsia="en-GB"/>
+        </w:rPr>
+        <w:t>sph</w:t>
+      </w:r>
+      <w:r>
+        <w:rPr>
+          <w:rFonts w:ascii="Lucida Grande" w:eastAsia="Times New Roman" w:hAnsi="Lucida Grande" w:cs="Lucida Grande"/>
+          <w:color w:val="000000"/>
+          <w:sz w:val="20"/>
+          <w:szCs w:val="20"/>
+          <w:shd w:val="clear" w:color="auto" w:fill="FFFFFF"/>
+          <w:lang w:eastAsia="en-GB"/>
+        </w:rPr>
+        <w:t xml:space="preserve"> is an </w:t>
+      </w:r>
+      <w:proofErr w:type="spellStart"/>
+      <w:r>
+        <w:rPr>
+          <w:rFonts w:ascii="Lucida Grande" w:eastAsia="Times New Roman" w:hAnsi="Lucida Grande" w:cs="Lucida Grande"/>
+          <w:color w:val="000000"/>
+          <w:sz w:val="20"/>
+          <w:szCs w:val="20"/>
+          <w:shd w:val="clear" w:color="auto" w:fill="FFFFFF"/>
+          <w:lang w:eastAsia="en-GB"/>
+        </w:rPr>
+        <w:t>artifact</w:t>
+      </w:r>
+      <w:proofErr w:type="spellEnd"/>
+      <w:r>
+        <w:rPr>
+          <w:rFonts w:ascii="Lucida Grande" w:eastAsia="Times New Roman" w:hAnsi="Lucida Grande" w:cs="Lucida Grande"/>
+          <w:color w:val="000000"/>
+          <w:sz w:val="20"/>
+          <w:szCs w:val="20"/>
+          <w:shd w:val="clear" w:color="auto" w:fill="FFFFFF"/>
+          <w:lang w:eastAsia="en-GB"/>
+        </w:rPr>
+        <w:t xml:space="preserve"> of ETGs with/without disks following parallel </w:t>
+      </w:r>
+      <w:r>
+        <w:rPr>
+          <w:rFonts w:ascii="STIXGeneral-Italic" w:eastAsia="Times New Roman" w:hAnsi="STIXGeneral-Italic" w:cs="Lucida Grande"/>
+          <w:color w:val="000000"/>
+          <w:sz w:val="25"/>
+          <w:szCs w:val="25"/>
+          <w:bdr w:val="none" w:sz="0" w:space="0" w:color="auto" w:frame="1"/>
+          <w:lang w:eastAsia="en-GB"/>
+        </w:rPr>
+        <w:t>M</w:t>
+      </w:r>
+      <w:r>
+        <w:rPr>
+          <w:rFonts w:ascii="STIXGeneral-Italic" w:eastAsia="Times New Roman" w:hAnsi="STIXGeneral-Italic" w:cs="Lucida Grande"/>
+          <w:color w:val="000000"/>
+          <w:sz w:val="18"/>
+          <w:szCs w:val="18"/>
+          <w:bdr w:val="none" w:sz="0" w:space="0" w:color="auto" w:frame="1"/>
+          <w:lang w:eastAsia="en-GB"/>
+        </w:rPr>
+        <w:t>BH</w:t>
+      </w:r>
+      <w:r>
+        <w:rPr>
+          <w:rFonts w:ascii="STIXGeneral-Regular" w:eastAsia="Times New Roman" w:hAnsi="STIXGeneral-Regular" w:cs="Lucida Grande"/>
+          <w:color w:val="000000"/>
+          <w:sz w:val="25"/>
+          <w:szCs w:val="25"/>
+          <w:bdr w:val="none" w:sz="0" w:space="0" w:color="auto" w:frame="1"/>
+          <w:lang w:eastAsia="en-GB"/>
+        </w:rPr>
+        <w:t>∝</w:t>
+      </w:r>
+      <w:r>
+        <w:rPr>
+          <w:rFonts w:ascii="STIXGeneral-Italic" w:eastAsia="Times New Roman" w:hAnsi="STIXGeneral-Italic" w:cs="Lucida Grande"/>
+          <w:color w:val="000000"/>
+          <w:sz w:val="25"/>
+          <w:szCs w:val="25"/>
+          <w:bdr w:val="none" w:sz="0" w:space="0" w:color="auto" w:frame="1"/>
+          <w:lang w:eastAsia="en-GB"/>
+        </w:rPr>
+        <w:t>M</w:t>
+      </w:r>
+      <w:r>
+        <w:rPr>
+          <w:rFonts w:ascii="STIXGeneral-Regular" w:eastAsia="Times New Roman" w:hAnsi="STIXGeneral-Regular" w:cs="Lucida Grande"/>
+          <w:color w:val="000000"/>
+          <w:sz w:val="18"/>
+          <w:szCs w:val="18"/>
+          <w:bdr w:val="none" w:sz="0" w:space="0" w:color="auto" w:frame="1"/>
+          <w:lang w:eastAsia="en-GB"/>
+        </w:rPr>
+        <w:t>1.9±0.2∗,</w:t>
+      </w:r>
+      <w:r>
+        <w:rPr>
+          <w:rFonts w:ascii="STIXGeneral-Italic" w:eastAsia="Times New Roman" w:hAnsi="STIXGeneral-Italic" w:cs="Lucida Grande"/>
+          <w:color w:val="000000"/>
+          <w:sz w:val="18"/>
+          <w:szCs w:val="18"/>
+          <w:bdr w:val="none" w:sz="0" w:space="0" w:color="auto" w:frame="1"/>
+          <w:lang w:eastAsia="en-GB"/>
+        </w:rPr>
+        <w:t>sph</w:t>
+      </w:r>
+      <w:r>
+        <w:rPr>
+          <w:rFonts w:ascii="Lucida Grande" w:eastAsia="Times New Roman" w:hAnsi="Lucida Grande" w:cs="Lucida Grande"/>
+          <w:color w:val="000000"/>
+          <w:sz w:val="20"/>
+          <w:szCs w:val="20"/>
+          <w:shd w:val="clear" w:color="auto" w:fill="FFFFFF"/>
+          <w:lang w:eastAsia="en-GB"/>
+        </w:rPr>
+        <w:t> relations which are offset by an order of magnitude in the </w:t>
+      </w:r>
+      <w:r>
+        <w:rPr>
+          <w:rFonts w:ascii="STIXGeneral-Italic" w:eastAsia="Times New Roman" w:hAnsi="STIXGeneral-Italic" w:cs="Lucida Grande"/>
+          <w:color w:val="000000"/>
+          <w:sz w:val="25"/>
+          <w:szCs w:val="25"/>
+          <w:bdr w:val="none" w:sz="0" w:space="0" w:color="auto" w:frame="1"/>
+          <w:lang w:eastAsia="en-GB"/>
+        </w:rPr>
+        <w:t>M</w:t>
+      </w:r>
+      <w:r>
+        <w:rPr>
+          <w:rFonts w:ascii="STIXGeneral-Italic" w:eastAsia="Times New Roman" w:hAnsi="STIXGeneral-Italic" w:cs="Lucida Grande"/>
+          <w:color w:val="000000"/>
+          <w:sz w:val="18"/>
+          <w:szCs w:val="18"/>
+          <w:bdr w:val="none" w:sz="0" w:space="0" w:color="auto" w:frame="1"/>
+          <w:lang w:eastAsia="en-GB"/>
+        </w:rPr>
+        <w:t>BH</w:t>
+      </w:r>
+      <w:r>
+        <w:rPr>
+          <w:rFonts w:ascii="Lucida Grande" w:eastAsia="Times New Roman" w:hAnsi="Lucida Grande" w:cs="Lucida Grande"/>
+          <w:color w:val="000000"/>
+          <w:sz w:val="20"/>
+          <w:szCs w:val="20"/>
+          <w:shd w:val="clear" w:color="auto" w:fill="FFFFFF"/>
+          <w:lang w:eastAsia="en-GB"/>
+        </w:rPr>
+        <w:t>-direction. Here we searched for substructure in the </w:t>
+      </w:r>
+      <w:r>
+        <w:rPr>
+          <w:rFonts w:ascii="STIXGeneral-Italic" w:eastAsia="Times New Roman" w:hAnsi="STIXGeneral-Italic" w:cs="Lucida Grande"/>
+          <w:color w:val="000000"/>
+          <w:sz w:val="25"/>
+          <w:szCs w:val="25"/>
+          <w:bdr w:val="none" w:sz="0" w:space="0" w:color="auto" w:frame="1"/>
+          <w:lang w:eastAsia="en-GB"/>
+        </w:rPr>
+        <w:t>M</w:t>
+      </w:r>
+      <w:r>
+        <w:rPr>
+          <w:rFonts w:ascii="STIXGeneral-Italic" w:eastAsia="Times New Roman" w:hAnsi="STIXGeneral-Italic" w:cs="Lucida Grande"/>
+          <w:color w:val="000000"/>
+          <w:sz w:val="18"/>
+          <w:szCs w:val="18"/>
+          <w:bdr w:val="none" w:sz="0" w:space="0" w:color="auto" w:frame="1"/>
+          <w:lang w:eastAsia="en-GB"/>
+        </w:rPr>
+        <w:t>BH</w:t>
+      </w:r>
+      <w:r>
+        <w:rPr>
+          <w:rFonts w:ascii="Lucida Grande" w:eastAsia="Times New Roman" w:hAnsi="Lucida Grande" w:cs="Lucida Grande"/>
+          <w:color w:val="000000"/>
+          <w:sz w:val="20"/>
+          <w:szCs w:val="20"/>
+          <w:shd w:val="clear" w:color="auto" w:fill="FFFFFF"/>
+          <w:lang w:eastAsia="en-GB"/>
+        </w:rPr>
+        <w:t>-(central velocity dispersion, </w:t>
+      </w:r>
+      <w:r>
+        <w:rPr>
+          <w:rFonts w:ascii="STIXGeneral-Italic" w:eastAsia="Times New Roman" w:hAnsi="STIXGeneral-Italic" w:cs="Lucida Grande"/>
+          <w:color w:val="000000"/>
+          <w:sz w:val="25"/>
+          <w:szCs w:val="25"/>
+          <w:bdr w:val="none" w:sz="0" w:space="0" w:color="auto" w:frame="1"/>
+          <w:lang w:eastAsia="en-GB"/>
+        </w:rPr>
+        <w:t>σ</w:t>
+      </w:r>
+      <w:r>
+        <w:rPr>
+          <w:rFonts w:ascii="Lucida Grande" w:eastAsia="Times New Roman" w:hAnsi="Lucida Grande" w:cs="Lucida Grande"/>
+          <w:color w:val="000000"/>
+          <w:sz w:val="20"/>
+          <w:szCs w:val="20"/>
+          <w:shd w:val="clear" w:color="auto" w:fill="FFFFFF"/>
+          <w:lang w:eastAsia="en-GB"/>
+        </w:rPr>
+        <w:t xml:space="preserve">) diagram using our recently published, multi-component, galaxy decompositions; investigating divisions based on the presence of a </w:t>
+      </w:r>
+      <w:r>
+        <w:rPr>
+          <w:rFonts w:ascii="Lucida Grande" w:eastAsia="Times New Roman" w:hAnsi="Lucida Grande" w:cs="Lucida Grande"/>
+          <w:color w:val="000000"/>
+          <w:sz w:val="20"/>
+          <w:szCs w:val="20"/>
+          <w:shd w:val="clear" w:color="auto" w:fill="FFFFFF"/>
+          <w:lang w:eastAsia="en-GB"/>
+        </w:rPr>
+        <w:lastRenderedPageBreak/>
+        <w:t xml:space="preserve">depleted stellar core (major dry-merger), a disk (minor wet/dry-merger, gas accretion), or a bar (evolved unstable disk). The </w:t>
+      </w:r>
+      <w:proofErr w:type="spellStart"/>
+      <w:r>
+        <w:rPr>
+          <w:rFonts w:ascii="Lucida Grande" w:eastAsia="Times New Roman" w:hAnsi="Lucida Grande" w:cs="Lucida Grande"/>
+          <w:color w:val="000000"/>
+          <w:sz w:val="20"/>
+          <w:szCs w:val="20"/>
+          <w:shd w:val="clear" w:color="auto" w:fill="FFFFFF"/>
+          <w:lang w:eastAsia="en-GB"/>
+        </w:rPr>
+        <w:t>Sérsic</w:t>
+      </w:r>
+      <w:proofErr w:type="spellEnd"/>
+      <w:r>
+        <w:rPr>
+          <w:rFonts w:ascii="Lucida Grande" w:eastAsia="Times New Roman" w:hAnsi="Lucida Grande" w:cs="Lucida Grande"/>
+          <w:color w:val="000000"/>
+          <w:sz w:val="20"/>
+          <w:szCs w:val="20"/>
+          <w:shd w:val="clear" w:color="auto" w:fill="FFFFFF"/>
+          <w:lang w:eastAsia="en-GB"/>
+        </w:rPr>
+        <w:t xml:space="preserve"> and core-</w:t>
+      </w:r>
+      <w:proofErr w:type="spellStart"/>
+      <w:r>
+        <w:rPr>
+          <w:rFonts w:ascii="Lucida Grande" w:eastAsia="Times New Roman" w:hAnsi="Lucida Grande" w:cs="Lucida Grande"/>
+          <w:color w:val="000000"/>
+          <w:sz w:val="20"/>
+          <w:szCs w:val="20"/>
+          <w:shd w:val="clear" w:color="auto" w:fill="FFFFFF"/>
+          <w:lang w:eastAsia="en-GB"/>
+        </w:rPr>
+        <w:t>Sérsic</w:t>
+      </w:r>
+      <w:proofErr w:type="spellEnd"/>
+      <w:r>
+        <w:rPr>
+          <w:rFonts w:ascii="Lucida Grande" w:eastAsia="Times New Roman" w:hAnsi="Lucida Grande" w:cs="Lucida Grande"/>
+          <w:color w:val="000000"/>
+          <w:sz w:val="20"/>
+          <w:szCs w:val="20"/>
+          <w:shd w:val="clear" w:color="auto" w:fill="FFFFFF"/>
+          <w:lang w:eastAsia="en-GB"/>
+        </w:rPr>
+        <w:t xml:space="preserve"> galaxies define two distinct relations: </w:t>
+      </w:r>
+      <w:r>
+        <w:rPr>
+          <w:rFonts w:ascii="STIXGeneral-Italic" w:eastAsia="Times New Roman" w:hAnsi="STIXGeneral-Italic" w:cs="Lucida Grande"/>
+          <w:color w:val="000000"/>
+          <w:sz w:val="25"/>
+          <w:szCs w:val="25"/>
+          <w:bdr w:val="none" w:sz="0" w:space="0" w:color="auto" w:frame="1"/>
+          <w:lang w:eastAsia="en-GB"/>
+        </w:rPr>
+        <w:t>M</w:t>
+      </w:r>
+      <w:r>
+        <w:rPr>
+          <w:rFonts w:ascii="STIXGeneral-Italic" w:eastAsia="Times New Roman" w:hAnsi="STIXGeneral-Italic" w:cs="Lucida Grande"/>
+          <w:color w:val="000000"/>
+          <w:sz w:val="18"/>
+          <w:szCs w:val="18"/>
+          <w:bdr w:val="none" w:sz="0" w:space="0" w:color="auto" w:frame="1"/>
+          <w:lang w:eastAsia="en-GB"/>
+        </w:rPr>
+        <w:t>BH</w:t>
+      </w:r>
+      <w:r>
+        <w:rPr>
+          <w:rFonts w:ascii="STIXGeneral-Regular" w:eastAsia="Times New Roman" w:hAnsi="STIXGeneral-Regular" w:cs="Lucida Grande"/>
+          <w:color w:val="000000"/>
+          <w:sz w:val="25"/>
+          <w:szCs w:val="25"/>
+          <w:bdr w:val="none" w:sz="0" w:space="0" w:color="auto" w:frame="1"/>
+          <w:lang w:eastAsia="en-GB"/>
+        </w:rPr>
+        <w:t>∝</w:t>
+      </w:r>
+      <w:r>
+        <w:rPr>
+          <w:rFonts w:ascii="STIXGeneral-Italic" w:eastAsia="Times New Roman" w:hAnsi="STIXGeneral-Italic" w:cs="Lucida Grande"/>
+          <w:color w:val="000000"/>
+          <w:sz w:val="25"/>
+          <w:szCs w:val="25"/>
+          <w:bdr w:val="none" w:sz="0" w:space="0" w:color="auto" w:frame="1"/>
+          <w:lang w:eastAsia="en-GB"/>
+        </w:rPr>
+        <w:t>σ</w:t>
+      </w:r>
+      <w:r>
+        <w:rPr>
+          <w:rFonts w:ascii="STIXGeneral-Regular" w:eastAsia="Times New Roman" w:hAnsi="STIXGeneral-Regular" w:cs="Lucida Grande"/>
+          <w:color w:val="000000"/>
+          <w:sz w:val="18"/>
+          <w:szCs w:val="18"/>
+          <w:bdr w:val="none" w:sz="0" w:space="0" w:color="auto" w:frame="1"/>
+          <w:lang w:eastAsia="en-GB"/>
+        </w:rPr>
+        <w:t>5.86±0.33</w:t>
+      </w:r>
+      <w:r>
+        <w:rPr>
+          <w:rFonts w:ascii="Lucida Grande" w:eastAsia="Times New Roman" w:hAnsi="Lucida Grande" w:cs="Lucida Grande"/>
+          <w:color w:val="000000"/>
+          <w:sz w:val="20"/>
+          <w:szCs w:val="20"/>
+          <w:shd w:val="clear" w:color="auto" w:fill="FFFFFF"/>
+          <w:lang w:eastAsia="en-GB"/>
+        </w:rPr>
+        <w:t> and </w:t>
+      </w:r>
+      <w:r>
+        <w:rPr>
+          <w:rFonts w:ascii="STIXGeneral-Italic" w:eastAsia="Times New Roman" w:hAnsi="STIXGeneral-Italic" w:cs="Lucida Grande"/>
+          <w:color w:val="000000"/>
+          <w:sz w:val="25"/>
+          <w:szCs w:val="25"/>
+          <w:bdr w:val="none" w:sz="0" w:space="0" w:color="auto" w:frame="1"/>
+          <w:lang w:eastAsia="en-GB"/>
+        </w:rPr>
+        <w:t>M</w:t>
+      </w:r>
+      <w:r>
+        <w:rPr>
+          <w:rFonts w:ascii="STIXGeneral-Italic" w:eastAsia="Times New Roman" w:hAnsi="STIXGeneral-Italic" w:cs="Lucida Grande"/>
+          <w:color w:val="000000"/>
+          <w:sz w:val="18"/>
+          <w:szCs w:val="18"/>
+          <w:bdr w:val="none" w:sz="0" w:space="0" w:color="auto" w:frame="1"/>
+          <w:lang w:eastAsia="en-GB"/>
+        </w:rPr>
+        <w:t>BH</w:t>
+      </w:r>
+      <w:r>
+        <w:rPr>
+          <w:rFonts w:ascii="STIXGeneral-Regular" w:eastAsia="Times New Roman" w:hAnsi="STIXGeneral-Regular" w:cs="Lucida Grande"/>
+          <w:color w:val="000000"/>
+          <w:sz w:val="25"/>
+          <w:szCs w:val="25"/>
+          <w:bdr w:val="none" w:sz="0" w:space="0" w:color="auto" w:frame="1"/>
+          <w:lang w:eastAsia="en-GB"/>
+        </w:rPr>
+        <w:t>∝</w:t>
+      </w:r>
+      <w:r>
+        <w:rPr>
+          <w:rFonts w:ascii="STIXGeneral-Italic" w:eastAsia="Times New Roman" w:hAnsi="STIXGeneral-Italic" w:cs="Lucida Grande"/>
+          <w:color w:val="000000"/>
+          <w:sz w:val="25"/>
+          <w:szCs w:val="25"/>
+          <w:bdr w:val="none" w:sz="0" w:space="0" w:color="auto" w:frame="1"/>
+          <w:lang w:eastAsia="en-GB"/>
+        </w:rPr>
+        <w:t>σ</w:t>
+      </w:r>
+      <w:r>
+        <w:rPr>
+          <w:rFonts w:ascii="STIXGeneral-Regular" w:eastAsia="Times New Roman" w:hAnsi="STIXGeneral-Regular" w:cs="Lucida Grande"/>
+          <w:color w:val="000000"/>
+          <w:sz w:val="18"/>
+          <w:szCs w:val="18"/>
+          <w:bdr w:val="none" w:sz="0" w:space="0" w:color="auto" w:frame="1"/>
+          <w:lang w:eastAsia="en-GB"/>
+        </w:rPr>
+        <w:t>8.54±1.07</w:t>
+      </w:r>
+      <w:r>
+        <w:rPr>
+          <w:rFonts w:ascii="Lucida Grande" w:eastAsia="Times New Roman" w:hAnsi="Lucida Grande" w:cs="Lucida Grande"/>
+          <w:color w:val="000000"/>
+          <w:sz w:val="20"/>
+          <w:szCs w:val="20"/>
+          <w:shd w:val="clear" w:color="auto" w:fill="FFFFFF"/>
+          <w:lang w:eastAsia="en-GB"/>
+        </w:rPr>
+        <w:t>, with </w:t>
+      </w:r>
+      <w:proofErr w:type="spellStart"/>
+      <w:r>
+        <w:rPr>
+          <w:rFonts w:ascii="STIXGeneral-Regular" w:eastAsia="Times New Roman" w:hAnsi="STIXGeneral-Regular" w:cs="Lucida Grande"/>
+          <w:color w:val="000000"/>
+          <w:sz w:val="25"/>
+          <w:szCs w:val="25"/>
+          <w:bdr w:val="none" w:sz="0" w:space="0" w:color="auto" w:frame="1"/>
+          <w:lang w:eastAsia="en-GB"/>
+        </w:rPr>
+        <w:t>Δ</w:t>
+      </w:r>
+      <w:r>
+        <w:rPr>
+          <w:rFonts w:ascii="STIXGeneral-Italic" w:eastAsia="Times New Roman" w:hAnsi="STIXGeneral-Italic" w:cs="Lucida Grande"/>
+          <w:color w:val="000000"/>
+          <w:sz w:val="18"/>
+          <w:szCs w:val="18"/>
+          <w:bdr w:val="none" w:sz="0" w:space="0" w:color="auto" w:frame="1"/>
+          <w:lang w:eastAsia="en-GB"/>
+        </w:rPr>
+        <w:t>rms</w:t>
+      </w:r>
+      <w:r>
+        <w:rPr>
+          <w:rFonts w:ascii="STIXVariants" w:eastAsia="Times New Roman" w:hAnsi="STIXVariants" w:cs="Lucida Grande"/>
+          <w:color w:val="000000"/>
+          <w:sz w:val="18"/>
+          <w:szCs w:val="18"/>
+          <w:bdr w:val="none" w:sz="0" w:space="0" w:color="auto" w:frame="1"/>
+          <w:lang w:eastAsia="en-GB"/>
+        </w:rPr>
+        <w:t>|</w:t>
+      </w:r>
+      <w:r>
+        <w:rPr>
+          <w:rFonts w:ascii="STIXGeneral-Italic" w:eastAsia="Times New Roman" w:hAnsi="STIXGeneral-Italic" w:cs="Lucida Grande"/>
+          <w:color w:val="000000"/>
+          <w:sz w:val="18"/>
+          <w:szCs w:val="18"/>
+          <w:bdr w:val="none" w:sz="0" w:space="0" w:color="auto" w:frame="1"/>
+          <w:lang w:eastAsia="en-GB"/>
+        </w:rPr>
+        <w:t>BH</w:t>
+      </w:r>
+      <w:proofErr w:type="spellEnd"/>
+      <w:r>
+        <w:rPr>
+          <w:rFonts w:ascii="STIXGeneral-Regular" w:eastAsia="Times New Roman" w:hAnsi="STIXGeneral-Regular" w:cs="Lucida Grande"/>
+          <w:color w:val="000000"/>
+          <w:sz w:val="25"/>
+          <w:szCs w:val="25"/>
+          <w:bdr w:val="none" w:sz="0" w:space="0" w:color="auto" w:frame="1"/>
+          <w:lang w:eastAsia="en-GB"/>
+        </w:rPr>
+        <w:t>=0.51</w:t>
+      </w:r>
+      <w:r>
+        <w:rPr>
+          <w:rFonts w:ascii="Lucida Grande" w:eastAsia="Times New Roman" w:hAnsi="Lucida Grande" w:cs="Lucida Grande"/>
+          <w:color w:val="000000"/>
+          <w:sz w:val="20"/>
+          <w:szCs w:val="20"/>
+          <w:shd w:val="clear" w:color="auto" w:fill="FFFFFF"/>
+          <w:lang w:eastAsia="en-GB"/>
+        </w:rPr>
+        <w:t xml:space="preserve"> and 0.47 </w:t>
+      </w:r>
+      <w:proofErr w:type="spellStart"/>
+      <w:r>
+        <w:rPr>
+          <w:rFonts w:ascii="Lucida Grande" w:eastAsia="Times New Roman" w:hAnsi="Lucida Grande" w:cs="Lucida Grande"/>
+          <w:color w:val="000000"/>
+          <w:sz w:val="20"/>
+          <w:szCs w:val="20"/>
+          <w:shd w:val="clear" w:color="auto" w:fill="FFFFFF"/>
+          <w:lang w:eastAsia="en-GB"/>
+        </w:rPr>
+        <w:t>dex</w:t>
+      </w:r>
+      <w:proofErr w:type="spellEnd"/>
+      <w:r>
+        <w:rPr>
+          <w:rFonts w:ascii="Lucida Grande" w:eastAsia="Times New Roman" w:hAnsi="Lucida Grande" w:cs="Lucida Grande"/>
+          <w:color w:val="000000"/>
+          <w:sz w:val="20"/>
+          <w:szCs w:val="20"/>
+          <w:shd w:val="clear" w:color="auto" w:fill="FFFFFF"/>
+          <w:lang w:eastAsia="en-GB"/>
+        </w:rPr>
+        <w:t>, respectively. We also report on the consistency with the slopes and bends in the galaxy luminosity (</w:t>
+      </w:r>
+      <w:r>
+        <w:rPr>
+          <w:rFonts w:ascii="STIXGeneral-Italic" w:eastAsia="Times New Roman" w:hAnsi="STIXGeneral-Italic" w:cs="Lucida Grande"/>
+          <w:color w:val="000000"/>
+          <w:sz w:val="25"/>
+          <w:szCs w:val="25"/>
+          <w:bdr w:val="none" w:sz="0" w:space="0" w:color="auto" w:frame="1"/>
+          <w:lang w:eastAsia="en-GB"/>
+        </w:rPr>
+        <w:t>L</w:t>
+      </w:r>
+      <w:r>
+        <w:rPr>
+          <w:rFonts w:ascii="Lucida Grande" w:eastAsia="Times New Roman" w:hAnsi="Lucida Grande" w:cs="Lucida Grande"/>
+          <w:color w:val="000000"/>
+          <w:sz w:val="20"/>
+          <w:szCs w:val="20"/>
+          <w:shd w:val="clear" w:color="auto" w:fill="FFFFFF"/>
+          <w:lang w:eastAsia="en-GB"/>
+        </w:rPr>
+        <w:t>)-</w:t>
+      </w:r>
+      <w:proofErr w:type="spellStart"/>
+      <w:r>
+        <w:rPr>
+          <w:rFonts w:ascii="STIXGeneral-Italic" w:eastAsia="Times New Roman" w:hAnsi="STIXGeneral-Italic" w:cs="Lucida Grande"/>
+          <w:color w:val="000000"/>
+          <w:sz w:val="25"/>
+          <w:szCs w:val="25"/>
+          <w:bdr w:val="none" w:sz="0" w:space="0" w:color="auto" w:frame="1"/>
+          <w:lang w:eastAsia="en-GB"/>
+        </w:rPr>
+        <w:t>σ</w:t>
+      </w:r>
+      <w:r>
+        <w:rPr>
+          <w:rFonts w:ascii="Lucida Grande" w:eastAsia="Times New Roman" w:hAnsi="Lucida Grande" w:cs="Lucida Grande"/>
+          <w:color w:val="000000"/>
+          <w:sz w:val="20"/>
+          <w:szCs w:val="20"/>
+          <w:shd w:val="clear" w:color="auto" w:fill="FFFFFF"/>
+          <w:lang w:eastAsia="en-GB"/>
+        </w:rPr>
+        <w:t>relation</w:t>
+      </w:r>
+      <w:proofErr w:type="spellEnd"/>
+      <w:r>
+        <w:rPr>
+          <w:rFonts w:ascii="Lucida Grande" w:eastAsia="Times New Roman" w:hAnsi="Lucida Grande" w:cs="Lucida Grande"/>
+          <w:color w:val="000000"/>
+          <w:sz w:val="20"/>
+          <w:szCs w:val="20"/>
+          <w:shd w:val="clear" w:color="auto" w:fill="FFFFFF"/>
+          <w:lang w:eastAsia="en-GB"/>
+        </w:rPr>
+        <w:t xml:space="preserve"> due to </w:t>
+      </w:r>
+      <w:proofErr w:type="spellStart"/>
+      <w:r>
+        <w:rPr>
+          <w:rFonts w:ascii="Lucida Grande" w:eastAsia="Times New Roman" w:hAnsi="Lucida Grande" w:cs="Lucida Grande"/>
+          <w:color w:val="000000"/>
+          <w:sz w:val="20"/>
+          <w:szCs w:val="20"/>
+          <w:shd w:val="clear" w:color="auto" w:fill="FFFFFF"/>
+          <w:lang w:eastAsia="en-GB"/>
+        </w:rPr>
+        <w:t>Sérsic</w:t>
+      </w:r>
+      <w:proofErr w:type="spellEnd"/>
+      <w:r>
+        <w:rPr>
+          <w:rFonts w:ascii="Lucida Grande" w:eastAsia="Times New Roman" w:hAnsi="Lucida Grande" w:cs="Lucida Grande"/>
+          <w:color w:val="000000"/>
+          <w:sz w:val="20"/>
+          <w:szCs w:val="20"/>
+          <w:shd w:val="clear" w:color="auto" w:fill="FFFFFF"/>
+          <w:lang w:eastAsia="en-GB"/>
+        </w:rPr>
+        <w:t xml:space="preserve"> and core-</w:t>
+      </w:r>
+      <w:proofErr w:type="spellStart"/>
+      <w:r>
+        <w:rPr>
+          <w:rFonts w:ascii="Lucida Grande" w:eastAsia="Times New Roman" w:hAnsi="Lucida Grande" w:cs="Lucida Grande"/>
+          <w:color w:val="000000"/>
+          <w:sz w:val="20"/>
+          <w:szCs w:val="20"/>
+          <w:shd w:val="clear" w:color="auto" w:fill="FFFFFF"/>
+          <w:lang w:eastAsia="en-GB"/>
+        </w:rPr>
+        <w:t>Sérsic</w:t>
+      </w:r>
+      <w:proofErr w:type="spellEnd"/>
+      <w:r>
+        <w:rPr>
+          <w:rFonts w:ascii="Lucida Grande" w:eastAsia="Times New Roman" w:hAnsi="Lucida Grande" w:cs="Lucida Grande"/>
+          <w:color w:val="000000"/>
+          <w:sz w:val="20"/>
+          <w:szCs w:val="20"/>
+          <w:shd w:val="clear" w:color="auto" w:fill="FFFFFF"/>
+          <w:lang w:eastAsia="en-GB"/>
+        </w:rPr>
+        <w:t xml:space="preserve"> ETGs, and LTGs which a</w:t>
+      </w:r>
+      <w:bookmarkStart w:id="0" w:name="_GoBack"/>
+      <w:bookmarkEnd w:id="0"/>
+      <w:r>
+        <w:rPr>
+          <w:rFonts w:ascii="Lucida Grande" w:eastAsia="Times New Roman" w:hAnsi="Lucida Grande" w:cs="Lucida Grande"/>
+          <w:color w:val="000000"/>
+          <w:sz w:val="20"/>
+          <w:szCs w:val="20"/>
+          <w:shd w:val="clear" w:color="auto" w:fill="FFFFFF"/>
+          <w:lang w:eastAsia="en-GB"/>
+        </w:rPr>
+        <w:t xml:space="preserve">ll have </w:t>
+      </w:r>
+      <w:proofErr w:type="spellStart"/>
+      <w:r>
+        <w:rPr>
+          <w:rFonts w:ascii="Lucida Grande" w:eastAsia="Times New Roman" w:hAnsi="Lucida Grande" w:cs="Lucida Grande"/>
+          <w:color w:val="000000"/>
+          <w:sz w:val="20"/>
+          <w:szCs w:val="20"/>
+          <w:shd w:val="clear" w:color="auto" w:fill="FFFFFF"/>
+          <w:lang w:eastAsia="en-GB"/>
+        </w:rPr>
+        <w:t>Sérsic</w:t>
+      </w:r>
+      <w:proofErr w:type="spellEnd"/>
+      <w:r>
+        <w:rPr>
+          <w:rFonts w:ascii="Lucida Grande" w:eastAsia="Times New Roman" w:hAnsi="Lucida Grande" w:cs="Lucida Grande"/>
+          <w:color w:val="000000"/>
+          <w:sz w:val="20"/>
+          <w:szCs w:val="20"/>
+          <w:shd w:val="clear" w:color="auto" w:fill="FFFFFF"/>
+          <w:lang w:eastAsia="en-GB"/>
+        </w:rPr>
+        <w:t xml:space="preserve"> light-profiles. The bend in the </w:t>
+      </w:r>
+      <w:r>
+        <w:rPr>
+          <w:rFonts w:ascii="STIXGeneral-Italic" w:eastAsia="Times New Roman" w:hAnsi="STIXGeneral-Italic" w:cs="Lucida Grande"/>
+          <w:color w:val="000000"/>
+          <w:sz w:val="25"/>
+          <w:szCs w:val="25"/>
+          <w:bdr w:val="none" w:sz="0" w:space="0" w:color="auto" w:frame="1"/>
+          <w:lang w:eastAsia="en-GB"/>
+        </w:rPr>
+        <w:t>M</w:t>
+      </w:r>
+      <w:r>
+        <w:rPr>
+          <w:rFonts w:ascii="STIXGeneral-Italic" w:eastAsia="Times New Roman" w:hAnsi="STIXGeneral-Italic" w:cs="Lucida Grande"/>
+          <w:color w:val="000000"/>
+          <w:sz w:val="18"/>
+          <w:szCs w:val="18"/>
+          <w:bdr w:val="none" w:sz="0" w:space="0" w:color="auto" w:frame="1"/>
+          <w:lang w:eastAsia="en-GB"/>
+        </w:rPr>
+        <w:t>BH</w:t>
+      </w:r>
+      <w:r>
+        <w:rPr>
+          <w:rFonts w:ascii="Lucida Grande" w:eastAsia="Times New Roman" w:hAnsi="Lucida Grande" w:cs="Lucida Grande"/>
+          <w:color w:val="000000"/>
+          <w:sz w:val="20"/>
+          <w:szCs w:val="20"/>
+          <w:shd w:val="clear" w:color="auto" w:fill="FFFFFF"/>
+          <w:lang w:eastAsia="en-GB"/>
+        </w:rPr>
+        <w:t>-</w:t>
+      </w:r>
+      <w:r>
+        <w:rPr>
+          <w:rFonts w:ascii="STIXGeneral-Italic" w:eastAsia="Times New Roman" w:hAnsi="STIXGeneral-Italic" w:cs="Lucida Grande"/>
+          <w:color w:val="000000"/>
+          <w:sz w:val="25"/>
+          <w:szCs w:val="25"/>
+          <w:bdr w:val="none" w:sz="0" w:space="0" w:color="auto" w:frame="1"/>
+          <w:lang w:eastAsia="en-GB"/>
+        </w:rPr>
+        <w:t>σ</w:t>
+      </w:r>
+      <w:r>
+        <w:rPr>
+          <w:rFonts w:ascii="Lucida Grande" w:eastAsia="Times New Roman" w:hAnsi="Lucida Grande" w:cs="Lucida Grande"/>
+          <w:color w:val="000000"/>
+          <w:sz w:val="20"/>
+          <w:szCs w:val="20"/>
+          <w:shd w:val="clear" w:color="auto" w:fill="FFFFFF"/>
+          <w:lang w:eastAsia="en-GB"/>
+        </w:rPr>
+        <w:t xml:space="preserve"> diagram (superficially) reappears upon separating galaxies with/without a disk, while we find no significant offset between barred and non-barred galaxies, nor between galaxies with/without active galactic nuclei. We also address selection biases purported to affect the scaling relations for </w:t>
+      </w:r>
+      <w:proofErr w:type="gramStart"/>
+      <w:r>
+        <w:rPr>
+          <w:rFonts w:ascii="Lucida Grande" w:eastAsia="Times New Roman" w:hAnsi="Lucida Grande" w:cs="Lucida Grande"/>
+          <w:color w:val="000000"/>
+          <w:sz w:val="20"/>
+          <w:szCs w:val="20"/>
+          <w:shd w:val="clear" w:color="auto" w:fill="FFFFFF"/>
+          <w:lang w:eastAsia="en-GB"/>
+        </w:rPr>
+        <w:t>dynamically-measured</w:t>
+      </w:r>
+      <w:proofErr w:type="gramEnd"/>
+      <w:r>
+        <w:rPr>
+          <w:rFonts w:ascii="Lucida Grande" w:eastAsia="Times New Roman" w:hAnsi="Lucida Grande" w:cs="Lucida Grande"/>
+          <w:color w:val="000000"/>
+          <w:sz w:val="20"/>
+          <w:szCs w:val="20"/>
+          <w:shd w:val="clear" w:color="auto" w:fill="FFFFFF"/>
+          <w:lang w:eastAsia="en-GB"/>
+        </w:rPr>
+        <w:t> </w:t>
+      </w:r>
+      <w:r>
+        <w:rPr>
+          <w:rFonts w:ascii="STIXGeneral-Italic" w:eastAsia="Times New Roman" w:hAnsi="STIXGeneral-Italic" w:cs="Lucida Grande"/>
+          <w:color w:val="000000"/>
+          <w:sz w:val="25"/>
+          <w:szCs w:val="25"/>
+          <w:bdr w:val="none" w:sz="0" w:space="0" w:color="auto" w:frame="1"/>
+          <w:lang w:eastAsia="en-GB"/>
+        </w:rPr>
+        <w:t>M</w:t>
+      </w:r>
+      <w:r>
+        <w:rPr>
+          <w:rFonts w:ascii="STIXGeneral-Italic" w:eastAsia="Times New Roman" w:hAnsi="STIXGeneral-Italic" w:cs="Lucida Grande"/>
+          <w:color w:val="000000"/>
+          <w:sz w:val="18"/>
+          <w:szCs w:val="18"/>
+          <w:bdr w:val="none" w:sz="0" w:space="0" w:color="auto" w:frame="1"/>
+          <w:lang w:eastAsia="en-GB"/>
+        </w:rPr>
+        <w:t>BH</w:t>
+      </w:r>
+      <w:r>
+        <w:rPr>
+          <w:rFonts w:ascii="Lucida Grande" w:eastAsia="Times New Roman" w:hAnsi="Lucida Grande" w:cs="Lucida Grande"/>
+          <w:color w:val="000000"/>
+          <w:sz w:val="20"/>
+          <w:szCs w:val="20"/>
+          <w:shd w:val="clear" w:color="auto" w:fill="FFFFFF"/>
+          <w:lang w:eastAsia="en-GB"/>
+        </w:rPr>
+        <w:t xml:space="preserve"> samples. </w:t>
+      </w:r>
+      <w:r>
+        <w:rPr>
+          <w:rFonts w:ascii="Times New Roman" w:hAnsi="Times New Roman" w:cs="Times New Roman"/>
+          <w:w w:val="110"/>
+        </w:rPr>
+        <w:t xml:space="preserve">These new, type-dependent, </w:t>
+      </w:r>
+      <w:r>
+        <w:rPr>
+          <w:rFonts w:ascii="Times New Roman" w:hAnsi="Times New Roman" w:cs="Times New Roman"/>
+          <w:i/>
+          <w:w w:val="110"/>
+        </w:rPr>
+        <w:t>M</w:t>
+      </w:r>
+      <w:r>
+        <w:rPr>
+          <w:rFonts w:ascii="Times New Roman" w:hAnsi="Times New Roman" w:cs="Times New Roman"/>
+          <w:i/>
+          <w:w w:val="110"/>
+          <w:vertAlign w:val="subscript"/>
+        </w:rPr>
+        <w:t>BH</w:t>
+      </w:r>
+      <w:r>
+        <w:rPr>
+          <w:rFonts w:ascii="Times New Roman" w:hAnsi="Times New Roman" w:cs="Times New Roman"/>
+          <w:i/>
+          <w:w w:val="110"/>
+        </w:rPr>
+        <w:t xml:space="preserve"> </w:t>
+      </w:r>
+      <w:r>
+        <w:rPr>
+          <w:rFonts w:ascii="Times New Roman" w:hAnsi="Times New Roman" w:cs="Times New Roman"/>
+          <w:w w:val="110"/>
+        </w:rPr>
+        <w:t>–</w:t>
+      </w:r>
+      <w:r>
+        <w:rPr>
+          <w:rFonts w:ascii="Times New Roman" w:hAnsi="Times New Roman" w:cs="Times New Roman"/>
+          <w:i/>
+          <w:w w:val="110"/>
+        </w:rPr>
+        <w:t xml:space="preserve">σ </w:t>
+      </w:r>
+      <w:r>
+        <w:rPr>
+          <w:rFonts w:ascii="Times New Roman" w:hAnsi="Times New Roman" w:cs="Times New Roman"/>
+          <w:w w:val="110"/>
+        </w:rPr>
+        <w:t xml:space="preserve">relations more precisely estimate </w:t>
+      </w:r>
+      <w:r>
+        <w:rPr>
+          <w:rFonts w:ascii="Times New Roman" w:hAnsi="Times New Roman" w:cs="Times New Roman"/>
+          <w:i/>
+          <w:w w:val="110"/>
+        </w:rPr>
+        <w:t>M</w:t>
+      </w:r>
+      <w:r>
+        <w:rPr>
+          <w:rFonts w:ascii="Times New Roman" w:hAnsi="Times New Roman" w:cs="Times New Roman"/>
+          <w:i/>
+          <w:w w:val="110"/>
+          <w:vertAlign w:val="subscript"/>
+        </w:rPr>
+        <w:t>BH</w:t>
+      </w:r>
+      <w:r>
+        <w:rPr>
+          <w:rFonts w:ascii="Times New Roman" w:hAnsi="Times New Roman" w:cs="Times New Roman"/>
+          <w:i/>
+          <w:w w:val="110"/>
+        </w:rPr>
+        <w:t xml:space="preserve"> </w:t>
+      </w:r>
+      <w:r>
+        <w:rPr>
+          <w:rFonts w:ascii="Times New Roman" w:hAnsi="Times New Roman" w:cs="Times New Roman"/>
+          <w:w w:val="110"/>
+        </w:rPr>
+        <w:t xml:space="preserve">in other </w:t>
+      </w:r>
+      <w:proofErr w:type="gramStart"/>
+      <w:r>
+        <w:rPr>
+          <w:rFonts w:ascii="Times New Roman" w:hAnsi="Times New Roman" w:cs="Times New Roman"/>
+          <w:w w:val="110"/>
+        </w:rPr>
+        <w:t>galaxies,</w:t>
+      </w:r>
+      <w:r>
+        <w:rPr>
+          <w:rFonts w:ascii="Times New Roman" w:hAnsi="Times New Roman" w:cs="Times New Roman"/>
+          <w:spacing w:val="-14"/>
+          <w:w w:val="110"/>
+        </w:rPr>
+        <w:t xml:space="preserve"> </w:t>
+      </w:r>
+      <w:r>
+        <w:rPr>
+          <w:rFonts w:ascii="Times New Roman" w:hAnsi="Times New Roman" w:cs="Times New Roman"/>
+          <w:w w:val="110"/>
+        </w:rPr>
+        <w:t>and</w:t>
+      </w:r>
+      <w:proofErr w:type="gramEnd"/>
+      <w:r>
+        <w:rPr>
+          <w:rFonts w:ascii="Times New Roman" w:hAnsi="Times New Roman" w:cs="Times New Roman"/>
+          <w:spacing w:val="-14"/>
+          <w:w w:val="110"/>
+        </w:rPr>
+        <w:t xml:space="preserve"> </w:t>
+      </w:r>
+      <w:r>
+        <w:rPr>
+          <w:rFonts w:ascii="Times New Roman" w:hAnsi="Times New Roman" w:cs="Times New Roman"/>
+          <w:w w:val="110"/>
+        </w:rPr>
+        <w:t>hold</w:t>
+      </w:r>
+      <w:r>
+        <w:rPr>
+          <w:rFonts w:ascii="Times New Roman" w:hAnsi="Times New Roman" w:cs="Times New Roman"/>
+          <w:spacing w:val="-13"/>
+          <w:w w:val="110"/>
+        </w:rPr>
+        <w:t xml:space="preserve"> </w:t>
+      </w:r>
+      <w:r>
+        <w:rPr>
+          <w:rFonts w:ascii="Times New Roman" w:hAnsi="Times New Roman" w:cs="Times New Roman"/>
+          <w:w w:val="110"/>
+        </w:rPr>
+        <w:t>implications</w:t>
+      </w:r>
+      <w:r>
+        <w:rPr>
+          <w:rFonts w:ascii="Times New Roman" w:hAnsi="Times New Roman" w:cs="Times New Roman"/>
+          <w:spacing w:val="-13"/>
+          <w:w w:val="110"/>
+        </w:rPr>
+        <w:t xml:space="preserve"> </w:t>
+      </w:r>
+      <w:r>
+        <w:rPr>
+          <w:rFonts w:ascii="Times New Roman" w:hAnsi="Times New Roman" w:cs="Times New Roman"/>
+          <w:w w:val="110"/>
+        </w:rPr>
+        <w:t>for</w:t>
+      </w:r>
+      <w:r>
+        <w:rPr>
+          <w:rFonts w:ascii="Times New Roman" w:hAnsi="Times New Roman" w:cs="Times New Roman"/>
+          <w:spacing w:val="-14"/>
+          <w:w w:val="110"/>
+        </w:rPr>
+        <w:t xml:space="preserve"> </w:t>
+      </w:r>
+      <w:r>
+        <w:rPr>
+          <w:rFonts w:ascii="Times New Roman" w:hAnsi="Times New Roman" w:cs="Times New Roman"/>
+          <w:w w:val="110"/>
+        </w:rPr>
+        <w:t>galaxy/black</w:t>
+      </w:r>
+      <w:r>
+        <w:rPr>
+          <w:rFonts w:ascii="Times New Roman" w:hAnsi="Times New Roman" w:cs="Times New Roman"/>
+          <w:spacing w:val="-13"/>
+          <w:w w:val="110"/>
+        </w:rPr>
+        <w:t xml:space="preserve"> </w:t>
+      </w:r>
+      <w:r>
+        <w:rPr>
+          <w:rFonts w:ascii="Times New Roman" w:hAnsi="Times New Roman" w:cs="Times New Roman"/>
+          <w:w w:val="110"/>
+        </w:rPr>
+        <w:t>hole</w:t>
+      </w:r>
+      <w:r>
+        <w:rPr>
+          <w:rFonts w:ascii="Times New Roman" w:hAnsi="Times New Roman" w:cs="Times New Roman"/>
+          <w:spacing w:val="-13"/>
+          <w:w w:val="110"/>
+        </w:rPr>
+        <w:t xml:space="preserve"> </w:t>
+      </w:r>
+      <w:r>
+        <w:rPr>
+          <w:rFonts w:ascii="Times New Roman" w:hAnsi="Times New Roman" w:cs="Times New Roman"/>
+          <w:w w:val="110"/>
+        </w:rPr>
+        <w:t>co-evolution</w:t>
+      </w:r>
+      <w:r>
+        <w:rPr>
+          <w:rFonts w:ascii="Times New Roman" w:hAnsi="Times New Roman" w:cs="Times New Roman"/>
+          <w:spacing w:val="-14"/>
+          <w:w w:val="110"/>
+        </w:rPr>
+        <w:t xml:space="preserve"> </w:t>
+      </w:r>
+      <w:r>
+        <w:rPr>
+          <w:rFonts w:ascii="Times New Roman" w:hAnsi="Times New Roman" w:cs="Times New Roman"/>
+          <w:w w:val="110"/>
+        </w:rPr>
+        <w:t>theories,</w:t>
+      </w:r>
+      <w:r>
+        <w:rPr>
+          <w:rFonts w:ascii="Times New Roman" w:hAnsi="Times New Roman" w:cs="Times New Roman"/>
+          <w:spacing w:val="-14"/>
+          <w:w w:val="110"/>
+        </w:rPr>
+        <w:t xml:space="preserve"> </w:t>
+      </w:r>
+      <w:r>
+        <w:rPr>
+          <w:rFonts w:ascii="Times New Roman" w:hAnsi="Times New Roman" w:cs="Times New Roman"/>
+          <w:w w:val="110"/>
+        </w:rPr>
+        <w:t>simulations,</w:t>
+      </w:r>
+      <w:r>
+        <w:rPr>
+          <w:rFonts w:ascii="Times New Roman" w:hAnsi="Times New Roman" w:cs="Times New Roman"/>
+          <w:spacing w:val="-13"/>
+          <w:w w:val="110"/>
+        </w:rPr>
+        <w:t xml:space="preserve"> </w:t>
+      </w:r>
+      <w:r>
+        <w:rPr>
+          <w:rFonts w:ascii="Times New Roman" w:hAnsi="Times New Roman" w:cs="Times New Roman"/>
+          <w:w w:val="110"/>
+        </w:rPr>
+        <w:t>feedback,</w:t>
+      </w:r>
+      <w:r>
+        <w:rPr>
+          <w:rFonts w:ascii="Times New Roman" w:hAnsi="Times New Roman" w:cs="Times New Roman"/>
+          <w:spacing w:val="-13"/>
+          <w:w w:val="110"/>
+        </w:rPr>
+        <w:t xml:space="preserve"> </w:t>
+      </w:r>
+      <w:r>
+        <w:rPr>
+          <w:rFonts w:ascii="Times New Roman" w:hAnsi="Times New Roman" w:cs="Times New Roman"/>
+          <w:w w:val="110"/>
+        </w:rPr>
+        <w:t>the pursuit</w:t>
+      </w:r>
+      <w:r>
+        <w:rPr>
+          <w:rFonts w:ascii="Times New Roman" w:hAnsi="Times New Roman" w:cs="Times New Roman"/>
+          <w:spacing w:val="-21"/>
+          <w:w w:val="110"/>
+        </w:rPr>
+        <w:t xml:space="preserve"> </w:t>
+      </w:r>
+      <w:r>
+        <w:rPr>
+          <w:rFonts w:ascii="Times New Roman" w:hAnsi="Times New Roman" w:cs="Times New Roman"/>
+          <w:w w:val="110"/>
+        </w:rPr>
+        <w:t>of</w:t>
+      </w:r>
+      <w:r>
+        <w:rPr>
+          <w:rFonts w:ascii="Times New Roman" w:hAnsi="Times New Roman" w:cs="Times New Roman"/>
+          <w:spacing w:val="-21"/>
+          <w:w w:val="110"/>
+        </w:rPr>
+        <w:t xml:space="preserve"> </w:t>
+      </w:r>
+      <w:r>
+        <w:rPr>
+          <w:rFonts w:ascii="Times New Roman" w:hAnsi="Times New Roman" w:cs="Times New Roman"/>
+          <w:w w:val="110"/>
+        </w:rPr>
+        <w:t>a</w:t>
+      </w:r>
+      <w:r>
+        <w:rPr>
+          <w:rFonts w:ascii="Times New Roman" w:hAnsi="Times New Roman" w:cs="Times New Roman"/>
+          <w:spacing w:val="-21"/>
+          <w:w w:val="110"/>
+        </w:rPr>
+        <w:t xml:space="preserve"> </w:t>
+      </w:r>
+      <w:r>
+        <w:rPr>
+          <w:rFonts w:ascii="Times New Roman" w:hAnsi="Times New Roman" w:cs="Times New Roman"/>
+          <w:w w:val="110"/>
+        </w:rPr>
+        <w:t>black</w:t>
+      </w:r>
+      <w:r>
+        <w:rPr>
+          <w:rFonts w:ascii="Times New Roman" w:hAnsi="Times New Roman" w:cs="Times New Roman"/>
+          <w:spacing w:val="-21"/>
+          <w:w w:val="110"/>
+        </w:rPr>
+        <w:t xml:space="preserve"> </w:t>
+      </w:r>
+      <w:r>
+        <w:rPr>
+          <w:rFonts w:ascii="Times New Roman" w:hAnsi="Times New Roman" w:cs="Times New Roman"/>
+          <w:w w:val="110"/>
+        </w:rPr>
+        <w:t>hole</w:t>
+      </w:r>
+      <w:r>
+        <w:rPr>
+          <w:rFonts w:ascii="Times New Roman" w:hAnsi="Times New Roman" w:cs="Times New Roman"/>
+          <w:spacing w:val="-21"/>
+          <w:w w:val="110"/>
+        </w:rPr>
+        <w:t xml:space="preserve"> </w:t>
+      </w:r>
+      <w:r>
+        <w:rPr>
+          <w:rFonts w:ascii="Times New Roman" w:hAnsi="Times New Roman" w:cs="Times New Roman"/>
+          <w:w w:val="110"/>
+        </w:rPr>
+        <w:t>fundamental</w:t>
+      </w:r>
+      <w:r>
+        <w:rPr>
+          <w:rFonts w:ascii="Times New Roman" w:hAnsi="Times New Roman" w:cs="Times New Roman"/>
+          <w:spacing w:val="-20"/>
+          <w:w w:val="110"/>
+        </w:rPr>
+        <w:t xml:space="preserve"> </w:t>
+      </w:r>
+      <w:r>
+        <w:rPr>
+          <w:rFonts w:ascii="Times New Roman" w:hAnsi="Times New Roman" w:cs="Times New Roman"/>
+          <w:w w:val="110"/>
+        </w:rPr>
+        <w:t>plane,</w:t>
+      </w:r>
+      <w:r>
+        <w:rPr>
+          <w:rFonts w:ascii="Times New Roman" w:hAnsi="Times New Roman" w:cs="Times New Roman"/>
+          <w:spacing w:val="-18"/>
+          <w:w w:val="110"/>
+        </w:rPr>
+        <w:t xml:space="preserve"> </w:t>
+      </w:r>
+      <w:r>
+        <w:rPr>
+          <w:rFonts w:ascii="Times New Roman" w:hAnsi="Times New Roman" w:cs="Times New Roman"/>
+          <w:w w:val="110"/>
+        </w:rPr>
+        <w:t>and</w:t>
+      </w:r>
+      <w:r>
+        <w:rPr>
+          <w:rFonts w:ascii="Times New Roman" w:hAnsi="Times New Roman" w:cs="Times New Roman"/>
+          <w:spacing w:val="-21"/>
+          <w:w w:val="110"/>
+        </w:rPr>
+        <w:t xml:space="preserve"> </w:t>
+      </w:r>
+      <w:r>
+        <w:rPr>
+          <w:rFonts w:ascii="Times New Roman" w:hAnsi="Times New Roman" w:cs="Times New Roman"/>
+          <w:w w:val="110"/>
+        </w:rPr>
+        <w:t>calibration</w:t>
+      </w:r>
+      <w:r>
+        <w:rPr>
+          <w:rFonts w:ascii="Times New Roman" w:hAnsi="Times New Roman" w:cs="Times New Roman"/>
+          <w:spacing w:val="-21"/>
+          <w:w w:val="110"/>
+        </w:rPr>
+        <w:t xml:space="preserve"> </w:t>
+      </w:r>
+      <w:r>
+        <w:rPr>
+          <w:rFonts w:ascii="Times New Roman" w:hAnsi="Times New Roman" w:cs="Times New Roman"/>
+          <w:w w:val="110"/>
+        </w:rPr>
+        <w:t>of</w:t>
+      </w:r>
+      <w:r>
+        <w:rPr>
+          <w:rFonts w:ascii="Times New Roman" w:hAnsi="Times New Roman" w:cs="Times New Roman"/>
+          <w:spacing w:val="-20"/>
+          <w:w w:val="110"/>
+        </w:rPr>
+        <w:t xml:space="preserve"> </w:t>
+      </w:r>
+      <w:r>
+        <w:rPr>
+          <w:rFonts w:ascii="Times New Roman" w:hAnsi="Times New Roman" w:cs="Times New Roman"/>
+          <w:w w:val="110"/>
+        </w:rPr>
+        <w:t>virial</w:t>
+      </w:r>
+      <w:r>
+        <w:rPr>
+          <w:rFonts w:ascii="Times New Roman" w:hAnsi="Times New Roman" w:cs="Times New Roman"/>
+          <w:spacing w:val="-21"/>
+          <w:w w:val="110"/>
+        </w:rPr>
+        <w:t xml:space="preserve"> </w:t>
+      </w:r>
+      <w:r>
+        <w:rPr>
+          <w:rFonts w:ascii="Times New Roman" w:hAnsi="Times New Roman" w:cs="Times New Roman"/>
+          <w:i/>
+          <w:w w:val="145"/>
+        </w:rPr>
+        <w:t>f</w:t>
+      </w:r>
+      <w:r>
+        <w:rPr>
+          <w:rFonts w:ascii="Times New Roman" w:hAnsi="Times New Roman" w:cs="Times New Roman"/>
+          <w:i/>
+          <w:spacing w:val="-58"/>
+          <w:w w:val="145"/>
+        </w:rPr>
+        <w:t xml:space="preserve"> </w:t>
+      </w:r>
+      <w:r>
+        <w:rPr>
+          <w:rFonts w:ascii="Times New Roman" w:hAnsi="Times New Roman" w:cs="Times New Roman"/>
+          <w:w w:val="110"/>
+        </w:rPr>
+        <w:t>-factors</w:t>
+      </w:r>
+      <w:r>
+        <w:rPr>
+          <w:rFonts w:ascii="Times New Roman" w:hAnsi="Times New Roman" w:cs="Times New Roman"/>
+          <w:spacing w:val="-21"/>
+          <w:w w:val="110"/>
+        </w:rPr>
+        <w:t xml:space="preserve"> </w:t>
+      </w:r>
+      <w:r>
+        <w:rPr>
+          <w:rFonts w:ascii="Times New Roman" w:hAnsi="Times New Roman" w:cs="Times New Roman"/>
+          <w:w w:val="110"/>
+        </w:rPr>
+        <w:t>for</w:t>
+      </w:r>
+      <w:r>
+        <w:rPr>
+          <w:rFonts w:ascii="Times New Roman" w:hAnsi="Times New Roman" w:cs="Times New Roman"/>
+          <w:spacing w:val="-21"/>
+          <w:w w:val="110"/>
+        </w:rPr>
+        <w:t xml:space="preserve"> </w:t>
+      </w:r>
+      <w:r>
+        <w:rPr>
+          <w:rFonts w:ascii="Times New Roman" w:hAnsi="Times New Roman" w:cs="Times New Roman"/>
+          <w:w w:val="110"/>
+        </w:rPr>
+        <w:t>reverberation-mapping.</w:t>
+      </w:r>
+    </w:p>
     <w:sectPr>
-      <w:pgSz w:w="11900" w:h="16840"/>
-      <w:pgMar w:top="1440" w:right="1440" w:bottom="1440" w:left="1440" w:header="708" w:footer="708" w:gutter="0"/>
-      <w:cols w:space="708"/>
-      <w:docGrid w:linePitch="400"/>
+      <w:pgSz w:w="12240" w:h="15840"/>
+      <w:pgMar w:top="1220" w:right="680" w:bottom="280" w:left="880" w:header="720" w:footer="720" w:gutter="0"/>
+      <w:cols w:space="720"/>
     </w:sectPr>
   </w:body>
 </w:document>
@@ -7640,7 +9041,7 @@
     </w:rPrDefault>
     <w:pPrDefault/>
   </w:docDefaults>
-  <w:latentStyles w:defLockedState="0" w:defUIPriority="99" w:defSemiHidden="0" w:defUnhideWhenUsed="0" w:defQFormat="0" w:count="376">
+  <w:latentStyles w:defLockedState="0" w:defUIPriority="99" w:defSemiHidden="0" w:defUnhideWhenUsed="0" w:defQFormat="0" w:count="377">
     <w:lsdException w:name="Normal" w:uiPriority="0" w:qFormat="1"/>
     <w:lsdException w:name="heading 1" w:uiPriority="9" w:qFormat="1"/>
     <w:lsdException w:name="heading 2" w:semiHidden="1" w:uiPriority="9" w:unhideWhenUsed="1" w:qFormat="1"/>
@@ -7707,7 +9108,7 @@
     <w:lsdException w:name="Closing" w:semiHidden="1" w:unhideWhenUsed="1"/>
     <w:lsdException w:name="Signature" w:semiHidden="1" w:unhideWhenUsed="1"/>
     <w:lsdException w:name="Default Paragraph Font" w:semiHidden="1" w:uiPriority="1" w:unhideWhenUsed="1"/>
-    <w:lsdException w:name="Body Text" w:semiHidden="1" w:unhideWhenUsed="1"/>
+    <w:lsdException w:name="Body Text" w:semiHidden="1" w:uiPriority="1" w:unhideWhenUsed="1" w:qFormat="1"/>
     <w:lsdException w:name="Body Text Indent" w:semiHidden="1" w:unhideWhenUsed="1"/>
     <w:lsdException w:name="List Continue" w:semiHidden="1" w:unhideWhenUsed="1"/>
     <w:lsdException w:name="List Continue 2" w:semiHidden="1" w:unhideWhenUsed="1"/>
@@ -7746,7 +9147,6 @@
     <w:lsdException w:name="HTML Sample" w:semiHidden="1" w:unhideWhenUsed="1"/>
     <w:lsdException w:name="HTML Typewriter" w:semiHidden="1" w:unhideWhenUsed="1"/>
     <w:lsdException w:name="HTML Variable" w:semiHidden="1" w:unhideWhenUsed="1"/>
-    <w:lsdException w:name="Normal Table" w:semiHidden="1" w:unhideWhenUsed="1"/>
     <w:lsdException w:name="annotation subject" w:semiHidden="1" w:unhideWhenUsed="1"/>
     <w:lsdException w:name="No List" w:semiHidden="1" w:unhideWhenUsed="1"/>
     <w:lsdException w:name="Outline List 1" w:semiHidden="1" w:unhideWhenUsed="1"/>
@@ -7793,10 +9193,8 @@
     <w:lsdException w:name="Table Subtle 2" w:semiHidden="1" w:unhideWhenUsed="1"/>
     <w:lsdException w:name="Table Web 1" w:semiHidden="1" w:unhideWhenUsed="1"/>
     <w:lsdException w:name="Table Web 2" w:semiHidden="1" w:unhideWhenUsed="1"/>
-    <w:lsdException w:name="Table Web 3" w:semiHidden="1" w:unhideWhenUsed="1"/>
     <w:lsdException w:name="Balloon Text" w:semiHidden="1" w:unhideWhenUsed="1"/>
     <w:lsdException w:name="Table Grid" w:uiPriority="39"/>
-    <w:lsdException w:name="Table Theme" w:semiHidden="1" w:unhideWhenUsed="1"/>
     <w:lsdException w:name="Placeholder Text" w:semiHidden="1"/>
     <w:lsdException w:name="No Spacing" w:uiPriority="1" w:qFormat="1"/>
     <w:lsdException w:name="Light Shading" w:uiPriority="60"/>
@@ -8015,6 +9413,7 @@
     <w:lsdException w:name="Mention" w:semiHidden="1" w:unhideWhenUsed="1"/>
     <w:lsdException w:name="Smart Hyperlink" w:semiHidden="1" w:unhideWhenUsed="1"/>
     <w:lsdException w:name="Smart Link" w:semiHidden="1" w:unhideWhenUsed="1"/>
+    <w:lsdException w:name="Smart Link Error" w:semiHidden="1" w:unhideWhenUsed="1"/>
   </w:latentStyles>
   <w:style w:type="paragraph" w:default="1" w:styleId="Normal">
     <w:name w:val="Normal"/>
@@ -8074,6 +9473,38 @@
     <w:name w:val="mtext"/>
     <w:basedOn w:val="DefaultParagraphFont"/>
     <w:rsid w:val="00B45213"/>
+  </w:style>
+  <w:style w:type="paragraph" w:styleId="BodyText">
+    <w:name w:val="Body Text"/>
+    <w:basedOn w:val="Normal"/>
+    <w:link w:val="BodyTextChar"/>
+    <w:uiPriority w:val="1"/>
+    <w:qFormat/>
+    <w:rsid w:val="006841CC"/>
+    <w:pPr>
+      <w:widowControl w:val="0"/>
+      <w:autoSpaceDE w:val="0"/>
+      <w:autoSpaceDN w:val="0"/>
+    </w:pPr>
+    <w:rPr>
+      <w:rFonts w:ascii="Times New Roman" w:eastAsia="Times New Roman" w:hAnsi="Times New Roman" w:cs="Times New Roman"/>
+      <w:sz w:val="20"/>
+      <w:szCs w:val="20"/>
+      <w:lang w:val="en-US" w:eastAsia="en-US"/>
+    </w:rPr>
+  </w:style>
+  <w:style w:type="character" w:customStyle="1" w:styleId="BodyTextChar">
+    <w:name w:val="Body Text Char"/>
+    <w:basedOn w:val="DefaultParagraphFont"/>
+    <w:link w:val="BodyText"/>
+    <w:uiPriority w:val="1"/>
+    <w:rsid w:val="006841CC"/>
+    <w:rPr>
+      <w:rFonts w:ascii="Times New Roman" w:eastAsia="Times New Roman" w:hAnsi="Times New Roman" w:cs="Times New Roman"/>
+      <w:sz w:val="20"/>
+      <w:szCs w:val="20"/>
+      <w:lang w:val="en-US" w:eastAsia="en-US"/>
+    </w:rPr>
   </w:style>
 </w:styles>
 </file>

--- a/wordcloud.docx
+++ b/wordcloud.docx
@@ -1,6 +1,6 @@
 
 <file path=word/document.xml><?xml version="1.0" encoding="utf-8"?>
-<w:document xmlns:wpc="http://schemas.microsoft.com/office/word/2010/wordprocessingCanvas" xmlns:cx="http://schemas.microsoft.com/office/drawing/2014/chartex" xmlns:cx1="http://schemas.microsoft.com/office/drawing/2015/9/8/chartex" xmlns:cx2="http://schemas.microsoft.com/office/drawing/2015/10/21/chartex" xmlns:cx3="http://schemas.microsoft.com/office/drawing/2016/5/9/chartex" xmlns:cx4="http://schemas.microsoft.com/office/drawing/2016/5/10/chartex" xmlns:cx5="http://schemas.microsoft.com/office/drawing/2016/5/11/chartex" xmlns:cx6="http://schemas.microsoft.com/office/drawing/2016/5/12/chartex" xmlns:cx7="http://schemas.microsoft.com/office/drawing/2016/5/13/chartex" xmlns:cx8="http://schemas.microsoft.com/office/drawing/2016/5/14/chartex" xmlns:mc="http://schemas.openxmlformats.org/markup-compatibility/2006" xmlns:aink="http://schemas.microsoft.com/office/drawing/2016/ink" xmlns:am3d="http://schemas.microsoft.com/office/drawing/2017/model3d" xmlns:o="urn:schemas-microsoft-com:office:office" xmlns:r="http://schemas.openxmlformats.org/officeDocument/2006/relationships" xmlns:m="http://schemas.openxmlformats.org/officeDocument/2006/math" xmlns:v="urn:schemas-microsoft-com:vml" xmlns:wp14="http://schemas.microsoft.com/office/word/2010/wordprocessingDrawing" xmlns:wp="http://schemas.openxmlformats.org/drawingml/2006/wordprocessingDrawing" xmlns:w10="urn:schemas-microsoft-com:office:word" xmlns:w="http://schemas.openxmlformats.org/wordprocessingml/2006/main" xmlns:w14="http://schemas.microsoft.com/office/word/2010/wordml" xmlns:w15="http://schemas.microsoft.com/office/word/2012/wordml" xmlns:w16cid="http://schemas.microsoft.com/office/word/2016/wordml/cid" xmlns:w16se="http://schemas.microsoft.com/office/word/2015/wordml/symex" xmlns:wpg="http://schemas.microsoft.com/office/word/2010/wordprocessingGroup" xmlns:wpi="http://schemas.microsoft.com/office/word/2010/wordprocessingInk" xmlns:wne="http://schemas.microsoft.com/office/word/2006/wordml" xmlns:wps="http://schemas.microsoft.com/office/word/2010/wordprocessingShape" mc:Ignorable="w14 w15 w16se w16cid wp14">
+<w:document xmlns:wpc="http://schemas.microsoft.com/office/word/2010/wordprocessingCanvas" xmlns:cx="http://schemas.microsoft.com/office/drawing/2014/chartex" xmlns:cx1="http://schemas.microsoft.com/office/drawing/2015/9/8/chartex" xmlns:cx2="http://schemas.microsoft.com/office/drawing/2015/10/21/chartex" xmlns:cx3="http://schemas.microsoft.com/office/drawing/2016/5/9/chartex" xmlns:cx4="http://schemas.microsoft.com/office/drawing/2016/5/10/chartex" xmlns:cx5="http://schemas.microsoft.com/office/drawing/2016/5/11/chartex" xmlns:cx6="http://schemas.microsoft.com/office/drawing/2016/5/12/chartex" xmlns:cx7="http://schemas.microsoft.com/office/drawing/2016/5/13/chartex" xmlns:cx8="http://schemas.microsoft.com/office/drawing/2016/5/14/chartex" xmlns:mc="http://schemas.openxmlformats.org/markup-compatibility/2006" xmlns:aink="http://schemas.microsoft.com/office/drawing/2016/ink" xmlns:am3d="http://schemas.microsoft.com/office/drawing/2017/model3d" xmlns:o="urn:schemas-microsoft-com:office:office" xmlns:r="http://schemas.openxmlformats.org/officeDocument/2006/relationships" xmlns:m="http://schemas.openxmlformats.org/officeDocument/2006/math" xmlns:v="urn:schemas-microsoft-com:vml" xmlns:wp14="http://schemas.microsoft.com/office/word/2010/wordprocessingDrawing" xmlns:wp="http://schemas.openxmlformats.org/drawingml/2006/wordprocessingDrawing" xmlns:w10="urn:schemas-microsoft-com:office:word" xmlns:w="http://schemas.openxmlformats.org/wordprocessingml/2006/main" xmlns:w14="http://schemas.microsoft.com/office/word/2010/wordml" xmlns:w15="http://schemas.microsoft.com/office/word/2012/wordml" xmlns:w16cex="http://schemas.microsoft.com/office/word/2018/wordml/cex" xmlns:w16cid="http://schemas.microsoft.com/office/word/2016/wordml/cid" xmlns:w16="http://schemas.microsoft.com/office/word/2018/wordml" xmlns:w16se="http://schemas.microsoft.com/office/word/2015/wordml/symex" xmlns:wpg="http://schemas.microsoft.com/office/word/2010/wordprocessingGroup" xmlns:wpi="http://schemas.microsoft.com/office/word/2010/wordprocessingInk" xmlns:wne="http://schemas.microsoft.com/office/word/2006/wordml" xmlns:wps="http://schemas.microsoft.com/office/word/2010/wordprocessingShape" mc:Ignorable="w14 w15 w16se w16cid w16 w16cex wp14">
   <w:body>
     <w:p>
       <w:pPr>
@@ -1675,29 +1675,7 @@
           <w:szCs w:val="27"/>
           <w:shd w:val="clear" w:color="auto" w:fill="FFFFFF"/>
         </w:rPr>
-        <w:t xml:space="preserve">|ϕ| - 15°]. The total root </w:t>
-      </w:r>
-      <w:proofErr w:type="gramStart"/>
-      <w:r>
-        <w:rPr>
-          <w:rFonts w:ascii="-webkit-standard" w:eastAsia="Times New Roman" w:hAnsi="-webkit-standard" w:cs="Times New Roman"/>
-          <w:color w:val="000000"/>
-          <w:sz w:val="27"/>
-          <w:szCs w:val="27"/>
-          <w:shd w:val="clear" w:color="auto" w:fill="FFFFFF"/>
-        </w:rPr>
-        <w:t>mean</w:t>
-      </w:r>
-      <w:proofErr w:type="gramEnd"/>
-      <w:r>
-        <w:rPr>
-          <w:rFonts w:ascii="-webkit-standard" w:eastAsia="Times New Roman" w:hAnsi="-webkit-standard" w:cs="Times New Roman"/>
-          <w:color w:val="000000"/>
-          <w:sz w:val="27"/>
-          <w:szCs w:val="27"/>
-          <w:shd w:val="clear" w:color="auto" w:fill="FFFFFF"/>
-        </w:rPr>
-        <w:t xml:space="preserve"> square scatter associated with this relation is 0.43 </w:t>
+        <w:t xml:space="preserve">|ϕ| - 15°]. The total root mean square scatter associated with this relation is 0.43 </w:t>
       </w:r>
       <w:proofErr w:type="spellStart"/>
       <w:r>
@@ -1872,29 +1850,7 @@
           <w:shd w:val="clear" w:color="auto" w:fill="FFFFFF"/>
         </w:rPr>
         <w:lastRenderedPageBreak/>
-        <w:t>masses in bulge-</w:t>
-      </w:r>
-      <w:proofErr w:type="gramStart"/>
-      <w:r>
-        <w:rPr>
-          <w:rFonts w:ascii="-webkit-standard" w:eastAsia="Times New Roman" w:hAnsi="-webkit-standard" w:cs="Times New Roman"/>
-          <w:color w:val="000000"/>
-          <w:sz w:val="27"/>
-          <w:szCs w:val="27"/>
-          <w:shd w:val="clear" w:color="auto" w:fill="FFFFFF"/>
-        </w:rPr>
-        <w:t>less</w:t>
-      </w:r>
-      <w:proofErr w:type="gramEnd"/>
-      <w:r>
-        <w:rPr>
-          <w:rFonts w:ascii="-webkit-standard" w:eastAsia="Times New Roman" w:hAnsi="-webkit-standard" w:cs="Times New Roman"/>
-          <w:color w:val="000000"/>
-          <w:sz w:val="27"/>
-          <w:szCs w:val="27"/>
-          <w:shd w:val="clear" w:color="auto" w:fill="FFFFFF"/>
-        </w:rPr>
-        <w:t xml:space="preserve"> spiral galaxies, it therefore has great promise for predicting which galaxies may harbour intermediate-mass black holes (IMBHs, M</w:t>
+        <w:t>masses in bulge-less spiral galaxies, it therefore has great promise for predicting which galaxies may harbour intermediate-mass black holes (IMBHs, M</w:t>
       </w:r>
       <w:r>
         <w:rPr>
@@ -2004,9 +1960,726 @@
           <w:shd w:val="clear" w:color="auto" w:fill="FFFFFF"/>
           <w:lang w:eastAsia="en-US"/>
         </w:rPr>
+        <w:t>)-(bulge stellar mass, </w:t>
+      </w:r>
+      <w:r>
+        <w:rPr>
+          <w:rFonts w:ascii="STIXGeneral-Italic" w:eastAsia="Times New Roman" w:hAnsi="STIXGeneral-Italic" w:cs="Lucida Grande"/>
+          <w:color w:val="000000"/>
+          <w:sz w:val="27"/>
+          <w:szCs w:val="27"/>
+          <w:bdr w:val="none" w:sz="0" w:space="0" w:color="auto" w:frame="1"/>
+          <w:lang w:eastAsia="en-US"/>
+        </w:rPr>
+        <w:t>M</w:t>
+      </w:r>
+      <w:r>
+        <w:rPr>
+          <w:rFonts w:ascii="STIXGeneral-Regular" w:eastAsia="Times New Roman" w:hAnsi="STIXGeneral-Regular" w:cs="Lucida Grande"/>
+          <w:color w:val="000000"/>
+          <w:sz w:val="19"/>
+          <w:szCs w:val="19"/>
+          <w:bdr w:val="none" w:sz="0" w:space="0" w:color="auto" w:frame="1"/>
+          <w:lang w:eastAsia="en-US"/>
+        </w:rPr>
+        <w:t>∗,</w:t>
+      </w:r>
+      <w:proofErr w:type="spellStart"/>
+      <w:r>
+        <w:rPr>
+          <w:rFonts w:ascii="STIXGeneral-Regular" w:eastAsia="Times New Roman" w:hAnsi="STIXGeneral-Regular" w:cs="Lucida Grande"/>
+          <w:color w:val="000000"/>
+          <w:sz w:val="19"/>
+          <w:szCs w:val="19"/>
+          <w:bdr w:val="none" w:sz="0" w:space="0" w:color="auto" w:frame="1"/>
+          <w:lang w:eastAsia="en-US"/>
+        </w:rPr>
+        <w:t>sph</w:t>
+      </w:r>
+      <w:proofErr w:type="spellEnd"/>
+      <w:r>
+        <w:rPr>
+          <w:rFonts w:ascii="Lucida Grande" w:eastAsia="Times New Roman" w:hAnsi="Lucida Grande" w:cs="Lucida Grande"/>
+          <w:color w:val="000000"/>
+          <w:sz w:val="23"/>
+          <w:szCs w:val="23"/>
+          <w:shd w:val="clear" w:color="auto" w:fill="FFFFFF"/>
+          <w:lang w:eastAsia="en-US"/>
+        </w:rPr>
+        <w:t xml:space="preserve">) relation is, obviously, derived using two quantities. We </w:t>
+      </w:r>
+      <w:proofErr w:type="spellStart"/>
+      <w:r>
+        <w:rPr>
+          <w:rFonts w:ascii="Lucida Grande" w:eastAsia="Times New Roman" w:hAnsi="Lucida Grande" w:cs="Lucida Grande"/>
+          <w:color w:val="000000"/>
+          <w:sz w:val="23"/>
+          <w:szCs w:val="23"/>
+          <w:shd w:val="clear" w:color="auto" w:fill="FFFFFF"/>
+          <w:lang w:eastAsia="en-US"/>
+        </w:rPr>
+        <w:t>endeavor</w:t>
+      </w:r>
+      <w:proofErr w:type="spellEnd"/>
+      <w:r>
+        <w:rPr>
+          <w:rFonts w:ascii="Lucida Grande" w:eastAsia="Times New Roman" w:hAnsi="Lucida Grande" w:cs="Lucida Grande"/>
+          <w:color w:val="000000"/>
+          <w:sz w:val="23"/>
+          <w:szCs w:val="23"/>
+          <w:shd w:val="clear" w:color="auto" w:fill="FFFFFF"/>
+          <w:lang w:eastAsia="en-US"/>
+        </w:rPr>
+        <w:t xml:space="preserve"> to provide accurate values for the latter via detailed multicomponent galaxy decompositions for the current full sample of 43 spiral galaxies having directly measured </w:t>
+      </w:r>
+      <w:r>
+        <w:rPr>
+          <w:rFonts w:ascii="STIXGeneral-Italic" w:eastAsia="Times New Roman" w:hAnsi="STIXGeneral-Italic" w:cs="Lucida Grande"/>
+          <w:color w:val="000000"/>
+          <w:sz w:val="27"/>
+          <w:szCs w:val="27"/>
+          <w:bdr w:val="none" w:sz="0" w:space="0" w:color="auto" w:frame="1"/>
+          <w:lang w:eastAsia="en-US"/>
+        </w:rPr>
+        <w:t>M</w:t>
+      </w:r>
+      <w:r>
+        <w:rPr>
+          <w:rFonts w:ascii="STIXGeneral-Regular" w:eastAsia="Times New Roman" w:hAnsi="STIXGeneral-Regular" w:cs="Lucida Grande"/>
+          <w:color w:val="000000"/>
+          <w:sz w:val="19"/>
+          <w:szCs w:val="19"/>
+          <w:bdr w:val="none" w:sz="0" w:space="0" w:color="auto" w:frame="1"/>
+          <w:lang w:eastAsia="en-US"/>
+        </w:rPr>
+        <w:t>BH</w:t>
+      </w:r>
+      <w:r>
+        <w:rPr>
+          <w:rFonts w:ascii="Lucida Grande" w:eastAsia="Times New Roman" w:hAnsi="Lucida Grande" w:cs="Lucida Grande"/>
+          <w:color w:val="000000"/>
+          <w:sz w:val="23"/>
+          <w:szCs w:val="23"/>
+          <w:shd w:val="clear" w:color="auto" w:fill="FFFFFF"/>
+          <w:lang w:eastAsia="en-US"/>
+        </w:rPr>
+        <w:t xml:space="preserve"> values; 35 of these galaxies have been alleged to contain </w:t>
+      </w:r>
+      <w:proofErr w:type="spellStart"/>
+      <w:r>
+        <w:rPr>
+          <w:rFonts w:ascii="Lucida Grande" w:eastAsia="Times New Roman" w:hAnsi="Lucida Grande" w:cs="Lucida Grande"/>
+          <w:color w:val="000000"/>
+          <w:sz w:val="23"/>
+          <w:szCs w:val="23"/>
+          <w:shd w:val="clear" w:color="auto" w:fill="FFFFFF"/>
+          <w:lang w:eastAsia="en-US"/>
+        </w:rPr>
+        <w:t>pseudobulges</w:t>
+      </w:r>
+      <w:proofErr w:type="spellEnd"/>
+      <w:r>
+        <w:rPr>
+          <w:rFonts w:ascii="Lucida Grande" w:eastAsia="Times New Roman" w:hAnsi="Lucida Grande" w:cs="Lucida Grande"/>
+          <w:color w:val="000000"/>
+          <w:sz w:val="23"/>
+          <w:szCs w:val="23"/>
+          <w:shd w:val="clear" w:color="auto" w:fill="FFFFFF"/>
+          <w:lang w:eastAsia="en-US"/>
+        </w:rPr>
+        <w:t xml:space="preserve">, 21 have water maser measurements, and three appear </w:t>
+      </w:r>
+      <w:proofErr w:type="spellStart"/>
+      <w:r>
+        <w:rPr>
+          <w:rFonts w:ascii="Lucida Grande" w:eastAsia="Times New Roman" w:hAnsi="Lucida Grande" w:cs="Lucida Grande"/>
+          <w:color w:val="000000"/>
+          <w:sz w:val="23"/>
+          <w:szCs w:val="23"/>
+          <w:shd w:val="clear" w:color="auto" w:fill="FFFFFF"/>
+          <w:lang w:eastAsia="en-US"/>
+        </w:rPr>
+        <w:t>bulgeless</w:t>
+      </w:r>
+      <w:proofErr w:type="spellEnd"/>
+      <w:r>
+        <w:rPr>
+          <w:rFonts w:ascii="Lucida Grande" w:eastAsia="Times New Roman" w:hAnsi="Lucida Grande" w:cs="Lucida Grande"/>
+          <w:color w:val="000000"/>
+          <w:sz w:val="23"/>
+          <w:szCs w:val="23"/>
+          <w:shd w:val="clear" w:color="auto" w:fill="FFFFFF"/>
+          <w:lang w:eastAsia="en-US"/>
+        </w:rPr>
+        <w:t xml:space="preserve">. This more than doubles the previous sample size of spiral galaxies with a finessed image analysis. We have </w:t>
+      </w:r>
+      <w:proofErr w:type="spellStart"/>
+      <w:r>
+        <w:rPr>
+          <w:rFonts w:ascii="Lucida Grande" w:eastAsia="Times New Roman" w:hAnsi="Lucida Grande" w:cs="Lucida Grande"/>
+          <w:color w:val="000000"/>
+          <w:sz w:val="23"/>
+          <w:szCs w:val="23"/>
+          <w:shd w:val="clear" w:color="auto" w:fill="FFFFFF"/>
+          <w:lang w:eastAsia="en-US"/>
+        </w:rPr>
+        <w:t>analyzed</w:t>
+      </w:r>
+      <w:proofErr w:type="spellEnd"/>
+      <w:r>
+        <w:rPr>
+          <w:rFonts w:ascii="Lucida Grande" w:eastAsia="Times New Roman" w:hAnsi="Lucida Grande" w:cs="Lucida Grande"/>
+          <w:color w:val="000000"/>
+          <w:sz w:val="23"/>
+          <w:szCs w:val="23"/>
+          <w:shd w:val="clear" w:color="auto" w:fill="FFFFFF"/>
+          <w:lang w:eastAsia="en-US"/>
+        </w:rPr>
+        <w:t xml:space="preserve"> near-infrared images, accounting for not only the bulge, disk (exponential, truncated, or inclined), and bar but also for spiral arms and rings and additional central components (active galactic nuclei (AGNs), etc.). A symmetric Bayesian analysis finds </w:t>
+      </w:r>
+      <w:r>
+        <w:rPr>
+          <w:rFonts w:ascii="STIXGeneral-Regular" w:eastAsia="Times New Roman" w:hAnsi="STIXGeneral-Regular" w:cs="Lucida Grande"/>
+          <w:color w:val="000000"/>
+          <w:sz w:val="27"/>
+          <w:szCs w:val="27"/>
+          <w:bdr w:val="none" w:sz="0" w:space="0" w:color="auto" w:frame="1"/>
+          <w:lang w:eastAsia="en-US"/>
+        </w:rPr>
+        <w:t>log(</w:t>
+      </w:r>
+      <w:r>
+        <w:rPr>
+          <w:rFonts w:ascii="STIXGeneral-Italic" w:eastAsia="Times New Roman" w:hAnsi="STIXGeneral-Italic" w:cs="Lucida Grande"/>
+          <w:color w:val="000000"/>
+          <w:sz w:val="27"/>
+          <w:szCs w:val="27"/>
+          <w:bdr w:val="none" w:sz="0" w:space="0" w:color="auto" w:frame="1"/>
+          <w:lang w:eastAsia="en-US"/>
+        </w:rPr>
+        <w:t>M</w:t>
+      </w:r>
+      <w:r>
+        <w:rPr>
+          <w:rFonts w:ascii="STIXGeneral-Regular" w:eastAsia="Times New Roman" w:hAnsi="STIXGeneral-Regular" w:cs="Lucida Grande"/>
+          <w:color w:val="000000"/>
+          <w:sz w:val="19"/>
+          <w:szCs w:val="19"/>
+          <w:bdr w:val="none" w:sz="0" w:space="0" w:color="auto" w:frame="1"/>
+          <w:lang w:eastAsia="en-US"/>
+        </w:rPr>
+        <w:t>BH</w:t>
+      </w:r>
+      <w:r>
+        <w:rPr>
+          <w:rFonts w:ascii="STIXGeneral-Regular" w:eastAsia="Times New Roman" w:hAnsi="STIXGeneral-Regular" w:cs="Lucida Grande"/>
+          <w:color w:val="000000"/>
+          <w:sz w:val="27"/>
+          <w:szCs w:val="27"/>
+          <w:bdr w:val="none" w:sz="0" w:space="0" w:color="auto" w:frame="1"/>
+          <w:lang w:eastAsia="en-US"/>
+        </w:rPr>
+        <w:t>/</w:t>
+      </w:r>
+      <w:r>
+        <w:rPr>
+          <w:rFonts w:ascii="STIXGeneral-Italic" w:eastAsia="Times New Roman" w:hAnsi="STIXGeneral-Italic" w:cs="Lucida Grande"/>
+          <w:color w:val="000000"/>
+          <w:sz w:val="27"/>
+          <w:szCs w:val="27"/>
+          <w:bdr w:val="none" w:sz="0" w:space="0" w:color="auto" w:frame="1"/>
+          <w:lang w:eastAsia="en-US"/>
+        </w:rPr>
+        <w:t>M</w:t>
+      </w:r>
+      <w:r>
+        <w:rPr>
+          <w:rFonts w:ascii="STIXGeneral-Regular" w:eastAsia="Times New Roman" w:hAnsi="STIXGeneral-Regular" w:cs="Lucida Grande"/>
+          <w:color w:val="000000"/>
+          <w:sz w:val="19"/>
+          <w:szCs w:val="19"/>
+          <w:bdr w:val="none" w:sz="0" w:space="0" w:color="auto" w:frame="1"/>
+          <w:lang w:eastAsia="en-US"/>
+        </w:rPr>
+        <w:t>⊙</w:t>
+      </w:r>
+      <w:r>
+        <w:rPr>
+          <w:rFonts w:ascii="STIXGeneral-Regular" w:eastAsia="Times New Roman" w:hAnsi="STIXGeneral-Regular" w:cs="Lucida Grande"/>
+          <w:color w:val="000000"/>
+          <w:sz w:val="27"/>
+          <w:szCs w:val="27"/>
+          <w:bdr w:val="none" w:sz="0" w:space="0" w:color="auto" w:frame="1"/>
+          <w:lang w:eastAsia="en-US"/>
+        </w:rPr>
+        <w:t>)=</w:t>
+      </w:r>
+      <w:r>
+        <w:rPr>
+          <w:rFonts w:ascii="STIXSizeOneSym" w:eastAsia="Times New Roman" w:hAnsi="STIXSizeOneSym" w:cs="Lucida Grande"/>
+          <w:color w:val="000000"/>
+          <w:sz w:val="27"/>
+          <w:szCs w:val="27"/>
+          <w:bdr w:val="none" w:sz="0" w:space="0" w:color="auto" w:frame="1"/>
+          <w:lang w:eastAsia="en-US"/>
+        </w:rPr>
+        <w:t>(</w:t>
+      </w:r>
+      <w:r>
+        <w:rPr>
+          <w:rFonts w:ascii="STIXGeneral-Regular" w:eastAsia="Times New Roman" w:hAnsi="STIXGeneral-Regular" w:cs="Lucida Grande"/>
+          <w:color w:val="000000"/>
+          <w:sz w:val="27"/>
+          <w:szCs w:val="27"/>
+          <w:bdr w:val="none" w:sz="0" w:space="0" w:color="auto" w:frame="1"/>
+          <w:lang w:eastAsia="en-US"/>
+        </w:rPr>
+        <w:t>2.44</w:t>
+      </w:r>
+      <w:r>
+        <w:rPr>
+          <w:rFonts w:ascii="STIXGeneral-Regular" w:eastAsia="Times New Roman" w:hAnsi="STIXGeneral-Regular" w:cs="Lucida Grande"/>
+          <w:color w:val="000000"/>
+          <w:sz w:val="19"/>
+          <w:szCs w:val="19"/>
+          <w:bdr w:val="none" w:sz="0" w:space="0" w:color="auto" w:frame="1"/>
+          <w:lang w:eastAsia="en-US"/>
+        </w:rPr>
+        <w:t>+0.35−0.31</w:t>
+      </w:r>
+      <w:r>
+        <w:rPr>
+          <w:rFonts w:ascii="STIXSizeOneSym" w:eastAsia="Times New Roman" w:hAnsi="STIXSizeOneSym" w:cs="Lucida Grande"/>
+          <w:color w:val="000000"/>
+          <w:sz w:val="27"/>
+          <w:szCs w:val="27"/>
+          <w:bdr w:val="none" w:sz="0" w:space="0" w:color="auto" w:frame="1"/>
+          <w:lang w:eastAsia="en-US"/>
+        </w:rPr>
         <w:t>)</w:t>
       </w:r>
-      <w:proofErr w:type="gramStart"/>
+      <w:r>
+        <w:rPr>
+          <w:rFonts w:ascii="STIXGeneral-Regular" w:eastAsia="Times New Roman" w:hAnsi="STIXGeneral-Regular" w:cs="Lucida Grande"/>
+          <w:color w:val="000000"/>
+          <w:sz w:val="27"/>
+          <w:szCs w:val="27"/>
+          <w:bdr w:val="none" w:sz="0" w:space="0" w:color="auto" w:frame="1"/>
+          <w:lang w:eastAsia="en-US"/>
+        </w:rPr>
+        <w:t>log</w:t>
+      </w:r>
+      <w:r>
+        <w:rPr>
+          <w:rFonts w:ascii="STIXSizeOneSym" w:eastAsia="Times New Roman" w:hAnsi="STIXSizeOneSym" w:cs="Lucida Grande"/>
+          <w:color w:val="000000"/>
+          <w:sz w:val="27"/>
+          <w:szCs w:val="27"/>
+          <w:bdr w:val="none" w:sz="0" w:space="0" w:color="auto" w:frame="1"/>
+          <w:lang w:eastAsia="en-US"/>
+        </w:rPr>
+        <w:t>{</w:t>
+      </w:r>
+      <w:r>
+        <w:rPr>
+          <w:rFonts w:ascii="STIXGeneral-Italic" w:eastAsia="Times New Roman" w:hAnsi="STIXGeneral-Italic" w:cs="Lucida Grande"/>
+          <w:color w:val="000000"/>
+          <w:sz w:val="27"/>
+          <w:szCs w:val="27"/>
+          <w:bdr w:val="none" w:sz="0" w:space="0" w:color="auto" w:frame="1"/>
+          <w:lang w:eastAsia="en-US"/>
+        </w:rPr>
+        <w:t>M</w:t>
+      </w:r>
+      <w:r>
+        <w:rPr>
+          <w:rFonts w:ascii="STIXGeneral-Regular" w:eastAsia="Times New Roman" w:hAnsi="STIXGeneral-Regular" w:cs="Lucida Grande"/>
+          <w:color w:val="000000"/>
+          <w:sz w:val="19"/>
+          <w:szCs w:val="19"/>
+          <w:bdr w:val="none" w:sz="0" w:space="0" w:color="auto" w:frame="1"/>
+          <w:lang w:eastAsia="en-US"/>
+        </w:rPr>
+        <w:t>∗,sph</w:t>
+      </w:r>
+      <w:r>
+        <w:rPr>
+          <w:rFonts w:ascii="STIXGeneral-Regular" w:eastAsia="Times New Roman" w:hAnsi="STIXGeneral-Regular" w:cs="Lucida Grande"/>
+          <w:color w:val="000000"/>
+          <w:sz w:val="27"/>
+          <w:szCs w:val="27"/>
+          <w:bdr w:val="none" w:sz="0" w:space="0" w:color="auto" w:frame="1"/>
+          <w:lang w:eastAsia="en-US"/>
+        </w:rPr>
+        <w:t>/[</w:t>
+      </w:r>
+      <w:r>
+        <w:rPr>
+          <w:rFonts w:ascii="STIXGeneral-Italic" w:eastAsia="Times New Roman" w:hAnsi="STIXGeneral-Italic" w:cs="Lucida Grande"/>
+          <w:color w:val="000000"/>
+          <w:sz w:val="27"/>
+          <w:szCs w:val="27"/>
+          <w:bdr w:val="none" w:sz="0" w:space="0" w:color="auto" w:frame="1"/>
+          <w:lang w:eastAsia="en-US"/>
+        </w:rPr>
+        <w:t>υ</w:t>
+      </w:r>
+      <w:r>
+        <w:rPr>
+          <w:rFonts w:ascii="STIXGeneral-Regular" w:eastAsia="Times New Roman" w:hAnsi="STIXGeneral-Regular" w:cs="Lucida Grande"/>
+          <w:color w:val="000000"/>
+          <w:sz w:val="27"/>
+          <w:szCs w:val="27"/>
+          <w:bdr w:val="none" w:sz="0" w:space="0" w:color="auto" w:frame="1"/>
+          <w:lang w:eastAsia="en-US"/>
+        </w:rPr>
+        <w:t>(1.15×10</w:t>
+      </w:r>
+      <w:r>
+        <w:rPr>
+          <w:rFonts w:ascii="STIXGeneral-Regular" w:eastAsia="Times New Roman" w:hAnsi="STIXGeneral-Regular" w:cs="Lucida Grande"/>
+          <w:color w:val="000000"/>
+          <w:sz w:val="19"/>
+          <w:szCs w:val="19"/>
+          <w:bdr w:val="none" w:sz="0" w:space="0" w:color="auto" w:frame="1"/>
+          <w:lang w:eastAsia="en-US"/>
+        </w:rPr>
+        <w:t>10</w:t>
+      </w:r>
+      <w:r>
+        <w:rPr>
+          <w:rFonts w:ascii="STIXGeneral-Italic" w:eastAsia="Times New Roman" w:hAnsi="STIXGeneral-Italic" w:cs="Lucida Grande"/>
+          <w:color w:val="000000"/>
+          <w:sz w:val="27"/>
+          <w:szCs w:val="27"/>
+          <w:bdr w:val="none" w:sz="0" w:space="0" w:color="auto" w:frame="1"/>
+          <w:lang w:eastAsia="en-US"/>
+        </w:rPr>
+        <w:t>M</w:t>
+      </w:r>
+      <w:r>
+        <w:rPr>
+          <w:rFonts w:ascii="STIXGeneral-Regular" w:eastAsia="Times New Roman" w:hAnsi="STIXGeneral-Regular" w:cs="Lucida Grande"/>
+          <w:color w:val="000000"/>
+          <w:sz w:val="19"/>
+          <w:szCs w:val="19"/>
+          <w:bdr w:val="none" w:sz="0" w:space="0" w:color="auto" w:frame="1"/>
+          <w:lang w:eastAsia="en-US"/>
+        </w:rPr>
+        <w:t>⊙</w:t>
+      </w:r>
+      <w:r>
+        <w:rPr>
+          <w:rFonts w:ascii="STIXGeneral-Regular" w:eastAsia="Times New Roman" w:hAnsi="STIXGeneral-Regular" w:cs="Lucida Grande"/>
+          <w:color w:val="000000"/>
+          <w:sz w:val="27"/>
+          <w:szCs w:val="27"/>
+          <w:bdr w:val="none" w:sz="0" w:space="0" w:color="auto" w:frame="1"/>
+          <w:lang w:eastAsia="en-US"/>
+        </w:rPr>
+        <w:t>)]</w:t>
+      </w:r>
+      <w:r>
+        <w:rPr>
+          <w:rFonts w:ascii="STIXSizeOneSym" w:eastAsia="Times New Roman" w:hAnsi="STIXSizeOneSym" w:cs="Lucida Grande"/>
+          <w:color w:val="000000"/>
+          <w:sz w:val="27"/>
+          <w:szCs w:val="27"/>
+          <w:bdr w:val="none" w:sz="0" w:space="0" w:color="auto" w:frame="1"/>
+          <w:lang w:eastAsia="en-US"/>
+        </w:rPr>
+        <w:t>}</w:t>
+      </w:r>
+      <w:r>
+        <w:rPr>
+          <w:rFonts w:ascii="STIXGeneral-Regular" w:eastAsia="Times New Roman" w:hAnsi="STIXGeneral-Regular" w:cs="Lucida Grande"/>
+          <w:color w:val="000000"/>
+          <w:sz w:val="27"/>
+          <w:szCs w:val="27"/>
+          <w:bdr w:val="none" w:sz="0" w:space="0" w:color="auto" w:frame="1"/>
+          <w:lang w:eastAsia="en-US"/>
+        </w:rPr>
+        <w:t>+(7.24±0.12)</w:t>
+      </w:r>
+      <w:r>
+        <w:rPr>
+          <w:rFonts w:ascii="Lucida Grande" w:eastAsia="Times New Roman" w:hAnsi="Lucida Grande" w:cs="Lucida Grande"/>
+          <w:color w:val="000000"/>
+          <w:sz w:val="23"/>
+          <w:szCs w:val="23"/>
+          <w:shd w:val="clear" w:color="auto" w:fill="FFFFFF"/>
+          <w:lang w:eastAsia="en-US"/>
+        </w:rPr>
+        <w:t>, with </w:t>
+      </w:r>
+      <w:r>
+        <w:rPr>
+          <w:rFonts w:ascii="STIXGeneral-Italic" w:eastAsia="Times New Roman" w:hAnsi="STIXGeneral-Italic" w:cs="Lucida Grande"/>
+          <w:color w:val="000000"/>
+          <w:sz w:val="27"/>
+          <w:szCs w:val="27"/>
+          <w:bdr w:val="none" w:sz="0" w:space="0" w:color="auto" w:frame="1"/>
+          <w:lang w:eastAsia="en-US"/>
+        </w:rPr>
+        <w:t>υ</w:t>
+      </w:r>
+      <w:r>
+        <w:rPr>
+          <w:rFonts w:ascii="Lucida Grande" w:eastAsia="Times New Roman" w:hAnsi="Lucida Grande" w:cs="Lucida Grande"/>
+          <w:color w:val="000000"/>
+          <w:sz w:val="23"/>
+          <w:szCs w:val="23"/>
+          <w:shd w:val="clear" w:color="auto" w:fill="FFFFFF"/>
+          <w:lang w:eastAsia="en-US"/>
+        </w:rPr>
+        <w:t> a stellar mass-to-light ratio term. The level of scatter equals that about the </w:t>
+      </w:r>
+      <w:r>
+        <w:rPr>
+          <w:rFonts w:ascii="STIXGeneral-Italic" w:eastAsia="Times New Roman" w:hAnsi="STIXGeneral-Italic" w:cs="Lucida Grande"/>
+          <w:color w:val="000000"/>
+          <w:sz w:val="27"/>
+          <w:szCs w:val="27"/>
+          <w:bdr w:val="none" w:sz="0" w:space="0" w:color="auto" w:frame="1"/>
+          <w:lang w:eastAsia="en-US"/>
+        </w:rPr>
+        <w:t>M</w:t>
+      </w:r>
+      <w:r>
+        <w:rPr>
+          <w:rFonts w:ascii="STIXGeneral-Regular" w:eastAsia="Times New Roman" w:hAnsi="STIXGeneral-Regular" w:cs="Lucida Grande"/>
+          <w:color w:val="000000"/>
+          <w:sz w:val="19"/>
+          <w:szCs w:val="19"/>
+          <w:bdr w:val="none" w:sz="0" w:space="0" w:color="auto" w:frame="1"/>
+          <w:lang w:eastAsia="en-US"/>
+        </w:rPr>
+        <w:t>BH</w:t>
+      </w:r>
+      <w:r>
+        <w:rPr>
+          <w:rFonts w:ascii="Lucida Grande" w:eastAsia="Times New Roman" w:hAnsi="Lucida Grande" w:cs="Lucida Grande"/>
+          <w:color w:val="000000"/>
+          <w:sz w:val="23"/>
+          <w:szCs w:val="23"/>
+          <w:shd w:val="clear" w:color="auto" w:fill="FFFFFF"/>
+          <w:lang w:eastAsia="en-US"/>
+        </w:rPr>
+        <w:t>-</w:t>
+      </w:r>
+      <w:r>
+        <w:rPr>
+          <w:rFonts w:ascii="STIXGeneral-Italic" w:eastAsia="Times New Roman" w:hAnsi="STIXGeneral-Italic" w:cs="Lucida Grande"/>
+          <w:color w:val="000000"/>
+          <w:sz w:val="27"/>
+          <w:szCs w:val="27"/>
+          <w:bdr w:val="none" w:sz="0" w:space="0" w:color="auto" w:frame="1"/>
+          <w:lang w:eastAsia="en-US"/>
+        </w:rPr>
+        <w:t>σ</w:t>
+      </w:r>
+      <w:r>
+        <w:rPr>
+          <w:rFonts w:ascii="STIXGeneral-Regular" w:eastAsia="Times New Roman" w:hAnsi="STIXGeneral-Regular" w:cs="Lucida Grande"/>
+          <w:color w:val="000000"/>
+          <w:sz w:val="19"/>
+          <w:szCs w:val="19"/>
+          <w:bdr w:val="none" w:sz="0" w:space="0" w:color="auto" w:frame="1"/>
+          <w:lang w:eastAsia="en-US"/>
+        </w:rPr>
+        <w:t>∗</w:t>
+      </w:r>
+      <w:r>
+        <w:rPr>
+          <w:rFonts w:ascii="Lucida Grande" w:eastAsia="Times New Roman" w:hAnsi="Lucida Grande" w:cs="Lucida Grande"/>
+          <w:color w:val="000000"/>
+          <w:sz w:val="23"/>
+          <w:szCs w:val="23"/>
+          <w:shd w:val="clear" w:color="auto" w:fill="FFFFFF"/>
+          <w:lang w:eastAsia="en-US"/>
+        </w:rPr>
+        <w:t> relation. The nonlinear slope rules out the idea that many mergers, coupled with the central limit theorem, produced this scaling relation, and it corroborates previous observational studies and simulations, which have reported a near-quadratic slope at the low-mass end of the </w:t>
+      </w:r>
+      <w:r>
+        <w:rPr>
+          <w:rFonts w:ascii="STIXGeneral-Italic" w:eastAsia="Times New Roman" w:hAnsi="STIXGeneral-Italic" w:cs="Lucida Grande"/>
+          <w:color w:val="000000"/>
+          <w:sz w:val="27"/>
+          <w:szCs w:val="27"/>
+          <w:bdr w:val="none" w:sz="0" w:space="0" w:color="auto" w:frame="1"/>
+          <w:lang w:eastAsia="en-US"/>
+        </w:rPr>
+        <w:t>M</w:t>
+      </w:r>
+      <w:r>
+        <w:rPr>
+          <w:rFonts w:ascii="STIXGeneral-Regular" w:eastAsia="Times New Roman" w:hAnsi="STIXGeneral-Regular" w:cs="Lucida Grande"/>
+          <w:color w:val="000000"/>
+          <w:sz w:val="19"/>
+          <w:szCs w:val="19"/>
+          <w:bdr w:val="none" w:sz="0" w:space="0" w:color="auto" w:frame="1"/>
+          <w:lang w:eastAsia="en-US"/>
+        </w:rPr>
+        <w:t>BH</w:t>
+      </w:r>
+      <w:r>
+        <w:rPr>
+          <w:rFonts w:ascii="Lucida Grande" w:eastAsia="Times New Roman" w:hAnsi="Lucida Grande" w:cs="Lucida Grande"/>
+          <w:color w:val="000000"/>
+          <w:sz w:val="23"/>
+          <w:szCs w:val="23"/>
+          <w:shd w:val="clear" w:color="auto" w:fill="FFFFFF"/>
+          <w:lang w:eastAsia="en-US"/>
+        </w:rPr>
+        <w:t>-</w:t>
+      </w:r>
+      <w:r>
+        <w:rPr>
+          <w:rFonts w:ascii="STIXGeneral-Italic" w:eastAsia="Times New Roman" w:hAnsi="STIXGeneral-Italic" w:cs="Lucida Grande"/>
+          <w:color w:val="000000"/>
+          <w:sz w:val="27"/>
+          <w:szCs w:val="27"/>
+          <w:bdr w:val="none" w:sz="0" w:space="0" w:color="auto" w:frame="1"/>
+          <w:lang w:eastAsia="en-US"/>
+        </w:rPr>
+        <w:t>M</w:t>
+      </w:r>
+      <w:r>
+        <w:rPr>
+          <w:rFonts w:ascii="STIXGeneral-Regular" w:eastAsia="Times New Roman" w:hAnsi="STIXGeneral-Regular" w:cs="Lucida Grande"/>
+          <w:color w:val="000000"/>
+          <w:sz w:val="19"/>
+          <w:szCs w:val="19"/>
+          <w:bdr w:val="none" w:sz="0" w:space="0" w:color="auto" w:frame="1"/>
+          <w:lang w:eastAsia="en-US"/>
+        </w:rPr>
+        <w:t>∗,</w:t>
+      </w:r>
+      <w:proofErr w:type="spellStart"/>
+      <w:r>
+        <w:rPr>
+          <w:rFonts w:ascii="STIXGeneral-Regular" w:eastAsia="Times New Roman" w:hAnsi="STIXGeneral-Regular" w:cs="Lucida Grande"/>
+          <w:color w:val="000000"/>
+          <w:sz w:val="19"/>
+          <w:szCs w:val="19"/>
+          <w:bdr w:val="none" w:sz="0" w:space="0" w:color="auto" w:frame="1"/>
+          <w:lang w:eastAsia="en-US"/>
+        </w:rPr>
+        <w:t>sph</w:t>
+      </w:r>
+      <w:proofErr w:type="spellEnd"/>
+      <w:r>
+        <w:rPr>
+          <w:rFonts w:ascii="Lucida Grande" w:eastAsia="Times New Roman" w:hAnsi="Lucida Grande" w:cs="Lucida Grande"/>
+          <w:color w:val="000000"/>
+          <w:sz w:val="23"/>
+          <w:szCs w:val="23"/>
+          <w:shd w:val="clear" w:color="auto" w:fill="FFFFFF"/>
+          <w:lang w:eastAsia="en-US"/>
+        </w:rPr>
+        <w:t> diagram. Furthermore, bulges with AGNs follow this relation; they are not offset by an order of magnitude, and models that have invoked AGN feedback to establish a linear </w:t>
+      </w:r>
+      <w:r>
+        <w:rPr>
+          <w:rFonts w:ascii="STIXGeneral-Italic" w:eastAsia="Times New Roman" w:hAnsi="STIXGeneral-Italic" w:cs="Lucida Grande"/>
+          <w:color w:val="000000"/>
+          <w:sz w:val="27"/>
+          <w:szCs w:val="27"/>
+          <w:bdr w:val="none" w:sz="0" w:space="0" w:color="auto" w:frame="1"/>
+          <w:lang w:eastAsia="en-US"/>
+        </w:rPr>
+        <w:t>M</w:t>
+      </w:r>
+      <w:r>
+        <w:rPr>
+          <w:rFonts w:ascii="STIXGeneral-Regular" w:eastAsia="Times New Roman" w:hAnsi="STIXGeneral-Regular" w:cs="Lucida Grande"/>
+          <w:color w:val="000000"/>
+          <w:sz w:val="19"/>
+          <w:szCs w:val="19"/>
+          <w:bdr w:val="none" w:sz="0" w:space="0" w:color="auto" w:frame="1"/>
+          <w:lang w:eastAsia="en-US"/>
+        </w:rPr>
+        <w:t>BH</w:t>
+      </w:r>
+      <w:r>
+        <w:rPr>
+          <w:rFonts w:ascii="Lucida Grande" w:eastAsia="Times New Roman" w:hAnsi="Lucida Grande" w:cs="Lucida Grande"/>
+          <w:color w:val="000000"/>
+          <w:sz w:val="23"/>
+          <w:szCs w:val="23"/>
+          <w:shd w:val="clear" w:color="auto" w:fill="FFFFFF"/>
+          <w:lang w:eastAsia="en-US"/>
+        </w:rPr>
+        <w:t>-</w:t>
+      </w:r>
+      <w:r>
+        <w:rPr>
+          <w:rFonts w:ascii="STIXGeneral-Italic" w:eastAsia="Times New Roman" w:hAnsi="STIXGeneral-Italic" w:cs="Lucida Grande"/>
+          <w:color w:val="000000"/>
+          <w:sz w:val="27"/>
+          <w:szCs w:val="27"/>
+          <w:bdr w:val="none" w:sz="0" w:space="0" w:color="auto" w:frame="1"/>
+          <w:lang w:eastAsia="en-US"/>
+        </w:rPr>
+        <w:t>M</w:t>
+      </w:r>
+      <w:r>
+        <w:rPr>
+          <w:rFonts w:ascii="STIXGeneral-Regular" w:eastAsia="Times New Roman" w:hAnsi="STIXGeneral-Regular" w:cs="Lucida Grande"/>
+          <w:color w:val="000000"/>
+          <w:sz w:val="19"/>
+          <w:szCs w:val="19"/>
+          <w:bdr w:val="none" w:sz="0" w:space="0" w:color="auto" w:frame="1"/>
+          <w:lang w:eastAsia="en-US"/>
+        </w:rPr>
+        <w:t>∗,</w:t>
+      </w:r>
+      <w:proofErr w:type="spellStart"/>
+      <w:r>
+        <w:rPr>
+          <w:rFonts w:ascii="STIXGeneral-Regular" w:eastAsia="Times New Roman" w:hAnsi="STIXGeneral-Regular" w:cs="Lucida Grande"/>
+          <w:color w:val="000000"/>
+          <w:sz w:val="19"/>
+          <w:szCs w:val="19"/>
+          <w:bdr w:val="none" w:sz="0" w:space="0" w:color="auto" w:frame="1"/>
+          <w:lang w:eastAsia="en-US"/>
+        </w:rPr>
+        <w:t>sph</w:t>
+      </w:r>
+      <w:proofErr w:type="spellEnd"/>
+      <w:r>
+        <w:rPr>
+          <w:rFonts w:ascii="Lucida Grande" w:eastAsia="Times New Roman" w:hAnsi="Lucida Grande" w:cs="Lucida Grande"/>
+          <w:color w:val="000000"/>
+          <w:sz w:val="23"/>
+          <w:szCs w:val="23"/>
+          <w:shd w:val="clear" w:color="auto" w:fill="FFFFFF"/>
+          <w:lang w:eastAsia="en-US"/>
+        </w:rPr>
+        <w:t> relation need revisiting. We additionally present an updated </w:t>
+      </w:r>
+      <w:r>
+        <w:rPr>
+          <w:rFonts w:ascii="STIXGeneral-Italic" w:eastAsia="Times New Roman" w:hAnsi="STIXGeneral-Italic" w:cs="Lucida Grande"/>
+          <w:color w:val="000000"/>
+          <w:sz w:val="27"/>
+          <w:szCs w:val="27"/>
+          <w:bdr w:val="none" w:sz="0" w:space="0" w:color="auto" w:frame="1"/>
+          <w:lang w:eastAsia="en-US"/>
+        </w:rPr>
+        <w:t>M</w:t>
+      </w:r>
+      <w:r>
+        <w:rPr>
+          <w:rFonts w:ascii="STIXGeneral-Regular" w:eastAsia="Times New Roman" w:hAnsi="STIXGeneral-Regular" w:cs="Lucida Grande"/>
+          <w:color w:val="000000"/>
+          <w:sz w:val="19"/>
+          <w:szCs w:val="19"/>
+          <w:bdr w:val="none" w:sz="0" w:space="0" w:color="auto" w:frame="1"/>
+          <w:lang w:eastAsia="en-US"/>
+        </w:rPr>
+        <w:t>BH</w:t>
+      </w:r>
       <w:r>
         <w:rPr>
           <w:rFonts w:ascii="Lucida Grande" w:eastAsia="Times New Roman" w:hAnsi="Lucida Grande" w:cs="Lucida Grande"/>
@@ -2018,756 +2691,7 @@
         </w:rPr>
         <w:t>-(</w:t>
       </w:r>
-      <w:proofErr w:type="gramEnd"/>
-      <w:r>
-        <w:rPr>
-          <w:rFonts w:ascii="Lucida Grande" w:eastAsia="Times New Roman" w:hAnsi="Lucida Grande" w:cs="Lucida Grande"/>
-          <w:color w:val="000000"/>
-          <w:sz w:val="23"/>
-          <w:szCs w:val="23"/>
-          <w:shd w:val="clear" w:color="auto" w:fill="FFFFFF"/>
-          <w:lang w:eastAsia="en-US"/>
-        </w:rPr>
-        <w:t>bulge stellar mass, </w:t>
-      </w:r>
-      <w:r>
-        <w:rPr>
-          <w:rFonts w:ascii="STIXGeneral-Italic" w:eastAsia="Times New Roman" w:hAnsi="STIXGeneral-Italic" w:cs="Lucida Grande"/>
-          <w:color w:val="000000"/>
-          <w:sz w:val="27"/>
-          <w:szCs w:val="27"/>
-          <w:bdr w:val="none" w:sz="0" w:space="0" w:color="auto" w:frame="1"/>
-          <w:lang w:eastAsia="en-US"/>
-        </w:rPr>
-        <w:t>M</w:t>
-      </w:r>
-      <w:r>
-        <w:rPr>
-          <w:rFonts w:ascii="STIXGeneral-Regular" w:eastAsia="Times New Roman" w:hAnsi="STIXGeneral-Regular" w:cs="Lucida Grande"/>
-          <w:color w:val="000000"/>
-          <w:sz w:val="19"/>
-          <w:szCs w:val="19"/>
-          <w:bdr w:val="none" w:sz="0" w:space="0" w:color="auto" w:frame="1"/>
-          <w:lang w:eastAsia="en-US"/>
-        </w:rPr>
-        <w:t>∗,</w:t>
-      </w:r>
       <w:proofErr w:type="spellStart"/>
-      <w:r>
-        <w:rPr>
-          <w:rFonts w:ascii="STIXGeneral-Regular" w:eastAsia="Times New Roman" w:hAnsi="STIXGeneral-Regular" w:cs="Lucida Grande"/>
-          <w:color w:val="000000"/>
-          <w:sz w:val="19"/>
-          <w:szCs w:val="19"/>
-          <w:bdr w:val="none" w:sz="0" w:space="0" w:color="auto" w:frame="1"/>
-          <w:lang w:eastAsia="en-US"/>
-        </w:rPr>
-        <w:t>sph</w:t>
-      </w:r>
-      <w:proofErr w:type="spellEnd"/>
-      <w:r>
-        <w:rPr>
-          <w:rFonts w:ascii="Lucida Grande" w:eastAsia="Times New Roman" w:hAnsi="Lucida Grande" w:cs="Lucida Grande"/>
-          <w:color w:val="000000"/>
-          <w:sz w:val="23"/>
-          <w:szCs w:val="23"/>
-          <w:shd w:val="clear" w:color="auto" w:fill="FFFFFF"/>
-          <w:lang w:eastAsia="en-US"/>
-        </w:rPr>
-        <w:t xml:space="preserve">) relation is, obviously, derived using two quantities. We </w:t>
-      </w:r>
-      <w:proofErr w:type="spellStart"/>
-      <w:r>
-        <w:rPr>
-          <w:rFonts w:ascii="Lucida Grande" w:eastAsia="Times New Roman" w:hAnsi="Lucida Grande" w:cs="Lucida Grande"/>
-          <w:color w:val="000000"/>
-          <w:sz w:val="23"/>
-          <w:szCs w:val="23"/>
-          <w:shd w:val="clear" w:color="auto" w:fill="FFFFFF"/>
-          <w:lang w:eastAsia="en-US"/>
-        </w:rPr>
-        <w:t>endeavor</w:t>
-      </w:r>
-      <w:proofErr w:type="spellEnd"/>
-      <w:r>
-        <w:rPr>
-          <w:rFonts w:ascii="Lucida Grande" w:eastAsia="Times New Roman" w:hAnsi="Lucida Grande" w:cs="Lucida Grande"/>
-          <w:color w:val="000000"/>
-          <w:sz w:val="23"/>
-          <w:szCs w:val="23"/>
-          <w:shd w:val="clear" w:color="auto" w:fill="FFFFFF"/>
-          <w:lang w:eastAsia="en-US"/>
-        </w:rPr>
-        <w:t xml:space="preserve"> to provide accurate values for the latter via detailed multicomponent galaxy decompositions for the current full sample of 43 spiral galaxies having directly measured </w:t>
-      </w:r>
-      <w:r>
-        <w:rPr>
-          <w:rFonts w:ascii="STIXGeneral-Italic" w:eastAsia="Times New Roman" w:hAnsi="STIXGeneral-Italic" w:cs="Lucida Grande"/>
-          <w:color w:val="000000"/>
-          <w:sz w:val="27"/>
-          <w:szCs w:val="27"/>
-          <w:bdr w:val="none" w:sz="0" w:space="0" w:color="auto" w:frame="1"/>
-          <w:lang w:eastAsia="en-US"/>
-        </w:rPr>
-        <w:t>M</w:t>
-      </w:r>
-      <w:r>
-        <w:rPr>
-          <w:rFonts w:ascii="STIXGeneral-Regular" w:eastAsia="Times New Roman" w:hAnsi="STIXGeneral-Regular" w:cs="Lucida Grande"/>
-          <w:color w:val="000000"/>
-          <w:sz w:val="19"/>
-          <w:szCs w:val="19"/>
-          <w:bdr w:val="none" w:sz="0" w:space="0" w:color="auto" w:frame="1"/>
-          <w:lang w:eastAsia="en-US"/>
-        </w:rPr>
-        <w:t>BH</w:t>
-      </w:r>
-      <w:r>
-        <w:rPr>
-          <w:rFonts w:ascii="Lucida Grande" w:eastAsia="Times New Roman" w:hAnsi="Lucida Grande" w:cs="Lucida Grande"/>
-          <w:color w:val="000000"/>
-          <w:sz w:val="23"/>
-          <w:szCs w:val="23"/>
-          <w:shd w:val="clear" w:color="auto" w:fill="FFFFFF"/>
-          <w:lang w:eastAsia="en-US"/>
-        </w:rPr>
-        <w:t xml:space="preserve"> values; 35 of these galaxies have been alleged to contain </w:t>
-      </w:r>
-      <w:proofErr w:type="spellStart"/>
-      <w:r>
-        <w:rPr>
-          <w:rFonts w:ascii="Lucida Grande" w:eastAsia="Times New Roman" w:hAnsi="Lucida Grande" w:cs="Lucida Grande"/>
-          <w:color w:val="000000"/>
-          <w:sz w:val="23"/>
-          <w:szCs w:val="23"/>
-          <w:shd w:val="clear" w:color="auto" w:fill="FFFFFF"/>
-          <w:lang w:eastAsia="en-US"/>
-        </w:rPr>
-        <w:t>pseudobulges</w:t>
-      </w:r>
-      <w:proofErr w:type="spellEnd"/>
-      <w:r>
-        <w:rPr>
-          <w:rFonts w:ascii="Lucida Grande" w:eastAsia="Times New Roman" w:hAnsi="Lucida Grande" w:cs="Lucida Grande"/>
-          <w:color w:val="000000"/>
-          <w:sz w:val="23"/>
-          <w:szCs w:val="23"/>
-          <w:shd w:val="clear" w:color="auto" w:fill="FFFFFF"/>
-          <w:lang w:eastAsia="en-US"/>
-        </w:rPr>
-        <w:t xml:space="preserve">, 21 have water maser measurements, and three appear </w:t>
-      </w:r>
-      <w:proofErr w:type="spellStart"/>
-      <w:r>
-        <w:rPr>
-          <w:rFonts w:ascii="Lucida Grande" w:eastAsia="Times New Roman" w:hAnsi="Lucida Grande" w:cs="Lucida Grande"/>
-          <w:color w:val="000000"/>
-          <w:sz w:val="23"/>
-          <w:szCs w:val="23"/>
-          <w:shd w:val="clear" w:color="auto" w:fill="FFFFFF"/>
-          <w:lang w:eastAsia="en-US"/>
-        </w:rPr>
-        <w:t>bulgeless</w:t>
-      </w:r>
-      <w:proofErr w:type="spellEnd"/>
-      <w:r>
-        <w:rPr>
-          <w:rFonts w:ascii="Lucida Grande" w:eastAsia="Times New Roman" w:hAnsi="Lucida Grande" w:cs="Lucida Grande"/>
-          <w:color w:val="000000"/>
-          <w:sz w:val="23"/>
-          <w:szCs w:val="23"/>
-          <w:shd w:val="clear" w:color="auto" w:fill="FFFFFF"/>
-          <w:lang w:eastAsia="en-US"/>
-        </w:rPr>
-        <w:t xml:space="preserve">. This more than doubles the previous sample size of spiral galaxies with a finessed image analysis. We have </w:t>
-      </w:r>
-      <w:proofErr w:type="spellStart"/>
-      <w:r>
-        <w:rPr>
-          <w:rFonts w:ascii="Lucida Grande" w:eastAsia="Times New Roman" w:hAnsi="Lucida Grande" w:cs="Lucida Grande"/>
-          <w:color w:val="000000"/>
-          <w:sz w:val="23"/>
-          <w:szCs w:val="23"/>
-          <w:shd w:val="clear" w:color="auto" w:fill="FFFFFF"/>
-          <w:lang w:eastAsia="en-US"/>
-        </w:rPr>
-        <w:t>analyzed</w:t>
-      </w:r>
-      <w:proofErr w:type="spellEnd"/>
-      <w:r>
-        <w:rPr>
-          <w:rFonts w:ascii="Lucida Grande" w:eastAsia="Times New Roman" w:hAnsi="Lucida Grande" w:cs="Lucida Grande"/>
-          <w:color w:val="000000"/>
-          <w:sz w:val="23"/>
-          <w:szCs w:val="23"/>
-          <w:shd w:val="clear" w:color="auto" w:fill="FFFFFF"/>
-          <w:lang w:eastAsia="en-US"/>
-        </w:rPr>
-        <w:t xml:space="preserve"> near-infrared images, accounting for not only the bulge, disk (exponential, truncated, or inclined), and bar but also for spiral arms and rings and additional central components (active galactic nuclei (AGNs), etc.). A symmetric Bayesian analysis finds </w:t>
-      </w:r>
-      <w:proofErr w:type="gramStart"/>
-      <w:r>
-        <w:rPr>
-          <w:rFonts w:ascii="STIXGeneral-Regular" w:eastAsia="Times New Roman" w:hAnsi="STIXGeneral-Regular" w:cs="Lucida Grande"/>
-          <w:color w:val="000000"/>
-          <w:sz w:val="27"/>
-          <w:szCs w:val="27"/>
-          <w:bdr w:val="none" w:sz="0" w:space="0" w:color="auto" w:frame="1"/>
-          <w:lang w:eastAsia="en-US"/>
-        </w:rPr>
-        <w:t>log(</w:t>
-      </w:r>
-      <w:proofErr w:type="gramEnd"/>
-      <w:r>
-        <w:rPr>
-          <w:rFonts w:ascii="STIXGeneral-Italic" w:eastAsia="Times New Roman" w:hAnsi="STIXGeneral-Italic" w:cs="Lucida Grande"/>
-          <w:color w:val="000000"/>
-          <w:sz w:val="27"/>
-          <w:szCs w:val="27"/>
-          <w:bdr w:val="none" w:sz="0" w:space="0" w:color="auto" w:frame="1"/>
-          <w:lang w:eastAsia="en-US"/>
-        </w:rPr>
-        <w:t>M</w:t>
-      </w:r>
-      <w:r>
-        <w:rPr>
-          <w:rFonts w:ascii="STIXGeneral-Regular" w:eastAsia="Times New Roman" w:hAnsi="STIXGeneral-Regular" w:cs="Lucida Grande"/>
-          <w:color w:val="000000"/>
-          <w:sz w:val="19"/>
-          <w:szCs w:val="19"/>
-          <w:bdr w:val="none" w:sz="0" w:space="0" w:color="auto" w:frame="1"/>
-          <w:lang w:eastAsia="en-US"/>
-        </w:rPr>
-        <w:t>BH</w:t>
-      </w:r>
-      <w:r>
-        <w:rPr>
-          <w:rFonts w:ascii="STIXGeneral-Regular" w:eastAsia="Times New Roman" w:hAnsi="STIXGeneral-Regular" w:cs="Lucida Grande"/>
-          <w:color w:val="000000"/>
-          <w:sz w:val="27"/>
-          <w:szCs w:val="27"/>
-          <w:bdr w:val="none" w:sz="0" w:space="0" w:color="auto" w:frame="1"/>
-          <w:lang w:eastAsia="en-US"/>
-        </w:rPr>
-        <w:t>/</w:t>
-      </w:r>
-      <w:r>
-        <w:rPr>
-          <w:rFonts w:ascii="STIXGeneral-Italic" w:eastAsia="Times New Roman" w:hAnsi="STIXGeneral-Italic" w:cs="Lucida Grande"/>
-          <w:color w:val="000000"/>
-          <w:sz w:val="27"/>
-          <w:szCs w:val="27"/>
-          <w:bdr w:val="none" w:sz="0" w:space="0" w:color="auto" w:frame="1"/>
-          <w:lang w:eastAsia="en-US"/>
-        </w:rPr>
-        <w:t>M</w:t>
-      </w:r>
-      <w:r>
-        <w:rPr>
-          <w:rFonts w:ascii="STIXGeneral-Regular" w:eastAsia="Times New Roman" w:hAnsi="STIXGeneral-Regular" w:cs="Lucida Grande"/>
-          <w:color w:val="000000"/>
-          <w:sz w:val="19"/>
-          <w:szCs w:val="19"/>
-          <w:bdr w:val="none" w:sz="0" w:space="0" w:color="auto" w:frame="1"/>
-          <w:lang w:eastAsia="en-US"/>
-        </w:rPr>
-        <w:t>⊙</w:t>
-      </w:r>
-      <w:r>
-        <w:rPr>
-          <w:rFonts w:ascii="STIXGeneral-Regular" w:eastAsia="Times New Roman" w:hAnsi="STIXGeneral-Regular" w:cs="Lucida Grande"/>
-          <w:color w:val="000000"/>
-          <w:sz w:val="27"/>
-          <w:szCs w:val="27"/>
-          <w:bdr w:val="none" w:sz="0" w:space="0" w:color="auto" w:frame="1"/>
-          <w:lang w:eastAsia="en-US"/>
-        </w:rPr>
-        <w:t>)=</w:t>
-      </w:r>
-      <w:r>
-        <w:rPr>
-          <w:rFonts w:ascii="STIXSizeOneSym" w:eastAsia="Times New Roman" w:hAnsi="STIXSizeOneSym" w:cs="Lucida Grande"/>
-          <w:color w:val="000000"/>
-          <w:sz w:val="27"/>
-          <w:szCs w:val="27"/>
-          <w:bdr w:val="none" w:sz="0" w:space="0" w:color="auto" w:frame="1"/>
-          <w:lang w:eastAsia="en-US"/>
-        </w:rPr>
-        <w:t>(</w:t>
-      </w:r>
-      <w:r>
-        <w:rPr>
-          <w:rFonts w:ascii="STIXGeneral-Regular" w:eastAsia="Times New Roman" w:hAnsi="STIXGeneral-Regular" w:cs="Lucida Grande"/>
-          <w:color w:val="000000"/>
-          <w:sz w:val="27"/>
-          <w:szCs w:val="27"/>
-          <w:bdr w:val="none" w:sz="0" w:space="0" w:color="auto" w:frame="1"/>
-          <w:lang w:eastAsia="en-US"/>
-        </w:rPr>
-        <w:t>2.44</w:t>
-      </w:r>
-      <w:r>
-        <w:rPr>
-          <w:rFonts w:ascii="STIXGeneral-Regular" w:eastAsia="Times New Roman" w:hAnsi="STIXGeneral-Regular" w:cs="Lucida Grande"/>
-          <w:color w:val="000000"/>
-          <w:sz w:val="19"/>
-          <w:szCs w:val="19"/>
-          <w:bdr w:val="none" w:sz="0" w:space="0" w:color="auto" w:frame="1"/>
-          <w:lang w:eastAsia="en-US"/>
-        </w:rPr>
-        <w:t>+0.35−0.31</w:t>
-      </w:r>
-      <w:r>
-        <w:rPr>
-          <w:rFonts w:ascii="STIXSizeOneSym" w:eastAsia="Times New Roman" w:hAnsi="STIXSizeOneSym" w:cs="Lucida Grande"/>
-          <w:color w:val="000000"/>
-          <w:sz w:val="27"/>
-          <w:szCs w:val="27"/>
-          <w:bdr w:val="none" w:sz="0" w:space="0" w:color="auto" w:frame="1"/>
-          <w:lang w:eastAsia="en-US"/>
-        </w:rPr>
-        <w:t>)</w:t>
-      </w:r>
-      <w:r>
-        <w:rPr>
-          <w:rFonts w:ascii="STIXGeneral-Regular" w:eastAsia="Times New Roman" w:hAnsi="STIXGeneral-Regular" w:cs="Lucida Grande"/>
-          <w:color w:val="000000"/>
-          <w:sz w:val="27"/>
-          <w:szCs w:val="27"/>
-          <w:bdr w:val="none" w:sz="0" w:space="0" w:color="auto" w:frame="1"/>
-          <w:lang w:eastAsia="en-US"/>
-        </w:rPr>
-        <w:t>log</w:t>
-      </w:r>
-      <w:r>
-        <w:rPr>
-          <w:rFonts w:ascii="STIXSizeOneSym" w:eastAsia="Times New Roman" w:hAnsi="STIXSizeOneSym" w:cs="Lucida Grande"/>
-          <w:color w:val="000000"/>
-          <w:sz w:val="27"/>
-          <w:szCs w:val="27"/>
-          <w:bdr w:val="none" w:sz="0" w:space="0" w:color="auto" w:frame="1"/>
-          <w:lang w:eastAsia="en-US"/>
-        </w:rPr>
-        <w:t>{</w:t>
-      </w:r>
-      <w:r>
-        <w:rPr>
-          <w:rFonts w:ascii="STIXGeneral-Italic" w:eastAsia="Times New Roman" w:hAnsi="STIXGeneral-Italic" w:cs="Lucida Grande"/>
-          <w:color w:val="000000"/>
-          <w:sz w:val="27"/>
-          <w:szCs w:val="27"/>
-          <w:bdr w:val="none" w:sz="0" w:space="0" w:color="auto" w:frame="1"/>
-          <w:lang w:eastAsia="en-US"/>
-        </w:rPr>
-        <w:t>M</w:t>
-      </w:r>
-      <w:r>
-        <w:rPr>
-          <w:rFonts w:ascii="STIXGeneral-Regular" w:eastAsia="Times New Roman" w:hAnsi="STIXGeneral-Regular" w:cs="Lucida Grande"/>
-          <w:color w:val="000000"/>
-          <w:sz w:val="19"/>
-          <w:szCs w:val="19"/>
-          <w:bdr w:val="none" w:sz="0" w:space="0" w:color="auto" w:frame="1"/>
-          <w:lang w:eastAsia="en-US"/>
-        </w:rPr>
-        <w:t>∗,sph</w:t>
-      </w:r>
-      <w:r>
-        <w:rPr>
-          <w:rFonts w:ascii="STIXGeneral-Regular" w:eastAsia="Times New Roman" w:hAnsi="STIXGeneral-Regular" w:cs="Lucida Grande"/>
-          <w:color w:val="000000"/>
-          <w:sz w:val="27"/>
-          <w:szCs w:val="27"/>
-          <w:bdr w:val="none" w:sz="0" w:space="0" w:color="auto" w:frame="1"/>
-          <w:lang w:eastAsia="en-US"/>
-        </w:rPr>
-        <w:t>/[</w:t>
-      </w:r>
-      <w:r>
-        <w:rPr>
-          <w:rFonts w:ascii="STIXGeneral-Italic" w:eastAsia="Times New Roman" w:hAnsi="STIXGeneral-Italic" w:cs="Lucida Grande"/>
-          <w:color w:val="000000"/>
-          <w:sz w:val="27"/>
-          <w:szCs w:val="27"/>
-          <w:bdr w:val="none" w:sz="0" w:space="0" w:color="auto" w:frame="1"/>
-          <w:lang w:eastAsia="en-US"/>
-        </w:rPr>
-        <w:t>υ</w:t>
-      </w:r>
-      <w:r>
-        <w:rPr>
-          <w:rFonts w:ascii="STIXGeneral-Regular" w:eastAsia="Times New Roman" w:hAnsi="STIXGeneral-Regular" w:cs="Lucida Grande"/>
-          <w:color w:val="000000"/>
-          <w:sz w:val="27"/>
-          <w:szCs w:val="27"/>
-          <w:bdr w:val="none" w:sz="0" w:space="0" w:color="auto" w:frame="1"/>
-          <w:lang w:eastAsia="en-US"/>
-        </w:rPr>
-        <w:t>(1.15×10</w:t>
-      </w:r>
-      <w:r>
-        <w:rPr>
-          <w:rFonts w:ascii="STIXGeneral-Regular" w:eastAsia="Times New Roman" w:hAnsi="STIXGeneral-Regular" w:cs="Lucida Grande"/>
-          <w:color w:val="000000"/>
-          <w:sz w:val="19"/>
-          <w:szCs w:val="19"/>
-          <w:bdr w:val="none" w:sz="0" w:space="0" w:color="auto" w:frame="1"/>
-          <w:lang w:eastAsia="en-US"/>
-        </w:rPr>
-        <w:t>10</w:t>
-      </w:r>
-      <w:r>
-        <w:rPr>
-          <w:rFonts w:ascii="STIXGeneral-Italic" w:eastAsia="Times New Roman" w:hAnsi="STIXGeneral-Italic" w:cs="Lucida Grande"/>
-          <w:color w:val="000000"/>
-          <w:sz w:val="27"/>
-          <w:szCs w:val="27"/>
-          <w:bdr w:val="none" w:sz="0" w:space="0" w:color="auto" w:frame="1"/>
-          <w:lang w:eastAsia="en-US"/>
-        </w:rPr>
-        <w:t>M</w:t>
-      </w:r>
-      <w:r>
-        <w:rPr>
-          <w:rFonts w:ascii="STIXGeneral-Regular" w:eastAsia="Times New Roman" w:hAnsi="STIXGeneral-Regular" w:cs="Lucida Grande"/>
-          <w:color w:val="000000"/>
-          <w:sz w:val="19"/>
-          <w:szCs w:val="19"/>
-          <w:bdr w:val="none" w:sz="0" w:space="0" w:color="auto" w:frame="1"/>
-          <w:lang w:eastAsia="en-US"/>
-        </w:rPr>
-        <w:t>⊙</w:t>
-      </w:r>
-      <w:r>
-        <w:rPr>
-          <w:rFonts w:ascii="STIXGeneral-Regular" w:eastAsia="Times New Roman" w:hAnsi="STIXGeneral-Regular" w:cs="Lucida Grande"/>
-          <w:color w:val="000000"/>
-          <w:sz w:val="27"/>
-          <w:szCs w:val="27"/>
-          <w:bdr w:val="none" w:sz="0" w:space="0" w:color="auto" w:frame="1"/>
-          <w:lang w:eastAsia="en-US"/>
-        </w:rPr>
-        <w:t>)]</w:t>
-      </w:r>
-      <w:r>
-        <w:rPr>
-          <w:rFonts w:ascii="STIXSizeOneSym" w:eastAsia="Times New Roman" w:hAnsi="STIXSizeOneSym" w:cs="Lucida Grande"/>
-          <w:color w:val="000000"/>
-          <w:sz w:val="27"/>
-          <w:szCs w:val="27"/>
-          <w:bdr w:val="none" w:sz="0" w:space="0" w:color="auto" w:frame="1"/>
-          <w:lang w:eastAsia="en-US"/>
-        </w:rPr>
-        <w:t>}</w:t>
-      </w:r>
-      <w:r>
-        <w:rPr>
-          <w:rFonts w:ascii="STIXGeneral-Regular" w:eastAsia="Times New Roman" w:hAnsi="STIXGeneral-Regular" w:cs="Lucida Grande"/>
-          <w:color w:val="000000"/>
-          <w:sz w:val="27"/>
-          <w:szCs w:val="27"/>
-          <w:bdr w:val="none" w:sz="0" w:space="0" w:color="auto" w:frame="1"/>
-          <w:lang w:eastAsia="en-US"/>
-        </w:rPr>
-        <w:t>+(7.24±0.12)</w:t>
-      </w:r>
-      <w:r>
-        <w:rPr>
-          <w:rFonts w:ascii="Lucida Grande" w:eastAsia="Times New Roman" w:hAnsi="Lucida Grande" w:cs="Lucida Grande"/>
-          <w:color w:val="000000"/>
-          <w:sz w:val="23"/>
-          <w:szCs w:val="23"/>
-          <w:shd w:val="clear" w:color="auto" w:fill="FFFFFF"/>
-          <w:lang w:eastAsia="en-US"/>
-        </w:rPr>
-        <w:t>, with </w:t>
-      </w:r>
-      <w:r>
-        <w:rPr>
-          <w:rFonts w:ascii="STIXGeneral-Italic" w:eastAsia="Times New Roman" w:hAnsi="STIXGeneral-Italic" w:cs="Lucida Grande"/>
-          <w:color w:val="000000"/>
-          <w:sz w:val="27"/>
-          <w:szCs w:val="27"/>
-          <w:bdr w:val="none" w:sz="0" w:space="0" w:color="auto" w:frame="1"/>
-          <w:lang w:eastAsia="en-US"/>
-        </w:rPr>
-        <w:t>υ</w:t>
-      </w:r>
-      <w:r>
-        <w:rPr>
-          <w:rFonts w:ascii="Lucida Grande" w:eastAsia="Times New Roman" w:hAnsi="Lucida Grande" w:cs="Lucida Grande"/>
-          <w:color w:val="000000"/>
-          <w:sz w:val="23"/>
-          <w:szCs w:val="23"/>
-          <w:shd w:val="clear" w:color="auto" w:fill="FFFFFF"/>
-          <w:lang w:eastAsia="en-US"/>
-        </w:rPr>
-        <w:t> a stellar mass-to-light ratio term. The level of scatter equals that about the </w:t>
-      </w:r>
-      <w:r>
-        <w:rPr>
-          <w:rFonts w:ascii="STIXGeneral-Italic" w:eastAsia="Times New Roman" w:hAnsi="STIXGeneral-Italic" w:cs="Lucida Grande"/>
-          <w:color w:val="000000"/>
-          <w:sz w:val="27"/>
-          <w:szCs w:val="27"/>
-          <w:bdr w:val="none" w:sz="0" w:space="0" w:color="auto" w:frame="1"/>
-          <w:lang w:eastAsia="en-US"/>
-        </w:rPr>
-        <w:t>M</w:t>
-      </w:r>
-      <w:r>
-        <w:rPr>
-          <w:rFonts w:ascii="STIXGeneral-Regular" w:eastAsia="Times New Roman" w:hAnsi="STIXGeneral-Regular" w:cs="Lucida Grande"/>
-          <w:color w:val="000000"/>
-          <w:sz w:val="19"/>
-          <w:szCs w:val="19"/>
-          <w:bdr w:val="none" w:sz="0" w:space="0" w:color="auto" w:frame="1"/>
-          <w:lang w:eastAsia="en-US"/>
-        </w:rPr>
-        <w:t>BH</w:t>
-      </w:r>
-      <w:r>
-        <w:rPr>
-          <w:rFonts w:ascii="Lucida Grande" w:eastAsia="Times New Roman" w:hAnsi="Lucida Grande" w:cs="Lucida Grande"/>
-          <w:color w:val="000000"/>
-          <w:sz w:val="23"/>
-          <w:szCs w:val="23"/>
-          <w:shd w:val="clear" w:color="auto" w:fill="FFFFFF"/>
-          <w:lang w:eastAsia="en-US"/>
-        </w:rPr>
-        <w:t>-</w:t>
-      </w:r>
-      <w:r>
-        <w:rPr>
-          <w:rFonts w:ascii="STIXGeneral-Italic" w:eastAsia="Times New Roman" w:hAnsi="STIXGeneral-Italic" w:cs="Lucida Grande"/>
-          <w:color w:val="000000"/>
-          <w:sz w:val="27"/>
-          <w:szCs w:val="27"/>
-          <w:bdr w:val="none" w:sz="0" w:space="0" w:color="auto" w:frame="1"/>
-          <w:lang w:eastAsia="en-US"/>
-        </w:rPr>
-        <w:t>σ</w:t>
-      </w:r>
-      <w:r>
-        <w:rPr>
-          <w:rFonts w:ascii="STIXGeneral-Regular" w:eastAsia="Times New Roman" w:hAnsi="STIXGeneral-Regular" w:cs="Lucida Grande"/>
-          <w:color w:val="000000"/>
-          <w:sz w:val="19"/>
-          <w:szCs w:val="19"/>
-          <w:bdr w:val="none" w:sz="0" w:space="0" w:color="auto" w:frame="1"/>
-          <w:lang w:eastAsia="en-US"/>
-        </w:rPr>
-        <w:t>∗</w:t>
-      </w:r>
-      <w:r>
-        <w:rPr>
-          <w:rFonts w:ascii="Lucida Grande" w:eastAsia="Times New Roman" w:hAnsi="Lucida Grande" w:cs="Lucida Grande"/>
-          <w:color w:val="000000"/>
-          <w:sz w:val="23"/>
-          <w:szCs w:val="23"/>
-          <w:shd w:val="clear" w:color="auto" w:fill="FFFFFF"/>
-          <w:lang w:eastAsia="en-US"/>
-        </w:rPr>
-        <w:t> relation. The nonlinear slope rules out the idea that many mergers, coupled with the central limit theorem, produced this scaling relation, and it corroborates previous observational studies and simulations, which have reported a near-quadratic slope at the low-mass end of the </w:t>
-      </w:r>
-      <w:r>
-        <w:rPr>
-          <w:rFonts w:ascii="STIXGeneral-Italic" w:eastAsia="Times New Roman" w:hAnsi="STIXGeneral-Italic" w:cs="Lucida Grande"/>
-          <w:color w:val="000000"/>
-          <w:sz w:val="27"/>
-          <w:szCs w:val="27"/>
-          <w:bdr w:val="none" w:sz="0" w:space="0" w:color="auto" w:frame="1"/>
-          <w:lang w:eastAsia="en-US"/>
-        </w:rPr>
-        <w:t>M</w:t>
-      </w:r>
-      <w:r>
-        <w:rPr>
-          <w:rFonts w:ascii="STIXGeneral-Regular" w:eastAsia="Times New Roman" w:hAnsi="STIXGeneral-Regular" w:cs="Lucida Grande"/>
-          <w:color w:val="000000"/>
-          <w:sz w:val="19"/>
-          <w:szCs w:val="19"/>
-          <w:bdr w:val="none" w:sz="0" w:space="0" w:color="auto" w:frame="1"/>
-          <w:lang w:eastAsia="en-US"/>
-        </w:rPr>
-        <w:t>BH</w:t>
-      </w:r>
-      <w:r>
-        <w:rPr>
-          <w:rFonts w:ascii="Lucida Grande" w:eastAsia="Times New Roman" w:hAnsi="Lucida Grande" w:cs="Lucida Grande"/>
-          <w:color w:val="000000"/>
-          <w:sz w:val="23"/>
-          <w:szCs w:val="23"/>
-          <w:shd w:val="clear" w:color="auto" w:fill="FFFFFF"/>
-          <w:lang w:eastAsia="en-US"/>
-        </w:rPr>
-        <w:t>-</w:t>
-      </w:r>
-      <w:r>
-        <w:rPr>
-          <w:rFonts w:ascii="STIXGeneral-Italic" w:eastAsia="Times New Roman" w:hAnsi="STIXGeneral-Italic" w:cs="Lucida Grande"/>
-          <w:color w:val="000000"/>
-          <w:sz w:val="27"/>
-          <w:szCs w:val="27"/>
-          <w:bdr w:val="none" w:sz="0" w:space="0" w:color="auto" w:frame="1"/>
-          <w:lang w:eastAsia="en-US"/>
-        </w:rPr>
-        <w:t>M</w:t>
-      </w:r>
-      <w:proofErr w:type="gramStart"/>
-      <w:r>
-        <w:rPr>
-          <w:rFonts w:ascii="STIXGeneral-Regular" w:eastAsia="Times New Roman" w:hAnsi="STIXGeneral-Regular" w:cs="Lucida Grande"/>
-          <w:color w:val="000000"/>
-          <w:sz w:val="19"/>
-          <w:szCs w:val="19"/>
-          <w:bdr w:val="none" w:sz="0" w:space="0" w:color="auto" w:frame="1"/>
-          <w:lang w:eastAsia="en-US"/>
-        </w:rPr>
-        <w:t>∗,</w:t>
-      </w:r>
-      <w:proofErr w:type="spellStart"/>
-      <w:r>
-        <w:rPr>
-          <w:rFonts w:ascii="STIXGeneral-Regular" w:eastAsia="Times New Roman" w:hAnsi="STIXGeneral-Regular" w:cs="Lucida Grande"/>
-          <w:color w:val="000000"/>
-          <w:sz w:val="19"/>
-          <w:szCs w:val="19"/>
-          <w:bdr w:val="none" w:sz="0" w:space="0" w:color="auto" w:frame="1"/>
-          <w:lang w:eastAsia="en-US"/>
-        </w:rPr>
-        <w:t>sph</w:t>
-      </w:r>
-      <w:proofErr w:type="spellEnd"/>
-      <w:proofErr w:type="gramEnd"/>
-      <w:r>
-        <w:rPr>
-          <w:rFonts w:ascii="Lucida Grande" w:eastAsia="Times New Roman" w:hAnsi="Lucida Grande" w:cs="Lucida Grande"/>
-          <w:color w:val="000000"/>
-          <w:sz w:val="23"/>
-          <w:szCs w:val="23"/>
-          <w:shd w:val="clear" w:color="auto" w:fill="FFFFFF"/>
-          <w:lang w:eastAsia="en-US"/>
-        </w:rPr>
-        <w:t> diagram. Furthermore, bulges with AGNs follow this relation; they are not offset by an order of magnitude, and models that have invoked AGN feedback to establish a linear </w:t>
-      </w:r>
-      <w:r>
-        <w:rPr>
-          <w:rFonts w:ascii="STIXGeneral-Italic" w:eastAsia="Times New Roman" w:hAnsi="STIXGeneral-Italic" w:cs="Lucida Grande"/>
-          <w:color w:val="000000"/>
-          <w:sz w:val="27"/>
-          <w:szCs w:val="27"/>
-          <w:bdr w:val="none" w:sz="0" w:space="0" w:color="auto" w:frame="1"/>
-          <w:lang w:eastAsia="en-US"/>
-        </w:rPr>
-        <w:t>M</w:t>
-      </w:r>
-      <w:r>
-        <w:rPr>
-          <w:rFonts w:ascii="STIXGeneral-Regular" w:eastAsia="Times New Roman" w:hAnsi="STIXGeneral-Regular" w:cs="Lucida Grande"/>
-          <w:color w:val="000000"/>
-          <w:sz w:val="19"/>
-          <w:szCs w:val="19"/>
-          <w:bdr w:val="none" w:sz="0" w:space="0" w:color="auto" w:frame="1"/>
-          <w:lang w:eastAsia="en-US"/>
-        </w:rPr>
-        <w:t>BH</w:t>
-      </w:r>
-      <w:r>
-        <w:rPr>
-          <w:rFonts w:ascii="Lucida Grande" w:eastAsia="Times New Roman" w:hAnsi="Lucida Grande" w:cs="Lucida Grande"/>
-          <w:color w:val="000000"/>
-          <w:sz w:val="23"/>
-          <w:szCs w:val="23"/>
-          <w:shd w:val="clear" w:color="auto" w:fill="FFFFFF"/>
-          <w:lang w:eastAsia="en-US"/>
-        </w:rPr>
-        <w:t>-</w:t>
-      </w:r>
-      <w:r>
-        <w:rPr>
-          <w:rFonts w:ascii="STIXGeneral-Italic" w:eastAsia="Times New Roman" w:hAnsi="STIXGeneral-Italic" w:cs="Lucida Grande"/>
-          <w:color w:val="000000"/>
-          <w:sz w:val="27"/>
-          <w:szCs w:val="27"/>
-          <w:bdr w:val="none" w:sz="0" w:space="0" w:color="auto" w:frame="1"/>
-          <w:lang w:eastAsia="en-US"/>
-        </w:rPr>
-        <w:t>M</w:t>
-      </w:r>
-      <w:proofErr w:type="gramStart"/>
-      <w:r>
-        <w:rPr>
-          <w:rFonts w:ascii="STIXGeneral-Regular" w:eastAsia="Times New Roman" w:hAnsi="STIXGeneral-Regular" w:cs="Lucida Grande"/>
-          <w:color w:val="000000"/>
-          <w:sz w:val="19"/>
-          <w:szCs w:val="19"/>
-          <w:bdr w:val="none" w:sz="0" w:space="0" w:color="auto" w:frame="1"/>
-          <w:lang w:eastAsia="en-US"/>
-        </w:rPr>
-        <w:t>∗,</w:t>
-      </w:r>
-      <w:proofErr w:type="spellStart"/>
-      <w:r>
-        <w:rPr>
-          <w:rFonts w:ascii="STIXGeneral-Regular" w:eastAsia="Times New Roman" w:hAnsi="STIXGeneral-Regular" w:cs="Lucida Grande"/>
-          <w:color w:val="000000"/>
-          <w:sz w:val="19"/>
-          <w:szCs w:val="19"/>
-          <w:bdr w:val="none" w:sz="0" w:space="0" w:color="auto" w:frame="1"/>
-          <w:lang w:eastAsia="en-US"/>
-        </w:rPr>
-        <w:t>sph</w:t>
-      </w:r>
-      <w:proofErr w:type="spellEnd"/>
-      <w:proofErr w:type="gramEnd"/>
-      <w:r>
-        <w:rPr>
-          <w:rFonts w:ascii="Lucida Grande" w:eastAsia="Times New Roman" w:hAnsi="Lucida Grande" w:cs="Lucida Grande"/>
-          <w:color w:val="000000"/>
-          <w:sz w:val="23"/>
-          <w:szCs w:val="23"/>
-          <w:shd w:val="clear" w:color="auto" w:fill="FFFFFF"/>
-          <w:lang w:eastAsia="en-US"/>
-        </w:rPr>
-        <w:t> relation need revisiting. We additionally present an updated </w:t>
-      </w:r>
-      <w:r>
-        <w:rPr>
-          <w:rFonts w:ascii="STIXGeneral-Italic" w:eastAsia="Times New Roman" w:hAnsi="STIXGeneral-Italic" w:cs="Lucida Grande"/>
-          <w:color w:val="000000"/>
-          <w:sz w:val="27"/>
-          <w:szCs w:val="27"/>
-          <w:bdr w:val="none" w:sz="0" w:space="0" w:color="auto" w:frame="1"/>
-          <w:lang w:eastAsia="en-US"/>
-        </w:rPr>
-        <w:t>M</w:t>
-      </w:r>
-      <w:r>
-        <w:rPr>
-          <w:rFonts w:ascii="STIXGeneral-Regular" w:eastAsia="Times New Roman" w:hAnsi="STIXGeneral-Regular" w:cs="Lucida Grande"/>
-          <w:color w:val="000000"/>
-          <w:sz w:val="19"/>
-          <w:szCs w:val="19"/>
-          <w:bdr w:val="none" w:sz="0" w:space="0" w:color="auto" w:frame="1"/>
-          <w:lang w:eastAsia="en-US"/>
-        </w:rPr>
-        <w:t>BH</w:t>
-      </w:r>
-      <w:proofErr w:type="gramStart"/>
-      <w:r>
-        <w:rPr>
-          <w:rFonts w:ascii="Lucida Grande" w:eastAsia="Times New Roman" w:hAnsi="Lucida Grande" w:cs="Lucida Grande"/>
-          <w:color w:val="000000"/>
-          <w:sz w:val="23"/>
-          <w:szCs w:val="23"/>
-          <w:shd w:val="clear" w:color="auto" w:fill="FFFFFF"/>
-          <w:lang w:eastAsia="en-US"/>
-        </w:rPr>
-        <w:t>-(</w:t>
-      </w:r>
-      <w:proofErr w:type="spellStart"/>
-      <w:proofErr w:type="gramEnd"/>
       <w:r>
         <w:rPr>
           <w:rFonts w:ascii="Lucida Grande" w:eastAsia="Times New Roman" w:hAnsi="Lucida Grande" w:cs="Lucida Grande"/>
@@ -2992,7 +2916,6 @@
         </w:rPr>
         <w:t>M</w:t>
       </w:r>
-      <w:proofErr w:type="gramStart"/>
       <w:r>
         <w:rPr>
           <w:rFonts w:ascii="STIXGeneral-Regular" w:eastAsia="Times New Roman" w:hAnsi="STIXGeneral-Regular" w:cs="Lucida Grande"/>
@@ -3016,7 +2939,6 @@
         <w:t>tot</w:t>
       </w:r>
       <w:proofErr w:type="spellEnd"/>
-      <w:proofErr w:type="gramEnd"/>
       <w:r>
         <w:rPr>
           <w:rFonts w:ascii="Lucida Grande" w:eastAsia="Times New Roman" w:hAnsi="Lucida Grande" w:cs="Lucida Grande"/>
@@ -3164,7 +3086,6 @@
         </w:rPr>
         <w:t>M</w:t>
       </w:r>
-      <w:proofErr w:type="gramStart"/>
       <w:r>
         <w:rPr>
           <w:rFonts w:ascii="STIXGeneral-Regular" w:eastAsia="Times New Roman" w:hAnsi="STIXGeneral-Regular" w:cs="Lucida Grande"/>
@@ -3200,7 +3121,6 @@
         <w:t>may</w:t>
       </w:r>
       <w:proofErr w:type="spellEnd"/>
-      <w:proofErr w:type="gramEnd"/>
       <w:r>
         <w:rPr>
           <w:rFonts w:ascii="Lucida Grande" w:eastAsia="Times New Roman" w:hAnsi="Lucida Grande" w:cs="Lucida Grande"/>
@@ -3245,7 +3165,6 @@
         </w:rPr>
         <w:t> either from pipeline data or at higher redshift, conditions that are not ideal for the accurate isolation of the bulge. A symmetric Bayesian analysis finds </w:t>
       </w:r>
-      <w:proofErr w:type="gramStart"/>
       <w:r>
         <w:rPr>
           <w:rFonts w:ascii="STIXGeneral-Regular" w:eastAsia="Times New Roman" w:hAnsi="STIXGeneral-Regular" w:cs="Lucida Grande"/>
@@ -3257,7 +3176,6 @@
         </w:rPr>
         <w:t>log(</w:t>
       </w:r>
-      <w:proofErr w:type="gramEnd"/>
       <w:r>
         <w:rPr>
           <w:rFonts w:ascii="STIXGeneral-Italic" w:eastAsia="Times New Roman" w:hAnsi="STIXGeneral-Italic" w:cs="Lucida Grande"/>
@@ -3613,7 +3531,6 @@
         </w:rPr>
         <w:t>M</w:t>
       </w:r>
-      <w:proofErr w:type="gramStart"/>
       <w:r>
         <w:rPr>
           <w:rFonts w:ascii="STIXGeneral-Regular" w:eastAsia="Times New Roman" w:hAnsi="STIXGeneral-Regular" w:cs="Lucida Grande"/>
@@ -3637,7 +3554,6 @@
         <w:t>tot</w:t>
       </w:r>
       <w:proofErr w:type="spellEnd"/>
-      <w:proofErr w:type="gramEnd"/>
       <w:r>
         <w:rPr>
           <w:rFonts w:ascii="Lucida Grande" w:eastAsia="Times New Roman" w:hAnsi="Lucida Grande" w:cs="Lucida Grande"/>
@@ -3945,7 +3861,6 @@
         </w:rPr>
         <w:t>M</w:t>
       </w:r>
-      <w:proofErr w:type="gramStart"/>
       <w:r>
         <w:rPr>
           <w:rFonts w:ascii="STIXGeneral-Regular" w:eastAsia="Times New Roman" w:hAnsi="STIXGeneral-Regular" w:cs="Lucida Grande"/>
@@ -3970,7 +3885,6 @@
         <w:t>sph</w:t>
       </w:r>
       <w:proofErr w:type="spellEnd"/>
-      <w:proofErr w:type="gramEnd"/>
       <w:r>
         <w:rPr>
           <w:rFonts w:ascii="Lucida Grande" w:eastAsia="Times New Roman" w:hAnsi="Lucida Grande" w:cs="Lucida Grande"/>
@@ -4188,7 +4102,6 @@
         </w:rPr>
         <w:t>M</w:t>
       </w:r>
-      <w:proofErr w:type="gramStart"/>
       <w:r>
         <w:rPr>
           <w:rFonts w:ascii="STIXGeneral-Regular" w:eastAsia="Times New Roman" w:hAnsi="STIXGeneral-Regular" w:cs="Lucida Grande"/>
@@ -4212,7 +4125,6 @@
         <w:t>tot</w:t>
       </w:r>
       <w:proofErr w:type="spellEnd"/>
-      <w:proofErr w:type="gramEnd"/>
       <w:r>
         <w:rPr>
           <w:rFonts w:ascii="Lucida Grande" w:eastAsia="Times New Roman" w:hAnsi="Lucida Grande" w:cs="Lucida Grande"/>
@@ -4371,7 +4283,6 @@
         </w:rPr>
         <w:t>M</w:t>
       </w:r>
-      <w:proofErr w:type="gramStart"/>
       <w:r>
         <w:rPr>
           <w:rFonts w:ascii="STIXGeneral-Regular" w:eastAsia="Times New Roman" w:hAnsi="STIXGeneral-Regular" w:cs="Lucida Grande"/>
@@ -4383,7 +4294,6 @@
         <w:t>∗,galaxy</w:t>
       </w:r>
       <w:proofErr w:type="spellEnd"/>
-      <w:proofErr w:type="gramEnd"/>
       <w:r>
         <w:rPr>
           <w:rFonts w:ascii="Lucida Grande" w:eastAsia="Times New Roman" w:hAnsi="Lucida Grande" w:cs="Lucida Grande"/>
@@ -4628,27 +4538,15 @@
         <w:t>bh</w:t>
       </w:r>
       <w:proofErr w:type="spellEnd"/>
-      <w:proofErr w:type="gramStart"/>
-      <w:r>
-        <w:rPr>
-          <w:rFonts w:ascii="STIXGeneral-Regular" w:eastAsia="Times New Roman" w:hAnsi="STIXGeneral-Regular" w:cs="Lucida Grande"/>
-          <w:color w:val="000000"/>
-          <w:sz w:val="27"/>
-          <w:szCs w:val="27"/>
-          <w:bdr w:val="none" w:sz="0" w:space="0" w:color="auto" w:frame="1"/>
-        </w:rPr>
-        <w:t>&lt;(</w:t>
-      </w:r>
-      <w:proofErr w:type="gramEnd"/>
-      <w:r>
-        <w:rPr>
-          <w:rFonts w:ascii="STIXGeneral-Regular" w:eastAsia="Times New Roman" w:hAnsi="STIXGeneral-Regular" w:cs="Lucida Grande"/>
-          <w:color w:val="000000"/>
-          <w:sz w:val="27"/>
-          <w:szCs w:val="27"/>
-          <w:bdr w:val="none" w:sz="0" w:space="0" w:color="auto" w:frame="1"/>
-        </w:rPr>
-        <w:t>10</w:t>
+      <w:r>
+        <w:rPr>
+          <w:rFonts w:ascii="STIXGeneral-Regular" w:eastAsia="Times New Roman" w:hAnsi="STIXGeneral-Regular" w:cs="Lucida Grande"/>
+          <w:color w:val="000000"/>
+          <w:sz w:val="27"/>
+          <w:szCs w:val="27"/>
+          <w:bdr w:val="none" w:sz="0" w:space="0" w:color="auto" w:frame="1"/>
+        </w:rPr>
+        <w:t>&lt;(10</w:t>
       </w:r>
       <w:r>
         <w:rPr>
@@ -4830,7 +4728,6 @@
         </w:rPr>
         <w:t>M</w:t>
       </w:r>
-      <w:proofErr w:type="gramStart"/>
       <w:r>
         <w:rPr>
           <w:rFonts w:ascii="STIXGeneral-Regular" w:eastAsia="Times New Roman" w:hAnsi="STIXGeneral-Regular" w:cs="Lucida Grande"/>
@@ -4841,7 +4738,6 @@
         </w:rPr>
         <w:t>∗,galaxy</w:t>
       </w:r>
-      <w:proofErr w:type="gramEnd"/>
       <w:r>
         <w:rPr>
           <w:rFonts w:ascii="STIXGeneral-Regular" w:eastAsia="Times New Roman" w:hAnsi="STIXGeneral-Regular" w:cs="Lucida Grande"/>
@@ -5429,7 +5325,6 @@
         </w:rPr>
         <w:t>M</w:t>
       </w:r>
-      <w:proofErr w:type="gramStart"/>
       <w:r>
         <w:rPr>
           <w:rFonts w:ascii="STIXGeneral-Regular" w:eastAsia="Times New Roman" w:hAnsi="STIXGeneral-Regular" w:cs="Lucida Grande"/>
@@ -5442,7 +5337,6 @@
         <w:t>∗,tot</w:t>
       </w:r>
       <w:proofErr w:type="spellEnd"/>
-      <w:proofErr w:type="gramEnd"/>
       <w:r>
         <w:rPr>
           <w:rFonts w:ascii="Lucida Grande" w:eastAsia="Times New Roman" w:hAnsi="Lucida Grande" w:cs="Lucida Grande"/>
@@ -5841,19 +5735,7 @@
           <w:bdr w:val="none" w:sz="0" w:space="0" w:color="auto" w:frame="1"/>
           <w:lang w:eastAsia="en-US"/>
         </w:rPr>
-        <w:t>∝(−1.17±0.</w:t>
-      </w:r>
-      <w:proofErr w:type="gramStart"/>
-      <w:r>
-        <w:rPr>
-          <w:rFonts w:ascii="STIXGeneral-Regular" w:eastAsia="Times New Roman" w:hAnsi="STIXGeneral-Regular" w:cs="Lucida Grande"/>
-          <w:color w:val="000000"/>
-          <w:sz w:val="27"/>
-          <w:szCs w:val="27"/>
-          <w:bdr w:val="none" w:sz="0" w:space="0" w:color="auto" w:frame="1"/>
-          <w:lang w:eastAsia="en-US"/>
-        </w:rPr>
-        <w:t>19)</w:t>
+        <w:t>∝(−1.17±0.19)</w:t>
       </w:r>
       <w:proofErr w:type="spellStart"/>
       <w:r>
@@ -5890,7 +5772,6 @@
         <w:t>max</w:t>
       </w:r>
       <w:proofErr w:type="spellEnd"/>
-      <w:proofErr w:type="gramEnd"/>
       <w:r>
         <w:rPr>
           <w:rFonts w:ascii="STIXGeneral-Regular" w:eastAsia="Times New Roman" w:hAnsi="STIXGeneral-Regular" w:cs="Lucida Grande"/>
@@ -6941,7 +6822,6 @@
         </w:rPr>
         <w:t>M</w:t>
       </w:r>
-      <w:proofErr w:type="gramStart"/>
       <w:r>
         <w:rPr>
           <w:rFonts w:ascii="STIXGeneral-Regular" w:eastAsia="Times New Roman" w:hAnsi="STIXGeneral-Regular" w:cs="Lucida Grande"/>
@@ -6966,7 +6846,6 @@
         <w:t>sph</w:t>
       </w:r>
       <w:proofErr w:type="spellEnd"/>
-      <w:proofErr w:type="gramEnd"/>
       <w:r>
         <w:rPr>
           <w:rFonts w:ascii="Lucida Grande" w:eastAsia="Times New Roman" w:hAnsi="Lucida Grande" w:cs="Lucida Grande"/>
@@ -7184,7 +7063,6 @@
         </w:rPr>
         <w:t>M</w:t>
       </w:r>
-      <w:proofErr w:type="gramStart"/>
       <w:r>
         <w:rPr>
           <w:rFonts w:ascii="STIXGeneral-Regular" w:eastAsia="Times New Roman" w:hAnsi="STIXGeneral-Regular" w:cs="Lucida Grande"/>
@@ -7209,7 +7087,6 @@
         <w:t>sph</w:t>
       </w:r>
       <w:proofErr w:type="spellEnd"/>
-      <w:proofErr w:type="gramEnd"/>
       <w:r>
         <w:rPr>
           <w:rFonts w:ascii="Lucida Grande" w:eastAsia="Times New Roman" w:hAnsi="Lucida Grande" w:cs="Lucida Grande"/>
@@ -7508,29 +7385,7 @@
           <w:szCs w:val="27"/>
           <w:lang w:eastAsia="en-US"/>
         </w:rPr>
-        <w:t xml:space="preserve"> have unambiguously tighter spirals than the star-forming wavelengths. In </w:t>
-      </w:r>
-      <w:proofErr w:type="gramStart"/>
-      <w:r>
-        <w:rPr>
-          <w:rFonts w:ascii="Georgia" w:eastAsia="Times New Roman" w:hAnsi="Georgia" w:cs="Times New Roman"/>
-          <w:color w:val="333333"/>
-          <w:sz w:val="27"/>
-          <w:szCs w:val="27"/>
-          <w:lang w:eastAsia="en-US"/>
-        </w:rPr>
-        <w:t>addition</w:t>
-      </w:r>
-      <w:proofErr w:type="gramEnd"/>
-      <w:r>
-        <w:rPr>
-          <w:rFonts w:ascii="Georgia" w:eastAsia="Times New Roman" w:hAnsi="Georgia" w:cs="Times New Roman"/>
-          <w:color w:val="333333"/>
-          <w:sz w:val="27"/>
-          <w:szCs w:val="27"/>
-          <w:lang w:eastAsia="en-US"/>
-        </w:rPr>
-        <w:t xml:space="preserve"> we have measured in the </w:t>
+        <w:t xml:space="preserve"> have unambiguously tighter spirals than the star-forming wavelengths. In addition we have measured in the </w:t>
       </w:r>
       <w:r>
         <w:rPr>
@@ -7570,7 +7425,8 @@
     <w:p>
       <w:pPr>
         <w:rPr>
-          <w:rFonts w:ascii="Times New Roman" w:eastAsia="Times New Roman" w:hAnsi="Times New Roman" w:cs="Times New Roman"/>
+          <w:rFonts w:ascii="Times New Roman" w:hAnsi="Times New Roman" w:cs="Times New Roman"/>
+          <w:w w:val="110"/>
         </w:rPr>
       </w:pPr>
       <w:r>
@@ -8395,10 +8251,9 @@
           <w:shd w:val="clear" w:color="auto" w:fill="FFFFFF"/>
           <w:lang w:eastAsia="en-GB"/>
         </w:rPr>
-        <w:t xml:space="preserve"> ETGs, and LTGs which a</w:t>
-      </w:r>
-      <w:bookmarkStart w:id="0" w:name="_GoBack"/>
-      <w:bookmarkEnd w:id="0"/>
+        <w:t xml:space="preserve"> ETGs, and LTGs which all have </w:t>
+      </w:r>
+      <w:proofErr w:type="spellStart"/>
       <w:r>
         <w:rPr>
           <w:rFonts w:ascii="Lucida Grande" w:eastAsia="Times New Roman" w:hAnsi="Lucida Grande" w:cs="Lucida Grande"/>
@@ -8408,9 +8263,9 @@
           <w:shd w:val="clear" w:color="auto" w:fill="FFFFFF"/>
           <w:lang w:eastAsia="en-GB"/>
         </w:rPr>
-        <w:t xml:space="preserve">ll have </w:t>
-      </w:r>
-      <w:proofErr w:type="spellStart"/>
+        <w:t>Sérsic</w:t>
+      </w:r>
+      <w:proofErr w:type="spellEnd"/>
       <w:r>
         <w:rPr>
           <w:rFonts w:ascii="Lucida Grande" w:eastAsia="Times New Roman" w:hAnsi="Lucida Grande" w:cs="Lucida Grande"/>
@@ -8420,9 +8275,30 @@
           <w:shd w:val="clear" w:color="auto" w:fill="FFFFFF"/>
           <w:lang w:eastAsia="en-GB"/>
         </w:rPr>
-        <w:t>Sérsic</w:t>
-      </w:r>
-      <w:proofErr w:type="spellEnd"/>
+        <w:t xml:space="preserve"> light-profiles. The bend in the </w:t>
+      </w:r>
+      <w:r>
+        <w:rPr>
+          <w:rFonts w:ascii="STIXGeneral-Italic" w:eastAsia="Times New Roman" w:hAnsi="STIXGeneral-Italic" w:cs="Lucida Grande"/>
+          <w:color w:val="000000"/>
+          <w:sz w:val="25"/>
+          <w:szCs w:val="25"/>
+          <w:bdr w:val="none" w:sz="0" w:space="0" w:color="auto" w:frame="1"/>
+          <w:lang w:eastAsia="en-GB"/>
+        </w:rPr>
+        <w:t>M</w:t>
+      </w:r>
+      <w:r>
+        <w:rPr>
+          <w:rFonts w:ascii="STIXGeneral-Italic" w:eastAsia="Times New Roman" w:hAnsi="STIXGeneral-Italic" w:cs="Lucida Grande"/>
+          <w:color w:val="000000"/>
+          <w:sz w:val="18"/>
+          <w:szCs w:val="18"/>
+          <w:bdr w:val="none" w:sz="0" w:space="0" w:color="auto" w:frame="1"/>
+          <w:lang w:eastAsia="en-GB"/>
+        </w:rPr>
+        <w:t>BH</w:t>
+      </w:r>
       <w:r>
         <w:rPr>
           <w:rFonts w:ascii="Lucida Grande" w:eastAsia="Times New Roman" w:hAnsi="Lucida Grande" w:cs="Lucida Grande"/>
@@ -8432,7 +8308,7 @@
           <w:shd w:val="clear" w:color="auto" w:fill="FFFFFF"/>
           <w:lang w:eastAsia="en-GB"/>
         </w:rPr>
-        <w:t xml:space="preserve"> light-profiles. The bend in the </w:t>
+        <w:t>-</w:t>
       </w:r>
       <w:r>
         <w:rPr>
@@ -8443,18 +8319,7 @@
           <w:bdr w:val="none" w:sz="0" w:space="0" w:color="auto" w:frame="1"/>
           <w:lang w:eastAsia="en-GB"/>
         </w:rPr>
-        <w:t>M</w:t>
-      </w:r>
-      <w:r>
-        <w:rPr>
-          <w:rFonts w:ascii="STIXGeneral-Italic" w:eastAsia="Times New Roman" w:hAnsi="STIXGeneral-Italic" w:cs="Lucida Grande"/>
-          <w:color w:val="000000"/>
-          <w:sz w:val="18"/>
-          <w:szCs w:val="18"/>
-          <w:bdr w:val="none" w:sz="0" w:space="0" w:color="auto" w:frame="1"/>
-          <w:lang w:eastAsia="en-GB"/>
-        </w:rPr>
-        <w:t>BH</w:t>
+        <w:t>σ</w:t>
       </w:r>
       <w:r>
         <w:rPr>
@@ -8465,53 +8330,7 @@
           <w:shd w:val="clear" w:color="auto" w:fill="FFFFFF"/>
           <w:lang w:eastAsia="en-GB"/>
         </w:rPr>
-        <w:t>-</w:t>
-      </w:r>
-      <w:r>
-        <w:rPr>
-          <w:rFonts w:ascii="STIXGeneral-Italic" w:eastAsia="Times New Roman" w:hAnsi="STIXGeneral-Italic" w:cs="Lucida Grande"/>
-          <w:color w:val="000000"/>
-          <w:sz w:val="25"/>
-          <w:szCs w:val="25"/>
-          <w:bdr w:val="none" w:sz="0" w:space="0" w:color="auto" w:frame="1"/>
-          <w:lang w:eastAsia="en-GB"/>
-        </w:rPr>
-        <w:t>σ</w:t>
-      </w:r>
-      <w:r>
-        <w:rPr>
-          <w:rFonts w:ascii="Lucida Grande" w:eastAsia="Times New Roman" w:hAnsi="Lucida Grande" w:cs="Lucida Grande"/>
-          <w:color w:val="000000"/>
-          <w:sz w:val="20"/>
-          <w:szCs w:val="20"/>
-          <w:shd w:val="clear" w:color="auto" w:fill="FFFFFF"/>
-          <w:lang w:eastAsia="en-GB"/>
-        </w:rPr>
-        <w:t xml:space="preserve"> diagram (superficially) reappears upon separating galaxies with/without a disk, while we find no significant offset between barred and non-barred galaxies, nor between galaxies with/without active galactic nuclei. We also address selection biases purported to affect the scaling relations for </w:t>
-      </w:r>
-      <w:proofErr w:type="gramStart"/>
-      <w:r>
-        <w:rPr>
-          <w:rFonts w:ascii="Lucida Grande" w:eastAsia="Times New Roman" w:hAnsi="Lucida Grande" w:cs="Lucida Grande"/>
-          <w:color w:val="000000"/>
-          <w:sz w:val="20"/>
-          <w:szCs w:val="20"/>
-          <w:shd w:val="clear" w:color="auto" w:fill="FFFFFF"/>
-          <w:lang w:eastAsia="en-GB"/>
-        </w:rPr>
-        <w:t>dynamically-measured</w:t>
-      </w:r>
-      <w:proofErr w:type="gramEnd"/>
-      <w:r>
-        <w:rPr>
-          <w:rFonts w:ascii="Lucida Grande" w:eastAsia="Times New Roman" w:hAnsi="Lucida Grande" w:cs="Lucida Grande"/>
-          <w:color w:val="000000"/>
-          <w:sz w:val="20"/>
-          <w:szCs w:val="20"/>
-          <w:shd w:val="clear" w:color="auto" w:fill="FFFFFF"/>
-          <w:lang w:eastAsia="en-GB"/>
-        </w:rPr>
-        <w:t> </w:t>
+        <w:t> diagram (superficially) reappears upon separating galaxies with/without a disk, while we find no significant offset between barred and non-barred galaxies, nor between galaxies with/without active galactic nuclei. We also address selection biases purported to affect the scaling relations for dynamically-measured </w:t>
       </w:r>
       <w:r>
         <w:rPr>
@@ -8630,15 +8449,7 @@
           <w:rFonts w:ascii="Times New Roman" w:hAnsi="Times New Roman" w:cs="Times New Roman"/>
           <w:w w:val="110"/>
         </w:rPr>
-        <w:t xml:space="preserve">in other </w:t>
-      </w:r>
-      <w:proofErr w:type="gramStart"/>
-      <w:r>
-        <w:rPr>
-          <w:rFonts w:ascii="Times New Roman" w:hAnsi="Times New Roman" w:cs="Times New Roman"/>
-          <w:w w:val="110"/>
-        </w:rPr>
-        <w:t>galaxies,</w:t>
+        <w:t>in other galaxies,</w:t>
       </w:r>
       <w:r>
         <w:rPr>
@@ -8655,7 +8466,6 @@
         </w:rPr>
         <w:t>and</w:t>
       </w:r>
-      <w:proofErr w:type="gramEnd"/>
       <w:r>
         <w:rPr>
           <w:rFonts w:ascii="Times New Roman" w:hAnsi="Times New Roman" w:cs="Times New Roman"/>
@@ -9018,6 +8828,116 @@
         </w:rPr>
         <w:t>reverberation-mapping.</w:t>
       </w:r>
+    </w:p>
+    <w:p>
+      <w:pPr>
+        <w:rPr>
+          <w:rFonts w:ascii="Times New Roman" w:hAnsi="Times New Roman" w:cs="Times New Roman"/>
+          <w:w w:val="110"/>
+        </w:rPr>
+      </w:pPr>
+    </w:p>
+    <w:p>
+      <w:pPr>
+        <w:rPr>
+          <w:rFonts w:ascii="Times New Roman" w:eastAsia="Times New Roman" w:hAnsi="Times New Roman" w:cs="Times New Roman"/>
+          <w:lang w:val="en-US" w:eastAsia="en-US"/>
+        </w:rPr>
+      </w:pPr>
+      <w:r>
+        <w:rPr>
+          <w:rFonts w:ascii="Helvetica Neue" w:eastAsia="Times New Roman" w:hAnsi="Helvetica Neue" w:cs="Times New Roman"/>
+          <w:color w:val="5D5D5D"/>
+          <w:shd w:val="clear" w:color="auto" w:fill="FFFFFF"/>
+          <w:lang w:val="en-US" w:eastAsia="en-US"/>
+        </w:rPr>
+        <w:t xml:space="preserve">The spiral arms spanning disc galaxies are believed to be created by density waves that propagate through galactic discs. We present a novel method of finding the co-rotation radius where the spiral arm pattern speed matches the velocities of the stars within the disc. Our method uses an image-overlay technique, which involves tracing the arms of spiral galaxies on images observed in different wavelengths. Density wave theory predicts that spiral arms observed from different wavelengths show a phase crossing at the co-rotation radius. For the purpose of this study, 20 nearby galaxies were </w:t>
+      </w:r>
+      <w:proofErr w:type="spellStart"/>
+      <w:r>
+        <w:rPr>
+          <w:rFonts w:ascii="Helvetica Neue" w:eastAsia="Times New Roman" w:hAnsi="Helvetica Neue" w:cs="Times New Roman"/>
+          <w:color w:val="5D5D5D"/>
+          <w:shd w:val="clear" w:color="auto" w:fill="FFFFFF"/>
+          <w:lang w:val="en-US" w:eastAsia="en-US"/>
+        </w:rPr>
+        <w:t>analysed</w:t>
+      </w:r>
+      <w:proofErr w:type="spellEnd"/>
+      <w:r>
+        <w:rPr>
+          <w:rFonts w:ascii="Helvetica Neue" w:eastAsia="Times New Roman" w:hAnsi="Helvetica Neue" w:cs="Times New Roman"/>
+          <w:color w:val="5D5D5D"/>
+          <w:shd w:val="clear" w:color="auto" w:fill="FFFFFF"/>
+          <w:lang w:val="en-US" w:eastAsia="en-US"/>
+        </w:rPr>
+        <w:t xml:space="preserve"> in four different wavelengths with pitch angle measurements performed by two independent methods. We used optical wavelength images (B band 440 nm), two infrared wavelength images provided by Spitzer (3.6 and 8 </w:t>
+      </w:r>
+      <w:proofErr w:type="spellStart"/>
+      <w:r>
+        <w:rPr>
+          <w:rFonts w:ascii="Helvetica Neue" w:eastAsia="Times New Roman" w:hAnsi="Helvetica Neue" w:cs="Times New Roman"/>
+          <w:color w:val="5D5D5D"/>
+          <w:shd w:val="clear" w:color="auto" w:fill="FFFFFF"/>
+          <w:lang w:val="en-US" w:eastAsia="en-US"/>
+        </w:rPr>
+        <w:t>μm</w:t>
+      </w:r>
+      <w:proofErr w:type="spellEnd"/>
+      <w:r>
+        <w:rPr>
+          <w:rFonts w:ascii="Helvetica Neue" w:eastAsia="Times New Roman" w:hAnsi="Helvetica Neue" w:cs="Times New Roman"/>
+          <w:color w:val="5D5D5D"/>
+          <w:shd w:val="clear" w:color="auto" w:fill="FFFFFF"/>
+          <w:lang w:val="en-US" w:eastAsia="en-US"/>
+        </w:rPr>
+        <w:t xml:space="preserve">) and ultraviolet images from GALEX (1350, 1750 Å). The results were compared and verified with other records found in the literature. We then found rotation curve data for six of our galaxies and used our co-rotation radii estimates to measure the time that would elapse between star formation and moving to their observed positions in the B-band spirals. The average time lapse for this motion was found to be </w:t>
+      </w:r>
+      <w:r>
+        <w:rPr>
+          <w:rFonts w:ascii="Cambria Math" w:eastAsia="Times New Roman" w:hAnsi="Cambria Math" w:cs="Cambria Math"/>
+          <w:color w:val="5D5D5D"/>
+          <w:shd w:val="clear" w:color="auto" w:fill="FFFFFF"/>
+          <w:lang w:val="en-US" w:eastAsia="en-US"/>
+        </w:rPr>
+        <w:t>∼</w:t>
+      </w:r>
+      <w:r>
+        <w:rPr>
+          <w:rFonts w:ascii="Helvetica Neue" w:eastAsia="Times New Roman" w:hAnsi="Helvetica Neue" w:cs="Times New Roman"/>
+          <w:color w:val="5D5D5D"/>
+          <w:shd w:val="clear" w:color="auto" w:fill="FFFFFF"/>
+          <w:lang w:val="en-US" w:eastAsia="en-US"/>
+        </w:rPr>
+        <w:t xml:space="preserve">50 </w:t>
+      </w:r>
+      <w:proofErr w:type="spellStart"/>
+      <w:r>
+        <w:rPr>
+          <w:rFonts w:ascii="Helvetica Neue" w:eastAsia="Times New Roman" w:hAnsi="Helvetica Neue" w:cs="Times New Roman"/>
+          <w:color w:val="5D5D5D"/>
+          <w:shd w:val="clear" w:color="auto" w:fill="FFFFFF"/>
+          <w:lang w:val="en-US" w:eastAsia="en-US"/>
+        </w:rPr>
+        <w:t>Myr</w:t>
+      </w:r>
+      <w:proofErr w:type="spellEnd"/>
+      <w:r>
+        <w:rPr>
+          <w:rFonts w:ascii="Helvetica Neue" w:eastAsia="Times New Roman" w:hAnsi="Helvetica Neue" w:cs="Times New Roman"/>
+          <w:color w:val="5D5D5D"/>
+          <w:shd w:val="clear" w:color="auto" w:fill="FFFFFF"/>
+          <w:lang w:val="en-US" w:eastAsia="en-US"/>
+        </w:rPr>
+        <w:t>. The success of this new method of finding the co-rotation radius confirms density wave theory in a very direct way.</w:t>
+      </w:r>
+    </w:p>
+    <w:p>
+      <w:pPr>
+        <w:rPr>
+          <w:rFonts w:ascii="Times New Roman" w:eastAsia="Times New Roman" w:hAnsi="Times New Roman" w:cs="Times New Roman"/>
+        </w:rPr>
+      </w:pPr>
     </w:p>
     <w:sectPr>
       <w:pgSz w:w="12240" w:h="15840"/>
@@ -9029,7 +8949,7 @@
 </file>
 
 <file path=word/styles.xml><?xml version="1.0" encoding="utf-8"?>
-<w:styles xmlns:mc="http://schemas.openxmlformats.org/markup-compatibility/2006" xmlns:r="http://schemas.openxmlformats.org/officeDocument/2006/relationships" xmlns:w="http://schemas.openxmlformats.org/wordprocessingml/2006/main" xmlns:w14="http://schemas.microsoft.com/office/word/2010/wordml" xmlns:w15="http://schemas.microsoft.com/office/word/2012/wordml" xmlns:w16cid="http://schemas.microsoft.com/office/word/2016/wordml/cid" xmlns:w16se="http://schemas.microsoft.com/office/word/2015/wordml/symex" mc:Ignorable="w14 w15 w16se w16cid">
+<w:styles xmlns:mc="http://schemas.openxmlformats.org/markup-compatibility/2006" xmlns:r="http://schemas.openxmlformats.org/officeDocument/2006/relationships" xmlns:w="http://schemas.openxmlformats.org/wordprocessingml/2006/main" xmlns:w14="http://schemas.microsoft.com/office/word/2010/wordml" xmlns:w15="http://schemas.microsoft.com/office/word/2012/wordml" xmlns:w16cex="http://schemas.microsoft.com/office/word/2018/wordml/cex" xmlns:w16cid="http://schemas.microsoft.com/office/word/2016/wordml/cid" xmlns:w16="http://schemas.microsoft.com/office/word/2018/wordml" xmlns:w16se="http://schemas.microsoft.com/office/word/2015/wordml/symex" mc:Ignorable="w14 w15 w16se w16cid w16 w16cex">
   <w:docDefaults>
     <w:rPrDefault>
       <w:rPr>
@@ -9041,7 +8961,7 @@
     </w:rPrDefault>
     <w:pPrDefault/>
   </w:docDefaults>
-  <w:latentStyles w:defLockedState="0" w:defUIPriority="99" w:defSemiHidden="0" w:defUnhideWhenUsed="0" w:defQFormat="0" w:count="377">
+  <w:latentStyles w:defLockedState="0" w:defUIPriority="99" w:defSemiHidden="0" w:defUnhideWhenUsed="0" w:defQFormat="0" w:count="376">
     <w:lsdException w:name="Normal" w:uiPriority="0" w:qFormat="1"/>
     <w:lsdException w:name="heading 1" w:uiPriority="9" w:qFormat="1"/>
     <w:lsdException w:name="heading 2" w:semiHidden="1" w:uiPriority="9" w:unhideWhenUsed="1" w:qFormat="1"/>
@@ -9147,6 +9067,7 @@
     <w:lsdException w:name="HTML Sample" w:semiHidden="1" w:unhideWhenUsed="1"/>
     <w:lsdException w:name="HTML Typewriter" w:semiHidden="1" w:unhideWhenUsed="1"/>
     <w:lsdException w:name="HTML Variable" w:semiHidden="1" w:unhideWhenUsed="1"/>
+    <w:lsdException w:name="Normal Table" w:semiHidden="1" w:unhideWhenUsed="1"/>
     <w:lsdException w:name="annotation subject" w:semiHidden="1" w:unhideWhenUsed="1"/>
     <w:lsdException w:name="No List" w:semiHidden="1" w:unhideWhenUsed="1"/>
     <w:lsdException w:name="Outline List 1" w:semiHidden="1" w:unhideWhenUsed="1"/>
@@ -9193,8 +9114,10 @@
     <w:lsdException w:name="Table Subtle 2" w:semiHidden="1" w:unhideWhenUsed="1"/>
     <w:lsdException w:name="Table Web 1" w:semiHidden="1" w:unhideWhenUsed="1"/>
     <w:lsdException w:name="Table Web 2" w:semiHidden="1" w:unhideWhenUsed="1"/>
+    <w:lsdException w:name="Table Web 3" w:semiHidden="1" w:unhideWhenUsed="1"/>
     <w:lsdException w:name="Balloon Text" w:semiHidden="1" w:unhideWhenUsed="1"/>
     <w:lsdException w:name="Table Grid" w:uiPriority="39"/>
+    <w:lsdException w:name="Table Theme" w:semiHidden="1" w:unhideWhenUsed="1"/>
     <w:lsdException w:name="Placeholder Text" w:semiHidden="1"/>
     <w:lsdException w:name="No Spacing" w:uiPriority="1" w:qFormat="1"/>
     <w:lsdException w:name="Light Shading" w:uiPriority="60"/>
@@ -9413,7 +9336,6 @@
     <w:lsdException w:name="Mention" w:semiHidden="1" w:unhideWhenUsed="1"/>
     <w:lsdException w:name="Smart Hyperlink" w:semiHidden="1" w:unhideWhenUsed="1"/>
     <w:lsdException w:name="Smart Link" w:semiHidden="1" w:unhideWhenUsed="1"/>
-    <w:lsdException w:name="Smart Link Error" w:semiHidden="1" w:unhideWhenUsed="1"/>
   </w:latentStyles>
   <w:style w:type="paragraph" w:default="1" w:styleId="Normal">
     <w:name w:val="Normal"/>

--- a/wordcloud.docx
+++ b/wordcloud.docx
@@ -112,9 +112,18 @@
           <w:szCs w:val="22"/>
           <w:shd w:val="clear" w:color="auto" w:fill="FFFFFF"/>
         </w:rPr>
-        <w:t xml:space="preserve">We present our determination of the nuclear supermassive black hole (SMBH) mass function for spiral galaxies in the Local Universe, established from a volume-limited sample consisting of a statistically complete collection of the brightest spiral galaxies in the Southern Hemisphere. Our SMBH mass function agrees well at the high-mass end with previous values given in the literature. At the low-mass end, inconsistencies exist in previous works that still need to be resolved, but our work is more in line with expectations based on </w:t>
-      </w:r>
-      <w:proofErr w:type="spellStart"/>
+        <w:t>We present our determination of the nuclear supermassive black hole (SMBH) mass function for spiral galaxies in the Local Universe, established from a volume-limited sample consisting of a statistically complete collection of the brightest spiral galaxies in the Southern Hemisphere. Our SMBH mass function agrees well at the high-mass end with previous values given in the literature. At the low-mass end, inconsistencies exist in previous works that still need to be resolved, but our work is more in line with expectations based on modeling of SMBH evolution. This low-mass end of the spectrum is critical to our understanding of the mass function and evolution of SMBHs since the epoch of maximum quasar activity. A luminosity distance </w:t>
+      </w:r>
+      <w:r>
+        <w:rPr>
+          <w:rFonts w:ascii="STIXGeneral-Regular" w:eastAsia="Times New Roman" w:hAnsi="STIXGeneral-Regular" w:cs="Lucida Grande"/>
+          <w:color w:val="000000"/>
+          <w:sz w:val="26"/>
+          <w:szCs w:val="26"/>
+          <w:bdr w:val="none" w:sz="0" w:space="0" w:color="auto" w:frame="1"/>
+        </w:rPr>
+        <w:t>≤</w:t>
+      </w:r>
       <w:r>
         <w:rPr>
           <w:rFonts w:ascii="Lucida Grande" w:eastAsia="Times New Roman" w:hAnsi="Lucida Grande" w:cs="Lucida Grande"/>
@@ -123,9 +132,18 @@
           <w:szCs w:val="22"/>
           <w:shd w:val="clear" w:color="auto" w:fill="FFFFFF"/>
         </w:rPr>
-        <w:t>modeling</w:t>
-      </w:r>
-      <w:proofErr w:type="spellEnd"/>
+        <w:t> 25.4 </w:t>
+      </w:r>
+      <w:r>
+        <w:rPr>
+          <w:rFonts w:ascii="STIXGeneral-Italic" w:eastAsia="Times New Roman" w:hAnsi="STIXGeneral-Italic" w:cs="Lucida Grande"/>
+          <w:color w:val="000000"/>
+          <w:sz w:val="26"/>
+          <w:szCs w:val="26"/>
+          <w:bdr w:val="none" w:sz="0" w:space="0" w:color="auto" w:frame="1"/>
+        </w:rPr>
+        <w:t>Mpc</w:t>
+      </w:r>
       <w:r>
         <w:rPr>
           <w:rFonts w:ascii="Lucida Grande" w:eastAsia="Times New Roman" w:hAnsi="Lucida Grande" w:cs="Lucida Grande"/>
@@ -134,7 +152,7 @@
           <w:szCs w:val="22"/>
           <w:shd w:val="clear" w:color="auto" w:fill="FFFFFF"/>
         </w:rPr>
-        <w:t xml:space="preserve"> of SMBH evolution. This low-mass end of the spectrum is critical to our understanding of the mass function and evolution of SMBHs since the epoch of maximum quasar activity. A luminosity distance </w:t>
+        <w:t> and an absolute B-band magnitude </w:t>
       </w:r>
       <w:r>
         <w:rPr>
@@ -154,20 +172,18 @@
           <w:szCs w:val="22"/>
           <w:shd w:val="clear" w:color="auto" w:fill="FFFFFF"/>
         </w:rPr>
-        <w:t> 25.4 </w:t>
-      </w:r>
-      <w:proofErr w:type="spellStart"/>
-      <w:r>
-        <w:rPr>
-          <w:rFonts w:ascii="STIXGeneral-Italic" w:eastAsia="Times New Roman" w:hAnsi="STIXGeneral-Italic" w:cs="Lucida Grande"/>
+        <w:t> -19.12 define the sample. These limits define a sample of 140 spiral galaxies, with 128 measurable pitch angles to establish the pitch angle distribution for this sample. This pitch angle distribution function may be useful in the study of the morphology of late-type galaxies. We then use an established relationship between the pitch angle and the mass of the central SMBH in a host galaxy in order to estimate the mass of the 128 respective SMBHs in this sample. This result effectively gives us the distribution of mass for SMBHs residing in spiral galaxies over a lookback time </w:t>
+      </w:r>
+      <w:r>
+        <w:rPr>
+          <w:rFonts w:ascii="STIXGeneral-Regular" w:eastAsia="Times New Roman" w:hAnsi="STIXGeneral-Regular" w:cs="Lucida Grande"/>
           <w:color w:val="000000"/>
           <w:sz w:val="26"/>
           <w:szCs w:val="26"/>
           <w:bdr w:val="none" w:sz="0" w:space="0" w:color="auto" w:frame="1"/>
         </w:rPr>
-        <w:t>Mpc</w:t>
-      </w:r>
-      <w:proofErr w:type="spellEnd"/>
+        <w:t>≤</w:t>
+      </w:r>
       <w:r>
         <w:rPr>
           <w:rFonts w:ascii="Lucida Grande" w:eastAsia="Times New Roman" w:hAnsi="Lucida Grande" w:cs="Lucida Grande"/>
@@ -176,17 +192,27 @@
           <w:szCs w:val="22"/>
           <w:shd w:val="clear" w:color="auto" w:fill="FFFFFF"/>
         </w:rPr>
-        <w:t> and an absolute B-band magnitude </w:t>
-      </w:r>
-      <w:r>
-        <w:rPr>
-          <w:rFonts w:ascii="STIXGeneral-Regular" w:eastAsia="Times New Roman" w:hAnsi="STIXGeneral-Regular" w:cs="Lucida Grande"/>
+        <w:t> 82.1 </w:t>
+      </w:r>
+      <w:r>
+        <w:rPr>
+          <w:rFonts w:ascii="STIXGeneral-Italic" w:eastAsia="Times New Roman" w:hAnsi="STIXGeneral-Italic" w:cs="Lucida Grande"/>
           <w:color w:val="000000"/>
           <w:sz w:val="26"/>
           <w:szCs w:val="26"/>
           <w:bdr w:val="none" w:sz="0" w:space="0" w:color="auto" w:frame="1"/>
         </w:rPr>
-        <w:t>≤</w:t>
+        <w:t>h</w:t>
+      </w:r>
+      <w:r>
+        <w:rPr>
+          <w:rFonts w:ascii="STIXGeneral-Regular" w:eastAsia="Times New Roman" w:hAnsi="STIXGeneral-Regular" w:cs="Lucida Grande"/>
+          <w:color w:val="000000"/>
+          <w:sz w:val="19"/>
+          <w:szCs w:val="19"/>
+          <w:bdr w:val="none" w:sz="0" w:space="0" w:color="auto" w:frame="1"/>
+        </w:rPr>
+        <w:t>−167.77</w:t>
       </w:r>
       <w:r>
         <w:rPr>
@@ -196,70 +222,18 @@
           <w:szCs w:val="22"/>
           <w:shd w:val="clear" w:color="auto" w:fill="FFFFFF"/>
         </w:rPr>
-        <w:t> -19.12 define the sample. These limits define a sample of 140 spiral galaxies, with 128 measurable pitch angles to establish the pitch angle distribution for this sample. This pitch angle distribution function may be useful in the study of the morphology of late-type galaxies. We then use an established relationship between the pitch angle and the mass of the central SMBH in a host galaxy in order to estimate the mass of the 128 respective SMBHs in this sample. This result effectively gives us the distribution of mass for SMBHs residing in spiral galaxies over a lookback time </w:t>
-      </w:r>
-      <w:r>
-        <w:rPr>
-          <w:rFonts w:ascii="STIXGeneral-Regular" w:eastAsia="Times New Roman" w:hAnsi="STIXGeneral-Regular" w:cs="Lucida Grande"/>
+        <w:t> </w:t>
+      </w:r>
+      <w:r>
+        <w:rPr>
+          <w:rFonts w:ascii="STIXGeneral-Italic" w:eastAsia="Times New Roman" w:hAnsi="STIXGeneral-Italic" w:cs="Lucida Grande"/>
           <w:color w:val="000000"/>
           <w:sz w:val="26"/>
           <w:szCs w:val="26"/>
           <w:bdr w:val="none" w:sz="0" w:space="0" w:color="auto" w:frame="1"/>
         </w:rPr>
-        <w:t>≤</w:t>
-      </w:r>
-      <w:r>
-        <w:rPr>
-          <w:rFonts w:ascii="Lucida Grande" w:eastAsia="Times New Roman" w:hAnsi="Lucida Grande" w:cs="Lucida Grande"/>
-          <w:color w:val="000000"/>
-          <w:sz w:val="22"/>
-          <w:szCs w:val="22"/>
-          <w:shd w:val="clear" w:color="auto" w:fill="FFFFFF"/>
-        </w:rPr>
-        <w:t> 82.1 </w:t>
-      </w:r>
-      <w:r>
-        <w:rPr>
-          <w:rFonts w:ascii="STIXGeneral-Italic" w:eastAsia="Times New Roman" w:hAnsi="STIXGeneral-Italic" w:cs="Lucida Grande"/>
-          <w:color w:val="000000"/>
-          <w:sz w:val="26"/>
-          <w:szCs w:val="26"/>
-          <w:bdr w:val="none" w:sz="0" w:space="0" w:color="auto" w:frame="1"/>
-        </w:rPr>
-        <w:t>h</w:t>
-      </w:r>
-      <w:r>
-        <w:rPr>
-          <w:rFonts w:ascii="STIXGeneral-Regular" w:eastAsia="Times New Roman" w:hAnsi="STIXGeneral-Regular" w:cs="Lucida Grande"/>
-          <w:color w:val="000000"/>
-          <w:sz w:val="19"/>
-          <w:szCs w:val="19"/>
-          <w:bdr w:val="none" w:sz="0" w:space="0" w:color="auto" w:frame="1"/>
-        </w:rPr>
-        <w:t>−167.77</w:t>
-      </w:r>
-      <w:r>
-        <w:rPr>
-          <w:rFonts w:ascii="Lucida Grande" w:eastAsia="Times New Roman" w:hAnsi="Lucida Grande" w:cs="Lucida Grande"/>
-          <w:color w:val="000000"/>
-          <w:sz w:val="22"/>
-          <w:szCs w:val="22"/>
-          <w:shd w:val="clear" w:color="auto" w:fill="FFFFFF"/>
-        </w:rPr>
-        <w:t> </w:t>
-      </w:r>
-      <w:proofErr w:type="spellStart"/>
-      <w:r>
-        <w:rPr>
-          <w:rFonts w:ascii="STIXGeneral-Italic" w:eastAsia="Times New Roman" w:hAnsi="STIXGeneral-Italic" w:cs="Lucida Grande"/>
-          <w:color w:val="000000"/>
-          <w:sz w:val="26"/>
-          <w:szCs w:val="26"/>
-          <w:bdr w:val="none" w:sz="0" w:space="0" w:color="auto" w:frame="1"/>
-        </w:rPr>
         <w:t>Myr</w:t>
       </w:r>
-      <w:proofErr w:type="spellEnd"/>
       <w:r>
         <w:rPr>
           <w:rFonts w:ascii="Lucida Grande" w:eastAsia="Times New Roman" w:hAnsi="Lucida Grande" w:cs="Lucida Grande"/>
@@ -707,29 +681,7 @@
           <w:shd w:val="clear" w:color="auto" w:fill="FFFFFF"/>
         </w:rPr>
         <w:lastRenderedPageBreak/>
-        <w:t xml:space="preserve">alone can provide a powerful probe of galactic mass distributions out to large look-back times. We then use a sample of 13 galaxies, with Spitzer 3.6 </w:t>
-      </w:r>
-      <w:proofErr w:type="spellStart"/>
-      <w:r>
-        <w:rPr>
-          <w:rFonts w:ascii="-webkit-standard" w:eastAsia="Times New Roman" w:hAnsi="-webkit-standard" w:cs="Times New Roman"/>
-          <w:color w:val="000000"/>
-          <w:sz w:val="27"/>
-          <w:szCs w:val="27"/>
-          <w:shd w:val="clear" w:color="auto" w:fill="FFFFFF"/>
-        </w:rPr>
-        <w:t>μm</w:t>
-      </w:r>
-      <w:proofErr w:type="spellEnd"/>
-      <w:r>
-        <w:rPr>
-          <w:rFonts w:ascii="-webkit-standard" w:eastAsia="Times New Roman" w:hAnsi="-webkit-standard" w:cs="Times New Roman"/>
-          <w:color w:val="000000"/>
-          <w:sz w:val="27"/>
-          <w:szCs w:val="27"/>
-          <w:shd w:val="clear" w:color="auto" w:fill="FFFFFF"/>
-        </w:rPr>
-        <w:t xml:space="preserve"> imaging data and observed Hα rotation curves, to demonstrate how an inferred shear rate coupled with a bulge-disk decomposition model and a Tully-Fisher-derived velocity normalization can be used to place constraints on a galaxy's baryon fraction and dark matter halo profile. Finally, we show that there appears to be a trend (albeit a weak correlation) between spiral arm pitch angle and halo concentration. We discuss implications for the suggested link between supermassive black hole (SMBH) mass and dark halo concentration, using pitch angle as a proxy for SMBH mass.</w:t>
+        <w:t>alone can provide a powerful probe of galactic mass distributions out to large look-back times. We then use a sample of 13 galaxies, with Spitzer 3.6 μm imaging data and observed Hα rotation curves, to demonstrate how an inferred shear rate coupled with a bulge-disk decomposition model and a Tully-Fisher-derived velocity normalization can be used to place constraints on a galaxy's baryon fraction and dark matter halo profile. Finally, we show that there appears to be a trend (albeit a weak correlation) between spiral arm pitch angle and halo concentration. We discuss implications for the suggested link between supermassive black hole (SMBH) mass and dark halo concentration, using pitch angle as a proxy for SMBH mass.</w:t>
       </w:r>
     </w:p>
     <w:p/>
@@ -765,95 +717,7 @@
           <w:szCs w:val="27"/>
           <w:shd w:val="clear" w:color="auto" w:fill="FFFFFF"/>
         </w:rPr>
-        <w:t xml:space="preserve">The density-wave theory of galactic spiral-arm structure makes a striking prediction that the pitch angle of spiral arms should vary with the wavelength of the galaxy’s image. The reason is that stars are born in the density wave but move out of it as they age. They move ahead of the density wave inside the co-rotation radius, and fall behind outside of it, resulting in a tighter pitch angle at wavelengths that image stars (optical and near-infrared) than those that are associated with star formation (far-infrared and ultraviolet). In this study we combined large sample size with wide range of wavelengths, from the ultraviolet to the infrared to investigate this issue. For each galaxy we used an optical wavelength image (B-band: 445 nm) and images from the Spitzer Space Telescope at two infrared wavelengths (infrared: 3.6 and 8.0 </w:t>
-      </w:r>
-      <w:proofErr w:type="spellStart"/>
-      <w:r>
-        <w:rPr>
-          <w:rFonts w:ascii="-webkit-standard" w:eastAsia="Times New Roman" w:hAnsi="-webkit-standard" w:cs="Times New Roman"/>
-          <w:color w:val="000000"/>
-          <w:sz w:val="27"/>
-          <w:szCs w:val="27"/>
-          <w:shd w:val="clear" w:color="auto" w:fill="FFFFFF"/>
-        </w:rPr>
-        <w:t>μm</w:t>
-      </w:r>
-      <w:proofErr w:type="spellEnd"/>
-      <w:r>
-        <w:rPr>
-          <w:rFonts w:ascii="-webkit-standard" w:eastAsia="Times New Roman" w:hAnsi="-webkit-standard" w:cs="Times New Roman"/>
-          <w:color w:val="000000"/>
-          <w:sz w:val="27"/>
-          <w:szCs w:val="27"/>
-          <w:shd w:val="clear" w:color="auto" w:fill="FFFFFF"/>
-        </w:rPr>
-        <w:t xml:space="preserve">) and we measured the pitch angle with the 2DFFT and Spirality codes. We find that the B-band and 3.6 </w:t>
-      </w:r>
-      <w:proofErr w:type="spellStart"/>
-      <w:r>
-        <w:rPr>
-          <w:rFonts w:ascii="-webkit-standard" w:eastAsia="Times New Roman" w:hAnsi="-webkit-standard" w:cs="Times New Roman"/>
-          <w:color w:val="000000"/>
-          <w:sz w:val="27"/>
-          <w:szCs w:val="27"/>
-          <w:shd w:val="clear" w:color="auto" w:fill="FFFFFF"/>
-        </w:rPr>
-        <w:t>μm</w:t>
-      </w:r>
-      <w:proofErr w:type="spellEnd"/>
-      <w:r>
-        <w:rPr>
-          <w:rFonts w:ascii="-webkit-standard" w:eastAsia="Times New Roman" w:hAnsi="-webkit-standard" w:cs="Times New Roman"/>
-          <w:color w:val="000000"/>
-          <w:sz w:val="27"/>
-          <w:szCs w:val="27"/>
-          <w:shd w:val="clear" w:color="auto" w:fill="FFFFFF"/>
-        </w:rPr>
-        <w:t xml:space="preserve"> images have smaller pitch angles than the infrared 8.0 </w:t>
-      </w:r>
-      <w:proofErr w:type="spellStart"/>
-      <w:r>
-        <w:rPr>
-          <w:rFonts w:ascii="-webkit-standard" w:eastAsia="Times New Roman" w:hAnsi="-webkit-standard" w:cs="Times New Roman"/>
-          <w:color w:val="000000"/>
-          <w:sz w:val="27"/>
-          <w:szCs w:val="27"/>
-          <w:shd w:val="clear" w:color="auto" w:fill="FFFFFF"/>
-        </w:rPr>
-        <w:t>μm</w:t>
-      </w:r>
-      <w:proofErr w:type="spellEnd"/>
-      <w:r>
-        <w:rPr>
-          <w:rFonts w:ascii="-webkit-standard" w:eastAsia="Times New Roman" w:hAnsi="-webkit-standard" w:cs="Times New Roman"/>
-          <w:color w:val="000000"/>
-          <w:sz w:val="27"/>
-          <w:szCs w:val="27"/>
-          <w:shd w:val="clear" w:color="auto" w:fill="FFFFFF"/>
-        </w:rPr>
-        <w:t xml:space="preserve"> image in all cases, in agreement with the prediction of density-wave theory. We also used images in the ultraviolet from Galaxy Evolution Explorer, whose pitch angles agreed with the measurements made at 8 </w:t>
-      </w:r>
-      <w:proofErr w:type="spellStart"/>
-      <w:r>
-        <w:rPr>
-          <w:rFonts w:ascii="-webkit-standard" w:eastAsia="Times New Roman" w:hAnsi="-webkit-standard" w:cs="Times New Roman"/>
-          <w:color w:val="000000"/>
-          <w:sz w:val="27"/>
-          <w:szCs w:val="27"/>
-          <w:shd w:val="clear" w:color="auto" w:fill="FFFFFF"/>
-        </w:rPr>
-        <w:t>μm</w:t>
-      </w:r>
-      <w:proofErr w:type="spellEnd"/>
-      <w:r>
-        <w:rPr>
-          <w:rFonts w:ascii="-webkit-standard" w:eastAsia="Times New Roman" w:hAnsi="-webkit-standard" w:cs="Times New Roman"/>
-          <w:color w:val="000000"/>
-          <w:sz w:val="27"/>
-          <w:szCs w:val="27"/>
-          <w:shd w:val="clear" w:color="auto" w:fill="FFFFFF"/>
-        </w:rPr>
-        <w:t>.</w:t>
+        <w:t>The density-wave theory of galactic spiral-arm structure makes a striking prediction that the pitch angle of spiral arms should vary with the wavelength of the galaxy’s image. The reason is that stars are born in the density wave but move out of it as they age. They move ahead of the density wave inside the co-rotation radius, and fall behind outside of it, resulting in a tighter pitch angle at wavelengths that image stars (optical and near-infrared) than those that are associated with star formation (far-infrared and ultraviolet). In this study we combined large sample size with wide range of wavelengths, from the ultraviolet to the infrared to investigate this issue. For each galaxy we used an optical wavelength image (B-band: 445 nm) and images from the Spitzer Space Telescope at two infrared wavelengths (infrared: 3.6 and 8.0 μm) and we measured the pitch angle with the 2DFFT and Spirality codes. We find that the B-band and 3.6 μm images have smaller pitch angles than the infrared 8.0 μm image in all cases, in agreement with the prediction of density-wave theory. We also used images in the ultraviolet from Galaxy Evolution Explorer, whose pitch angles agreed with the measurements made at 8 μm.</w:t>
       </w:r>
     </w:p>
     <w:p/>
@@ -890,9 +754,9 @@
           <w:szCs w:val="27"/>
           <w:shd w:val="clear" w:color="auto" w:fill="FFFFFF"/>
         </w:rPr>
-        <w:t xml:space="preserve">= 25.4 </w:t>
-      </w:r>
-      <w:proofErr w:type="spellStart"/>
+        <w:t>= 25.4 Mpc, and a limiting absolute B-band magnitude, {{M</w:t>
+      </w:r>
+      <w:proofErr w:type="gramStart"/>
       <w:r>
         <w:rPr>
           <w:rFonts w:ascii="-webkit-standard" w:eastAsia="Times New Roman" w:hAnsi="-webkit-standard" w:cs="Times New Roman"/>
@@ -901,20 +765,18 @@
           <w:szCs w:val="27"/>
           <w:shd w:val="clear" w:color="auto" w:fill="FFFFFF"/>
         </w:rPr>
-        <w:t>Mpc</w:t>
-      </w:r>
-      <w:proofErr w:type="spellEnd"/>
+        <w:t>}}</w:t>
+      </w:r>
       <w:r>
         <w:rPr>
           <w:rFonts w:ascii="-webkit-standard" w:eastAsia="Times New Roman" w:hAnsi="-webkit-standard" w:cs="Times New Roman"/>
           <w:color w:val="000000"/>
-          <w:sz w:val="27"/>
-          <w:szCs w:val="27"/>
-          <w:shd w:val="clear" w:color="auto" w:fill="FFFFFF"/>
-        </w:rPr>
-        <w:t>, and a limiting absolute B-band magnitude, {{M</w:t>
-      </w:r>
-      <w:proofErr w:type="gramStart"/>
+          <w:shd w:val="clear" w:color="auto" w:fill="FFFFFF"/>
+          <w:vertAlign w:val="subscript"/>
+        </w:rPr>
+        <w:t>B</w:t>
+      </w:r>
+      <w:proofErr w:type="gramEnd"/>
       <w:r>
         <w:rPr>
           <w:rFonts w:ascii="-webkit-standard" w:eastAsia="Times New Roman" w:hAnsi="-webkit-standard" w:cs="Times New Roman"/>
@@ -923,126 +785,18 @@
           <w:szCs w:val="27"/>
           <w:shd w:val="clear" w:color="auto" w:fill="FFFFFF"/>
         </w:rPr>
-        <w:t>}}</w:t>
+        <w:t xml:space="preserve">=-19.12. These limits define a sample of 140 spiral, 30 elliptical (E), and 38 lenticular (S0) galaxies. We established the Sérsic index distribution for early-type (E/S0) galaxies in our sample. Davis et al. established the pitch angle distribution for their sample, which is identical to our late-type (spiral) galaxy sample. We then used the pitch angle and the Sérsic index distributions in order to estimate the SMBH mass function for our volume-limited sample. The </w:t>
       </w:r>
       <w:r>
         <w:rPr>
           <w:rFonts w:ascii="-webkit-standard" w:eastAsia="Times New Roman" w:hAnsi="-webkit-standard" w:cs="Times New Roman"/>
           <w:color w:val="000000"/>
-          <w:shd w:val="clear" w:color="auto" w:fill="FFFFFF"/>
-          <w:vertAlign w:val="subscript"/>
-        </w:rPr>
-        <w:t>B</w:t>
-      </w:r>
-      <w:proofErr w:type="gramEnd"/>
-      <w:r>
-        <w:rPr>
-          <w:rFonts w:ascii="-webkit-standard" w:eastAsia="Times New Roman" w:hAnsi="-webkit-standard" w:cs="Times New Roman"/>
-          <w:color w:val="000000"/>
-          <w:sz w:val="27"/>
-          <w:szCs w:val="27"/>
-          <w:shd w:val="clear" w:color="auto" w:fill="FFFFFF"/>
-        </w:rPr>
-        <w:t xml:space="preserve">=-19.12. These limits define a sample of 140 spiral, 30 elliptical (E), and 38 lenticular (S0) galaxies. We established the </w:t>
-      </w:r>
-      <w:proofErr w:type="spellStart"/>
-      <w:r>
-        <w:rPr>
-          <w:rFonts w:ascii="-webkit-standard" w:eastAsia="Times New Roman" w:hAnsi="-webkit-standard" w:cs="Times New Roman"/>
-          <w:color w:val="000000"/>
-          <w:sz w:val="27"/>
-          <w:szCs w:val="27"/>
-          <w:shd w:val="clear" w:color="auto" w:fill="FFFFFF"/>
-        </w:rPr>
-        <w:t>Sérsic</w:t>
-      </w:r>
-      <w:proofErr w:type="spellEnd"/>
-      <w:r>
-        <w:rPr>
-          <w:rFonts w:ascii="-webkit-standard" w:eastAsia="Times New Roman" w:hAnsi="-webkit-standard" w:cs="Times New Roman"/>
-          <w:color w:val="000000"/>
-          <w:sz w:val="27"/>
-          <w:szCs w:val="27"/>
-          <w:shd w:val="clear" w:color="auto" w:fill="FFFFFF"/>
-        </w:rPr>
-        <w:t xml:space="preserve"> index distribution for early-type (E/S0) galaxies in our sample. Davis et al. established the pitch angle distribution for their sample, which is identical to our late-type (spiral) galaxy sample. We then used the pitch angle and the </w:t>
-      </w:r>
-      <w:proofErr w:type="spellStart"/>
-      <w:r>
-        <w:rPr>
-          <w:rFonts w:ascii="-webkit-standard" w:eastAsia="Times New Roman" w:hAnsi="-webkit-standard" w:cs="Times New Roman"/>
-          <w:color w:val="000000"/>
-          <w:sz w:val="27"/>
-          <w:szCs w:val="27"/>
-          <w:shd w:val="clear" w:color="auto" w:fill="FFFFFF"/>
-        </w:rPr>
-        <w:t>Sérsic</w:t>
-      </w:r>
-      <w:proofErr w:type="spellEnd"/>
-      <w:r>
-        <w:rPr>
-          <w:rFonts w:ascii="-webkit-standard" w:eastAsia="Times New Roman" w:hAnsi="-webkit-standard" w:cs="Times New Roman"/>
-          <w:color w:val="000000"/>
-          <w:sz w:val="27"/>
-          <w:szCs w:val="27"/>
-          <w:shd w:val="clear" w:color="auto" w:fill="FFFFFF"/>
-        </w:rPr>
-        <w:t xml:space="preserve"> index distributions in order to estimate the SMBH mass function for our volume-limited sample. The </w:t>
-      </w:r>
-      <w:r>
-        <w:rPr>
-          <w:rFonts w:ascii="-webkit-standard" w:eastAsia="Times New Roman" w:hAnsi="-webkit-standard" w:cs="Times New Roman"/>
-          <w:color w:val="000000"/>
           <w:sz w:val="27"/>
           <w:szCs w:val="27"/>
           <w:shd w:val="clear" w:color="auto" w:fill="FFFFFF"/>
         </w:rPr>
         <w:lastRenderedPageBreak/>
-        <w:t xml:space="preserve">observational simplicity of our approach relies on the empirical relation between the mass of the central SMBH and the </w:t>
-      </w:r>
-      <w:proofErr w:type="spellStart"/>
-      <w:r>
-        <w:rPr>
-          <w:rFonts w:ascii="-webkit-standard" w:eastAsia="Times New Roman" w:hAnsi="-webkit-standard" w:cs="Times New Roman"/>
-          <w:color w:val="000000"/>
-          <w:sz w:val="27"/>
-          <w:szCs w:val="27"/>
-          <w:shd w:val="clear" w:color="auto" w:fill="FFFFFF"/>
-        </w:rPr>
-        <w:t>Sérsic</w:t>
-      </w:r>
-      <w:proofErr w:type="spellEnd"/>
-      <w:r>
-        <w:rPr>
-          <w:rFonts w:ascii="-webkit-standard" w:eastAsia="Times New Roman" w:hAnsi="-webkit-standard" w:cs="Times New Roman"/>
-          <w:color w:val="000000"/>
-          <w:sz w:val="27"/>
-          <w:szCs w:val="27"/>
-          <w:shd w:val="clear" w:color="auto" w:fill="FFFFFF"/>
-        </w:rPr>
-        <w:t xml:space="preserve"> index for an early-type galaxy or the logarithmic spiral-arm pitch angle for a spiral galaxy. Our SMBH mass function agrees well at the high-mass end with previous values in the literature. At the low-mass end, although inconsistencies exist in previous works that still need to be resolved, our work is more in line with expectations based on </w:t>
-      </w:r>
-      <w:proofErr w:type="spellStart"/>
-      <w:r>
-        <w:rPr>
-          <w:rFonts w:ascii="-webkit-standard" w:eastAsia="Times New Roman" w:hAnsi="-webkit-standard" w:cs="Times New Roman"/>
-          <w:color w:val="000000"/>
-          <w:sz w:val="27"/>
-          <w:szCs w:val="27"/>
-          <w:shd w:val="clear" w:color="auto" w:fill="FFFFFF"/>
-        </w:rPr>
-        <w:t>modeling</w:t>
-      </w:r>
-      <w:proofErr w:type="spellEnd"/>
-      <w:r>
-        <w:rPr>
-          <w:rFonts w:ascii="-webkit-standard" w:eastAsia="Times New Roman" w:hAnsi="-webkit-standard" w:cs="Times New Roman"/>
-          <w:color w:val="000000"/>
-          <w:sz w:val="27"/>
-          <w:szCs w:val="27"/>
-          <w:shd w:val="clear" w:color="auto" w:fill="FFFFFF"/>
-        </w:rPr>
-        <w:t xml:space="preserve"> of black hole evolution.</w:t>
+        <w:t>observational simplicity of our approach relies on the empirical relation between the mass of the central SMBH and the Sérsic index for an early-type galaxy or the logarithmic spiral-arm pitch angle for a spiral galaxy. Our SMBH mass function agrees well at the high-mass end with previous values in the literature. At the low-mass end, although inconsistencies exist in previous works that still need to be resolved, our work is more in line with expectations based on modeling of black hole evolution.</w:t>
       </w:r>
     </w:p>
     <w:p/>
@@ -1136,29 +890,36 @@
           <w:szCs w:val="27"/>
           <w:shd w:val="clear" w:color="auto" w:fill="FFFFFF"/>
         </w:rPr>
-        <w:t>-</w:t>
-      </w:r>
-      <w:proofErr w:type="spellStart"/>
+        <w:t>-M</w:t>
+      </w:r>
       <w:r>
         <w:rPr>
           <w:rFonts w:ascii="-webkit-standard" w:eastAsia="Times New Roman" w:hAnsi="-webkit-standard" w:cs="Times New Roman"/>
           <w:color w:val="000000"/>
-          <w:sz w:val="27"/>
-          <w:szCs w:val="27"/>
-          <w:shd w:val="clear" w:color="auto" w:fill="FFFFFF"/>
-        </w:rPr>
-        <w:t>M</w:t>
+          <w:shd w:val="clear" w:color="auto" w:fill="FFFFFF"/>
+          <w:vertAlign w:val="subscript"/>
+        </w:rPr>
+        <w:t>sph</w:t>
       </w:r>
       <w:r>
         <w:rPr>
           <w:rFonts w:ascii="-webkit-standard" w:eastAsia="Times New Roman" w:hAnsi="-webkit-standard" w:cs="Times New Roman"/>
           <w:color w:val="000000"/>
+          <w:sz w:val="27"/>
+          <w:szCs w:val="27"/>
+          <w:shd w:val="clear" w:color="auto" w:fill="FFFFFF"/>
+        </w:rPr>
+        <w:t>(M</w:t>
+      </w:r>
+      <w:r>
+        <w:rPr>
+          <w:rFonts w:ascii="-webkit-standard" w:eastAsia="Times New Roman" w:hAnsi="-webkit-standard" w:cs="Times New Roman"/>
+          <w:color w:val="000000"/>
           <w:shd w:val="clear" w:color="auto" w:fill="FFFFFF"/>
           <w:vertAlign w:val="subscript"/>
         </w:rPr>
         <w:t>sph</w:t>
       </w:r>
-      <w:proofErr w:type="spellEnd"/>
       <w:r>
         <w:rPr>
           <w:rFonts w:ascii="-webkit-standard" w:eastAsia="Times New Roman" w:hAnsi="-webkit-standard" w:cs="Times New Roman"/>
@@ -1167,29 +928,36 @@
           <w:szCs w:val="27"/>
           <w:shd w:val="clear" w:color="auto" w:fill="FFFFFF"/>
         </w:rPr>
-        <w:t>(</w:t>
-      </w:r>
-      <w:proofErr w:type="spellStart"/>
+        <w:t>: spheroid absolute magnitude at 3.6 μm) scaling relation for spiral galaxies, the M</w:t>
+      </w:r>
       <w:r>
         <w:rPr>
           <w:rFonts w:ascii="-webkit-standard" w:eastAsia="Times New Roman" w:hAnsi="-webkit-standard" w:cs="Times New Roman"/>
           <w:color w:val="000000"/>
-          <w:sz w:val="27"/>
-          <w:szCs w:val="27"/>
-          <w:shd w:val="clear" w:color="auto" w:fill="FFFFFF"/>
-        </w:rPr>
-        <w:t>M</w:t>
+          <w:shd w:val="clear" w:color="auto" w:fill="FFFFFF"/>
+          <w:vertAlign w:val="subscript"/>
+        </w:rPr>
+        <w:t>BH</w:t>
       </w:r>
       <w:r>
         <w:rPr>
           <w:rFonts w:ascii="-webkit-standard" w:eastAsia="Times New Roman" w:hAnsi="-webkit-standard" w:cs="Times New Roman"/>
           <w:color w:val="000000"/>
+          <w:sz w:val="27"/>
+          <w:szCs w:val="27"/>
+          <w:shd w:val="clear" w:color="auto" w:fill="FFFFFF"/>
+        </w:rPr>
+        <w:t>-n</w:t>
+      </w:r>
+      <w:r>
+        <w:rPr>
+          <w:rFonts w:ascii="-webkit-standard" w:eastAsia="Times New Roman" w:hAnsi="-webkit-standard" w:cs="Times New Roman"/>
+          <w:color w:val="000000"/>
           <w:shd w:val="clear" w:color="auto" w:fill="FFFFFF"/>
           <w:vertAlign w:val="subscript"/>
         </w:rPr>
         <w:t>sph</w:t>
       </w:r>
-      <w:proofErr w:type="spellEnd"/>
       <w:r>
         <w:rPr>
           <w:rFonts w:ascii="-webkit-standard" w:eastAsia="Times New Roman" w:hAnsi="-webkit-standard" w:cs="Times New Roman"/>
@@ -1198,20 +966,17 @@
           <w:szCs w:val="27"/>
           <w:shd w:val="clear" w:color="auto" w:fill="FFFFFF"/>
         </w:rPr>
-        <w:t xml:space="preserve">: spheroid absolute magnitude at 3.6 </w:t>
-      </w:r>
-      <w:proofErr w:type="spellStart"/>
+        <w:t> (n</w:t>
+      </w:r>
       <w:r>
         <w:rPr>
           <w:rFonts w:ascii="-webkit-standard" w:eastAsia="Times New Roman" w:hAnsi="-webkit-standard" w:cs="Times New Roman"/>
           <w:color w:val="000000"/>
-          <w:sz w:val="27"/>
-          <w:szCs w:val="27"/>
-          <w:shd w:val="clear" w:color="auto" w:fill="FFFFFF"/>
-        </w:rPr>
-        <w:t>μm</w:t>
-      </w:r>
-      <w:proofErr w:type="spellEnd"/>
+          <w:shd w:val="clear" w:color="auto" w:fill="FFFFFF"/>
+          <w:vertAlign w:val="subscript"/>
+        </w:rPr>
+        <w:t>sph</w:t>
+      </w:r>
       <w:r>
         <w:rPr>
           <w:rFonts w:ascii="-webkit-standard" w:eastAsia="Times New Roman" w:hAnsi="-webkit-standard" w:cs="Times New Roman"/>
@@ -1220,7 +985,7 @@
           <w:szCs w:val="27"/>
           <w:shd w:val="clear" w:color="auto" w:fill="FFFFFF"/>
         </w:rPr>
-        <w:t>) scaling relation for spiral galaxies, the M</w:t>
+        <w:t>: major axis Sérsic index of the spheroid component) relation, the M</w:t>
       </w:r>
       <w:r>
         <w:rPr>
@@ -1239,29 +1004,131 @@
           <w:szCs w:val="27"/>
           <w:shd w:val="clear" w:color="auto" w:fill="FFFFFF"/>
         </w:rPr>
-        <w:t>-</w:t>
-      </w:r>
-      <w:proofErr w:type="spellStart"/>
+        <w:t>-PA (PA: spiral pitch angle) relation, and a recently re-calibrated version of the FP-BH for weakly accreting BHs, to independently estimate M</w:t>
+      </w:r>
       <w:r>
         <w:rPr>
           <w:rFonts w:ascii="-webkit-standard" w:eastAsia="Times New Roman" w:hAnsi="-webkit-standard" w:cs="Times New Roman"/>
           <w:color w:val="000000"/>
-          <w:sz w:val="27"/>
-          <w:szCs w:val="27"/>
-          <w:shd w:val="clear" w:color="auto" w:fill="FFFFFF"/>
-        </w:rPr>
-        <w:t>n</w:t>
+          <w:shd w:val="clear" w:color="auto" w:fill="FFFFFF"/>
+          <w:vertAlign w:val="subscript"/>
+        </w:rPr>
+        <w:t>BH</w:t>
       </w:r>
       <w:r>
         <w:rPr>
           <w:rFonts w:ascii="-webkit-standard" w:eastAsia="Times New Roman" w:hAnsi="-webkit-standard" w:cs="Times New Roman"/>
           <w:color w:val="000000"/>
+          <w:sz w:val="27"/>
+          <w:szCs w:val="27"/>
+          <w:shd w:val="clear" w:color="auto" w:fill="FFFFFF"/>
+        </w:rPr>
+        <w:t> in all seven galaxies. </w:t>
+      </w:r>
+      <w:r>
+        <w:rPr>
+          <w:rFonts w:ascii="-webkit-standard" w:eastAsia="Times New Roman" w:hAnsi="-webkit-standard" w:cs="Times New Roman"/>
+          <w:color w:val="000000"/>
+          <w:sz w:val="27"/>
+          <w:szCs w:val="27"/>
+        </w:rPr>
+        <w:br/>
+      </w:r>
+      <w:r>
+        <w:rPr>
+          <w:rFonts w:ascii="-webkit-standard" w:eastAsia="Times New Roman" w:hAnsi="-webkit-standard" w:cs="Times New Roman"/>
+          <w:color w:val="000000"/>
+          <w:sz w:val="27"/>
+          <w:szCs w:val="27"/>
+          <w:shd w:val="clear" w:color="auto" w:fill="FFFFFF"/>
+        </w:rPr>
+        <w:t>Results: We find that all LLAGN in our list have low-mass central black holes with log M</w:t>
+      </w:r>
+      <w:r>
+        <w:rPr>
+          <w:rFonts w:ascii="-webkit-standard" w:eastAsia="Times New Roman" w:hAnsi="-webkit-standard" w:cs="Times New Roman"/>
+          <w:color w:val="000000"/>
           <w:shd w:val="clear" w:color="auto" w:fill="FFFFFF"/>
           <w:vertAlign w:val="subscript"/>
         </w:rPr>
+        <w:t>BH</w:t>
+      </w:r>
+      <w:r>
+        <w:rPr>
+          <w:rFonts w:ascii="-webkit-standard" w:eastAsia="Times New Roman" w:hAnsi="-webkit-standard" w:cs="Times New Roman"/>
+          <w:color w:val="000000"/>
+          <w:sz w:val="27"/>
+          <w:szCs w:val="27"/>
+          <w:shd w:val="clear" w:color="auto" w:fill="FFFFFF"/>
+        </w:rPr>
+        <w:t>/M</w:t>
+      </w:r>
+      <w:r>
+        <w:rPr>
+          <w:rFonts w:ascii="-webkit-standard" w:eastAsia="Times New Roman" w:hAnsi="-webkit-standard" w:cs="Times New Roman"/>
+          <w:color w:val="000000"/>
+          <w:shd w:val="clear" w:color="auto" w:fill="FFFFFF"/>
+          <w:vertAlign w:val="subscript"/>
+        </w:rPr>
+        <w:t>⊙</w:t>
+      </w:r>
+      <w:r>
+        <w:rPr>
+          <w:rFonts w:ascii="-webkit-standard" w:eastAsia="Times New Roman" w:hAnsi="-webkit-standard" w:cs="Times New Roman"/>
+          <w:color w:val="000000"/>
+          <w:sz w:val="27"/>
+          <w:szCs w:val="27"/>
+          <w:shd w:val="clear" w:color="auto" w:fill="FFFFFF"/>
+        </w:rPr>
+        <w:t> ≈ 6.5 on average, but that they are, most likely, not IMBHs. All four methods used predicted consistent BH masses in the 1σ range. Furthermore, we report that, in contrast to previous classification, galaxy NGC 4470 is bulge-less, and we also cast doubts on the AGN classification of NGC 3507. </w:t>
+      </w:r>
+      <w:r>
+        <w:rPr>
+          <w:rFonts w:ascii="-webkit-standard" w:eastAsia="Times New Roman" w:hAnsi="-webkit-standard" w:cs="Times New Roman"/>
+          <w:color w:val="000000"/>
+          <w:sz w:val="27"/>
+          <w:szCs w:val="27"/>
+        </w:rPr>
+        <w:br/>
+      </w:r>
+      <w:r>
+        <w:rPr>
+          <w:rFonts w:ascii="-webkit-standard" w:eastAsia="Times New Roman" w:hAnsi="-webkit-standard" w:cs="Times New Roman"/>
+          <w:color w:val="000000"/>
+          <w:sz w:val="27"/>
+          <w:szCs w:val="27"/>
+          <w:shd w:val="clear" w:color="auto" w:fill="FFFFFF"/>
+        </w:rPr>
+        <w:t>Conclusions: We find that our latest, state-of-the-art techniques for bulge magnitude &amp; Sérsic index computations and the most recent updates of the M</w:t>
+      </w:r>
+      <w:r>
+        <w:rPr>
+          <w:rFonts w:ascii="-webkit-standard" w:eastAsia="Times New Roman" w:hAnsi="-webkit-standard" w:cs="Times New Roman"/>
+          <w:color w:val="000000"/>
+          <w:shd w:val="clear" w:color="auto" w:fill="FFFFFF"/>
+          <w:vertAlign w:val="subscript"/>
+        </w:rPr>
+        <w:t>BH</w:t>
+      </w:r>
+      <w:r>
+        <w:rPr>
+          <w:rFonts w:ascii="-webkit-standard" w:eastAsia="Times New Roman" w:hAnsi="-webkit-standard" w:cs="Times New Roman"/>
+          <w:color w:val="000000"/>
+          <w:sz w:val="27"/>
+          <w:szCs w:val="27"/>
+          <w:shd w:val="clear" w:color="auto" w:fill="FFFFFF"/>
+        </w:rPr>
+        <w:t>-L</w:t>
+      </w:r>
+      <w:r>
+        <w:rPr>
+          <w:rFonts w:ascii="-webkit-standard" w:eastAsia="Times New Roman" w:hAnsi="-webkit-standard" w:cs="Times New Roman"/>
+          <w:color w:val="000000"/>
+          <w:shd w:val="clear" w:color="auto" w:fill="FFFFFF"/>
+          <w:vertAlign w:val="subscript"/>
+        </w:rPr>
         <w:t>sph</w:t>
       </w:r>
-      <w:proofErr w:type="spellEnd"/>
       <w:r>
         <w:rPr>
           <w:rFonts w:ascii="-webkit-standard" w:eastAsia="Times New Roman" w:hAnsi="-webkit-standard" w:cs="Times New Roman"/>
@@ -1270,287 +1137,36 @@
           <w:szCs w:val="27"/>
           <w:shd w:val="clear" w:color="auto" w:fill="FFFFFF"/>
         </w:rPr>
-        <w:t> (</w:t>
-      </w:r>
-      <w:proofErr w:type="spellStart"/>
+        <w:t>, M</w:t>
+      </w:r>
       <w:r>
         <w:rPr>
           <w:rFonts w:ascii="-webkit-standard" w:eastAsia="Times New Roman" w:hAnsi="-webkit-standard" w:cs="Times New Roman"/>
           <w:color w:val="000000"/>
-          <w:sz w:val="27"/>
-          <w:szCs w:val="27"/>
-          <w:shd w:val="clear" w:color="auto" w:fill="FFFFFF"/>
-        </w:rPr>
-        <w:t>n</w:t>
+          <w:shd w:val="clear" w:color="auto" w:fill="FFFFFF"/>
+          <w:vertAlign w:val="subscript"/>
+        </w:rPr>
+        <w:t>BH</w:t>
       </w:r>
       <w:r>
         <w:rPr>
           <w:rFonts w:ascii="-webkit-standard" w:eastAsia="Times New Roman" w:hAnsi="-webkit-standard" w:cs="Times New Roman"/>
           <w:color w:val="000000"/>
+          <w:sz w:val="27"/>
+          <w:szCs w:val="27"/>
+          <w:shd w:val="clear" w:color="auto" w:fill="FFFFFF"/>
+        </w:rPr>
+        <w:t>-n</w:t>
+      </w:r>
+      <w:r>
+        <w:rPr>
+          <w:rFonts w:ascii="-webkit-standard" w:eastAsia="Times New Roman" w:hAnsi="-webkit-standard" w:cs="Times New Roman"/>
+          <w:color w:val="000000"/>
           <w:shd w:val="clear" w:color="auto" w:fill="FFFFFF"/>
           <w:vertAlign w:val="subscript"/>
         </w:rPr>
         <w:t>sph</w:t>
       </w:r>
-      <w:proofErr w:type="spellEnd"/>
-      <w:r>
-        <w:rPr>
-          <w:rFonts w:ascii="-webkit-standard" w:eastAsia="Times New Roman" w:hAnsi="-webkit-standard" w:cs="Times New Roman"/>
-          <w:color w:val="000000"/>
-          <w:sz w:val="27"/>
-          <w:szCs w:val="27"/>
-          <w:shd w:val="clear" w:color="auto" w:fill="FFFFFF"/>
-        </w:rPr>
-        <w:t xml:space="preserve">: major axis </w:t>
-      </w:r>
-      <w:proofErr w:type="spellStart"/>
-      <w:r>
-        <w:rPr>
-          <w:rFonts w:ascii="-webkit-standard" w:eastAsia="Times New Roman" w:hAnsi="-webkit-standard" w:cs="Times New Roman"/>
-          <w:color w:val="000000"/>
-          <w:sz w:val="27"/>
-          <w:szCs w:val="27"/>
-          <w:shd w:val="clear" w:color="auto" w:fill="FFFFFF"/>
-        </w:rPr>
-        <w:t>Sérsic</w:t>
-      </w:r>
-      <w:proofErr w:type="spellEnd"/>
-      <w:r>
-        <w:rPr>
-          <w:rFonts w:ascii="-webkit-standard" w:eastAsia="Times New Roman" w:hAnsi="-webkit-standard" w:cs="Times New Roman"/>
-          <w:color w:val="000000"/>
-          <w:sz w:val="27"/>
-          <w:szCs w:val="27"/>
-          <w:shd w:val="clear" w:color="auto" w:fill="FFFFFF"/>
-        </w:rPr>
-        <w:t xml:space="preserve"> index of the spheroid component) relation, the M</w:t>
-      </w:r>
-      <w:r>
-        <w:rPr>
-          <w:rFonts w:ascii="-webkit-standard" w:eastAsia="Times New Roman" w:hAnsi="-webkit-standard" w:cs="Times New Roman"/>
-          <w:color w:val="000000"/>
-          <w:shd w:val="clear" w:color="auto" w:fill="FFFFFF"/>
-          <w:vertAlign w:val="subscript"/>
-        </w:rPr>
-        <w:t>BH</w:t>
-      </w:r>
-      <w:r>
-        <w:rPr>
-          <w:rFonts w:ascii="-webkit-standard" w:eastAsia="Times New Roman" w:hAnsi="-webkit-standard" w:cs="Times New Roman"/>
-          <w:color w:val="000000"/>
-          <w:sz w:val="27"/>
-          <w:szCs w:val="27"/>
-          <w:shd w:val="clear" w:color="auto" w:fill="FFFFFF"/>
-        </w:rPr>
-        <w:t>-PA (PA: spiral pitch angle) relation, and a recently re-calibrated version of the FP-BH for weakly accreting BHs, to independently estimate M</w:t>
-      </w:r>
-      <w:r>
-        <w:rPr>
-          <w:rFonts w:ascii="-webkit-standard" w:eastAsia="Times New Roman" w:hAnsi="-webkit-standard" w:cs="Times New Roman"/>
-          <w:color w:val="000000"/>
-          <w:shd w:val="clear" w:color="auto" w:fill="FFFFFF"/>
-          <w:vertAlign w:val="subscript"/>
-        </w:rPr>
-        <w:t>BH</w:t>
-      </w:r>
-      <w:r>
-        <w:rPr>
-          <w:rFonts w:ascii="-webkit-standard" w:eastAsia="Times New Roman" w:hAnsi="-webkit-standard" w:cs="Times New Roman"/>
-          <w:color w:val="000000"/>
-          <w:sz w:val="27"/>
-          <w:szCs w:val="27"/>
-          <w:shd w:val="clear" w:color="auto" w:fill="FFFFFF"/>
-        </w:rPr>
-        <w:t> in all seven galaxies. </w:t>
-      </w:r>
-      <w:r>
-        <w:rPr>
-          <w:rFonts w:ascii="-webkit-standard" w:eastAsia="Times New Roman" w:hAnsi="-webkit-standard" w:cs="Times New Roman"/>
-          <w:color w:val="000000"/>
-          <w:sz w:val="27"/>
-          <w:szCs w:val="27"/>
-        </w:rPr>
-        <w:br/>
-      </w:r>
-      <w:r>
-        <w:rPr>
-          <w:rFonts w:ascii="-webkit-standard" w:eastAsia="Times New Roman" w:hAnsi="-webkit-standard" w:cs="Times New Roman"/>
-          <w:color w:val="000000"/>
-          <w:sz w:val="27"/>
-          <w:szCs w:val="27"/>
-          <w:shd w:val="clear" w:color="auto" w:fill="FFFFFF"/>
-        </w:rPr>
-        <w:t>Results: We find that all LLAGN in our list have low-mass central black holes with log M</w:t>
-      </w:r>
-      <w:r>
-        <w:rPr>
-          <w:rFonts w:ascii="-webkit-standard" w:eastAsia="Times New Roman" w:hAnsi="-webkit-standard" w:cs="Times New Roman"/>
-          <w:color w:val="000000"/>
-          <w:shd w:val="clear" w:color="auto" w:fill="FFFFFF"/>
-          <w:vertAlign w:val="subscript"/>
-        </w:rPr>
-        <w:t>BH</w:t>
-      </w:r>
-      <w:r>
-        <w:rPr>
-          <w:rFonts w:ascii="-webkit-standard" w:eastAsia="Times New Roman" w:hAnsi="-webkit-standard" w:cs="Times New Roman"/>
-          <w:color w:val="000000"/>
-          <w:sz w:val="27"/>
-          <w:szCs w:val="27"/>
-          <w:shd w:val="clear" w:color="auto" w:fill="FFFFFF"/>
-        </w:rPr>
-        <w:t>/M</w:t>
-      </w:r>
-      <w:r>
-        <w:rPr>
-          <w:rFonts w:ascii="-webkit-standard" w:eastAsia="Times New Roman" w:hAnsi="-webkit-standard" w:cs="Times New Roman"/>
-          <w:color w:val="000000"/>
-          <w:shd w:val="clear" w:color="auto" w:fill="FFFFFF"/>
-          <w:vertAlign w:val="subscript"/>
-        </w:rPr>
-        <w:t>⊙</w:t>
-      </w:r>
-      <w:r>
-        <w:rPr>
-          <w:rFonts w:ascii="-webkit-standard" w:eastAsia="Times New Roman" w:hAnsi="-webkit-standard" w:cs="Times New Roman"/>
-          <w:color w:val="000000"/>
-          <w:sz w:val="27"/>
-          <w:szCs w:val="27"/>
-          <w:shd w:val="clear" w:color="auto" w:fill="FFFFFF"/>
-        </w:rPr>
-        <w:t> ≈ 6.5 on average, but that they are, most likely, not IMBHs. All four methods used predicted consistent BH masses in the 1σ range. Furthermore, we report that, in contrast to previous classification, galaxy NGC 4470 is bulge-less, and we also cast doubts on the AGN classification of NGC 3507. </w:t>
-      </w:r>
-      <w:r>
-        <w:rPr>
-          <w:rFonts w:ascii="-webkit-standard" w:eastAsia="Times New Roman" w:hAnsi="-webkit-standard" w:cs="Times New Roman"/>
-          <w:color w:val="000000"/>
-          <w:sz w:val="27"/>
-          <w:szCs w:val="27"/>
-        </w:rPr>
-        <w:br/>
-      </w:r>
-      <w:r>
-        <w:rPr>
-          <w:rFonts w:ascii="-webkit-standard" w:eastAsia="Times New Roman" w:hAnsi="-webkit-standard" w:cs="Times New Roman"/>
-          <w:color w:val="000000"/>
-          <w:sz w:val="27"/>
-          <w:szCs w:val="27"/>
-          <w:shd w:val="clear" w:color="auto" w:fill="FFFFFF"/>
-        </w:rPr>
-        <w:t xml:space="preserve">Conclusions: We find that our latest, state-of-the-art techniques for bulge magnitude &amp; </w:t>
-      </w:r>
-      <w:proofErr w:type="spellStart"/>
-      <w:r>
-        <w:rPr>
-          <w:rFonts w:ascii="-webkit-standard" w:eastAsia="Times New Roman" w:hAnsi="-webkit-standard" w:cs="Times New Roman"/>
-          <w:color w:val="000000"/>
-          <w:sz w:val="27"/>
-          <w:szCs w:val="27"/>
-          <w:shd w:val="clear" w:color="auto" w:fill="FFFFFF"/>
-        </w:rPr>
-        <w:t>Sérsic</w:t>
-      </w:r>
-      <w:proofErr w:type="spellEnd"/>
-      <w:r>
-        <w:rPr>
-          <w:rFonts w:ascii="-webkit-standard" w:eastAsia="Times New Roman" w:hAnsi="-webkit-standard" w:cs="Times New Roman"/>
-          <w:color w:val="000000"/>
-          <w:sz w:val="27"/>
-          <w:szCs w:val="27"/>
-          <w:shd w:val="clear" w:color="auto" w:fill="FFFFFF"/>
-        </w:rPr>
-        <w:t xml:space="preserve"> index computations and the most recent updates of the M</w:t>
-      </w:r>
-      <w:r>
-        <w:rPr>
-          <w:rFonts w:ascii="-webkit-standard" w:eastAsia="Times New Roman" w:hAnsi="-webkit-standard" w:cs="Times New Roman"/>
-          <w:color w:val="000000"/>
-          <w:shd w:val="clear" w:color="auto" w:fill="FFFFFF"/>
-          <w:vertAlign w:val="subscript"/>
-        </w:rPr>
-        <w:t>BH</w:t>
-      </w:r>
-      <w:r>
-        <w:rPr>
-          <w:rFonts w:ascii="-webkit-standard" w:eastAsia="Times New Roman" w:hAnsi="-webkit-standard" w:cs="Times New Roman"/>
-          <w:color w:val="000000"/>
-          <w:sz w:val="27"/>
-          <w:szCs w:val="27"/>
-          <w:shd w:val="clear" w:color="auto" w:fill="FFFFFF"/>
-        </w:rPr>
-        <w:t>-</w:t>
-      </w:r>
-      <w:proofErr w:type="spellStart"/>
-      <w:r>
-        <w:rPr>
-          <w:rFonts w:ascii="-webkit-standard" w:eastAsia="Times New Roman" w:hAnsi="-webkit-standard" w:cs="Times New Roman"/>
-          <w:color w:val="000000"/>
-          <w:sz w:val="27"/>
-          <w:szCs w:val="27"/>
-          <w:shd w:val="clear" w:color="auto" w:fill="FFFFFF"/>
-        </w:rPr>
-        <w:t>L</w:t>
-      </w:r>
-      <w:r>
-        <w:rPr>
-          <w:rFonts w:ascii="-webkit-standard" w:eastAsia="Times New Roman" w:hAnsi="-webkit-standard" w:cs="Times New Roman"/>
-          <w:color w:val="000000"/>
-          <w:shd w:val="clear" w:color="auto" w:fill="FFFFFF"/>
-          <w:vertAlign w:val="subscript"/>
-        </w:rPr>
-        <w:t>sph</w:t>
-      </w:r>
-      <w:proofErr w:type="spellEnd"/>
-      <w:r>
-        <w:rPr>
-          <w:rFonts w:ascii="-webkit-standard" w:eastAsia="Times New Roman" w:hAnsi="-webkit-standard" w:cs="Times New Roman"/>
-          <w:color w:val="000000"/>
-          <w:sz w:val="27"/>
-          <w:szCs w:val="27"/>
-          <w:shd w:val="clear" w:color="auto" w:fill="FFFFFF"/>
-        </w:rPr>
-        <w:t>, M</w:t>
-      </w:r>
-      <w:r>
-        <w:rPr>
-          <w:rFonts w:ascii="-webkit-standard" w:eastAsia="Times New Roman" w:hAnsi="-webkit-standard" w:cs="Times New Roman"/>
-          <w:color w:val="000000"/>
-          <w:shd w:val="clear" w:color="auto" w:fill="FFFFFF"/>
-          <w:vertAlign w:val="subscript"/>
-        </w:rPr>
-        <w:t>BH</w:t>
-      </w:r>
-      <w:r>
-        <w:rPr>
-          <w:rFonts w:ascii="-webkit-standard" w:eastAsia="Times New Roman" w:hAnsi="-webkit-standard" w:cs="Times New Roman"/>
-          <w:color w:val="000000"/>
-          <w:sz w:val="27"/>
-          <w:szCs w:val="27"/>
-          <w:shd w:val="clear" w:color="auto" w:fill="FFFFFF"/>
-        </w:rPr>
-        <w:t>-</w:t>
-      </w:r>
-      <w:proofErr w:type="spellStart"/>
-      <w:r>
-        <w:rPr>
-          <w:rFonts w:ascii="-webkit-standard" w:eastAsia="Times New Roman" w:hAnsi="-webkit-standard" w:cs="Times New Roman"/>
-          <w:color w:val="000000"/>
-          <w:sz w:val="27"/>
-          <w:szCs w:val="27"/>
-          <w:shd w:val="clear" w:color="auto" w:fill="FFFFFF"/>
-        </w:rPr>
-        <w:t>n</w:t>
-      </w:r>
-      <w:r>
-        <w:rPr>
-          <w:rFonts w:ascii="-webkit-standard" w:eastAsia="Times New Roman" w:hAnsi="-webkit-standard" w:cs="Times New Roman"/>
-          <w:color w:val="000000"/>
-          <w:shd w:val="clear" w:color="auto" w:fill="FFFFFF"/>
-          <w:vertAlign w:val="subscript"/>
-        </w:rPr>
-        <w:t>sph</w:t>
-      </w:r>
-      <w:proofErr w:type="spellEnd"/>
       <w:r>
         <w:rPr>
           <w:rFonts w:ascii="-webkit-standard" w:eastAsia="Times New Roman" w:hAnsi="-webkit-standard" w:cs="Times New Roman"/>
@@ -1675,20 +1291,17 @@
           <w:szCs w:val="27"/>
           <w:shd w:val="clear" w:color="auto" w:fill="FFFFFF"/>
         </w:rPr>
-        <w:t xml:space="preserve">|ϕ| - 15°]. The total root mean square scatter associated with this relation is 0.43 </w:t>
-      </w:r>
-      <w:proofErr w:type="spellStart"/>
+        <w:t>|ϕ| - 15°]. The total root mean square scatter associated with this relation is 0.43 dex in the log M</w:t>
+      </w:r>
       <w:r>
         <w:rPr>
           <w:rFonts w:ascii="-webkit-standard" w:eastAsia="Times New Roman" w:hAnsi="-webkit-standard" w:cs="Times New Roman"/>
           <w:color w:val="000000"/>
-          <w:sz w:val="27"/>
-          <w:szCs w:val="27"/>
-          <w:shd w:val="clear" w:color="auto" w:fill="FFFFFF"/>
-        </w:rPr>
-        <w:t>dex</w:t>
-      </w:r>
-      <w:proofErr w:type="spellEnd"/>
+          <w:shd w:val="clear" w:color="auto" w:fill="FFFFFF"/>
+          <w:vertAlign w:val="subscript"/>
+        </w:rPr>
+        <w:t>BH</w:t>
+      </w:r>
       <w:r>
         <w:rPr>
           <w:rFonts w:ascii="-webkit-standard" w:eastAsia="Times New Roman" w:hAnsi="-webkit-standard" w:cs="Times New Roman"/>
@@ -1697,7 +1310,7 @@
           <w:szCs w:val="27"/>
           <w:shd w:val="clear" w:color="auto" w:fill="FFFFFF"/>
         </w:rPr>
-        <w:t xml:space="preserve"> in the log M</w:t>
+        <w:t> direction, with an intrinsic scatter of 0.30 ± 0.08 dex. The M</w:t>
       </w:r>
       <w:r>
         <w:rPr>
@@ -1716,20 +1329,17 @@
           <w:szCs w:val="27"/>
           <w:shd w:val="clear" w:color="auto" w:fill="FFFFFF"/>
         </w:rPr>
-        <w:t xml:space="preserve"> direction, with an intrinsic scatter of 0.30 ± 0.08 </w:t>
-      </w:r>
-      <w:proofErr w:type="spellStart"/>
+        <w:t>-ϕ relation is therefore at least as accurate at predicting SMBH masses in spiral galaxies as the other known relations. By definition, the existence of an M</w:t>
+      </w:r>
       <w:r>
         <w:rPr>
           <w:rFonts w:ascii="-webkit-standard" w:eastAsia="Times New Roman" w:hAnsi="-webkit-standard" w:cs="Times New Roman"/>
           <w:color w:val="000000"/>
-          <w:sz w:val="27"/>
-          <w:szCs w:val="27"/>
-          <w:shd w:val="clear" w:color="auto" w:fill="FFFFFF"/>
-        </w:rPr>
-        <w:t>dex</w:t>
-      </w:r>
-      <w:proofErr w:type="spellEnd"/>
+          <w:shd w:val="clear" w:color="auto" w:fill="FFFFFF"/>
+          <w:vertAlign w:val="subscript"/>
+        </w:rPr>
+        <w:t>BH</w:t>
+      </w:r>
       <w:r>
         <w:rPr>
           <w:rFonts w:ascii="-webkit-standard" w:eastAsia="Times New Roman" w:hAnsi="-webkit-standard" w:cs="Times New Roman"/>
@@ -1738,89 +1348,7 @@
           <w:szCs w:val="27"/>
           <w:shd w:val="clear" w:color="auto" w:fill="FFFFFF"/>
         </w:rPr>
-        <w:t>. The M</w:t>
-      </w:r>
-      <w:r>
-        <w:rPr>
-          <w:rFonts w:ascii="-webkit-standard" w:eastAsia="Times New Roman" w:hAnsi="-webkit-standard" w:cs="Times New Roman"/>
-          <w:color w:val="000000"/>
-          <w:shd w:val="clear" w:color="auto" w:fill="FFFFFF"/>
-          <w:vertAlign w:val="subscript"/>
-        </w:rPr>
-        <w:t>BH</w:t>
-      </w:r>
-      <w:r>
-        <w:rPr>
-          <w:rFonts w:ascii="-webkit-standard" w:eastAsia="Times New Roman" w:hAnsi="-webkit-standard" w:cs="Times New Roman"/>
-          <w:color w:val="000000"/>
-          <w:sz w:val="27"/>
-          <w:szCs w:val="27"/>
-          <w:shd w:val="clear" w:color="auto" w:fill="FFFFFF"/>
-        </w:rPr>
-        <w:t>-ϕ relation is therefore at least as accurate at predicting SMBH masses in spiral galaxies as the other known relations. By definition, the existence of an M</w:t>
-      </w:r>
-      <w:r>
-        <w:rPr>
-          <w:rFonts w:ascii="-webkit-standard" w:eastAsia="Times New Roman" w:hAnsi="-webkit-standard" w:cs="Times New Roman"/>
-          <w:color w:val="000000"/>
-          <w:shd w:val="clear" w:color="auto" w:fill="FFFFFF"/>
-          <w:vertAlign w:val="subscript"/>
-        </w:rPr>
-        <w:t>BH</w:t>
-      </w:r>
-      <w:r>
-        <w:rPr>
-          <w:rFonts w:ascii="-webkit-standard" w:eastAsia="Times New Roman" w:hAnsi="-webkit-standard" w:cs="Times New Roman"/>
-          <w:color w:val="000000"/>
-          <w:sz w:val="27"/>
-          <w:szCs w:val="27"/>
-          <w:shd w:val="clear" w:color="auto" w:fill="FFFFFF"/>
-        </w:rPr>
-        <w:t xml:space="preserve">-ϕ relation demands that the SMBH mass must correlate with the galaxy discs in some manner. Moreover, with the majority of our sample (37 of 44) classified in the literature as having a </w:t>
-      </w:r>
-      <w:proofErr w:type="spellStart"/>
-      <w:r>
-        <w:rPr>
-          <w:rFonts w:ascii="-webkit-standard" w:eastAsia="Times New Roman" w:hAnsi="-webkit-standard" w:cs="Times New Roman"/>
-          <w:color w:val="000000"/>
-          <w:sz w:val="27"/>
-          <w:szCs w:val="27"/>
-          <w:shd w:val="clear" w:color="auto" w:fill="FFFFFF"/>
-        </w:rPr>
-        <w:t>pseudobulge</w:t>
-      </w:r>
-      <w:proofErr w:type="spellEnd"/>
-      <w:r>
-        <w:rPr>
-          <w:rFonts w:ascii="-webkit-standard" w:eastAsia="Times New Roman" w:hAnsi="-webkit-standard" w:cs="Times New Roman"/>
-          <w:color w:val="000000"/>
-          <w:sz w:val="27"/>
-          <w:szCs w:val="27"/>
-          <w:shd w:val="clear" w:color="auto" w:fill="FFFFFF"/>
-        </w:rPr>
-        <w:t xml:space="preserve"> morphology, we additionally reveal that the SMBH mass correlates with the large-scale spiral pattern and thus the discs of galaxies hosting </w:t>
-      </w:r>
-      <w:proofErr w:type="spellStart"/>
-      <w:r>
-        <w:rPr>
-          <w:rFonts w:ascii="-webkit-standard" w:eastAsia="Times New Roman" w:hAnsi="-webkit-standard" w:cs="Times New Roman"/>
-          <w:color w:val="000000"/>
-          <w:sz w:val="27"/>
-          <w:szCs w:val="27"/>
-          <w:shd w:val="clear" w:color="auto" w:fill="FFFFFF"/>
-        </w:rPr>
-        <w:t>pseudobulges</w:t>
-      </w:r>
-      <w:proofErr w:type="spellEnd"/>
-      <w:r>
-        <w:rPr>
-          <w:rFonts w:ascii="-webkit-standard" w:eastAsia="Times New Roman" w:hAnsi="-webkit-standard" w:cs="Times New Roman"/>
-          <w:color w:val="000000"/>
-          <w:sz w:val="27"/>
-          <w:szCs w:val="27"/>
-          <w:shd w:val="clear" w:color="auto" w:fill="FFFFFF"/>
-        </w:rPr>
-        <w:t>. Furthermore, given that the M</w:t>
+        <w:t>-ϕ relation demands that the SMBH mass must correlate with the galaxy discs in some manner. Moreover, with the majority of our sample (37 of 44) classified in the literature as having a pseudobulge morphology, we additionally reveal that the SMBH mass correlates with the large-scale spiral pattern and thus the discs of galaxies hosting pseudobulges. Furthermore, given that the M</w:t>
       </w:r>
       <w:r>
         <w:rPr>
@@ -1982,21 +1510,8 @@
           <w:bdr w:val="none" w:sz="0" w:space="0" w:color="auto" w:frame="1"/>
           <w:lang w:eastAsia="en-US"/>
         </w:rPr>
-        <w:t>∗,</w:t>
-      </w:r>
-      <w:proofErr w:type="spellStart"/>
-      <w:r>
-        <w:rPr>
-          <w:rFonts w:ascii="STIXGeneral-Regular" w:eastAsia="Times New Roman" w:hAnsi="STIXGeneral-Regular" w:cs="Lucida Grande"/>
-          <w:color w:val="000000"/>
-          <w:sz w:val="19"/>
-          <w:szCs w:val="19"/>
-          <w:bdr w:val="none" w:sz="0" w:space="0" w:color="auto" w:frame="1"/>
-          <w:lang w:eastAsia="en-US"/>
-        </w:rPr>
-        <w:t>sph</w:t>
-      </w:r>
-      <w:proofErr w:type="spellEnd"/>
+        <w:t>∗,sph</w:t>
+      </w:r>
       <w:r>
         <w:rPr>
           <w:rFonts w:ascii="Lucida Grande" w:eastAsia="Times New Roman" w:hAnsi="Lucida Grande" w:cs="Lucida Grande"/>
@@ -2006,9 +1521,30 @@
           <w:shd w:val="clear" w:color="auto" w:fill="FFFFFF"/>
           <w:lang w:eastAsia="en-US"/>
         </w:rPr>
-        <w:t xml:space="preserve">) relation is, obviously, derived using two quantities. We </w:t>
-      </w:r>
-      <w:proofErr w:type="spellStart"/>
+        <w:t>) relation is, obviously, derived using two quantities. We endeavor to provide accurate values for the latter via detailed multicomponent galaxy decompositions for the current full sample of 43 spiral galaxies having directly measured </w:t>
+      </w:r>
+      <w:r>
+        <w:rPr>
+          <w:rFonts w:ascii="STIXGeneral-Italic" w:eastAsia="Times New Roman" w:hAnsi="STIXGeneral-Italic" w:cs="Lucida Grande"/>
+          <w:color w:val="000000"/>
+          <w:sz w:val="27"/>
+          <w:szCs w:val="27"/>
+          <w:bdr w:val="none" w:sz="0" w:space="0" w:color="auto" w:frame="1"/>
+          <w:lang w:eastAsia="en-US"/>
+        </w:rPr>
+        <w:t>M</w:t>
+      </w:r>
+      <w:r>
+        <w:rPr>
+          <w:rFonts w:ascii="STIXGeneral-Regular" w:eastAsia="Times New Roman" w:hAnsi="STIXGeneral-Regular" w:cs="Lucida Grande"/>
+          <w:color w:val="000000"/>
+          <w:sz w:val="19"/>
+          <w:szCs w:val="19"/>
+          <w:bdr w:val="none" w:sz="0" w:space="0" w:color="auto" w:frame="1"/>
+          <w:lang w:eastAsia="en-US"/>
+        </w:rPr>
+        <w:t>BH</w:t>
+      </w:r>
       <w:r>
         <w:rPr>
           <w:rFonts w:ascii="Lucida Grande" w:eastAsia="Times New Roman" w:hAnsi="Lucida Grande" w:cs="Lucida Grande"/>
@@ -2018,9 +1554,272 @@
           <w:shd w:val="clear" w:color="auto" w:fill="FFFFFF"/>
           <w:lang w:eastAsia="en-US"/>
         </w:rPr>
-        <w:t>endeavor</w:t>
-      </w:r>
-      <w:proofErr w:type="spellEnd"/>
+        <w:t> values; 35 of these galaxies have been alleged to contain pseudobulges, 21 have water maser measurements, and three appear bulgeless. This more than doubles the previous sample size of spiral galaxies with a finessed image analysis. We have analyzed near-infrared images, accounting for not only the bulge, disk (exponential, truncated, or inclined), and bar but also for spiral arms and rings and additional central components (active galactic nuclei (AGNs), etc.). A symmetric Bayesian analysis finds </w:t>
+      </w:r>
+      <w:r>
+        <w:rPr>
+          <w:rFonts w:ascii="STIXGeneral-Regular" w:eastAsia="Times New Roman" w:hAnsi="STIXGeneral-Regular" w:cs="Lucida Grande"/>
+          <w:color w:val="000000"/>
+          <w:sz w:val="27"/>
+          <w:szCs w:val="27"/>
+          <w:bdr w:val="none" w:sz="0" w:space="0" w:color="auto" w:frame="1"/>
+          <w:lang w:eastAsia="en-US"/>
+        </w:rPr>
+        <w:t>log(</w:t>
+      </w:r>
+      <w:r>
+        <w:rPr>
+          <w:rFonts w:ascii="STIXGeneral-Italic" w:eastAsia="Times New Roman" w:hAnsi="STIXGeneral-Italic" w:cs="Lucida Grande"/>
+          <w:color w:val="000000"/>
+          <w:sz w:val="27"/>
+          <w:szCs w:val="27"/>
+          <w:bdr w:val="none" w:sz="0" w:space="0" w:color="auto" w:frame="1"/>
+          <w:lang w:eastAsia="en-US"/>
+        </w:rPr>
+        <w:t>M</w:t>
+      </w:r>
+      <w:r>
+        <w:rPr>
+          <w:rFonts w:ascii="STIXGeneral-Regular" w:eastAsia="Times New Roman" w:hAnsi="STIXGeneral-Regular" w:cs="Lucida Grande"/>
+          <w:color w:val="000000"/>
+          <w:sz w:val="19"/>
+          <w:szCs w:val="19"/>
+          <w:bdr w:val="none" w:sz="0" w:space="0" w:color="auto" w:frame="1"/>
+          <w:lang w:eastAsia="en-US"/>
+        </w:rPr>
+        <w:t>BH</w:t>
+      </w:r>
+      <w:r>
+        <w:rPr>
+          <w:rFonts w:ascii="STIXGeneral-Regular" w:eastAsia="Times New Roman" w:hAnsi="STIXGeneral-Regular" w:cs="Lucida Grande"/>
+          <w:color w:val="000000"/>
+          <w:sz w:val="27"/>
+          <w:szCs w:val="27"/>
+          <w:bdr w:val="none" w:sz="0" w:space="0" w:color="auto" w:frame="1"/>
+          <w:lang w:eastAsia="en-US"/>
+        </w:rPr>
+        <w:t>/</w:t>
+      </w:r>
+      <w:r>
+        <w:rPr>
+          <w:rFonts w:ascii="STIXGeneral-Italic" w:eastAsia="Times New Roman" w:hAnsi="STIXGeneral-Italic" w:cs="Lucida Grande"/>
+          <w:color w:val="000000"/>
+          <w:sz w:val="27"/>
+          <w:szCs w:val="27"/>
+          <w:bdr w:val="none" w:sz="0" w:space="0" w:color="auto" w:frame="1"/>
+          <w:lang w:eastAsia="en-US"/>
+        </w:rPr>
+        <w:t>M</w:t>
+      </w:r>
+      <w:r>
+        <w:rPr>
+          <w:rFonts w:ascii="STIXGeneral-Regular" w:eastAsia="Times New Roman" w:hAnsi="STIXGeneral-Regular" w:cs="Lucida Grande"/>
+          <w:color w:val="000000"/>
+          <w:sz w:val="19"/>
+          <w:szCs w:val="19"/>
+          <w:bdr w:val="none" w:sz="0" w:space="0" w:color="auto" w:frame="1"/>
+          <w:lang w:eastAsia="en-US"/>
+        </w:rPr>
+        <w:t>⊙</w:t>
+      </w:r>
+      <w:r>
+        <w:rPr>
+          <w:rFonts w:ascii="STIXGeneral-Regular" w:eastAsia="Times New Roman" w:hAnsi="STIXGeneral-Regular" w:cs="Lucida Grande"/>
+          <w:color w:val="000000"/>
+          <w:sz w:val="27"/>
+          <w:szCs w:val="27"/>
+          <w:bdr w:val="none" w:sz="0" w:space="0" w:color="auto" w:frame="1"/>
+          <w:lang w:eastAsia="en-US"/>
+        </w:rPr>
+        <w:t>)=</w:t>
+      </w:r>
+      <w:r>
+        <w:rPr>
+          <w:rFonts w:ascii="STIXSizeOneSym" w:eastAsia="Times New Roman" w:hAnsi="STIXSizeOneSym" w:cs="Lucida Grande"/>
+          <w:color w:val="000000"/>
+          <w:sz w:val="27"/>
+          <w:szCs w:val="27"/>
+          <w:bdr w:val="none" w:sz="0" w:space="0" w:color="auto" w:frame="1"/>
+          <w:lang w:eastAsia="en-US"/>
+        </w:rPr>
+        <w:t>(</w:t>
+      </w:r>
+      <w:r>
+        <w:rPr>
+          <w:rFonts w:ascii="STIXGeneral-Regular" w:eastAsia="Times New Roman" w:hAnsi="STIXGeneral-Regular" w:cs="Lucida Grande"/>
+          <w:color w:val="000000"/>
+          <w:sz w:val="27"/>
+          <w:szCs w:val="27"/>
+          <w:bdr w:val="none" w:sz="0" w:space="0" w:color="auto" w:frame="1"/>
+          <w:lang w:eastAsia="en-US"/>
+        </w:rPr>
+        <w:t>2.44</w:t>
+      </w:r>
+      <w:r>
+        <w:rPr>
+          <w:rFonts w:ascii="STIXGeneral-Regular" w:eastAsia="Times New Roman" w:hAnsi="STIXGeneral-Regular" w:cs="Lucida Grande"/>
+          <w:color w:val="000000"/>
+          <w:sz w:val="19"/>
+          <w:szCs w:val="19"/>
+          <w:bdr w:val="none" w:sz="0" w:space="0" w:color="auto" w:frame="1"/>
+          <w:lang w:eastAsia="en-US"/>
+        </w:rPr>
+        <w:t>+0.35−0.31</w:t>
+      </w:r>
+      <w:r>
+        <w:rPr>
+          <w:rFonts w:ascii="STIXSizeOneSym" w:eastAsia="Times New Roman" w:hAnsi="STIXSizeOneSym" w:cs="Lucida Grande"/>
+          <w:color w:val="000000"/>
+          <w:sz w:val="27"/>
+          <w:szCs w:val="27"/>
+          <w:bdr w:val="none" w:sz="0" w:space="0" w:color="auto" w:frame="1"/>
+          <w:lang w:eastAsia="en-US"/>
+        </w:rPr>
+        <w:t>)</w:t>
+      </w:r>
+      <w:r>
+        <w:rPr>
+          <w:rFonts w:ascii="STIXGeneral-Regular" w:eastAsia="Times New Roman" w:hAnsi="STIXGeneral-Regular" w:cs="Lucida Grande"/>
+          <w:color w:val="000000"/>
+          <w:sz w:val="27"/>
+          <w:szCs w:val="27"/>
+          <w:bdr w:val="none" w:sz="0" w:space="0" w:color="auto" w:frame="1"/>
+          <w:lang w:eastAsia="en-US"/>
+        </w:rPr>
+        <w:t>log</w:t>
+      </w:r>
+      <w:r>
+        <w:rPr>
+          <w:rFonts w:ascii="STIXSizeOneSym" w:eastAsia="Times New Roman" w:hAnsi="STIXSizeOneSym" w:cs="Lucida Grande"/>
+          <w:color w:val="000000"/>
+          <w:sz w:val="27"/>
+          <w:szCs w:val="27"/>
+          <w:bdr w:val="none" w:sz="0" w:space="0" w:color="auto" w:frame="1"/>
+          <w:lang w:eastAsia="en-US"/>
+        </w:rPr>
+        <w:t>{</w:t>
+      </w:r>
+      <w:r>
+        <w:rPr>
+          <w:rFonts w:ascii="STIXGeneral-Italic" w:eastAsia="Times New Roman" w:hAnsi="STIXGeneral-Italic" w:cs="Lucida Grande"/>
+          <w:color w:val="000000"/>
+          <w:sz w:val="27"/>
+          <w:szCs w:val="27"/>
+          <w:bdr w:val="none" w:sz="0" w:space="0" w:color="auto" w:frame="1"/>
+          <w:lang w:eastAsia="en-US"/>
+        </w:rPr>
+        <w:t>M</w:t>
+      </w:r>
+      <w:r>
+        <w:rPr>
+          <w:rFonts w:ascii="STIXGeneral-Regular" w:eastAsia="Times New Roman" w:hAnsi="STIXGeneral-Regular" w:cs="Lucida Grande"/>
+          <w:color w:val="000000"/>
+          <w:sz w:val="19"/>
+          <w:szCs w:val="19"/>
+          <w:bdr w:val="none" w:sz="0" w:space="0" w:color="auto" w:frame="1"/>
+          <w:lang w:eastAsia="en-US"/>
+        </w:rPr>
+        <w:t>∗,sph</w:t>
+      </w:r>
+      <w:r>
+        <w:rPr>
+          <w:rFonts w:ascii="STIXGeneral-Regular" w:eastAsia="Times New Roman" w:hAnsi="STIXGeneral-Regular" w:cs="Lucida Grande"/>
+          <w:color w:val="000000"/>
+          <w:sz w:val="27"/>
+          <w:szCs w:val="27"/>
+          <w:bdr w:val="none" w:sz="0" w:space="0" w:color="auto" w:frame="1"/>
+          <w:lang w:eastAsia="en-US"/>
+        </w:rPr>
+        <w:t>/[</w:t>
+      </w:r>
+      <w:r>
+        <w:rPr>
+          <w:rFonts w:ascii="STIXGeneral-Italic" w:eastAsia="Times New Roman" w:hAnsi="STIXGeneral-Italic" w:cs="Lucida Grande"/>
+          <w:color w:val="000000"/>
+          <w:sz w:val="27"/>
+          <w:szCs w:val="27"/>
+          <w:bdr w:val="none" w:sz="0" w:space="0" w:color="auto" w:frame="1"/>
+          <w:lang w:eastAsia="en-US"/>
+        </w:rPr>
+        <w:t>υ</w:t>
+      </w:r>
+      <w:r>
+        <w:rPr>
+          <w:rFonts w:ascii="STIXGeneral-Regular" w:eastAsia="Times New Roman" w:hAnsi="STIXGeneral-Regular" w:cs="Lucida Grande"/>
+          <w:color w:val="000000"/>
+          <w:sz w:val="27"/>
+          <w:szCs w:val="27"/>
+          <w:bdr w:val="none" w:sz="0" w:space="0" w:color="auto" w:frame="1"/>
+          <w:lang w:eastAsia="en-US"/>
+        </w:rPr>
+        <w:t>(1.15×10</w:t>
+      </w:r>
+      <w:r>
+        <w:rPr>
+          <w:rFonts w:ascii="STIXGeneral-Regular" w:eastAsia="Times New Roman" w:hAnsi="STIXGeneral-Regular" w:cs="Lucida Grande"/>
+          <w:color w:val="000000"/>
+          <w:sz w:val="19"/>
+          <w:szCs w:val="19"/>
+          <w:bdr w:val="none" w:sz="0" w:space="0" w:color="auto" w:frame="1"/>
+          <w:lang w:eastAsia="en-US"/>
+        </w:rPr>
+        <w:t>10</w:t>
+      </w:r>
+      <w:r>
+        <w:rPr>
+          <w:rFonts w:ascii="STIXGeneral-Italic" w:eastAsia="Times New Roman" w:hAnsi="STIXGeneral-Italic" w:cs="Lucida Grande"/>
+          <w:color w:val="000000"/>
+          <w:sz w:val="27"/>
+          <w:szCs w:val="27"/>
+          <w:bdr w:val="none" w:sz="0" w:space="0" w:color="auto" w:frame="1"/>
+          <w:lang w:eastAsia="en-US"/>
+        </w:rPr>
+        <w:t>M</w:t>
+      </w:r>
+      <w:r>
+        <w:rPr>
+          <w:rFonts w:ascii="STIXGeneral-Regular" w:eastAsia="Times New Roman" w:hAnsi="STIXGeneral-Regular" w:cs="Lucida Grande"/>
+          <w:color w:val="000000"/>
+          <w:sz w:val="19"/>
+          <w:szCs w:val="19"/>
+          <w:bdr w:val="none" w:sz="0" w:space="0" w:color="auto" w:frame="1"/>
+          <w:lang w:eastAsia="en-US"/>
+        </w:rPr>
+        <w:t>⊙</w:t>
+      </w:r>
+      <w:r>
+        <w:rPr>
+          <w:rFonts w:ascii="STIXGeneral-Regular" w:eastAsia="Times New Roman" w:hAnsi="STIXGeneral-Regular" w:cs="Lucida Grande"/>
+          <w:color w:val="000000"/>
+          <w:sz w:val="27"/>
+          <w:szCs w:val="27"/>
+          <w:bdr w:val="none" w:sz="0" w:space="0" w:color="auto" w:frame="1"/>
+          <w:lang w:eastAsia="en-US"/>
+        </w:rPr>
+        <w:t>)]</w:t>
+      </w:r>
+      <w:r>
+        <w:rPr>
+          <w:rFonts w:ascii="STIXSizeOneSym" w:eastAsia="Times New Roman" w:hAnsi="STIXSizeOneSym" w:cs="Lucida Grande"/>
+          <w:color w:val="000000"/>
+          <w:sz w:val="27"/>
+          <w:szCs w:val="27"/>
+          <w:bdr w:val="none" w:sz="0" w:space="0" w:color="auto" w:frame="1"/>
+          <w:lang w:eastAsia="en-US"/>
+        </w:rPr>
+        <w:t>}</w:t>
+      </w:r>
+      <w:r>
+        <w:rPr>
+          <w:rFonts w:ascii="STIXGeneral-Regular" w:eastAsia="Times New Roman" w:hAnsi="STIXGeneral-Regular" w:cs="Lucida Grande"/>
+          <w:color w:val="000000"/>
+          <w:sz w:val="27"/>
+          <w:szCs w:val="27"/>
+          <w:bdr w:val="none" w:sz="0" w:space="0" w:color="auto" w:frame="1"/>
+          <w:lang w:eastAsia="en-US"/>
+        </w:rPr>
+        <w:t>+(7.24±0.12)</w:t>
+      </w:r>
       <w:r>
         <w:rPr>
           <w:rFonts w:ascii="Lucida Grande" w:eastAsia="Times New Roman" w:hAnsi="Lucida Grande" w:cs="Lucida Grande"/>
@@ -2030,29 +1829,18 @@
           <w:shd w:val="clear" w:color="auto" w:fill="FFFFFF"/>
           <w:lang w:eastAsia="en-US"/>
         </w:rPr>
-        <w:t xml:space="preserve"> to provide accurate values for the latter via detailed multicomponent galaxy decompositions for the current full sample of 43 spiral galaxies having directly measured </w:t>
-      </w:r>
-      <w:r>
-        <w:rPr>
-          <w:rFonts w:ascii="STIXGeneral-Italic" w:eastAsia="Times New Roman" w:hAnsi="STIXGeneral-Italic" w:cs="Lucida Grande"/>
-          <w:color w:val="000000"/>
-          <w:sz w:val="27"/>
-          <w:szCs w:val="27"/>
-          <w:bdr w:val="none" w:sz="0" w:space="0" w:color="auto" w:frame="1"/>
-          <w:lang w:eastAsia="en-US"/>
-        </w:rPr>
-        <w:t>M</w:t>
-      </w:r>
-      <w:r>
-        <w:rPr>
-          <w:rFonts w:ascii="STIXGeneral-Regular" w:eastAsia="Times New Roman" w:hAnsi="STIXGeneral-Regular" w:cs="Lucida Grande"/>
-          <w:color w:val="000000"/>
-          <w:sz w:val="19"/>
-          <w:szCs w:val="19"/>
-          <w:bdr w:val="none" w:sz="0" w:space="0" w:color="auto" w:frame="1"/>
-          <w:lang w:eastAsia="en-US"/>
-        </w:rPr>
-        <w:t>BH</w:t>
+        <w:t>, with </w:t>
+      </w:r>
+      <w:r>
+        <w:rPr>
+          <w:rFonts w:ascii="STIXGeneral-Italic" w:eastAsia="Times New Roman" w:hAnsi="STIXGeneral-Italic" w:cs="Lucida Grande"/>
+          <w:color w:val="000000"/>
+          <w:sz w:val="27"/>
+          <w:szCs w:val="27"/>
+          <w:bdr w:val="none" w:sz="0" w:space="0" w:color="auto" w:frame="1"/>
+          <w:lang w:eastAsia="en-US"/>
+        </w:rPr>
+        <w:t>υ</w:t>
       </w:r>
       <w:r>
         <w:rPr>
@@ -2063,9 +1851,30 @@
           <w:shd w:val="clear" w:color="auto" w:fill="FFFFFF"/>
           <w:lang w:eastAsia="en-US"/>
         </w:rPr>
-        <w:t xml:space="preserve"> values; 35 of these galaxies have been alleged to contain </w:t>
-      </w:r>
-      <w:proofErr w:type="spellStart"/>
+        <w:t> a stellar mass-to-light ratio term. The level of scatter equals that about the </w:t>
+      </w:r>
+      <w:r>
+        <w:rPr>
+          <w:rFonts w:ascii="STIXGeneral-Italic" w:eastAsia="Times New Roman" w:hAnsi="STIXGeneral-Italic" w:cs="Lucida Grande"/>
+          <w:color w:val="000000"/>
+          <w:sz w:val="27"/>
+          <w:szCs w:val="27"/>
+          <w:bdr w:val="none" w:sz="0" w:space="0" w:color="auto" w:frame="1"/>
+          <w:lang w:eastAsia="en-US"/>
+        </w:rPr>
+        <w:t>M</w:t>
+      </w:r>
+      <w:r>
+        <w:rPr>
+          <w:rFonts w:ascii="STIXGeneral-Regular" w:eastAsia="Times New Roman" w:hAnsi="STIXGeneral-Regular" w:cs="Lucida Grande"/>
+          <w:color w:val="000000"/>
+          <w:sz w:val="19"/>
+          <w:szCs w:val="19"/>
+          <w:bdr w:val="none" w:sz="0" w:space="0" w:color="auto" w:frame="1"/>
+          <w:lang w:eastAsia="en-US"/>
+        </w:rPr>
+        <w:t>BH</w:t>
+      </w:r>
       <w:r>
         <w:rPr>
           <w:rFonts w:ascii="Lucida Grande" w:eastAsia="Times New Roman" w:hAnsi="Lucida Grande" w:cs="Lucida Grande"/>
@@ -2075,9 +1884,30 @@
           <w:shd w:val="clear" w:color="auto" w:fill="FFFFFF"/>
           <w:lang w:eastAsia="en-US"/>
         </w:rPr>
-        <w:t>pseudobulges</w:t>
-      </w:r>
-      <w:proofErr w:type="spellEnd"/>
+        <w:t>-</w:t>
+      </w:r>
+      <w:r>
+        <w:rPr>
+          <w:rFonts w:ascii="STIXGeneral-Italic" w:eastAsia="Times New Roman" w:hAnsi="STIXGeneral-Italic" w:cs="Lucida Grande"/>
+          <w:color w:val="000000"/>
+          <w:sz w:val="27"/>
+          <w:szCs w:val="27"/>
+          <w:bdr w:val="none" w:sz="0" w:space="0" w:color="auto" w:frame="1"/>
+          <w:lang w:eastAsia="en-US"/>
+        </w:rPr>
+        <w:t>σ</w:t>
+      </w:r>
+      <w:r>
+        <w:rPr>
+          <w:rFonts w:ascii="STIXGeneral-Regular" w:eastAsia="Times New Roman" w:hAnsi="STIXGeneral-Regular" w:cs="Lucida Grande"/>
+          <w:color w:val="000000"/>
+          <w:sz w:val="19"/>
+          <w:szCs w:val="19"/>
+          <w:bdr w:val="none" w:sz="0" w:space="0" w:color="auto" w:frame="1"/>
+          <w:lang w:eastAsia="en-US"/>
+        </w:rPr>
+        <w:t>∗</w:t>
+      </w:r>
       <w:r>
         <w:rPr>
           <w:rFonts w:ascii="Lucida Grande" w:eastAsia="Times New Roman" w:hAnsi="Lucida Grande" w:cs="Lucida Grande"/>
@@ -2087,9 +1917,30 @@
           <w:shd w:val="clear" w:color="auto" w:fill="FFFFFF"/>
           <w:lang w:eastAsia="en-US"/>
         </w:rPr>
-        <w:t xml:space="preserve">, 21 have water maser measurements, and three appear </w:t>
-      </w:r>
-      <w:proofErr w:type="spellStart"/>
+        <w:t> relation. The nonlinear slope rules out the idea that many mergers, coupled with the central limit theorem, produced this scaling relation, and it corroborates previous observational studies and simulations, which have reported a near-quadratic slope at the low-mass end of the </w:t>
+      </w:r>
+      <w:r>
+        <w:rPr>
+          <w:rFonts w:ascii="STIXGeneral-Italic" w:eastAsia="Times New Roman" w:hAnsi="STIXGeneral-Italic" w:cs="Lucida Grande"/>
+          <w:color w:val="000000"/>
+          <w:sz w:val="27"/>
+          <w:szCs w:val="27"/>
+          <w:bdr w:val="none" w:sz="0" w:space="0" w:color="auto" w:frame="1"/>
+          <w:lang w:eastAsia="en-US"/>
+        </w:rPr>
+        <w:t>M</w:t>
+      </w:r>
+      <w:r>
+        <w:rPr>
+          <w:rFonts w:ascii="STIXGeneral-Regular" w:eastAsia="Times New Roman" w:hAnsi="STIXGeneral-Regular" w:cs="Lucida Grande"/>
+          <w:color w:val="000000"/>
+          <w:sz w:val="19"/>
+          <w:szCs w:val="19"/>
+          <w:bdr w:val="none" w:sz="0" w:space="0" w:color="auto" w:frame="1"/>
+          <w:lang w:eastAsia="en-US"/>
+        </w:rPr>
+        <w:t>BH</w:t>
+      </w:r>
       <w:r>
         <w:rPr>
           <w:rFonts w:ascii="Lucida Grande" w:eastAsia="Times New Roman" w:hAnsi="Lucida Grande" w:cs="Lucida Grande"/>
@@ -2099,9 +1950,30 @@
           <w:shd w:val="clear" w:color="auto" w:fill="FFFFFF"/>
           <w:lang w:eastAsia="en-US"/>
         </w:rPr>
-        <w:t>bulgeless</w:t>
-      </w:r>
-      <w:proofErr w:type="spellEnd"/>
+        <w:t>-</w:t>
+      </w:r>
+      <w:r>
+        <w:rPr>
+          <w:rFonts w:ascii="STIXGeneral-Italic" w:eastAsia="Times New Roman" w:hAnsi="STIXGeneral-Italic" w:cs="Lucida Grande"/>
+          <w:color w:val="000000"/>
+          <w:sz w:val="27"/>
+          <w:szCs w:val="27"/>
+          <w:bdr w:val="none" w:sz="0" w:space="0" w:color="auto" w:frame="1"/>
+          <w:lang w:eastAsia="en-US"/>
+        </w:rPr>
+        <w:t>M</w:t>
+      </w:r>
+      <w:r>
+        <w:rPr>
+          <w:rFonts w:ascii="STIXGeneral-Regular" w:eastAsia="Times New Roman" w:hAnsi="STIXGeneral-Regular" w:cs="Lucida Grande"/>
+          <w:color w:val="000000"/>
+          <w:sz w:val="19"/>
+          <w:szCs w:val="19"/>
+          <w:bdr w:val="none" w:sz="0" w:space="0" w:color="auto" w:frame="1"/>
+          <w:lang w:eastAsia="en-US"/>
+        </w:rPr>
+        <w:t>∗,sph</w:t>
+      </w:r>
       <w:r>
         <w:rPr>
           <w:rFonts w:ascii="Lucida Grande" w:eastAsia="Times New Roman" w:hAnsi="Lucida Grande" w:cs="Lucida Grande"/>
@@ -2111,9 +1983,30 @@
           <w:shd w:val="clear" w:color="auto" w:fill="FFFFFF"/>
           <w:lang w:eastAsia="en-US"/>
         </w:rPr>
-        <w:t xml:space="preserve">. This more than doubles the previous sample size of spiral galaxies with a finessed image analysis. We have </w:t>
-      </w:r>
-      <w:proofErr w:type="spellStart"/>
+        <w:t> diagram. Furthermore, bulges with AGNs follow this relation; they are not offset by an order of magnitude, and models that have invoked AGN feedback to establish a linear </w:t>
+      </w:r>
+      <w:r>
+        <w:rPr>
+          <w:rFonts w:ascii="STIXGeneral-Italic" w:eastAsia="Times New Roman" w:hAnsi="STIXGeneral-Italic" w:cs="Lucida Grande"/>
+          <w:color w:val="000000"/>
+          <w:sz w:val="27"/>
+          <w:szCs w:val="27"/>
+          <w:bdr w:val="none" w:sz="0" w:space="0" w:color="auto" w:frame="1"/>
+          <w:lang w:eastAsia="en-US"/>
+        </w:rPr>
+        <w:t>M</w:t>
+      </w:r>
+      <w:r>
+        <w:rPr>
+          <w:rFonts w:ascii="STIXGeneral-Regular" w:eastAsia="Times New Roman" w:hAnsi="STIXGeneral-Regular" w:cs="Lucida Grande"/>
+          <w:color w:val="000000"/>
+          <w:sz w:val="19"/>
+          <w:szCs w:val="19"/>
+          <w:bdr w:val="none" w:sz="0" w:space="0" w:color="auto" w:frame="1"/>
+          <w:lang w:eastAsia="en-US"/>
+        </w:rPr>
+        <w:t>BH</w:t>
+      </w:r>
       <w:r>
         <w:rPr>
           <w:rFonts w:ascii="Lucida Grande" w:eastAsia="Times New Roman" w:hAnsi="Lucida Grande" w:cs="Lucida Grande"/>
@@ -2123,9 +2016,30 @@
           <w:shd w:val="clear" w:color="auto" w:fill="FFFFFF"/>
           <w:lang w:eastAsia="en-US"/>
         </w:rPr>
-        <w:t>analyzed</w:t>
-      </w:r>
-      <w:proofErr w:type="spellEnd"/>
+        <w:t>-</w:t>
+      </w:r>
+      <w:r>
+        <w:rPr>
+          <w:rFonts w:ascii="STIXGeneral-Italic" w:eastAsia="Times New Roman" w:hAnsi="STIXGeneral-Italic" w:cs="Lucida Grande"/>
+          <w:color w:val="000000"/>
+          <w:sz w:val="27"/>
+          <w:szCs w:val="27"/>
+          <w:bdr w:val="none" w:sz="0" w:space="0" w:color="auto" w:frame="1"/>
+          <w:lang w:eastAsia="en-US"/>
+        </w:rPr>
+        <w:t>M</w:t>
+      </w:r>
+      <w:r>
+        <w:rPr>
+          <w:rFonts w:ascii="STIXGeneral-Regular" w:eastAsia="Times New Roman" w:hAnsi="STIXGeneral-Regular" w:cs="Lucida Grande"/>
+          <w:color w:val="000000"/>
+          <w:sz w:val="19"/>
+          <w:szCs w:val="19"/>
+          <w:bdr w:val="none" w:sz="0" w:space="0" w:color="auto" w:frame="1"/>
+          <w:lang w:eastAsia="en-US"/>
+        </w:rPr>
+        <w:t>∗,sph</w:t>
+      </w:r>
       <w:r>
         <w:rPr>
           <w:rFonts w:ascii="Lucida Grande" w:eastAsia="Times New Roman" w:hAnsi="Lucida Grande" w:cs="Lucida Grande"/>
@@ -2135,18 +2049,7 @@
           <w:shd w:val="clear" w:color="auto" w:fill="FFFFFF"/>
           <w:lang w:eastAsia="en-US"/>
         </w:rPr>
-        <w:t xml:space="preserve"> near-infrared images, accounting for not only the bulge, disk (exponential, truncated, or inclined), and bar but also for spiral arms and rings and additional central components (active galactic nuclei (AGNs), etc.). A symmetric Bayesian analysis finds </w:t>
-      </w:r>
-      <w:r>
-        <w:rPr>
-          <w:rFonts w:ascii="STIXGeneral-Regular" w:eastAsia="Times New Roman" w:hAnsi="STIXGeneral-Regular" w:cs="Lucida Grande"/>
-          <w:color w:val="000000"/>
-          <w:sz w:val="27"/>
-          <w:szCs w:val="27"/>
-          <w:bdr w:val="none" w:sz="0" w:space="0" w:color="auto" w:frame="1"/>
-          <w:lang w:eastAsia="en-US"/>
-        </w:rPr>
-        <w:t>log(</w:t>
+        <w:t> relation need revisiting. We additionally present an updated </w:t>
       </w:r>
       <w:r>
         <w:rPr>
@@ -2169,237 +2072,6 @@
           <w:lang w:eastAsia="en-US"/>
         </w:rPr>
         <w:t>BH</w:t>
-      </w:r>
-      <w:r>
-        <w:rPr>
-          <w:rFonts w:ascii="STIXGeneral-Regular" w:eastAsia="Times New Roman" w:hAnsi="STIXGeneral-Regular" w:cs="Lucida Grande"/>
-          <w:color w:val="000000"/>
-          <w:sz w:val="27"/>
-          <w:szCs w:val="27"/>
-          <w:bdr w:val="none" w:sz="0" w:space="0" w:color="auto" w:frame="1"/>
-          <w:lang w:eastAsia="en-US"/>
-        </w:rPr>
-        <w:t>/</w:t>
-      </w:r>
-      <w:r>
-        <w:rPr>
-          <w:rFonts w:ascii="STIXGeneral-Italic" w:eastAsia="Times New Roman" w:hAnsi="STIXGeneral-Italic" w:cs="Lucida Grande"/>
-          <w:color w:val="000000"/>
-          <w:sz w:val="27"/>
-          <w:szCs w:val="27"/>
-          <w:bdr w:val="none" w:sz="0" w:space="0" w:color="auto" w:frame="1"/>
-          <w:lang w:eastAsia="en-US"/>
-        </w:rPr>
-        <w:t>M</w:t>
-      </w:r>
-      <w:r>
-        <w:rPr>
-          <w:rFonts w:ascii="STIXGeneral-Regular" w:eastAsia="Times New Roman" w:hAnsi="STIXGeneral-Regular" w:cs="Lucida Grande"/>
-          <w:color w:val="000000"/>
-          <w:sz w:val="19"/>
-          <w:szCs w:val="19"/>
-          <w:bdr w:val="none" w:sz="0" w:space="0" w:color="auto" w:frame="1"/>
-          <w:lang w:eastAsia="en-US"/>
-        </w:rPr>
-        <w:t>⊙</w:t>
-      </w:r>
-      <w:r>
-        <w:rPr>
-          <w:rFonts w:ascii="STIXGeneral-Regular" w:eastAsia="Times New Roman" w:hAnsi="STIXGeneral-Regular" w:cs="Lucida Grande"/>
-          <w:color w:val="000000"/>
-          <w:sz w:val="27"/>
-          <w:szCs w:val="27"/>
-          <w:bdr w:val="none" w:sz="0" w:space="0" w:color="auto" w:frame="1"/>
-          <w:lang w:eastAsia="en-US"/>
-        </w:rPr>
-        <w:t>)=</w:t>
-      </w:r>
-      <w:r>
-        <w:rPr>
-          <w:rFonts w:ascii="STIXSizeOneSym" w:eastAsia="Times New Roman" w:hAnsi="STIXSizeOneSym" w:cs="Lucida Grande"/>
-          <w:color w:val="000000"/>
-          <w:sz w:val="27"/>
-          <w:szCs w:val="27"/>
-          <w:bdr w:val="none" w:sz="0" w:space="0" w:color="auto" w:frame="1"/>
-          <w:lang w:eastAsia="en-US"/>
-        </w:rPr>
-        <w:t>(</w:t>
-      </w:r>
-      <w:r>
-        <w:rPr>
-          <w:rFonts w:ascii="STIXGeneral-Regular" w:eastAsia="Times New Roman" w:hAnsi="STIXGeneral-Regular" w:cs="Lucida Grande"/>
-          <w:color w:val="000000"/>
-          <w:sz w:val="27"/>
-          <w:szCs w:val="27"/>
-          <w:bdr w:val="none" w:sz="0" w:space="0" w:color="auto" w:frame="1"/>
-          <w:lang w:eastAsia="en-US"/>
-        </w:rPr>
-        <w:t>2.44</w:t>
-      </w:r>
-      <w:r>
-        <w:rPr>
-          <w:rFonts w:ascii="STIXGeneral-Regular" w:eastAsia="Times New Roman" w:hAnsi="STIXGeneral-Regular" w:cs="Lucida Grande"/>
-          <w:color w:val="000000"/>
-          <w:sz w:val="19"/>
-          <w:szCs w:val="19"/>
-          <w:bdr w:val="none" w:sz="0" w:space="0" w:color="auto" w:frame="1"/>
-          <w:lang w:eastAsia="en-US"/>
-        </w:rPr>
-        <w:t>+0.35−0.31</w:t>
-      </w:r>
-      <w:r>
-        <w:rPr>
-          <w:rFonts w:ascii="STIXSizeOneSym" w:eastAsia="Times New Roman" w:hAnsi="STIXSizeOneSym" w:cs="Lucida Grande"/>
-          <w:color w:val="000000"/>
-          <w:sz w:val="27"/>
-          <w:szCs w:val="27"/>
-          <w:bdr w:val="none" w:sz="0" w:space="0" w:color="auto" w:frame="1"/>
-          <w:lang w:eastAsia="en-US"/>
-        </w:rPr>
-        <w:t>)</w:t>
-      </w:r>
-      <w:r>
-        <w:rPr>
-          <w:rFonts w:ascii="STIXGeneral-Regular" w:eastAsia="Times New Roman" w:hAnsi="STIXGeneral-Regular" w:cs="Lucida Grande"/>
-          <w:color w:val="000000"/>
-          <w:sz w:val="27"/>
-          <w:szCs w:val="27"/>
-          <w:bdr w:val="none" w:sz="0" w:space="0" w:color="auto" w:frame="1"/>
-          <w:lang w:eastAsia="en-US"/>
-        </w:rPr>
-        <w:t>log</w:t>
-      </w:r>
-      <w:r>
-        <w:rPr>
-          <w:rFonts w:ascii="STIXSizeOneSym" w:eastAsia="Times New Roman" w:hAnsi="STIXSizeOneSym" w:cs="Lucida Grande"/>
-          <w:color w:val="000000"/>
-          <w:sz w:val="27"/>
-          <w:szCs w:val="27"/>
-          <w:bdr w:val="none" w:sz="0" w:space="0" w:color="auto" w:frame="1"/>
-          <w:lang w:eastAsia="en-US"/>
-        </w:rPr>
-        <w:t>{</w:t>
-      </w:r>
-      <w:r>
-        <w:rPr>
-          <w:rFonts w:ascii="STIXGeneral-Italic" w:eastAsia="Times New Roman" w:hAnsi="STIXGeneral-Italic" w:cs="Lucida Grande"/>
-          <w:color w:val="000000"/>
-          <w:sz w:val="27"/>
-          <w:szCs w:val="27"/>
-          <w:bdr w:val="none" w:sz="0" w:space="0" w:color="auto" w:frame="1"/>
-          <w:lang w:eastAsia="en-US"/>
-        </w:rPr>
-        <w:t>M</w:t>
-      </w:r>
-      <w:r>
-        <w:rPr>
-          <w:rFonts w:ascii="STIXGeneral-Regular" w:eastAsia="Times New Roman" w:hAnsi="STIXGeneral-Regular" w:cs="Lucida Grande"/>
-          <w:color w:val="000000"/>
-          <w:sz w:val="19"/>
-          <w:szCs w:val="19"/>
-          <w:bdr w:val="none" w:sz="0" w:space="0" w:color="auto" w:frame="1"/>
-          <w:lang w:eastAsia="en-US"/>
-        </w:rPr>
-        <w:t>∗,sph</w:t>
-      </w:r>
-      <w:r>
-        <w:rPr>
-          <w:rFonts w:ascii="STIXGeneral-Regular" w:eastAsia="Times New Roman" w:hAnsi="STIXGeneral-Regular" w:cs="Lucida Grande"/>
-          <w:color w:val="000000"/>
-          <w:sz w:val="27"/>
-          <w:szCs w:val="27"/>
-          <w:bdr w:val="none" w:sz="0" w:space="0" w:color="auto" w:frame="1"/>
-          <w:lang w:eastAsia="en-US"/>
-        </w:rPr>
-        <w:t>/[</w:t>
-      </w:r>
-      <w:r>
-        <w:rPr>
-          <w:rFonts w:ascii="STIXGeneral-Italic" w:eastAsia="Times New Roman" w:hAnsi="STIXGeneral-Italic" w:cs="Lucida Grande"/>
-          <w:color w:val="000000"/>
-          <w:sz w:val="27"/>
-          <w:szCs w:val="27"/>
-          <w:bdr w:val="none" w:sz="0" w:space="0" w:color="auto" w:frame="1"/>
-          <w:lang w:eastAsia="en-US"/>
-        </w:rPr>
-        <w:t>υ</w:t>
-      </w:r>
-      <w:r>
-        <w:rPr>
-          <w:rFonts w:ascii="STIXGeneral-Regular" w:eastAsia="Times New Roman" w:hAnsi="STIXGeneral-Regular" w:cs="Lucida Grande"/>
-          <w:color w:val="000000"/>
-          <w:sz w:val="27"/>
-          <w:szCs w:val="27"/>
-          <w:bdr w:val="none" w:sz="0" w:space="0" w:color="auto" w:frame="1"/>
-          <w:lang w:eastAsia="en-US"/>
-        </w:rPr>
-        <w:t>(1.15×10</w:t>
-      </w:r>
-      <w:r>
-        <w:rPr>
-          <w:rFonts w:ascii="STIXGeneral-Regular" w:eastAsia="Times New Roman" w:hAnsi="STIXGeneral-Regular" w:cs="Lucida Grande"/>
-          <w:color w:val="000000"/>
-          <w:sz w:val="19"/>
-          <w:szCs w:val="19"/>
-          <w:bdr w:val="none" w:sz="0" w:space="0" w:color="auto" w:frame="1"/>
-          <w:lang w:eastAsia="en-US"/>
-        </w:rPr>
-        <w:t>10</w:t>
-      </w:r>
-      <w:r>
-        <w:rPr>
-          <w:rFonts w:ascii="STIXGeneral-Italic" w:eastAsia="Times New Roman" w:hAnsi="STIXGeneral-Italic" w:cs="Lucida Grande"/>
-          <w:color w:val="000000"/>
-          <w:sz w:val="27"/>
-          <w:szCs w:val="27"/>
-          <w:bdr w:val="none" w:sz="0" w:space="0" w:color="auto" w:frame="1"/>
-          <w:lang w:eastAsia="en-US"/>
-        </w:rPr>
-        <w:t>M</w:t>
-      </w:r>
-      <w:r>
-        <w:rPr>
-          <w:rFonts w:ascii="STIXGeneral-Regular" w:eastAsia="Times New Roman" w:hAnsi="STIXGeneral-Regular" w:cs="Lucida Grande"/>
-          <w:color w:val="000000"/>
-          <w:sz w:val="19"/>
-          <w:szCs w:val="19"/>
-          <w:bdr w:val="none" w:sz="0" w:space="0" w:color="auto" w:frame="1"/>
-          <w:lang w:eastAsia="en-US"/>
-        </w:rPr>
-        <w:t>⊙</w:t>
-      </w:r>
-      <w:r>
-        <w:rPr>
-          <w:rFonts w:ascii="STIXGeneral-Regular" w:eastAsia="Times New Roman" w:hAnsi="STIXGeneral-Regular" w:cs="Lucida Grande"/>
-          <w:color w:val="000000"/>
-          <w:sz w:val="27"/>
-          <w:szCs w:val="27"/>
-          <w:bdr w:val="none" w:sz="0" w:space="0" w:color="auto" w:frame="1"/>
-          <w:lang w:eastAsia="en-US"/>
-        </w:rPr>
-        <w:t>)]</w:t>
-      </w:r>
-      <w:r>
-        <w:rPr>
-          <w:rFonts w:ascii="STIXSizeOneSym" w:eastAsia="Times New Roman" w:hAnsi="STIXSizeOneSym" w:cs="Lucida Grande"/>
-          <w:color w:val="000000"/>
-          <w:sz w:val="27"/>
-          <w:szCs w:val="27"/>
-          <w:bdr w:val="none" w:sz="0" w:space="0" w:color="auto" w:frame="1"/>
-          <w:lang w:eastAsia="en-US"/>
-        </w:rPr>
-        <w:t>}</w:t>
-      </w:r>
-      <w:r>
-        <w:rPr>
-          <w:rFonts w:ascii="STIXGeneral-Regular" w:eastAsia="Times New Roman" w:hAnsi="STIXGeneral-Regular" w:cs="Lucida Grande"/>
-          <w:color w:val="000000"/>
-          <w:sz w:val="27"/>
-          <w:szCs w:val="27"/>
-          <w:bdr w:val="none" w:sz="0" w:space="0" w:color="auto" w:frame="1"/>
-          <w:lang w:eastAsia="en-US"/>
-        </w:rPr>
-        <w:t>+(7.24±0.12)</w:t>
       </w:r>
       <w:r>
         <w:rPr>
@@ -2410,18 +2082,29 @@
           <w:shd w:val="clear" w:color="auto" w:fill="FFFFFF"/>
           <w:lang w:eastAsia="en-US"/>
         </w:rPr>
-        <w:t>, with </w:t>
-      </w:r>
-      <w:r>
-        <w:rPr>
-          <w:rFonts w:ascii="STIXGeneral-Italic" w:eastAsia="Times New Roman" w:hAnsi="STIXGeneral-Italic" w:cs="Lucida Grande"/>
-          <w:color w:val="000000"/>
-          <w:sz w:val="27"/>
-          <w:szCs w:val="27"/>
-          <w:bdr w:val="none" w:sz="0" w:space="0" w:color="auto" w:frame="1"/>
-          <w:lang w:eastAsia="en-US"/>
-        </w:rPr>
-        <w:t>υ</w:t>
+        <w:t>-(Sérsic index, </w:t>
+      </w:r>
+      <w:r>
+        <w:rPr>
+          <w:rFonts w:ascii="STIXGeneral-Italic" w:eastAsia="Times New Roman" w:hAnsi="STIXGeneral-Italic" w:cs="Lucida Grande"/>
+          <w:color w:val="000000"/>
+          <w:sz w:val="27"/>
+          <w:szCs w:val="27"/>
+          <w:bdr w:val="none" w:sz="0" w:space="0" w:color="auto" w:frame="1"/>
+          <w:lang w:eastAsia="en-US"/>
+        </w:rPr>
+        <w:t>n</w:t>
+      </w:r>
+      <w:r>
+        <w:rPr>
+          <w:rFonts w:ascii="STIXGeneral-Regular" w:eastAsia="Times New Roman" w:hAnsi="STIXGeneral-Regular" w:cs="Lucida Grande"/>
+          <w:color w:val="000000"/>
+          <w:sz w:val="19"/>
+          <w:szCs w:val="19"/>
+          <w:bdr w:val="none" w:sz="0" w:space="0" w:color="auto" w:frame="1"/>
+          <w:lang w:eastAsia="en-US"/>
+        </w:rPr>
+        <w:t>sph</w:t>
       </w:r>
       <w:r>
         <w:rPr>
@@ -2432,322 +2115,6 @@
           <w:shd w:val="clear" w:color="auto" w:fill="FFFFFF"/>
           <w:lang w:eastAsia="en-US"/>
         </w:rPr>
-        <w:t> a stellar mass-to-light ratio term. The level of scatter equals that about the </w:t>
-      </w:r>
-      <w:r>
-        <w:rPr>
-          <w:rFonts w:ascii="STIXGeneral-Italic" w:eastAsia="Times New Roman" w:hAnsi="STIXGeneral-Italic" w:cs="Lucida Grande"/>
-          <w:color w:val="000000"/>
-          <w:sz w:val="27"/>
-          <w:szCs w:val="27"/>
-          <w:bdr w:val="none" w:sz="0" w:space="0" w:color="auto" w:frame="1"/>
-          <w:lang w:eastAsia="en-US"/>
-        </w:rPr>
-        <w:t>M</w:t>
-      </w:r>
-      <w:r>
-        <w:rPr>
-          <w:rFonts w:ascii="STIXGeneral-Regular" w:eastAsia="Times New Roman" w:hAnsi="STIXGeneral-Regular" w:cs="Lucida Grande"/>
-          <w:color w:val="000000"/>
-          <w:sz w:val="19"/>
-          <w:szCs w:val="19"/>
-          <w:bdr w:val="none" w:sz="0" w:space="0" w:color="auto" w:frame="1"/>
-          <w:lang w:eastAsia="en-US"/>
-        </w:rPr>
-        <w:t>BH</w:t>
-      </w:r>
-      <w:r>
-        <w:rPr>
-          <w:rFonts w:ascii="Lucida Grande" w:eastAsia="Times New Roman" w:hAnsi="Lucida Grande" w:cs="Lucida Grande"/>
-          <w:color w:val="000000"/>
-          <w:sz w:val="23"/>
-          <w:szCs w:val="23"/>
-          <w:shd w:val="clear" w:color="auto" w:fill="FFFFFF"/>
-          <w:lang w:eastAsia="en-US"/>
-        </w:rPr>
-        <w:t>-</w:t>
-      </w:r>
-      <w:r>
-        <w:rPr>
-          <w:rFonts w:ascii="STIXGeneral-Italic" w:eastAsia="Times New Roman" w:hAnsi="STIXGeneral-Italic" w:cs="Lucida Grande"/>
-          <w:color w:val="000000"/>
-          <w:sz w:val="27"/>
-          <w:szCs w:val="27"/>
-          <w:bdr w:val="none" w:sz="0" w:space="0" w:color="auto" w:frame="1"/>
-          <w:lang w:eastAsia="en-US"/>
-        </w:rPr>
-        <w:t>σ</w:t>
-      </w:r>
-      <w:r>
-        <w:rPr>
-          <w:rFonts w:ascii="STIXGeneral-Regular" w:eastAsia="Times New Roman" w:hAnsi="STIXGeneral-Regular" w:cs="Lucida Grande"/>
-          <w:color w:val="000000"/>
-          <w:sz w:val="19"/>
-          <w:szCs w:val="19"/>
-          <w:bdr w:val="none" w:sz="0" w:space="0" w:color="auto" w:frame="1"/>
-          <w:lang w:eastAsia="en-US"/>
-        </w:rPr>
-        <w:t>∗</w:t>
-      </w:r>
-      <w:r>
-        <w:rPr>
-          <w:rFonts w:ascii="Lucida Grande" w:eastAsia="Times New Roman" w:hAnsi="Lucida Grande" w:cs="Lucida Grande"/>
-          <w:color w:val="000000"/>
-          <w:sz w:val="23"/>
-          <w:szCs w:val="23"/>
-          <w:shd w:val="clear" w:color="auto" w:fill="FFFFFF"/>
-          <w:lang w:eastAsia="en-US"/>
-        </w:rPr>
-        <w:t> relation. The nonlinear slope rules out the idea that many mergers, coupled with the central limit theorem, produced this scaling relation, and it corroborates previous observational studies and simulations, which have reported a near-quadratic slope at the low-mass end of the </w:t>
-      </w:r>
-      <w:r>
-        <w:rPr>
-          <w:rFonts w:ascii="STIXGeneral-Italic" w:eastAsia="Times New Roman" w:hAnsi="STIXGeneral-Italic" w:cs="Lucida Grande"/>
-          <w:color w:val="000000"/>
-          <w:sz w:val="27"/>
-          <w:szCs w:val="27"/>
-          <w:bdr w:val="none" w:sz="0" w:space="0" w:color="auto" w:frame="1"/>
-          <w:lang w:eastAsia="en-US"/>
-        </w:rPr>
-        <w:t>M</w:t>
-      </w:r>
-      <w:r>
-        <w:rPr>
-          <w:rFonts w:ascii="STIXGeneral-Regular" w:eastAsia="Times New Roman" w:hAnsi="STIXGeneral-Regular" w:cs="Lucida Grande"/>
-          <w:color w:val="000000"/>
-          <w:sz w:val="19"/>
-          <w:szCs w:val="19"/>
-          <w:bdr w:val="none" w:sz="0" w:space="0" w:color="auto" w:frame="1"/>
-          <w:lang w:eastAsia="en-US"/>
-        </w:rPr>
-        <w:t>BH</w:t>
-      </w:r>
-      <w:r>
-        <w:rPr>
-          <w:rFonts w:ascii="Lucida Grande" w:eastAsia="Times New Roman" w:hAnsi="Lucida Grande" w:cs="Lucida Grande"/>
-          <w:color w:val="000000"/>
-          <w:sz w:val="23"/>
-          <w:szCs w:val="23"/>
-          <w:shd w:val="clear" w:color="auto" w:fill="FFFFFF"/>
-          <w:lang w:eastAsia="en-US"/>
-        </w:rPr>
-        <w:t>-</w:t>
-      </w:r>
-      <w:r>
-        <w:rPr>
-          <w:rFonts w:ascii="STIXGeneral-Italic" w:eastAsia="Times New Roman" w:hAnsi="STIXGeneral-Italic" w:cs="Lucida Grande"/>
-          <w:color w:val="000000"/>
-          <w:sz w:val="27"/>
-          <w:szCs w:val="27"/>
-          <w:bdr w:val="none" w:sz="0" w:space="0" w:color="auto" w:frame="1"/>
-          <w:lang w:eastAsia="en-US"/>
-        </w:rPr>
-        <w:t>M</w:t>
-      </w:r>
-      <w:r>
-        <w:rPr>
-          <w:rFonts w:ascii="STIXGeneral-Regular" w:eastAsia="Times New Roman" w:hAnsi="STIXGeneral-Regular" w:cs="Lucida Grande"/>
-          <w:color w:val="000000"/>
-          <w:sz w:val="19"/>
-          <w:szCs w:val="19"/>
-          <w:bdr w:val="none" w:sz="0" w:space="0" w:color="auto" w:frame="1"/>
-          <w:lang w:eastAsia="en-US"/>
-        </w:rPr>
-        <w:t>∗,</w:t>
-      </w:r>
-      <w:proofErr w:type="spellStart"/>
-      <w:r>
-        <w:rPr>
-          <w:rFonts w:ascii="STIXGeneral-Regular" w:eastAsia="Times New Roman" w:hAnsi="STIXGeneral-Regular" w:cs="Lucida Grande"/>
-          <w:color w:val="000000"/>
-          <w:sz w:val="19"/>
-          <w:szCs w:val="19"/>
-          <w:bdr w:val="none" w:sz="0" w:space="0" w:color="auto" w:frame="1"/>
-          <w:lang w:eastAsia="en-US"/>
-        </w:rPr>
-        <w:t>sph</w:t>
-      </w:r>
-      <w:proofErr w:type="spellEnd"/>
-      <w:r>
-        <w:rPr>
-          <w:rFonts w:ascii="Lucida Grande" w:eastAsia="Times New Roman" w:hAnsi="Lucida Grande" w:cs="Lucida Grande"/>
-          <w:color w:val="000000"/>
-          <w:sz w:val="23"/>
-          <w:szCs w:val="23"/>
-          <w:shd w:val="clear" w:color="auto" w:fill="FFFFFF"/>
-          <w:lang w:eastAsia="en-US"/>
-        </w:rPr>
-        <w:t> diagram. Furthermore, bulges with AGNs follow this relation; they are not offset by an order of magnitude, and models that have invoked AGN feedback to establish a linear </w:t>
-      </w:r>
-      <w:r>
-        <w:rPr>
-          <w:rFonts w:ascii="STIXGeneral-Italic" w:eastAsia="Times New Roman" w:hAnsi="STIXGeneral-Italic" w:cs="Lucida Grande"/>
-          <w:color w:val="000000"/>
-          <w:sz w:val="27"/>
-          <w:szCs w:val="27"/>
-          <w:bdr w:val="none" w:sz="0" w:space="0" w:color="auto" w:frame="1"/>
-          <w:lang w:eastAsia="en-US"/>
-        </w:rPr>
-        <w:t>M</w:t>
-      </w:r>
-      <w:r>
-        <w:rPr>
-          <w:rFonts w:ascii="STIXGeneral-Regular" w:eastAsia="Times New Roman" w:hAnsi="STIXGeneral-Regular" w:cs="Lucida Grande"/>
-          <w:color w:val="000000"/>
-          <w:sz w:val="19"/>
-          <w:szCs w:val="19"/>
-          <w:bdr w:val="none" w:sz="0" w:space="0" w:color="auto" w:frame="1"/>
-          <w:lang w:eastAsia="en-US"/>
-        </w:rPr>
-        <w:t>BH</w:t>
-      </w:r>
-      <w:r>
-        <w:rPr>
-          <w:rFonts w:ascii="Lucida Grande" w:eastAsia="Times New Roman" w:hAnsi="Lucida Grande" w:cs="Lucida Grande"/>
-          <w:color w:val="000000"/>
-          <w:sz w:val="23"/>
-          <w:szCs w:val="23"/>
-          <w:shd w:val="clear" w:color="auto" w:fill="FFFFFF"/>
-          <w:lang w:eastAsia="en-US"/>
-        </w:rPr>
-        <w:t>-</w:t>
-      </w:r>
-      <w:r>
-        <w:rPr>
-          <w:rFonts w:ascii="STIXGeneral-Italic" w:eastAsia="Times New Roman" w:hAnsi="STIXGeneral-Italic" w:cs="Lucida Grande"/>
-          <w:color w:val="000000"/>
-          <w:sz w:val="27"/>
-          <w:szCs w:val="27"/>
-          <w:bdr w:val="none" w:sz="0" w:space="0" w:color="auto" w:frame="1"/>
-          <w:lang w:eastAsia="en-US"/>
-        </w:rPr>
-        <w:t>M</w:t>
-      </w:r>
-      <w:r>
-        <w:rPr>
-          <w:rFonts w:ascii="STIXGeneral-Regular" w:eastAsia="Times New Roman" w:hAnsi="STIXGeneral-Regular" w:cs="Lucida Grande"/>
-          <w:color w:val="000000"/>
-          <w:sz w:val="19"/>
-          <w:szCs w:val="19"/>
-          <w:bdr w:val="none" w:sz="0" w:space="0" w:color="auto" w:frame="1"/>
-          <w:lang w:eastAsia="en-US"/>
-        </w:rPr>
-        <w:t>∗,</w:t>
-      </w:r>
-      <w:proofErr w:type="spellStart"/>
-      <w:r>
-        <w:rPr>
-          <w:rFonts w:ascii="STIXGeneral-Regular" w:eastAsia="Times New Roman" w:hAnsi="STIXGeneral-Regular" w:cs="Lucida Grande"/>
-          <w:color w:val="000000"/>
-          <w:sz w:val="19"/>
-          <w:szCs w:val="19"/>
-          <w:bdr w:val="none" w:sz="0" w:space="0" w:color="auto" w:frame="1"/>
-          <w:lang w:eastAsia="en-US"/>
-        </w:rPr>
-        <w:t>sph</w:t>
-      </w:r>
-      <w:proofErr w:type="spellEnd"/>
-      <w:r>
-        <w:rPr>
-          <w:rFonts w:ascii="Lucida Grande" w:eastAsia="Times New Roman" w:hAnsi="Lucida Grande" w:cs="Lucida Grande"/>
-          <w:color w:val="000000"/>
-          <w:sz w:val="23"/>
-          <w:szCs w:val="23"/>
-          <w:shd w:val="clear" w:color="auto" w:fill="FFFFFF"/>
-          <w:lang w:eastAsia="en-US"/>
-        </w:rPr>
-        <w:t> relation need revisiting. We additionally present an updated </w:t>
-      </w:r>
-      <w:r>
-        <w:rPr>
-          <w:rFonts w:ascii="STIXGeneral-Italic" w:eastAsia="Times New Roman" w:hAnsi="STIXGeneral-Italic" w:cs="Lucida Grande"/>
-          <w:color w:val="000000"/>
-          <w:sz w:val="27"/>
-          <w:szCs w:val="27"/>
-          <w:bdr w:val="none" w:sz="0" w:space="0" w:color="auto" w:frame="1"/>
-          <w:lang w:eastAsia="en-US"/>
-        </w:rPr>
-        <w:t>M</w:t>
-      </w:r>
-      <w:r>
-        <w:rPr>
-          <w:rFonts w:ascii="STIXGeneral-Regular" w:eastAsia="Times New Roman" w:hAnsi="STIXGeneral-Regular" w:cs="Lucida Grande"/>
-          <w:color w:val="000000"/>
-          <w:sz w:val="19"/>
-          <w:szCs w:val="19"/>
-          <w:bdr w:val="none" w:sz="0" w:space="0" w:color="auto" w:frame="1"/>
-          <w:lang w:eastAsia="en-US"/>
-        </w:rPr>
-        <w:t>BH</w:t>
-      </w:r>
-      <w:r>
-        <w:rPr>
-          <w:rFonts w:ascii="Lucida Grande" w:eastAsia="Times New Roman" w:hAnsi="Lucida Grande" w:cs="Lucida Grande"/>
-          <w:color w:val="000000"/>
-          <w:sz w:val="23"/>
-          <w:szCs w:val="23"/>
-          <w:shd w:val="clear" w:color="auto" w:fill="FFFFFF"/>
-          <w:lang w:eastAsia="en-US"/>
-        </w:rPr>
-        <w:t>-(</w:t>
-      </w:r>
-      <w:proofErr w:type="spellStart"/>
-      <w:r>
-        <w:rPr>
-          <w:rFonts w:ascii="Lucida Grande" w:eastAsia="Times New Roman" w:hAnsi="Lucida Grande" w:cs="Lucida Grande"/>
-          <w:color w:val="000000"/>
-          <w:sz w:val="23"/>
-          <w:szCs w:val="23"/>
-          <w:shd w:val="clear" w:color="auto" w:fill="FFFFFF"/>
-          <w:lang w:eastAsia="en-US"/>
-        </w:rPr>
-        <w:t>Sérsic</w:t>
-      </w:r>
-      <w:proofErr w:type="spellEnd"/>
-      <w:r>
-        <w:rPr>
-          <w:rFonts w:ascii="Lucida Grande" w:eastAsia="Times New Roman" w:hAnsi="Lucida Grande" w:cs="Lucida Grande"/>
-          <w:color w:val="000000"/>
-          <w:sz w:val="23"/>
-          <w:szCs w:val="23"/>
-          <w:shd w:val="clear" w:color="auto" w:fill="FFFFFF"/>
-          <w:lang w:eastAsia="en-US"/>
-        </w:rPr>
-        <w:t xml:space="preserve"> index, </w:t>
-      </w:r>
-      <w:proofErr w:type="spellStart"/>
-      <w:r>
-        <w:rPr>
-          <w:rFonts w:ascii="STIXGeneral-Italic" w:eastAsia="Times New Roman" w:hAnsi="STIXGeneral-Italic" w:cs="Lucida Grande"/>
-          <w:color w:val="000000"/>
-          <w:sz w:val="27"/>
-          <w:szCs w:val="27"/>
-          <w:bdr w:val="none" w:sz="0" w:space="0" w:color="auto" w:frame="1"/>
-          <w:lang w:eastAsia="en-US"/>
-        </w:rPr>
-        <w:t>n</w:t>
-      </w:r>
-      <w:r>
-        <w:rPr>
-          <w:rFonts w:ascii="STIXGeneral-Regular" w:eastAsia="Times New Roman" w:hAnsi="STIXGeneral-Regular" w:cs="Lucida Grande"/>
-          <w:color w:val="000000"/>
-          <w:sz w:val="19"/>
-          <w:szCs w:val="19"/>
-          <w:bdr w:val="none" w:sz="0" w:space="0" w:color="auto" w:frame="1"/>
-          <w:lang w:eastAsia="en-US"/>
-        </w:rPr>
-        <w:t>sph</w:t>
-      </w:r>
-      <w:proofErr w:type="spellEnd"/>
-      <w:r>
-        <w:rPr>
-          <w:rFonts w:ascii="Lucida Grande" w:eastAsia="Times New Roman" w:hAnsi="Lucida Grande" w:cs="Lucida Grande"/>
-          <w:color w:val="000000"/>
-          <w:sz w:val="23"/>
-          <w:szCs w:val="23"/>
-          <w:shd w:val="clear" w:color="auto" w:fill="FFFFFF"/>
-          <w:lang w:eastAsia="en-US"/>
-        </w:rPr>
         <w:t>) relation for spiral galaxy bulges with a comparable level of scatter and a new </w:t>
       </w:r>
       <w:r>
@@ -2770,21 +2137,8 @@
           <w:bdr w:val="none" w:sz="0" w:space="0" w:color="auto" w:frame="1"/>
           <w:lang w:eastAsia="en-US"/>
         </w:rPr>
-        <w:t>∗,</w:t>
-      </w:r>
-      <w:proofErr w:type="spellStart"/>
-      <w:r>
-        <w:rPr>
-          <w:rFonts w:ascii="STIXGeneral-Regular" w:eastAsia="Times New Roman" w:hAnsi="STIXGeneral-Regular" w:cs="Lucida Grande"/>
-          <w:color w:val="000000"/>
-          <w:sz w:val="19"/>
-          <w:szCs w:val="19"/>
-          <w:bdr w:val="none" w:sz="0" w:space="0" w:color="auto" w:frame="1"/>
-          <w:lang w:eastAsia="en-US"/>
-        </w:rPr>
-        <w:t>sph</w:t>
-      </w:r>
-      <w:proofErr w:type="spellEnd"/>
+        <w:t>∗,sph</w:t>
+      </w:r>
       <w:r>
         <w:rPr>
           <w:rFonts w:ascii="Lucida Grande" w:eastAsia="Times New Roman" w:hAnsi="Lucida Grande" w:cs="Lucida Grande"/>
@@ -2904,7 +2258,6 @@
         </w:rPr>
         <w:t> scales with both the total stellar mass (</w:t>
       </w:r>
-      <w:proofErr w:type="spellStart"/>
       <w:r>
         <w:rPr>
           <w:rFonts w:ascii="STIXGeneral-Italic" w:eastAsia="Times New Roman" w:hAnsi="STIXGeneral-Italic" w:cs="Lucida Grande"/>
@@ -2938,7 +2291,6 @@
         </w:rPr>
         <w:t>tot</w:t>
       </w:r>
-      <w:proofErr w:type="spellEnd"/>
       <w:r>
         <w:rPr>
           <w:rFonts w:ascii="Lucida Grande" w:eastAsia="Times New Roman" w:hAnsi="Lucida Grande" w:cs="Lucida Grande"/>
@@ -2972,7 +2324,6 @@
         </w:rPr>
         <w:t>∗,</w:t>
       </w:r>
-      <w:proofErr w:type="spellStart"/>
       <w:r>
         <w:rPr>
           <w:rFonts w:ascii="STIXGeneral-Italic" w:eastAsia="Times New Roman" w:hAnsi="STIXGeneral-Italic" w:cs="Lucida Grande"/>
@@ -2984,7 +2335,6 @@
         </w:rPr>
         <w:t>sph</w:t>
       </w:r>
-      <w:proofErr w:type="spellEnd"/>
       <w:r>
         <w:rPr>
           <w:rFonts w:ascii="Lucida Grande" w:eastAsia="Times New Roman" w:hAnsi="Lucida Grande" w:cs="Lucida Grande"/>
@@ -3051,7 +2401,6 @@
         </w:rPr>
         <w:t>∗,</w:t>
       </w:r>
-      <w:proofErr w:type="spellStart"/>
       <w:r>
         <w:rPr>
           <w:rFonts w:ascii="STIXGeneral-Italic" w:eastAsia="Times New Roman" w:hAnsi="STIXGeneral-Italic" w:cs="Lucida Grande"/>
@@ -3063,7 +2412,6 @@
         </w:rPr>
         <w:t>sph</w:t>
       </w:r>
-      <w:proofErr w:type="spellEnd"/>
       <w:r>
         <w:rPr>
           <w:rFonts w:ascii="Lucida Grande" w:eastAsia="Times New Roman" w:hAnsi="Lucida Grande" w:cs="Lucida Grande"/>
@@ -3097,7 +2445,6 @@
         </w:rPr>
         <w:t>∗,</w:t>
       </w:r>
-      <w:proofErr w:type="spellStart"/>
       <w:r>
         <w:rPr>
           <w:rFonts w:ascii="STIXGeneral-Italic" w:eastAsia="Times New Roman" w:hAnsi="STIXGeneral-Italic" w:cs="Lucida Grande"/>
@@ -3118,9 +2465,30 @@
           <w:shd w:val="clear" w:color="auto" w:fill="FFFFFF"/>
           <w:lang w:eastAsia="en-US"/>
         </w:rPr>
-        <w:t>may</w:t>
-      </w:r>
-      <w:proofErr w:type="spellEnd"/>
+        <w:t>may be beneficial for estimating </w:t>
+      </w:r>
+      <w:r>
+        <w:rPr>
+          <w:rFonts w:ascii="STIXGeneral-Italic" w:eastAsia="Times New Roman" w:hAnsi="STIXGeneral-Italic" w:cs="Lucida Grande"/>
+          <w:color w:val="000000"/>
+          <w:sz w:val="27"/>
+          <w:szCs w:val="27"/>
+          <w:bdr w:val="none" w:sz="0" w:space="0" w:color="auto" w:frame="1"/>
+          <w:lang w:eastAsia="en-US"/>
+        </w:rPr>
+        <w:t>M</w:t>
+      </w:r>
+      <w:r>
+        <w:rPr>
+          <w:rFonts w:ascii="STIXGeneral-Italic" w:eastAsia="Times New Roman" w:hAnsi="STIXGeneral-Italic" w:cs="Lucida Grande"/>
+          <w:color w:val="000000"/>
+          <w:sz w:val="19"/>
+          <w:szCs w:val="19"/>
+          <w:bdr w:val="none" w:sz="0" w:space="0" w:color="auto" w:frame="1"/>
+          <w:lang w:eastAsia="en-US"/>
+        </w:rPr>
+        <w:t>BH</w:t>
+      </w:r>
       <w:r>
         <w:rPr>
           <w:rFonts w:ascii="Lucida Grande" w:eastAsia="Times New Roman" w:hAnsi="Lucida Grande" w:cs="Lucida Grande"/>
@@ -3130,7 +2498,18 @@
           <w:shd w:val="clear" w:color="auto" w:fill="FFFFFF"/>
           <w:lang w:eastAsia="en-US"/>
         </w:rPr>
-        <w:t xml:space="preserve"> be beneficial for estimating </w:t>
+        <w:t> either from pipeline data or at higher redshift, conditions that are not ideal for the accurate isolation of the bulge. A symmetric Bayesian analysis finds </w:t>
+      </w:r>
+      <w:r>
+        <w:rPr>
+          <w:rFonts w:ascii="STIXGeneral-Regular" w:eastAsia="Times New Roman" w:hAnsi="STIXGeneral-Regular" w:cs="Lucida Grande"/>
+          <w:color w:val="000000"/>
+          <w:sz w:val="27"/>
+          <w:szCs w:val="27"/>
+          <w:bdr w:val="none" w:sz="0" w:space="0" w:color="auto" w:frame="1"/>
+          <w:lang w:eastAsia="en-US"/>
+        </w:rPr>
+        <w:t>log(</w:t>
       </w:r>
       <w:r>
         <w:rPr>
@@ -3153,6 +2532,270 @@
           <w:lang w:eastAsia="en-US"/>
         </w:rPr>
         <w:t>BH</w:t>
+      </w:r>
+      <w:r>
+        <w:rPr>
+          <w:rFonts w:ascii="STIXGeneral-Regular" w:eastAsia="Times New Roman" w:hAnsi="STIXGeneral-Regular" w:cs="Lucida Grande"/>
+          <w:color w:val="000000"/>
+          <w:sz w:val="27"/>
+          <w:szCs w:val="27"/>
+          <w:bdr w:val="none" w:sz="0" w:space="0" w:color="auto" w:frame="1"/>
+          <w:lang w:eastAsia="en-US"/>
+        </w:rPr>
+        <w:t>/</w:t>
+      </w:r>
+      <w:r>
+        <w:rPr>
+          <w:rFonts w:ascii="STIXGeneral-Italic" w:eastAsia="Times New Roman" w:hAnsi="STIXGeneral-Italic" w:cs="Lucida Grande"/>
+          <w:color w:val="000000"/>
+          <w:sz w:val="27"/>
+          <w:szCs w:val="27"/>
+          <w:bdr w:val="none" w:sz="0" w:space="0" w:color="auto" w:frame="1"/>
+          <w:lang w:eastAsia="en-US"/>
+        </w:rPr>
+        <w:t>M</w:t>
+      </w:r>
+      <w:r>
+        <w:rPr>
+          <w:rFonts w:ascii="STIXGeneral-Regular" w:eastAsia="Times New Roman" w:hAnsi="STIXGeneral-Regular" w:cs="Lucida Grande"/>
+          <w:color w:val="000000"/>
+          <w:sz w:val="19"/>
+          <w:szCs w:val="19"/>
+          <w:bdr w:val="none" w:sz="0" w:space="0" w:color="auto" w:frame="1"/>
+          <w:lang w:eastAsia="en-US"/>
+        </w:rPr>
+        <w:t>⊙</w:t>
+      </w:r>
+      <w:r>
+        <w:rPr>
+          <w:rFonts w:ascii="STIXGeneral-Regular" w:eastAsia="Times New Roman" w:hAnsi="STIXGeneral-Regular" w:cs="Lucida Grande"/>
+          <w:color w:val="000000"/>
+          <w:sz w:val="27"/>
+          <w:szCs w:val="27"/>
+          <w:bdr w:val="none" w:sz="0" w:space="0" w:color="auto" w:frame="1"/>
+          <w:lang w:eastAsia="en-US"/>
+        </w:rPr>
+        <w:t>)=</w:t>
+      </w:r>
+      <w:r>
+        <w:rPr>
+          <w:rFonts w:ascii="STIXSizeOneSym" w:eastAsia="Times New Roman" w:hAnsi="STIXSizeOneSym" w:cs="Lucida Grande"/>
+          <w:color w:val="000000"/>
+          <w:sz w:val="27"/>
+          <w:szCs w:val="27"/>
+          <w:bdr w:val="none" w:sz="0" w:space="0" w:color="auto" w:frame="1"/>
+          <w:lang w:eastAsia="en-US"/>
+        </w:rPr>
+        <w:t>(</w:t>
+      </w:r>
+      <w:r>
+        <w:rPr>
+          <w:rFonts w:ascii="STIXGeneral-Regular" w:eastAsia="Times New Roman" w:hAnsi="STIXGeneral-Regular" w:cs="Lucida Grande"/>
+          <w:color w:val="000000"/>
+          <w:sz w:val="27"/>
+          <w:szCs w:val="27"/>
+          <w:bdr w:val="none" w:sz="0" w:space="0" w:color="auto" w:frame="1"/>
+          <w:lang w:eastAsia="en-US"/>
+        </w:rPr>
+        <w:t>3.05</w:t>
+      </w:r>
+      <w:r>
+        <w:rPr>
+          <w:rFonts w:ascii="STIXGeneral-Regular" w:eastAsia="Times New Roman" w:hAnsi="STIXGeneral-Regular" w:cs="Lucida Grande"/>
+          <w:color w:val="000000"/>
+          <w:sz w:val="19"/>
+          <w:szCs w:val="19"/>
+          <w:bdr w:val="none" w:sz="0" w:space="0" w:color="auto" w:frame="1"/>
+          <w:lang w:eastAsia="en-US"/>
+        </w:rPr>
+        <w:t>+0.57−0.49</w:t>
+      </w:r>
+      <w:r>
+        <w:rPr>
+          <w:rFonts w:ascii="STIXSizeOneSym" w:eastAsia="Times New Roman" w:hAnsi="STIXSizeOneSym" w:cs="Lucida Grande"/>
+          <w:color w:val="000000"/>
+          <w:sz w:val="27"/>
+          <w:szCs w:val="27"/>
+          <w:bdr w:val="none" w:sz="0" w:space="0" w:color="auto" w:frame="1"/>
+          <w:lang w:eastAsia="en-US"/>
+        </w:rPr>
+        <w:t>)</w:t>
+      </w:r>
+      <w:r>
+        <w:rPr>
+          <w:rFonts w:ascii="STIXGeneral-Regular" w:eastAsia="Times New Roman" w:hAnsi="STIXGeneral-Regular" w:cs="Lucida Grande"/>
+          <w:color w:val="000000"/>
+          <w:sz w:val="27"/>
+          <w:szCs w:val="27"/>
+          <w:bdr w:val="none" w:sz="0" w:space="0" w:color="auto" w:frame="1"/>
+          <w:lang w:eastAsia="en-US"/>
+        </w:rPr>
+        <w:t>log</w:t>
+      </w:r>
+      <w:r>
+        <w:rPr>
+          <w:rFonts w:ascii="STIXSizeOneSym" w:eastAsia="Times New Roman" w:hAnsi="STIXSizeOneSym" w:cs="Lucida Grande"/>
+          <w:color w:val="000000"/>
+          <w:sz w:val="27"/>
+          <w:szCs w:val="27"/>
+          <w:bdr w:val="none" w:sz="0" w:space="0" w:color="auto" w:frame="1"/>
+          <w:lang w:eastAsia="en-US"/>
+        </w:rPr>
+        <w:t>{</w:t>
+      </w:r>
+      <w:r>
+        <w:rPr>
+          <w:rFonts w:ascii="STIXGeneral-Italic" w:eastAsia="Times New Roman" w:hAnsi="STIXGeneral-Italic" w:cs="Lucida Grande"/>
+          <w:color w:val="000000"/>
+          <w:sz w:val="27"/>
+          <w:szCs w:val="27"/>
+          <w:bdr w:val="none" w:sz="0" w:space="0" w:color="auto" w:frame="1"/>
+          <w:lang w:eastAsia="en-US"/>
+        </w:rPr>
+        <w:t>M</w:t>
+      </w:r>
+      <w:r>
+        <w:rPr>
+          <w:rFonts w:ascii="STIXGeneral-Regular" w:eastAsia="Times New Roman" w:hAnsi="STIXGeneral-Regular" w:cs="Lucida Grande"/>
+          <w:color w:val="000000"/>
+          <w:sz w:val="19"/>
+          <w:szCs w:val="19"/>
+          <w:bdr w:val="none" w:sz="0" w:space="0" w:color="auto" w:frame="1"/>
+          <w:lang w:eastAsia="en-US"/>
+        </w:rPr>
+        <w:t>∗,</w:t>
+      </w:r>
+      <w:r>
+        <w:rPr>
+          <w:rFonts w:ascii="STIXGeneral-Italic" w:eastAsia="Times New Roman" w:hAnsi="STIXGeneral-Italic" w:cs="Lucida Grande"/>
+          <w:color w:val="000000"/>
+          <w:sz w:val="19"/>
+          <w:szCs w:val="19"/>
+          <w:bdr w:val="none" w:sz="0" w:space="0" w:color="auto" w:frame="1"/>
+          <w:lang w:eastAsia="en-US"/>
+        </w:rPr>
+        <w:t>tot</w:t>
+      </w:r>
+      <w:r>
+        <w:rPr>
+          <w:rFonts w:ascii="STIXGeneral-Regular" w:eastAsia="Times New Roman" w:hAnsi="STIXGeneral-Regular" w:cs="Lucida Grande"/>
+          <w:color w:val="000000"/>
+          <w:sz w:val="27"/>
+          <w:szCs w:val="27"/>
+          <w:bdr w:val="none" w:sz="0" w:space="0" w:color="auto" w:frame="1"/>
+          <w:lang w:eastAsia="en-US"/>
+        </w:rPr>
+        <w:t>/[</w:t>
+      </w:r>
+      <w:r>
+        <w:rPr>
+          <w:rFonts w:ascii="STIXGeneral-Italic" w:eastAsia="Times New Roman" w:hAnsi="STIXGeneral-Italic" w:cs="Lucida Grande"/>
+          <w:color w:val="000000"/>
+          <w:sz w:val="27"/>
+          <w:szCs w:val="27"/>
+          <w:bdr w:val="none" w:sz="0" w:space="0" w:color="auto" w:frame="1"/>
+          <w:lang w:eastAsia="en-US"/>
+        </w:rPr>
+        <w:t>υ</w:t>
+      </w:r>
+      <w:r>
+        <w:rPr>
+          <w:rFonts w:ascii="STIXGeneral-Regular" w:eastAsia="Times New Roman" w:hAnsi="STIXGeneral-Regular" w:cs="Lucida Grande"/>
+          <w:color w:val="000000"/>
+          <w:sz w:val="27"/>
+          <w:szCs w:val="27"/>
+          <w:bdr w:val="none" w:sz="0" w:space="0" w:color="auto" w:frame="1"/>
+          <w:lang w:eastAsia="en-US"/>
+        </w:rPr>
+        <w:t>(6.37×10</w:t>
+      </w:r>
+      <w:r>
+        <w:rPr>
+          <w:rFonts w:ascii="STIXGeneral-Regular" w:eastAsia="Times New Roman" w:hAnsi="STIXGeneral-Regular" w:cs="Lucida Grande"/>
+          <w:color w:val="000000"/>
+          <w:sz w:val="19"/>
+          <w:szCs w:val="19"/>
+          <w:bdr w:val="none" w:sz="0" w:space="0" w:color="auto" w:frame="1"/>
+          <w:lang w:eastAsia="en-US"/>
+        </w:rPr>
+        <w:t>10</w:t>
+      </w:r>
+      <w:r>
+        <w:rPr>
+          <w:rFonts w:ascii="STIXGeneral-Italic" w:eastAsia="Times New Roman" w:hAnsi="STIXGeneral-Italic" w:cs="Lucida Grande"/>
+          <w:color w:val="000000"/>
+          <w:sz w:val="27"/>
+          <w:szCs w:val="27"/>
+          <w:bdr w:val="none" w:sz="0" w:space="0" w:color="auto" w:frame="1"/>
+          <w:lang w:eastAsia="en-US"/>
+        </w:rPr>
+        <w:t>M</w:t>
+      </w:r>
+      <w:r>
+        <w:rPr>
+          <w:rFonts w:ascii="STIXGeneral-Regular" w:eastAsia="Times New Roman" w:hAnsi="STIXGeneral-Regular" w:cs="Lucida Grande"/>
+          <w:color w:val="000000"/>
+          <w:sz w:val="19"/>
+          <w:szCs w:val="19"/>
+          <w:bdr w:val="none" w:sz="0" w:space="0" w:color="auto" w:frame="1"/>
+          <w:lang w:eastAsia="en-US"/>
+        </w:rPr>
+        <w:t>⊙</w:t>
+      </w:r>
+      <w:r>
+        <w:rPr>
+          <w:rFonts w:ascii="STIXGeneral-Regular" w:eastAsia="Times New Roman" w:hAnsi="STIXGeneral-Regular" w:cs="Lucida Grande"/>
+          <w:color w:val="000000"/>
+          <w:sz w:val="27"/>
+          <w:szCs w:val="27"/>
+          <w:bdr w:val="none" w:sz="0" w:space="0" w:color="auto" w:frame="1"/>
+          <w:lang w:eastAsia="en-US"/>
+        </w:rPr>
+        <w:t>)]</w:t>
+      </w:r>
+      <w:r>
+        <w:rPr>
+          <w:rFonts w:ascii="STIXSizeOneSym" w:eastAsia="Times New Roman" w:hAnsi="STIXSizeOneSym" w:cs="Lucida Grande"/>
+          <w:color w:val="000000"/>
+          <w:sz w:val="27"/>
+          <w:szCs w:val="27"/>
+          <w:bdr w:val="none" w:sz="0" w:space="0" w:color="auto" w:frame="1"/>
+          <w:lang w:eastAsia="en-US"/>
+        </w:rPr>
+        <w:t>}</w:t>
+      </w:r>
+      <w:r>
+        <w:rPr>
+          <w:rFonts w:ascii="STIXGeneral-Regular" w:eastAsia="Times New Roman" w:hAnsi="STIXGeneral-Regular" w:cs="Lucida Grande"/>
+          <w:color w:val="000000"/>
+          <w:sz w:val="27"/>
+          <w:szCs w:val="27"/>
+          <w:bdr w:val="none" w:sz="0" w:space="0" w:color="auto" w:frame="1"/>
+          <w:lang w:eastAsia="en-US"/>
+        </w:rPr>
+        <w:t>+(7.25</w:t>
+      </w:r>
+      <w:r>
+        <w:rPr>
+          <w:rFonts w:ascii="STIXGeneral-Regular" w:eastAsia="Times New Roman" w:hAnsi="STIXGeneral-Regular" w:cs="Lucida Grande"/>
+          <w:color w:val="000000"/>
+          <w:sz w:val="19"/>
+          <w:szCs w:val="19"/>
+          <w:bdr w:val="none" w:sz="0" w:space="0" w:color="auto" w:frame="1"/>
+          <w:lang w:eastAsia="en-US"/>
+        </w:rPr>
+        <w:t>+0.13−0.14</w:t>
+      </w:r>
+      <w:r>
+        <w:rPr>
+          <w:rFonts w:ascii="STIXGeneral-Regular" w:eastAsia="Times New Roman" w:hAnsi="STIXGeneral-Regular" w:cs="Lucida Grande"/>
+          <w:color w:val="000000"/>
+          <w:sz w:val="27"/>
+          <w:szCs w:val="27"/>
+          <w:bdr w:val="none" w:sz="0" w:space="0" w:color="auto" w:frame="1"/>
+          <w:lang w:eastAsia="en-US"/>
+        </w:rPr>
+        <w:t>)</w:t>
       </w:r>
       <w:r>
         <w:rPr>
@@ -3163,18 +2806,7 @@
           <w:shd w:val="clear" w:color="auto" w:fill="FFFFFF"/>
           <w:lang w:eastAsia="en-US"/>
         </w:rPr>
-        <w:t> either from pipeline data or at higher redshift, conditions that are not ideal for the accurate isolation of the bulge. A symmetric Bayesian analysis finds </w:t>
-      </w:r>
-      <w:r>
-        <w:rPr>
-          <w:rFonts w:ascii="STIXGeneral-Regular" w:eastAsia="Times New Roman" w:hAnsi="STIXGeneral-Regular" w:cs="Lucida Grande"/>
-          <w:color w:val="000000"/>
-          <w:sz w:val="27"/>
-          <w:szCs w:val="27"/>
-          <w:bdr w:val="none" w:sz="0" w:space="0" w:color="auto" w:frame="1"/>
-          <w:lang w:eastAsia="en-US"/>
-        </w:rPr>
-        <w:t>log(</w:t>
+        <w:t>. The scatter from the regression of </w:t>
       </w:r>
       <w:r>
         <w:rPr>
@@ -3197,270 +2829,6 @@
           <w:lang w:eastAsia="en-US"/>
         </w:rPr>
         <w:t>BH</w:t>
-      </w:r>
-      <w:r>
-        <w:rPr>
-          <w:rFonts w:ascii="STIXGeneral-Regular" w:eastAsia="Times New Roman" w:hAnsi="STIXGeneral-Regular" w:cs="Lucida Grande"/>
-          <w:color w:val="000000"/>
-          <w:sz w:val="27"/>
-          <w:szCs w:val="27"/>
-          <w:bdr w:val="none" w:sz="0" w:space="0" w:color="auto" w:frame="1"/>
-          <w:lang w:eastAsia="en-US"/>
-        </w:rPr>
-        <w:t>/</w:t>
-      </w:r>
-      <w:r>
-        <w:rPr>
-          <w:rFonts w:ascii="STIXGeneral-Italic" w:eastAsia="Times New Roman" w:hAnsi="STIXGeneral-Italic" w:cs="Lucida Grande"/>
-          <w:color w:val="000000"/>
-          <w:sz w:val="27"/>
-          <w:szCs w:val="27"/>
-          <w:bdr w:val="none" w:sz="0" w:space="0" w:color="auto" w:frame="1"/>
-          <w:lang w:eastAsia="en-US"/>
-        </w:rPr>
-        <w:t>M</w:t>
-      </w:r>
-      <w:r>
-        <w:rPr>
-          <w:rFonts w:ascii="STIXGeneral-Regular" w:eastAsia="Times New Roman" w:hAnsi="STIXGeneral-Regular" w:cs="Lucida Grande"/>
-          <w:color w:val="000000"/>
-          <w:sz w:val="19"/>
-          <w:szCs w:val="19"/>
-          <w:bdr w:val="none" w:sz="0" w:space="0" w:color="auto" w:frame="1"/>
-          <w:lang w:eastAsia="en-US"/>
-        </w:rPr>
-        <w:t>⊙</w:t>
-      </w:r>
-      <w:r>
-        <w:rPr>
-          <w:rFonts w:ascii="STIXGeneral-Regular" w:eastAsia="Times New Roman" w:hAnsi="STIXGeneral-Regular" w:cs="Lucida Grande"/>
-          <w:color w:val="000000"/>
-          <w:sz w:val="27"/>
-          <w:szCs w:val="27"/>
-          <w:bdr w:val="none" w:sz="0" w:space="0" w:color="auto" w:frame="1"/>
-          <w:lang w:eastAsia="en-US"/>
-        </w:rPr>
-        <w:t>)=</w:t>
-      </w:r>
-      <w:r>
-        <w:rPr>
-          <w:rFonts w:ascii="STIXSizeOneSym" w:eastAsia="Times New Roman" w:hAnsi="STIXSizeOneSym" w:cs="Lucida Grande"/>
-          <w:color w:val="000000"/>
-          <w:sz w:val="27"/>
-          <w:szCs w:val="27"/>
-          <w:bdr w:val="none" w:sz="0" w:space="0" w:color="auto" w:frame="1"/>
-          <w:lang w:eastAsia="en-US"/>
-        </w:rPr>
-        <w:t>(</w:t>
-      </w:r>
-      <w:r>
-        <w:rPr>
-          <w:rFonts w:ascii="STIXGeneral-Regular" w:eastAsia="Times New Roman" w:hAnsi="STIXGeneral-Regular" w:cs="Lucida Grande"/>
-          <w:color w:val="000000"/>
-          <w:sz w:val="27"/>
-          <w:szCs w:val="27"/>
-          <w:bdr w:val="none" w:sz="0" w:space="0" w:color="auto" w:frame="1"/>
-          <w:lang w:eastAsia="en-US"/>
-        </w:rPr>
-        <w:t>3.05</w:t>
-      </w:r>
-      <w:r>
-        <w:rPr>
-          <w:rFonts w:ascii="STIXGeneral-Regular" w:eastAsia="Times New Roman" w:hAnsi="STIXGeneral-Regular" w:cs="Lucida Grande"/>
-          <w:color w:val="000000"/>
-          <w:sz w:val="19"/>
-          <w:szCs w:val="19"/>
-          <w:bdr w:val="none" w:sz="0" w:space="0" w:color="auto" w:frame="1"/>
-          <w:lang w:eastAsia="en-US"/>
-        </w:rPr>
-        <w:t>+0.57−0.49</w:t>
-      </w:r>
-      <w:r>
-        <w:rPr>
-          <w:rFonts w:ascii="STIXSizeOneSym" w:eastAsia="Times New Roman" w:hAnsi="STIXSizeOneSym" w:cs="Lucida Grande"/>
-          <w:color w:val="000000"/>
-          <w:sz w:val="27"/>
-          <w:szCs w:val="27"/>
-          <w:bdr w:val="none" w:sz="0" w:space="0" w:color="auto" w:frame="1"/>
-          <w:lang w:eastAsia="en-US"/>
-        </w:rPr>
-        <w:t>)</w:t>
-      </w:r>
-      <w:r>
-        <w:rPr>
-          <w:rFonts w:ascii="STIXGeneral-Regular" w:eastAsia="Times New Roman" w:hAnsi="STIXGeneral-Regular" w:cs="Lucida Grande"/>
-          <w:color w:val="000000"/>
-          <w:sz w:val="27"/>
-          <w:szCs w:val="27"/>
-          <w:bdr w:val="none" w:sz="0" w:space="0" w:color="auto" w:frame="1"/>
-          <w:lang w:eastAsia="en-US"/>
-        </w:rPr>
-        <w:t>log</w:t>
-      </w:r>
-      <w:r>
-        <w:rPr>
-          <w:rFonts w:ascii="STIXSizeOneSym" w:eastAsia="Times New Roman" w:hAnsi="STIXSizeOneSym" w:cs="Lucida Grande"/>
-          <w:color w:val="000000"/>
-          <w:sz w:val="27"/>
-          <w:szCs w:val="27"/>
-          <w:bdr w:val="none" w:sz="0" w:space="0" w:color="auto" w:frame="1"/>
-          <w:lang w:eastAsia="en-US"/>
-        </w:rPr>
-        <w:t>{</w:t>
-      </w:r>
-      <w:r>
-        <w:rPr>
-          <w:rFonts w:ascii="STIXGeneral-Italic" w:eastAsia="Times New Roman" w:hAnsi="STIXGeneral-Italic" w:cs="Lucida Grande"/>
-          <w:color w:val="000000"/>
-          <w:sz w:val="27"/>
-          <w:szCs w:val="27"/>
-          <w:bdr w:val="none" w:sz="0" w:space="0" w:color="auto" w:frame="1"/>
-          <w:lang w:eastAsia="en-US"/>
-        </w:rPr>
-        <w:t>M</w:t>
-      </w:r>
-      <w:r>
-        <w:rPr>
-          <w:rFonts w:ascii="STIXGeneral-Regular" w:eastAsia="Times New Roman" w:hAnsi="STIXGeneral-Regular" w:cs="Lucida Grande"/>
-          <w:color w:val="000000"/>
-          <w:sz w:val="19"/>
-          <w:szCs w:val="19"/>
-          <w:bdr w:val="none" w:sz="0" w:space="0" w:color="auto" w:frame="1"/>
-          <w:lang w:eastAsia="en-US"/>
-        </w:rPr>
-        <w:t>∗,</w:t>
-      </w:r>
-      <w:r>
-        <w:rPr>
-          <w:rFonts w:ascii="STIXGeneral-Italic" w:eastAsia="Times New Roman" w:hAnsi="STIXGeneral-Italic" w:cs="Lucida Grande"/>
-          <w:color w:val="000000"/>
-          <w:sz w:val="19"/>
-          <w:szCs w:val="19"/>
-          <w:bdr w:val="none" w:sz="0" w:space="0" w:color="auto" w:frame="1"/>
-          <w:lang w:eastAsia="en-US"/>
-        </w:rPr>
-        <w:t>tot</w:t>
-      </w:r>
-      <w:r>
-        <w:rPr>
-          <w:rFonts w:ascii="STIXGeneral-Regular" w:eastAsia="Times New Roman" w:hAnsi="STIXGeneral-Regular" w:cs="Lucida Grande"/>
-          <w:color w:val="000000"/>
-          <w:sz w:val="27"/>
-          <w:szCs w:val="27"/>
-          <w:bdr w:val="none" w:sz="0" w:space="0" w:color="auto" w:frame="1"/>
-          <w:lang w:eastAsia="en-US"/>
-        </w:rPr>
-        <w:t>/[</w:t>
-      </w:r>
-      <w:r>
-        <w:rPr>
-          <w:rFonts w:ascii="STIXGeneral-Italic" w:eastAsia="Times New Roman" w:hAnsi="STIXGeneral-Italic" w:cs="Lucida Grande"/>
-          <w:color w:val="000000"/>
-          <w:sz w:val="27"/>
-          <w:szCs w:val="27"/>
-          <w:bdr w:val="none" w:sz="0" w:space="0" w:color="auto" w:frame="1"/>
-          <w:lang w:eastAsia="en-US"/>
-        </w:rPr>
-        <w:t>υ</w:t>
-      </w:r>
-      <w:r>
-        <w:rPr>
-          <w:rFonts w:ascii="STIXGeneral-Regular" w:eastAsia="Times New Roman" w:hAnsi="STIXGeneral-Regular" w:cs="Lucida Grande"/>
-          <w:color w:val="000000"/>
-          <w:sz w:val="27"/>
-          <w:szCs w:val="27"/>
-          <w:bdr w:val="none" w:sz="0" w:space="0" w:color="auto" w:frame="1"/>
-          <w:lang w:eastAsia="en-US"/>
-        </w:rPr>
-        <w:t>(6.37×10</w:t>
-      </w:r>
-      <w:r>
-        <w:rPr>
-          <w:rFonts w:ascii="STIXGeneral-Regular" w:eastAsia="Times New Roman" w:hAnsi="STIXGeneral-Regular" w:cs="Lucida Grande"/>
-          <w:color w:val="000000"/>
-          <w:sz w:val="19"/>
-          <w:szCs w:val="19"/>
-          <w:bdr w:val="none" w:sz="0" w:space="0" w:color="auto" w:frame="1"/>
-          <w:lang w:eastAsia="en-US"/>
-        </w:rPr>
-        <w:t>10</w:t>
-      </w:r>
-      <w:r>
-        <w:rPr>
-          <w:rFonts w:ascii="STIXGeneral-Italic" w:eastAsia="Times New Roman" w:hAnsi="STIXGeneral-Italic" w:cs="Lucida Grande"/>
-          <w:color w:val="000000"/>
-          <w:sz w:val="27"/>
-          <w:szCs w:val="27"/>
-          <w:bdr w:val="none" w:sz="0" w:space="0" w:color="auto" w:frame="1"/>
-          <w:lang w:eastAsia="en-US"/>
-        </w:rPr>
-        <w:t>M</w:t>
-      </w:r>
-      <w:r>
-        <w:rPr>
-          <w:rFonts w:ascii="STIXGeneral-Regular" w:eastAsia="Times New Roman" w:hAnsi="STIXGeneral-Regular" w:cs="Lucida Grande"/>
-          <w:color w:val="000000"/>
-          <w:sz w:val="19"/>
-          <w:szCs w:val="19"/>
-          <w:bdr w:val="none" w:sz="0" w:space="0" w:color="auto" w:frame="1"/>
-          <w:lang w:eastAsia="en-US"/>
-        </w:rPr>
-        <w:t>⊙</w:t>
-      </w:r>
-      <w:r>
-        <w:rPr>
-          <w:rFonts w:ascii="STIXGeneral-Regular" w:eastAsia="Times New Roman" w:hAnsi="STIXGeneral-Regular" w:cs="Lucida Grande"/>
-          <w:color w:val="000000"/>
-          <w:sz w:val="27"/>
-          <w:szCs w:val="27"/>
-          <w:bdr w:val="none" w:sz="0" w:space="0" w:color="auto" w:frame="1"/>
-          <w:lang w:eastAsia="en-US"/>
-        </w:rPr>
-        <w:t>)]</w:t>
-      </w:r>
-      <w:r>
-        <w:rPr>
-          <w:rFonts w:ascii="STIXSizeOneSym" w:eastAsia="Times New Roman" w:hAnsi="STIXSizeOneSym" w:cs="Lucida Grande"/>
-          <w:color w:val="000000"/>
-          <w:sz w:val="27"/>
-          <w:szCs w:val="27"/>
-          <w:bdr w:val="none" w:sz="0" w:space="0" w:color="auto" w:frame="1"/>
-          <w:lang w:eastAsia="en-US"/>
-        </w:rPr>
-        <w:t>}</w:t>
-      </w:r>
-      <w:r>
-        <w:rPr>
-          <w:rFonts w:ascii="STIXGeneral-Regular" w:eastAsia="Times New Roman" w:hAnsi="STIXGeneral-Regular" w:cs="Lucida Grande"/>
-          <w:color w:val="000000"/>
-          <w:sz w:val="27"/>
-          <w:szCs w:val="27"/>
-          <w:bdr w:val="none" w:sz="0" w:space="0" w:color="auto" w:frame="1"/>
-          <w:lang w:eastAsia="en-US"/>
-        </w:rPr>
-        <w:t>+(7.25</w:t>
-      </w:r>
-      <w:r>
-        <w:rPr>
-          <w:rFonts w:ascii="STIXGeneral-Regular" w:eastAsia="Times New Roman" w:hAnsi="STIXGeneral-Regular" w:cs="Lucida Grande"/>
-          <w:color w:val="000000"/>
-          <w:sz w:val="19"/>
-          <w:szCs w:val="19"/>
-          <w:bdr w:val="none" w:sz="0" w:space="0" w:color="auto" w:frame="1"/>
-          <w:lang w:eastAsia="en-US"/>
-        </w:rPr>
-        <w:t>+0.13−0.14</w:t>
-      </w:r>
-      <w:r>
-        <w:rPr>
-          <w:rFonts w:ascii="STIXGeneral-Regular" w:eastAsia="Times New Roman" w:hAnsi="STIXGeneral-Regular" w:cs="Lucida Grande"/>
-          <w:color w:val="000000"/>
-          <w:sz w:val="27"/>
-          <w:szCs w:val="27"/>
-          <w:bdr w:val="none" w:sz="0" w:space="0" w:color="auto" w:frame="1"/>
-          <w:lang w:eastAsia="en-US"/>
-        </w:rPr>
-        <w:t>)</w:t>
       </w:r>
       <w:r>
         <w:rPr>
@@ -3471,30 +2839,40 @@
           <w:shd w:val="clear" w:color="auto" w:fill="FFFFFF"/>
           <w:lang w:eastAsia="en-US"/>
         </w:rPr>
-        <w:t>. The scatter from the regression of </w:t>
-      </w:r>
-      <w:proofErr w:type="spellStart"/>
-      <w:r>
-        <w:rPr>
-          <w:rFonts w:ascii="STIXGeneral-Italic" w:eastAsia="Times New Roman" w:hAnsi="STIXGeneral-Italic" w:cs="Lucida Grande"/>
-          <w:color w:val="000000"/>
-          <w:sz w:val="27"/>
-          <w:szCs w:val="27"/>
-          <w:bdr w:val="none" w:sz="0" w:space="0" w:color="auto" w:frame="1"/>
-          <w:lang w:eastAsia="en-US"/>
-        </w:rPr>
-        <w:t>M</w:t>
-      </w:r>
-      <w:r>
-        <w:rPr>
-          <w:rFonts w:ascii="STIXGeneral-Italic" w:eastAsia="Times New Roman" w:hAnsi="STIXGeneral-Italic" w:cs="Lucida Grande"/>
-          <w:color w:val="000000"/>
-          <w:sz w:val="19"/>
-          <w:szCs w:val="19"/>
-          <w:bdr w:val="none" w:sz="0" w:space="0" w:color="auto" w:frame="1"/>
-          <w:lang w:eastAsia="en-US"/>
-        </w:rPr>
-        <w:t>BH</w:t>
+        <w:t>on </w:t>
+      </w:r>
+      <w:r>
+        <w:rPr>
+          <w:rFonts w:ascii="STIXGeneral-Italic" w:eastAsia="Times New Roman" w:hAnsi="STIXGeneral-Italic" w:cs="Lucida Grande"/>
+          <w:color w:val="000000"/>
+          <w:sz w:val="27"/>
+          <w:szCs w:val="27"/>
+          <w:bdr w:val="none" w:sz="0" w:space="0" w:color="auto" w:frame="1"/>
+          <w:lang w:eastAsia="en-US"/>
+        </w:rPr>
+        <w:t>M</w:t>
+      </w:r>
+      <w:r>
+        <w:rPr>
+          <w:rFonts w:ascii="STIXGeneral-Regular" w:eastAsia="Times New Roman" w:hAnsi="STIXGeneral-Regular" w:cs="Lucida Grande"/>
+          <w:color w:val="000000"/>
+          <w:sz w:val="19"/>
+          <w:szCs w:val="19"/>
+          <w:bdr w:val="none" w:sz="0" w:space="0" w:color="auto" w:frame="1"/>
+          <w:lang w:eastAsia="en-US"/>
+        </w:rPr>
+        <w:t>∗,</w:t>
+      </w:r>
+      <w:r>
+        <w:rPr>
+          <w:rFonts w:ascii="STIXGeneral-Italic" w:eastAsia="Times New Roman" w:hAnsi="STIXGeneral-Italic" w:cs="Lucida Grande"/>
+          <w:color w:val="000000"/>
+          <w:sz w:val="19"/>
+          <w:szCs w:val="19"/>
+          <w:bdr w:val="none" w:sz="0" w:space="0" w:color="auto" w:frame="1"/>
+          <w:lang w:eastAsia="en-US"/>
+        </w:rPr>
+        <w:t>tot</w:t>
       </w:r>
       <w:r>
         <w:rPr>
@@ -3505,9 +2883,30 @@
           <w:shd w:val="clear" w:color="auto" w:fill="FFFFFF"/>
           <w:lang w:eastAsia="en-US"/>
         </w:rPr>
-        <w:t>on</w:t>
-      </w:r>
-      <w:proofErr w:type="spellEnd"/>
+        <w:t> is 0.66 dex; compare 0.56 dex for </w:t>
+      </w:r>
+      <w:r>
+        <w:rPr>
+          <w:rFonts w:ascii="STIXGeneral-Italic" w:eastAsia="Times New Roman" w:hAnsi="STIXGeneral-Italic" w:cs="Lucida Grande"/>
+          <w:color w:val="000000"/>
+          <w:sz w:val="27"/>
+          <w:szCs w:val="27"/>
+          <w:bdr w:val="none" w:sz="0" w:space="0" w:color="auto" w:frame="1"/>
+          <w:lang w:eastAsia="en-US"/>
+        </w:rPr>
+        <w:t>M</w:t>
+      </w:r>
+      <w:r>
+        <w:rPr>
+          <w:rFonts w:ascii="STIXGeneral-Italic" w:eastAsia="Times New Roman" w:hAnsi="STIXGeneral-Italic" w:cs="Lucida Grande"/>
+          <w:color w:val="000000"/>
+          <w:sz w:val="19"/>
+          <w:szCs w:val="19"/>
+          <w:bdr w:val="none" w:sz="0" w:space="0" w:color="auto" w:frame="1"/>
+          <w:lang w:eastAsia="en-US"/>
+        </w:rPr>
+        <w:t>BH</w:t>
+      </w:r>
       <w:r>
         <w:rPr>
           <w:rFonts w:ascii="Lucida Grande" w:eastAsia="Times New Roman" w:hAnsi="Lucida Grande" w:cs="Lucida Grande"/>
@@ -3517,9 +2916,8 @@
           <w:shd w:val="clear" w:color="auto" w:fill="FFFFFF"/>
           <w:lang w:eastAsia="en-US"/>
         </w:rPr>
-        <w:t> </w:t>
-      </w:r>
-      <w:proofErr w:type="spellStart"/>
+        <w:t> on </w:t>
+      </w:r>
       <w:r>
         <w:rPr>
           <w:rFonts w:ascii="STIXGeneral-Italic" w:eastAsia="Times New Roman" w:hAnsi="STIXGeneral-Italic" w:cs="Lucida Grande"/>
@@ -3551,9 +2949,8 @@
           <w:bdr w:val="none" w:sz="0" w:space="0" w:color="auto" w:frame="1"/>
           <w:lang w:eastAsia="en-US"/>
         </w:rPr>
-        <w:t>tot</w:t>
-      </w:r>
-      <w:proofErr w:type="spellEnd"/>
+        <w:t>sph</w:t>
+      </w:r>
       <w:r>
         <w:rPr>
           <w:rFonts w:ascii="Lucida Grande" w:eastAsia="Times New Roman" w:hAnsi="Lucida Grande" w:cs="Lucida Grande"/>
@@ -3563,9 +2960,19 @@
           <w:shd w:val="clear" w:color="auto" w:fill="FFFFFF"/>
           <w:lang w:eastAsia="en-US"/>
         </w:rPr>
-        <w:t xml:space="preserve"> is 0.66 </w:t>
-      </w:r>
-      <w:proofErr w:type="spellStart"/>
+        <w:t> and </w:t>
+      </w:r>
+      <w:r>
+        <w:rPr>
+          <w:rFonts w:ascii="STIXGeneral-Regular" w:eastAsia="Times New Roman" w:hAnsi="STIXGeneral-Regular" w:cs="Lucida Grande"/>
+          <w:color w:val="000000"/>
+          <w:sz w:val="27"/>
+          <w:szCs w:val="27"/>
+          <w:bdr w:val="none" w:sz="0" w:space="0" w:color="auto" w:frame="1"/>
+          <w:lang w:eastAsia="en-US"/>
+        </w:rPr>
+        <w:t>0.57</w:t>
+      </w:r>
       <w:r>
         <w:rPr>
           <w:rFonts w:ascii="Lucida Grande" w:eastAsia="Times New Roman" w:hAnsi="Lucida Grande" w:cs="Lucida Grande"/>
@@ -3575,9 +2982,30 @@
           <w:shd w:val="clear" w:color="auto" w:fill="FFFFFF"/>
           <w:lang w:eastAsia="en-US"/>
         </w:rPr>
-        <w:t>dex</w:t>
-      </w:r>
-      <w:proofErr w:type="spellEnd"/>
+        <w:t> dex for </w:t>
+      </w:r>
+      <w:r>
+        <w:rPr>
+          <w:rFonts w:ascii="STIXGeneral-Italic" w:eastAsia="Times New Roman" w:hAnsi="STIXGeneral-Italic" w:cs="Lucida Grande"/>
+          <w:color w:val="000000"/>
+          <w:sz w:val="27"/>
+          <w:szCs w:val="27"/>
+          <w:bdr w:val="none" w:sz="0" w:space="0" w:color="auto" w:frame="1"/>
+          <w:lang w:eastAsia="en-US"/>
+        </w:rPr>
+        <w:t>M</w:t>
+      </w:r>
+      <w:r>
+        <w:rPr>
+          <w:rFonts w:ascii="STIXGeneral-Italic" w:eastAsia="Times New Roman" w:hAnsi="STIXGeneral-Italic" w:cs="Lucida Grande"/>
+          <w:color w:val="000000"/>
+          <w:sz w:val="19"/>
+          <w:szCs w:val="19"/>
+          <w:bdr w:val="none" w:sz="0" w:space="0" w:color="auto" w:frame="1"/>
+          <w:lang w:eastAsia="en-US"/>
+        </w:rPr>
+        <w:t>BH</w:t>
+      </w:r>
       <w:r>
         <w:rPr>
           <w:rFonts w:ascii="Lucida Grande" w:eastAsia="Times New Roman" w:hAnsi="Lucida Grande" w:cs="Lucida Grande"/>
@@ -3587,9 +3015,30 @@
           <w:shd w:val="clear" w:color="auto" w:fill="FFFFFF"/>
           <w:lang w:eastAsia="en-US"/>
         </w:rPr>
-        <w:t xml:space="preserve">; compare 0.56 </w:t>
-      </w:r>
-      <w:proofErr w:type="spellStart"/>
+        <w:t> on </w:t>
+      </w:r>
+      <w:r>
+        <w:rPr>
+          <w:rFonts w:ascii="STIXGeneral-Italic" w:eastAsia="Times New Roman" w:hAnsi="STIXGeneral-Italic" w:cs="Lucida Grande"/>
+          <w:color w:val="000000"/>
+          <w:sz w:val="27"/>
+          <w:szCs w:val="27"/>
+          <w:bdr w:val="none" w:sz="0" w:space="0" w:color="auto" w:frame="1"/>
+          <w:lang w:eastAsia="en-US"/>
+        </w:rPr>
+        <w:t>σ</w:t>
+      </w:r>
+      <w:r>
+        <w:rPr>
+          <w:rFonts w:ascii="STIXGeneral-Regular" w:eastAsia="Times New Roman" w:hAnsi="STIXGeneral-Regular" w:cs="Lucida Grande"/>
+          <w:color w:val="000000"/>
+          <w:sz w:val="19"/>
+          <w:szCs w:val="19"/>
+          <w:bdr w:val="none" w:sz="0" w:space="0" w:color="auto" w:frame="1"/>
+          <w:lang w:eastAsia="en-US"/>
+        </w:rPr>
+        <w:t>∗</w:t>
+      </w:r>
       <w:r>
         <w:rPr>
           <w:rFonts w:ascii="Lucida Grande" w:eastAsia="Times New Roman" w:hAnsi="Lucida Grande" w:cs="Lucida Grande"/>
@@ -3599,9 +3048,19 @@
           <w:shd w:val="clear" w:color="auto" w:fill="FFFFFF"/>
           <w:lang w:eastAsia="en-US"/>
         </w:rPr>
-        <w:t>dex</w:t>
-      </w:r>
-      <w:proofErr w:type="spellEnd"/>
+        <w:t>. The slope is </w:t>
+      </w:r>
+      <w:r>
+        <w:rPr>
+          <w:rFonts w:ascii="STIXGeneral-Regular" w:eastAsia="Times New Roman" w:hAnsi="STIXGeneral-Regular" w:cs="Lucida Grande"/>
+          <w:color w:val="000000"/>
+          <w:sz w:val="27"/>
+          <w:szCs w:val="27"/>
+          <w:bdr w:val="none" w:sz="0" w:space="0" w:color="auto" w:frame="1"/>
+          <w:lang w:eastAsia="en-US"/>
+        </w:rPr>
+        <w:t>&gt;2</w:t>
+      </w:r>
       <w:r>
         <w:rPr>
           <w:rFonts w:ascii="Lucida Grande" w:eastAsia="Times New Roman" w:hAnsi="Lucida Grande" w:cs="Lucida Grande"/>
@@ -3611,29 +3070,40 @@
           <w:shd w:val="clear" w:color="auto" w:fill="FFFFFF"/>
           <w:lang w:eastAsia="en-US"/>
         </w:rPr>
-        <w:t xml:space="preserve"> for </w:t>
-      </w:r>
-      <w:r>
-        <w:rPr>
-          <w:rFonts w:ascii="STIXGeneral-Italic" w:eastAsia="Times New Roman" w:hAnsi="STIXGeneral-Italic" w:cs="Lucida Grande"/>
-          <w:color w:val="000000"/>
-          <w:sz w:val="27"/>
-          <w:szCs w:val="27"/>
-          <w:bdr w:val="none" w:sz="0" w:space="0" w:color="auto" w:frame="1"/>
-          <w:lang w:eastAsia="en-US"/>
-        </w:rPr>
-        <w:t>M</w:t>
-      </w:r>
-      <w:r>
-        <w:rPr>
-          <w:rFonts w:ascii="STIXGeneral-Italic" w:eastAsia="Times New Roman" w:hAnsi="STIXGeneral-Italic" w:cs="Lucida Grande"/>
-          <w:color w:val="000000"/>
-          <w:sz w:val="19"/>
-          <w:szCs w:val="19"/>
-          <w:bdr w:val="none" w:sz="0" w:space="0" w:color="auto" w:frame="1"/>
-          <w:lang w:eastAsia="en-US"/>
-        </w:rPr>
-        <w:t>BH</w:t>
+        <w:t> times that obtained using core-Sérsic early-type galaxies, echoing a similar result involving </w:t>
+      </w:r>
+      <w:r>
+        <w:rPr>
+          <w:rFonts w:ascii="STIXGeneral-Italic" w:eastAsia="Times New Roman" w:hAnsi="STIXGeneral-Italic" w:cs="Lucida Grande"/>
+          <w:color w:val="000000"/>
+          <w:sz w:val="27"/>
+          <w:szCs w:val="27"/>
+          <w:bdr w:val="none" w:sz="0" w:space="0" w:color="auto" w:frame="1"/>
+          <w:lang w:eastAsia="en-US"/>
+        </w:rPr>
+        <w:t>M</w:t>
+      </w:r>
+      <w:r>
+        <w:rPr>
+          <w:rFonts w:ascii="STIXGeneral-Regular" w:eastAsia="Times New Roman" w:hAnsi="STIXGeneral-Regular" w:cs="Lucida Grande"/>
+          <w:color w:val="000000"/>
+          <w:sz w:val="19"/>
+          <w:szCs w:val="19"/>
+          <w:bdr w:val="none" w:sz="0" w:space="0" w:color="auto" w:frame="1"/>
+          <w:lang w:eastAsia="en-US"/>
+        </w:rPr>
+        <w:t>∗,</w:t>
+      </w:r>
+      <w:r>
+        <w:rPr>
+          <w:rFonts w:ascii="STIXGeneral-Italic" w:eastAsia="Times New Roman" w:hAnsi="STIXGeneral-Italic" w:cs="Lucida Grande"/>
+          <w:color w:val="000000"/>
+          <w:sz w:val="19"/>
+          <w:szCs w:val="19"/>
+          <w:bdr w:val="none" w:sz="0" w:space="0" w:color="auto" w:frame="1"/>
+          <w:lang w:eastAsia="en-US"/>
+        </w:rPr>
+        <w:t>sph</w:t>
       </w:r>
       <w:r>
         <w:rPr>
@@ -3644,43 +3114,30 @@
           <w:shd w:val="clear" w:color="auto" w:fill="FFFFFF"/>
           <w:lang w:eastAsia="en-US"/>
         </w:rPr>
-        <w:t> on </w:t>
-      </w:r>
-      <w:r>
-        <w:rPr>
-          <w:rFonts w:ascii="STIXGeneral-Italic" w:eastAsia="Times New Roman" w:hAnsi="STIXGeneral-Italic" w:cs="Lucida Grande"/>
-          <w:color w:val="000000"/>
-          <w:sz w:val="27"/>
-          <w:szCs w:val="27"/>
-          <w:bdr w:val="none" w:sz="0" w:space="0" w:color="auto" w:frame="1"/>
-          <w:lang w:eastAsia="en-US"/>
-        </w:rPr>
-        <w:t>M</w:t>
-      </w:r>
-      <w:r>
-        <w:rPr>
-          <w:rFonts w:ascii="STIXGeneral-Regular" w:eastAsia="Times New Roman" w:hAnsi="STIXGeneral-Regular" w:cs="Lucida Grande"/>
-          <w:color w:val="000000"/>
-          <w:sz w:val="19"/>
-          <w:szCs w:val="19"/>
-          <w:bdr w:val="none" w:sz="0" w:space="0" w:color="auto" w:frame="1"/>
-          <w:lang w:eastAsia="en-US"/>
-        </w:rPr>
-        <w:t>∗,</w:t>
-      </w:r>
-      <w:proofErr w:type="spellStart"/>
-      <w:r>
-        <w:rPr>
-          <w:rFonts w:ascii="STIXGeneral-Italic" w:eastAsia="Times New Roman" w:hAnsi="STIXGeneral-Italic" w:cs="Lucida Grande"/>
-          <w:color w:val="000000"/>
-          <w:sz w:val="19"/>
-          <w:szCs w:val="19"/>
-          <w:bdr w:val="none" w:sz="0" w:space="0" w:color="auto" w:frame="1"/>
-          <w:lang w:eastAsia="en-US"/>
-        </w:rPr>
-        <w:t>sph</w:t>
-      </w:r>
-      <w:proofErr w:type="spellEnd"/>
+        <w:t>, and supporting a varied growth mechanism among different morphological types. This steeper relation has consequences for galaxy/black hole formation theories, simulations, and predicting black hole masses. We caution that (i) an </w:t>
+      </w:r>
+      <w:r>
+        <w:rPr>
+          <w:rFonts w:ascii="STIXGeneral-Italic" w:eastAsia="Times New Roman" w:hAnsi="STIXGeneral-Italic" w:cs="Lucida Grande"/>
+          <w:color w:val="000000"/>
+          <w:sz w:val="27"/>
+          <w:szCs w:val="27"/>
+          <w:bdr w:val="none" w:sz="0" w:space="0" w:color="auto" w:frame="1"/>
+          <w:lang w:eastAsia="en-US"/>
+        </w:rPr>
+        <w:t>M</w:t>
+      </w:r>
+      <w:r>
+        <w:rPr>
+          <w:rFonts w:ascii="STIXGeneral-Italic" w:eastAsia="Times New Roman" w:hAnsi="STIXGeneral-Italic" w:cs="Lucida Grande"/>
+          <w:color w:val="000000"/>
+          <w:sz w:val="19"/>
+          <w:szCs w:val="19"/>
+          <w:bdr w:val="none" w:sz="0" w:space="0" w:color="auto" w:frame="1"/>
+          <w:lang w:eastAsia="en-US"/>
+        </w:rPr>
+        <w:t>BH</w:t>
+      </w:r>
       <w:r>
         <w:rPr>
           <w:rFonts w:ascii="Lucida Grande" w:eastAsia="Times New Roman" w:hAnsi="Lucida Grande" w:cs="Lucida Grande"/>
@@ -3690,18 +3147,40 @@
           <w:shd w:val="clear" w:color="auto" w:fill="FFFFFF"/>
           <w:lang w:eastAsia="en-US"/>
         </w:rPr>
-        <w:t> and </w:t>
-      </w:r>
-      <w:r>
-        <w:rPr>
-          <w:rFonts w:ascii="STIXGeneral-Regular" w:eastAsia="Times New Roman" w:hAnsi="STIXGeneral-Regular" w:cs="Lucida Grande"/>
-          <w:color w:val="000000"/>
-          <w:sz w:val="27"/>
-          <w:szCs w:val="27"/>
-          <w:bdr w:val="none" w:sz="0" w:space="0" w:color="auto" w:frame="1"/>
-          <w:lang w:eastAsia="en-US"/>
-        </w:rPr>
-        <w:t>0.57</w:t>
+        <w:t>-</w:t>
+      </w:r>
+      <w:r>
+        <w:rPr>
+          <w:rFonts w:ascii="STIXGeneral-Italic" w:eastAsia="Times New Roman" w:hAnsi="STIXGeneral-Italic" w:cs="Lucida Grande"/>
+          <w:color w:val="000000"/>
+          <w:sz w:val="27"/>
+          <w:szCs w:val="27"/>
+          <w:bdr w:val="none" w:sz="0" w:space="0" w:color="auto" w:frame="1"/>
+          <w:lang w:eastAsia="en-US"/>
+        </w:rPr>
+        <w:t>M</w:t>
+      </w:r>
+      <w:r>
+        <w:rPr>
+          <w:rFonts w:ascii="STIXGeneral-Regular" w:eastAsia="Times New Roman" w:hAnsi="STIXGeneral-Regular" w:cs="Lucida Grande"/>
+          <w:color w:val="000000"/>
+          <w:sz w:val="19"/>
+          <w:szCs w:val="19"/>
+          <w:bdr w:val="none" w:sz="0" w:space="0" w:color="auto" w:frame="1"/>
+          <w:lang w:eastAsia="en-US"/>
+        </w:rPr>
+        <w:t>∗,</w:t>
+      </w:r>
+      <w:r>
+        <w:rPr>
+          <w:rFonts w:ascii="STIXGeneral-Italic" w:eastAsia="Times New Roman" w:hAnsi="STIXGeneral-Italic" w:cs="Lucida Grande"/>
+          <w:color w:val="000000"/>
+          <w:sz w:val="19"/>
+          <w:szCs w:val="19"/>
+          <w:bdr w:val="none" w:sz="0" w:space="0" w:color="auto" w:frame="1"/>
+          <w:lang w:eastAsia="en-US"/>
+        </w:rPr>
+        <w:t>tot</w:t>
       </w:r>
       <w:r>
         <w:rPr>
@@ -3712,9 +3191,8 @@
           <w:shd w:val="clear" w:color="auto" w:fill="FFFFFF"/>
           <w:lang w:eastAsia="en-US"/>
         </w:rPr>
-        <w:t> </w:t>
-      </w:r>
-      <w:proofErr w:type="spellStart"/>
+        <w:t xml:space="preserve"> relation built from a mixture of early- and late-type galaxies will find an arbitrary slope of approximately 1-3, with no physical meaning beyond </w:t>
+      </w:r>
       <w:r>
         <w:rPr>
           <w:rFonts w:ascii="Lucida Grande" w:eastAsia="Times New Roman" w:hAnsi="Lucida Grande" w:cs="Lucida Grande"/>
@@ -3724,9 +3202,31 @@
           <w:shd w:val="clear" w:color="auto" w:fill="FFFFFF"/>
           <w:lang w:eastAsia="en-US"/>
         </w:rPr>
-        <w:t>dex</w:t>
-      </w:r>
-      <w:proofErr w:type="spellEnd"/>
+        <w:lastRenderedPageBreak/>
+        <w:t>one's sample selection, and (ii) evolutionary studies of the </w:t>
+      </w:r>
+      <w:r>
+        <w:rPr>
+          <w:rFonts w:ascii="STIXGeneral-Italic" w:eastAsia="Times New Roman" w:hAnsi="STIXGeneral-Italic" w:cs="Lucida Grande"/>
+          <w:color w:val="000000"/>
+          <w:sz w:val="27"/>
+          <w:szCs w:val="27"/>
+          <w:bdr w:val="none" w:sz="0" w:space="0" w:color="auto" w:frame="1"/>
+          <w:lang w:eastAsia="en-US"/>
+        </w:rPr>
+        <w:t>M</w:t>
+      </w:r>
+      <w:r>
+        <w:rPr>
+          <w:rFonts w:ascii="STIXGeneral-Italic" w:eastAsia="Times New Roman" w:hAnsi="STIXGeneral-Italic" w:cs="Lucida Grande"/>
+          <w:color w:val="000000"/>
+          <w:sz w:val="19"/>
+          <w:szCs w:val="19"/>
+          <w:bdr w:val="none" w:sz="0" w:space="0" w:color="auto" w:frame="1"/>
+          <w:lang w:eastAsia="en-US"/>
+        </w:rPr>
+        <w:t>BH</w:t>
+      </w:r>
       <w:r>
         <w:rPr>
           <w:rFonts w:ascii="Lucida Grande" w:eastAsia="Times New Roman" w:hAnsi="Lucida Grande" w:cs="Lucida Grande"/>
@@ -3736,29 +3236,40 @@
           <w:shd w:val="clear" w:color="auto" w:fill="FFFFFF"/>
           <w:lang w:eastAsia="en-US"/>
         </w:rPr>
-        <w:t xml:space="preserve"> for </w:t>
-      </w:r>
-      <w:r>
-        <w:rPr>
-          <w:rFonts w:ascii="STIXGeneral-Italic" w:eastAsia="Times New Roman" w:hAnsi="STIXGeneral-Italic" w:cs="Lucida Grande"/>
-          <w:color w:val="000000"/>
-          <w:sz w:val="27"/>
-          <w:szCs w:val="27"/>
-          <w:bdr w:val="none" w:sz="0" w:space="0" w:color="auto" w:frame="1"/>
-          <w:lang w:eastAsia="en-US"/>
-        </w:rPr>
-        <w:t>M</w:t>
-      </w:r>
-      <w:r>
-        <w:rPr>
-          <w:rFonts w:ascii="STIXGeneral-Italic" w:eastAsia="Times New Roman" w:hAnsi="STIXGeneral-Italic" w:cs="Lucida Grande"/>
-          <w:color w:val="000000"/>
-          <w:sz w:val="19"/>
-          <w:szCs w:val="19"/>
-          <w:bdr w:val="none" w:sz="0" w:space="0" w:color="auto" w:frame="1"/>
-          <w:lang w:eastAsia="en-US"/>
-        </w:rPr>
-        <w:t>BH</w:t>
+        <w:t>-</w:t>
+      </w:r>
+      <w:r>
+        <w:rPr>
+          <w:rFonts w:ascii="STIXGeneral-Italic" w:eastAsia="Times New Roman" w:hAnsi="STIXGeneral-Italic" w:cs="Lucida Grande"/>
+          <w:color w:val="000000"/>
+          <w:sz w:val="27"/>
+          <w:szCs w:val="27"/>
+          <w:bdr w:val="none" w:sz="0" w:space="0" w:color="auto" w:frame="1"/>
+          <w:lang w:eastAsia="en-US"/>
+        </w:rPr>
+        <w:t>M</w:t>
+      </w:r>
+      <w:r>
+        <w:rPr>
+          <w:rFonts w:ascii="STIXGeneral-Regular" w:eastAsia="Times New Roman" w:hAnsi="STIXGeneral-Regular" w:cs="Lucida Grande"/>
+          <w:color w:val="000000"/>
+          <w:sz w:val="19"/>
+          <w:szCs w:val="19"/>
+          <w:bdr w:val="none" w:sz="0" w:space="0" w:color="auto" w:frame="1"/>
+          <w:lang w:eastAsia="en-US"/>
+        </w:rPr>
+        <w:t>∗,</w:t>
+      </w:r>
+      <w:r>
+        <w:rPr>
+          <w:rFonts w:ascii="STIXGeneral-Italic" w:eastAsia="Times New Roman" w:hAnsi="STIXGeneral-Italic" w:cs="Lucida Grande"/>
+          <w:color w:val="000000"/>
+          <w:sz w:val="19"/>
+          <w:szCs w:val="19"/>
+          <w:bdr w:val="none" w:sz="0" w:space="0" w:color="auto" w:frame="1"/>
+          <w:lang w:eastAsia="en-US"/>
+        </w:rPr>
+        <w:t>tot</w:t>
       </w:r>
       <w:r>
         <w:rPr>
@@ -3769,86 +3280,7 @@
           <w:shd w:val="clear" w:color="auto" w:fill="FFFFFF"/>
           <w:lang w:eastAsia="en-US"/>
         </w:rPr>
-        <w:t> on </w:t>
-      </w:r>
-      <w:r>
-        <w:rPr>
-          <w:rFonts w:ascii="STIXGeneral-Italic" w:eastAsia="Times New Roman" w:hAnsi="STIXGeneral-Italic" w:cs="Lucida Grande"/>
-          <w:color w:val="000000"/>
-          <w:sz w:val="27"/>
-          <w:szCs w:val="27"/>
-          <w:bdr w:val="none" w:sz="0" w:space="0" w:color="auto" w:frame="1"/>
-          <w:lang w:eastAsia="en-US"/>
-        </w:rPr>
-        <w:t>σ</w:t>
-      </w:r>
-      <w:r>
-        <w:rPr>
-          <w:rFonts w:ascii="STIXGeneral-Regular" w:eastAsia="Times New Roman" w:hAnsi="STIXGeneral-Regular" w:cs="Lucida Grande"/>
-          <w:color w:val="000000"/>
-          <w:sz w:val="19"/>
-          <w:szCs w:val="19"/>
-          <w:bdr w:val="none" w:sz="0" w:space="0" w:color="auto" w:frame="1"/>
-          <w:lang w:eastAsia="en-US"/>
-        </w:rPr>
-        <w:t>∗</w:t>
-      </w:r>
-      <w:r>
-        <w:rPr>
-          <w:rFonts w:ascii="Lucida Grande" w:eastAsia="Times New Roman" w:hAnsi="Lucida Grande" w:cs="Lucida Grande"/>
-          <w:color w:val="000000"/>
-          <w:sz w:val="23"/>
-          <w:szCs w:val="23"/>
-          <w:shd w:val="clear" w:color="auto" w:fill="FFFFFF"/>
-          <w:lang w:eastAsia="en-US"/>
-        </w:rPr>
-        <w:t>. The slope is </w:t>
-      </w:r>
-      <w:r>
-        <w:rPr>
-          <w:rFonts w:ascii="STIXGeneral-Regular" w:eastAsia="Times New Roman" w:hAnsi="STIXGeneral-Regular" w:cs="Lucida Grande"/>
-          <w:color w:val="000000"/>
-          <w:sz w:val="27"/>
-          <w:szCs w:val="27"/>
-          <w:bdr w:val="none" w:sz="0" w:space="0" w:color="auto" w:frame="1"/>
-          <w:lang w:eastAsia="en-US"/>
-        </w:rPr>
-        <w:t>&gt;2</w:t>
-      </w:r>
-      <w:r>
-        <w:rPr>
-          <w:rFonts w:ascii="Lucida Grande" w:eastAsia="Times New Roman" w:hAnsi="Lucida Grande" w:cs="Lucida Grande"/>
-          <w:color w:val="000000"/>
-          <w:sz w:val="23"/>
-          <w:szCs w:val="23"/>
-          <w:shd w:val="clear" w:color="auto" w:fill="FFFFFF"/>
-          <w:lang w:eastAsia="en-US"/>
-        </w:rPr>
-        <w:t> times that obtained using core-</w:t>
-      </w:r>
-      <w:proofErr w:type="spellStart"/>
-      <w:r>
-        <w:rPr>
-          <w:rFonts w:ascii="Lucida Grande" w:eastAsia="Times New Roman" w:hAnsi="Lucida Grande" w:cs="Lucida Grande"/>
-          <w:color w:val="000000"/>
-          <w:sz w:val="23"/>
-          <w:szCs w:val="23"/>
-          <w:shd w:val="clear" w:color="auto" w:fill="FFFFFF"/>
-          <w:lang w:eastAsia="en-US"/>
-        </w:rPr>
-        <w:t>Sérsic</w:t>
-      </w:r>
-      <w:proofErr w:type="spellEnd"/>
-      <w:r>
-        <w:rPr>
-          <w:rFonts w:ascii="Lucida Grande" w:eastAsia="Times New Roman" w:hAnsi="Lucida Grande" w:cs="Lucida Grande"/>
-          <w:color w:val="000000"/>
-          <w:sz w:val="23"/>
-          <w:szCs w:val="23"/>
-          <w:shd w:val="clear" w:color="auto" w:fill="FFFFFF"/>
-          <w:lang w:eastAsia="en-US"/>
-        </w:rPr>
-        <w:t xml:space="preserve"> early-type galaxies, echoing a similar result involving </w:t>
+        <w:t> relation need to be mindful of the galaxy types included at each epoch. We additionally update the </w:t>
       </w:r>
       <w:r>
         <w:rPr>
@@ -3872,110 +3304,6 @@
         </w:rPr>
         <w:t>∗,</w:t>
       </w:r>
-      <w:proofErr w:type="spellStart"/>
-      <w:r>
-        <w:rPr>
-          <w:rFonts w:ascii="STIXGeneral-Italic" w:eastAsia="Times New Roman" w:hAnsi="STIXGeneral-Italic" w:cs="Lucida Grande"/>
-          <w:color w:val="000000"/>
-          <w:sz w:val="19"/>
-          <w:szCs w:val="19"/>
-          <w:bdr w:val="none" w:sz="0" w:space="0" w:color="auto" w:frame="1"/>
-          <w:lang w:eastAsia="en-US"/>
-        </w:rPr>
-        <w:t>sph</w:t>
-      </w:r>
-      <w:proofErr w:type="spellEnd"/>
-      <w:r>
-        <w:rPr>
-          <w:rFonts w:ascii="Lucida Grande" w:eastAsia="Times New Roman" w:hAnsi="Lucida Grande" w:cs="Lucida Grande"/>
-          <w:color w:val="000000"/>
-          <w:sz w:val="23"/>
-          <w:szCs w:val="23"/>
-          <w:shd w:val="clear" w:color="auto" w:fill="FFFFFF"/>
-          <w:lang w:eastAsia="en-US"/>
-        </w:rPr>
-        <w:t>, and supporting a varied growth mechanism among different morphological types. This steeper relation has consequences for galaxy/black hole formation theories, simulations, and predicting black hole masses. We caution that (</w:t>
-      </w:r>
-      <w:proofErr w:type="spellStart"/>
-      <w:r>
-        <w:rPr>
-          <w:rFonts w:ascii="Lucida Grande" w:eastAsia="Times New Roman" w:hAnsi="Lucida Grande" w:cs="Lucida Grande"/>
-          <w:color w:val="000000"/>
-          <w:sz w:val="23"/>
-          <w:szCs w:val="23"/>
-          <w:shd w:val="clear" w:color="auto" w:fill="FFFFFF"/>
-          <w:lang w:eastAsia="en-US"/>
-        </w:rPr>
-        <w:t>i</w:t>
-      </w:r>
-      <w:proofErr w:type="spellEnd"/>
-      <w:r>
-        <w:rPr>
-          <w:rFonts w:ascii="Lucida Grande" w:eastAsia="Times New Roman" w:hAnsi="Lucida Grande" w:cs="Lucida Grande"/>
-          <w:color w:val="000000"/>
-          <w:sz w:val="23"/>
-          <w:szCs w:val="23"/>
-          <w:shd w:val="clear" w:color="auto" w:fill="FFFFFF"/>
-          <w:lang w:eastAsia="en-US"/>
-        </w:rPr>
-        <w:t>) an </w:t>
-      </w:r>
-      <w:proofErr w:type="spellStart"/>
-      <w:r>
-        <w:rPr>
-          <w:rFonts w:ascii="STIXGeneral-Italic" w:eastAsia="Times New Roman" w:hAnsi="STIXGeneral-Italic" w:cs="Lucida Grande"/>
-          <w:color w:val="000000"/>
-          <w:sz w:val="27"/>
-          <w:szCs w:val="27"/>
-          <w:bdr w:val="none" w:sz="0" w:space="0" w:color="auto" w:frame="1"/>
-          <w:lang w:eastAsia="en-US"/>
-        </w:rPr>
-        <w:t>M</w:t>
-      </w:r>
-      <w:r>
-        <w:rPr>
-          <w:rFonts w:ascii="STIXGeneral-Italic" w:eastAsia="Times New Roman" w:hAnsi="STIXGeneral-Italic" w:cs="Lucida Grande"/>
-          <w:color w:val="000000"/>
-          <w:sz w:val="19"/>
-          <w:szCs w:val="19"/>
-          <w:bdr w:val="none" w:sz="0" w:space="0" w:color="auto" w:frame="1"/>
-          <w:lang w:eastAsia="en-US"/>
-        </w:rPr>
-        <w:t>BH</w:t>
-      </w:r>
-      <w:r>
-        <w:rPr>
-          <w:rFonts w:ascii="Lucida Grande" w:eastAsia="Times New Roman" w:hAnsi="Lucida Grande" w:cs="Lucida Grande"/>
-          <w:color w:val="000000"/>
-          <w:sz w:val="23"/>
-          <w:szCs w:val="23"/>
-          <w:shd w:val="clear" w:color="auto" w:fill="FFFFFF"/>
-          <w:lang w:eastAsia="en-US"/>
-        </w:rPr>
-        <w:t>-</w:t>
-      </w:r>
-      <w:r>
-        <w:rPr>
-          <w:rFonts w:ascii="STIXGeneral-Italic" w:eastAsia="Times New Roman" w:hAnsi="STIXGeneral-Italic" w:cs="Lucida Grande"/>
-          <w:color w:val="000000"/>
-          <w:sz w:val="27"/>
-          <w:szCs w:val="27"/>
-          <w:bdr w:val="none" w:sz="0" w:space="0" w:color="auto" w:frame="1"/>
-          <w:lang w:eastAsia="en-US"/>
-        </w:rPr>
-        <w:t>M</w:t>
-      </w:r>
-      <w:r>
-        <w:rPr>
-          <w:rFonts w:ascii="STIXGeneral-Regular" w:eastAsia="Times New Roman" w:hAnsi="STIXGeneral-Regular" w:cs="Lucida Grande"/>
-          <w:color w:val="000000"/>
-          <w:sz w:val="19"/>
-          <w:szCs w:val="19"/>
-          <w:bdr w:val="none" w:sz="0" w:space="0" w:color="auto" w:frame="1"/>
-          <w:lang w:eastAsia="en-US"/>
-        </w:rPr>
-        <w:t>∗,</w:t>
-      </w:r>
       <w:r>
         <w:rPr>
           <w:rFonts w:ascii="STIXGeneral-Italic" w:eastAsia="Times New Roman" w:hAnsi="STIXGeneral-Italic" w:cs="Lucida Grande"/>
@@ -3987,144 +3315,6 @@
         </w:rPr>
         <w:t>tot</w:t>
       </w:r>
-      <w:proofErr w:type="spellEnd"/>
-      <w:r>
-        <w:rPr>
-          <w:rFonts w:ascii="Lucida Grande" w:eastAsia="Times New Roman" w:hAnsi="Lucida Grande" w:cs="Lucida Grande"/>
-          <w:color w:val="000000"/>
-          <w:sz w:val="23"/>
-          <w:szCs w:val="23"/>
-          <w:shd w:val="clear" w:color="auto" w:fill="FFFFFF"/>
-          <w:lang w:eastAsia="en-US"/>
-        </w:rPr>
-        <w:t xml:space="preserve"> relation built from a mixture of early- and late-type galaxies will find an arbitrary slope of approximately 1-3, with no physical meaning beyond </w:t>
-      </w:r>
-      <w:r>
-        <w:rPr>
-          <w:rFonts w:ascii="Lucida Grande" w:eastAsia="Times New Roman" w:hAnsi="Lucida Grande" w:cs="Lucida Grande"/>
-          <w:color w:val="000000"/>
-          <w:sz w:val="23"/>
-          <w:szCs w:val="23"/>
-          <w:shd w:val="clear" w:color="auto" w:fill="FFFFFF"/>
-          <w:lang w:eastAsia="en-US"/>
-        </w:rPr>
-        <w:lastRenderedPageBreak/>
-        <w:t>one's sample selection, and (ii) evolutionary studies of the </w:t>
-      </w:r>
-      <w:proofErr w:type="spellStart"/>
-      <w:r>
-        <w:rPr>
-          <w:rFonts w:ascii="STIXGeneral-Italic" w:eastAsia="Times New Roman" w:hAnsi="STIXGeneral-Italic" w:cs="Lucida Grande"/>
-          <w:color w:val="000000"/>
-          <w:sz w:val="27"/>
-          <w:szCs w:val="27"/>
-          <w:bdr w:val="none" w:sz="0" w:space="0" w:color="auto" w:frame="1"/>
-          <w:lang w:eastAsia="en-US"/>
-        </w:rPr>
-        <w:t>M</w:t>
-      </w:r>
-      <w:r>
-        <w:rPr>
-          <w:rFonts w:ascii="STIXGeneral-Italic" w:eastAsia="Times New Roman" w:hAnsi="STIXGeneral-Italic" w:cs="Lucida Grande"/>
-          <w:color w:val="000000"/>
-          <w:sz w:val="19"/>
-          <w:szCs w:val="19"/>
-          <w:bdr w:val="none" w:sz="0" w:space="0" w:color="auto" w:frame="1"/>
-          <w:lang w:eastAsia="en-US"/>
-        </w:rPr>
-        <w:t>BH</w:t>
-      </w:r>
-      <w:r>
-        <w:rPr>
-          <w:rFonts w:ascii="Lucida Grande" w:eastAsia="Times New Roman" w:hAnsi="Lucida Grande" w:cs="Lucida Grande"/>
-          <w:color w:val="000000"/>
-          <w:sz w:val="23"/>
-          <w:szCs w:val="23"/>
-          <w:shd w:val="clear" w:color="auto" w:fill="FFFFFF"/>
-          <w:lang w:eastAsia="en-US"/>
-        </w:rPr>
-        <w:t>-</w:t>
-      </w:r>
-      <w:r>
-        <w:rPr>
-          <w:rFonts w:ascii="STIXGeneral-Italic" w:eastAsia="Times New Roman" w:hAnsi="STIXGeneral-Italic" w:cs="Lucida Grande"/>
-          <w:color w:val="000000"/>
-          <w:sz w:val="27"/>
-          <w:szCs w:val="27"/>
-          <w:bdr w:val="none" w:sz="0" w:space="0" w:color="auto" w:frame="1"/>
-          <w:lang w:eastAsia="en-US"/>
-        </w:rPr>
-        <w:t>M</w:t>
-      </w:r>
-      <w:r>
-        <w:rPr>
-          <w:rFonts w:ascii="STIXGeneral-Regular" w:eastAsia="Times New Roman" w:hAnsi="STIXGeneral-Regular" w:cs="Lucida Grande"/>
-          <w:color w:val="000000"/>
-          <w:sz w:val="19"/>
-          <w:szCs w:val="19"/>
-          <w:bdr w:val="none" w:sz="0" w:space="0" w:color="auto" w:frame="1"/>
-          <w:lang w:eastAsia="en-US"/>
-        </w:rPr>
-        <w:t>∗,</w:t>
-      </w:r>
-      <w:r>
-        <w:rPr>
-          <w:rFonts w:ascii="STIXGeneral-Italic" w:eastAsia="Times New Roman" w:hAnsi="STIXGeneral-Italic" w:cs="Lucida Grande"/>
-          <w:color w:val="000000"/>
-          <w:sz w:val="19"/>
-          <w:szCs w:val="19"/>
-          <w:bdr w:val="none" w:sz="0" w:space="0" w:color="auto" w:frame="1"/>
-          <w:lang w:eastAsia="en-US"/>
-        </w:rPr>
-        <w:t>tot</w:t>
-      </w:r>
-      <w:proofErr w:type="spellEnd"/>
-      <w:r>
-        <w:rPr>
-          <w:rFonts w:ascii="Lucida Grande" w:eastAsia="Times New Roman" w:hAnsi="Lucida Grande" w:cs="Lucida Grande"/>
-          <w:color w:val="000000"/>
-          <w:sz w:val="23"/>
-          <w:szCs w:val="23"/>
-          <w:shd w:val="clear" w:color="auto" w:fill="FFFFFF"/>
-          <w:lang w:eastAsia="en-US"/>
-        </w:rPr>
-        <w:t> relation need to be mindful of the galaxy types included at each epoch. We additionally update the </w:t>
-      </w:r>
-      <w:proofErr w:type="spellStart"/>
-      <w:r>
-        <w:rPr>
-          <w:rFonts w:ascii="STIXGeneral-Italic" w:eastAsia="Times New Roman" w:hAnsi="STIXGeneral-Italic" w:cs="Lucida Grande"/>
-          <w:color w:val="000000"/>
-          <w:sz w:val="27"/>
-          <w:szCs w:val="27"/>
-          <w:bdr w:val="none" w:sz="0" w:space="0" w:color="auto" w:frame="1"/>
-          <w:lang w:eastAsia="en-US"/>
-        </w:rPr>
-        <w:t>M</w:t>
-      </w:r>
-      <w:r>
-        <w:rPr>
-          <w:rFonts w:ascii="STIXGeneral-Regular" w:eastAsia="Times New Roman" w:hAnsi="STIXGeneral-Regular" w:cs="Lucida Grande"/>
-          <w:color w:val="000000"/>
-          <w:sz w:val="19"/>
-          <w:szCs w:val="19"/>
-          <w:bdr w:val="none" w:sz="0" w:space="0" w:color="auto" w:frame="1"/>
-          <w:lang w:eastAsia="en-US"/>
-        </w:rPr>
-        <w:t>∗,</w:t>
-      </w:r>
-      <w:r>
-        <w:rPr>
-          <w:rFonts w:ascii="STIXGeneral-Italic" w:eastAsia="Times New Roman" w:hAnsi="STIXGeneral-Italic" w:cs="Lucida Grande"/>
-          <w:color w:val="000000"/>
-          <w:sz w:val="19"/>
-          <w:szCs w:val="19"/>
-          <w:bdr w:val="none" w:sz="0" w:space="0" w:color="auto" w:frame="1"/>
-          <w:lang w:eastAsia="en-US"/>
-        </w:rPr>
-        <w:t>tot</w:t>
-      </w:r>
-      <w:proofErr w:type="spellEnd"/>
       <w:r>
         <w:rPr>
           <w:rFonts w:ascii="Lucida Grande" w:eastAsia="Times New Roman" w:hAnsi="Lucida Grande" w:cs="Lucida Grande"/>
@@ -4272,7 +3462,6 @@
         </w:rPr>
         <w:t>, and total stellar mass </w:t>
       </w:r>
-      <w:proofErr w:type="spellStart"/>
       <w:r>
         <w:rPr>
           <w:rFonts w:ascii="STIXGeneral-Italic" w:eastAsia="Times New Roman" w:hAnsi="STIXGeneral-Italic" w:cs="Lucida Grande"/>
@@ -4293,7 +3482,6 @@
         </w:rPr>
         <w:t>∗,galaxy</w:t>
       </w:r>
-      <w:proofErr w:type="spellEnd"/>
       <w:r>
         <w:rPr>
           <w:rFonts w:ascii="Lucida Grande" w:eastAsia="Times New Roman" w:hAnsi="Lucida Grande" w:cs="Lucida Grande"/>
@@ -4334,7 +3522,6 @@
         </w:rPr>
         <w:t>&lt;</w:t>
       </w:r>
-      <w:proofErr w:type="spellStart"/>
       <w:r>
         <w:rPr>
           <w:rFonts w:ascii="STIXGeneral-Italic" w:eastAsia="Times New Roman" w:hAnsi="STIXGeneral-Italic" w:cs="Lucida Grande"/>
@@ -4355,7 +3542,6 @@
         </w:rPr>
         <w:t>bh</w:t>
       </w:r>
-      <w:proofErr w:type="spellEnd"/>
       <w:r>
         <w:rPr>
           <w:rFonts w:ascii="STIXGeneral-Regular" w:eastAsia="Times New Roman" w:hAnsi="STIXGeneral-Regular" w:cs="Lucida Grande"/>
@@ -4516,7 +3702,6 @@
         </w:rPr>
         <w:t> erg/s. In NGC 4178, the nuclear source has a soft, probably thermal, spectrum consistent with a stellar-mass black hole in the high/soft state, while no strong constraints can be derived for the nuclear emission of NGC 4713. In total, 33 of the 74 galaxies are predicted to have </w:t>
       </w:r>
-      <w:proofErr w:type="spellStart"/>
       <w:r>
         <w:rPr>
           <w:rFonts w:ascii="STIXGeneral-Italic" w:eastAsia="Times New Roman" w:hAnsi="STIXGeneral-Italic" w:cs="Lucida Grande"/>
@@ -4537,7 +3722,6 @@
         </w:rPr>
         <w:t>bh</w:t>
       </w:r>
-      <w:proofErr w:type="spellEnd"/>
       <w:r>
         <w:rPr>
           <w:rFonts w:ascii="STIXGeneral-Regular" w:eastAsia="Times New Roman" w:hAnsi="STIXGeneral-Regular" w:cs="Lucida Grande"/>
@@ -4847,7 +4031,6 @@
         </w:rPr>
         <w:t>, we determine how the maximum disk rotational velocity, </w:t>
       </w:r>
-      <w:proofErr w:type="spellStart"/>
       <w:r>
         <w:rPr>
           <w:rFonts w:ascii="STIXGeneral-Italic" w:eastAsia="Times New Roman" w:hAnsi="STIXGeneral-Italic" w:cs="Lucida Grande"/>
@@ -4870,7 +4053,6 @@
         </w:rPr>
         <w:t>max</w:t>
       </w:r>
-      <w:proofErr w:type="spellEnd"/>
       <w:r>
         <w:rPr>
           <w:rFonts w:ascii="Lucida Grande" w:eastAsia="Times New Roman" w:hAnsi="Lucida Grande" w:cs="Lucida Grande"/>
@@ -5278,7 +4460,6 @@
         </w:rPr>
         <w:t>-</w:t>
       </w:r>
-      <w:proofErr w:type="spellStart"/>
       <w:r>
         <w:rPr>
           <w:rFonts w:ascii="STIXGeneral-Italic" w:eastAsia="Times New Roman" w:hAnsi="STIXGeneral-Italic" w:cs="Lucida Grande"/>
@@ -5301,7 +4482,6 @@
         </w:rPr>
         <w:t>max</w:t>
       </w:r>
-      <w:proofErr w:type="spellEnd"/>
       <w:r>
         <w:rPr>
           <w:rFonts w:ascii="Lucida Grande" w:eastAsia="Times New Roman" w:hAnsi="Lucida Grande" w:cs="Lucida Grande"/>
@@ -5313,7 +4493,6 @@
         </w:rPr>
         <w:t> relation is consistent with the unification of the Tully-Fisher relation (involving the total stellar mass, </w:t>
       </w:r>
-      <w:proofErr w:type="spellStart"/>
       <w:r>
         <w:rPr>
           <w:rFonts w:ascii="STIXGeneral-Italic" w:eastAsia="Times New Roman" w:hAnsi="STIXGeneral-Italic" w:cs="Lucida Grande"/>
@@ -5336,7 +4515,6 @@
         </w:rPr>
         <w:t>∗,tot</w:t>
       </w:r>
-      <w:proofErr w:type="spellEnd"/>
       <w:r>
         <w:rPr>
           <w:rFonts w:ascii="Lucida Grande" w:eastAsia="Times New Roman" w:hAnsi="Lucida Grande" w:cs="Lucida Grande"/>
@@ -5590,7 +4768,6 @@
         </w:rPr>
         <w:t>), dark matter halos, and a non-constant </w:t>
       </w:r>
-      <w:proofErr w:type="spellStart"/>
       <w:r>
         <w:rPr>
           <w:rFonts w:ascii="STIXGeneral-Italic" w:eastAsia="Times New Roman" w:hAnsi="STIXGeneral-Italic" w:cs="Lucida Grande"/>
@@ -5613,7 +4790,6 @@
         </w:rPr>
         <w:t>max</w:t>
       </w:r>
-      <w:proofErr w:type="spellEnd"/>
       <w:r>
         <w:rPr>
           <w:rFonts w:ascii="STIXGeneral-Regular" w:eastAsia="Times New Roman" w:hAnsi="STIXGeneral-Regular" w:cs="Lucida Grande"/>
@@ -5680,7 +4856,6 @@
         </w:rPr>
         <w:t>that </w:t>
       </w:r>
-      <w:proofErr w:type="spellStart"/>
       <w:r>
         <w:rPr>
           <w:rFonts w:ascii="STIXGeneral-Regular" w:eastAsia="Times New Roman" w:hAnsi="STIXGeneral-Regular" w:cs="Lucida Grande"/>
@@ -5714,7 +4889,6 @@
         </w:rPr>
         <w:t>ϕ</w:t>
       </w:r>
-      <w:proofErr w:type="spellEnd"/>
       <w:r>
         <w:rPr>
           <w:rFonts w:ascii="STIXVariants" w:eastAsia="Times New Roman" w:hAnsi="STIXVariants" w:cs="Lucida Grande"/>
@@ -5735,19 +4909,7 @@
           <w:bdr w:val="none" w:sz="0" w:space="0" w:color="auto" w:frame="1"/>
           <w:lang w:eastAsia="en-US"/>
         </w:rPr>
-        <w:t>∝(−1.17±0.19)</w:t>
-      </w:r>
-      <w:proofErr w:type="spellStart"/>
-      <w:r>
-        <w:rPr>
-          <w:rFonts w:ascii="STIXGeneral-Regular" w:eastAsia="Times New Roman" w:hAnsi="STIXGeneral-Regular" w:cs="Lucida Grande"/>
-          <w:color w:val="000000"/>
-          <w:sz w:val="27"/>
-          <w:szCs w:val="27"/>
-          <w:bdr w:val="none" w:sz="0" w:space="0" w:color="auto" w:frame="1"/>
-          <w:lang w:eastAsia="en-US"/>
-        </w:rPr>
-        <w:t>log</w:t>
+        <w:t>∝(−1.17±0.19)log</w:t>
       </w:r>
       <w:r>
         <w:rPr>
@@ -5771,29 +4933,16 @@
         </w:rPr>
         <w:t>max</w:t>
       </w:r>
-      <w:proofErr w:type="spellEnd"/>
-      <w:r>
-        <w:rPr>
-          <w:rFonts w:ascii="STIXGeneral-Regular" w:eastAsia="Times New Roman" w:hAnsi="STIXGeneral-Regular" w:cs="Lucida Grande"/>
-          <w:color w:val="000000"/>
-          <w:sz w:val="27"/>
-          <w:szCs w:val="27"/>
-          <w:bdr w:val="none" w:sz="0" w:space="0" w:color="auto" w:frame="1"/>
-          <w:lang w:eastAsia="en-US"/>
-        </w:rPr>
-        <w:t>∝(−0.48±0.09)</w:t>
-      </w:r>
-      <w:proofErr w:type="spellStart"/>
-      <w:r>
-        <w:rPr>
-          <w:rFonts w:ascii="STIXGeneral-Regular" w:eastAsia="Times New Roman" w:hAnsi="STIXGeneral-Regular" w:cs="Lucida Grande"/>
-          <w:color w:val="000000"/>
-          <w:sz w:val="27"/>
-          <w:szCs w:val="27"/>
-          <w:bdr w:val="none" w:sz="0" w:space="0" w:color="auto" w:frame="1"/>
-          <w:lang w:eastAsia="en-US"/>
-        </w:rPr>
-        <w:t>log</w:t>
+      <w:r>
+        <w:rPr>
+          <w:rFonts w:ascii="STIXGeneral-Regular" w:eastAsia="Times New Roman" w:hAnsi="STIXGeneral-Regular" w:cs="Lucida Grande"/>
+          <w:color w:val="000000"/>
+          <w:sz w:val="27"/>
+          <w:szCs w:val="27"/>
+          <w:bdr w:val="none" w:sz="0" w:space="0" w:color="auto" w:frame="1"/>
+          <w:lang w:eastAsia="en-US"/>
+        </w:rPr>
+        <w:t>∝(−0.48±0.09)log</w:t>
       </w:r>
       <w:r>
         <w:rPr>
@@ -5817,7 +4966,6 @@
         </w:rPr>
         <w:t>DM</w:t>
       </w:r>
-      <w:proofErr w:type="spellEnd"/>
       <w:r>
         <w:rPr>
           <w:rFonts w:ascii="Lucida Grande" w:eastAsia="Times New Roman" w:hAnsi="Lucida Grande" w:cs="Lucida Grande"/>
@@ -5829,7 +4977,6 @@
         </w:rPr>
         <w:t>, providing a novel formulation between the geometry (i.e., the logarithmic spiral arm pitch angle) and kinematics of spiral galaxy disks. While the </w:t>
       </w:r>
-      <w:proofErr w:type="spellStart"/>
       <w:r>
         <w:rPr>
           <w:rFonts w:ascii="STIXGeneral-Italic" w:eastAsia="Times New Roman" w:hAnsi="STIXGeneral-Italic" w:cs="Lucida Grande"/>
@@ -5852,7 +4999,6 @@
         </w:rPr>
         <w:t>max</w:t>
       </w:r>
-      <w:proofErr w:type="spellEnd"/>
       <w:r>
         <w:rPr>
           <w:rFonts w:ascii="Lucida Grande" w:eastAsia="Times New Roman" w:hAnsi="Lucida Grande" w:cs="Lucida Grande"/>
@@ -5908,7 +5054,6 @@
         </w:rPr>
         <w:t> as a proxy for </w:t>
       </w:r>
-      <w:proofErr w:type="spellStart"/>
       <w:r>
         <w:rPr>
           <w:rFonts w:ascii="STIXGeneral-Italic" w:eastAsia="Times New Roman" w:hAnsi="STIXGeneral-Italic" w:cs="Lucida Grande"/>
@@ -5931,7 +5076,6 @@
         </w:rPr>
         <w:t>max</w:t>
       </w:r>
-      <w:proofErr w:type="spellEnd"/>
       <w:r>
         <w:rPr>
           <w:rFonts w:ascii="Lucida Grande" w:eastAsia="Times New Roman" w:hAnsi="Lucida Grande" w:cs="Lucida Grande"/>
@@ -6013,7 +5157,6 @@
           <w:lang w:eastAsia="en-US"/>
         </w:rPr>
       </w:pPr>
-      <w:proofErr w:type="spellStart"/>
       <w:r>
         <w:rPr>
           <w:rFonts w:ascii="Lucida Grande" w:eastAsia="Times New Roman" w:hAnsi="Lucida Grande" w:cs="Lucida Grande"/>
@@ -6024,9 +5167,74 @@
           <w:lang w:eastAsia="en-US"/>
         </w:rPr>
         <w:lastRenderedPageBreak/>
-        <w:t>Analyzing</w:t>
-      </w:r>
-      <w:proofErr w:type="spellEnd"/>
+        <w:t>Analyzing a sample of 84 early-type galaxies with directly-measured super-massive black hole masses---nearly doubling the sample size of such galaxies with multi-component decompositions---a symmetric linear regression on the reduced (merger-free) sample of 76 galaxies reveals </w:t>
+      </w:r>
+      <w:r>
+        <w:rPr>
+          <w:rFonts w:ascii="STIXGeneral-Italic" w:eastAsia="Times New Roman" w:hAnsi="STIXGeneral-Italic" w:cs="Lucida Grande"/>
+          <w:color w:val="000000"/>
+          <w:sz w:val="27"/>
+          <w:szCs w:val="27"/>
+          <w:bdr w:val="none" w:sz="0" w:space="0" w:color="auto" w:frame="1"/>
+          <w:lang w:eastAsia="en-US"/>
+        </w:rPr>
+        <w:t>M</w:t>
+      </w:r>
+      <w:r>
+        <w:rPr>
+          <w:rFonts w:ascii="STIXGeneral-Italic" w:eastAsia="Times New Roman" w:hAnsi="STIXGeneral-Italic" w:cs="Lucida Grande"/>
+          <w:color w:val="000000"/>
+          <w:sz w:val="19"/>
+          <w:szCs w:val="19"/>
+          <w:bdr w:val="none" w:sz="0" w:space="0" w:color="auto" w:frame="1"/>
+          <w:lang w:eastAsia="en-US"/>
+        </w:rPr>
+        <w:t>BH</w:t>
+      </w:r>
+      <w:r>
+        <w:rPr>
+          <w:rFonts w:ascii="STIXGeneral-Regular" w:eastAsia="Times New Roman" w:hAnsi="STIXGeneral-Regular" w:cs="Lucida Grande"/>
+          <w:color w:val="000000"/>
+          <w:sz w:val="27"/>
+          <w:szCs w:val="27"/>
+          <w:bdr w:val="none" w:sz="0" w:space="0" w:color="auto" w:frame="1"/>
+          <w:lang w:eastAsia="en-US"/>
+        </w:rPr>
+        <w:t>∝</w:t>
+      </w:r>
+      <w:r>
+        <w:rPr>
+          <w:rFonts w:ascii="STIXGeneral-Italic" w:eastAsia="Times New Roman" w:hAnsi="STIXGeneral-Italic" w:cs="Lucida Grande"/>
+          <w:color w:val="000000"/>
+          <w:sz w:val="27"/>
+          <w:szCs w:val="27"/>
+          <w:bdr w:val="none" w:sz="0" w:space="0" w:color="auto" w:frame="1"/>
+          <w:lang w:eastAsia="en-US"/>
+        </w:rPr>
+        <w:t>M</w:t>
+      </w:r>
+      <w:r>
+        <w:rPr>
+          <w:rFonts w:ascii="STIXGeneral-Regular" w:eastAsia="Times New Roman" w:hAnsi="STIXGeneral-Regular" w:cs="Lucida Grande"/>
+          <w:color w:val="000000"/>
+          <w:sz w:val="19"/>
+          <w:szCs w:val="19"/>
+          <w:bdr w:val="none" w:sz="0" w:space="0" w:color="auto" w:frame="1"/>
+          <w:lang w:eastAsia="en-US"/>
+        </w:rPr>
+        <w:t>1.27±0.07∗,</w:t>
+      </w:r>
+      <w:r>
+        <w:rPr>
+          <w:rFonts w:ascii="STIXGeneral-Italic" w:eastAsia="Times New Roman" w:hAnsi="STIXGeneral-Italic" w:cs="Lucida Grande"/>
+          <w:color w:val="000000"/>
+          <w:sz w:val="19"/>
+          <w:szCs w:val="19"/>
+          <w:bdr w:val="none" w:sz="0" w:space="0" w:color="auto" w:frame="1"/>
+          <w:lang w:eastAsia="en-US"/>
+        </w:rPr>
+        <w:t>sph</w:t>
+      </w:r>
       <w:r>
         <w:rPr>
           <w:rFonts w:ascii="Lucida Grande" w:eastAsia="Times New Roman" w:hAnsi="Lucida Grande" w:cs="Lucida Grande"/>
@@ -6036,73 +5244,40 @@
           <w:shd w:val="clear" w:color="auto" w:fill="FFFFFF"/>
           <w:lang w:eastAsia="en-US"/>
         </w:rPr>
-        <w:t xml:space="preserve"> a sample of 84 early-type galaxies with directly-measured super-massive black hole masses---nearly doubling the sample size of such galaxies with multi-component decompositions---a symmetric linear regression on the reduced (merger-free) sample of 76 galaxies reveals </w:t>
-      </w:r>
-      <w:r>
-        <w:rPr>
-          <w:rFonts w:ascii="STIXGeneral-Italic" w:eastAsia="Times New Roman" w:hAnsi="STIXGeneral-Italic" w:cs="Lucida Grande"/>
-          <w:color w:val="000000"/>
-          <w:sz w:val="27"/>
-          <w:szCs w:val="27"/>
-          <w:bdr w:val="none" w:sz="0" w:space="0" w:color="auto" w:frame="1"/>
-          <w:lang w:eastAsia="en-US"/>
-        </w:rPr>
-        <w:t>M</w:t>
-      </w:r>
-      <w:r>
-        <w:rPr>
-          <w:rFonts w:ascii="STIXGeneral-Italic" w:eastAsia="Times New Roman" w:hAnsi="STIXGeneral-Italic" w:cs="Lucida Grande"/>
-          <w:color w:val="000000"/>
-          <w:sz w:val="19"/>
-          <w:szCs w:val="19"/>
-          <w:bdr w:val="none" w:sz="0" w:space="0" w:color="auto" w:frame="1"/>
-          <w:lang w:eastAsia="en-US"/>
-        </w:rPr>
-        <w:t>BH</w:t>
-      </w:r>
-      <w:r>
-        <w:rPr>
-          <w:rFonts w:ascii="STIXGeneral-Regular" w:eastAsia="Times New Roman" w:hAnsi="STIXGeneral-Regular" w:cs="Lucida Grande"/>
-          <w:color w:val="000000"/>
-          <w:sz w:val="27"/>
-          <w:szCs w:val="27"/>
-          <w:bdr w:val="none" w:sz="0" w:space="0" w:color="auto" w:frame="1"/>
-          <w:lang w:eastAsia="en-US"/>
-        </w:rPr>
-        <w:t>∝</w:t>
-      </w:r>
-      <w:r>
-        <w:rPr>
-          <w:rFonts w:ascii="STIXGeneral-Italic" w:eastAsia="Times New Roman" w:hAnsi="STIXGeneral-Italic" w:cs="Lucida Grande"/>
-          <w:color w:val="000000"/>
-          <w:sz w:val="27"/>
-          <w:szCs w:val="27"/>
-          <w:bdr w:val="none" w:sz="0" w:space="0" w:color="auto" w:frame="1"/>
-          <w:lang w:eastAsia="en-US"/>
-        </w:rPr>
-        <w:t>M</w:t>
-      </w:r>
-      <w:r>
-        <w:rPr>
-          <w:rFonts w:ascii="STIXGeneral-Regular" w:eastAsia="Times New Roman" w:hAnsi="STIXGeneral-Regular" w:cs="Lucida Grande"/>
-          <w:color w:val="000000"/>
-          <w:sz w:val="19"/>
-          <w:szCs w:val="19"/>
-          <w:bdr w:val="none" w:sz="0" w:space="0" w:color="auto" w:frame="1"/>
-          <w:lang w:eastAsia="en-US"/>
-        </w:rPr>
-        <w:t>1.27±0.07∗,</w:t>
-      </w:r>
-      <w:r>
-        <w:rPr>
-          <w:rFonts w:ascii="STIXGeneral-Italic" w:eastAsia="Times New Roman" w:hAnsi="STIXGeneral-Italic" w:cs="Lucida Grande"/>
-          <w:color w:val="000000"/>
-          <w:sz w:val="19"/>
-          <w:szCs w:val="19"/>
-          <w:bdr w:val="none" w:sz="0" w:space="0" w:color="auto" w:frame="1"/>
-          <w:lang w:eastAsia="en-US"/>
-        </w:rPr>
-        <w:t>sph</w:t>
+        <w:t> with a total scatter of </w:t>
+      </w:r>
+      <w:r>
+        <w:rPr>
+          <w:rFonts w:ascii="STIXGeneral-Regular" w:eastAsia="Times New Roman" w:hAnsi="STIXGeneral-Regular" w:cs="Lucida Grande"/>
+          <w:color w:val="000000"/>
+          <w:sz w:val="27"/>
+          <w:szCs w:val="27"/>
+          <w:bdr w:val="none" w:sz="0" w:space="0" w:color="auto" w:frame="1"/>
+          <w:lang w:eastAsia="en-US"/>
+        </w:rPr>
+        <w:t>Δ</w:t>
+      </w:r>
+      <w:r>
+        <w:rPr>
+          <w:rFonts w:ascii="STIXGeneral-Italic" w:eastAsia="Times New Roman" w:hAnsi="STIXGeneral-Italic" w:cs="Lucida Grande"/>
+          <w:color w:val="000000"/>
+          <w:sz w:val="19"/>
+          <w:szCs w:val="19"/>
+          <w:bdr w:val="none" w:sz="0" w:space="0" w:color="auto" w:frame="1"/>
+          <w:lang w:eastAsia="en-US"/>
+        </w:rPr>
+        <w:t>rms</w:t>
+      </w:r>
+      <w:r>
+        <w:rPr>
+          <w:rFonts w:ascii="STIXGeneral-Regular" w:eastAsia="Times New Roman" w:hAnsi="STIXGeneral-Regular" w:cs="Lucida Grande"/>
+          <w:color w:val="000000"/>
+          <w:sz w:val="27"/>
+          <w:szCs w:val="27"/>
+          <w:bdr w:val="none" w:sz="0" w:space="0" w:color="auto" w:frame="1"/>
+          <w:lang w:eastAsia="en-US"/>
+        </w:rPr>
+        <w:t>=</w:t>
       </w:r>
       <w:r>
         <w:rPr>
@@ -6113,42 +5288,51 @@
           <w:shd w:val="clear" w:color="auto" w:fill="FFFFFF"/>
           <w:lang w:eastAsia="en-US"/>
         </w:rPr>
-        <w:t> with a total scatter of </w:t>
-      </w:r>
-      <w:proofErr w:type="spellStart"/>
-      <w:r>
-        <w:rPr>
-          <w:rFonts w:ascii="STIXGeneral-Regular" w:eastAsia="Times New Roman" w:hAnsi="STIXGeneral-Regular" w:cs="Lucida Grande"/>
-          <w:color w:val="000000"/>
-          <w:sz w:val="27"/>
-          <w:szCs w:val="27"/>
-          <w:bdr w:val="none" w:sz="0" w:space="0" w:color="auto" w:frame="1"/>
-          <w:lang w:eastAsia="en-US"/>
-        </w:rPr>
-        <w:t>Δ</w:t>
-      </w:r>
-      <w:r>
-        <w:rPr>
-          <w:rFonts w:ascii="STIXGeneral-Italic" w:eastAsia="Times New Roman" w:hAnsi="STIXGeneral-Italic" w:cs="Lucida Grande"/>
-          <w:color w:val="000000"/>
-          <w:sz w:val="19"/>
-          <w:szCs w:val="19"/>
-          <w:bdr w:val="none" w:sz="0" w:space="0" w:color="auto" w:frame="1"/>
-          <w:lang w:eastAsia="en-US"/>
-        </w:rPr>
-        <w:t>rms</w:t>
-      </w:r>
-      <w:proofErr w:type="spellEnd"/>
-      <w:r>
-        <w:rPr>
-          <w:rFonts w:ascii="STIXGeneral-Regular" w:eastAsia="Times New Roman" w:hAnsi="STIXGeneral-Regular" w:cs="Lucida Grande"/>
-          <w:color w:val="000000"/>
-          <w:sz w:val="27"/>
-          <w:szCs w:val="27"/>
-          <w:bdr w:val="none" w:sz="0" w:space="0" w:color="auto" w:frame="1"/>
-          <w:lang w:eastAsia="en-US"/>
-        </w:rPr>
-        <w:t>=</w:t>
+        <w:t> 0.52 dex in the </w:t>
+      </w:r>
+      <w:r>
+        <w:rPr>
+          <w:rFonts w:ascii="STIXGeneral-Regular" w:eastAsia="Times New Roman" w:hAnsi="STIXGeneral-Regular" w:cs="Lucida Grande"/>
+          <w:color w:val="000000"/>
+          <w:sz w:val="27"/>
+          <w:szCs w:val="27"/>
+          <w:bdr w:val="none" w:sz="0" w:space="0" w:color="auto" w:frame="1"/>
+          <w:lang w:eastAsia="en-US"/>
+        </w:rPr>
+        <w:t>log(</w:t>
+      </w:r>
+      <w:r>
+        <w:rPr>
+          <w:rFonts w:ascii="STIXGeneral-Italic" w:eastAsia="Times New Roman" w:hAnsi="STIXGeneral-Italic" w:cs="Lucida Grande"/>
+          <w:color w:val="000000"/>
+          <w:sz w:val="27"/>
+          <w:szCs w:val="27"/>
+          <w:bdr w:val="none" w:sz="0" w:space="0" w:color="auto" w:frame="1"/>
+          <w:lang w:eastAsia="en-US"/>
+        </w:rPr>
+        <w:t>M</w:t>
+      </w:r>
+      <w:r>
+        <w:rPr>
+          <w:rFonts w:ascii="STIXGeneral-Italic" w:eastAsia="Times New Roman" w:hAnsi="STIXGeneral-Italic" w:cs="Lucida Grande"/>
+          <w:color w:val="000000"/>
+          <w:sz w:val="19"/>
+          <w:szCs w:val="19"/>
+          <w:bdr w:val="none" w:sz="0" w:space="0" w:color="auto" w:frame="1"/>
+          <w:lang w:eastAsia="en-US"/>
+        </w:rPr>
+        <w:t>BH</w:t>
+      </w:r>
+      <w:r>
+        <w:rPr>
+          <w:rFonts w:ascii="STIXGeneral-Regular" w:eastAsia="Times New Roman" w:hAnsi="STIXGeneral-Regular" w:cs="Lucida Grande"/>
+          <w:color w:val="000000"/>
+          <w:sz w:val="27"/>
+          <w:szCs w:val="27"/>
+          <w:bdr w:val="none" w:sz="0" w:space="0" w:color="auto" w:frame="1"/>
+          <w:lang w:eastAsia="en-US"/>
+        </w:rPr>
+        <w:t>)</w:t>
       </w:r>
       <w:r>
         <w:rPr>
@@ -6159,9 +5343,74 @@
           <w:shd w:val="clear" w:color="auto" w:fill="FFFFFF"/>
           <w:lang w:eastAsia="en-US"/>
         </w:rPr>
-        <w:t xml:space="preserve"> 0.52 </w:t>
-      </w:r>
-      <w:proofErr w:type="spellStart"/>
+        <w:t> direction. However, and importantly, we discover that the ES/S0-type galaxies with disks are offset from the E-type galaxies by more than a factor of ten in their </w:t>
+      </w:r>
+      <w:r>
+        <w:rPr>
+          <w:rFonts w:ascii="STIXGeneral-Italic" w:eastAsia="Times New Roman" w:hAnsi="STIXGeneral-Italic" w:cs="Lucida Grande"/>
+          <w:color w:val="000000"/>
+          <w:sz w:val="27"/>
+          <w:szCs w:val="27"/>
+          <w:bdr w:val="none" w:sz="0" w:space="0" w:color="auto" w:frame="1"/>
+          <w:lang w:eastAsia="en-US"/>
+        </w:rPr>
+        <w:t>M</w:t>
+      </w:r>
+      <w:r>
+        <w:rPr>
+          <w:rFonts w:ascii="STIXGeneral-Italic" w:eastAsia="Times New Roman" w:hAnsi="STIXGeneral-Italic" w:cs="Lucida Grande"/>
+          <w:color w:val="000000"/>
+          <w:sz w:val="19"/>
+          <w:szCs w:val="19"/>
+          <w:bdr w:val="none" w:sz="0" w:space="0" w:color="auto" w:frame="1"/>
+          <w:lang w:eastAsia="en-US"/>
+        </w:rPr>
+        <w:t>BH</w:t>
+      </w:r>
+      <w:r>
+        <w:rPr>
+          <w:rFonts w:ascii="STIXGeneral-Regular" w:eastAsia="Times New Roman" w:hAnsi="STIXGeneral-Regular" w:cs="Lucida Grande"/>
+          <w:color w:val="000000"/>
+          <w:sz w:val="27"/>
+          <w:szCs w:val="27"/>
+          <w:bdr w:val="none" w:sz="0" w:space="0" w:color="auto" w:frame="1"/>
+          <w:lang w:eastAsia="en-US"/>
+        </w:rPr>
+        <w:t>/</w:t>
+      </w:r>
+      <w:r>
+        <w:rPr>
+          <w:rFonts w:ascii="STIXGeneral-Italic" w:eastAsia="Times New Roman" w:hAnsi="STIXGeneral-Italic" w:cs="Lucida Grande"/>
+          <w:color w:val="000000"/>
+          <w:sz w:val="27"/>
+          <w:szCs w:val="27"/>
+          <w:bdr w:val="none" w:sz="0" w:space="0" w:color="auto" w:frame="1"/>
+          <w:lang w:eastAsia="en-US"/>
+        </w:rPr>
+        <w:t>M</w:t>
+      </w:r>
+      <w:r>
+        <w:rPr>
+          <w:rFonts w:ascii="STIXGeneral-Regular" w:eastAsia="Times New Roman" w:hAnsi="STIXGeneral-Regular" w:cs="Lucida Grande"/>
+          <w:color w:val="000000"/>
+          <w:sz w:val="19"/>
+          <w:szCs w:val="19"/>
+          <w:bdr w:val="none" w:sz="0" w:space="0" w:color="auto" w:frame="1"/>
+          <w:lang w:eastAsia="en-US"/>
+        </w:rPr>
+        <w:t>∗,</w:t>
+      </w:r>
+      <w:r>
+        <w:rPr>
+          <w:rFonts w:ascii="STIXGeneral-Italic" w:eastAsia="Times New Roman" w:hAnsi="STIXGeneral-Italic" w:cs="Lucida Grande"/>
+          <w:color w:val="000000"/>
+          <w:sz w:val="19"/>
+          <w:szCs w:val="19"/>
+          <w:bdr w:val="none" w:sz="0" w:space="0" w:color="auto" w:frame="1"/>
+          <w:lang w:eastAsia="en-US"/>
+        </w:rPr>
+        <w:t>sph</w:t>
+      </w:r>
       <w:r>
         <w:rPr>
           <w:rFonts w:ascii="Lucida Grande" w:eastAsia="Times New Roman" w:hAnsi="Lucida Grande" w:cs="Lucida Grande"/>
@@ -6171,9 +5420,30 @@
           <w:shd w:val="clear" w:color="auto" w:fill="FFFFFF"/>
           <w:lang w:eastAsia="en-US"/>
         </w:rPr>
-        <w:t>dex</w:t>
-      </w:r>
-      <w:proofErr w:type="spellEnd"/>
+        <w:t> ratio, with ramifications for formation theories, simulations, and some virial factor measurements used to convert AGN virial masses into </w:t>
+      </w:r>
+      <w:r>
+        <w:rPr>
+          <w:rFonts w:ascii="STIXGeneral-Italic" w:eastAsia="Times New Roman" w:hAnsi="STIXGeneral-Italic" w:cs="Lucida Grande"/>
+          <w:color w:val="000000"/>
+          <w:sz w:val="27"/>
+          <w:szCs w:val="27"/>
+          <w:bdr w:val="none" w:sz="0" w:space="0" w:color="auto" w:frame="1"/>
+          <w:lang w:eastAsia="en-US"/>
+        </w:rPr>
+        <w:t>M</w:t>
+      </w:r>
+      <w:r>
+        <w:rPr>
+          <w:rFonts w:ascii="STIXGeneral-Italic" w:eastAsia="Times New Roman" w:hAnsi="STIXGeneral-Italic" w:cs="Lucida Grande"/>
+          <w:color w:val="000000"/>
+          <w:sz w:val="19"/>
+          <w:szCs w:val="19"/>
+          <w:bdr w:val="none" w:sz="0" w:space="0" w:color="auto" w:frame="1"/>
+          <w:lang w:eastAsia="en-US"/>
+        </w:rPr>
+        <w:t>BH</w:t>
+      </w:r>
       <w:r>
         <w:rPr>
           <w:rFonts w:ascii="Lucida Grande" w:eastAsia="Times New Roman" w:hAnsi="Lucida Grande" w:cs="Lucida Grande"/>
@@ -6183,51 +5453,18 @@
           <w:shd w:val="clear" w:color="auto" w:fill="FFFFFF"/>
           <w:lang w:eastAsia="en-US"/>
         </w:rPr>
-        <w:t xml:space="preserve"> in the </w:t>
-      </w:r>
-      <w:r>
-        <w:rPr>
-          <w:rFonts w:ascii="STIXGeneral-Regular" w:eastAsia="Times New Roman" w:hAnsi="STIXGeneral-Regular" w:cs="Lucida Grande"/>
-          <w:color w:val="000000"/>
-          <w:sz w:val="27"/>
-          <w:szCs w:val="27"/>
-          <w:bdr w:val="none" w:sz="0" w:space="0" w:color="auto" w:frame="1"/>
-          <w:lang w:eastAsia="en-US"/>
-        </w:rPr>
-        <w:t>log(</w:t>
-      </w:r>
-      <w:r>
-        <w:rPr>
-          <w:rFonts w:ascii="STIXGeneral-Italic" w:eastAsia="Times New Roman" w:hAnsi="STIXGeneral-Italic" w:cs="Lucida Grande"/>
-          <w:color w:val="000000"/>
-          <w:sz w:val="27"/>
-          <w:szCs w:val="27"/>
-          <w:bdr w:val="none" w:sz="0" w:space="0" w:color="auto" w:frame="1"/>
-          <w:lang w:eastAsia="en-US"/>
-        </w:rPr>
-        <w:t>M</w:t>
-      </w:r>
-      <w:r>
-        <w:rPr>
-          <w:rFonts w:ascii="STIXGeneral-Italic" w:eastAsia="Times New Roman" w:hAnsi="STIXGeneral-Italic" w:cs="Lucida Grande"/>
-          <w:color w:val="000000"/>
-          <w:sz w:val="19"/>
-          <w:szCs w:val="19"/>
-          <w:bdr w:val="none" w:sz="0" w:space="0" w:color="auto" w:frame="1"/>
-          <w:lang w:eastAsia="en-US"/>
-        </w:rPr>
-        <w:t>BH</w:t>
-      </w:r>
-      <w:r>
-        <w:rPr>
-          <w:rFonts w:ascii="STIXGeneral-Regular" w:eastAsia="Times New Roman" w:hAnsi="STIXGeneral-Regular" w:cs="Lucida Grande"/>
-          <w:color w:val="000000"/>
-          <w:sz w:val="27"/>
-          <w:szCs w:val="27"/>
-          <w:bdr w:val="none" w:sz="0" w:space="0" w:color="auto" w:frame="1"/>
-          <w:lang w:eastAsia="en-US"/>
-        </w:rPr>
-        <w:t>)</w:t>
+        <w:t>. Separately, each population follows a steeper relation with slopes of </w:t>
+      </w:r>
+      <w:r>
+        <w:rPr>
+          <w:rFonts w:ascii="STIXGeneral-Regular" w:eastAsia="Times New Roman" w:hAnsi="STIXGeneral-Regular" w:cs="Lucida Grande"/>
+          <w:color w:val="000000"/>
+          <w:sz w:val="27"/>
+          <w:szCs w:val="27"/>
+          <w:bdr w:val="none" w:sz="0" w:space="0" w:color="auto" w:frame="1"/>
+          <w:lang w:eastAsia="en-US"/>
+        </w:rPr>
+        <w:t>1.86±0.20</w:t>
       </w:r>
       <w:r>
         <w:rPr>
@@ -6238,76 +5475,19 @@
           <w:shd w:val="clear" w:color="auto" w:fill="FFFFFF"/>
           <w:lang w:eastAsia="en-US"/>
         </w:rPr>
-        <w:t> direction. However, and importantly, we discover that the ES/S0-type galaxies with disks are offset from the E-type galaxies by more than a factor of ten in their </w:t>
-      </w:r>
-      <w:r>
-        <w:rPr>
-          <w:rFonts w:ascii="STIXGeneral-Italic" w:eastAsia="Times New Roman" w:hAnsi="STIXGeneral-Italic" w:cs="Lucida Grande"/>
-          <w:color w:val="000000"/>
-          <w:sz w:val="27"/>
-          <w:szCs w:val="27"/>
-          <w:bdr w:val="none" w:sz="0" w:space="0" w:color="auto" w:frame="1"/>
-          <w:lang w:eastAsia="en-US"/>
-        </w:rPr>
-        <w:t>M</w:t>
-      </w:r>
-      <w:r>
-        <w:rPr>
-          <w:rFonts w:ascii="STIXGeneral-Italic" w:eastAsia="Times New Roman" w:hAnsi="STIXGeneral-Italic" w:cs="Lucida Grande"/>
-          <w:color w:val="000000"/>
-          <w:sz w:val="19"/>
-          <w:szCs w:val="19"/>
-          <w:bdr w:val="none" w:sz="0" w:space="0" w:color="auto" w:frame="1"/>
-          <w:lang w:eastAsia="en-US"/>
-        </w:rPr>
-        <w:t>BH</w:t>
-      </w:r>
-      <w:r>
-        <w:rPr>
-          <w:rFonts w:ascii="STIXGeneral-Regular" w:eastAsia="Times New Roman" w:hAnsi="STIXGeneral-Regular" w:cs="Lucida Grande"/>
-          <w:color w:val="000000"/>
-          <w:sz w:val="27"/>
-          <w:szCs w:val="27"/>
-          <w:bdr w:val="none" w:sz="0" w:space="0" w:color="auto" w:frame="1"/>
-          <w:lang w:eastAsia="en-US"/>
-        </w:rPr>
-        <w:t>/</w:t>
-      </w:r>
-      <w:r>
-        <w:rPr>
-          <w:rFonts w:ascii="STIXGeneral-Italic" w:eastAsia="Times New Roman" w:hAnsi="STIXGeneral-Italic" w:cs="Lucida Grande"/>
-          <w:color w:val="000000"/>
-          <w:sz w:val="27"/>
-          <w:szCs w:val="27"/>
-          <w:bdr w:val="none" w:sz="0" w:space="0" w:color="auto" w:frame="1"/>
-          <w:lang w:eastAsia="en-US"/>
-        </w:rPr>
-        <w:t>M</w:t>
-      </w:r>
-      <w:r>
-        <w:rPr>
-          <w:rFonts w:ascii="STIXGeneral-Regular" w:eastAsia="Times New Roman" w:hAnsi="STIXGeneral-Regular" w:cs="Lucida Grande"/>
-          <w:color w:val="000000"/>
-          <w:sz w:val="19"/>
-          <w:szCs w:val="19"/>
-          <w:bdr w:val="none" w:sz="0" w:space="0" w:color="auto" w:frame="1"/>
-          <w:lang w:eastAsia="en-US"/>
-        </w:rPr>
-        <w:t>∗,</w:t>
-      </w:r>
-      <w:proofErr w:type="spellStart"/>
-      <w:r>
-        <w:rPr>
-          <w:rFonts w:ascii="STIXGeneral-Italic" w:eastAsia="Times New Roman" w:hAnsi="STIXGeneral-Italic" w:cs="Lucida Grande"/>
-          <w:color w:val="000000"/>
-          <w:sz w:val="19"/>
-          <w:szCs w:val="19"/>
-          <w:bdr w:val="none" w:sz="0" w:space="0" w:color="auto" w:frame="1"/>
-          <w:lang w:eastAsia="en-US"/>
-        </w:rPr>
-        <w:t>sph</w:t>
-      </w:r>
-      <w:proofErr w:type="spellEnd"/>
+        <w:t> and </w:t>
+      </w:r>
+      <w:r>
+        <w:rPr>
+          <w:rFonts w:ascii="STIXGeneral-Regular" w:eastAsia="Times New Roman" w:hAnsi="STIXGeneral-Regular" w:cs="Lucida Grande"/>
+          <w:color w:val="000000"/>
+          <w:sz w:val="27"/>
+          <w:szCs w:val="27"/>
+          <w:bdr w:val="none" w:sz="0" w:space="0" w:color="auto" w:frame="1"/>
+          <w:lang w:eastAsia="en-US"/>
+        </w:rPr>
+        <w:t>1.90±0.20</w:t>
+      </w:r>
       <w:r>
         <w:rPr>
           <w:rFonts w:ascii="Lucida Grande" w:eastAsia="Times New Roman" w:hAnsi="Lucida Grande" w:cs="Lucida Grande"/>
@@ -6317,7 +5497,7 @@
           <w:shd w:val="clear" w:color="auto" w:fill="FFFFFF"/>
           <w:lang w:eastAsia="en-US"/>
         </w:rPr>
-        <w:t> ratio, with ramifications for formation theories, simulations, and some virial factor measurements used to convert AGN virial masses into </w:t>
+        <w:t>, respectively. The offset mass ratio is mainly due to the exclusion of the disk mass, with the two populations offset by only a factor of two in their </w:t>
       </w:r>
       <w:r>
         <w:rPr>
@@ -6340,6 +5520,50 @@
           <w:lang w:eastAsia="en-US"/>
         </w:rPr>
         <w:t>BH</w:t>
+      </w:r>
+      <w:r>
+        <w:rPr>
+          <w:rFonts w:ascii="STIXGeneral-Regular" w:eastAsia="Times New Roman" w:hAnsi="STIXGeneral-Regular" w:cs="Lucida Grande"/>
+          <w:color w:val="000000"/>
+          <w:sz w:val="27"/>
+          <w:szCs w:val="27"/>
+          <w:bdr w:val="none" w:sz="0" w:space="0" w:color="auto" w:frame="1"/>
+          <w:lang w:eastAsia="en-US"/>
+        </w:rPr>
+        <w:t>/</w:t>
+      </w:r>
+      <w:r>
+        <w:rPr>
+          <w:rFonts w:ascii="STIXGeneral-Italic" w:eastAsia="Times New Roman" w:hAnsi="STIXGeneral-Italic" w:cs="Lucida Grande"/>
+          <w:color w:val="000000"/>
+          <w:sz w:val="27"/>
+          <w:szCs w:val="27"/>
+          <w:bdr w:val="none" w:sz="0" w:space="0" w:color="auto" w:frame="1"/>
+          <w:lang w:eastAsia="en-US"/>
+        </w:rPr>
+        <w:t>M</w:t>
+      </w:r>
+      <w:r>
+        <w:rPr>
+          <w:rFonts w:ascii="STIXGeneral-Regular" w:eastAsia="Times New Roman" w:hAnsi="STIXGeneral-Regular" w:cs="Lucida Grande"/>
+          <w:color w:val="000000"/>
+          <w:sz w:val="19"/>
+          <w:szCs w:val="19"/>
+          <w:bdr w:val="none" w:sz="0" w:space="0" w:color="auto" w:frame="1"/>
+          <w:lang w:eastAsia="en-US"/>
+        </w:rPr>
+        <w:t>∗,</w:t>
+      </w:r>
+      <w:r>
+        <w:rPr>
+          <w:rFonts w:ascii="STIXGeneral-Italic" w:eastAsia="Times New Roman" w:hAnsi="STIXGeneral-Italic" w:cs="Lucida Grande"/>
+          <w:color w:val="000000"/>
+          <w:sz w:val="19"/>
+          <w:szCs w:val="19"/>
+          <w:bdr w:val="none" w:sz="0" w:space="0" w:color="auto" w:frame="1"/>
+          <w:lang w:eastAsia="en-US"/>
+        </w:rPr>
+        <w:t>gal</w:t>
       </w:r>
       <w:r>
         <w:rPr>
@@ -6350,18 +5574,29 @@
           <w:shd w:val="clear" w:color="auto" w:fill="FFFFFF"/>
           <w:lang w:eastAsia="en-US"/>
         </w:rPr>
-        <w:t>. Separately, each population follows a steeper relation with slopes of </w:t>
-      </w:r>
-      <w:r>
-        <w:rPr>
-          <w:rFonts w:ascii="STIXGeneral-Regular" w:eastAsia="Times New Roman" w:hAnsi="STIXGeneral-Regular" w:cs="Lucida Grande"/>
-          <w:color w:val="000000"/>
-          <w:sz w:val="27"/>
-          <w:szCs w:val="27"/>
-          <w:bdr w:val="none" w:sz="0" w:space="0" w:color="auto" w:frame="1"/>
-          <w:lang w:eastAsia="en-US"/>
-        </w:rPr>
-        <w:t>1.86±0.20</w:t>
+        <w:t> ratio in the </w:t>
+      </w:r>
+      <w:r>
+        <w:rPr>
+          <w:rFonts w:ascii="STIXGeneral-Italic" w:eastAsia="Times New Roman" w:hAnsi="STIXGeneral-Italic" w:cs="Lucida Grande"/>
+          <w:color w:val="000000"/>
+          <w:sz w:val="27"/>
+          <w:szCs w:val="27"/>
+          <w:bdr w:val="none" w:sz="0" w:space="0" w:color="auto" w:frame="1"/>
+          <w:lang w:eastAsia="en-US"/>
+        </w:rPr>
+        <w:t>M</w:t>
+      </w:r>
+      <w:r>
+        <w:rPr>
+          <w:rFonts w:ascii="STIXGeneral-Italic" w:eastAsia="Times New Roman" w:hAnsi="STIXGeneral-Italic" w:cs="Lucida Grande"/>
+          <w:color w:val="000000"/>
+          <w:sz w:val="19"/>
+          <w:szCs w:val="19"/>
+          <w:bdr w:val="none" w:sz="0" w:space="0" w:color="auto" w:frame="1"/>
+          <w:lang w:eastAsia="en-US"/>
+        </w:rPr>
+        <w:t>BH</w:t>
       </w:r>
       <w:r>
         <w:rPr>
@@ -6372,18 +5607,40 @@
           <w:shd w:val="clear" w:color="auto" w:fill="FFFFFF"/>
           <w:lang w:eastAsia="en-US"/>
         </w:rPr>
-        <w:t> and </w:t>
-      </w:r>
-      <w:r>
-        <w:rPr>
-          <w:rFonts w:ascii="STIXGeneral-Regular" w:eastAsia="Times New Roman" w:hAnsi="STIXGeneral-Regular" w:cs="Lucida Grande"/>
-          <w:color w:val="000000"/>
-          <w:sz w:val="27"/>
-          <w:szCs w:val="27"/>
-          <w:bdr w:val="none" w:sz="0" w:space="0" w:color="auto" w:frame="1"/>
-          <w:lang w:eastAsia="en-US"/>
-        </w:rPr>
-        <w:t>1.90±0.20</w:t>
+        <w:t>-</w:t>
+      </w:r>
+      <w:r>
+        <w:rPr>
+          <w:rFonts w:ascii="STIXGeneral-Italic" w:eastAsia="Times New Roman" w:hAnsi="STIXGeneral-Italic" w:cs="Lucida Grande"/>
+          <w:color w:val="000000"/>
+          <w:sz w:val="27"/>
+          <w:szCs w:val="27"/>
+          <w:bdr w:val="none" w:sz="0" w:space="0" w:color="auto" w:frame="1"/>
+          <w:lang w:eastAsia="en-US"/>
+        </w:rPr>
+        <w:t>M</w:t>
+      </w:r>
+      <w:r>
+        <w:rPr>
+          <w:rFonts w:ascii="STIXGeneral-Regular" w:eastAsia="Times New Roman" w:hAnsi="STIXGeneral-Regular" w:cs="Lucida Grande"/>
+          <w:color w:val="000000"/>
+          <w:sz w:val="19"/>
+          <w:szCs w:val="19"/>
+          <w:bdr w:val="none" w:sz="0" w:space="0" w:color="auto" w:frame="1"/>
+          <w:lang w:eastAsia="en-US"/>
+        </w:rPr>
+        <w:t>∗,</w:t>
+      </w:r>
+      <w:r>
+        <w:rPr>
+          <w:rFonts w:ascii="STIXGeneral-Italic" w:eastAsia="Times New Roman" w:hAnsi="STIXGeneral-Italic" w:cs="Lucida Grande"/>
+          <w:color w:val="000000"/>
+          <w:sz w:val="19"/>
+          <w:szCs w:val="19"/>
+          <w:bdr w:val="none" w:sz="0" w:space="0" w:color="auto" w:frame="1"/>
+          <w:lang w:eastAsia="en-US"/>
+        </w:rPr>
+        <w:t>gal</w:t>
       </w:r>
       <w:r>
         <w:rPr>
@@ -6394,7 +5651,7 @@
           <w:shd w:val="clear" w:color="auto" w:fill="FFFFFF"/>
           <w:lang w:eastAsia="en-US"/>
         </w:rPr>
-        <w:t>, respectively. The offset mass ratio is mainly due to the exclusion of the disk mass, with the two populations offset by only a factor of two in their </w:t>
+        <w:t> diagram where </w:t>
       </w:r>
       <w:r>
         <w:rPr>
@@ -6427,30 +5684,29 @@
           <w:bdr w:val="none" w:sz="0" w:space="0" w:color="auto" w:frame="1"/>
           <w:lang w:eastAsia="en-US"/>
         </w:rPr>
-        <w:t>/</w:t>
-      </w:r>
-      <w:proofErr w:type="spellStart"/>
-      <w:r>
-        <w:rPr>
-          <w:rFonts w:ascii="STIXGeneral-Italic" w:eastAsia="Times New Roman" w:hAnsi="STIXGeneral-Italic" w:cs="Lucida Grande"/>
-          <w:color w:val="000000"/>
-          <w:sz w:val="27"/>
-          <w:szCs w:val="27"/>
-          <w:bdr w:val="none" w:sz="0" w:space="0" w:color="auto" w:frame="1"/>
-          <w:lang w:eastAsia="en-US"/>
-        </w:rPr>
-        <w:t>M</w:t>
-      </w:r>
-      <w:r>
-        <w:rPr>
-          <w:rFonts w:ascii="STIXGeneral-Regular" w:eastAsia="Times New Roman" w:hAnsi="STIXGeneral-Regular" w:cs="Lucida Grande"/>
-          <w:color w:val="000000"/>
-          <w:sz w:val="19"/>
-          <w:szCs w:val="19"/>
-          <w:bdr w:val="none" w:sz="0" w:space="0" w:color="auto" w:frame="1"/>
-          <w:lang w:eastAsia="en-US"/>
-        </w:rPr>
-        <w:t>∗,</w:t>
+        <w:t>∝</w:t>
+      </w:r>
+      <w:r>
+        <w:rPr>
+          <w:rFonts w:ascii="STIXGeneral-Italic" w:eastAsia="Times New Roman" w:hAnsi="STIXGeneral-Italic" w:cs="Lucida Grande"/>
+          <w:color w:val="000000"/>
+          <w:sz w:val="27"/>
+          <w:szCs w:val="27"/>
+          <w:bdr w:val="none" w:sz="0" w:space="0" w:color="auto" w:frame="1"/>
+          <w:lang w:eastAsia="en-US"/>
+        </w:rPr>
+        <w:t>M</w:t>
+      </w:r>
+      <w:r>
+        <w:rPr>
+          <w:rFonts w:ascii="STIXGeneral-Regular" w:eastAsia="Times New Roman" w:hAnsi="STIXGeneral-Regular" w:cs="Lucida Grande"/>
+          <w:color w:val="000000"/>
+          <w:sz w:val="19"/>
+          <w:szCs w:val="19"/>
+          <w:bdr w:val="none" w:sz="0" w:space="0" w:color="auto" w:frame="1"/>
+          <w:lang w:eastAsia="en-US"/>
+        </w:rPr>
+        <w:t>1.8±0.2∗,</w:t>
       </w:r>
       <w:r>
         <w:rPr>
@@ -6463,7 +5719,6 @@
         </w:rPr>
         <w:t>gal</w:t>
       </w:r>
-      <w:proofErr w:type="spellEnd"/>
       <w:r>
         <w:rPr>
           <w:rFonts w:ascii="Lucida Grande" w:eastAsia="Times New Roman" w:hAnsi="Lucida Grande" w:cs="Lucida Grande"/>
@@ -6473,30 +5728,40 @@
           <w:shd w:val="clear" w:color="auto" w:fill="FFFFFF"/>
           <w:lang w:eastAsia="en-US"/>
         </w:rPr>
-        <w:t> ratio in the </w:t>
-      </w:r>
-      <w:proofErr w:type="spellStart"/>
-      <w:r>
-        <w:rPr>
-          <w:rFonts w:ascii="STIXGeneral-Italic" w:eastAsia="Times New Roman" w:hAnsi="STIXGeneral-Italic" w:cs="Lucida Grande"/>
-          <w:color w:val="000000"/>
-          <w:sz w:val="27"/>
-          <w:szCs w:val="27"/>
-          <w:bdr w:val="none" w:sz="0" w:space="0" w:color="auto" w:frame="1"/>
-          <w:lang w:eastAsia="en-US"/>
-        </w:rPr>
-        <w:t>M</w:t>
-      </w:r>
-      <w:r>
-        <w:rPr>
-          <w:rFonts w:ascii="STIXGeneral-Italic" w:eastAsia="Times New Roman" w:hAnsi="STIXGeneral-Italic" w:cs="Lucida Grande"/>
-          <w:color w:val="000000"/>
-          <w:sz w:val="19"/>
-          <w:szCs w:val="19"/>
-          <w:bdr w:val="none" w:sz="0" w:space="0" w:color="auto" w:frame="1"/>
-          <w:lang w:eastAsia="en-US"/>
-        </w:rPr>
-        <w:t>BH</w:t>
+        <w:t> and </w:t>
+      </w:r>
+      <w:r>
+        <w:rPr>
+          <w:rFonts w:ascii="STIXGeneral-Regular" w:eastAsia="Times New Roman" w:hAnsi="STIXGeneral-Regular" w:cs="Lucida Grande"/>
+          <w:color w:val="000000"/>
+          <w:sz w:val="27"/>
+          <w:szCs w:val="27"/>
+          <w:bdr w:val="none" w:sz="0" w:space="0" w:color="auto" w:frame="1"/>
+          <w:lang w:eastAsia="en-US"/>
+        </w:rPr>
+        <w:t>Δ</w:t>
+      </w:r>
+      <w:r>
+        <w:rPr>
+          <w:rFonts w:ascii="STIXGeneral-Italic" w:eastAsia="Times New Roman" w:hAnsi="STIXGeneral-Italic" w:cs="Lucida Grande"/>
+          <w:color w:val="000000"/>
+          <w:sz w:val="19"/>
+          <w:szCs w:val="19"/>
+          <w:bdr w:val="none" w:sz="0" w:space="0" w:color="auto" w:frame="1"/>
+          <w:lang w:eastAsia="en-US"/>
+        </w:rPr>
+        <w:t>rms</w:t>
+      </w:r>
+      <w:r>
+        <w:rPr>
+          <w:rFonts w:ascii="STIXGeneral-Regular" w:eastAsia="Times New Roman" w:hAnsi="STIXGeneral-Regular" w:cs="Lucida Grande"/>
+          <w:color w:val="000000"/>
+          <w:sz w:val="27"/>
+          <w:szCs w:val="27"/>
+          <w:bdr w:val="none" w:sz="0" w:space="0" w:color="auto" w:frame="1"/>
+          <w:lang w:eastAsia="en-US"/>
+        </w:rPr>
+        <w:t>=0.6±0.1</w:t>
       </w:r>
       <w:r>
         <w:rPr>
@@ -6507,42 +5772,74 @@
           <w:shd w:val="clear" w:color="auto" w:fill="FFFFFF"/>
           <w:lang w:eastAsia="en-US"/>
         </w:rPr>
-        <w:t>-</w:t>
-      </w:r>
-      <w:r>
-        <w:rPr>
-          <w:rFonts w:ascii="STIXGeneral-Italic" w:eastAsia="Times New Roman" w:hAnsi="STIXGeneral-Italic" w:cs="Lucida Grande"/>
-          <w:color w:val="000000"/>
-          <w:sz w:val="27"/>
-          <w:szCs w:val="27"/>
-          <w:bdr w:val="none" w:sz="0" w:space="0" w:color="auto" w:frame="1"/>
-          <w:lang w:eastAsia="en-US"/>
-        </w:rPr>
-        <w:t>M</w:t>
-      </w:r>
-      <w:r>
-        <w:rPr>
-          <w:rFonts w:ascii="STIXGeneral-Regular" w:eastAsia="Times New Roman" w:hAnsi="STIXGeneral-Regular" w:cs="Lucida Grande"/>
-          <w:color w:val="000000"/>
-          <w:sz w:val="19"/>
-          <w:szCs w:val="19"/>
-          <w:bdr w:val="none" w:sz="0" w:space="0" w:color="auto" w:frame="1"/>
-          <w:lang w:eastAsia="en-US"/>
-        </w:rPr>
-        <w:t>∗,</w:t>
-      </w:r>
-      <w:r>
-        <w:rPr>
-          <w:rFonts w:ascii="STIXGeneral-Italic" w:eastAsia="Times New Roman" w:hAnsi="STIXGeneral-Italic" w:cs="Lucida Grande"/>
-          <w:color w:val="000000"/>
-          <w:sz w:val="19"/>
-          <w:szCs w:val="19"/>
-          <w:bdr w:val="none" w:sz="0" w:space="0" w:color="auto" w:frame="1"/>
-          <w:lang w:eastAsia="en-US"/>
-        </w:rPr>
-        <w:t>gal</w:t>
-      </w:r>
-      <w:proofErr w:type="spellEnd"/>
+        <w:t> dex depending on the sample. For </w:t>
+      </w:r>
+      <w:r>
+        <w:rPr>
+          <w:rFonts w:ascii="STIXGeneral-Italic" w:eastAsia="Times New Roman" w:hAnsi="STIXGeneral-Italic" w:cs="Lucida Grande"/>
+          <w:color w:val="000000"/>
+          <w:sz w:val="27"/>
+          <w:szCs w:val="27"/>
+          <w:bdr w:val="none" w:sz="0" w:space="0" w:color="auto" w:frame="1"/>
+          <w:lang w:eastAsia="en-US"/>
+        </w:rPr>
+        <w:t>M</w:t>
+      </w:r>
+      <w:r>
+        <w:rPr>
+          <w:rFonts w:ascii="STIXGeneral-Italic" w:eastAsia="Times New Roman" w:hAnsi="STIXGeneral-Italic" w:cs="Lucida Grande"/>
+          <w:color w:val="000000"/>
+          <w:sz w:val="19"/>
+          <w:szCs w:val="19"/>
+          <w:bdr w:val="none" w:sz="0" w:space="0" w:color="auto" w:frame="1"/>
+          <w:lang w:eastAsia="en-US"/>
+        </w:rPr>
+        <w:t>BH</w:t>
+      </w:r>
+      <w:r>
+        <w:rPr>
+          <w:rFonts w:ascii="STIXGeneral-Regular" w:eastAsia="Times New Roman" w:hAnsi="STIXGeneral-Regular" w:cs="Lucida Grande"/>
+          <w:color w:val="000000"/>
+          <w:sz w:val="27"/>
+          <w:szCs w:val="27"/>
+          <w:bdr w:val="none" w:sz="0" w:space="0" w:color="auto" w:frame="1"/>
+          <w:lang w:eastAsia="en-US"/>
+        </w:rPr>
+        <w:t>≳10</w:t>
+      </w:r>
+      <w:r>
+        <w:rPr>
+          <w:rFonts w:ascii="STIXGeneral-Regular" w:eastAsia="Times New Roman" w:hAnsi="STIXGeneral-Regular" w:cs="Lucida Grande"/>
+          <w:color w:val="000000"/>
+          <w:sz w:val="19"/>
+          <w:szCs w:val="19"/>
+          <w:bdr w:val="none" w:sz="0" w:space="0" w:color="auto" w:frame="1"/>
+          <w:lang w:eastAsia="en-US"/>
+        </w:rPr>
+        <w:t>7</w:t>
+      </w:r>
+      <w:r>
+        <w:rPr>
+          <w:rFonts w:ascii="STIXGeneral-Italic" w:eastAsia="Times New Roman" w:hAnsi="STIXGeneral-Italic" w:cs="Lucida Grande"/>
+          <w:color w:val="000000"/>
+          <w:sz w:val="27"/>
+          <w:szCs w:val="27"/>
+          <w:bdr w:val="none" w:sz="0" w:space="0" w:color="auto" w:frame="1"/>
+          <w:lang w:eastAsia="en-US"/>
+        </w:rPr>
+        <w:t>M</w:t>
+      </w:r>
+      <w:r>
+        <w:rPr>
+          <w:rFonts w:ascii="STIXGeneral-Regular" w:eastAsia="Times New Roman" w:hAnsi="STIXGeneral-Regular" w:cs="Lucida Grande"/>
+          <w:color w:val="000000"/>
+          <w:sz w:val="19"/>
+          <w:szCs w:val="19"/>
+          <w:bdr w:val="none" w:sz="0" w:space="0" w:color="auto" w:frame="1"/>
+          <w:lang w:eastAsia="en-US"/>
+        </w:rPr>
+        <w:t>⊙</w:t>
+      </w:r>
       <w:r>
         <w:rPr>
           <w:rFonts w:ascii="Lucida Grande" w:eastAsia="Times New Roman" w:hAnsi="Lucida Grande" w:cs="Lucida Grande"/>
@@ -6552,7 +5849,7 @@
           <w:shd w:val="clear" w:color="auto" w:fill="FFFFFF"/>
           <w:lang w:eastAsia="en-US"/>
         </w:rPr>
-        <w:t> diagram where </w:t>
+        <w:t>, we detect no significant bend nor offset in either the </w:t>
       </w:r>
       <w:r>
         <w:rPr>
@@ -6575,50 +5872,6 @@
           <w:lang w:eastAsia="en-US"/>
         </w:rPr>
         <w:t>BH</w:t>
-      </w:r>
-      <w:r>
-        <w:rPr>
-          <w:rFonts w:ascii="STIXGeneral-Regular" w:eastAsia="Times New Roman" w:hAnsi="STIXGeneral-Regular" w:cs="Lucida Grande"/>
-          <w:color w:val="000000"/>
-          <w:sz w:val="27"/>
-          <w:szCs w:val="27"/>
-          <w:bdr w:val="none" w:sz="0" w:space="0" w:color="auto" w:frame="1"/>
-          <w:lang w:eastAsia="en-US"/>
-        </w:rPr>
-        <w:t>∝</w:t>
-      </w:r>
-      <w:r>
-        <w:rPr>
-          <w:rFonts w:ascii="STIXGeneral-Italic" w:eastAsia="Times New Roman" w:hAnsi="STIXGeneral-Italic" w:cs="Lucida Grande"/>
-          <w:color w:val="000000"/>
-          <w:sz w:val="27"/>
-          <w:szCs w:val="27"/>
-          <w:bdr w:val="none" w:sz="0" w:space="0" w:color="auto" w:frame="1"/>
-          <w:lang w:eastAsia="en-US"/>
-        </w:rPr>
-        <w:t>M</w:t>
-      </w:r>
-      <w:r>
-        <w:rPr>
-          <w:rFonts w:ascii="STIXGeneral-Regular" w:eastAsia="Times New Roman" w:hAnsi="STIXGeneral-Regular" w:cs="Lucida Grande"/>
-          <w:color w:val="000000"/>
-          <w:sz w:val="19"/>
-          <w:szCs w:val="19"/>
-          <w:bdr w:val="none" w:sz="0" w:space="0" w:color="auto" w:frame="1"/>
-          <w:lang w:eastAsia="en-US"/>
-        </w:rPr>
-        <w:t>1.8±0.2∗,</w:t>
-      </w:r>
-      <w:r>
-        <w:rPr>
-          <w:rFonts w:ascii="STIXGeneral-Italic" w:eastAsia="Times New Roman" w:hAnsi="STIXGeneral-Italic" w:cs="Lucida Grande"/>
-          <w:color w:val="000000"/>
-          <w:sz w:val="19"/>
-          <w:szCs w:val="19"/>
-          <w:bdr w:val="none" w:sz="0" w:space="0" w:color="auto" w:frame="1"/>
-          <w:lang w:eastAsia="en-US"/>
-        </w:rPr>
-        <w:t>gal</w:t>
       </w:r>
       <w:r>
         <w:rPr>
@@ -6629,42 +5882,40 @@
           <w:shd w:val="clear" w:color="auto" w:fill="FFFFFF"/>
           <w:lang w:eastAsia="en-US"/>
         </w:rPr>
-        <w:t> and </w:t>
-      </w:r>
-      <w:proofErr w:type="spellStart"/>
-      <w:r>
-        <w:rPr>
-          <w:rFonts w:ascii="STIXGeneral-Regular" w:eastAsia="Times New Roman" w:hAnsi="STIXGeneral-Regular" w:cs="Lucida Grande"/>
-          <w:color w:val="000000"/>
-          <w:sz w:val="27"/>
-          <w:szCs w:val="27"/>
-          <w:bdr w:val="none" w:sz="0" w:space="0" w:color="auto" w:frame="1"/>
-          <w:lang w:eastAsia="en-US"/>
-        </w:rPr>
-        <w:t>Δ</w:t>
-      </w:r>
-      <w:r>
-        <w:rPr>
-          <w:rFonts w:ascii="STIXGeneral-Italic" w:eastAsia="Times New Roman" w:hAnsi="STIXGeneral-Italic" w:cs="Lucida Grande"/>
-          <w:color w:val="000000"/>
-          <w:sz w:val="19"/>
-          <w:szCs w:val="19"/>
-          <w:bdr w:val="none" w:sz="0" w:space="0" w:color="auto" w:frame="1"/>
-          <w:lang w:eastAsia="en-US"/>
-        </w:rPr>
-        <w:t>rms</w:t>
-      </w:r>
-      <w:proofErr w:type="spellEnd"/>
-      <w:r>
-        <w:rPr>
-          <w:rFonts w:ascii="STIXGeneral-Regular" w:eastAsia="Times New Roman" w:hAnsi="STIXGeneral-Regular" w:cs="Lucida Grande"/>
-          <w:color w:val="000000"/>
-          <w:sz w:val="27"/>
-          <w:szCs w:val="27"/>
-          <w:bdr w:val="none" w:sz="0" w:space="0" w:color="auto" w:frame="1"/>
-          <w:lang w:eastAsia="en-US"/>
-        </w:rPr>
-        <w:t>=0.6±0.1</w:t>
+        <w:t>-</w:t>
+      </w:r>
+      <w:r>
+        <w:rPr>
+          <w:rFonts w:ascii="STIXGeneral-Italic" w:eastAsia="Times New Roman" w:hAnsi="STIXGeneral-Italic" w:cs="Lucida Grande"/>
+          <w:color w:val="000000"/>
+          <w:sz w:val="27"/>
+          <w:szCs w:val="27"/>
+          <w:bdr w:val="none" w:sz="0" w:space="0" w:color="auto" w:frame="1"/>
+          <w:lang w:eastAsia="en-US"/>
+        </w:rPr>
+        <w:t>M</w:t>
+      </w:r>
+      <w:r>
+        <w:rPr>
+          <w:rFonts w:ascii="STIXGeneral-Regular" w:eastAsia="Times New Roman" w:hAnsi="STIXGeneral-Regular" w:cs="Lucida Grande"/>
+          <w:color w:val="000000"/>
+          <w:sz w:val="19"/>
+          <w:szCs w:val="19"/>
+          <w:bdr w:val="none" w:sz="0" w:space="0" w:color="auto" w:frame="1"/>
+          <w:lang w:eastAsia="en-US"/>
+        </w:rPr>
+        <w:t>∗,</w:t>
+      </w:r>
+      <w:r>
+        <w:rPr>
+          <w:rFonts w:ascii="STIXGeneral-Italic" w:eastAsia="Times New Roman" w:hAnsi="STIXGeneral-Italic" w:cs="Lucida Grande"/>
+          <w:color w:val="000000"/>
+          <w:sz w:val="19"/>
+          <w:szCs w:val="19"/>
+          <w:bdr w:val="none" w:sz="0" w:space="0" w:color="auto" w:frame="1"/>
+          <w:lang w:eastAsia="en-US"/>
+        </w:rPr>
+        <w:t>sph</w:t>
       </w:r>
       <w:r>
         <w:rPr>
@@ -6675,9 +5926,30 @@
           <w:shd w:val="clear" w:color="auto" w:fill="FFFFFF"/>
           <w:lang w:eastAsia="en-US"/>
         </w:rPr>
-        <w:t> </w:t>
-      </w:r>
-      <w:proofErr w:type="spellStart"/>
+        <w:t> or </w:t>
+      </w:r>
+      <w:r>
+        <w:rPr>
+          <w:rFonts w:ascii="STIXGeneral-Italic" w:eastAsia="Times New Roman" w:hAnsi="STIXGeneral-Italic" w:cs="Lucida Grande"/>
+          <w:color w:val="000000"/>
+          <w:sz w:val="27"/>
+          <w:szCs w:val="27"/>
+          <w:bdr w:val="none" w:sz="0" w:space="0" w:color="auto" w:frame="1"/>
+          <w:lang w:eastAsia="en-US"/>
+        </w:rPr>
+        <w:t>M</w:t>
+      </w:r>
+      <w:r>
+        <w:rPr>
+          <w:rFonts w:ascii="STIXGeneral-Italic" w:eastAsia="Times New Roman" w:hAnsi="STIXGeneral-Italic" w:cs="Lucida Grande"/>
+          <w:color w:val="000000"/>
+          <w:sz w:val="19"/>
+          <w:szCs w:val="19"/>
+          <w:bdr w:val="none" w:sz="0" w:space="0" w:color="auto" w:frame="1"/>
+          <w:lang w:eastAsia="en-US"/>
+        </w:rPr>
+        <w:t>BH</w:t>
+      </w:r>
       <w:r>
         <w:rPr>
           <w:rFonts w:ascii="Lucida Grande" w:eastAsia="Times New Roman" w:hAnsi="Lucida Grande" w:cs="Lucida Grande"/>
@@ -6687,9 +5959,41 @@
           <w:shd w:val="clear" w:color="auto" w:fill="FFFFFF"/>
           <w:lang w:eastAsia="en-US"/>
         </w:rPr>
-        <w:t>dex</w:t>
-      </w:r>
-      <w:proofErr w:type="spellEnd"/>
+        <w:t>-</w:t>
+      </w:r>
+      <w:r>
+        <w:rPr>
+          <w:rFonts w:ascii="STIXGeneral-Italic" w:eastAsia="Times New Roman" w:hAnsi="STIXGeneral-Italic" w:cs="Lucida Grande"/>
+          <w:color w:val="000000"/>
+          <w:sz w:val="27"/>
+          <w:szCs w:val="27"/>
+          <w:bdr w:val="none" w:sz="0" w:space="0" w:color="auto" w:frame="1"/>
+          <w:lang w:eastAsia="en-US"/>
+        </w:rPr>
+        <w:t>M</w:t>
+      </w:r>
+      <w:r>
+        <w:rPr>
+          <w:rFonts w:ascii="STIXGeneral-Regular" w:eastAsia="Times New Roman" w:hAnsi="STIXGeneral-Regular" w:cs="Lucida Grande"/>
+          <w:color w:val="000000"/>
+          <w:sz w:val="19"/>
+          <w:szCs w:val="19"/>
+          <w:bdr w:val="none" w:sz="0" w:space="0" w:color="auto" w:frame="1"/>
+          <w:lang w:eastAsia="en-US"/>
+        </w:rPr>
+        <w:t>∗,</w:t>
+      </w:r>
+      <w:r>
+        <w:rPr>
+          <w:rFonts w:ascii="STIXGeneral-Italic" w:eastAsia="Times New Roman" w:hAnsi="STIXGeneral-Italic" w:cs="Lucida Grande"/>
+          <w:color w:val="000000"/>
+          <w:sz w:val="19"/>
+          <w:szCs w:val="19"/>
+          <w:bdr w:val="none" w:sz="0" w:space="0" w:color="auto" w:frame="1"/>
+          <w:lang w:eastAsia="en-US"/>
+        </w:rPr>
+        <w:t>gal</w:t>
+      </w:r>
       <w:r>
         <w:rPr>
           <w:rFonts w:ascii="Lucida Grande" w:eastAsia="Times New Roman" w:hAnsi="Lucida Grande" w:cs="Lucida Grande"/>
@@ -6699,7 +6003,7 @@
           <w:shd w:val="clear" w:color="auto" w:fill="FFFFFF"/>
           <w:lang w:eastAsia="en-US"/>
         </w:rPr>
-        <w:t xml:space="preserve"> depending on the sample. For </w:t>
+        <w:t>relations due to barred versus non-barred, or core-Sérsic versus Sérsic, early-type galaxies. For reference, the ensemble of late-type galaxies (which invariably are Sérsic galaxies) follow </w:t>
       </w:r>
       <w:r>
         <w:rPr>
@@ -6722,50 +6026,6 @@
           <w:lang w:eastAsia="en-US"/>
         </w:rPr>
         <w:t>BH</w:t>
-      </w:r>
-      <w:r>
-        <w:rPr>
-          <w:rFonts w:ascii="STIXGeneral-Regular" w:eastAsia="Times New Roman" w:hAnsi="STIXGeneral-Regular" w:cs="Lucida Grande"/>
-          <w:color w:val="000000"/>
-          <w:sz w:val="27"/>
-          <w:szCs w:val="27"/>
-          <w:bdr w:val="none" w:sz="0" w:space="0" w:color="auto" w:frame="1"/>
-          <w:lang w:eastAsia="en-US"/>
-        </w:rPr>
-        <w:t>≳10</w:t>
-      </w:r>
-      <w:r>
-        <w:rPr>
-          <w:rFonts w:ascii="STIXGeneral-Regular" w:eastAsia="Times New Roman" w:hAnsi="STIXGeneral-Regular" w:cs="Lucida Grande"/>
-          <w:color w:val="000000"/>
-          <w:sz w:val="19"/>
-          <w:szCs w:val="19"/>
-          <w:bdr w:val="none" w:sz="0" w:space="0" w:color="auto" w:frame="1"/>
-          <w:lang w:eastAsia="en-US"/>
-        </w:rPr>
-        <w:t>7</w:t>
-      </w:r>
-      <w:r>
-        <w:rPr>
-          <w:rFonts w:ascii="STIXGeneral-Italic" w:eastAsia="Times New Roman" w:hAnsi="STIXGeneral-Italic" w:cs="Lucida Grande"/>
-          <w:color w:val="000000"/>
-          <w:sz w:val="27"/>
-          <w:szCs w:val="27"/>
-          <w:bdr w:val="none" w:sz="0" w:space="0" w:color="auto" w:frame="1"/>
-          <w:lang w:eastAsia="en-US"/>
-        </w:rPr>
-        <w:t>M</w:t>
-      </w:r>
-      <w:r>
-        <w:rPr>
-          <w:rFonts w:ascii="STIXGeneral-Regular" w:eastAsia="Times New Roman" w:hAnsi="STIXGeneral-Regular" w:cs="Lucida Grande"/>
-          <w:color w:val="000000"/>
-          <w:sz w:val="19"/>
-          <w:szCs w:val="19"/>
-          <w:bdr w:val="none" w:sz="0" w:space="0" w:color="auto" w:frame="1"/>
-          <w:lang w:eastAsia="en-US"/>
-        </w:rPr>
-        <w:t>⊙</w:t>
       </w:r>
       <w:r>
         <w:rPr>
@@ -6776,29 +6036,40 @@
           <w:shd w:val="clear" w:color="auto" w:fill="FFFFFF"/>
           <w:lang w:eastAsia="en-US"/>
         </w:rPr>
-        <w:t>, we detect no significant bend nor offset in either the </w:t>
-      </w:r>
-      <w:r>
-        <w:rPr>
-          <w:rFonts w:ascii="STIXGeneral-Italic" w:eastAsia="Times New Roman" w:hAnsi="STIXGeneral-Italic" w:cs="Lucida Grande"/>
-          <w:color w:val="000000"/>
-          <w:sz w:val="27"/>
-          <w:szCs w:val="27"/>
-          <w:bdr w:val="none" w:sz="0" w:space="0" w:color="auto" w:frame="1"/>
-          <w:lang w:eastAsia="en-US"/>
-        </w:rPr>
-        <w:t>M</w:t>
-      </w:r>
-      <w:r>
-        <w:rPr>
-          <w:rFonts w:ascii="STIXGeneral-Italic" w:eastAsia="Times New Roman" w:hAnsi="STIXGeneral-Italic" w:cs="Lucida Grande"/>
-          <w:color w:val="000000"/>
-          <w:sz w:val="19"/>
-          <w:szCs w:val="19"/>
-          <w:bdr w:val="none" w:sz="0" w:space="0" w:color="auto" w:frame="1"/>
-          <w:lang w:eastAsia="en-US"/>
-        </w:rPr>
-        <w:t>BH</w:t>
+        <w:t>-</w:t>
+      </w:r>
+      <w:r>
+        <w:rPr>
+          <w:rFonts w:ascii="STIXGeneral-Italic" w:eastAsia="Times New Roman" w:hAnsi="STIXGeneral-Italic" w:cs="Lucida Grande"/>
+          <w:color w:val="000000"/>
+          <w:sz w:val="27"/>
+          <w:szCs w:val="27"/>
+          <w:bdr w:val="none" w:sz="0" w:space="0" w:color="auto" w:frame="1"/>
+          <w:lang w:eastAsia="en-US"/>
+        </w:rPr>
+        <w:t>M</w:t>
+      </w:r>
+      <w:r>
+        <w:rPr>
+          <w:rFonts w:ascii="STIXGeneral-Regular" w:eastAsia="Times New Roman" w:hAnsi="STIXGeneral-Regular" w:cs="Lucida Grande"/>
+          <w:color w:val="000000"/>
+          <w:sz w:val="19"/>
+          <w:szCs w:val="19"/>
+          <w:bdr w:val="none" w:sz="0" w:space="0" w:color="auto" w:frame="1"/>
+          <w:lang w:eastAsia="en-US"/>
+        </w:rPr>
+        <w:t>∗,</w:t>
+      </w:r>
+      <w:r>
+        <w:rPr>
+          <w:rFonts w:ascii="STIXGeneral-Italic" w:eastAsia="Times New Roman" w:hAnsi="STIXGeneral-Italic" w:cs="Lucida Grande"/>
+          <w:color w:val="000000"/>
+          <w:sz w:val="19"/>
+          <w:szCs w:val="19"/>
+          <w:bdr w:val="none" w:sz="0" w:space="0" w:color="auto" w:frame="1"/>
+          <w:lang w:eastAsia="en-US"/>
+        </w:rPr>
+        <w:t>sph</w:t>
       </w:r>
       <w:r>
         <w:rPr>
@@ -6809,43 +6080,30 @@
           <w:shd w:val="clear" w:color="auto" w:fill="FFFFFF"/>
           <w:lang w:eastAsia="en-US"/>
         </w:rPr>
-        <w:t>-</w:t>
-      </w:r>
-      <w:r>
-        <w:rPr>
-          <w:rFonts w:ascii="STIXGeneral-Italic" w:eastAsia="Times New Roman" w:hAnsi="STIXGeneral-Italic" w:cs="Lucida Grande"/>
-          <w:color w:val="000000"/>
-          <w:sz w:val="27"/>
-          <w:szCs w:val="27"/>
-          <w:bdr w:val="none" w:sz="0" w:space="0" w:color="auto" w:frame="1"/>
-          <w:lang w:eastAsia="en-US"/>
-        </w:rPr>
-        <w:t>M</w:t>
-      </w:r>
-      <w:r>
-        <w:rPr>
-          <w:rFonts w:ascii="STIXGeneral-Regular" w:eastAsia="Times New Roman" w:hAnsi="STIXGeneral-Regular" w:cs="Lucida Grande"/>
-          <w:color w:val="000000"/>
-          <w:sz w:val="19"/>
-          <w:szCs w:val="19"/>
-          <w:bdr w:val="none" w:sz="0" w:space="0" w:color="auto" w:frame="1"/>
-          <w:lang w:eastAsia="en-US"/>
-        </w:rPr>
-        <w:t>∗,</w:t>
-      </w:r>
-      <w:proofErr w:type="spellStart"/>
-      <w:r>
-        <w:rPr>
-          <w:rFonts w:ascii="STIXGeneral-Italic" w:eastAsia="Times New Roman" w:hAnsi="STIXGeneral-Italic" w:cs="Lucida Grande"/>
-          <w:color w:val="000000"/>
-          <w:sz w:val="19"/>
-          <w:szCs w:val="19"/>
-          <w:bdr w:val="none" w:sz="0" w:space="0" w:color="auto" w:frame="1"/>
-          <w:lang w:eastAsia="en-US"/>
-        </w:rPr>
-        <w:t>sph</w:t>
-      </w:r>
-      <w:proofErr w:type="spellEnd"/>
+        <w:t> and </w:t>
+      </w:r>
+      <w:r>
+        <w:rPr>
+          <w:rFonts w:ascii="STIXGeneral-Italic" w:eastAsia="Times New Roman" w:hAnsi="STIXGeneral-Italic" w:cs="Lucida Grande"/>
+          <w:color w:val="000000"/>
+          <w:sz w:val="27"/>
+          <w:szCs w:val="27"/>
+          <w:bdr w:val="none" w:sz="0" w:space="0" w:color="auto" w:frame="1"/>
+          <w:lang w:eastAsia="en-US"/>
+        </w:rPr>
+        <w:t>M</w:t>
+      </w:r>
+      <w:r>
+        <w:rPr>
+          <w:rFonts w:ascii="STIXGeneral-Italic" w:eastAsia="Times New Roman" w:hAnsi="STIXGeneral-Italic" w:cs="Lucida Grande"/>
+          <w:color w:val="000000"/>
+          <w:sz w:val="19"/>
+          <w:szCs w:val="19"/>
+          <w:bdr w:val="none" w:sz="0" w:space="0" w:color="auto" w:frame="1"/>
+          <w:lang w:eastAsia="en-US"/>
+        </w:rPr>
+        <w:t>BH</w:t>
+      </w:r>
       <w:r>
         <w:rPr>
           <w:rFonts w:ascii="Lucida Grande" w:eastAsia="Times New Roman" w:hAnsi="Lucida Grande" w:cs="Lucida Grande"/>
@@ -6855,39 +6113,6 @@
           <w:shd w:val="clear" w:color="auto" w:fill="FFFFFF"/>
           <w:lang w:eastAsia="en-US"/>
         </w:rPr>
-        <w:t> or </w:t>
-      </w:r>
-      <w:r>
-        <w:rPr>
-          <w:rFonts w:ascii="STIXGeneral-Italic" w:eastAsia="Times New Roman" w:hAnsi="STIXGeneral-Italic" w:cs="Lucida Grande"/>
-          <w:color w:val="000000"/>
-          <w:sz w:val="27"/>
-          <w:szCs w:val="27"/>
-          <w:bdr w:val="none" w:sz="0" w:space="0" w:color="auto" w:frame="1"/>
-          <w:lang w:eastAsia="en-US"/>
-        </w:rPr>
-        <w:t>M</w:t>
-      </w:r>
-      <w:r>
-        <w:rPr>
-          <w:rFonts w:ascii="STIXGeneral-Italic" w:eastAsia="Times New Roman" w:hAnsi="STIXGeneral-Italic" w:cs="Lucida Grande"/>
-          <w:color w:val="000000"/>
-          <w:sz w:val="19"/>
-          <w:szCs w:val="19"/>
-          <w:bdr w:val="none" w:sz="0" w:space="0" w:color="auto" w:frame="1"/>
-          <w:lang w:eastAsia="en-US"/>
-        </w:rPr>
-        <w:t>BH</w:t>
-      </w:r>
-      <w:r>
-        <w:rPr>
-          <w:rFonts w:ascii="Lucida Grande" w:eastAsia="Times New Roman" w:hAnsi="Lucida Grande" w:cs="Lucida Grande"/>
-          <w:color w:val="000000"/>
-          <w:sz w:val="23"/>
-          <w:szCs w:val="23"/>
-          <w:shd w:val="clear" w:color="auto" w:fill="FFFFFF"/>
-          <w:lang w:eastAsia="en-US"/>
-        </w:rPr>
         <w:t>-</w:t>
       </w:r>
       <w:r>
@@ -6912,7 +6137,6 @@
         </w:rPr>
         <w:t>∗,</w:t>
       </w:r>
-      <w:proofErr w:type="spellStart"/>
       <w:r>
         <w:rPr>
           <w:rFonts w:ascii="STIXGeneral-Italic" w:eastAsia="Times New Roman" w:hAnsi="STIXGeneral-Italic" w:cs="Lucida Grande"/>
@@ -6924,248 +6148,6 @@
         </w:rPr>
         <w:t>gal</w:t>
       </w:r>
-      <w:r>
-        <w:rPr>
-          <w:rFonts w:ascii="Lucida Grande" w:eastAsia="Times New Roman" w:hAnsi="Lucida Grande" w:cs="Lucida Grande"/>
-          <w:color w:val="000000"/>
-          <w:sz w:val="23"/>
-          <w:szCs w:val="23"/>
-          <w:shd w:val="clear" w:color="auto" w:fill="FFFFFF"/>
-          <w:lang w:eastAsia="en-US"/>
-        </w:rPr>
-        <w:t>relations</w:t>
-      </w:r>
-      <w:proofErr w:type="spellEnd"/>
-      <w:r>
-        <w:rPr>
-          <w:rFonts w:ascii="Lucida Grande" w:eastAsia="Times New Roman" w:hAnsi="Lucida Grande" w:cs="Lucida Grande"/>
-          <w:color w:val="000000"/>
-          <w:sz w:val="23"/>
-          <w:szCs w:val="23"/>
-          <w:shd w:val="clear" w:color="auto" w:fill="FFFFFF"/>
-          <w:lang w:eastAsia="en-US"/>
-        </w:rPr>
-        <w:t xml:space="preserve"> due to barred versus non-barred, or core-</w:t>
-      </w:r>
-      <w:proofErr w:type="spellStart"/>
-      <w:r>
-        <w:rPr>
-          <w:rFonts w:ascii="Lucida Grande" w:eastAsia="Times New Roman" w:hAnsi="Lucida Grande" w:cs="Lucida Grande"/>
-          <w:color w:val="000000"/>
-          <w:sz w:val="23"/>
-          <w:szCs w:val="23"/>
-          <w:shd w:val="clear" w:color="auto" w:fill="FFFFFF"/>
-          <w:lang w:eastAsia="en-US"/>
-        </w:rPr>
-        <w:t>Sérsic</w:t>
-      </w:r>
-      <w:proofErr w:type="spellEnd"/>
-      <w:r>
-        <w:rPr>
-          <w:rFonts w:ascii="Lucida Grande" w:eastAsia="Times New Roman" w:hAnsi="Lucida Grande" w:cs="Lucida Grande"/>
-          <w:color w:val="000000"/>
-          <w:sz w:val="23"/>
-          <w:szCs w:val="23"/>
-          <w:shd w:val="clear" w:color="auto" w:fill="FFFFFF"/>
-          <w:lang w:eastAsia="en-US"/>
-        </w:rPr>
-        <w:t xml:space="preserve"> versus </w:t>
-      </w:r>
-      <w:proofErr w:type="spellStart"/>
-      <w:r>
-        <w:rPr>
-          <w:rFonts w:ascii="Lucida Grande" w:eastAsia="Times New Roman" w:hAnsi="Lucida Grande" w:cs="Lucida Grande"/>
-          <w:color w:val="000000"/>
-          <w:sz w:val="23"/>
-          <w:szCs w:val="23"/>
-          <w:shd w:val="clear" w:color="auto" w:fill="FFFFFF"/>
-          <w:lang w:eastAsia="en-US"/>
-        </w:rPr>
-        <w:t>Sérsic</w:t>
-      </w:r>
-      <w:proofErr w:type="spellEnd"/>
-      <w:r>
-        <w:rPr>
-          <w:rFonts w:ascii="Lucida Grande" w:eastAsia="Times New Roman" w:hAnsi="Lucida Grande" w:cs="Lucida Grande"/>
-          <w:color w:val="000000"/>
-          <w:sz w:val="23"/>
-          <w:szCs w:val="23"/>
-          <w:shd w:val="clear" w:color="auto" w:fill="FFFFFF"/>
-          <w:lang w:eastAsia="en-US"/>
-        </w:rPr>
-        <w:t xml:space="preserve">, early-type galaxies. For reference, the ensemble of late-type galaxies (which invariably are </w:t>
-      </w:r>
-      <w:proofErr w:type="spellStart"/>
-      <w:r>
-        <w:rPr>
-          <w:rFonts w:ascii="Lucida Grande" w:eastAsia="Times New Roman" w:hAnsi="Lucida Grande" w:cs="Lucida Grande"/>
-          <w:color w:val="000000"/>
-          <w:sz w:val="23"/>
-          <w:szCs w:val="23"/>
-          <w:shd w:val="clear" w:color="auto" w:fill="FFFFFF"/>
-          <w:lang w:eastAsia="en-US"/>
-        </w:rPr>
-        <w:t>Sérsic</w:t>
-      </w:r>
-      <w:proofErr w:type="spellEnd"/>
-      <w:r>
-        <w:rPr>
-          <w:rFonts w:ascii="Lucida Grande" w:eastAsia="Times New Roman" w:hAnsi="Lucida Grande" w:cs="Lucida Grande"/>
-          <w:color w:val="000000"/>
-          <w:sz w:val="23"/>
-          <w:szCs w:val="23"/>
-          <w:shd w:val="clear" w:color="auto" w:fill="FFFFFF"/>
-          <w:lang w:eastAsia="en-US"/>
-        </w:rPr>
-        <w:t xml:space="preserve"> galaxies) follow </w:t>
-      </w:r>
-      <w:r>
-        <w:rPr>
-          <w:rFonts w:ascii="STIXGeneral-Italic" w:eastAsia="Times New Roman" w:hAnsi="STIXGeneral-Italic" w:cs="Lucida Grande"/>
-          <w:color w:val="000000"/>
-          <w:sz w:val="27"/>
-          <w:szCs w:val="27"/>
-          <w:bdr w:val="none" w:sz="0" w:space="0" w:color="auto" w:frame="1"/>
-          <w:lang w:eastAsia="en-US"/>
-        </w:rPr>
-        <w:t>M</w:t>
-      </w:r>
-      <w:r>
-        <w:rPr>
-          <w:rFonts w:ascii="STIXGeneral-Italic" w:eastAsia="Times New Roman" w:hAnsi="STIXGeneral-Italic" w:cs="Lucida Grande"/>
-          <w:color w:val="000000"/>
-          <w:sz w:val="19"/>
-          <w:szCs w:val="19"/>
-          <w:bdr w:val="none" w:sz="0" w:space="0" w:color="auto" w:frame="1"/>
-          <w:lang w:eastAsia="en-US"/>
-        </w:rPr>
-        <w:t>BH</w:t>
-      </w:r>
-      <w:r>
-        <w:rPr>
-          <w:rFonts w:ascii="Lucida Grande" w:eastAsia="Times New Roman" w:hAnsi="Lucida Grande" w:cs="Lucida Grande"/>
-          <w:color w:val="000000"/>
-          <w:sz w:val="23"/>
-          <w:szCs w:val="23"/>
-          <w:shd w:val="clear" w:color="auto" w:fill="FFFFFF"/>
-          <w:lang w:eastAsia="en-US"/>
-        </w:rPr>
-        <w:t>-</w:t>
-      </w:r>
-      <w:r>
-        <w:rPr>
-          <w:rFonts w:ascii="STIXGeneral-Italic" w:eastAsia="Times New Roman" w:hAnsi="STIXGeneral-Italic" w:cs="Lucida Grande"/>
-          <w:color w:val="000000"/>
-          <w:sz w:val="27"/>
-          <w:szCs w:val="27"/>
-          <w:bdr w:val="none" w:sz="0" w:space="0" w:color="auto" w:frame="1"/>
-          <w:lang w:eastAsia="en-US"/>
-        </w:rPr>
-        <w:t>M</w:t>
-      </w:r>
-      <w:r>
-        <w:rPr>
-          <w:rFonts w:ascii="STIXGeneral-Regular" w:eastAsia="Times New Roman" w:hAnsi="STIXGeneral-Regular" w:cs="Lucida Grande"/>
-          <w:color w:val="000000"/>
-          <w:sz w:val="19"/>
-          <w:szCs w:val="19"/>
-          <w:bdr w:val="none" w:sz="0" w:space="0" w:color="auto" w:frame="1"/>
-          <w:lang w:eastAsia="en-US"/>
-        </w:rPr>
-        <w:t>∗,</w:t>
-      </w:r>
-      <w:proofErr w:type="spellStart"/>
-      <w:r>
-        <w:rPr>
-          <w:rFonts w:ascii="STIXGeneral-Italic" w:eastAsia="Times New Roman" w:hAnsi="STIXGeneral-Italic" w:cs="Lucida Grande"/>
-          <w:color w:val="000000"/>
-          <w:sz w:val="19"/>
-          <w:szCs w:val="19"/>
-          <w:bdr w:val="none" w:sz="0" w:space="0" w:color="auto" w:frame="1"/>
-          <w:lang w:eastAsia="en-US"/>
-        </w:rPr>
-        <w:t>sph</w:t>
-      </w:r>
-      <w:proofErr w:type="spellEnd"/>
-      <w:r>
-        <w:rPr>
-          <w:rFonts w:ascii="Lucida Grande" w:eastAsia="Times New Roman" w:hAnsi="Lucida Grande" w:cs="Lucida Grande"/>
-          <w:color w:val="000000"/>
-          <w:sz w:val="23"/>
-          <w:szCs w:val="23"/>
-          <w:shd w:val="clear" w:color="auto" w:fill="FFFFFF"/>
-          <w:lang w:eastAsia="en-US"/>
-        </w:rPr>
-        <w:t> and </w:t>
-      </w:r>
-      <w:proofErr w:type="spellStart"/>
-      <w:r>
-        <w:rPr>
-          <w:rFonts w:ascii="STIXGeneral-Italic" w:eastAsia="Times New Roman" w:hAnsi="STIXGeneral-Italic" w:cs="Lucida Grande"/>
-          <w:color w:val="000000"/>
-          <w:sz w:val="27"/>
-          <w:szCs w:val="27"/>
-          <w:bdr w:val="none" w:sz="0" w:space="0" w:color="auto" w:frame="1"/>
-          <w:lang w:eastAsia="en-US"/>
-        </w:rPr>
-        <w:t>M</w:t>
-      </w:r>
-      <w:r>
-        <w:rPr>
-          <w:rFonts w:ascii="STIXGeneral-Italic" w:eastAsia="Times New Roman" w:hAnsi="STIXGeneral-Italic" w:cs="Lucida Grande"/>
-          <w:color w:val="000000"/>
-          <w:sz w:val="19"/>
-          <w:szCs w:val="19"/>
-          <w:bdr w:val="none" w:sz="0" w:space="0" w:color="auto" w:frame="1"/>
-          <w:lang w:eastAsia="en-US"/>
-        </w:rPr>
-        <w:t>BH</w:t>
-      </w:r>
-      <w:r>
-        <w:rPr>
-          <w:rFonts w:ascii="Lucida Grande" w:eastAsia="Times New Roman" w:hAnsi="Lucida Grande" w:cs="Lucida Grande"/>
-          <w:color w:val="000000"/>
-          <w:sz w:val="23"/>
-          <w:szCs w:val="23"/>
-          <w:shd w:val="clear" w:color="auto" w:fill="FFFFFF"/>
-          <w:lang w:eastAsia="en-US"/>
-        </w:rPr>
-        <w:t>-</w:t>
-      </w:r>
-      <w:r>
-        <w:rPr>
-          <w:rFonts w:ascii="STIXGeneral-Italic" w:eastAsia="Times New Roman" w:hAnsi="STIXGeneral-Italic" w:cs="Lucida Grande"/>
-          <w:color w:val="000000"/>
-          <w:sz w:val="27"/>
-          <w:szCs w:val="27"/>
-          <w:bdr w:val="none" w:sz="0" w:space="0" w:color="auto" w:frame="1"/>
-          <w:lang w:eastAsia="en-US"/>
-        </w:rPr>
-        <w:t>M</w:t>
-      </w:r>
-      <w:r>
-        <w:rPr>
-          <w:rFonts w:ascii="STIXGeneral-Regular" w:eastAsia="Times New Roman" w:hAnsi="STIXGeneral-Regular" w:cs="Lucida Grande"/>
-          <w:color w:val="000000"/>
-          <w:sz w:val="19"/>
-          <w:szCs w:val="19"/>
-          <w:bdr w:val="none" w:sz="0" w:space="0" w:color="auto" w:frame="1"/>
-          <w:lang w:eastAsia="en-US"/>
-        </w:rPr>
-        <w:t>∗,</w:t>
-      </w:r>
-      <w:r>
-        <w:rPr>
-          <w:rFonts w:ascii="STIXGeneral-Italic" w:eastAsia="Times New Roman" w:hAnsi="STIXGeneral-Italic" w:cs="Lucida Grande"/>
-          <w:color w:val="000000"/>
-          <w:sz w:val="19"/>
-          <w:szCs w:val="19"/>
-          <w:bdr w:val="none" w:sz="0" w:space="0" w:color="auto" w:frame="1"/>
-          <w:lang w:eastAsia="en-US"/>
-        </w:rPr>
-        <w:t>gal</w:t>
-      </w:r>
-      <w:proofErr w:type="spellEnd"/>
       <w:r>
         <w:rPr>
           <w:rFonts w:ascii="Lucida Grande" w:eastAsia="Times New Roman" w:hAnsi="Lucida Grande" w:cs="Lucida Grande"/>
@@ -7271,7 +6253,6 @@
         </w:rPr>
         <w:t>The density-wave theory of spiral structure proposes that star formation occurs in or near a spiral-shaped region of higher density that rotates rigidly within the galactic disk at a fixed pattern speed. In most interpretations of this theory, newborn stars move downstream of this position as they come into view, forming a downstream spiral which is tighter, with a smaller pitch angle than that of the density wave itself. Rival theories, including theories which see spiral arms as essentially transient structures, may demand that pitch angle should not depend on wavelength. We measure the pitch angle of a large sample of galaxies at several wavelengths associated with star formation or very young stars (8.0 </w:t>
       </w:r>
-      <w:proofErr w:type="spellStart"/>
       <w:r>
         <w:rPr>
           <w:rFonts w:ascii="Georgia" w:eastAsia="Times New Roman" w:hAnsi="Georgia" w:cs="Times New Roman"/>
@@ -7293,18 +6274,7 @@
           <w:szCs w:val="27"/>
           <w:lang w:eastAsia="en-US"/>
         </w:rPr>
-        <w:t>m</w:t>
-      </w:r>
-      <w:proofErr w:type="spellEnd"/>
-      <w:r>
-        <w:rPr>
-          <w:rFonts w:ascii="Georgia" w:eastAsia="Times New Roman" w:hAnsi="Georgia" w:cs="Times New Roman"/>
-          <w:color w:val="333333"/>
-          <w:sz w:val="27"/>
-          <w:szCs w:val="27"/>
-          <w:lang w:eastAsia="en-US"/>
-        </w:rPr>
-        <w:t>, H-</w:t>
+        <w:t>m, H-</w:t>
       </w:r>
       <w:r>
         <w:rPr>
@@ -7352,7 +6322,6 @@
         </w:rPr>
         <w:t> band and at 3.6 </w:t>
       </w:r>
-      <w:proofErr w:type="spellStart"/>
       <w:r>
         <w:rPr>
           <w:rFonts w:ascii="Georgia" w:eastAsia="Times New Roman" w:hAnsi="Georgia" w:cs="Times New Roman"/>
@@ -7374,18 +6343,7 @@
           <w:szCs w:val="27"/>
           <w:lang w:eastAsia="en-US"/>
         </w:rPr>
-        <w:t>m</w:t>
-      </w:r>
-      <w:proofErr w:type="spellEnd"/>
-      <w:r>
-        <w:rPr>
-          <w:rFonts w:ascii="Georgia" w:eastAsia="Times New Roman" w:hAnsi="Georgia" w:cs="Times New Roman"/>
-          <w:color w:val="333333"/>
-          <w:sz w:val="27"/>
-          <w:szCs w:val="27"/>
-          <w:lang w:eastAsia="en-US"/>
-        </w:rPr>
-        <w:t xml:space="preserve"> have unambiguously tighter spirals than the star-forming wavelengths. In addition we have measured in the </w:t>
+        <w:t>m have unambiguously tighter spirals than the star-forming wavelengths. In addition we have measured in the </w:t>
       </w:r>
       <w:r>
         <w:rPr>
@@ -7471,9 +6429,74 @@
           <w:shd w:val="clear" w:color="auto" w:fill="FFFFFF"/>
           <w:lang w:eastAsia="en-GB"/>
         </w:rPr>
-        <w:t>), we build upon our previous discoveries that: (</w:t>
-      </w:r>
-      <w:proofErr w:type="spellStart"/>
+        <w:t>), we build upon our previous discoveries that: (i) LTGs, most of which have been alleged to contain a pseudobulge, follow the relation </w:t>
+      </w:r>
+      <w:r>
+        <w:rPr>
+          <w:rFonts w:ascii="STIXGeneral-Italic" w:eastAsia="Times New Roman" w:hAnsi="STIXGeneral-Italic" w:cs="Lucida Grande"/>
+          <w:color w:val="000000"/>
+          <w:sz w:val="25"/>
+          <w:szCs w:val="25"/>
+          <w:bdr w:val="none" w:sz="0" w:space="0" w:color="auto" w:frame="1"/>
+          <w:lang w:eastAsia="en-GB"/>
+        </w:rPr>
+        <w:t>M</w:t>
+      </w:r>
+      <w:r>
+        <w:rPr>
+          <w:rFonts w:ascii="STIXGeneral-Italic" w:eastAsia="Times New Roman" w:hAnsi="STIXGeneral-Italic" w:cs="Lucida Grande"/>
+          <w:color w:val="000000"/>
+          <w:sz w:val="18"/>
+          <w:szCs w:val="18"/>
+          <w:bdr w:val="none" w:sz="0" w:space="0" w:color="auto" w:frame="1"/>
+          <w:lang w:eastAsia="en-GB"/>
+        </w:rPr>
+        <w:t>BH</w:t>
+      </w:r>
+      <w:r>
+        <w:rPr>
+          <w:rFonts w:ascii="STIXGeneral-Regular" w:eastAsia="Times New Roman" w:hAnsi="STIXGeneral-Regular" w:cs="Lucida Grande"/>
+          <w:color w:val="000000"/>
+          <w:sz w:val="25"/>
+          <w:szCs w:val="25"/>
+          <w:bdr w:val="none" w:sz="0" w:space="0" w:color="auto" w:frame="1"/>
+          <w:lang w:eastAsia="en-GB"/>
+        </w:rPr>
+        <w:t>∝</w:t>
+      </w:r>
+      <w:r>
+        <w:rPr>
+          <w:rFonts w:ascii="STIXGeneral-Italic" w:eastAsia="Times New Roman" w:hAnsi="STIXGeneral-Italic" w:cs="Lucida Grande"/>
+          <w:color w:val="000000"/>
+          <w:sz w:val="25"/>
+          <w:szCs w:val="25"/>
+          <w:bdr w:val="none" w:sz="0" w:space="0" w:color="auto" w:frame="1"/>
+          <w:lang w:eastAsia="en-GB"/>
+        </w:rPr>
+        <w:t>M</w:t>
+      </w:r>
+      <w:r>
+        <w:rPr>
+          <w:rFonts w:ascii="STIXGeneral-Regular" w:eastAsia="Times New Roman" w:hAnsi="STIXGeneral-Regular" w:cs="Lucida Grande"/>
+          <w:color w:val="000000"/>
+          <w:sz w:val="18"/>
+          <w:szCs w:val="18"/>
+          <w:bdr w:val="none" w:sz="0" w:space="0" w:color="auto" w:frame="1"/>
+          <w:lang w:eastAsia="en-GB"/>
+        </w:rPr>
+        <w:t>2.16±0.32∗,</w:t>
+      </w:r>
+      <w:r>
+        <w:rPr>
+          <w:rFonts w:ascii="STIXGeneral-Italic" w:eastAsia="Times New Roman" w:hAnsi="STIXGeneral-Italic" w:cs="Lucida Grande"/>
+          <w:color w:val="000000"/>
+          <w:sz w:val="18"/>
+          <w:szCs w:val="18"/>
+          <w:bdr w:val="none" w:sz="0" w:space="0" w:color="auto" w:frame="1"/>
+          <w:lang w:eastAsia="en-GB"/>
+        </w:rPr>
+        <w:t>sph</w:t>
+      </w:r>
       <w:r>
         <w:rPr>
           <w:rFonts w:ascii="Lucida Grande" w:eastAsia="Times New Roman" w:hAnsi="Lucida Grande" w:cs="Lucida Grande"/>
@@ -7483,9 +6506,74 @@
           <w:shd w:val="clear" w:color="auto" w:fill="FFFFFF"/>
           <w:lang w:eastAsia="en-GB"/>
         </w:rPr>
-        <w:t>i</w:t>
-      </w:r>
-      <w:proofErr w:type="spellEnd"/>
+        <w:t>; and (ii) the ETG relation </w:t>
+      </w:r>
+      <w:r>
+        <w:rPr>
+          <w:rFonts w:ascii="STIXGeneral-Italic" w:eastAsia="Times New Roman" w:hAnsi="STIXGeneral-Italic" w:cs="Lucida Grande"/>
+          <w:color w:val="000000"/>
+          <w:sz w:val="25"/>
+          <w:szCs w:val="25"/>
+          <w:bdr w:val="none" w:sz="0" w:space="0" w:color="auto" w:frame="1"/>
+          <w:lang w:eastAsia="en-GB"/>
+        </w:rPr>
+        <w:t>M</w:t>
+      </w:r>
+      <w:r>
+        <w:rPr>
+          <w:rFonts w:ascii="STIXGeneral-Italic" w:eastAsia="Times New Roman" w:hAnsi="STIXGeneral-Italic" w:cs="Lucida Grande"/>
+          <w:color w:val="000000"/>
+          <w:sz w:val="18"/>
+          <w:szCs w:val="18"/>
+          <w:bdr w:val="none" w:sz="0" w:space="0" w:color="auto" w:frame="1"/>
+          <w:lang w:eastAsia="en-GB"/>
+        </w:rPr>
+        <w:t>BH</w:t>
+      </w:r>
+      <w:r>
+        <w:rPr>
+          <w:rFonts w:ascii="STIXGeneral-Regular" w:eastAsia="Times New Roman" w:hAnsi="STIXGeneral-Regular" w:cs="Lucida Grande"/>
+          <w:color w:val="000000"/>
+          <w:sz w:val="25"/>
+          <w:szCs w:val="25"/>
+          <w:bdr w:val="none" w:sz="0" w:space="0" w:color="auto" w:frame="1"/>
+          <w:lang w:eastAsia="en-GB"/>
+        </w:rPr>
+        <w:t>∝</w:t>
+      </w:r>
+      <w:r>
+        <w:rPr>
+          <w:rFonts w:ascii="STIXGeneral-Italic" w:eastAsia="Times New Roman" w:hAnsi="STIXGeneral-Italic" w:cs="Lucida Grande"/>
+          <w:color w:val="000000"/>
+          <w:sz w:val="25"/>
+          <w:szCs w:val="25"/>
+          <w:bdr w:val="none" w:sz="0" w:space="0" w:color="auto" w:frame="1"/>
+          <w:lang w:eastAsia="en-GB"/>
+        </w:rPr>
+        <w:t>M</w:t>
+      </w:r>
+      <w:r>
+        <w:rPr>
+          <w:rFonts w:ascii="STIXGeneral-Regular" w:eastAsia="Times New Roman" w:hAnsi="STIXGeneral-Regular" w:cs="Lucida Grande"/>
+          <w:color w:val="000000"/>
+          <w:sz w:val="18"/>
+          <w:szCs w:val="18"/>
+          <w:bdr w:val="none" w:sz="0" w:space="0" w:color="auto" w:frame="1"/>
+          <w:lang w:eastAsia="en-GB"/>
+        </w:rPr>
+        <w:t>1.27±0.07∗,</w:t>
+      </w:r>
+      <w:r>
+        <w:rPr>
+          <w:rFonts w:ascii="STIXGeneral-Italic" w:eastAsia="Times New Roman" w:hAnsi="STIXGeneral-Italic" w:cs="Lucida Grande"/>
+          <w:color w:val="000000"/>
+          <w:sz w:val="18"/>
+          <w:szCs w:val="18"/>
+          <w:bdr w:val="none" w:sz="0" w:space="0" w:color="auto" w:frame="1"/>
+          <w:lang w:eastAsia="en-GB"/>
+        </w:rPr>
+        <w:t>sph</w:t>
+      </w:r>
       <w:r>
         <w:rPr>
           <w:rFonts w:ascii="Lucida Grande" w:eastAsia="Times New Roman" w:hAnsi="Lucida Grande" w:cs="Lucida Grande"/>
@@ -7495,9 +6583,74 @@
           <w:shd w:val="clear" w:color="auto" w:fill="FFFFFF"/>
           <w:lang w:eastAsia="en-GB"/>
         </w:rPr>
-        <w:t xml:space="preserve">) LTGs, most of which have been alleged to contain a </w:t>
-      </w:r>
-      <w:proofErr w:type="spellStart"/>
+        <w:t> is an artifact of ETGs with/without disks following parallel </w:t>
+      </w:r>
+      <w:r>
+        <w:rPr>
+          <w:rFonts w:ascii="STIXGeneral-Italic" w:eastAsia="Times New Roman" w:hAnsi="STIXGeneral-Italic" w:cs="Lucida Grande"/>
+          <w:color w:val="000000"/>
+          <w:sz w:val="25"/>
+          <w:szCs w:val="25"/>
+          <w:bdr w:val="none" w:sz="0" w:space="0" w:color="auto" w:frame="1"/>
+          <w:lang w:eastAsia="en-GB"/>
+        </w:rPr>
+        <w:t>M</w:t>
+      </w:r>
+      <w:r>
+        <w:rPr>
+          <w:rFonts w:ascii="STIXGeneral-Italic" w:eastAsia="Times New Roman" w:hAnsi="STIXGeneral-Italic" w:cs="Lucida Grande"/>
+          <w:color w:val="000000"/>
+          <w:sz w:val="18"/>
+          <w:szCs w:val="18"/>
+          <w:bdr w:val="none" w:sz="0" w:space="0" w:color="auto" w:frame="1"/>
+          <w:lang w:eastAsia="en-GB"/>
+        </w:rPr>
+        <w:t>BH</w:t>
+      </w:r>
+      <w:r>
+        <w:rPr>
+          <w:rFonts w:ascii="STIXGeneral-Regular" w:eastAsia="Times New Roman" w:hAnsi="STIXGeneral-Regular" w:cs="Lucida Grande"/>
+          <w:color w:val="000000"/>
+          <w:sz w:val="25"/>
+          <w:szCs w:val="25"/>
+          <w:bdr w:val="none" w:sz="0" w:space="0" w:color="auto" w:frame="1"/>
+          <w:lang w:eastAsia="en-GB"/>
+        </w:rPr>
+        <w:t>∝</w:t>
+      </w:r>
+      <w:r>
+        <w:rPr>
+          <w:rFonts w:ascii="STIXGeneral-Italic" w:eastAsia="Times New Roman" w:hAnsi="STIXGeneral-Italic" w:cs="Lucida Grande"/>
+          <w:color w:val="000000"/>
+          <w:sz w:val="25"/>
+          <w:szCs w:val="25"/>
+          <w:bdr w:val="none" w:sz="0" w:space="0" w:color="auto" w:frame="1"/>
+          <w:lang w:eastAsia="en-GB"/>
+        </w:rPr>
+        <w:t>M</w:t>
+      </w:r>
+      <w:r>
+        <w:rPr>
+          <w:rFonts w:ascii="STIXGeneral-Regular" w:eastAsia="Times New Roman" w:hAnsi="STIXGeneral-Regular" w:cs="Lucida Grande"/>
+          <w:color w:val="000000"/>
+          <w:sz w:val="18"/>
+          <w:szCs w:val="18"/>
+          <w:bdr w:val="none" w:sz="0" w:space="0" w:color="auto" w:frame="1"/>
+          <w:lang w:eastAsia="en-GB"/>
+        </w:rPr>
+        <w:t>1.9±0.2∗,</w:t>
+      </w:r>
+      <w:r>
+        <w:rPr>
+          <w:rFonts w:ascii="STIXGeneral-Italic" w:eastAsia="Times New Roman" w:hAnsi="STIXGeneral-Italic" w:cs="Lucida Grande"/>
+          <w:color w:val="000000"/>
+          <w:sz w:val="18"/>
+          <w:szCs w:val="18"/>
+          <w:bdr w:val="none" w:sz="0" w:space="0" w:color="auto" w:frame="1"/>
+          <w:lang w:eastAsia="en-GB"/>
+        </w:rPr>
+        <w:t>sph</w:t>
+      </w:r>
       <w:r>
         <w:rPr>
           <w:rFonts w:ascii="Lucida Grande" w:eastAsia="Times New Roman" w:hAnsi="Lucida Grande" w:cs="Lucida Grande"/>
@@ -7507,9 +6660,30 @@
           <w:shd w:val="clear" w:color="auto" w:fill="FFFFFF"/>
           <w:lang w:eastAsia="en-GB"/>
         </w:rPr>
-        <w:t>pseudobulge</w:t>
-      </w:r>
-      <w:proofErr w:type="spellEnd"/>
+        <w:t> relations which are offset by an order of magnitude in the </w:t>
+      </w:r>
+      <w:r>
+        <w:rPr>
+          <w:rFonts w:ascii="STIXGeneral-Italic" w:eastAsia="Times New Roman" w:hAnsi="STIXGeneral-Italic" w:cs="Lucida Grande"/>
+          <w:color w:val="000000"/>
+          <w:sz w:val="25"/>
+          <w:szCs w:val="25"/>
+          <w:bdr w:val="none" w:sz="0" w:space="0" w:color="auto" w:frame="1"/>
+          <w:lang w:eastAsia="en-GB"/>
+        </w:rPr>
+        <w:t>M</w:t>
+      </w:r>
+      <w:r>
+        <w:rPr>
+          <w:rFonts w:ascii="STIXGeneral-Italic" w:eastAsia="Times New Roman" w:hAnsi="STIXGeneral-Italic" w:cs="Lucida Grande"/>
+          <w:color w:val="000000"/>
+          <w:sz w:val="18"/>
+          <w:szCs w:val="18"/>
+          <w:bdr w:val="none" w:sz="0" w:space="0" w:color="auto" w:frame="1"/>
+          <w:lang w:eastAsia="en-GB"/>
+        </w:rPr>
+        <w:t>BH</w:t>
+      </w:r>
       <w:r>
         <w:rPr>
           <w:rFonts w:ascii="Lucida Grande" w:eastAsia="Times New Roman" w:hAnsi="Lucida Grande" w:cs="Lucida Grande"/>
@@ -7519,7 +6693,7 @@
           <w:shd w:val="clear" w:color="auto" w:fill="FFFFFF"/>
           <w:lang w:eastAsia="en-GB"/>
         </w:rPr>
-        <w:t>, follow the relation </w:t>
+        <w:t>-direction. Here we searched for substructure in the </w:t>
       </w:r>
       <w:r>
         <w:rPr>
@@ -7545,14 +6719,48 @@
       </w:r>
       <w:r>
         <w:rPr>
-          <w:rFonts w:ascii="STIXGeneral-Regular" w:eastAsia="Times New Roman" w:hAnsi="STIXGeneral-Regular" w:cs="Lucida Grande"/>
+          <w:rFonts w:ascii="Lucida Grande" w:eastAsia="Times New Roman" w:hAnsi="Lucida Grande" w:cs="Lucida Grande"/>
+          <w:color w:val="000000"/>
+          <w:sz w:val="20"/>
+          <w:szCs w:val="20"/>
+          <w:shd w:val="clear" w:color="auto" w:fill="FFFFFF"/>
+          <w:lang w:eastAsia="en-GB"/>
+        </w:rPr>
+        <w:t>-(central velocity dispersion, </w:t>
+      </w:r>
+      <w:r>
+        <w:rPr>
+          <w:rFonts w:ascii="STIXGeneral-Italic" w:eastAsia="Times New Roman" w:hAnsi="STIXGeneral-Italic" w:cs="Lucida Grande"/>
           <w:color w:val="000000"/>
           <w:sz w:val="25"/>
           <w:szCs w:val="25"/>
           <w:bdr w:val="none" w:sz="0" w:space="0" w:color="auto" w:frame="1"/>
           <w:lang w:eastAsia="en-GB"/>
         </w:rPr>
-        <w:t>∝</w:t>
+        <w:t>σ</w:t>
+      </w:r>
+      <w:r>
+        <w:rPr>
+          <w:rFonts w:ascii="Lucida Grande" w:eastAsia="Times New Roman" w:hAnsi="Lucida Grande" w:cs="Lucida Grande"/>
+          <w:color w:val="000000"/>
+          <w:sz w:val="20"/>
+          <w:szCs w:val="20"/>
+          <w:shd w:val="clear" w:color="auto" w:fill="FFFFFF"/>
+          <w:lang w:eastAsia="en-GB"/>
+        </w:rPr>
+        <w:t xml:space="preserve">) diagram using our recently published, multi-component, galaxy decompositions; investigating divisions based on the presence of a </w:t>
+      </w:r>
+      <w:r>
+        <w:rPr>
+          <w:rFonts w:ascii="Lucida Grande" w:eastAsia="Times New Roman" w:hAnsi="Lucida Grande" w:cs="Lucida Grande"/>
+          <w:color w:val="000000"/>
+          <w:sz w:val="20"/>
+          <w:szCs w:val="20"/>
+          <w:shd w:val="clear" w:color="auto" w:fill="FFFFFF"/>
+          <w:lang w:eastAsia="en-GB"/>
+        </w:rPr>
+        <w:lastRenderedPageBreak/>
+        <w:t>depleted stellar core (major dry-merger), a disk (minor wet/dry-merger, gas accretion), or a bar (evolved unstable disk). The Sérsic and core-Sérsic galaxies define two distinct relations: </w:t>
       </w:r>
       <w:r>
         <w:rPr>
@@ -7567,25 +6775,47 @@
       </w:r>
       <w:r>
         <w:rPr>
-          <w:rFonts w:ascii="STIXGeneral-Regular" w:eastAsia="Times New Roman" w:hAnsi="STIXGeneral-Regular" w:cs="Lucida Grande"/>
+          <w:rFonts w:ascii="STIXGeneral-Italic" w:eastAsia="Times New Roman" w:hAnsi="STIXGeneral-Italic" w:cs="Lucida Grande"/>
           <w:color w:val="000000"/>
           <w:sz w:val="18"/>
           <w:szCs w:val="18"/>
           <w:bdr w:val="none" w:sz="0" w:space="0" w:color="auto" w:frame="1"/>
           <w:lang w:eastAsia="en-GB"/>
         </w:rPr>
-        <w:t>2.16±0.32∗,</w:t>
-      </w:r>
-      <w:r>
-        <w:rPr>
-          <w:rFonts w:ascii="STIXGeneral-Italic" w:eastAsia="Times New Roman" w:hAnsi="STIXGeneral-Italic" w:cs="Lucida Grande"/>
+        <w:t>BH</w:t>
+      </w:r>
+      <w:r>
+        <w:rPr>
+          <w:rFonts w:ascii="STIXGeneral-Regular" w:eastAsia="Times New Roman" w:hAnsi="STIXGeneral-Regular" w:cs="Lucida Grande"/>
+          <w:color w:val="000000"/>
+          <w:sz w:val="25"/>
+          <w:szCs w:val="25"/>
+          <w:bdr w:val="none" w:sz="0" w:space="0" w:color="auto" w:frame="1"/>
+          <w:lang w:eastAsia="en-GB"/>
+        </w:rPr>
+        <w:t>∝</w:t>
+      </w:r>
+      <w:r>
+        <w:rPr>
+          <w:rFonts w:ascii="STIXGeneral-Italic" w:eastAsia="Times New Roman" w:hAnsi="STIXGeneral-Italic" w:cs="Lucida Grande"/>
+          <w:color w:val="000000"/>
+          <w:sz w:val="25"/>
+          <w:szCs w:val="25"/>
+          <w:bdr w:val="none" w:sz="0" w:space="0" w:color="auto" w:frame="1"/>
+          <w:lang w:eastAsia="en-GB"/>
+        </w:rPr>
+        <w:t>σ</w:t>
+      </w:r>
+      <w:r>
+        <w:rPr>
+          <w:rFonts w:ascii="STIXGeneral-Regular" w:eastAsia="Times New Roman" w:hAnsi="STIXGeneral-Regular" w:cs="Lucida Grande"/>
           <w:color w:val="000000"/>
           <w:sz w:val="18"/>
           <w:szCs w:val="18"/>
           <w:bdr w:val="none" w:sz="0" w:space="0" w:color="auto" w:frame="1"/>
           <w:lang w:eastAsia="en-GB"/>
         </w:rPr>
-        <w:t>sph</w:t>
+        <w:t>5.86±0.33</w:t>
       </w:r>
       <w:r>
         <w:rPr>
@@ -7596,7 +6826,7 @@
           <w:shd w:val="clear" w:color="auto" w:fill="FFFFFF"/>
           <w:lang w:eastAsia="en-GB"/>
         </w:rPr>
-        <w:t>; and (ii) the ETG relation </w:t>
+        <w:t> and </w:t>
       </w:r>
       <w:r>
         <w:rPr>
@@ -7640,7 +6870,7 @@
           <w:bdr w:val="none" w:sz="0" w:space="0" w:color="auto" w:frame="1"/>
           <w:lang w:eastAsia="en-GB"/>
         </w:rPr>
-        <w:t>M</w:t>
+        <w:t>σ</w:t>
       </w:r>
       <w:r>
         <w:rPr>
@@ -7651,7 +6881,29 @@
           <w:bdr w:val="none" w:sz="0" w:space="0" w:color="auto" w:frame="1"/>
           <w:lang w:eastAsia="en-GB"/>
         </w:rPr>
-        <w:t>1.27±0.07∗,</w:t>
+        <w:t>8.54±1.07</w:t>
+      </w:r>
+      <w:r>
+        <w:rPr>
+          <w:rFonts w:ascii="Lucida Grande" w:eastAsia="Times New Roman" w:hAnsi="Lucida Grande" w:cs="Lucida Grande"/>
+          <w:color w:val="000000"/>
+          <w:sz w:val="20"/>
+          <w:szCs w:val="20"/>
+          <w:shd w:val="clear" w:color="auto" w:fill="FFFFFF"/>
+          <w:lang w:eastAsia="en-GB"/>
+        </w:rPr>
+        <w:t>, with </w:t>
+      </w:r>
+      <w:r>
+        <w:rPr>
+          <w:rFonts w:ascii="STIXGeneral-Regular" w:eastAsia="Times New Roman" w:hAnsi="STIXGeneral-Regular" w:cs="Lucida Grande"/>
+          <w:color w:val="000000"/>
+          <w:sz w:val="25"/>
+          <w:szCs w:val="25"/>
+          <w:bdr w:val="none" w:sz="0" w:space="0" w:color="auto" w:frame="1"/>
+          <w:lang w:eastAsia="en-GB"/>
+        </w:rPr>
+        <w:t>Δ</w:t>
       </w:r>
       <w:r>
         <w:rPr>
@@ -7662,7 +6914,40 @@
           <w:bdr w:val="none" w:sz="0" w:space="0" w:color="auto" w:frame="1"/>
           <w:lang w:eastAsia="en-GB"/>
         </w:rPr>
-        <w:t>sph</w:t>
+        <w:t>rms</w:t>
+      </w:r>
+      <w:r>
+        <w:rPr>
+          <w:rFonts w:ascii="STIXVariants" w:eastAsia="Times New Roman" w:hAnsi="STIXVariants" w:cs="Lucida Grande"/>
+          <w:color w:val="000000"/>
+          <w:sz w:val="18"/>
+          <w:szCs w:val="18"/>
+          <w:bdr w:val="none" w:sz="0" w:space="0" w:color="auto" w:frame="1"/>
+          <w:lang w:eastAsia="en-GB"/>
+        </w:rPr>
+        <w:t>|</w:t>
+      </w:r>
+      <w:r>
+        <w:rPr>
+          <w:rFonts w:ascii="STIXGeneral-Italic" w:eastAsia="Times New Roman" w:hAnsi="STIXGeneral-Italic" w:cs="Lucida Grande"/>
+          <w:color w:val="000000"/>
+          <w:sz w:val="18"/>
+          <w:szCs w:val="18"/>
+          <w:bdr w:val="none" w:sz="0" w:space="0" w:color="auto" w:frame="1"/>
+          <w:lang w:eastAsia="en-GB"/>
+        </w:rPr>
+        <w:t>BH</w:t>
+      </w:r>
+      <w:r>
+        <w:rPr>
+          <w:rFonts w:ascii="STIXGeneral-Regular" w:eastAsia="Times New Roman" w:hAnsi="STIXGeneral-Regular" w:cs="Lucida Grande"/>
+          <w:color w:val="000000"/>
+          <w:sz w:val="25"/>
+          <w:szCs w:val="25"/>
+          <w:bdr w:val="none" w:sz="0" w:space="0" w:color="auto" w:frame="1"/>
+          <w:lang w:eastAsia="en-GB"/>
+        </w:rPr>
+        <w:t>=0.51</w:t>
       </w:r>
       <w:r>
         <w:rPr>
@@ -7673,9 +6958,19 @@
           <w:shd w:val="clear" w:color="auto" w:fill="FFFFFF"/>
           <w:lang w:eastAsia="en-GB"/>
         </w:rPr>
-        <w:t xml:space="preserve"> is an </w:t>
-      </w:r>
-      <w:proofErr w:type="spellStart"/>
+        <w:t> and 0.47 dex, respectively. We also report on the consistency with the slopes and bends in the galaxy luminosity (</w:t>
+      </w:r>
+      <w:r>
+        <w:rPr>
+          <w:rFonts w:ascii="STIXGeneral-Italic" w:eastAsia="Times New Roman" w:hAnsi="STIXGeneral-Italic" w:cs="Lucida Grande"/>
+          <w:color w:val="000000"/>
+          <w:sz w:val="25"/>
+          <w:szCs w:val="25"/>
+          <w:bdr w:val="none" w:sz="0" w:space="0" w:color="auto" w:frame="1"/>
+          <w:lang w:eastAsia="en-GB"/>
+        </w:rPr>
+        <w:t>L</w:t>
+      </w:r>
       <w:r>
         <w:rPr>
           <w:rFonts w:ascii="Lucida Grande" w:eastAsia="Times New Roman" w:hAnsi="Lucida Grande" w:cs="Lucida Grande"/>
@@ -7685,9 +6980,19 @@
           <w:shd w:val="clear" w:color="auto" w:fill="FFFFFF"/>
           <w:lang w:eastAsia="en-GB"/>
         </w:rPr>
-        <w:t>artifact</w:t>
-      </w:r>
-      <w:proofErr w:type="spellEnd"/>
+        <w:t>)-</w:t>
+      </w:r>
+      <w:r>
+        <w:rPr>
+          <w:rFonts w:ascii="STIXGeneral-Italic" w:eastAsia="Times New Roman" w:hAnsi="STIXGeneral-Italic" w:cs="Lucida Grande"/>
+          <w:color w:val="000000"/>
+          <w:sz w:val="25"/>
+          <w:szCs w:val="25"/>
+          <w:bdr w:val="none" w:sz="0" w:space="0" w:color="auto" w:frame="1"/>
+          <w:lang w:eastAsia="en-GB"/>
+        </w:rPr>
+        <w:t>σ</w:t>
+      </w:r>
       <w:r>
         <w:rPr>
           <w:rFonts w:ascii="Lucida Grande" w:eastAsia="Times New Roman" w:hAnsi="Lucida Grande" w:cs="Lucida Grande"/>
@@ -7697,585 +7002,7 @@
           <w:shd w:val="clear" w:color="auto" w:fill="FFFFFF"/>
           <w:lang w:eastAsia="en-GB"/>
         </w:rPr>
-        <w:t xml:space="preserve"> of ETGs with/without disks following parallel </w:t>
-      </w:r>
-      <w:r>
-        <w:rPr>
-          <w:rFonts w:ascii="STIXGeneral-Italic" w:eastAsia="Times New Roman" w:hAnsi="STIXGeneral-Italic" w:cs="Lucida Grande"/>
-          <w:color w:val="000000"/>
-          <w:sz w:val="25"/>
-          <w:szCs w:val="25"/>
-          <w:bdr w:val="none" w:sz="0" w:space="0" w:color="auto" w:frame="1"/>
-          <w:lang w:eastAsia="en-GB"/>
-        </w:rPr>
-        <w:t>M</w:t>
-      </w:r>
-      <w:r>
-        <w:rPr>
-          <w:rFonts w:ascii="STIXGeneral-Italic" w:eastAsia="Times New Roman" w:hAnsi="STIXGeneral-Italic" w:cs="Lucida Grande"/>
-          <w:color w:val="000000"/>
-          <w:sz w:val="18"/>
-          <w:szCs w:val="18"/>
-          <w:bdr w:val="none" w:sz="0" w:space="0" w:color="auto" w:frame="1"/>
-          <w:lang w:eastAsia="en-GB"/>
-        </w:rPr>
-        <w:t>BH</w:t>
-      </w:r>
-      <w:r>
-        <w:rPr>
-          <w:rFonts w:ascii="STIXGeneral-Regular" w:eastAsia="Times New Roman" w:hAnsi="STIXGeneral-Regular" w:cs="Lucida Grande"/>
-          <w:color w:val="000000"/>
-          <w:sz w:val="25"/>
-          <w:szCs w:val="25"/>
-          <w:bdr w:val="none" w:sz="0" w:space="0" w:color="auto" w:frame="1"/>
-          <w:lang w:eastAsia="en-GB"/>
-        </w:rPr>
-        <w:t>∝</w:t>
-      </w:r>
-      <w:r>
-        <w:rPr>
-          <w:rFonts w:ascii="STIXGeneral-Italic" w:eastAsia="Times New Roman" w:hAnsi="STIXGeneral-Italic" w:cs="Lucida Grande"/>
-          <w:color w:val="000000"/>
-          <w:sz w:val="25"/>
-          <w:szCs w:val="25"/>
-          <w:bdr w:val="none" w:sz="0" w:space="0" w:color="auto" w:frame="1"/>
-          <w:lang w:eastAsia="en-GB"/>
-        </w:rPr>
-        <w:t>M</w:t>
-      </w:r>
-      <w:r>
-        <w:rPr>
-          <w:rFonts w:ascii="STIXGeneral-Regular" w:eastAsia="Times New Roman" w:hAnsi="STIXGeneral-Regular" w:cs="Lucida Grande"/>
-          <w:color w:val="000000"/>
-          <w:sz w:val="18"/>
-          <w:szCs w:val="18"/>
-          <w:bdr w:val="none" w:sz="0" w:space="0" w:color="auto" w:frame="1"/>
-          <w:lang w:eastAsia="en-GB"/>
-        </w:rPr>
-        <w:t>1.9±0.2∗,</w:t>
-      </w:r>
-      <w:r>
-        <w:rPr>
-          <w:rFonts w:ascii="STIXGeneral-Italic" w:eastAsia="Times New Roman" w:hAnsi="STIXGeneral-Italic" w:cs="Lucida Grande"/>
-          <w:color w:val="000000"/>
-          <w:sz w:val="18"/>
-          <w:szCs w:val="18"/>
-          <w:bdr w:val="none" w:sz="0" w:space="0" w:color="auto" w:frame="1"/>
-          <w:lang w:eastAsia="en-GB"/>
-        </w:rPr>
-        <w:t>sph</w:t>
-      </w:r>
-      <w:r>
-        <w:rPr>
-          <w:rFonts w:ascii="Lucida Grande" w:eastAsia="Times New Roman" w:hAnsi="Lucida Grande" w:cs="Lucida Grande"/>
-          <w:color w:val="000000"/>
-          <w:sz w:val="20"/>
-          <w:szCs w:val="20"/>
-          <w:shd w:val="clear" w:color="auto" w:fill="FFFFFF"/>
-          <w:lang w:eastAsia="en-GB"/>
-        </w:rPr>
-        <w:t> relations which are offset by an order of magnitude in the </w:t>
-      </w:r>
-      <w:r>
-        <w:rPr>
-          <w:rFonts w:ascii="STIXGeneral-Italic" w:eastAsia="Times New Roman" w:hAnsi="STIXGeneral-Italic" w:cs="Lucida Grande"/>
-          <w:color w:val="000000"/>
-          <w:sz w:val="25"/>
-          <w:szCs w:val="25"/>
-          <w:bdr w:val="none" w:sz="0" w:space="0" w:color="auto" w:frame="1"/>
-          <w:lang w:eastAsia="en-GB"/>
-        </w:rPr>
-        <w:t>M</w:t>
-      </w:r>
-      <w:r>
-        <w:rPr>
-          <w:rFonts w:ascii="STIXGeneral-Italic" w:eastAsia="Times New Roman" w:hAnsi="STIXGeneral-Italic" w:cs="Lucida Grande"/>
-          <w:color w:val="000000"/>
-          <w:sz w:val="18"/>
-          <w:szCs w:val="18"/>
-          <w:bdr w:val="none" w:sz="0" w:space="0" w:color="auto" w:frame="1"/>
-          <w:lang w:eastAsia="en-GB"/>
-        </w:rPr>
-        <w:t>BH</w:t>
-      </w:r>
-      <w:r>
-        <w:rPr>
-          <w:rFonts w:ascii="Lucida Grande" w:eastAsia="Times New Roman" w:hAnsi="Lucida Grande" w:cs="Lucida Grande"/>
-          <w:color w:val="000000"/>
-          <w:sz w:val="20"/>
-          <w:szCs w:val="20"/>
-          <w:shd w:val="clear" w:color="auto" w:fill="FFFFFF"/>
-          <w:lang w:eastAsia="en-GB"/>
-        </w:rPr>
-        <w:t>-direction. Here we searched for substructure in the </w:t>
-      </w:r>
-      <w:r>
-        <w:rPr>
-          <w:rFonts w:ascii="STIXGeneral-Italic" w:eastAsia="Times New Roman" w:hAnsi="STIXGeneral-Italic" w:cs="Lucida Grande"/>
-          <w:color w:val="000000"/>
-          <w:sz w:val="25"/>
-          <w:szCs w:val="25"/>
-          <w:bdr w:val="none" w:sz="0" w:space="0" w:color="auto" w:frame="1"/>
-          <w:lang w:eastAsia="en-GB"/>
-        </w:rPr>
-        <w:t>M</w:t>
-      </w:r>
-      <w:r>
-        <w:rPr>
-          <w:rFonts w:ascii="STIXGeneral-Italic" w:eastAsia="Times New Roman" w:hAnsi="STIXGeneral-Italic" w:cs="Lucida Grande"/>
-          <w:color w:val="000000"/>
-          <w:sz w:val="18"/>
-          <w:szCs w:val="18"/>
-          <w:bdr w:val="none" w:sz="0" w:space="0" w:color="auto" w:frame="1"/>
-          <w:lang w:eastAsia="en-GB"/>
-        </w:rPr>
-        <w:t>BH</w:t>
-      </w:r>
-      <w:r>
-        <w:rPr>
-          <w:rFonts w:ascii="Lucida Grande" w:eastAsia="Times New Roman" w:hAnsi="Lucida Grande" w:cs="Lucida Grande"/>
-          <w:color w:val="000000"/>
-          <w:sz w:val="20"/>
-          <w:szCs w:val="20"/>
-          <w:shd w:val="clear" w:color="auto" w:fill="FFFFFF"/>
-          <w:lang w:eastAsia="en-GB"/>
-        </w:rPr>
-        <w:t>-(central velocity dispersion, </w:t>
-      </w:r>
-      <w:r>
-        <w:rPr>
-          <w:rFonts w:ascii="STIXGeneral-Italic" w:eastAsia="Times New Roman" w:hAnsi="STIXGeneral-Italic" w:cs="Lucida Grande"/>
-          <w:color w:val="000000"/>
-          <w:sz w:val="25"/>
-          <w:szCs w:val="25"/>
-          <w:bdr w:val="none" w:sz="0" w:space="0" w:color="auto" w:frame="1"/>
-          <w:lang w:eastAsia="en-GB"/>
-        </w:rPr>
-        <w:t>σ</w:t>
-      </w:r>
-      <w:r>
-        <w:rPr>
-          <w:rFonts w:ascii="Lucida Grande" w:eastAsia="Times New Roman" w:hAnsi="Lucida Grande" w:cs="Lucida Grande"/>
-          <w:color w:val="000000"/>
-          <w:sz w:val="20"/>
-          <w:szCs w:val="20"/>
-          <w:shd w:val="clear" w:color="auto" w:fill="FFFFFF"/>
-          <w:lang w:eastAsia="en-GB"/>
-        </w:rPr>
-        <w:t xml:space="preserve">) diagram using our recently published, multi-component, galaxy decompositions; investigating divisions based on the presence of a </w:t>
-      </w:r>
-      <w:r>
-        <w:rPr>
-          <w:rFonts w:ascii="Lucida Grande" w:eastAsia="Times New Roman" w:hAnsi="Lucida Grande" w:cs="Lucida Grande"/>
-          <w:color w:val="000000"/>
-          <w:sz w:val="20"/>
-          <w:szCs w:val="20"/>
-          <w:shd w:val="clear" w:color="auto" w:fill="FFFFFF"/>
-          <w:lang w:eastAsia="en-GB"/>
-        </w:rPr>
-        <w:lastRenderedPageBreak/>
-        <w:t xml:space="preserve">depleted stellar core (major dry-merger), a disk (minor wet/dry-merger, gas accretion), or a bar (evolved unstable disk). The </w:t>
-      </w:r>
-      <w:proofErr w:type="spellStart"/>
-      <w:r>
-        <w:rPr>
-          <w:rFonts w:ascii="Lucida Grande" w:eastAsia="Times New Roman" w:hAnsi="Lucida Grande" w:cs="Lucida Grande"/>
-          <w:color w:val="000000"/>
-          <w:sz w:val="20"/>
-          <w:szCs w:val="20"/>
-          <w:shd w:val="clear" w:color="auto" w:fill="FFFFFF"/>
-          <w:lang w:eastAsia="en-GB"/>
-        </w:rPr>
-        <w:t>Sérsic</w:t>
-      </w:r>
-      <w:proofErr w:type="spellEnd"/>
-      <w:r>
-        <w:rPr>
-          <w:rFonts w:ascii="Lucida Grande" w:eastAsia="Times New Roman" w:hAnsi="Lucida Grande" w:cs="Lucida Grande"/>
-          <w:color w:val="000000"/>
-          <w:sz w:val="20"/>
-          <w:szCs w:val="20"/>
-          <w:shd w:val="clear" w:color="auto" w:fill="FFFFFF"/>
-          <w:lang w:eastAsia="en-GB"/>
-        </w:rPr>
-        <w:t xml:space="preserve"> and core-</w:t>
-      </w:r>
-      <w:proofErr w:type="spellStart"/>
-      <w:r>
-        <w:rPr>
-          <w:rFonts w:ascii="Lucida Grande" w:eastAsia="Times New Roman" w:hAnsi="Lucida Grande" w:cs="Lucida Grande"/>
-          <w:color w:val="000000"/>
-          <w:sz w:val="20"/>
-          <w:szCs w:val="20"/>
-          <w:shd w:val="clear" w:color="auto" w:fill="FFFFFF"/>
-          <w:lang w:eastAsia="en-GB"/>
-        </w:rPr>
-        <w:t>Sérsic</w:t>
-      </w:r>
-      <w:proofErr w:type="spellEnd"/>
-      <w:r>
-        <w:rPr>
-          <w:rFonts w:ascii="Lucida Grande" w:eastAsia="Times New Roman" w:hAnsi="Lucida Grande" w:cs="Lucida Grande"/>
-          <w:color w:val="000000"/>
-          <w:sz w:val="20"/>
-          <w:szCs w:val="20"/>
-          <w:shd w:val="clear" w:color="auto" w:fill="FFFFFF"/>
-          <w:lang w:eastAsia="en-GB"/>
-        </w:rPr>
-        <w:t xml:space="preserve"> galaxies define two distinct relations: </w:t>
-      </w:r>
-      <w:r>
-        <w:rPr>
-          <w:rFonts w:ascii="STIXGeneral-Italic" w:eastAsia="Times New Roman" w:hAnsi="STIXGeneral-Italic" w:cs="Lucida Grande"/>
-          <w:color w:val="000000"/>
-          <w:sz w:val="25"/>
-          <w:szCs w:val="25"/>
-          <w:bdr w:val="none" w:sz="0" w:space="0" w:color="auto" w:frame="1"/>
-          <w:lang w:eastAsia="en-GB"/>
-        </w:rPr>
-        <w:t>M</w:t>
-      </w:r>
-      <w:r>
-        <w:rPr>
-          <w:rFonts w:ascii="STIXGeneral-Italic" w:eastAsia="Times New Roman" w:hAnsi="STIXGeneral-Italic" w:cs="Lucida Grande"/>
-          <w:color w:val="000000"/>
-          <w:sz w:val="18"/>
-          <w:szCs w:val="18"/>
-          <w:bdr w:val="none" w:sz="0" w:space="0" w:color="auto" w:frame="1"/>
-          <w:lang w:eastAsia="en-GB"/>
-        </w:rPr>
-        <w:t>BH</w:t>
-      </w:r>
-      <w:r>
-        <w:rPr>
-          <w:rFonts w:ascii="STIXGeneral-Regular" w:eastAsia="Times New Roman" w:hAnsi="STIXGeneral-Regular" w:cs="Lucida Grande"/>
-          <w:color w:val="000000"/>
-          <w:sz w:val="25"/>
-          <w:szCs w:val="25"/>
-          <w:bdr w:val="none" w:sz="0" w:space="0" w:color="auto" w:frame="1"/>
-          <w:lang w:eastAsia="en-GB"/>
-        </w:rPr>
-        <w:t>∝</w:t>
-      </w:r>
-      <w:r>
-        <w:rPr>
-          <w:rFonts w:ascii="STIXGeneral-Italic" w:eastAsia="Times New Roman" w:hAnsi="STIXGeneral-Italic" w:cs="Lucida Grande"/>
-          <w:color w:val="000000"/>
-          <w:sz w:val="25"/>
-          <w:szCs w:val="25"/>
-          <w:bdr w:val="none" w:sz="0" w:space="0" w:color="auto" w:frame="1"/>
-          <w:lang w:eastAsia="en-GB"/>
-        </w:rPr>
-        <w:t>σ</w:t>
-      </w:r>
-      <w:r>
-        <w:rPr>
-          <w:rFonts w:ascii="STIXGeneral-Regular" w:eastAsia="Times New Roman" w:hAnsi="STIXGeneral-Regular" w:cs="Lucida Grande"/>
-          <w:color w:val="000000"/>
-          <w:sz w:val="18"/>
-          <w:szCs w:val="18"/>
-          <w:bdr w:val="none" w:sz="0" w:space="0" w:color="auto" w:frame="1"/>
-          <w:lang w:eastAsia="en-GB"/>
-        </w:rPr>
-        <w:t>5.86±0.33</w:t>
-      </w:r>
-      <w:r>
-        <w:rPr>
-          <w:rFonts w:ascii="Lucida Grande" w:eastAsia="Times New Roman" w:hAnsi="Lucida Grande" w:cs="Lucida Grande"/>
-          <w:color w:val="000000"/>
-          <w:sz w:val="20"/>
-          <w:szCs w:val="20"/>
-          <w:shd w:val="clear" w:color="auto" w:fill="FFFFFF"/>
-          <w:lang w:eastAsia="en-GB"/>
-        </w:rPr>
-        <w:t> and </w:t>
-      </w:r>
-      <w:r>
-        <w:rPr>
-          <w:rFonts w:ascii="STIXGeneral-Italic" w:eastAsia="Times New Roman" w:hAnsi="STIXGeneral-Italic" w:cs="Lucida Grande"/>
-          <w:color w:val="000000"/>
-          <w:sz w:val="25"/>
-          <w:szCs w:val="25"/>
-          <w:bdr w:val="none" w:sz="0" w:space="0" w:color="auto" w:frame="1"/>
-          <w:lang w:eastAsia="en-GB"/>
-        </w:rPr>
-        <w:t>M</w:t>
-      </w:r>
-      <w:r>
-        <w:rPr>
-          <w:rFonts w:ascii="STIXGeneral-Italic" w:eastAsia="Times New Roman" w:hAnsi="STIXGeneral-Italic" w:cs="Lucida Grande"/>
-          <w:color w:val="000000"/>
-          <w:sz w:val="18"/>
-          <w:szCs w:val="18"/>
-          <w:bdr w:val="none" w:sz="0" w:space="0" w:color="auto" w:frame="1"/>
-          <w:lang w:eastAsia="en-GB"/>
-        </w:rPr>
-        <w:t>BH</w:t>
-      </w:r>
-      <w:r>
-        <w:rPr>
-          <w:rFonts w:ascii="STIXGeneral-Regular" w:eastAsia="Times New Roman" w:hAnsi="STIXGeneral-Regular" w:cs="Lucida Grande"/>
-          <w:color w:val="000000"/>
-          <w:sz w:val="25"/>
-          <w:szCs w:val="25"/>
-          <w:bdr w:val="none" w:sz="0" w:space="0" w:color="auto" w:frame="1"/>
-          <w:lang w:eastAsia="en-GB"/>
-        </w:rPr>
-        <w:t>∝</w:t>
-      </w:r>
-      <w:r>
-        <w:rPr>
-          <w:rFonts w:ascii="STIXGeneral-Italic" w:eastAsia="Times New Roman" w:hAnsi="STIXGeneral-Italic" w:cs="Lucida Grande"/>
-          <w:color w:val="000000"/>
-          <w:sz w:val="25"/>
-          <w:szCs w:val="25"/>
-          <w:bdr w:val="none" w:sz="0" w:space="0" w:color="auto" w:frame="1"/>
-          <w:lang w:eastAsia="en-GB"/>
-        </w:rPr>
-        <w:t>σ</w:t>
-      </w:r>
-      <w:r>
-        <w:rPr>
-          <w:rFonts w:ascii="STIXGeneral-Regular" w:eastAsia="Times New Roman" w:hAnsi="STIXGeneral-Regular" w:cs="Lucida Grande"/>
-          <w:color w:val="000000"/>
-          <w:sz w:val="18"/>
-          <w:szCs w:val="18"/>
-          <w:bdr w:val="none" w:sz="0" w:space="0" w:color="auto" w:frame="1"/>
-          <w:lang w:eastAsia="en-GB"/>
-        </w:rPr>
-        <w:t>8.54±1.07</w:t>
-      </w:r>
-      <w:r>
-        <w:rPr>
-          <w:rFonts w:ascii="Lucida Grande" w:eastAsia="Times New Roman" w:hAnsi="Lucida Grande" w:cs="Lucida Grande"/>
-          <w:color w:val="000000"/>
-          <w:sz w:val="20"/>
-          <w:szCs w:val="20"/>
-          <w:shd w:val="clear" w:color="auto" w:fill="FFFFFF"/>
-          <w:lang w:eastAsia="en-GB"/>
-        </w:rPr>
-        <w:t>, with </w:t>
-      </w:r>
-      <w:proofErr w:type="spellStart"/>
-      <w:r>
-        <w:rPr>
-          <w:rFonts w:ascii="STIXGeneral-Regular" w:eastAsia="Times New Roman" w:hAnsi="STIXGeneral-Regular" w:cs="Lucida Grande"/>
-          <w:color w:val="000000"/>
-          <w:sz w:val="25"/>
-          <w:szCs w:val="25"/>
-          <w:bdr w:val="none" w:sz="0" w:space="0" w:color="auto" w:frame="1"/>
-          <w:lang w:eastAsia="en-GB"/>
-        </w:rPr>
-        <w:t>Δ</w:t>
-      </w:r>
-      <w:r>
-        <w:rPr>
-          <w:rFonts w:ascii="STIXGeneral-Italic" w:eastAsia="Times New Roman" w:hAnsi="STIXGeneral-Italic" w:cs="Lucida Grande"/>
-          <w:color w:val="000000"/>
-          <w:sz w:val="18"/>
-          <w:szCs w:val="18"/>
-          <w:bdr w:val="none" w:sz="0" w:space="0" w:color="auto" w:frame="1"/>
-          <w:lang w:eastAsia="en-GB"/>
-        </w:rPr>
-        <w:t>rms</w:t>
-      </w:r>
-      <w:r>
-        <w:rPr>
-          <w:rFonts w:ascii="STIXVariants" w:eastAsia="Times New Roman" w:hAnsi="STIXVariants" w:cs="Lucida Grande"/>
-          <w:color w:val="000000"/>
-          <w:sz w:val="18"/>
-          <w:szCs w:val="18"/>
-          <w:bdr w:val="none" w:sz="0" w:space="0" w:color="auto" w:frame="1"/>
-          <w:lang w:eastAsia="en-GB"/>
-        </w:rPr>
-        <w:t>|</w:t>
-      </w:r>
-      <w:r>
-        <w:rPr>
-          <w:rFonts w:ascii="STIXGeneral-Italic" w:eastAsia="Times New Roman" w:hAnsi="STIXGeneral-Italic" w:cs="Lucida Grande"/>
-          <w:color w:val="000000"/>
-          <w:sz w:val="18"/>
-          <w:szCs w:val="18"/>
-          <w:bdr w:val="none" w:sz="0" w:space="0" w:color="auto" w:frame="1"/>
-          <w:lang w:eastAsia="en-GB"/>
-        </w:rPr>
-        <w:t>BH</w:t>
-      </w:r>
-      <w:proofErr w:type="spellEnd"/>
-      <w:r>
-        <w:rPr>
-          <w:rFonts w:ascii="STIXGeneral-Regular" w:eastAsia="Times New Roman" w:hAnsi="STIXGeneral-Regular" w:cs="Lucida Grande"/>
-          <w:color w:val="000000"/>
-          <w:sz w:val="25"/>
-          <w:szCs w:val="25"/>
-          <w:bdr w:val="none" w:sz="0" w:space="0" w:color="auto" w:frame="1"/>
-          <w:lang w:eastAsia="en-GB"/>
-        </w:rPr>
-        <w:t>=0.51</w:t>
-      </w:r>
-      <w:r>
-        <w:rPr>
-          <w:rFonts w:ascii="Lucida Grande" w:eastAsia="Times New Roman" w:hAnsi="Lucida Grande" w:cs="Lucida Grande"/>
-          <w:color w:val="000000"/>
-          <w:sz w:val="20"/>
-          <w:szCs w:val="20"/>
-          <w:shd w:val="clear" w:color="auto" w:fill="FFFFFF"/>
-          <w:lang w:eastAsia="en-GB"/>
-        </w:rPr>
-        <w:t xml:space="preserve"> and 0.47 </w:t>
-      </w:r>
-      <w:proofErr w:type="spellStart"/>
-      <w:r>
-        <w:rPr>
-          <w:rFonts w:ascii="Lucida Grande" w:eastAsia="Times New Roman" w:hAnsi="Lucida Grande" w:cs="Lucida Grande"/>
-          <w:color w:val="000000"/>
-          <w:sz w:val="20"/>
-          <w:szCs w:val="20"/>
-          <w:shd w:val="clear" w:color="auto" w:fill="FFFFFF"/>
-          <w:lang w:eastAsia="en-GB"/>
-        </w:rPr>
-        <w:t>dex</w:t>
-      </w:r>
-      <w:proofErr w:type="spellEnd"/>
-      <w:r>
-        <w:rPr>
-          <w:rFonts w:ascii="Lucida Grande" w:eastAsia="Times New Roman" w:hAnsi="Lucida Grande" w:cs="Lucida Grande"/>
-          <w:color w:val="000000"/>
-          <w:sz w:val="20"/>
-          <w:szCs w:val="20"/>
-          <w:shd w:val="clear" w:color="auto" w:fill="FFFFFF"/>
-          <w:lang w:eastAsia="en-GB"/>
-        </w:rPr>
-        <w:t>, respectively. We also report on the consistency with the slopes and bends in the galaxy luminosity (</w:t>
-      </w:r>
-      <w:r>
-        <w:rPr>
-          <w:rFonts w:ascii="STIXGeneral-Italic" w:eastAsia="Times New Roman" w:hAnsi="STIXGeneral-Italic" w:cs="Lucida Grande"/>
-          <w:color w:val="000000"/>
-          <w:sz w:val="25"/>
-          <w:szCs w:val="25"/>
-          <w:bdr w:val="none" w:sz="0" w:space="0" w:color="auto" w:frame="1"/>
-          <w:lang w:eastAsia="en-GB"/>
-        </w:rPr>
-        <w:t>L</w:t>
-      </w:r>
-      <w:r>
-        <w:rPr>
-          <w:rFonts w:ascii="Lucida Grande" w:eastAsia="Times New Roman" w:hAnsi="Lucida Grande" w:cs="Lucida Grande"/>
-          <w:color w:val="000000"/>
-          <w:sz w:val="20"/>
-          <w:szCs w:val="20"/>
-          <w:shd w:val="clear" w:color="auto" w:fill="FFFFFF"/>
-          <w:lang w:eastAsia="en-GB"/>
-        </w:rPr>
-        <w:t>)-</w:t>
-      </w:r>
-      <w:proofErr w:type="spellStart"/>
-      <w:r>
-        <w:rPr>
-          <w:rFonts w:ascii="STIXGeneral-Italic" w:eastAsia="Times New Roman" w:hAnsi="STIXGeneral-Italic" w:cs="Lucida Grande"/>
-          <w:color w:val="000000"/>
-          <w:sz w:val="25"/>
-          <w:szCs w:val="25"/>
-          <w:bdr w:val="none" w:sz="0" w:space="0" w:color="auto" w:frame="1"/>
-          <w:lang w:eastAsia="en-GB"/>
-        </w:rPr>
-        <w:t>σ</w:t>
-      </w:r>
-      <w:r>
-        <w:rPr>
-          <w:rFonts w:ascii="Lucida Grande" w:eastAsia="Times New Roman" w:hAnsi="Lucida Grande" w:cs="Lucida Grande"/>
-          <w:color w:val="000000"/>
-          <w:sz w:val="20"/>
-          <w:szCs w:val="20"/>
-          <w:shd w:val="clear" w:color="auto" w:fill="FFFFFF"/>
-          <w:lang w:eastAsia="en-GB"/>
-        </w:rPr>
-        <w:t>relation</w:t>
-      </w:r>
-      <w:proofErr w:type="spellEnd"/>
-      <w:r>
-        <w:rPr>
-          <w:rFonts w:ascii="Lucida Grande" w:eastAsia="Times New Roman" w:hAnsi="Lucida Grande" w:cs="Lucida Grande"/>
-          <w:color w:val="000000"/>
-          <w:sz w:val="20"/>
-          <w:szCs w:val="20"/>
-          <w:shd w:val="clear" w:color="auto" w:fill="FFFFFF"/>
-          <w:lang w:eastAsia="en-GB"/>
-        </w:rPr>
-        <w:t xml:space="preserve"> due to </w:t>
-      </w:r>
-      <w:proofErr w:type="spellStart"/>
-      <w:r>
-        <w:rPr>
-          <w:rFonts w:ascii="Lucida Grande" w:eastAsia="Times New Roman" w:hAnsi="Lucida Grande" w:cs="Lucida Grande"/>
-          <w:color w:val="000000"/>
-          <w:sz w:val="20"/>
-          <w:szCs w:val="20"/>
-          <w:shd w:val="clear" w:color="auto" w:fill="FFFFFF"/>
-          <w:lang w:eastAsia="en-GB"/>
-        </w:rPr>
-        <w:t>Sérsic</w:t>
-      </w:r>
-      <w:proofErr w:type="spellEnd"/>
-      <w:r>
-        <w:rPr>
-          <w:rFonts w:ascii="Lucida Grande" w:eastAsia="Times New Roman" w:hAnsi="Lucida Grande" w:cs="Lucida Grande"/>
-          <w:color w:val="000000"/>
-          <w:sz w:val="20"/>
-          <w:szCs w:val="20"/>
-          <w:shd w:val="clear" w:color="auto" w:fill="FFFFFF"/>
-          <w:lang w:eastAsia="en-GB"/>
-        </w:rPr>
-        <w:t xml:space="preserve"> and core-</w:t>
-      </w:r>
-      <w:proofErr w:type="spellStart"/>
-      <w:r>
-        <w:rPr>
-          <w:rFonts w:ascii="Lucida Grande" w:eastAsia="Times New Roman" w:hAnsi="Lucida Grande" w:cs="Lucida Grande"/>
-          <w:color w:val="000000"/>
-          <w:sz w:val="20"/>
-          <w:szCs w:val="20"/>
-          <w:shd w:val="clear" w:color="auto" w:fill="FFFFFF"/>
-          <w:lang w:eastAsia="en-GB"/>
-        </w:rPr>
-        <w:t>Sérsic</w:t>
-      </w:r>
-      <w:proofErr w:type="spellEnd"/>
-      <w:r>
-        <w:rPr>
-          <w:rFonts w:ascii="Lucida Grande" w:eastAsia="Times New Roman" w:hAnsi="Lucida Grande" w:cs="Lucida Grande"/>
-          <w:color w:val="000000"/>
-          <w:sz w:val="20"/>
-          <w:szCs w:val="20"/>
-          <w:shd w:val="clear" w:color="auto" w:fill="FFFFFF"/>
-          <w:lang w:eastAsia="en-GB"/>
-        </w:rPr>
-        <w:t xml:space="preserve"> ETGs, and LTGs which all have </w:t>
-      </w:r>
-      <w:proofErr w:type="spellStart"/>
-      <w:r>
-        <w:rPr>
-          <w:rFonts w:ascii="Lucida Grande" w:eastAsia="Times New Roman" w:hAnsi="Lucida Grande" w:cs="Lucida Grande"/>
-          <w:color w:val="000000"/>
-          <w:sz w:val="20"/>
-          <w:szCs w:val="20"/>
-          <w:shd w:val="clear" w:color="auto" w:fill="FFFFFF"/>
-          <w:lang w:eastAsia="en-GB"/>
-        </w:rPr>
-        <w:t>Sérsic</w:t>
-      </w:r>
-      <w:proofErr w:type="spellEnd"/>
-      <w:r>
-        <w:rPr>
-          <w:rFonts w:ascii="Lucida Grande" w:eastAsia="Times New Roman" w:hAnsi="Lucida Grande" w:cs="Lucida Grande"/>
-          <w:color w:val="000000"/>
-          <w:sz w:val="20"/>
-          <w:szCs w:val="20"/>
-          <w:shd w:val="clear" w:color="auto" w:fill="FFFFFF"/>
-          <w:lang w:eastAsia="en-GB"/>
-        </w:rPr>
-        <w:t xml:space="preserve"> light-profiles. The bend in the </w:t>
+        <w:t>relation due to Sérsic and core-Sérsic ETGs, and LTGs which all have Sérsic light-profiles. The bend in the </w:t>
       </w:r>
       <w:r>
         <w:rPr>
@@ -8851,9 +7578,17 @@
           <w:shd w:val="clear" w:color="auto" w:fill="FFFFFF"/>
           <w:lang w:val="en-US" w:eastAsia="en-US"/>
         </w:rPr>
-        <w:t xml:space="preserve">The spiral arms spanning disc galaxies are believed to be created by density waves that propagate through galactic discs. We present a novel method of finding the co-rotation radius where the spiral arm pattern speed matches the velocities of the stars within the disc. Our method uses an image-overlay technique, which involves tracing the arms of spiral galaxies on images observed in different wavelengths. Density wave theory predicts that spiral arms observed from different wavelengths show a phase crossing at the co-rotation radius. For the purpose of this study, 20 nearby galaxies were </w:t>
-      </w:r>
-      <w:proofErr w:type="spellStart"/>
+        <w:t xml:space="preserve">The spiral arms spanning disc galaxies are believed to be created by density waves that propagate through galactic discs. We present a novel method of finding the co-rotation radius where the spiral arm pattern speed matches the velocities of the stars within the disc. Our method uses an image-overlay technique, which involves tracing the arms of spiral galaxies on images observed in different wavelengths. Density wave theory predicts that spiral arms observed from different wavelengths show a phase crossing at the co-rotation radius. For the purpose of this study, 20 nearby galaxies were analysed in four different wavelengths with pitch angle measurements performed by two independent methods. We used optical wavelength images (B band 440 nm), two infrared wavelength images provided by Spitzer (3.6 and 8 μm) and ultraviolet images from GALEX (1350, 1750 Å). The results were compared and verified with other records found in the literature. We then found rotation curve data for six of our galaxies and used our co-rotation radii estimates to measure the time that would elapse between star formation and moving to their observed positions in the B-band spirals. The average time lapse for this motion was found to be </w:t>
+      </w:r>
+      <w:r>
+        <w:rPr>
+          <w:rFonts w:ascii="Cambria Math" w:eastAsia="Times New Roman" w:hAnsi="Cambria Math" w:cs="Cambria Math"/>
+          <w:color w:val="5D5D5D"/>
+          <w:shd w:val="clear" w:color="auto" w:fill="FFFFFF"/>
+          <w:lang w:val="en-US" w:eastAsia="en-US"/>
+        </w:rPr>
+        <w:t>∼</w:t>
+      </w:r>
       <w:r>
         <w:rPr>
           <w:rFonts w:ascii="Helvetica Neue" w:eastAsia="Times New Roman" w:hAnsi="Helvetica Neue" w:cs="Times New Roman"/>
@@ -8861,81 +7596,1358 @@
           <w:shd w:val="clear" w:color="auto" w:fill="FFFFFF"/>
           <w:lang w:val="en-US" w:eastAsia="en-US"/>
         </w:rPr>
-        <w:t>analysed</w:t>
-      </w:r>
-      <w:proofErr w:type="spellEnd"/>
-      <w:r>
-        <w:rPr>
-          <w:rFonts w:ascii="Helvetica Neue" w:eastAsia="Times New Roman" w:hAnsi="Helvetica Neue" w:cs="Times New Roman"/>
-          <w:color w:val="5D5D5D"/>
-          <w:shd w:val="clear" w:color="auto" w:fill="FFFFFF"/>
-          <w:lang w:val="en-US" w:eastAsia="en-US"/>
-        </w:rPr>
-        <w:t xml:space="preserve"> in four different wavelengths with pitch angle measurements performed by two independent methods. We used optical wavelength images (B band 440 nm), two infrared wavelength images provided by Spitzer (3.6 and 8 </w:t>
-      </w:r>
-      <w:proofErr w:type="spellStart"/>
-      <w:r>
-        <w:rPr>
-          <w:rFonts w:ascii="Helvetica Neue" w:eastAsia="Times New Roman" w:hAnsi="Helvetica Neue" w:cs="Times New Roman"/>
-          <w:color w:val="5D5D5D"/>
-          <w:shd w:val="clear" w:color="auto" w:fill="FFFFFF"/>
-          <w:lang w:val="en-US" w:eastAsia="en-US"/>
-        </w:rPr>
-        <w:t>μm</w:t>
-      </w:r>
-      <w:proofErr w:type="spellEnd"/>
-      <w:r>
-        <w:rPr>
-          <w:rFonts w:ascii="Helvetica Neue" w:eastAsia="Times New Roman" w:hAnsi="Helvetica Neue" w:cs="Times New Roman"/>
-          <w:color w:val="5D5D5D"/>
-          <w:shd w:val="clear" w:color="auto" w:fill="FFFFFF"/>
-          <w:lang w:val="en-US" w:eastAsia="en-US"/>
-        </w:rPr>
-        <w:t xml:space="preserve">) and ultraviolet images from GALEX (1350, 1750 Å). The results were compared and verified with other records found in the literature. We then found rotation curve data for six of our galaxies and used our co-rotation radii estimates to measure the time that would elapse between star formation and moving to their observed positions in the B-band spirals. The average time lapse for this motion was found to be </w:t>
-      </w:r>
-      <w:r>
-        <w:rPr>
-          <w:rFonts w:ascii="Cambria Math" w:eastAsia="Times New Roman" w:hAnsi="Cambria Math" w:cs="Cambria Math"/>
-          <w:color w:val="5D5D5D"/>
-          <w:shd w:val="clear" w:color="auto" w:fill="FFFFFF"/>
-          <w:lang w:val="en-US" w:eastAsia="en-US"/>
-        </w:rPr>
-        <w:t>∼</w:t>
-      </w:r>
-      <w:r>
-        <w:rPr>
-          <w:rFonts w:ascii="Helvetica Neue" w:eastAsia="Times New Roman" w:hAnsi="Helvetica Neue" w:cs="Times New Roman"/>
-          <w:color w:val="5D5D5D"/>
-          <w:shd w:val="clear" w:color="auto" w:fill="FFFFFF"/>
-          <w:lang w:val="en-US" w:eastAsia="en-US"/>
-        </w:rPr>
-        <w:t xml:space="preserve">50 </w:t>
-      </w:r>
-      <w:proofErr w:type="spellStart"/>
-      <w:r>
-        <w:rPr>
-          <w:rFonts w:ascii="Helvetica Neue" w:eastAsia="Times New Roman" w:hAnsi="Helvetica Neue" w:cs="Times New Roman"/>
-          <w:color w:val="5D5D5D"/>
-          <w:shd w:val="clear" w:color="auto" w:fill="FFFFFF"/>
-          <w:lang w:val="en-US" w:eastAsia="en-US"/>
-        </w:rPr>
-        <w:t>Myr</w:t>
-      </w:r>
-      <w:proofErr w:type="spellEnd"/>
-      <w:r>
-        <w:rPr>
-          <w:rFonts w:ascii="Helvetica Neue" w:eastAsia="Times New Roman" w:hAnsi="Helvetica Neue" w:cs="Times New Roman"/>
-          <w:color w:val="5D5D5D"/>
-          <w:shd w:val="clear" w:color="auto" w:fill="FFFFFF"/>
-          <w:lang w:val="en-US" w:eastAsia="en-US"/>
-        </w:rPr>
-        <w:t>. The success of this new method of finding the co-rotation radius confirms density wave theory in a very direct way.</w:t>
+        <w:t>50 Myr. The success of this new method of finding the co-rotation radius confirms density wave theory in a very direct way.</w:t>
       </w:r>
     </w:p>
     <w:p>
       <w:pPr>
         <w:rPr>
           <w:rFonts w:ascii="Times New Roman" w:eastAsia="Times New Roman" w:hAnsi="Times New Roman" w:cs="Times New Roman"/>
+        </w:rPr>
+      </w:pPr>
+    </w:p>
+    <w:p>
+      <w:pPr>
+        <w:rPr>
+          <w:rFonts w:ascii="Times New Roman" w:eastAsia="Times New Roman" w:hAnsi="Times New Roman" w:cs="Times New Roman"/>
+          <w:lang w:val="en-US" w:eastAsia="en-US"/>
+        </w:rPr>
+      </w:pPr>
+      <w:r>
+        <w:rPr>
+          <w:rFonts w:ascii="Segoe UI" w:eastAsia="Times New Roman" w:hAnsi="Segoe UI" w:cs="Segoe UI"/>
+          <w:color w:val="333333"/>
+          <w:lang w:val="en-US" w:eastAsia="en-US"/>
+        </w:rPr>
+        <w:t>For 123 local galaxies with directly measured black hole masses (</w:t>
+      </w:r>
+      <w:r>
+        <w:rPr>
+          <w:rFonts w:ascii="Segoe UI" w:eastAsia="Times New Roman" w:hAnsi="Segoe UI" w:cs="Segoe UI"/>
+          <w:i/>
+          <w:iCs/>
+          <w:color w:val="333333"/>
+          <w:bdr w:val="none" w:sz="0" w:space="0" w:color="auto" w:frame="1"/>
+          <w:lang w:val="en-US" w:eastAsia="en-US"/>
+        </w:rPr>
+        <w:t>M</w:t>
+      </w:r>
+      <w:r>
+        <w:rPr>
+          <w:rFonts w:ascii="Segoe UI" w:eastAsia="Times New Roman" w:hAnsi="Segoe UI" w:cs="Segoe UI"/>
+          <w:color w:val="333333"/>
+          <w:lang w:val="en-US" w:eastAsia="en-US"/>
+        </w:rPr>
+        <w:t> </w:t>
+      </w:r>
+      <w:r>
+        <w:rPr>
+          <w:rFonts w:ascii="Segoe UI" w:eastAsia="Times New Roman" w:hAnsi="Segoe UI" w:cs="Segoe UI"/>
+          <w:color w:val="333333"/>
+          <w:sz w:val="18"/>
+          <w:szCs w:val="18"/>
+          <w:bdr w:val="none" w:sz="0" w:space="0" w:color="auto" w:frame="1"/>
+          <w:vertAlign w:val="subscript"/>
+          <w:lang w:val="en-US" w:eastAsia="en-US"/>
+        </w:rPr>
+        <w:t>BH</w:t>
+      </w:r>
+      <w:r>
+        <w:rPr>
+          <w:rFonts w:ascii="Segoe UI" w:eastAsia="Times New Roman" w:hAnsi="Segoe UI" w:cs="Segoe UI"/>
+          <w:color w:val="333333"/>
+          <w:lang w:val="en-US" w:eastAsia="en-US"/>
+        </w:rPr>
+        <w:t>), we provide the host spheroid's Sérsic index (</w:t>
+      </w:r>
+      <w:r>
+        <w:rPr>
+          <w:rFonts w:ascii="Segoe UI" w:eastAsia="Times New Roman" w:hAnsi="Segoe UI" w:cs="Segoe UI"/>
+          <w:i/>
+          <w:iCs/>
+          <w:color w:val="333333"/>
+          <w:bdr w:val="none" w:sz="0" w:space="0" w:color="auto" w:frame="1"/>
+          <w:lang w:val="en-US" w:eastAsia="en-US"/>
+        </w:rPr>
+        <w:t>n</w:t>
+      </w:r>
+      <w:r>
+        <w:rPr>
+          <w:rFonts w:ascii="Segoe UI" w:eastAsia="Times New Roman" w:hAnsi="Segoe UI" w:cs="Segoe UI"/>
+          <w:color w:val="333333"/>
+          <w:lang w:val="en-US" w:eastAsia="en-US"/>
+        </w:rPr>
+        <w:t> </w:t>
+      </w:r>
+      <w:r>
+        <w:rPr>
+          <w:rFonts w:ascii="Segoe UI" w:eastAsia="Times New Roman" w:hAnsi="Segoe UI" w:cs="Segoe UI"/>
+          <w:color w:val="333333"/>
+          <w:sz w:val="18"/>
+          <w:szCs w:val="18"/>
+          <w:bdr w:val="none" w:sz="0" w:space="0" w:color="auto" w:frame="1"/>
+          <w:vertAlign w:val="subscript"/>
+          <w:lang w:val="en-US" w:eastAsia="en-US"/>
+        </w:rPr>
+        <w:t>sph</w:t>
+      </w:r>
+      <w:r>
+        <w:rPr>
+          <w:rFonts w:ascii="Segoe UI" w:eastAsia="Times New Roman" w:hAnsi="Segoe UI" w:cs="Segoe UI"/>
+          <w:color w:val="333333"/>
+          <w:lang w:val="en-US" w:eastAsia="en-US"/>
+        </w:rPr>
+        <w:t>), effective half-light radius (</w:t>
+      </w:r>
+      <w:r>
+        <w:rPr>
+          <w:rFonts w:ascii="Segoe UI" w:eastAsia="Times New Roman" w:hAnsi="Segoe UI" w:cs="Segoe UI"/>
+          <w:i/>
+          <w:iCs/>
+          <w:color w:val="333333"/>
+          <w:bdr w:val="none" w:sz="0" w:space="0" w:color="auto" w:frame="1"/>
+          <w:lang w:val="en-US" w:eastAsia="en-US"/>
+        </w:rPr>
+        <w:t>R</w:t>
+      </w:r>
+      <w:r>
+        <w:rPr>
+          <w:rFonts w:ascii="Segoe UI" w:eastAsia="Times New Roman" w:hAnsi="Segoe UI" w:cs="Segoe UI"/>
+          <w:color w:val="333333"/>
+          <w:lang w:val="en-US" w:eastAsia="en-US"/>
+        </w:rPr>
+        <w:t> </w:t>
+      </w:r>
+      <w:r>
+        <w:rPr>
+          <w:rFonts w:ascii="Segoe UI" w:eastAsia="Times New Roman" w:hAnsi="Segoe UI" w:cs="Segoe UI"/>
+          <w:color w:val="333333"/>
+          <w:sz w:val="18"/>
+          <w:szCs w:val="18"/>
+          <w:bdr w:val="none" w:sz="0" w:space="0" w:color="auto" w:frame="1"/>
+          <w:vertAlign w:val="subscript"/>
+          <w:lang w:val="en-US" w:eastAsia="en-US"/>
+        </w:rPr>
+        <w:t>e,sph</w:t>
+      </w:r>
+      <w:r>
+        <w:rPr>
+          <w:rFonts w:ascii="Segoe UI" w:eastAsia="Times New Roman" w:hAnsi="Segoe UI" w:cs="Segoe UI"/>
+          <w:color w:val="333333"/>
+          <w:lang w:val="en-US" w:eastAsia="en-US"/>
+        </w:rPr>
+        <w:t>), and effective surface brightness (</w:t>
+      </w:r>
+      <w:r>
+        <w:rPr>
+          <w:rFonts w:ascii="Times New Roman" w:eastAsia="Times New Roman" w:hAnsi="Times New Roman" w:cs="Times New Roman"/>
+          <w:lang w:val="en-US" w:eastAsia="en-US"/>
+        </w:rPr>
+        <w:fldChar w:fldCharType="begin"/>
+      </w:r>
+      <w:r>
+        <w:rPr>
+          <w:rFonts w:ascii="Times New Roman" w:eastAsia="Times New Roman" w:hAnsi="Times New Roman" w:cs="Times New Roman"/>
+          <w:lang w:val="en-US" w:eastAsia="en-US"/>
+        </w:rPr>
+        <w:instrText xml:space="preserve"> INCLUDEPICTURE "https://cdn.iopscience.com/images/0004-637X/903/2/97/apjabb675ieqn1.gif" \* MERGEFORMATINET </w:instrText>
+      </w:r>
+      <w:r>
+        <w:rPr>
+          <w:rFonts w:ascii="Times New Roman" w:eastAsia="Times New Roman" w:hAnsi="Times New Roman" w:cs="Times New Roman"/>
+          <w:lang w:val="en-US" w:eastAsia="en-US"/>
+        </w:rPr>
+        <w:fldChar w:fldCharType="separate"/>
+      </w:r>
+      <w:r>
+        <w:rPr>
+          <w:rFonts w:ascii="Times New Roman" w:eastAsia="Times New Roman" w:hAnsi="Times New Roman" w:cs="Times New Roman"/>
+          <w:noProof/>
+          <w:lang w:val="en-US" w:eastAsia="en-US"/>
+        </w:rPr>
+        <w:drawing>
+          <wp:inline distT="0" distB="0" distL="0" distR="0" wp14:anchorId="5E7421C8" wp14:editId="398EEF2A">
+            <wp:extent cx="166370" cy="190500"/>
+            <wp:effectExtent l="0" t="0" r="0" b="0"/>
+            <wp:docPr id="4" name="Picture 4" descr="${\mu }_{{\rm{e}}}$"/>
+            <wp:cNvGraphicFramePr>
+              <a:graphicFrameLocks xmlns:a="http://schemas.openxmlformats.org/drawingml/2006/main" noChangeAspect="1"/>
+            </wp:cNvGraphicFramePr>
+            <a:graphic xmlns:a="http://schemas.openxmlformats.org/drawingml/2006/main">
+              <a:graphicData uri="http://schemas.openxmlformats.org/drawingml/2006/picture">
+                <pic:pic xmlns:pic="http://schemas.openxmlformats.org/drawingml/2006/picture">
+                  <pic:nvPicPr>
+                    <pic:cNvPr id="0" name="Picture 1" descr="${\mu }_{{\rm{e}}}$"/>
+                    <pic:cNvPicPr>
+                      <a:picLocks noChangeAspect="1" noChangeArrowheads="1"/>
+                    </pic:cNvPicPr>
+                  </pic:nvPicPr>
+                  <pic:blipFill>
+                    <a:blip r:embed="rId4">
+                      <a:extLst>
+                        <a:ext uri="{28A0092B-C50C-407E-A947-70E740481C1C}">
+                          <a14:useLocalDpi xmlns:a14="http://schemas.microsoft.com/office/drawing/2010/main" val="0"/>
+                        </a:ext>
+                      </a:extLst>
+                    </a:blip>
+                    <a:srcRect/>
+                    <a:stretch>
+                      <a:fillRect/>
+                    </a:stretch>
+                  </pic:blipFill>
+                  <pic:spPr bwMode="auto">
+                    <a:xfrm>
+                      <a:off x="0" y="0"/>
+                      <a:ext cx="166370" cy="190500"/>
+                    </a:xfrm>
+                    <a:prstGeom prst="rect">
+                      <a:avLst/>
+                    </a:prstGeom>
+                    <a:noFill/>
+                    <a:ln>
+                      <a:noFill/>
+                    </a:ln>
+                  </pic:spPr>
+                </pic:pic>
+              </a:graphicData>
+            </a:graphic>
+          </wp:inline>
+        </w:drawing>
+      </w:r>
+      <w:r>
+        <w:rPr>
+          <w:rFonts w:ascii="Times New Roman" w:eastAsia="Times New Roman" w:hAnsi="Times New Roman" w:cs="Times New Roman"/>
+          <w:lang w:val="en-US" w:eastAsia="en-US"/>
+        </w:rPr>
+        <w:fldChar w:fldCharType="end"/>
+      </w:r>
+      <w:r>
+        <w:rPr>
+          <w:rFonts w:ascii="Segoe UI" w:eastAsia="Times New Roman" w:hAnsi="Segoe UI" w:cs="Segoe UI"/>
+          <w:color w:val="333333"/>
+          <w:lang w:val="en-US" w:eastAsia="en-US"/>
+        </w:rPr>
+        <w:t>), obtained from careful multicomponent decompositions, and we use these to derive the morphology-dependent </w:t>
+      </w:r>
+      <w:r>
+        <w:rPr>
+          <w:rFonts w:ascii="Segoe UI" w:eastAsia="Times New Roman" w:hAnsi="Segoe UI" w:cs="Segoe UI"/>
+          <w:i/>
+          <w:iCs/>
+          <w:color w:val="333333"/>
+          <w:bdr w:val="none" w:sz="0" w:space="0" w:color="auto" w:frame="1"/>
+          <w:lang w:val="en-US" w:eastAsia="en-US"/>
+        </w:rPr>
+        <w:t>M</w:t>
+      </w:r>
+      <w:r>
+        <w:rPr>
+          <w:rFonts w:ascii="Segoe UI" w:eastAsia="Times New Roman" w:hAnsi="Segoe UI" w:cs="Segoe UI"/>
+          <w:color w:val="333333"/>
+          <w:lang w:val="en-US" w:eastAsia="en-US"/>
+        </w:rPr>
+        <w:t> </w:t>
+      </w:r>
+      <w:r>
+        <w:rPr>
+          <w:rFonts w:ascii="Segoe UI" w:eastAsia="Times New Roman" w:hAnsi="Segoe UI" w:cs="Segoe UI"/>
+          <w:color w:val="333333"/>
+          <w:sz w:val="18"/>
+          <w:szCs w:val="18"/>
+          <w:bdr w:val="none" w:sz="0" w:space="0" w:color="auto" w:frame="1"/>
+          <w:vertAlign w:val="subscript"/>
+          <w:lang w:val="en-US" w:eastAsia="en-US"/>
+        </w:rPr>
+        <w:t>BH</w:t>
+      </w:r>
+      <w:r>
+        <w:rPr>
+          <w:rFonts w:ascii="Segoe UI" w:eastAsia="Times New Roman" w:hAnsi="Segoe UI" w:cs="Segoe UI"/>
+          <w:color w:val="333333"/>
+          <w:lang w:val="en-US" w:eastAsia="en-US"/>
+        </w:rPr>
+        <w:t>–</w:t>
+      </w:r>
+      <w:r>
+        <w:rPr>
+          <w:rFonts w:ascii="Segoe UI" w:eastAsia="Times New Roman" w:hAnsi="Segoe UI" w:cs="Segoe UI"/>
+          <w:i/>
+          <w:iCs/>
+          <w:color w:val="333333"/>
+          <w:bdr w:val="none" w:sz="0" w:space="0" w:color="auto" w:frame="1"/>
+          <w:lang w:val="en-US" w:eastAsia="en-US"/>
+        </w:rPr>
+        <w:t>n</w:t>
+      </w:r>
+      <w:r>
+        <w:rPr>
+          <w:rFonts w:ascii="Segoe UI" w:eastAsia="Times New Roman" w:hAnsi="Segoe UI" w:cs="Segoe UI"/>
+          <w:color w:val="333333"/>
+          <w:lang w:val="en-US" w:eastAsia="en-US"/>
+        </w:rPr>
+        <w:t> </w:t>
+      </w:r>
+      <w:r>
+        <w:rPr>
+          <w:rFonts w:ascii="Segoe UI" w:eastAsia="Times New Roman" w:hAnsi="Segoe UI" w:cs="Segoe UI"/>
+          <w:color w:val="333333"/>
+          <w:sz w:val="18"/>
+          <w:szCs w:val="18"/>
+          <w:bdr w:val="none" w:sz="0" w:space="0" w:color="auto" w:frame="1"/>
+          <w:vertAlign w:val="subscript"/>
+          <w:lang w:val="en-US" w:eastAsia="en-US"/>
+        </w:rPr>
+        <w:t>sph</w:t>
+      </w:r>
+      <w:r>
+        <w:rPr>
+          <w:rFonts w:ascii="Segoe UI" w:eastAsia="Times New Roman" w:hAnsi="Segoe UI" w:cs="Segoe UI"/>
+          <w:color w:val="333333"/>
+          <w:lang w:val="en-US" w:eastAsia="en-US"/>
+        </w:rPr>
+        <w:t> and </w:t>
+      </w:r>
+      <w:r>
+        <w:rPr>
+          <w:rFonts w:ascii="Segoe UI" w:eastAsia="Times New Roman" w:hAnsi="Segoe UI" w:cs="Segoe UI"/>
+          <w:i/>
+          <w:iCs/>
+          <w:color w:val="333333"/>
+          <w:bdr w:val="none" w:sz="0" w:space="0" w:color="auto" w:frame="1"/>
+          <w:lang w:val="en-US" w:eastAsia="en-US"/>
+        </w:rPr>
+        <w:t>M</w:t>
+      </w:r>
+      <w:r>
+        <w:rPr>
+          <w:rFonts w:ascii="Segoe UI" w:eastAsia="Times New Roman" w:hAnsi="Segoe UI" w:cs="Segoe UI"/>
+          <w:color w:val="333333"/>
+          <w:lang w:val="en-US" w:eastAsia="en-US"/>
+        </w:rPr>
+        <w:t> </w:t>
+      </w:r>
+      <w:r>
+        <w:rPr>
+          <w:rFonts w:ascii="Segoe UI" w:eastAsia="Times New Roman" w:hAnsi="Segoe UI" w:cs="Segoe UI"/>
+          <w:color w:val="333333"/>
+          <w:sz w:val="18"/>
+          <w:szCs w:val="18"/>
+          <w:bdr w:val="none" w:sz="0" w:space="0" w:color="auto" w:frame="1"/>
+          <w:vertAlign w:val="subscript"/>
+          <w:lang w:val="en-US" w:eastAsia="en-US"/>
+        </w:rPr>
+        <w:t>BH</w:t>
+      </w:r>
+      <w:r>
+        <w:rPr>
+          <w:rFonts w:ascii="Segoe UI" w:eastAsia="Times New Roman" w:hAnsi="Segoe UI" w:cs="Segoe UI"/>
+          <w:color w:val="333333"/>
+          <w:lang w:val="en-US" w:eastAsia="en-US"/>
+        </w:rPr>
+        <w:t>–</w:t>
+      </w:r>
+      <w:r>
+        <w:rPr>
+          <w:rFonts w:ascii="Segoe UI" w:eastAsia="Times New Roman" w:hAnsi="Segoe UI" w:cs="Segoe UI"/>
+          <w:i/>
+          <w:iCs/>
+          <w:color w:val="333333"/>
+          <w:bdr w:val="none" w:sz="0" w:space="0" w:color="auto" w:frame="1"/>
+          <w:lang w:val="en-US" w:eastAsia="en-US"/>
+        </w:rPr>
+        <w:t>R</w:t>
+      </w:r>
+      <w:r>
+        <w:rPr>
+          <w:rFonts w:ascii="Segoe UI" w:eastAsia="Times New Roman" w:hAnsi="Segoe UI" w:cs="Segoe UI"/>
+          <w:color w:val="333333"/>
+          <w:lang w:val="en-US" w:eastAsia="en-US"/>
+        </w:rPr>
+        <w:t> </w:t>
+      </w:r>
+      <w:r>
+        <w:rPr>
+          <w:rFonts w:ascii="Segoe UI" w:eastAsia="Times New Roman" w:hAnsi="Segoe UI" w:cs="Segoe UI"/>
+          <w:color w:val="333333"/>
+          <w:sz w:val="18"/>
+          <w:szCs w:val="18"/>
+          <w:bdr w:val="none" w:sz="0" w:space="0" w:color="auto" w:frame="1"/>
+          <w:vertAlign w:val="subscript"/>
+          <w:lang w:val="en-US" w:eastAsia="en-US"/>
+        </w:rPr>
+        <w:t>e,sph</w:t>
+      </w:r>
+      <w:r>
+        <w:rPr>
+          <w:rFonts w:ascii="Segoe UI" w:eastAsia="Times New Roman" w:hAnsi="Segoe UI" w:cs="Segoe UI"/>
+          <w:color w:val="333333"/>
+          <w:lang w:val="en-US" w:eastAsia="en-US"/>
+        </w:rPr>
+        <w:t> relations. We additionally present the morphology-dependent </w:t>
+      </w:r>
+      <w:r>
+        <w:rPr>
+          <w:rFonts w:ascii="Segoe UI" w:eastAsia="Times New Roman" w:hAnsi="Segoe UI" w:cs="Segoe UI"/>
+          <w:i/>
+          <w:iCs/>
+          <w:color w:val="333333"/>
+          <w:bdr w:val="none" w:sz="0" w:space="0" w:color="auto" w:frame="1"/>
+          <w:lang w:val="en-US" w:eastAsia="en-US"/>
+        </w:rPr>
+        <w:t>M</w:t>
+      </w:r>
+      <w:r>
+        <w:rPr>
+          <w:rFonts w:ascii="Segoe UI" w:eastAsia="Times New Roman" w:hAnsi="Segoe UI" w:cs="Segoe UI"/>
+          <w:color w:val="333333"/>
+          <w:lang w:val="en-US" w:eastAsia="en-US"/>
+        </w:rPr>
+        <w:t> </w:t>
+      </w:r>
+      <w:proofErr w:type="gramStart"/>
+      <w:r>
+        <w:rPr>
+          <w:rFonts w:ascii="Segoe UI" w:eastAsia="Times New Roman" w:hAnsi="Segoe UI" w:cs="Segoe UI"/>
+          <w:color w:val="333333"/>
+          <w:sz w:val="18"/>
+          <w:szCs w:val="18"/>
+          <w:bdr w:val="none" w:sz="0" w:space="0" w:color="auto" w:frame="1"/>
+          <w:vertAlign w:val="subscript"/>
+          <w:lang w:val="en-US" w:eastAsia="en-US"/>
+        </w:rPr>
+        <w:t>*,sph</w:t>
+      </w:r>
+      <w:proofErr w:type="gramEnd"/>
+      <w:r>
+        <w:rPr>
+          <w:rFonts w:ascii="Segoe UI" w:eastAsia="Times New Roman" w:hAnsi="Segoe UI" w:cs="Segoe UI"/>
+          <w:color w:val="333333"/>
+          <w:lang w:val="en-US" w:eastAsia="en-US"/>
+        </w:rPr>
+        <w:t>–</w:t>
+      </w:r>
+      <w:r>
+        <w:rPr>
+          <w:rFonts w:ascii="Segoe UI" w:eastAsia="Times New Roman" w:hAnsi="Segoe UI" w:cs="Segoe UI"/>
+          <w:i/>
+          <w:iCs/>
+          <w:color w:val="333333"/>
+          <w:bdr w:val="none" w:sz="0" w:space="0" w:color="auto" w:frame="1"/>
+          <w:lang w:val="en-US" w:eastAsia="en-US"/>
+        </w:rPr>
+        <w:t>n</w:t>
+      </w:r>
+      <w:r>
+        <w:rPr>
+          <w:rFonts w:ascii="Segoe UI" w:eastAsia="Times New Roman" w:hAnsi="Segoe UI" w:cs="Segoe UI"/>
+          <w:color w:val="333333"/>
+          <w:lang w:val="en-US" w:eastAsia="en-US"/>
+        </w:rPr>
+        <w:t> </w:t>
+      </w:r>
+      <w:r>
+        <w:rPr>
+          <w:rFonts w:ascii="Segoe UI" w:eastAsia="Times New Roman" w:hAnsi="Segoe UI" w:cs="Segoe UI"/>
+          <w:color w:val="333333"/>
+          <w:sz w:val="18"/>
+          <w:szCs w:val="18"/>
+          <w:bdr w:val="none" w:sz="0" w:space="0" w:color="auto" w:frame="1"/>
+          <w:vertAlign w:val="subscript"/>
+          <w:lang w:val="en-US" w:eastAsia="en-US"/>
+        </w:rPr>
+        <w:t>sph</w:t>
+      </w:r>
+      <w:r>
+        <w:rPr>
+          <w:rFonts w:ascii="Segoe UI" w:eastAsia="Times New Roman" w:hAnsi="Segoe UI" w:cs="Segoe UI"/>
+          <w:color w:val="333333"/>
+          <w:lang w:val="en-US" w:eastAsia="en-US"/>
+        </w:rPr>
+        <w:t> and </w:t>
+      </w:r>
+      <w:r>
+        <w:rPr>
+          <w:rFonts w:ascii="Segoe UI" w:eastAsia="Times New Roman" w:hAnsi="Segoe UI" w:cs="Segoe UI"/>
+          <w:i/>
+          <w:iCs/>
+          <w:color w:val="333333"/>
+          <w:bdr w:val="none" w:sz="0" w:space="0" w:color="auto" w:frame="1"/>
+          <w:lang w:val="en-US" w:eastAsia="en-US"/>
+        </w:rPr>
+        <w:t>M</w:t>
+      </w:r>
+      <w:r>
+        <w:rPr>
+          <w:rFonts w:ascii="Segoe UI" w:eastAsia="Times New Roman" w:hAnsi="Segoe UI" w:cs="Segoe UI"/>
+          <w:color w:val="333333"/>
+          <w:lang w:val="en-US" w:eastAsia="en-US"/>
+        </w:rPr>
+        <w:t> </w:t>
+      </w:r>
+      <w:r>
+        <w:rPr>
+          <w:rFonts w:ascii="Segoe UI" w:eastAsia="Times New Roman" w:hAnsi="Segoe UI" w:cs="Segoe UI"/>
+          <w:color w:val="333333"/>
+          <w:sz w:val="18"/>
+          <w:szCs w:val="18"/>
+          <w:bdr w:val="none" w:sz="0" w:space="0" w:color="auto" w:frame="1"/>
+          <w:vertAlign w:val="subscript"/>
+          <w:lang w:val="en-US" w:eastAsia="en-US"/>
+        </w:rPr>
+        <w:t>*,sph</w:t>
+      </w:r>
+      <w:r>
+        <w:rPr>
+          <w:rFonts w:ascii="Segoe UI" w:eastAsia="Times New Roman" w:hAnsi="Segoe UI" w:cs="Segoe UI"/>
+          <w:color w:val="333333"/>
+          <w:lang w:val="en-US" w:eastAsia="en-US"/>
+        </w:rPr>
+        <w:t>–</w:t>
+      </w:r>
+      <w:r>
+        <w:rPr>
+          <w:rFonts w:ascii="Segoe UI" w:eastAsia="Times New Roman" w:hAnsi="Segoe UI" w:cs="Segoe UI"/>
+          <w:i/>
+          <w:iCs/>
+          <w:color w:val="333333"/>
+          <w:bdr w:val="none" w:sz="0" w:space="0" w:color="auto" w:frame="1"/>
+          <w:lang w:val="en-US" w:eastAsia="en-US"/>
+        </w:rPr>
+        <w:t>R</w:t>
+      </w:r>
+      <w:r>
+        <w:rPr>
+          <w:rFonts w:ascii="Segoe UI" w:eastAsia="Times New Roman" w:hAnsi="Segoe UI" w:cs="Segoe UI"/>
+          <w:color w:val="333333"/>
+          <w:lang w:val="en-US" w:eastAsia="en-US"/>
+        </w:rPr>
+        <w:t> </w:t>
+      </w:r>
+      <w:r>
+        <w:rPr>
+          <w:rFonts w:ascii="Segoe UI" w:eastAsia="Times New Roman" w:hAnsi="Segoe UI" w:cs="Segoe UI"/>
+          <w:color w:val="333333"/>
+          <w:sz w:val="18"/>
+          <w:szCs w:val="18"/>
+          <w:bdr w:val="none" w:sz="0" w:space="0" w:color="auto" w:frame="1"/>
+          <w:vertAlign w:val="subscript"/>
+          <w:lang w:val="en-US" w:eastAsia="en-US"/>
+        </w:rPr>
+        <w:t>e,sph</w:t>
+      </w:r>
+      <w:r>
+        <w:rPr>
+          <w:rFonts w:ascii="Segoe UI" w:eastAsia="Times New Roman" w:hAnsi="Segoe UI" w:cs="Segoe UI"/>
+          <w:color w:val="333333"/>
+          <w:lang w:val="en-US" w:eastAsia="en-US"/>
+        </w:rPr>
+        <w:t> relations. We explored differences due to early-type galaxies (ETGs) versus late-type galaxies (LTGs), Sérsic versus core-Sérsic galaxies, barred versus non-barred galaxies, and galaxies with and without a stellar disk. We detect two different </w:t>
+      </w:r>
+      <w:r>
+        <w:rPr>
+          <w:rFonts w:ascii="Segoe UI" w:eastAsia="Times New Roman" w:hAnsi="Segoe UI" w:cs="Segoe UI"/>
+          <w:i/>
+          <w:iCs/>
+          <w:color w:val="333333"/>
+          <w:bdr w:val="none" w:sz="0" w:space="0" w:color="auto" w:frame="1"/>
+          <w:lang w:val="en-US" w:eastAsia="en-US"/>
+        </w:rPr>
+        <w:t>M</w:t>
+      </w:r>
+      <w:r>
+        <w:rPr>
+          <w:rFonts w:ascii="Segoe UI" w:eastAsia="Times New Roman" w:hAnsi="Segoe UI" w:cs="Segoe UI"/>
+          <w:color w:val="333333"/>
+          <w:lang w:val="en-US" w:eastAsia="en-US"/>
+        </w:rPr>
+        <w:t> </w:t>
+      </w:r>
+      <w:r>
+        <w:rPr>
+          <w:rFonts w:ascii="Segoe UI" w:eastAsia="Times New Roman" w:hAnsi="Segoe UI" w:cs="Segoe UI"/>
+          <w:color w:val="333333"/>
+          <w:sz w:val="18"/>
+          <w:szCs w:val="18"/>
+          <w:bdr w:val="none" w:sz="0" w:space="0" w:color="auto" w:frame="1"/>
+          <w:vertAlign w:val="subscript"/>
+          <w:lang w:val="en-US" w:eastAsia="en-US"/>
+        </w:rPr>
+        <w:t>BH</w:t>
+      </w:r>
+      <w:r>
+        <w:rPr>
+          <w:rFonts w:ascii="Segoe UI" w:eastAsia="Times New Roman" w:hAnsi="Segoe UI" w:cs="Segoe UI"/>
+          <w:color w:val="333333"/>
+          <w:lang w:val="en-US" w:eastAsia="en-US"/>
+        </w:rPr>
+        <w:t>–</w:t>
+      </w:r>
+      <w:r>
+        <w:rPr>
+          <w:rFonts w:ascii="Segoe UI" w:eastAsia="Times New Roman" w:hAnsi="Segoe UI" w:cs="Segoe UI"/>
+          <w:i/>
+          <w:iCs/>
+          <w:color w:val="333333"/>
+          <w:bdr w:val="none" w:sz="0" w:space="0" w:color="auto" w:frame="1"/>
+          <w:lang w:val="en-US" w:eastAsia="en-US"/>
+        </w:rPr>
+        <w:t>n</w:t>
+      </w:r>
+      <w:r>
+        <w:rPr>
+          <w:rFonts w:ascii="Segoe UI" w:eastAsia="Times New Roman" w:hAnsi="Segoe UI" w:cs="Segoe UI"/>
+          <w:color w:val="333333"/>
+          <w:lang w:val="en-US" w:eastAsia="en-US"/>
+        </w:rPr>
+        <w:t> </w:t>
+      </w:r>
+      <w:r>
+        <w:rPr>
+          <w:rFonts w:ascii="Segoe UI" w:eastAsia="Times New Roman" w:hAnsi="Segoe UI" w:cs="Segoe UI"/>
+          <w:color w:val="333333"/>
+          <w:sz w:val="18"/>
+          <w:szCs w:val="18"/>
+          <w:bdr w:val="none" w:sz="0" w:space="0" w:color="auto" w:frame="1"/>
+          <w:vertAlign w:val="subscript"/>
+          <w:lang w:val="en-US" w:eastAsia="en-US"/>
+        </w:rPr>
+        <w:t>sph</w:t>
+      </w:r>
+      <w:r>
+        <w:rPr>
+          <w:rFonts w:ascii="Segoe UI" w:eastAsia="Times New Roman" w:hAnsi="Segoe UI" w:cs="Segoe UI"/>
+          <w:color w:val="333333"/>
+          <w:lang w:val="en-US" w:eastAsia="en-US"/>
+        </w:rPr>
+        <w:t> relations due to ETGs and LTGs with power-law slopes 3.95 ± 0.34 and 2.85 ± 0.31. We additionally quantified the correlation between </w:t>
+      </w:r>
+      <w:r>
+        <w:rPr>
+          <w:rFonts w:ascii="Segoe UI" w:eastAsia="Times New Roman" w:hAnsi="Segoe UI" w:cs="Segoe UI"/>
+          <w:i/>
+          <w:iCs/>
+          <w:color w:val="333333"/>
+          <w:bdr w:val="none" w:sz="0" w:space="0" w:color="auto" w:frame="1"/>
+          <w:lang w:val="en-US" w:eastAsia="en-US"/>
+        </w:rPr>
+        <w:t>M</w:t>
+      </w:r>
+      <w:r>
+        <w:rPr>
+          <w:rFonts w:ascii="Segoe UI" w:eastAsia="Times New Roman" w:hAnsi="Segoe UI" w:cs="Segoe UI"/>
+          <w:color w:val="333333"/>
+          <w:lang w:val="en-US" w:eastAsia="en-US"/>
+        </w:rPr>
+        <w:t> </w:t>
+      </w:r>
+      <w:r>
+        <w:rPr>
+          <w:rFonts w:ascii="Segoe UI" w:eastAsia="Times New Roman" w:hAnsi="Segoe UI" w:cs="Segoe UI"/>
+          <w:color w:val="333333"/>
+          <w:sz w:val="18"/>
+          <w:szCs w:val="18"/>
+          <w:bdr w:val="none" w:sz="0" w:space="0" w:color="auto" w:frame="1"/>
+          <w:vertAlign w:val="subscript"/>
+          <w:lang w:val="en-US" w:eastAsia="en-US"/>
+        </w:rPr>
+        <w:t>BH</w:t>
+      </w:r>
+      <w:r>
+        <w:rPr>
+          <w:rFonts w:ascii="Segoe UI" w:eastAsia="Times New Roman" w:hAnsi="Segoe UI" w:cs="Segoe UI"/>
+          <w:color w:val="333333"/>
+          <w:lang w:val="en-US" w:eastAsia="en-US"/>
+        </w:rPr>
+        <w:t> and the spheroid's central concentration index, which varies monotonically with the Sérsic index. Furthermore, we observe a single, near-linear </w:t>
+      </w:r>
+      <w:r>
+        <w:rPr>
+          <w:rFonts w:ascii="Segoe UI" w:eastAsia="Times New Roman" w:hAnsi="Segoe UI" w:cs="Segoe UI"/>
+          <w:i/>
+          <w:iCs/>
+          <w:color w:val="333333"/>
+          <w:bdr w:val="none" w:sz="0" w:space="0" w:color="auto" w:frame="1"/>
+          <w:lang w:val="en-US" w:eastAsia="en-US"/>
+        </w:rPr>
+        <w:t>M</w:t>
+      </w:r>
+      <w:r>
+        <w:rPr>
+          <w:rFonts w:ascii="Segoe UI" w:eastAsia="Times New Roman" w:hAnsi="Segoe UI" w:cs="Segoe UI"/>
+          <w:color w:val="333333"/>
+          <w:lang w:val="en-US" w:eastAsia="en-US"/>
+        </w:rPr>
+        <w:t> </w:t>
+      </w:r>
+      <w:r>
+        <w:rPr>
+          <w:rFonts w:ascii="Segoe UI" w:eastAsia="Times New Roman" w:hAnsi="Segoe UI" w:cs="Segoe UI"/>
+          <w:color w:val="333333"/>
+          <w:sz w:val="18"/>
+          <w:szCs w:val="18"/>
+          <w:bdr w:val="none" w:sz="0" w:space="0" w:color="auto" w:frame="1"/>
+          <w:vertAlign w:val="subscript"/>
+          <w:lang w:val="en-US" w:eastAsia="en-US"/>
+        </w:rPr>
+        <w:t>*,sph</w:t>
+      </w:r>
+      <w:r>
+        <w:rPr>
+          <w:rFonts w:ascii="Segoe UI" w:eastAsia="Times New Roman" w:hAnsi="Segoe UI" w:cs="Segoe UI"/>
+          <w:color w:val="333333"/>
+          <w:lang w:val="en-US" w:eastAsia="en-US"/>
+        </w:rPr>
+        <w:t>–</w:t>
+      </w:r>
+      <w:r>
+        <w:rPr>
+          <w:rFonts w:ascii="Times New Roman" w:eastAsia="Times New Roman" w:hAnsi="Times New Roman" w:cs="Times New Roman"/>
+          <w:lang w:val="en-US" w:eastAsia="en-US"/>
+        </w:rPr>
+        <w:fldChar w:fldCharType="begin"/>
+      </w:r>
+      <w:r>
+        <w:rPr>
+          <w:rFonts w:ascii="Times New Roman" w:eastAsia="Times New Roman" w:hAnsi="Times New Roman" w:cs="Times New Roman"/>
+          <w:lang w:val="en-US" w:eastAsia="en-US"/>
+        </w:rPr>
+        <w:instrText xml:space="preserve"> INCLUDEPICTURE "https://cdn.iopscience.com/images/0004-637X/903/2/97/apjabb675ieqn2.gif" \* MERGEFORMATINET </w:instrText>
+      </w:r>
+      <w:r>
+        <w:rPr>
+          <w:rFonts w:ascii="Times New Roman" w:eastAsia="Times New Roman" w:hAnsi="Times New Roman" w:cs="Times New Roman"/>
+          <w:lang w:val="en-US" w:eastAsia="en-US"/>
+        </w:rPr>
+        <w:fldChar w:fldCharType="separate"/>
+      </w:r>
+      <w:r>
+        <w:rPr>
+          <w:rFonts w:ascii="Times New Roman" w:eastAsia="Times New Roman" w:hAnsi="Times New Roman" w:cs="Times New Roman"/>
+          <w:noProof/>
+          <w:lang w:val="en-US" w:eastAsia="en-US"/>
+        </w:rPr>
+        <w:drawing>
+          <wp:inline distT="0" distB="0" distL="0" distR="0" wp14:anchorId="2840E946" wp14:editId="0BF866D6">
+            <wp:extent cx="669925" cy="239395"/>
+            <wp:effectExtent l="0" t="0" r="0" b="1905"/>
+            <wp:docPr id="3" name="Picture 3" descr="${R}_{{\rm{e}},\mathrm{sph}}^{1.08\pm 0.04}$"/>
+            <wp:cNvGraphicFramePr>
+              <a:graphicFrameLocks xmlns:a="http://schemas.openxmlformats.org/drawingml/2006/main" noChangeAspect="1"/>
+            </wp:cNvGraphicFramePr>
+            <a:graphic xmlns:a="http://schemas.openxmlformats.org/drawingml/2006/main">
+              <a:graphicData uri="http://schemas.openxmlformats.org/drawingml/2006/picture">
+                <pic:pic xmlns:pic="http://schemas.openxmlformats.org/drawingml/2006/picture">
+                  <pic:nvPicPr>
+                    <pic:cNvPr id="0" name="Picture 2" descr="${R}_{{\rm{e}},\mathrm{sph}}^{1.08\pm 0.04}$"/>
+                    <pic:cNvPicPr>
+                      <a:picLocks noChangeAspect="1" noChangeArrowheads="1"/>
+                    </pic:cNvPicPr>
+                  </pic:nvPicPr>
+                  <pic:blipFill>
+                    <a:blip r:embed="rId5">
+                      <a:extLst>
+                        <a:ext uri="{28A0092B-C50C-407E-A947-70E740481C1C}">
+                          <a14:useLocalDpi xmlns:a14="http://schemas.microsoft.com/office/drawing/2010/main" val="0"/>
+                        </a:ext>
+                      </a:extLst>
+                    </a:blip>
+                    <a:srcRect/>
+                    <a:stretch>
+                      <a:fillRect/>
+                    </a:stretch>
+                  </pic:blipFill>
+                  <pic:spPr bwMode="auto">
+                    <a:xfrm>
+                      <a:off x="0" y="0"/>
+                      <a:ext cx="669925" cy="239395"/>
+                    </a:xfrm>
+                    <a:prstGeom prst="rect">
+                      <a:avLst/>
+                    </a:prstGeom>
+                    <a:noFill/>
+                    <a:ln>
+                      <a:noFill/>
+                    </a:ln>
+                  </pic:spPr>
+                </pic:pic>
+              </a:graphicData>
+            </a:graphic>
+          </wp:inline>
+        </w:drawing>
+      </w:r>
+      <w:r>
+        <w:rPr>
+          <w:rFonts w:ascii="Times New Roman" w:eastAsia="Times New Roman" w:hAnsi="Times New Roman" w:cs="Times New Roman"/>
+          <w:lang w:val="en-US" w:eastAsia="en-US"/>
+        </w:rPr>
+        <w:fldChar w:fldCharType="end"/>
+      </w:r>
+      <w:r>
+        <w:rPr>
+          <w:rFonts w:ascii="Segoe UI" w:eastAsia="Times New Roman" w:hAnsi="Segoe UI" w:cs="Segoe UI"/>
+          <w:color w:val="333333"/>
+          <w:lang w:val="en-US" w:eastAsia="en-US"/>
+        </w:rPr>
+        <w:t> relation for ETGs and LTGs, which encompasses both classical and alleged pseudobulges. In contrast, ETGs and LTGs define two distinct </w:t>
+      </w:r>
+      <w:r>
+        <w:rPr>
+          <w:rFonts w:ascii="Segoe UI" w:eastAsia="Times New Roman" w:hAnsi="Segoe UI" w:cs="Segoe UI"/>
+          <w:i/>
+          <w:iCs/>
+          <w:color w:val="333333"/>
+          <w:bdr w:val="none" w:sz="0" w:space="0" w:color="auto" w:frame="1"/>
+          <w:lang w:val="en-US" w:eastAsia="en-US"/>
+        </w:rPr>
+        <w:t>M</w:t>
+      </w:r>
+      <w:r>
+        <w:rPr>
+          <w:rFonts w:ascii="Segoe UI" w:eastAsia="Times New Roman" w:hAnsi="Segoe UI" w:cs="Segoe UI"/>
+          <w:color w:val="333333"/>
+          <w:lang w:val="en-US" w:eastAsia="en-US"/>
+        </w:rPr>
+        <w:t> </w:t>
+      </w:r>
+      <w:r>
+        <w:rPr>
+          <w:rFonts w:ascii="Segoe UI" w:eastAsia="Times New Roman" w:hAnsi="Segoe UI" w:cs="Segoe UI"/>
+          <w:color w:val="333333"/>
+          <w:sz w:val="18"/>
+          <w:szCs w:val="18"/>
+          <w:bdr w:val="none" w:sz="0" w:space="0" w:color="auto" w:frame="1"/>
+          <w:vertAlign w:val="subscript"/>
+          <w:lang w:val="en-US" w:eastAsia="en-US"/>
+        </w:rPr>
+        <w:t>BH</w:t>
+      </w:r>
+      <w:r>
+        <w:rPr>
+          <w:rFonts w:ascii="Segoe UI" w:eastAsia="Times New Roman" w:hAnsi="Segoe UI" w:cs="Segoe UI"/>
+          <w:color w:val="333333"/>
+          <w:lang w:val="en-US" w:eastAsia="en-US"/>
+        </w:rPr>
+        <w:t>–</w:t>
+      </w:r>
+      <w:r>
+        <w:rPr>
+          <w:rFonts w:ascii="Segoe UI" w:eastAsia="Times New Roman" w:hAnsi="Segoe UI" w:cs="Segoe UI"/>
+          <w:i/>
+          <w:iCs/>
+          <w:color w:val="333333"/>
+          <w:bdr w:val="none" w:sz="0" w:space="0" w:color="auto" w:frame="1"/>
+          <w:lang w:val="en-US" w:eastAsia="en-US"/>
+        </w:rPr>
+        <w:t>R</w:t>
+      </w:r>
+      <w:r>
+        <w:rPr>
+          <w:rFonts w:ascii="Segoe UI" w:eastAsia="Times New Roman" w:hAnsi="Segoe UI" w:cs="Segoe UI"/>
+          <w:color w:val="333333"/>
+          <w:lang w:val="en-US" w:eastAsia="en-US"/>
+        </w:rPr>
+        <w:t> </w:t>
+      </w:r>
+      <w:r>
+        <w:rPr>
+          <w:rFonts w:ascii="Segoe UI" w:eastAsia="Times New Roman" w:hAnsi="Segoe UI" w:cs="Segoe UI"/>
+          <w:color w:val="333333"/>
+          <w:sz w:val="18"/>
+          <w:szCs w:val="18"/>
+          <w:bdr w:val="none" w:sz="0" w:space="0" w:color="auto" w:frame="1"/>
+          <w:vertAlign w:val="subscript"/>
+          <w:lang w:val="en-US" w:eastAsia="en-US"/>
+        </w:rPr>
+        <w:t>e,sph</w:t>
+      </w:r>
+      <w:r>
+        <w:rPr>
+          <w:rFonts w:ascii="Segoe UI" w:eastAsia="Times New Roman" w:hAnsi="Segoe UI" w:cs="Segoe UI"/>
+          <w:color w:val="333333"/>
+          <w:lang w:val="en-US" w:eastAsia="en-US"/>
+        </w:rPr>
+        <w:t> relations with </w:t>
+      </w:r>
+      <w:r>
+        <w:rPr>
+          <w:rFonts w:ascii="Times New Roman" w:eastAsia="Times New Roman" w:hAnsi="Times New Roman" w:cs="Times New Roman"/>
+          <w:lang w:val="en-US" w:eastAsia="en-US"/>
+        </w:rPr>
+        <w:fldChar w:fldCharType="begin"/>
+      </w:r>
+      <w:r>
+        <w:rPr>
+          <w:rFonts w:ascii="Times New Roman" w:eastAsia="Times New Roman" w:hAnsi="Times New Roman" w:cs="Times New Roman"/>
+          <w:lang w:val="en-US" w:eastAsia="en-US"/>
+        </w:rPr>
+        <w:instrText xml:space="preserve"> INCLUDEPICTURE "https://cdn.iopscience.com/images/0004-637X/903/2/97/apjabb675ieqn3.gif" \* MERGEFORMATINET </w:instrText>
+      </w:r>
+      <w:r>
+        <w:rPr>
+          <w:rFonts w:ascii="Times New Roman" w:eastAsia="Times New Roman" w:hAnsi="Times New Roman" w:cs="Times New Roman"/>
+          <w:lang w:val="en-US" w:eastAsia="en-US"/>
+        </w:rPr>
+        <w:fldChar w:fldCharType="separate"/>
+      </w:r>
+      <w:r>
+        <w:rPr>
+          <w:rFonts w:ascii="Times New Roman" w:eastAsia="Times New Roman" w:hAnsi="Times New Roman" w:cs="Times New Roman"/>
+          <w:noProof/>
+          <w:lang w:val="en-US" w:eastAsia="en-US"/>
+        </w:rPr>
+        <w:drawing>
+          <wp:inline distT="0" distB="0" distL="0" distR="0" wp14:anchorId="5D41E052" wp14:editId="571E5CFB">
+            <wp:extent cx="1344930" cy="205105"/>
+            <wp:effectExtent l="0" t="0" r="1270" b="0"/>
+            <wp:docPr id="2" name="Picture 2" descr="${{\rm{\Delta }}}_{\mathrm{rms}| \mathrm{BH}}\sim 0.60\,\mathrm{dex}$"/>
+            <wp:cNvGraphicFramePr>
+              <a:graphicFrameLocks xmlns:a="http://schemas.openxmlformats.org/drawingml/2006/main" noChangeAspect="1"/>
+            </wp:cNvGraphicFramePr>
+            <a:graphic xmlns:a="http://schemas.openxmlformats.org/drawingml/2006/main">
+              <a:graphicData uri="http://schemas.openxmlformats.org/drawingml/2006/picture">
+                <pic:pic xmlns:pic="http://schemas.openxmlformats.org/drawingml/2006/picture">
+                  <pic:nvPicPr>
+                    <pic:cNvPr id="0" name="Picture 3" descr="${{\rm{\Delta }}}_{\mathrm{rms}| \mathrm{BH}}\sim 0.60\,\mathrm{dex}$"/>
+                    <pic:cNvPicPr>
+                      <a:picLocks noChangeAspect="1" noChangeArrowheads="1"/>
+                    </pic:cNvPicPr>
+                  </pic:nvPicPr>
+                  <pic:blipFill>
+                    <a:blip r:embed="rId6">
+                      <a:extLst>
+                        <a:ext uri="{28A0092B-C50C-407E-A947-70E740481C1C}">
+                          <a14:useLocalDpi xmlns:a14="http://schemas.microsoft.com/office/drawing/2010/main" val="0"/>
+                        </a:ext>
+                      </a:extLst>
+                    </a:blip>
+                    <a:srcRect/>
+                    <a:stretch>
+                      <a:fillRect/>
+                    </a:stretch>
+                  </pic:blipFill>
+                  <pic:spPr bwMode="auto">
+                    <a:xfrm>
+                      <a:off x="0" y="0"/>
+                      <a:ext cx="1344930" cy="205105"/>
+                    </a:xfrm>
+                    <a:prstGeom prst="rect">
+                      <a:avLst/>
+                    </a:prstGeom>
+                    <a:noFill/>
+                    <a:ln>
+                      <a:noFill/>
+                    </a:ln>
+                  </pic:spPr>
+                </pic:pic>
+              </a:graphicData>
+            </a:graphic>
+          </wp:inline>
+        </w:drawing>
+      </w:r>
+      <w:r>
+        <w:rPr>
+          <w:rFonts w:ascii="Times New Roman" w:eastAsia="Times New Roman" w:hAnsi="Times New Roman" w:cs="Times New Roman"/>
+          <w:lang w:val="en-US" w:eastAsia="en-US"/>
+        </w:rPr>
+        <w:fldChar w:fldCharType="end"/>
+      </w:r>
+      <w:r>
+        <w:rPr>
+          <w:rFonts w:ascii="Segoe UI" w:eastAsia="Times New Roman" w:hAnsi="Segoe UI" w:cs="Segoe UI"/>
+          <w:color w:val="333333"/>
+          <w:lang w:val="en-US" w:eastAsia="en-US"/>
+        </w:rPr>
+        <w:t> (cf. ~0.51 dex for the </w:t>
+      </w:r>
+      <w:r>
+        <w:rPr>
+          <w:rFonts w:ascii="Segoe UI" w:eastAsia="Times New Roman" w:hAnsi="Segoe UI" w:cs="Segoe UI"/>
+          <w:i/>
+          <w:iCs/>
+          <w:color w:val="333333"/>
+          <w:bdr w:val="none" w:sz="0" w:space="0" w:color="auto" w:frame="1"/>
+          <w:lang w:val="en-US" w:eastAsia="en-US"/>
+        </w:rPr>
+        <w:t>M</w:t>
+      </w:r>
+      <w:r>
+        <w:rPr>
+          <w:rFonts w:ascii="Segoe UI" w:eastAsia="Times New Roman" w:hAnsi="Segoe UI" w:cs="Segoe UI"/>
+          <w:color w:val="333333"/>
+          <w:lang w:val="en-US" w:eastAsia="en-US"/>
+        </w:rPr>
+        <w:t> </w:t>
+      </w:r>
+      <w:r>
+        <w:rPr>
+          <w:rFonts w:ascii="Segoe UI" w:eastAsia="Times New Roman" w:hAnsi="Segoe UI" w:cs="Segoe UI"/>
+          <w:color w:val="333333"/>
+          <w:sz w:val="18"/>
+          <w:szCs w:val="18"/>
+          <w:bdr w:val="none" w:sz="0" w:space="0" w:color="auto" w:frame="1"/>
+          <w:vertAlign w:val="subscript"/>
+          <w:lang w:val="en-US" w:eastAsia="en-US"/>
+        </w:rPr>
+        <w:t>BH</w:t>
+      </w:r>
+      <w:r>
+        <w:rPr>
+          <w:rFonts w:ascii="Segoe UI" w:eastAsia="Times New Roman" w:hAnsi="Segoe UI" w:cs="Segoe UI"/>
+          <w:color w:val="333333"/>
+          <w:lang w:val="en-US" w:eastAsia="en-US"/>
+        </w:rPr>
+        <w:t>–</w:t>
+      </w:r>
+      <w:r>
+        <w:rPr>
+          <w:rFonts w:ascii="Segoe UI" w:eastAsia="Times New Roman" w:hAnsi="Segoe UI" w:cs="Segoe UI"/>
+          <w:i/>
+          <w:iCs/>
+          <w:color w:val="333333"/>
+          <w:bdr w:val="none" w:sz="0" w:space="0" w:color="auto" w:frame="1"/>
+          <w:lang w:val="en-US" w:eastAsia="en-US"/>
+        </w:rPr>
+        <w:t>σ</w:t>
+      </w:r>
+      <w:r>
+        <w:rPr>
+          <w:rFonts w:ascii="Segoe UI" w:eastAsia="Times New Roman" w:hAnsi="Segoe UI" w:cs="Segoe UI"/>
+          <w:color w:val="333333"/>
+          <w:lang w:val="en-US" w:eastAsia="en-US"/>
+        </w:rPr>
+        <w:t> relation and ~0.58 dex for the </w:t>
+      </w:r>
+      <w:r>
+        <w:rPr>
+          <w:rFonts w:ascii="Segoe UI" w:eastAsia="Times New Roman" w:hAnsi="Segoe UI" w:cs="Segoe UI"/>
+          <w:i/>
+          <w:iCs/>
+          <w:color w:val="333333"/>
+          <w:bdr w:val="none" w:sz="0" w:space="0" w:color="auto" w:frame="1"/>
+          <w:lang w:val="en-US" w:eastAsia="en-US"/>
+        </w:rPr>
+        <w:t>M</w:t>
+      </w:r>
+      <w:r>
+        <w:rPr>
+          <w:rFonts w:ascii="Segoe UI" w:eastAsia="Times New Roman" w:hAnsi="Segoe UI" w:cs="Segoe UI"/>
+          <w:color w:val="333333"/>
+          <w:lang w:val="en-US" w:eastAsia="en-US"/>
+        </w:rPr>
+        <w:t> </w:t>
+      </w:r>
+      <w:r>
+        <w:rPr>
+          <w:rFonts w:ascii="Segoe UI" w:eastAsia="Times New Roman" w:hAnsi="Segoe UI" w:cs="Segoe UI"/>
+          <w:color w:val="333333"/>
+          <w:sz w:val="18"/>
+          <w:szCs w:val="18"/>
+          <w:bdr w:val="none" w:sz="0" w:space="0" w:color="auto" w:frame="1"/>
+          <w:vertAlign w:val="subscript"/>
+          <w:lang w:val="en-US" w:eastAsia="en-US"/>
+        </w:rPr>
+        <w:t>BH</w:t>
+      </w:r>
+      <w:r>
+        <w:rPr>
+          <w:rFonts w:ascii="Segoe UI" w:eastAsia="Times New Roman" w:hAnsi="Segoe UI" w:cs="Segoe UI"/>
+          <w:color w:val="333333"/>
+          <w:lang w:val="en-US" w:eastAsia="en-US"/>
+        </w:rPr>
+        <w:t>–</w:t>
+      </w:r>
+      <w:r>
+        <w:rPr>
+          <w:rFonts w:ascii="Segoe UI" w:eastAsia="Times New Roman" w:hAnsi="Segoe UI" w:cs="Segoe UI"/>
+          <w:i/>
+          <w:iCs/>
+          <w:color w:val="333333"/>
+          <w:bdr w:val="none" w:sz="0" w:space="0" w:color="auto" w:frame="1"/>
+          <w:lang w:val="en-US" w:eastAsia="en-US"/>
+        </w:rPr>
+        <w:t>M</w:t>
+      </w:r>
+      <w:r>
+        <w:rPr>
+          <w:rFonts w:ascii="Segoe UI" w:eastAsia="Times New Roman" w:hAnsi="Segoe UI" w:cs="Segoe UI"/>
+          <w:color w:val="333333"/>
+          <w:lang w:val="en-US" w:eastAsia="en-US"/>
+        </w:rPr>
+        <w:t> </w:t>
+      </w:r>
+      <w:r>
+        <w:rPr>
+          <w:rFonts w:ascii="Segoe UI" w:eastAsia="Times New Roman" w:hAnsi="Segoe UI" w:cs="Segoe UI"/>
+          <w:color w:val="333333"/>
+          <w:sz w:val="18"/>
+          <w:szCs w:val="18"/>
+          <w:bdr w:val="none" w:sz="0" w:space="0" w:color="auto" w:frame="1"/>
+          <w:vertAlign w:val="subscript"/>
+          <w:lang w:val="en-US" w:eastAsia="en-US"/>
+        </w:rPr>
+        <w:t>*,sph</w:t>
+      </w:r>
+      <w:r>
+        <w:rPr>
+          <w:rFonts w:ascii="Segoe UI" w:eastAsia="Times New Roman" w:hAnsi="Segoe UI" w:cs="Segoe UI"/>
+          <w:color w:val="333333"/>
+          <w:lang w:val="en-US" w:eastAsia="en-US"/>
+        </w:rPr>
+        <w:t> relation), and the ETGs alone define two steeper </w:t>
+      </w:r>
+      <w:r>
+        <w:rPr>
+          <w:rFonts w:ascii="Segoe UI" w:eastAsia="Times New Roman" w:hAnsi="Segoe UI" w:cs="Segoe UI"/>
+          <w:i/>
+          <w:iCs/>
+          <w:color w:val="333333"/>
+          <w:bdr w:val="none" w:sz="0" w:space="0" w:color="auto" w:frame="1"/>
+          <w:lang w:val="en-US" w:eastAsia="en-US"/>
+        </w:rPr>
+        <w:t>M</w:t>
+      </w:r>
+      <w:r>
+        <w:rPr>
+          <w:rFonts w:ascii="Segoe UI" w:eastAsia="Times New Roman" w:hAnsi="Segoe UI" w:cs="Segoe UI"/>
+          <w:color w:val="333333"/>
+          <w:lang w:val="en-US" w:eastAsia="en-US"/>
+        </w:rPr>
+        <w:t> </w:t>
+      </w:r>
+      <w:r>
+        <w:rPr>
+          <w:rFonts w:ascii="Segoe UI" w:eastAsia="Times New Roman" w:hAnsi="Segoe UI" w:cs="Segoe UI"/>
+          <w:color w:val="333333"/>
+          <w:sz w:val="18"/>
+          <w:szCs w:val="18"/>
+          <w:bdr w:val="none" w:sz="0" w:space="0" w:color="auto" w:frame="1"/>
+          <w:vertAlign w:val="subscript"/>
+          <w:lang w:val="en-US" w:eastAsia="en-US"/>
+        </w:rPr>
+        <w:t>BH</w:t>
+      </w:r>
+      <w:r>
+        <w:rPr>
+          <w:rFonts w:ascii="Segoe UI" w:eastAsia="Times New Roman" w:hAnsi="Segoe UI" w:cs="Segoe UI"/>
+          <w:color w:val="333333"/>
+          <w:lang w:val="en-US" w:eastAsia="en-US"/>
+        </w:rPr>
+        <w:t>–</w:t>
+      </w:r>
+      <w:r>
+        <w:rPr>
+          <w:rFonts w:ascii="Segoe UI" w:eastAsia="Times New Roman" w:hAnsi="Segoe UI" w:cs="Segoe UI"/>
+          <w:i/>
+          <w:iCs/>
+          <w:color w:val="333333"/>
+          <w:bdr w:val="none" w:sz="0" w:space="0" w:color="auto" w:frame="1"/>
+          <w:lang w:val="en-US" w:eastAsia="en-US"/>
+        </w:rPr>
+        <w:t>R</w:t>
+      </w:r>
+      <w:r>
+        <w:rPr>
+          <w:rFonts w:ascii="Segoe UI" w:eastAsia="Times New Roman" w:hAnsi="Segoe UI" w:cs="Segoe UI"/>
+          <w:color w:val="333333"/>
+          <w:lang w:val="en-US" w:eastAsia="en-US"/>
+        </w:rPr>
+        <w:t> </w:t>
+      </w:r>
+      <w:r>
+        <w:rPr>
+          <w:rFonts w:ascii="Segoe UI" w:eastAsia="Times New Roman" w:hAnsi="Segoe UI" w:cs="Segoe UI"/>
+          <w:color w:val="333333"/>
+          <w:sz w:val="18"/>
+          <w:szCs w:val="18"/>
+          <w:bdr w:val="none" w:sz="0" w:space="0" w:color="auto" w:frame="1"/>
+          <w:vertAlign w:val="subscript"/>
+          <w:lang w:val="en-US" w:eastAsia="en-US"/>
+        </w:rPr>
+        <w:t>e,sph</w:t>
+      </w:r>
+      <w:r>
+        <w:rPr>
+          <w:rFonts w:ascii="Segoe UI" w:eastAsia="Times New Roman" w:hAnsi="Segoe UI" w:cs="Segoe UI"/>
+          <w:color w:val="333333"/>
+          <w:lang w:val="en-US" w:eastAsia="en-US"/>
+        </w:rPr>
+        <w:t> relations, offset by ~1 dex in the </w:t>
+      </w:r>
+      <w:r>
+        <w:rPr>
+          <w:rFonts w:ascii="Times New Roman" w:eastAsia="Times New Roman" w:hAnsi="Times New Roman" w:cs="Times New Roman"/>
+          <w:lang w:val="en-US" w:eastAsia="en-US"/>
+        </w:rPr>
+        <w:fldChar w:fldCharType="begin"/>
+      </w:r>
+      <w:r>
+        <w:rPr>
+          <w:rFonts w:ascii="Times New Roman" w:eastAsia="Times New Roman" w:hAnsi="Times New Roman" w:cs="Times New Roman"/>
+          <w:lang w:val="en-US" w:eastAsia="en-US"/>
+        </w:rPr>
+        <w:instrText xml:space="preserve"> INCLUDEPICTURE "https://cdn.iopscience.com/images/0004-637X/903/2/97/apjabb675ieqn4.gif" \* MERGEFORMATINET </w:instrText>
+      </w:r>
+      <w:r>
+        <w:rPr>
+          <w:rFonts w:ascii="Times New Roman" w:eastAsia="Times New Roman" w:hAnsi="Times New Roman" w:cs="Times New Roman"/>
+          <w:lang w:val="en-US" w:eastAsia="en-US"/>
+        </w:rPr>
+        <w:fldChar w:fldCharType="separate"/>
+      </w:r>
+      <w:r>
+        <w:rPr>
+          <w:rFonts w:ascii="Times New Roman" w:eastAsia="Times New Roman" w:hAnsi="Times New Roman" w:cs="Times New Roman"/>
+          <w:noProof/>
+          <w:lang w:val="en-US" w:eastAsia="en-US"/>
+        </w:rPr>
+        <w:drawing>
+          <wp:inline distT="0" distB="0" distL="0" distR="0" wp14:anchorId="434784FA" wp14:editId="1AD9C160">
+            <wp:extent cx="557530" cy="175895"/>
+            <wp:effectExtent l="0" t="0" r="0" b="1905"/>
+            <wp:docPr id="1" name="Picture 1" descr="$\mathrm{log}{M}_{\mathrm{BH}}$"/>
+            <wp:cNvGraphicFramePr>
+              <a:graphicFrameLocks xmlns:a="http://schemas.openxmlformats.org/drawingml/2006/main" noChangeAspect="1"/>
+            </wp:cNvGraphicFramePr>
+            <a:graphic xmlns:a="http://schemas.openxmlformats.org/drawingml/2006/main">
+              <a:graphicData uri="http://schemas.openxmlformats.org/drawingml/2006/picture">
+                <pic:pic xmlns:pic="http://schemas.openxmlformats.org/drawingml/2006/picture">
+                  <pic:nvPicPr>
+                    <pic:cNvPr id="0" name="Picture 4" descr="$\mathrm{log}{M}_{\mathrm{BH}}$"/>
+                    <pic:cNvPicPr>
+                      <a:picLocks noChangeAspect="1" noChangeArrowheads="1"/>
+                    </pic:cNvPicPr>
+                  </pic:nvPicPr>
+                  <pic:blipFill>
+                    <a:blip r:embed="rId7">
+                      <a:extLst>
+                        <a:ext uri="{28A0092B-C50C-407E-A947-70E740481C1C}">
+                          <a14:useLocalDpi xmlns:a14="http://schemas.microsoft.com/office/drawing/2010/main" val="0"/>
+                        </a:ext>
+                      </a:extLst>
+                    </a:blip>
+                    <a:srcRect/>
+                    <a:stretch>
+                      <a:fillRect/>
+                    </a:stretch>
+                  </pic:blipFill>
+                  <pic:spPr bwMode="auto">
+                    <a:xfrm>
+                      <a:off x="0" y="0"/>
+                      <a:ext cx="557530" cy="175895"/>
+                    </a:xfrm>
+                    <a:prstGeom prst="rect">
+                      <a:avLst/>
+                    </a:prstGeom>
+                    <a:noFill/>
+                    <a:ln>
+                      <a:noFill/>
+                    </a:ln>
+                  </pic:spPr>
+                </pic:pic>
+              </a:graphicData>
+            </a:graphic>
+          </wp:inline>
+        </w:drawing>
+      </w:r>
+      <w:r>
+        <w:rPr>
+          <w:rFonts w:ascii="Times New Roman" w:eastAsia="Times New Roman" w:hAnsi="Times New Roman" w:cs="Times New Roman"/>
+          <w:lang w:val="en-US" w:eastAsia="en-US"/>
+        </w:rPr>
+        <w:fldChar w:fldCharType="end"/>
+      </w:r>
+      <w:r>
+        <w:rPr>
+          <w:rFonts w:ascii="Segoe UI" w:eastAsia="Times New Roman" w:hAnsi="Segoe UI" w:cs="Segoe UI"/>
+          <w:color w:val="333333"/>
+          <w:lang w:val="en-US" w:eastAsia="en-US"/>
+        </w:rPr>
+        <w:t> direction, depending on whether they have a disk or not and explaining their similar offset in the </w:t>
+      </w:r>
+      <w:r>
+        <w:rPr>
+          <w:rFonts w:ascii="Segoe UI" w:eastAsia="Times New Roman" w:hAnsi="Segoe UI" w:cs="Segoe UI"/>
+          <w:i/>
+          <w:iCs/>
+          <w:color w:val="333333"/>
+          <w:bdr w:val="none" w:sz="0" w:space="0" w:color="auto" w:frame="1"/>
+          <w:lang w:val="en-US" w:eastAsia="en-US"/>
+        </w:rPr>
+        <w:t>M</w:t>
+      </w:r>
+      <w:r>
+        <w:rPr>
+          <w:rFonts w:ascii="Segoe UI" w:eastAsia="Times New Roman" w:hAnsi="Segoe UI" w:cs="Segoe UI"/>
+          <w:color w:val="333333"/>
+          <w:lang w:val="en-US" w:eastAsia="en-US"/>
+        </w:rPr>
+        <w:t> </w:t>
+      </w:r>
+      <w:r>
+        <w:rPr>
+          <w:rFonts w:ascii="Segoe UI" w:eastAsia="Times New Roman" w:hAnsi="Segoe UI" w:cs="Segoe UI"/>
+          <w:color w:val="333333"/>
+          <w:sz w:val="18"/>
+          <w:szCs w:val="18"/>
+          <w:bdr w:val="none" w:sz="0" w:space="0" w:color="auto" w:frame="1"/>
+          <w:vertAlign w:val="subscript"/>
+          <w:lang w:val="en-US" w:eastAsia="en-US"/>
+        </w:rPr>
+        <w:t>BH</w:t>
+      </w:r>
+      <w:r>
+        <w:rPr>
+          <w:rFonts w:ascii="Segoe UI" w:eastAsia="Times New Roman" w:hAnsi="Segoe UI" w:cs="Segoe UI"/>
+          <w:color w:val="333333"/>
+          <w:lang w:val="en-US" w:eastAsia="en-US"/>
+        </w:rPr>
+        <w:t>–</w:t>
+      </w:r>
+      <w:r>
+        <w:rPr>
+          <w:rFonts w:ascii="Segoe UI" w:eastAsia="Times New Roman" w:hAnsi="Segoe UI" w:cs="Segoe UI"/>
+          <w:i/>
+          <w:iCs/>
+          <w:color w:val="333333"/>
+          <w:bdr w:val="none" w:sz="0" w:space="0" w:color="auto" w:frame="1"/>
+          <w:lang w:val="en-US" w:eastAsia="en-US"/>
+        </w:rPr>
+        <w:t>M</w:t>
+      </w:r>
+      <w:r>
+        <w:rPr>
+          <w:rFonts w:ascii="Segoe UI" w:eastAsia="Times New Roman" w:hAnsi="Segoe UI" w:cs="Segoe UI"/>
+          <w:color w:val="333333"/>
+          <w:lang w:val="en-US" w:eastAsia="en-US"/>
+        </w:rPr>
+        <w:t> </w:t>
+      </w:r>
+      <w:r>
+        <w:rPr>
+          <w:rFonts w:ascii="Segoe UI" w:eastAsia="Times New Roman" w:hAnsi="Segoe UI" w:cs="Segoe UI"/>
+          <w:color w:val="333333"/>
+          <w:sz w:val="18"/>
+          <w:szCs w:val="18"/>
+          <w:bdr w:val="none" w:sz="0" w:space="0" w:color="auto" w:frame="1"/>
+          <w:vertAlign w:val="subscript"/>
+          <w:lang w:val="en-US" w:eastAsia="en-US"/>
+        </w:rPr>
+        <w:t>*,sph</w:t>
+      </w:r>
+      <w:r>
+        <w:rPr>
+          <w:rFonts w:ascii="Segoe UI" w:eastAsia="Times New Roman" w:hAnsi="Segoe UI" w:cs="Segoe UI"/>
+          <w:color w:val="333333"/>
+          <w:lang w:val="en-US" w:eastAsia="en-US"/>
+        </w:rPr>
+        <w:t> diagram. This trend holds using 10%, 50%, or 90% radii. These relations offer pivotal checks for simulations trying to reproduce realistic galaxies, and for theoretical studies investigating the dependence of black hole mass on basic spheroid properties.</w:t>
+      </w:r>
+    </w:p>
+    <w:p>
+      <w:pPr>
+        <w:rPr>
+          <w:rFonts w:ascii="Times New Roman" w:eastAsia="Times New Roman" w:hAnsi="Times New Roman" w:cs="Times New Roman"/>
+          <w:lang w:val="en-US"/>
         </w:rPr>
       </w:pPr>
     </w:p>

--- a/wordcloud.docx
+++ b/wordcloud.docx
@@ -19,7 +19,15 @@
         <w:t>⊙</w:t>
       </w:r>
       <w:r>
-        <w:t>) = (8.21 ± 0.16) - (0.062 ± 0.009)P. This method is compared with other means of estimating black hole mass to determine its effectiveness and usefulness relative to other existing relations. We argue that such a relationship is predicted by leading theories of spiral structure in disk galaxies, including the density wave theory. We propose this relationship as a tool for estimating SMBH masses in disk galaxies. This tool is potentially superior when compared to other methods for this class of galaxy and has the advantage of being unambiguously measurable from imaging data alone.</w:t>
+        <w:t xml:space="preserve">) = (8.21 ± 0.16) - (0.062 ± </w:t>
+      </w:r>
+      <w:proofErr w:type="gramStart"/>
+      <w:r>
+        <w:t>0.009)P.</w:t>
+      </w:r>
+      <w:proofErr w:type="gramEnd"/>
+      <w:r>
+        <w:t xml:space="preserve"> This method is compared with other means of estimating black hole mass to determine its effectiveness and usefulness relative to other existing relations. We argue that such a relationship is predicted by leading theories of spiral structure in disk galaxies, including the density wave theory. We propose this relationship as a tool for estimating SMBH masses in disk galaxies. This tool is potentially superior when compared to other methods for this class of galaxy and has the advantage of being unambiguously measurable from imaging data alone.</w:t>
       </w:r>
     </w:p>
     <w:p/>
@@ -68,7 +76,15 @@
     <w:p/>
     <w:p>
       <w:r>
-        <w:t xml:space="preserve">We present a determination of the supermassive black hole (SMBH) mass function for early- and late-type galaxies in the nearby universe (z &lt; 0.0057), established from a volume-limited sample consisting of a statistically complete collection of the brightest spiral galaxies in the southern hemisphere. The sample is defined by limiting luminosity (redshift-independent) distance, D L = 25.4 Mpc, and a limiting absolute B-band magnitude, {{M}}B=-19.12. These limits define a sample of 140 spiral, 30 elliptical (E), and 38 lenticular (S0) galaxies. We established the Sérsic index distribution for early-type (E/S0) galaxies in our sample. Davis et al. established the pitch angle distribution for their sample, which is identical to our late-type (spiral) galaxy sample. We then used the pitch angle and the Sérsic index distributions in order to estimate the SMBH mass function for our volume-limited sample. The observational simplicity of our approach relies on the empirical relation between the mass of the central SMBH and the Sérsic index for an early-type galaxy or the </w:t>
+        <w:t>We present a determination of the supermassive black hole (SMBH) mass function for early- and late-type galaxies in the nearby universe (z &lt; 0.0057), established from a volume-limited sample consisting of a statistically complete collection of the brightest spiral galaxies in the southern hemisphere. The sample is defined by limiting luminosity (redshift-independent) distance, D L = 25.4 Mpc, and a limiting absolute B-band magnitude, {{M</w:t>
+      </w:r>
+      <w:proofErr w:type="gramStart"/>
+      <w:r>
+        <w:t>}}B</w:t>
+      </w:r>
+      <w:proofErr w:type="gramEnd"/>
+      <w:r>
+        <w:t xml:space="preserve">=-19.12. These limits define a sample of 140 spiral, 30 elliptical (E), and 38 lenticular (S0) galaxies. We established the Sérsic index distribution for early-type (E/S0) galaxies in our sample. Davis et al. established the pitch angle distribution for their sample, which is identical to our late-type (spiral) galaxy sample. We then used the pitch angle and the Sérsic index distributions in order to estimate the SMBH mass function for our volume-limited sample. The observational simplicity of our approach relies on the empirical relation between the mass of the central SMBH and the Sérsic index for an early-type galaxy or the </w:t>
       </w:r>
       <w:r>
         <w:lastRenderedPageBreak/>
@@ -82,7 +98,15 @@
       </w:r>
       <w:r>
         <w:br/>
-        <w:t>Methods: We used well established X-ray and radio luminosity relations in accreting black holes, along with the latest scaling relations between the mass of the central black hole (MBH) and the properties of its host spheroid, to predict MBH in seven LLAGN, that were previously reported to be in the IMBH regime. Namely, we used the recently re-evaluated MBH-Msph(Msph: spheroid absolute magnitude at 3.6 μm) scaling relation for spiral galaxies, the MBH-nsph (nsph: major axis Sérsic index of the spheroid component) relation, the MBH-PA (PA: spiral pitch angle) relation, and a recently re-calibrated version of the FP-BH for weakly accreting BHs, to independently estimate MBH in all seven galaxies. </w:t>
+        <w:t>Methods: We used well established X-ray and radio luminosity relations in accreting black holes, along with the latest scaling relations between the mass of the central black hole (MBH) and the properties of its host spheroid, to predict MBH in seven LLAGN, that were previously reported to be in the IMBH regime. Namely, we used the recently re-evaluated MBH-</w:t>
+      </w:r>
+      <w:proofErr w:type="gramStart"/>
+      <w:r>
+        <w:t>Msph(</w:t>
+      </w:r>
+      <w:proofErr w:type="gramEnd"/>
+      <w:r>
+        <w:t>Msph: spheroid absolute magnitude at 3.6 μm) scaling relation for spiral galaxies, the MBH-nsph (nsph: major axis Sérsic index of the spheroid component) relation, the MBH-PA (PA: spiral pitch angle) relation, and a recently re-calibrated version of the FP-BH for weakly accreting BHs, to independently estimate MBH in all seven galaxies. </w:t>
       </w:r>
       <w:r>
         <w:br/>
@@ -114,7 +138,23 @@
         <w:t>⊙</w:t>
       </w:r>
       <w:r>
-        <w:t>) = (7.01 ± 0.07) - (0.171 ± 0.017)[|ϕ| - 15°]. The total root mean square scatter associated with this relation is 0.43 dex in the log MBH direction, with an intrinsic scatter of 0.30 ± 0.08 dex. The MBH-ϕ relation is therefore at least as accurate at predicting SMBH masses in spiral galaxies as the other known relations. By definition, the existence of an MBH-ϕ relation demands that the SMBH mass must correlate with the galaxy discs in some manner. Moreover, with the majority of our sample (37 of 44) classified in the literature as having a pseudobulge morphology, we additionally reveal that the SMBH mass correlates with the large-scale spiral pattern and thus the discs of galaxies hosting pseudobulges. Furthermore, given that the MBH-ϕ relation is capable of estimating black hole masses in bulge-less spiral galaxies, it therefore has great promise for predicting which galaxies may harbour intermediate-mass black holes (IMBHs, MBH &lt; 105 M</w:t>
+        <w:t xml:space="preserve">) = (7.01 ± 0.07) - (0.171 ± </w:t>
+      </w:r>
+      <w:proofErr w:type="gramStart"/>
+      <w:r>
+        <w:t>0.017)[</w:t>
+      </w:r>
+      <w:proofErr w:type="gramEnd"/>
+      <w:r>
+        <w:t xml:space="preserve">|ϕ| - 15°]. The total root </w:t>
+      </w:r>
+      <w:proofErr w:type="gramStart"/>
+      <w:r>
+        <w:t>mean</w:t>
+      </w:r>
+      <w:proofErr w:type="gramEnd"/>
+      <w:r>
+        <w:t xml:space="preserve"> square scatter associated with this relation is 0.43 dex in the log MBH direction, with an intrinsic scatter of 0.30 ± 0.08 dex. The MBH-ϕ relation is therefore at least as accurate at predicting SMBH masses in spiral galaxies as the other known relations. By definition, the existence of an MBH-ϕ relation demands that the SMBH mass must correlate with the galaxy discs in some manner. Moreover, with the majority of our sample (37 of 44) classified in the literature as having a pseudobulge morphology, we additionally reveal that the SMBH mass correlates with the large-scale spiral pattern and thus the discs of galaxies hosting pseudobulges. Furthermore, given that the MBH-ϕ relation is capable of estimating black hole masses in bulge-less spiral galaxies, it therefore has great promise for predicting which galaxies may harbour intermediate-mass black holes (IMBHs, MBH &lt; 105 M</w:t>
       </w:r>
       <w:r>
         <w:rPr>
@@ -129,21 +169,43 @@
     <w:p/>
     <w:p>
       <w:r>
-        <w:t>The (supermassive black hole mass, MBH)-(bulge stellar mass, M</w:t>
-      </w:r>
-      <w:r>
-        <w:rPr>
-          <w:rFonts w:ascii="Cambria Math" w:hAnsi="Cambria Math" w:cs="Cambria Math"/>
-        </w:rPr>
-        <w:t>∗</w:t>
-      </w:r>
-      <w:r>
-        <w:t xml:space="preserve">,sph) relation is, obviously, derived using two quantities. We endeavor to provide accurate values for the latter via detailed multicomponent galaxy decompositions for the current full sample of 43 spiral galaxies having directly measured MBH values; 35 of these galaxies have been alleged to contain pseudobulges, 21 have water maser measurements, and three appear bulgeless. This more than doubles the previous sample size of spiral galaxies with a finessed image analysis. We have analyzed near-infrared images, accounting for not only the bulge, disk (exponential, truncated, or inclined), and bar but also for spiral arms and rings and additional central components (active </w:t>
+        <w:t>The (supermassive black hole mass, MBH)</w:t>
+      </w:r>
+      <w:proofErr w:type="gramStart"/>
+      <w:r>
+        <w:t>-(</w:t>
+      </w:r>
+      <w:proofErr w:type="gramEnd"/>
+      <w:r>
+        <w:t>bulge stellar mass, M</w:t>
+      </w:r>
+      <w:proofErr w:type="gramStart"/>
+      <w:r>
+        <w:rPr>
+          <w:rFonts w:ascii="Cambria Math" w:hAnsi="Cambria Math" w:cs="Cambria Math"/>
+        </w:rPr>
+        <w:t>∗</w:t>
+      </w:r>
+      <w:r>
+        <w:t>,sph</w:t>
+      </w:r>
+      <w:proofErr w:type="gramEnd"/>
+      <w:r>
+        <w:t xml:space="preserve">) relation is, obviously, derived using two quantities. We endeavor to provide accurate values for the latter via detailed multicomponent galaxy decompositions for the current full sample of 43 spiral galaxies having directly measured MBH values; 35 of these galaxies have been alleged to contain pseudobulges, 21 have water maser measurements, and three appear bulgeless. This more than doubles the previous sample size of spiral galaxies with a finessed image analysis. We have analyzed near-infrared images, accounting for not only the bulge, disk (exponential, truncated, or inclined), and bar but also for spiral arms and rings and additional central components (active </w:t>
       </w:r>
       <w:r>
         <w:lastRenderedPageBreak/>
-        <w:t>galactic nuclei (AGNs), etc.). A symmetric Bayesian analysis finds log(MBH/M</w:t>
-      </w:r>
+        <w:t>galactic nuclei (AGNs), etc.). A symmetric Bayesian analysis finds </w:t>
+      </w:r>
+      <w:proofErr w:type="gramStart"/>
+      <w:r>
+        <w:t>log(</w:t>
+      </w:r>
+      <w:proofErr w:type="gramEnd"/>
+      <w:r>
+        <w:t>MBH/M</w:t>
+      </w:r>
+      <w:proofErr w:type="gramStart"/>
       <w:r>
         <w:rPr>
           <w:rFonts w:ascii="Cambria Math" w:hAnsi="Cambria Math" w:cs="Cambria Math"/>
@@ -151,16 +213,33 @@
         <w:t>⊙</w:t>
       </w:r>
       <w:r>
-        <w:t>)=(2.44+0.35−0.31)log{M</w:t>
-      </w:r>
-      <w:r>
-        <w:rPr>
-          <w:rFonts w:ascii="Cambria Math" w:hAnsi="Cambria Math" w:cs="Cambria Math"/>
-        </w:rPr>
-        <w:t>∗</w:t>
-      </w:r>
-      <w:r>
-        <w:t>,sph/[υ(1.15×1010M</w:t>
+        <w:t>)=</w:t>
+      </w:r>
+      <w:proofErr w:type="gramEnd"/>
+      <w:r>
+        <w:t>(2.44+0.35−0.</w:t>
+      </w:r>
+      <w:proofErr w:type="gramStart"/>
+      <w:r>
+        <w:t>31)log</w:t>
+      </w:r>
+      <w:proofErr w:type="gramEnd"/>
+      <w:r>
+        <w:t>{M</w:t>
+      </w:r>
+      <w:proofErr w:type="gramStart"/>
+      <w:r>
+        <w:rPr>
+          <w:rFonts w:ascii="Cambria Math" w:hAnsi="Cambria Math" w:cs="Cambria Math"/>
+        </w:rPr>
+        <w:t>∗</w:t>
+      </w:r>
+      <w:r>
+        <w:t>,sph</w:t>
+      </w:r>
+      <w:proofErr w:type="gramEnd"/>
+      <w:r>
+        <w:t>/[υ(1.15×1010M</w:t>
       </w:r>
       <w:r>
         <w:rPr>
@@ -169,7 +248,15 @@
         <w:t>⊙</w:t>
       </w:r>
       <w:r>
-        <w:t>)]}+(7.24±0.12), with υ a stellar mass-to-light ratio term. The level of scatter equals that about the MBH-σ</w:t>
+        <w:t>)</w:t>
+      </w:r>
+      <w:proofErr w:type="gramStart"/>
+      <w:r>
+        <w:t>]}+(</w:t>
+      </w:r>
+      <w:proofErr w:type="gramEnd"/>
+      <w:r>
+        <w:t>7.24±0.12), with υ a stellar mass-to-light ratio term. The level of scatter equals that about the MBH-σ</w:t>
       </w:r>
       <w:r>
         <w:rPr>
@@ -180,32 +267,55 @@
       <w:r>
         <w:t> relation. The nonlinear slope rules out the idea that many mergers, coupled with the central limit theorem, produced this scaling relation, and it corroborates previous observational studies and simulations, which have reported a near-quadratic slope at the low-mass end of the MBH-M</w:t>
       </w:r>
-      <w:r>
-        <w:rPr>
-          <w:rFonts w:ascii="Cambria Math" w:hAnsi="Cambria Math" w:cs="Cambria Math"/>
-        </w:rPr>
-        <w:t>∗</w:t>
-      </w:r>
-      <w:r>
-        <w:t>,sph diagram. Furthermore, bulges with AGNs follow this relation; they are not offset by an order of magnitude, and models that have invoked AGN feedback to establish a linear MBH-M</w:t>
-      </w:r>
-      <w:r>
-        <w:rPr>
-          <w:rFonts w:ascii="Cambria Math" w:hAnsi="Cambria Math" w:cs="Cambria Math"/>
-        </w:rPr>
-        <w:t>∗</w:t>
-      </w:r>
-      <w:r>
-        <w:t>,sph relation need revisiting. We additionally present an updated MBH-(Sérsic index, nsph) relation for spiral galaxy bulges with a comparable level of scatter and a new M</w:t>
-      </w:r>
-      <w:r>
-        <w:rPr>
-          <w:rFonts w:ascii="Cambria Math" w:hAnsi="Cambria Math" w:cs="Cambria Math"/>
-        </w:rPr>
-        <w:t>∗</w:t>
-      </w:r>
-      <w:r>
-        <w:t>,sph-(spiral-arm pitch angle, ϕ) relation.</w:t>
+      <w:proofErr w:type="gramStart"/>
+      <w:r>
+        <w:rPr>
+          <w:rFonts w:ascii="Cambria Math" w:hAnsi="Cambria Math" w:cs="Cambria Math"/>
+        </w:rPr>
+        <w:t>∗</w:t>
+      </w:r>
+      <w:r>
+        <w:t>,sph</w:t>
+      </w:r>
+      <w:proofErr w:type="gramEnd"/>
+      <w:r>
+        <w:t> diagram. Furthermore, bulges with AGNs follow this relation; they are not offset by an order of magnitude, and models that have invoked AGN feedback to establish a linear MBH-M</w:t>
+      </w:r>
+      <w:proofErr w:type="gramStart"/>
+      <w:r>
+        <w:rPr>
+          <w:rFonts w:ascii="Cambria Math" w:hAnsi="Cambria Math" w:cs="Cambria Math"/>
+        </w:rPr>
+        <w:t>∗</w:t>
+      </w:r>
+      <w:r>
+        <w:t>,sph</w:t>
+      </w:r>
+      <w:proofErr w:type="gramEnd"/>
+      <w:r>
+        <w:t> relation need revisiting. We additionally present an updated MBH</w:t>
+      </w:r>
+      <w:proofErr w:type="gramStart"/>
+      <w:r>
+        <w:t>-(</w:t>
+      </w:r>
+      <w:proofErr w:type="gramEnd"/>
+      <w:r>
+        <w:t>Sérsic index, nsph) relation for spiral galaxy bulges with a comparable level of scatter and a new M</w:t>
+      </w:r>
+      <w:proofErr w:type="gramStart"/>
+      <w:r>
+        <w:rPr>
+          <w:rFonts w:ascii="Cambria Math" w:hAnsi="Cambria Math" w:cs="Cambria Math"/>
+        </w:rPr>
+        <w:t>∗</w:t>
+      </w:r>
+      <w:r>
+        <w:t>,sph-(</w:t>
+      </w:r>
+      <w:proofErr w:type="gramEnd"/>
+      <w:r>
+        <w:t>spiral-arm pitch angle, ϕ) relation.</w:t>
       </w:r>
     </w:p>
     <w:p/>
@@ -213,42 +323,71 @@
       <w:r>
         <w:t>Black hole mass (MBH) scaling relations are typically derived using the properties of a galaxy's bulge and samples dominated by (high-mass) early-type galaxies. Studying late-type galaxies should provide greater insight into the mutual growth of black holes and galaxies in more gas-rich environments. We have used 40 spiral galaxies to establish how MBH scales with both the total stellar mass (M</w:t>
       </w:r>
-      <w:r>
-        <w:rPr>
-          <w:rFonts w:ascii="Cambria Math" w:hAnsi="Cambria Math" w:cs="Cambria Math"/>
-        </w:rPr>
-        <w:t>∗</w:t>
-      </w:r>
-      <w:r>
-        <w:t>,tot) and the disk's stellar mass, having measured the spheroid (bulge) stellar mass (M</w:t>
-      </w:r>
-      <w:r>
-        <w:rPr>
-          <w:rFonts w:ascii="Cambria Math" w:hAnsi="Cambria Math" w:cs="Cambria Math"/>
-        </w:rPr>
-        <w:t>∗</w:t>
-      </w:r>
-      <w:r>
-        <w:t>,sph) and presented the MBH-M</w:t>
-      </w:r>
-      <w:r>
-        <w:rPr>
-          <w:rFonts w:ascii="Cambria Math" w:hAnsi="Cambria Math" w:cs="Cambria Math"/>
-        </w:rPr>
-        <w:t>∗</w:t>
-      </w:r>
-      <w:r>
-        <w:t>,sph relation in Paper I. The relation involving M</w:t>
-      </w:r>
-      <w:r>
-        <w:rPr>
-          <w:rFonts w:ascii="Cambria Math" w:hAnsi="Cambria Math" w:cs="Cambria Math"/>
-        </w:rPr>
-        <w:t>∗</w:t>
-      </w:r>
-      <w:r>
-        <w:t>,totmay be beneficial for estimating MBH either from pipeline data or at higher redshift, conditions that are not ideal for the accurate isolation of the bulge. A symmetric Bayesian analysis finds log(MBH/M</w:t>
-      </w:r>
+      <w:proofErr w:type="gramStart"/>
+      <w:r>
+        <w:rPr>
+          <w:rFonts w:ascii="Cambria Math" w:hAnsi="Cambria Math" w:cs="Cambria Math"/>
+        </w:rPr>
+        <w:t>∗</w:t>
+      </w:r>
+      <w:r>
+        <w:t>,tot</w:t>
+      </w:r>
+      <w:proofErr w:type="gramEnd"/>
+      <w:r>
+        <w:t>) and the disk's stellar mass, having measured the spheroid (bulge) stellar mass (M</w:t>
+      </w:r>
+      <w:proofErr w:type="gramStart"/>
+      <w:r>
+        <w:rPr>
+          <w:rFonts w:ascii="Cambria Math" w:hAnsi="Cambria Math" w:cs="Cambria Math"/>
+        </w:rPr>
+        <w:t>∗</w:t>
+      </w:r>
+      <w:r>
+        <w:t>,sph</w:t>
+      </w:r>
+      <w:proofErr w:type="gramEnd"/>
+      <w:r>
+        <w:t>) and presented the MBH-M</w:t>
+      </w:r>
+      <w:proofErr w:type="gramStart"/>
+      <w:r>
+        <w:rPr>
+          <w:rFonts w:ascii="Cambria Math" w:hAnsi="Cambria Math" w:cs="Cambria Math"/>
+        </w:rPr>
+        <w:t>∗</w:t>
+      </w:r>
+      <w:r>
+        <w:t>,sph</w:t>
+      </w:r>
+      <w:proofErr w:type="gramEnd"/>
+      <w:r>
+        <w:t> relation in Paper I. The relation involving M</w:t>
+      </w:r>
+      <w:proofErr w:type="gramStart"/>
+      <w:r>
+        <w:rPr>
+          <w:rFonts w:ascii="Cambria Math" w:hAnsi="Cambria Math" w:cs="Cambria Math"/>
+        </w:rPr>
+        <w:t>∗</w:t>
+      </w:r>
+      <w:r>
+        <w:t>,totmay</w:t>
+      </w:r>
+      <w:proofErr w:type="gramEnd"/>
+      <w:r>
+        <w:t xml:space="preserve"> be beneficial for estimating MBH either from pipeline data or at higher redshift, conditions that are not ideal for the accurate isolation of the bulge. A symmetric Bayesian analysis finds </w:t>
+      </w:r>
+      <w:proofErr w:type="gramStart"/>
+      <w:r>
+        <w:t>log(</w:t>
+      </w:r>
+      <w:proofErr w:type="gramEnd"/>
+      <w:r>
+        <w:t>MBH/M</w:t>
+      </w:r>
+      <w:proofErr w:type="gramStart"/>
       <w:r>
         <w:rPr>
           <w:rFonts w:ascii="Cambria Math" w:hAnsi="Cambria Math" w:cs="Cambria Math"/>
@@ -256,16 +395,33 @@
         <w:t>⊙</w:t>
       </w:r>
       <w:r>
-        <w:t>)=(3.05+0.57−0.49)log{M</w:t>
-      </w:r>
-      <w:r>
-        <w:rPr>
-          <w:rFonts w:ascii="Cambria Math" w:hAnsi="Cambria Math" w:cs="Cambria Math"/>
-        </w:rPr>
-        <w:t>∗</w:t>
-      </w:r>
-      <w:r>
-        <w:t>,tot/[υ(6.37×1010M</w:t>
+        <w:t>)=</w:t>
+      </w:r>
+      <w:proofErr w:type="gramEnd"/>
+      <w:r>
+        <w:t>(3.05+0.57−0.</w:t>
+      </w:r>
+      <w:proofErr w:type="gramStart"/>
+      <w:r>
+        <w:t>49)log</w:t>
+      </w:r>
+      <w:proofErr w:type="gramEnd"/>
+      <w:r>
+        <w:t>{M</w:t>
+      </w:r>
+      <w:proofErr w:type="gramStart"/>
+      <w:r>
+        <w:rPr>
+          <w:rFonts w:ascii="Cambria Math" w:hAnsi="Cambria Math" w:cs="Cambria Math"/>
+        </w:rPr>
+        <w:t>∗</w:t>
+      </w:r>
+      <w:r>
+        <w:t>,tot</w:t>
+      </w:r>
+      <w:proofErr w:type="gramEnd"/>
+      <w:r>
+        <w:t>/[υ(6.37×1010M</w:t>
       </w:r>
       <w:r>
         <w:rPr>
@@ -274,25 +430,43 @@
         <w:t>⊙</w:t>
       </w:r>
       <w:r>
-        <w:t>)]}+(7.25+0.13−0.14). The scatter from the regression of MBHon M</w:t>
-      </w:r>
-      <w:r>
-        <w:rPr>
-          <w:rFonts w:ascii="Cambria Math" w:hAnsi="Cambria Math" w:cs="Cambria Math"/>
-        </w:rPr>
-        <w:t>∗</w:t>
-      </w:r>
-      <w:r>
-        <w:t>,tot is 0.66 dex; compare 0.56 dex for MBH on M</w:t>
-      </w:r>
-      <w:r>
-        <w:rPr>
-          <w:rFonts w:ascii="Cambria Math" w:hAnsi="Cambria Math" w:cs="Cambria Math"/>
-        </w:rPr>
-        <w:t>∗</w:t>
-      </w:r>
-      <w:r>
-        <w:t>,sph and 0.57 dex for MBH on σ</w:t>
+        <w:t>)</w:t>
+      </w:r>
+      <w:proofErr w:type="gramStart"/>
+      <w:r>
+        <w:t>]}+(</w:t>
+      </w:r>
+      <w:proofErr w:type="gramEnd"/>
+      <w:r>
+        <w:t>7.25+0.13−0.14). The scatter from the regression of MBHon M</w:t>
+      </w:r>
+      <w:proofErr w:type="gramStart"/>
+      <w:r>
+        <w:rPr>
+          <w:rFonts w:ascii="Cambria Math" w:hAnsi="Cambria Math" w:cs="Cambria Math"/>
+        </w:rPr>
+        <w:t>∗</w:t>
+      </w:r>
+      <w:r>
+        <w:t>,tot</w:t>
+      </w:r>
+      <w:proofErr w:type="gramEnd"/>
+      <w:r>
+        <w:t> is 0.66 dex; compare 0.56 dex for MBH on M</w:t>
+      </w:r>
+      <w:proofErr w:type="gramStart"/>
+      <w:r>
+        <w:rPr>
+          <w:rFonts w:ascii="Cambria Math" w:hAnsi="Cambria Math" w:cs="Cambria Math"/>
+        </w:rPr>
+        <w:t>∗</w:t>
+      </w:r>
+      <w:r>
+        <w:t>,sph</w:t>
+      </w:r>
+      <w:proofErr w:type="gramEnd"/>
+      <w:r>
+        <w:t> and 0.57 dex for MBH on σ</w:t>
       </w:r>
       <w:r>
         <w:rPr>
@@ -303,41 +477,69 @@
       <w:r>
         <w:t>. The slope is &gt;2 times that obtained using core-Sérsic early-type galaxies, echoing a similar result involving M</w:t>
       </w:r>
-      <w:r>
-        <w:rPr>
-          <w:rFonts w:ascii="Cambria Math" w:hAnsi="Cambria Math" w:cs="Cambria Math"/>
-        </w:rPr>
-        <w:t>∗</w:t>
-      </w:r>
-      <w:r>
-        <w:t>,sph, and supporting a varied growth mechanism among different morphological types. This steeper relation has consequences for galaxy/black hole formation theories, simulations, and predicting black hole masses. We caution that (i) an MBH-M</w:t>
-      </w:r>
-      <w:r>
-        <w:rPr>
-          <w:rFonts w:ascii="Cambria Math" w:hAnsi="Cambria Math" w:cs="Cambria Math"/>
-        </w:rPr>
-        <w:t>∗</w:t>
-      </w:r>
-      <w:r>
-        <w:t>,tot relation built from a mixture of early- and late-type galaxies will find an arbitrary slope of approximately 1-3, with no physical meaning beyond one's sample selection, and (ii) evolutionary studies of the MBH-M</w:t>
-      </w:r>
-      <w:r>
-        <w:rPr>
-          <w:rFonts w:ascii="Cambria Math" w:hAnsi="Cambria Math" w:cs="Cambria Math"/>
-        </w:rPr>
-        <w:t>∗</w:t>
-      </w:r>
-      <w:r>
-        <w:t>,tot relation need to be mindful of the galaxy types included at each epoch. We additionally update the M</w:t>
-      </w:r>
-      <w:r>
-        <w:rPr>
-          <w:rFonts w:ascii="Cambria Math" w:hAnsi="Cambria Math" w:cs="Cambria Math"/>
-        </w:rPr>
-        <w:t>∗</w:t>
-      </w:r>
-      <w:r>
-        <w:t>,tot-(face-on spiral arm pitch angle) relation.</w:t>
+      <w:proofErr w:type="gramStart"/>
+      <w:r>
+        <w:rPr>
+          <w:rFonts w:ascii="Cambria Math" w:hAnsi="Cambria Math" w:cs="Cambria Math"/>
+        </w:rPr>
+        <w:t>∗</w:t>
+      </w:r>
+      <w:r>
+        <w:t>,sph</w:t>
+      </w:r>
+      <w:proofErr w:type="gramEnd"/>
+      <w:r>
+        <w:t>, and supporting a varied growth mechanism among different morphological types. This steeper relation has consequences for galaxy/black hole formation theories, simulations, and predicting black hole masses. We caution that (i) an MBH-M</w:t>
+      </w:r>
+      <w:proofErr w:type="gramStart"/>
+      <w:r>
+        <w:rPr>
+          <w:rFonts w:ascii="Cambria Math" w:hAnsi="Cambria Math" w:cs="Cambria Math"/>
+        </w:rPr>
+        <w:t>∗</w:t>
+      </w:r>
+      <w:r>
+        <w:t>,tot</w:t>
+      </w:r>
+      <w:proofErr w:type="gramEnd"/>
+      <w:r>
+        <w:t> relation built from a mixture of early- and late-type galaxies will find an arbitrary slope of approximately 1-3, with no physical meaning beyond one's sample selection, and (ii) evolutionary studies of the MBH-M</w:t>
+      </w:r>
+      <w:proofErr w:type="gramStart"/>
+      <w:r>
+        <w:rPr>
+          <w:rFonts w:ascii="Cambria Math" w:hAnsi="Cambria Math" w:cs="Cambria Math"/>
+        </w:rPr>
+        <w:t>∗</w:t>
+      </w:r>
+      <w:r>
+        <w:t>,tot</w:t>
+      </w:r>
+      <w:proofErr w:type="gramEnd"/>
+      <w:r>
+        <w:t xml:space="preserve"> relation </w:t>
+      </w:r>
+      <w:proofErr w:type="gramStart"/>
+      <w:r>
+        <w:t>need</w:t>
+      </w:r>
+      <w:proofErr w:type="gramEnd"/>
+      <w:r>
+        <w:t xml:space="preserve"> to be mindful of the galaxy types included at each epoch. We additionally update the M</w:t>
+      </w:r>
+      <w:proofErr w:type="gramStart"/>
+      <w:r>
+        <w:rPr>
+          <w:rFonts w:ascii="Cambria Math" w:hAnsi="Cambria Math" w:cs="Cambria Math"/>
+        </w:rPr>
+        <w:t>∗</w:t>
+      </w:r>
+      <w:r>
+        <w:t>,tot-(</w:t>
+      </w:r>
+      <w:proofErr w:type="gramEnd"/>
+      <w:r>
+        <w:t>face-on spiral arm pitch angle) relation.</w:t>
       </w:r>
     </w:p>
     <w:p/>
@@ -363,14 +565,19 @@
       <w:r>
         <w:t>/yr. Many of these galaxies are expected to have an active nucleus, signalling the presence of a central black hole. In preparation for this survey, we predict the central black hole masses using the latest black hole scaling relations based on spiral arm pitch angle φ, velocity dispersion σ, and total stellar mass M</w:t>
       </w:r>
-      <w:r>
-        <w:rPr>
-          <w:rFonts w:ascii="Cambria Math" w:hAnsi="Cambria Math" w:cs="Cambria Math"/>
-        </w:rPr>
-        <w:t>∗</w:t>
-      </w:r>
-      <w:r>
-        <w:t>,galaxy. With a focus on intermediate mass black holes (102&lt;Mbh/M</w:t>
+      <w:proofErr w:type="gramStart"/>
+      <w:r>
+        <w:rPr>
+          <w:rFonts w:ascii="Cambria Math" w:hAnsi="Cambria Math" w:cs="Cambria Math"/>
+        </w:rPr>
+        <w:t>∗</w:t>
+      </w:r>
+      <w:r>
+        <w:t>,galaxy</w:t>
+      </w:r>
+      <w:proofErr w:type="gramEnd"/>
+      <w:r>
+        <w:t>. With a focus on intermediate mass black holes (102&lt;Mbh/M</w:t>
       </w:r>
       <w:r>
         <w:rPr>
@@ -379,7 +586,15 @@
         <w:t>⊙</w:t>
       </w:r>
       <w:r>
-        <w:t>&lt;105), we highlight NGC 4713 and NGC 4178, both with Mbh≈103-104 (an estimate which is further supported in NGC 4718 by its nuclear star cluster mass). From Chandra archival data, we find that both galaxies have a point-like nuclear X-ray source, with unabsorbed 0.3-10 keV luminosities of a few times 1038 erg/s. In NGC 4178, the nuclear source has a soft, probably thermal, spectrum consistent with a stellar-mass black hole in the high/soft state, while no strong constraints can be derived for the nuclear emission of NGC 4713. In total, 33 of the 74 galaxies are predicted to have Mbh&lt;(105-106) M</w:t>
+        <w:t>&lt;105), we highlight NGC 4713 and NGC 4178, both with Mbh≈103-104 (an estimate which is further supported in NGC 4718 by its nuclear star cluster mass). From Chandra archival data, we find that both galaxies have a point-like nuclear X-ray source, with unabsorbed 0.3-10 keV luminosities of a few times 1038 erg/s. In NGC 4178, the nuclear source has a soft, probably thermal, spectrum consistent with a stellar-mass black hole in the high/soft state, while no strong constraints can be derived for the nuclear emission of NGC 4713. In total, 33 of the 74 galaxies are predicted to have Mbh</w:t>
+      </w:r>
+      <w:proofErr w:type="gramStart"/>
+      <w:r>
+        <w:t>&lt;(</w:t>
+      </w:r>
+      <w:proofErr w:type="gramEnd"/>
+      <w:r>
+        <w:t>105-106) M</w:t>
       </w:r>
       <w:r>
         <w:rPr>
@@ -399,6 +614,7 @@
       <w:r>
         <w:t>, such as IC 3392, NGC 4294 and NGC 4413. We speculate that a sizeable population of IMBHs may reside in late-type spiral galaxies with low stellar mass (M</w:t>
       </w:r>
+      <w:proofErr w:type="gramStart"/>
       <w:r>
         <w:rPr>
           <w:rFonts w:ascii="Cambria Math" w:hAnsi="Cambria Math" w:cs="Cambria Math"/>
@@ -408,6 +624,7 @@
       <w:r>
         <w:t>,galaxy</w:t>
       </w:r>
+      <w:proofErr w:type="gramEnd"/>
       <w:r>
         <w:rPr>
           <w:rFonts w:ascii="Cambria Math" w:hAnsi="Cambria Math" w:cs="Cambria Math"/>
@@ -454,14 +671,19 @@
         <w:lastRenderedPageBreak/>
         <w:t>root mean square scatter (0.63dex) equal to that about the MBH-σ0relation for spiral galaxies - in stark antithesis with claims that MBH does not correlate with disks. Moreover, this MBH-vmax relation is consistent with the unification of the Tully-Fisher relation (involving the total stellar mass, M</w:t>
       </w:r>
-      <w:r>
-        <w:rPr>
-          <w:rFonts w:ascii="Cambria Math" w:hAnsi="Cambria Math" w:cs="Cambria Math"/>
-        </w:rPr>
-        <w:t>∗</w:t>
-      </w:r>
-      <w:r>
-        <w:t>,tot) and the steep MBH</w:t>
+      <w:proofErr w:type="gramStart"/>
+      <w:r>
+        <w:rPr>
+          <w:rFonts w:ascii="Cambria Math" w:hAnsi="Cambria Math" w:cs="Cambria Math"/>
+        </w:rPr>
+        <w:t>∗</w:t>
+      </w:r>
+      <w:r>
+        <w:t>,tot</w:t>
+      </w:r>
+      <w:proofErr w:type="gramEnd"/>
+      <w:r>
+        <w:t>) and the steep MBH</w:t>
       </w:r>
       <w:r>
         <w:rPr>
@@ -472,14 +694,19 @@
       <w:r>
         <w:t>M3.05±0.53</w:t>
       </w:r>
-      <w:r>
-        <w:rPr>
-          <w:rFonts w:ascii="Cambria Math" w:hAnsi="Cambria Math" w:cs="Cambria Math"/>
-        </w:rPr>
-        <w:t>∗</w:t>
-      </w:r>
-      <w:r>
-        <w:t>,tot relation observed in spiral galaxies. We also find that σ0</w:t>
+      <w:proofErr w:type="gramStart"/>
+      <w:r>
+        <w:rPr>
+          <w:rFonts w:ascii="Cambria Math" w:hAnsi="Cambria Math" w:cs="Cambria Math"/>
+        </w:rPr>
+        <w:t>∗</w:t>
+      </w:r>
+      <w:r>
+        <w:t>,tot</w:t>
+      </w:r>
+      <w:proofErr w:type="gramEnd"/>
+      <w:r>
+        <w:t> relation observed in spiral galaxies. We also find that σ0</w:t>
       </w:r>
       <w:r>
         <w:rPr>
@@ -515,7 +742,11 @@
         <w:t>∝</w:t>
       </w:r>
       <w:r>
-        <w:t>(−1.17±0.19)logvmax</w:t>
+        <w:t>(−1.17±0.</w:t>
+      </w:r>
+      <w:proofErr w:type="gramStart"/>
+      <w:r>
+        <w:t>19)logvmax</w:t>
       </w:r>
       <w:r>
         <w:rPr>
@@ -524,7 +755,19 @@
         <w:t>∝</w:t>
       </w:r>
       <w:r>
-        <w:t>(−0.48±0.09)logMDM, providing a novel formulation between the geometry (i.e., the logarithmic spiral arm pitch angle) and kinematics of spiral galaxy disks. While the vmax-ϕ relation may facilitate distance estimations to face-on spiral galaxies, via the Tully-Fisher relation and using ϕ as a proxy for vmax, the MDM-ϕ relation provides a path for determining dark matter halo masses from imaging data alone. Furthermore, based on a spiral galaxy sample size which is double that used previously, the self-consistent relations presented here provide dramatically revised constraints for theory and simulations.</w:t>
+        <w:t>(</w:t>
+      </w:r>
+      <w:proofErr w:type="gramEnd"/>
+      <w:r>
+        <w:t>−0.48±0.</w:t>
+      </w:r>
+      <w:proofErr w:type="gramStart"/>
+      <w:r>
+        <w:t>09)logMDM</w:t>
+      </w:r>
+      <w:proofErr w:type="gramEnd"/>
+      <w:r>
+        <w:t>, providing a novel formulation between the geometry (i.e., the logarithmic spiral arm pitch angle) and kinematics of spiral galaxy disks. While the vmax-ϕ relation may facilitate distance estimations to face-on spiral galaxies, via the Tully-Fisher relation and using ϕ as a proxy for vmax, the MDM-ϕ relation provides a path for determining dark matter halo masses from imaging data alone. Furthermore, based on a spiral galaxy sample size which is double that used previously, the self-consistent relations presented here provide dramatically revised constraints for theory and simulations.</w:t>
       </w:r>
     </w:p>
     <w:p/>
@@ -541,41 +784,69 @@
       <w:r>
         <w:t>M1.27±0.07</w:t>
       </w:r>
-      <w:r>
-        <w:rPr>
-          <w:rFonts w:ascii="Cambria Math" w:hAnsi="Cambria Math" w:cs="Cambria Math"/>
-        </w:rPr>
-        <w:t>∗</w:t>
-      </w:r>
-      <w:r>
-        <w:t>,sph with a total scatter of Δrms= 0.52 dex in the log(MBH) direction. However, and importantly, we discover that the ES/S0-type galaxies with disks are offset from the E-type galaxies by more than a factor of ten in their MBH/M</w:t>
-      </w:r>
-      <w:r>
-        <w:rPr>
-          <w:rFonts w:ascii="Cambria Math" w:hAnsi="Cambria Math" w:cs="Cambria Math"/>
-        </w:rPr>
-        <w:t>∗</w:t>
-      </w:r>
-      <w:r>
-        <w:t>,sph ratio, with ramifications for formation theories, simulations, and some virial factor measurements used to convert AGN virial masses into MBH. Separately, each population follows a steeper relation with slopes of 1.86±0.20 and 1.90±0.20, respectively. The offset mass ratio is mainly due to the exclusion of the disk mass, with the two populations offset by only a factor of two in their MBH/M</w:t>
-      </w:r>
-      <w:r>
-        <w:rPr>
-          <w:rFonts w:ascii="Cambria Math" w:hAnsi="Cambria Math" w:cs="Cambria Math"/>
-        </w:rPr>
-        <w:t>∗</w:t>
-      </w:r>
-      <w:r>
-        <w:t>,gal ratio in the MBH-M</w:t>
-      </w:r>
-      <w:r>
-        <w:rPr>
-          <w:rFonts w:ascii="Cambria Math" w:hAnsi="Cambria Math" w:cs="Cambria Math"/>
-        </w:rPr>
-        <w:t>∗</w:t>
-      </w:r>
-      <w:r>
-        <w:t>,gal diagram where MBH</w:t>
+      <w:proofErr w:type="gramStart"/>
+      <w:r>
+        <w:rPr>
+          <w:rFonts w:ascii="Cambria Math" w:hAnsi="Cambria Math" w:cs="Cambria Math"/>
+        </w:rPr>
+        <w:t>∗</w:t>
+      </w:r>
+      <w:r>
+        <w:t>,sph</w:t>
+      </w:r>
+      <w:proofErr w:type="gramEnd"/>
+      <w:r>
+        <w:t> with a total scatter of Δrms= 0.52 dex in the </w:t>
+      </w:r>
+      <w:proofErr w:type="gramStart"/>
+      <w:r>
+        <w:t>log(</w:t>
+      </w:r>
+      <w:proofErr w:type="gramEnd"/>
+      <w:r>
+        <w:t>MBH) direction. However, and importantly, we discover that the ES/S0-type galaxies with disks are offset from the E-type galaxies by more than a factor of ten in their MBH/M</w:t>
+      </w:r>
+      <w:proofErr w:type="gramStart"/>
+      <w:r>
+        <w:rPr>
+          <w:rFonts w:ascii="Cambria Math" w:hAnsi="Cambria Math" w:cs="Cambria Math"/>
+        </w:rPr>
+        <w:t>∗</w:t>
+      </w:r>
+      <w:r>
+        <w:t>,sph</w:t>
+      </w:r>
+      <w:proofErr w:type="gramEnd"/>
+      <w:r>
+        <w:t> ratio, with ramifications for formation theories, simulations, and some virial factor measurements used to convert AGN virial masses into MBH. Separately, each population follows a steeper relation with slopes of 1.86±0.20 and 1.90±0.20, respectively. The offset mass ratio is mainly due to the exclusion of the disk mass, with the two populations offset by only a factor of two in their MBH/M</w:t>
+      </w:r>
+      <w:proofErr w:type="gramStart"/>
+      <w:r>
+        <w:rPr>
+          <w:rFonts w:ascii="Cambria Math" w:hAnsi="Cambria Math" w:cs="Cambria Math"/>
+        </w:rPr>
+        <w:t>∗</w:t>
+      </w:r>
+      <w:r>
+        <w:t>,gal</w:t>
+      </w:r>
+      <w:proofErr w:type="gramEnd"/>
+      <w:r>
+        <w:t> ratio in the MBH-M</w:t>
+      </w:r>
+      <w:proofErr w:type="gramStart"/>
+      <w:r>
+        <w:rPr>
+          <w:rFonts w:ascii="Cambria Math" w:hAnsi="Cambria Math" w:cs="Cambria Math"/>
+        </w:rPr>
+        <w:t>∗</w:t>
+      </w:r>
+      <w:r>
+        <w:t>,gal</w:t>
+      </w:r>
+      <w:proofErr w:type="gramEnd"/>
+      <w:r>
+        <w:t> diagram where MBH</w:t>
       </w:r>
       <w:r>
         <w:rPr>
@@ -586,14 +857,19 @@
       <w:r>
         <w:t>M1.8±0.2</w:t>
       </w:r>
-      <w:r>
-        <w:rPr>
-          <w:rFonts w:ascii="Cambria Math" w:hAnsi="Cambria Math" w:cs="Cambria Math"/>
-        </w:rPr>
-        <w:t>∗</w:t>
-      </w:r>
-      <w:r>
-        <w:t>,gal and Δrms=0.6±0.1 dex depending on the sample. For MBH</w:t>
+      <w:proofErr w:type="gramStart"/>
+      <w:r>
+        <w:rPr>
+          <w:rFonts w:ascii="Cambria Math" w:hAnsi="Cambria Math" w:cs="Cambria Math"/>
+        </w:rPr>
+        <w:t>∗</w:t>
+      </w:r>
+      <w:r>
+        <w:t>,gal</w:t>
+      </w:r>
+      <w:proofErr w:type="gramEnd"/>
+      <w:r>
+        <w:t> and Δrms=0.6±0.1 dex depending on the sample. For MBH</w:t>
       </w:r>
       <w:r>
         <w:rPr>
@@ -613,47 +889,75 @@
       <w:r>
         <w:t>, we detect no significant bend nor offset in either the MBH-M</w:t>
       </w:r>
-      <w:r>
-        <w:rPr>
-          <w:rFonts w:ascii="Cambria Math" w:hAnsi="Cambria Math" w:cs="Cambria Math"/>
-        </w:rPr>
-        <w:t>∗</w:t>
-      </w:r>
-      <w:r>
-        <w:t>,sph or MBH-M</w:t>
-      </w:r>
-      <w:r>
-        <w:rPr>
-          <w:rFonts w:ascii="Cambria Math" w:hAnsi="Cambria Math" w:cs="Cambria Math"/>
-        </w:rPr>
-        <w:t>∗</w:t>
-      </w:r>
-      <w:r>
-        <w:t>,galrelations due to barred versus non-barred, or core-Sérsic versus Sérsic, early-type galaxies. For reference, the ensemble of late-type galaxies (which invariably are Sérsic galaxies) follow MBH-M</w:t>
-      </w:r>
-      <w:r>
-        <w:rPr>
-          <w:rFonts w:ascii="Cambria Math" w:hAnsi="Cambria Math" w:cs="Cambria Math"/>
-        </w:rPr>
-        <w:t>∗</w:t>
-      </w:r>
-      <w:r>
-        <w:t>,sph and MBH-M</w:t>
-      </w:r>
-      <w:r>
-        <w:rPr>
-          <w:rFonts w:ascii="Cambria Math" w:hAnsi="Cambria Math" w:cs="Cambria Math"/>
-        </w:rPr>
-        <w:t>∗</w:t>
-      </w:r>
-      <w:r>
-        <w:t>,gal relations with slopes equal to 2.16±0.32 and 3.05±0.70, respectively. Finally, we provide some useful conversion coefficients, υ, accounting for the different stellar mass-to-light ratios used in the literature, and we report the discovery of a local, compact massive spheroid in NGC 5252.</w:t>
-      </w:r>
-    </w:p>
-    <w:p/>
-    <w:p>
-      <w:r>
-        <w:t>The density-wave theory of spiral structure proposes that star formation occurs in or near a spiral-shaped region of higher density that rotates rigidly within the galactic disk at a fixed pattern speed. In most interpretations of this theory, newborn stars move downstream of this position as they come into view, forming a downstream spiral which is tighter, with a smaller pitch angle than that of the density wave itself. Rival theories, including theories which see spiral arms as essentially transient structures, may demand that pitch angle should not depend on wavelength. We measure the pitch angle of a large sample of galaxies at several wavelengths associated with star formation or very young stars (8.0 μm, H-α line and 151 nm in the far-UV) and show that they all have the same pitch angle, which is larger than the pitch angle measured for the same galaxies at optical and near-infrared wavelengths. Our measurements in the B band and at 3.6 μm have unambiguously tighter spirals than the star-forming wavelengths. In addition we have measured in the u band, which seems to fall midway between these two extremes. Thus, our results are consistent with a region of enhanced stellar light situated downstream of a star-forming region.</w:t>
+      <w:proofErr w:type="gramStart"/>
+      <w:r>
+        <w:rPr>
+          <w:rFonts w:ascii="Cambria Math" w:hAnsi="Cambria Math" w:cs="Cambria Math"/>
+        </w:rPr>
+        <w:t>∗</w:t>
+      </w:r>
+      <w:r>
+        <w:t>,sph</w:t>
+      </w:r>
+      <w:proofErr w:type="gramEnd"/>
+      <w:r>
+        <w:t> or MBH-M</w:t>
+      </w:r>
+      <w:proofErr w:type="gramStart"/>
+      <w:r>
+        <w:rPr>
+          <w:rFonts w:ascii="Cambria Math" w:hAnsi="Cambria Math" w:cs="Cambria Math"/>
+        </w:rPr>
+        <w:t>∗</w:t>
+      </w:r>
+      <w:r>
+        <w:t>,galrelations</w:t>
+      </w:r>
+      <w:proofErr w:type="gramEnd"/>
+      <w:r>
+        <w:t xml:space="preserve"> due to barred versus non-barred, or core-Sérsic versus Sérsic, early-type galaxies. For reference, the ensemble of late-type galaxies (which invariably are Sérsic galaxies) follow MBH-M</w:t>
+      </w:r>
+      <w:proofErr w:type="gramStart"/>
+      <w:r>
+        <w:rPr>
+          <w:rFonts w:ascii="Cambria Math" w:hAnsi="Cambria Math" w:cs="Cambria Math"/>
+        </w:rPr>
+        <w:t>∗</w:t>
+      </w:r>
+      <w:r>
+        <w:t>,sph</w:t>
+      </w:r>
+      <w:proofErr w:type="gramEnd"/>
+      <w:r>
+        <w:t> and MBH-M</w:t>
+      </w:r>
+      <w:proofErr w:type="gramStart"/>
+      <w:r>
+        <w:rPr>
+          <w:rFonts w:ascii="Cambria Math" w:hAnsi="Cambria Math" w:cs="Cambria Math"/>
+        </w:rPr>
+        <w:t>∗</w:t>
+      </w:r>
+      <w:r>
+        <w:t>,gal</w:t>
+      </w:r>
+      <w:proofErr w:type="gramEnd"/>
+      <w:r>
+        <w:t> relations with slopes equal to 2.16±0.32 and 3.05±0.70, respectively. Finally, we provide some useful conversion coefficients, υ, accounting for the different stellar mass-to-light ratios used in the literature, and we report the discovery of a local, compact massive spheroid in NGC 5252.</w:t>
+      </w:r>
+    </w:p>
+    <w:p/>
+    <w:p>
+      <w:r>
+        <w:t xml:space="preserve">The density-wave theory of spiral structure proposes that star formation occurs in or near a spiral-shaped region of higher density that rotates rigidly within the galactic disk at a fixed pattern speed. In most interpretations of this theory, newborn stars move downstream of this position as they come into view, forming a downstream spiral which is tighter, with a smaller pitch angle than that of the density wave itself. Rival theories, including theories which see spiral arms as essentially transient structures, may demand that pitch angle should not depend on wavelength. We measure the pitch angle of a large sample of galaxies at several wavelengths associated with star formation or very young stars (8.0 μm, H-α line and 151 nm in the far-UV) and show that they all have the same pitch angle, which is larger than the pitch angle measured for the same galaxies at optical and near-infrared wavelengths. Our measurements in the B band and at 3.6 μm have unambiguously tighter spirals than the star-forming wavelengths. In </w:t>
+      </w:r>
+      <w:proofErr w:type="gramStart"/>
+      <w:r>
+        <w:t>addition</w:t>
+      </w:r>
+      <w:proofErr w:type="gramEnd"/>
+      <w:r>
+        <w:t xml:space="preserve"> we have measured in the u band, which seems to fall midway between these two extremes. Thus, our results are consistent with a region of enhanced stellar light situated downstream of a star-forming region.</w:t>
       </w:r>
     </w:p>
     <w:p/>
@@ -717,7 +1021,15 @@
         <w:t>∗</w:t>
       </w:r>
       <w:r>
-        <w:t>,sph relations which are offset by an order of magnitude in the MBH-direction. Here we searched for substructure in the MBH-(central velocity dispersion, σ) diagram using our recently published, multi-component, galaxy decompositions; investigating divisions based on the presence of a depleted stellar core (major dry-merger), a disk (minor wet/dry-merger, gas accretion), or a bar (evolved unstable disk). The Sérsic and core-Sérsic galaxies define two distinct relations: MBH</w:t>
+        <w:t>,sph relations which are offset by an order of magnitude in the MBH-direction. Here we searched for substructure in the MBH</w:t>
+      </w:r>
+      <w:proofErr w:type="gramStart"/>
+      <w:r>
+        <w:t>-(</w:t>
+      </w:r>
+      <w:proofErr w:type="gramEnd"/>
+      <w:r>
+        <w:t>central velocity dispersion, σ) diagram using our recently published, multi-component, galaxy decompositions; investigating divisions based on the presence of a depleted stellar core (major dry-merger), a disk (minor wet/dry-merger, gas accretion), or a bar (evolved unstable disk). The Sérsic and core-Sérsic galaxies define two distinct relations: MBH</w:t>
       </w:r>
       <w:r>
         <w:rPr>
@@ -768,6 +1080,9 @@
         <w:fldChar w:fldCharType="separate"/>
       </w:r>
       <w:r>
+        <w:rPr>
+          <w:noProof/>
+        </w:rPr>
         <w:drawing>
           <wp:inline distT="0" distB="0" distL="0" distR="0" wp14:anchorId="5E7421C8" wp14:editId="398EEF2A">
             <wp:extent cx="166370" cy="190500"/>
@@ -821,7 +1136,31 @@
         <w:fldChar w:fldCharType="end"/>
       </w:r>
       <w:r>
-        <w:t>), obtained from careful multicomponent decompositions, and we use these to derive the morphology-dependent M BH–n sph and M BH–R e,sph relations. We additionally present the morphology-dependent M *,sph–n sph and M *,sph–R e,sph relations. We explored differences due to early-type galaxies (ETGs) versus late-type galaxies (LTGs), Sérsic versus core-Sérsic galaxies, barred versus non-barred galaxies, and galaxies with and without a stellar disk. We detect two different M BH–n sph relations due to ETGs and LTGs with power-law slopes 3.95 ± 0.34 and 2.85 ± 0.31. We additionally quantified the correlation between M BH and the spheroid's central concentration index, which varies monotonically with the Sérsic index. Furthermore, we observe a single, near-linear M *,sph–</w:t>
+        <w:t>), obtained from careful multicomponent decompositions, and we use these to derive the morphology-dependent M BH–n sph and M BH–R e,sph relations. We additionally present the morphology-dependent M </w:t>
+      </w:r>
+      <w:proofErr w:type="gramStart"/>
+      <w:r>
+        <w:t>*,sph</w:t>
+      </w:r>
+      <w:proofErr w:type="gramEnd"/>
+      <w:r>
+        <w:t>–n sph and M </w:t>
+      </w:r>
+      <w:proofErr w:type="gramStart"/>
+      <w:r>
+        <w:t>*,sph</w:t>
+      </w:r>
+      <w:proofErr w:type="gramEnd"/>
+      <w:r>
+        <w:t>–R </w:t>
+      </w:r>
+      <w:proofErr w:type="gramStart"/>
+      <w:r>
+        <w:t>e,sph</w:t>
+      </w:r>
+      <w:proofErr w:type="gramEnd"/>
+      <w:r>
+        <w:t> relations. We explored differences due to early-type galaxies (ETGs) versus late-type galaxies (LTGs), Sérsic versus core-Sérsic galaxies, barred versus non-barred galaxies, and galaxies with and without a stellar disk. We detect two different M BH–n sph relations due to ETGs and LTGs with power-law slopes 3.95 ± 0.34 and 2.85 ± 0.31. We additionally quantified the correlation between M BH and the spheroid's central concentration index, which varies monotonically with the Sérsic index. Furthermore, we observe a single, near-linear M *,sph–</w:t>
       </w:r>
       <w:r>
         <w:fldChar w:fldCharType="begin"/>
@@ -833,6 +1172,9 @@
         <w:fldChar w:fldCharType="separate"/>
       </w:r>
       <w:r>
+        <w:rPr>
+          <w:noProof/>
+        </w:rPr>
         <w:drawing>
           <wp:inline distT="0" distB="0" distL="0" distR="0" wp14:anchorId="2840E946" wp14:editId="0BF866D6">
             <wp:extent cx="669925" cy="239395"/>
@@ -898,6 +1240,9 @@
         <w:fldChar w:fldCharType="separate"/>
       </w:r>
       <w:r>
+        <w:rPr>
+          <w:noProof/>
+        </w:rPr>
         <w:drawing>
           <wp:inline distT="0" distB="0" distL="0" distR="0" wp14:anchorId="5D41E052" wp14:editId="571E5CFB">
             <wp:extent cx="1344930" cy="205105"/>
@@ -963,6 +1308,9 @@
         <w:fldChar w:fldCharType="separate"/>
       </w:r>
       <w:r>
+        <w:rPr>
+          <w:noProof/>
+        </w:rPr>
         <w:drawing>
           <wp:inline distT="0" distB="0" distL="0" distR="0" wp14:anchorId="434784FA" wp14:editId="1AD9C160">
             <wp:extent cx="557530" cy="175895"/>
@@ -1118,6 +1466,7 @@
       <w:r>
         <w:t>400 pc in projection) from, and pointing toward the center of, the post-merger spiral galaxy NGC 4424. The star cluster, which we refer to as "Nikhuli," has a near-infrared luminosity of (6.88 ± 1.85) × 106L</w:t>
       </w:r>
+      <w:proofErr w:type="gramStart"/>
       <w:r>
         <w:rPr>
           <w:rFonts w:ascii="Cambria Math" w:hAnsi="Cambria Math" w:cs="Cambria Math"/>
@@ -1125,7 +1474,11 @@
         <w:t>⊙</w:t>
       </w:r>
       <w:r>
-        <w:t>,F160W and likely represents the nucleus of a captured/wedded galaxy. Moreover, from our Chandra X-ray Observatory image, Nikhuli is seen to contain a high-energy X-ray point source, with </w:t>
+        <w:t>,F</w:t>
+      </w:r>
+      <w:proofErr w:type="gramEnd"/>
+      <w:r>
+        <w:t>160W and likely represents the nucleus of a captured/wedded galaxy. Moreover, from our Chandra X-ray Observatory image, Nikhuli is seen to contain a high-energy X-ray point source, with </w:t>
       </w:r>
       <w:r>
         <w:fldChar w:fldCharType="begin"/>
@@ -1137,6 +1490,9 @@
         <w:fldChar w:fldCharType="separate"/>
       </w:r>
       <w:r>
+        <w:rPr>
+          <w:noProof/>
+        </w:rPr>
         <w:drawing>
           <wp:inline distT="0" distB="0" distL="0" distR="0" wp14:anchorId="411B66EF" wp14:editId="4D82C502">
             <wp:extent cx="2033905" cy="229870"/>
@@ -1242,7 +1598,31 @@
     <w:p/>
     <w:p>
       <w:r>
-        <w:t>This paper is the fourth in a series presenting (galaxy morphology, and thus galaxy formation)-dependent black hole (BH) mass, MBH, scaling relations. We have used a sample of 119 galaxies with directly measured MBH and host spheroid parameters obtained from multicomponent decomposition of, primarily, 3.6 μm Spitzer images. Here, we investigate the correlations between MBH and the projected (apparent) luminosity density μ, the projected stellar mass density Σ, and the de-projected (internal) stellar mass density ρ, for various spheroid radii. We discover the predicted MBH–μ0,sph relation and present the first MBH–μe,sph and MBH–ρe,int,sph diagrams displaying slightly different (possibly curved) trends for early- and late-type galaxies (ETGs and LTGs, respectively) and an offset between ETGs with (fast-rotators, ES/S0) and without (slow-rotators, E) a disk. The scatter about various MBH–</w:t>
+        <w:t>This paper is the fourth in a series presenting (galaxy morphology, and thus galaxy formation)-dependent black hole (BH) mass, MBH, scaling relations. We have used a sample of 119 galaxies with directly measured MBH and host spheroid parameters obtained from multicomponent decomposition of, primarily, 3.6 μm Spitzer images. Here, we investigate the correlations between MBH and the projected (apparent) luminosity density μ, the projected stellar mass density Σ, and the de-projected (internal) stellar mass density ρ, for various spheroid radii. We discover the predicted MBH–μ</w:t>
+      </w:r>
+      <w:proofErr w:type="gramStart"/>
+      <w:r>
+        <w:t>0,sph</w:t>
+      </w:r>
+      <w:proofErr w:type="gramEnd"/>
+      <w:r>
+        <w:t> relation and present the first MBH–μ</w:t>
+      </w:r>
+      <w:proofErr w:type="gramStart"/>
+      <w:r>
+        <w:t>e,sph</w:t>
+      </w:r>
+      <w:proofErr w:type="gramEnd"/>
+      <w:r>
+        <w:t> and MBH–ρ</w:t>
+      </w:r>
+      <w:proofErr w:type="gramStart"/>
+      <w:r>
+        <w:t>e,int</w:t>
+      </w:r>
+      <w:proofErr w:type="gramEnd"/>
+      <w:r>
+        <w:t>,sph diagrams displaying slightly different (possibly curved) trends for early- and late-type galaxies (ETGs and LTGs, respectively) and an offset between ETGs with (fast-rotators, ES/S0) and without (slow-rotators, E) a disk. The scatter about various MBH–</w:t>
       </w:r>
       <w:r>
         <w:rPr>
@@ -1314,7 +1694,15 @@
         <w:t>〉</w:t>
       </w:r>
       <w:r>
-        <w:t>5kpc,sph. We also reveal that MBH correlates with the internal density, ρsoi,sph, at the BH's sphere-of-influence radius, such that core-Sérsic (high Sérsic index, n) and (low-n) Sérsic galaxies define different relations with total rms scatters 0.21 dex and 0.77 dex, respectively. The MBH–</w:t>
+        <w:t>5kpc,sph. We also reveal that MBH correlates with the internal density, ρ</w:t>
+      </w:r>
+      <w:proofErr w:type="gramStart"/>
+      <w:r>
+        <w:t>soi,sph</w:t>
+      </w:r>
+      <w:proofErr w:type="gramEnd"/>
+      <w:r>
+        <w:t>, at the BH's sphere-of-influence radius, such that core-Sérsic (high Sérsic index, n) and (low-n) Sérsic galaxies define different relations with total rms scatters 0.21 dex and 0.77 dex, respectively. The MBH–</w:t>
       </w:r>
       <w:r>
         <w:rPr>
@@ -1438,7 +1826,23 @@
         <w:t>∼</w:t>
       </w:r>
       <w:r>
-        <w:t xml:space="preserve"> (0.17–1.2)×10−4Mpc−31.2)×10−4Mpc−3</w:t>
+        <w:t xml:space="preserve"> (0.17–1.</w:t>
+      </w:r>
+      <w:proofErr w:type="gramStart"/>
+      <w:r>
+        <w:t>2)×</w:t>
+      </w:r>
+      <w:proofErr w:type="gramEnd"/>
+      <w:r>
+        <w:t>10−4Mpc−31.</w:t>
+      </w:r>
+      <w:proofErr w:type="gramStart"/>
+      <w:r>
+        <w:t>2)×</w:t>
+      </w:r>
+      <w:proofErr w:type="gramEnd"/>
+      <w:r>
+        <w:t>10−4Mpc−3</w:t>
       </w:r>
       <w:r>
         <w:rPr>
@@ -1608,6 +2012,7 @@
       <w:r>
         <w:t>50 Mpc) targets may be suitable for an array of follow-up observations to check for active nuclei. Based on our full sample of 85 Sd galaxies, we estimate that the typical Sd galaxy (which tends to be bulgeless) harbors a black hole with log(M∙/M</w:t>
       </w:r>
+      <w:proofErr w:type="gramStart"/>
       <w:r>
         <w:rPr>
           <w:rFonts w:ascii="Cambria Math" w:hAnsi="Cambria Math" w:cs="Cambria Math"/>
@@ -1615,7 +2020,11 @@
         <w:t>⊙</w:t>
       </w:r>
       <w:r>
-        <w:t xml:space="preserve">)=6.00±0.14, but with a 27.7% chance of hosting an IMBH, making this morphological type of galaxy fertile ground for hunting elusive IMBHs. Thus, we find that a </w:t>
+        <w:t>)=</w:t>
+      </w:r>
+      <w:proofErr w:type="gramEnd"/>
+      <w:r>
+        <w:t xml:space="preserve">6.00±0.14, but with a 27.7% chance of hosting an IMBH, making this morphological type of galaxy fertile ground for hunting elusive IMBHs. Thus, we find that a </w:t>
       </w:r>
       <w:r>
         <w:rPr>
@@ -1705,6 +2114,7 @@
       <w:r>
         <w:t>z</w:t>
       </w:r>
+      <w:proofErr w:type="gramStart"/>
       <w:r>
         <w:rPr>
           <w:rFonts w:ascii="Cambria Math" w:hAnsi="Cambria Math" w:cs="Cambria Math"/>
@@ -1712,7 +2122,11 @@
         <w:t>∼</w:t>
       </w:r>
       <w:r>
-        <w:t>[2−4]</w:t>
+        <w:t>[</w:t>
+      </w:r>
+      <w:proofErr w:type="gramEnd"/>
+      <w:r>
+        <w:t>2−4]</w:t>
       </w:r>
       <w:r>
         <w:rPr>
@@ -1798,6 +2212,162 @@
     <w:p>
       <w:r>
         <w:t>The origins of the colours of trans-Neptunian objects (TNOs) represent a crucial unresolved question, central to understanding the history of our Solar system. Recent observational surveys revealed correlations between the eccentricity and inclination of TNOs, and their colours. This rekindled the long-standing debate on whether these colours reflect the conditions of TNO formation or their subsequent evolution. We address this question using a model-agnostic, data-driven approach that unanimously converges to a common causal graph from the analysis of two different data sets, each from two different conditional independence test methods. For evaluation, we demonstrate how our model is consistent with the currently-accepted paradigms of TNOs’ dynamical histories, without involving any orbital modelling or physics-based assumptions. Our causal model (with no knowledge of the existence of Neptune) predicts the need for an unknown confounding variable, consistent with Neptune’s effects. The model predicts that the colour of TNOs is the root cause of their inclination distribution, rather than the other way around. This strongly suggests that the colours of TNOs reflect an underlying dynamical property, most likely their formation location. Our model excludes formation scenarios that invoke substantial colour modification by subsequent evolution. We conclude that the colours of TNOs are predominantly primordial.</w:t>
+      </w:r>
+    </w:p>
+    <w:p/>
+    <w:p>
+      <w:r>
+        <w:rPr>
+          <w:rFonts w:ascii="Segoe UI" w:hAnsi="Segoe UI" w:cs="Segoe UI"/>
+          <w:color w:val="333333"/>
+        </w:rPr>
+        <w:t>The nascent methodology of applying the principles of causal discovery to astrophysical data has produced affirming results about deeply held theories concerning the causal nature behind the observed coevolution of supermassive black holes (SMBHs) with their host galaxies. The key results from observations have demonstrated an apparent causal reversal across different galaxy morphologies—SMBHs causally influence the evolution of the physical parameters of their spiral galaxy hosts, whereas SMBHs in elliptical galaxies are passive companions that grow in near lockstep with their hosts. To further explore and ascertain insights, it is necessary to utilize galaxy simulations to track the time evolution of the observed causal relations to learn more about the temporal nature of the changing SMBH–galaxy evolutionary directions. We conducted experiments with the NIHAO suite of cosmological zoom-in hydrodynamical simulations to follow the evolution of individual galaxies along with their central SMBH masses (</w:t>
+      </w:r>
+      <w:r>
+        <w:rPr>
+          <w:rFonts w:ascii="Segoe UI" w:hAnsi="Segoe UI" w:cs="Segoe UI"/>
+          <w:i/>
+          <w:iCs/>
+          <w:color w:val="333333"/>
+          <w:bdr w:val="none" w:sz="0" w:space="0" w:color="auto" w:frame="1"/>
+        </w:rPr>
+        <w:t>M</w:t>
+      </w:r>
+      <w:r>
+        <w:rPr>
+          <w:rFonts w:ascii="Segoe UI" w:hAnsi="Segoe UI" w:cs="Segoe UI"/>
+          <w:color w:val="333333"/>
+          <w:sz w:val="18"/>
+          <w:szCs w:val="18"/>
+          <w:bdr w:val="none" w:sz="0" w:space="0" w:color="auto" w:frame="1"/>
+          <w:vertAlign w:val="subscript"/>
+        </w:rPr>
+        <w:t>•</w:t>
+      </w:r>
+      <w:r>
+        <w:rPr>
+          <w:rFonts w:ascii="Segoe UI" w:hAnsi="Segoe UI" w:cs="Segoe UI"/>
+          <w:color w:val="333333"/>
+        </w:rPr>
+        <w:t>) and properties including central stellar velocity dispersion (</w:t>
+      </w:r>
+      <w:r>
+        <w:rPr>
+          <w:rFonts w:ascii="Segoe UI" w:hAnsi="Segoe UI" w:cs="Segoe UI"/>
+          <w:i/>
+          <w:iCs/>
+          <w:color w:val="333333"/>
+          <w:bdr w:val="none" w:sz="0" w:space="0" w:color="auto" w:frame="1"/>
+        </w:rPr>
+        <w:t>σ</w:t>
+      </w:r>
+      <w:r>
+        <w:rPr>
+          <w:rFonts w:ascii="Segoe UI" w:hAnsi="Segoe UI" w:cs="Segoe UI"/>
+          <w:color w:val="333333"/>
+          <w:sz w:val="18"/>
+          <w:szCs w:val="18"/>
+          <w:bdr w:val="none" w:sz="0" w:space="0" w:color="auto" w:frame="1"/>
+          <w:vertAlign w:val="subscript"/>
+        </w:rPr>
+        <w:t>0</w:t>
+      </w:r>
+      <w:r>
+        <w:rPr>
+          <w:rFonts w:ascii="Segoe UI" w:hAnsi="Segoe UI" w:cs="Segoe UI"/>
+          <w:color w:val="333333"/>
+        </w:rPr>
+        <w:t>). We reproduce the causal results from real galaxies, but add clarity by observing the SMBH–galaxy causal directions are noticeably inverted between the epochs before and after the peak of star formation. The implications for causal reversal of the </w:t>
+      </w:r>
+      <w:r>
+        <w:rPr>
+          <w:rFonts w:ascii="Segoe UI" w:hAnsi="Segoe UI" w:cs="Segoe UI"/>
+          <w:i/>
+          <w:iCs/>
+          <w:color w:val="333333"/>
+          <w:bdr w:val="none" w:sz="0" w:space="0" w:color="auto" w:frame="1"/>
+        </w:rPr>
+        <w:t>M</w:t>
+      </w:r>
+      <w:r>
+        <w:rPr>
+          <w:rFonts w:ascii="Segoe UI" w:hAnsi="Segoe UI" w:cs="Segoe UI"/>
+          <w:color w:val="333333"/>
+          <w:sz w:val="18"/>
+          <w:szCs w:val="18"/>
+          <w:bdr w:val="none" w:sz="0" w:space="0" w:color="auto" w:frame="1"/>
+          <w:vertAlign w:val="subscript"/>
+        </w:rPr>
+        <w:t>•</w:t>
+      </w:r>
+      <w:r>
+        <w:rPr>
+          <w:rFonts w:ascii="Segoe UI" w:hAnsi="Segoe UI" w:cs="Segoe UI"/>
+          <w:color w:val="333333"/>
+        </w:rPr>
+        <w:t>–</w:t>
+      </w:r>
+      <w:r>
+        <w:rPr>
+          <w:rFonts w:ascii="Segoe UI" w:hAnsi="Segoe UI" w:cs="Segoe UI"/>
+          <w:i/>
+          <w:iCs/>
+          <w:color w:val="333333"/>
+          <w:bdr w:val="none" w:sz="0" w:space="0" w:color="auto" w:frame="1"/>
+        </w:rPr>
+        <w:t>σ</w:t>
+      </w:r>
+      <w:r>
+        <w:rPr>
+          <w:rFonts w:ascii="Segoe UI" w:hAnsi="Segoe UI" w:cs="Segoe UI"/>
+          <w:color w:val="333333"/>
+          <w:sz w:val="18"/>
+          <w:szCs w:val="18"/>
+          <w:bdr w:val="none" w:sz="0" w:space="0" w:color="auto" w:frame="1"/>
+          <w:vertAlign w:val="subscript"/>
+        </w:rPr>
+        <w:t>0</w:t>
+      </w:r>
+      <w:r>
+        <w:rPr>
+          <w:rFonts w:ascii="Segoe UI" w:hAnsi="Segoe UI" w:cs="Segoe UI"/>
+          <w:color w:val="333333"/>
+        </w:rPr>
+        <w:t> relation portend larger concerns about the reliability of SMBH masses estimated at high redshifts and presumptions of overmassive black holes at early epochs. Toward this problem, we apply updated causally informed scaling relations that predict high-</w:t>
+      </w:r>
+      <w:r>
+        <w:rPr>
+          <w:rFonts w:ascii="Segoe UI" w:hAnsi="Segoe UI" w:cs="Segoe UI"/>
+          <w:i/>
+          <w:iCs/>
+          <w:color w:val="333333"/>
+          <w:bdr w:val="none" w:sz="0" w:space="0" w:color="auto" w:frame="1"/>
+        </w:rPr>
+        <w:t>z</w:t>
+      </w:r>
+      <w:r>
+        <w:rPr>
+          <w:rFonts w:ascii="Segoe UI" w:hAnsi="Segoe UI" w:cs="Segoe UI"/>
+          <w:color w:val="333333"/>
+        </w:rPr>
+        <w:t> black hole masses that are approximately 2 orders of magnitude less massive, and thus not overmassive with respect to local </w:t>
+      </w:r>
+      <w:r>
+        <w:rPr>
+          <w:rFonts w:ascii="Segoe UI" w:hAnsi="Segoe UI" w:cs="Segoe UI"/>
+          <w:i/>
+          <w:iCs/>
+          <w:color w:val="333333"/>
+          <w:bdr w:val="none" w:sz="0" w:space="0" w:color="auto" w:frame="1"/>
+        </w:rPr>
+        <w:t>z </w:t>
+      </w:r>
+      <w:r>
+        <w:rPr>
+          <w:rFonts w:ascii="Segoe UI" w:hAnsi="Segoe UI" w:cs="Segoe UI"/>
+          <w:color w:val="333333"/>
+        </w:rPr>
+        <w:t>= 0 SMBH–galaxy mass ratios.</w:t>
       </w:r>
     </w:p>
     <w:sectPr>
